--- a/dev/documents.docx
+++ b/dev/documents.docx
@@ -18,7 +18,7 @@
                 <wp:positionV relativeFrom="page">
                   <wp:posOffset>914400</wp:posOffset>
                 </wp:positionV>
-                <wp:extent cx="5486400" cy="3209378"/>
+                <wp:extent cx="5486400" cy="3740625"/>
                 <wp:effectExtent l="0" t="0" r="0" b="0"/>
                 <wp:wrapNone/>
                 <wp:docPr id="1" name="mermaid:diagram" descr="{}"/>
@@ -30,9 +30,9 @@
                       <wpg:grpSpPr>
                         <a:xfrm>
                           <a:off x="0" y="0"/>
-                          <a:ext cx="5486400" cy="3209378"/>
+                          <a:ext cx="5486400" cy="3740625"/>
                           <a:chOff x="0" y="0"/>
-                          <a:chExt cx="5486400" cy="3209378"/>
+                          <a:chExt cx="5486400" cy="3740625"/>
                         </a:xfrm>
                       </wpg:grpSpPr>
                       <wpg:grpSp>
@@ -40,10 +40,10 @@
                         <wpg:cNvGrpSpPr/>
                         <wpg:grpSpPr>
                           <a:xfrm>
-                            <a:off x="1929769" y="632077"/>
-                            <a:ext cx="1570797" cy="1267784"/>
+                            <a:off x="1882381" y="860054"/>
+                            <a:ext cx="1493299" cy="1357010"/>
                             <a:chOff x="0" y="0"/>
-                            <a:chExt cx="1570797" cy="1267784"/>
+                            <a:chExt cx="1493299" cy="1357010"/>
                           </a:xfrm>
                         </wpg:grpSpPr>
                         <wps:wsp>
@@ -54,13 +54,13 @@
                           <wps:spPr>
                             <a:xfrm>
                               <a:off x="0" y="0"/>
-                              <a:ext cx="1570797" cy="1267784"/>
+                              <a:ext cx="1493299" cy="1357010"/>
                             </a:xfrm>
                             <a:prstGeom prst="rect">
                               <a:avLst/>
                             </a:prstGeom>
                             <a:noFill/>
-                            <a:ln w="13138">
+                            <a:ln w="12863">
                               <a:solidFill>
                                 <a:srgbClr val="5E504E"/>
                               </a:solidFill>
@@ -74,10 +74,10 @@
                                 </w:pPr>
                                 <w:r>
                                   <w:rPr>
-                                    <w:rFonts w:ascii="Trebuchet MS" w:hAnsi="Trebuchet MS" w:cs="Trebuchet MS"/>
+                                    <w:rFonts w:ascii="Myriad Pro" w:hAnsi="Myriad Pro" w:cs="Myriad Pro"/>
                                     <w:color w:val="5E504E"/>
-                                    <w:sz w:val="8"/>
-                                    <w:szCs w:val="8"/>
+                                    <w:sz w:val="30"/>
+                                    <w:szCs w:val="30"/>
                                   </w:rPr>
                                   <w:t xml:space="preserve">External</w:t>
                                 </w:r>
@@ -95,14 +95,14 @@
                           </wps:cNvSpPr>
                           <wps:spPr>
                             <a:xfrm>
-                              <a:off x="235799" y="128092"/>
-                              <a:ext cx="163821" cy="128092"/>
+                              <a:off x="143751" y="144705"/>
+                              <a:ext cx="184173" cy="144705"/>
                             </a:xfrm>
                             <a:prstGeom prst="roundRect">
                               <a:avLst/>
                             </a:prstGeom>
                             <a:noFill/>
-                            <a:ln w="6568">
+                            <a:ln w="6431">
                               <a:solidFill>
                                 <a:srgbClr val="5E504E"/>
                               </a:solidFill>
@@ -116,10 +116,10 @@
                                 </w:pPr>
                                 <w:r>
                                   <w:rPr>
-                                    <w:rFonts w:ascii="Trebuchet MS" w:hAnsi="Trebuchet MS" w:cs="Trebuchet MS"/>
+                                    <w:rFonts w:ascii="Myriad Pro" w:hAnsi="Myriad Pro" w:cs="Myriad Pro"/>
                                     <w:color w:val="5E504E"/>
-                                    <w:sz w:val="8"/>
-                                    <w:szCs w:val="8"/>
+                                    <w:sz w:val="30"/>
+                                    <w:szCs w:val="30"/>
                                   </w:rPr>
                                   <w:t xml:space="preserve">EPA</w:t>
                                 </w:r>
@@ -137,14 +137,14 @@
                           </wps:cNvSpPr>
                           <wps:spPr>
                             <a:xfrm>
-                              <a:off x="166538" y="807966"/>
-                              <a:ext cx="400196" cy="128092"/>
+                              <a:off x="64338" y="868230"/>
+                              <a:ext cx="448159" cy="144705"/>
                             </a:xfrm>
                             <a:prstGeom prst="roundRect">
                               <a:avLst/>
                             </a:prstGeom>
                             <a:noFill/>
-                            <a:ln w="6568">
+                            <a:ln w="6431">
                               <a:solidFill>
                                 <a:srgbClr val="5E504E"/>
                               </a:solidFill>
@@ -158,10 +158,10 @@
                                 </w:pPr>
                                 <w:r>
                                   <w:rPr>
-                                    <w:rFonts w:ascii="Trebuchet MS" w:hAnsi="Trebuchet MS" w:cs="Trebuchet MS"/>
+                                    <w:rFonts w:ascii="Myriad Pro" w:hAnsi="Myriad Pro" w:cs="Myriad Pro"/>
                                     <w:color w:val="5E504E"/>
-                                    <w:sz w:val="8"/>
-                                    <w:szCs w:val="8"/>
+                                    <w:sz w:val="30"/>
+                                    <w:szCs w:val="30"/>
                                   </w:rPr>
                                   <w:t xml:space="preserve">Sydney Water</w:t>
                                 </w:r>
@@ -179,14 +179,14 @@
                           </wps:cNvSpPr>
                           <wps:spPr>
                             <a:xfrm>
-                              <a:off x="340542" y="581341"/>
-                              <a:ext cx="254784" cy="128092"/>
+                              <a:off x="251826" y="627055"/>
+                              <a:ext cx="286421" cy="144705"/>
                             </a:xfrm>
                             <a:prstGeom prst="roundRect">
                               <a:avLst/>
                             </a:prstGeom>
                             <a:noFill/>
-                            <a:ln w="6568">
+                            <a:ln w="6431">
                               <a:solidFill>
                                 <a:srgbClr val="5E504E"/>
                               </a:solidFill>
@@ -200,10 +200,10 @@
                                 </w:pPr>
                                 <w:r>
                                   <w:rPr>
-                                    <w:rFonts w:ascii="Trebuchet MS" w:hAnsi="Trebuchet MS" w:cs="Trebuchet MS"/>
+                                    <w:rFonts w:ascii="Myriad Pro" w:hAnsi="Myriad Pro" w:cs="Myriad Pro"/>
                                     <w:color w:val="5E504E"/>
-                                    <w:sz w:val="8"/>
-                                    <w:szCs w:val="8"/>
+                                    <w:sz w:val="30"/>
+                                    <w:szCs w:val="30"/>
                                   </w:rPr>
                                   <w:t xml:space="preserve">Council</w:t>
                                 </w:r>
@@ -221,14 +221,14 @@
                           </wps:cNvSpPr>
                           <wps:spPr>
                             <a:xfrm>
-                              <a:off x="224997" y="354717"/>
-                              <a:ext cx="370329" cy="128092"/>
+                              <a:off x="115085" y="385880"/>
+                              <a:ext cx="423162" cy="144705"/>
                             </a:xfrm>
                             <a:prstGeom prst="roundRect">
                               <a:avLst/>
                             </a:prstGeom>
                             <a:noFill/>
-                            <a:ln w="6568">
+                            <a:ln w="6431">
                               <a:solidFill>
                                 <a:srgbClr val="5E504E"/>
                               </a:solidFill>
@@ -242,10 +242,10 @@
                                 </w:pPr>
                                 <w:r>
                                   <w:rPr>
-                                    <w:rFonts w:ascii="Trebuchet MS" w:hAnsi="Trebuchet MS" w:cs="Trebuchet MS"/>
+                                    <w:rFonts w:ascii="Myriad Pro" w:hAnsi="Myriad Pro" w:cs="Myriad Pro"/>
                                     <w:color w:val="5E504E"/>
-                                    <w:sz w:val="8"/>
-                                    <w:szCs w:val="8"/>
+                                    <w:sz w:val="30"/>
+                                    <w:szCs w:val="30"/>
                                   </w:rPr>
                                   <w:t xml:space="preserve">Government</w:t>
                                 </w:r>
@@ -263,14 +263,14 @@
                           </wps:cNvSpPr>
                           <wps:spPr>
                             <a:xfrm>
-                              <a:off x="743125" y="251911"/>
-                              <a:ext cx="788259" cy="417075"/>
+                              <a:off x="682952" y="271719"/>
+                              <a:ext cx="771760" cy="466220"/>
                             </a:xfrm>
                             <a:prstGeom prst="flowChartMultidocument">
                               <a:avLst/>
                             </a:prstGeom>
                             <a:noFill/>
-                            <a:ln w="6568">
+                            <a:ln w="6431">
                               <a:solidFill>
                                 <a:srgbClr val="5E504E"/>
                               </a:solidFill>
@@ -284,10 +284,10 @@
                                 </w:pPr>
                                 <w:r>
                                   <w:rPr>
-                                    <w:rFonts w:ascii="Trebuchet MS" w:hAnsi="Trebuchet MS" w:cs="Trebuchet MS"/>
+                                    <w:rFonts w:ascii="Myriad Pro" w:hAnsi="Myriad Pro" w:cs="Myriad Pro"/>
                                     <w:color w:val="5E504E"/>
-                                    <w:sz w:val="8"/>
-                                    <w:szCs w:val="8"/>
+                                    <w:sz w:val="30"/>
+                                    <w:szCs w:val="30"/>
                                   </w:rPr>
                                   <w:t xml:space="preserve">Regulations, licences, consents, standards</w:t>
                                 </w:r>
@@ -305,14 +305,14 @@
                           </wps:cNvSpPr>
                           <wps:spPr>
                             <a:xfrm>
-                              <a:off x="137946" y="1034591"/>
-                              <a:ext cx="457380" cy="193780"/>
+                              <a:off x="38588" y="1109404"/>
+                              <a:ext cx="499659" cy="209018"/>
                             </a:xfrm>
                             <a:prstGeom prst="flowChartInternalStorage">
                               <a:avLst/>
                             </a:prstGeom>
                             <a:noFill/>
-                            <a:ln w="6568">
+                            <a:ln w="6431">
                               <a:solidFill>
                                 <a:srgbClr val="5E504E"/>
                               </a:solidFill>
@@ -326,10 +326,10 @@
                                 </w:pPr>
                                 <w:r>
                                   <w:rPr>
-                                    <w:rFonts w:ascii="Trebuchet MS" w:hAnsi="Trebuchet MS" w:cs="Trebuchet MS"/>
+                                    <w:rFonts w:ascii="Myriad Pro" w:hAnsi="Myriad Pro" w:cs="Myriad Pro"/>
                                     <w:color w:val="5E504E"/>
-                                    <w:sz w:val="8"/>
-                                    <w:szCs w:val="8"/>
+                                    <w:sz w:val="30"/>
+                                    <w:szCs w:val="30"/>
                                   </w:rPr>
                                   <w:t xml:space="preserve">Public website</w:t>
                                 </w:r>
@@ -347,14 +347,14 @@
                           </wps:cNvSpPr>
                           <wps:spPr>
                             <a:xfrm>
-                              <a:off x="743125" y="1067435"/>
-                              <a:ext cx="347261" cy="128092"/>
+                              <a:off x="682952" y="1141561"/>
+                              <a:ext cx="401859" cy="144705"/>
                             </a:xfrm>
                             <a:prstGeom prst="roundRect">
                               <a:avLst/>
                             </a:prstGeom>
                             <a:noFill/>
-                            <a:ln w="6568">
+                            <a:ln w="6431">
                               <a:solidFill>
                                 <a:srgbClr val="5E504E"/>
                               </a:solidFill>
@@ -368,10 +368,10 @@
                                 </w:pPr>
                                 <w:r>
                                   <w:rPr>
-                                    <w:rFonts w:ascii="Trebuchet MS" w:hAnsi="Trebuchet MS" w:cs="Trebuchet MS"/>
+                                    <w:rFonts w:ascii="Myriad Pro" w:hAnsi="Myriad Pro" w:cs="Myriad Pro"/>
                                     <w:color w:val="5E504E"/>
-                                    <w:sz w:val="8"/>
-                                    <w:szCs w:val="8"/>
+                                    <w:sz w:val="30"/>
+                                    <w:szCs w:val="30"/>
                                   </w:rPr>
                                   <w:t xml:space="preserve">Community</w:t>
                                 </w:r>
@@ -387,8 +387,8 @@
                           <wps:cNvCnPr/>
                           <wps:spPr>
                             <a:xfrm>
-                              <a:off x="595326" y="1131482"/>
-                              <a:ext cx="134661" cy="3284"/>
+                              <a:off x="538247" y="1213914"/>
+                              <a:ext cx="131842" cy="3216"/>
                             </a:xfrm>
                             <a:custGeom>
                               <a:avLst/>
@@ -397,12 +397,12 @@
                               <a:cxnLst/>
                               <a:rect l="0" t="0" r="r" b="b"/>
                               <a:pathLst>
-                                <a:path w="134661" h="3284">
+                                <a:path w="131842" h="3216">
                                   <a:moveTo>
                                     <a:pt x="0" y="0"/>
                                   </a:moveTo>
                                   <a:lnTo>
-                                    <a:pt x="134661" y="0"/>
+                                    <a:pt x="131842" y="0"/>
                                   </a:lnTo>
                                 </a:path>
                               </a:pathLst>
@@ -423,8 +423,8 @@
                           <wps:cNvCnPr/>
                           <wps:spPr>
                             <a:xfrm>
-                              <a:off x="595326" y="418764"/>
-                              <a:ext cx="134661" cy="3284"/>
+                              <a:off x="538247" y="458233"/>
+                              <a:ext cx="131842" cy="3216"/>
                             </a:xfrm>
                             <a:custGeom>
                               <a:avLst/>
@@ -433,12 +433,12 @@
                               <a:cxnLst/>
                               <a:rect l="0" t="0" r="r" b="b"/>
                               <a:pathLst>
-                                <a:path w="134661" h="3284">
+                                <a:path w="131842" h="3216">
                                   <a:moveTo>
                                     <a:pt x="0" y="0"/>
                                   </a:moveTo>
                                   <a:lnTo>
-                                    <a:pt x="134661" y="0"/>
+                                    <a:pt x="131842" y="0"/>
                                   </a:lnTo>
                                 </a:path>
                               </a:pathLst>
@@ -459,8 +459,8 @@
                           <wps:cNvCnPr/>
                           <wps:spPr>
                             <a:xfrm>
-                              <a:off x="399621" y="192140"/>
-                              <a:ext cx="330366" cy="143207"/>
+                              <a:off x="327923" y="217058"/>
+                              <a:ext cx="342166" cy="147930"/>
                             </a:xfrm>
                             <a:custGeom>
                               <a:avLst/>
@@ -469,50 +469,50 @@
                               <a:cxnLst/>
                               <a:rect l="0" t="0" r="r" b="b"/>
                               <a:pathLst>
-                                <a:path w="330366" h="143207">
+                                <a:path w="342166" h="147930">
                                   <a:moveTo>
                                     <a:pt x="0" y="0"/>
                                   </a:moveTo>
                                   <a:lnTo>
-                                    <a:pt x="38089" y="0"/>
+                                    <a:pt x="40414" y="0"/>
                                   </a:lnTo>
                                   <a:cubicBezTo>
-                                    <a:pt x="76182" y="0"/>
-                                    <a:pt x="152364" y="0"/>
-                                    <a:pt x="192007" y="1189"/>
+                                    <a:pt x="80826" y="0"/>
+                                    <a:pt x="161655" y="0"/>
+                                    <a:pt x="203584" y="1164"/>
                                   </a:cubicBezTo>
                                   <a:cubicBezTo>
-                                    <a:pt x="231646" y="2375"/>
-                                    <a:pt x="234740" y="4753"/>
-                                    <a:pt x="237480" y="7492"/>
+                                    <a:pt x="245513" y="2325"/>
+                                    <a:pt x="248545" y="4653"/>
+                                    <a:pt x="251224" y="7335"/>
                                   </a:cubicBezTo>
                                   <a:cubicBezTo>
-                                    <a:pt x="240215" y="10228"/>
-                                    <a:pt x="242593" y="13325"/>
-                                    <a:pt x="243782" y="33268"/>
+                                    <a:pt x="253902" y="10014"/>
+                                    <a:pt x="256231" y="13046"/>
+                                    <a:pt x="257395" y="33858"/>
                                   </a:cubicBezTo>
                                   <a:cubicBezTo>
-                                    <a:pt x="244971" y="53211"/>
-                                    <a:pt x="244971" y="89996"/>
-                                    <a:pt x="246160" y="109939"/>
+                                    <a:pt x="258559" y="54670"/>
+                                    <a:pt x="258559" y="93261"/>
+                                    <a:pt x="259723" y="114072"/>
                                   </a:cubicBezTo>
                                   <a:cubicBezTo>
-                                    <a:pt x="247349" y="129882"/>
-                                    <a:pt x="249727" y="132979"/>
-                                    <a:pt x="252463" y="135715"/>
+                                    <a:pt x="260887" y="134884"/>
+                                    <a:pt x="263215" y="137913"/>
+                                    <a:pt x="265894" y="140595"/>
                                   </a:cubicBezTo>
                                   <a:cubicBezTo>
-                                    <a:pt x="255199" y="138454"/>
-                                    <a:pt x="258296" y="140829"/>
-                                    <a:pt x="271339" y="142018"/>
+                                    <a:pt x="268572" y="143274"/>
+                                    <a:pt x="271605" y="145602"/>
+                                    <a:pt x="284374" y="146766"/>
                                   </a:cubicBezTo>
                                   <a:cubicBezTo>
-                                    <a:pt x="284384" y="143207"/>
-                                    <a:pt x="307375" y="143207"/>
-                                    <a:pt x="318871" y="143207"/>
+                                    <a:pt x="297147" y="147930"/>
+                                    <a:pt x="319656" y="147930"/>
+                                    <a:pt x="330911" y="147930"/>
                                   </a:cubicBezTo>
                                   <a:lnTo>
-                                    <a:pt x="330366" y="143207"/>
+                                    <a:pt x="342166" y="147930"/>
                                   </a:lnTo>
                                 </a:path>
                               </a:pathLst>
@@ -533,8 +533,8 @@
                           <wps:cNvCnPr/>
                           <wps:spPr>
                             <a:xfrm>
-                              <a:off x="566735" y="585593"/>
-                              <a:ext cx="163252" cy="286421"/>
+                              <a:off x="512496" y="644719"/>
+                              <a:ext cx="157593" cy="295864"/>
                             </a:xfrm>
                             <a:custGeom>
                               <a:avLst/>
@@ -543,50 +543,50 @@
                               <a:cxnLst/>
                               <a:rect l="0" t="0" r="r" b="b"/>
                               <a:pathLst>
-                                <a:path w="163252" h="286421">
+                                <a:path w="157593" h="295864">
                                   <a:moveTo>
-                                    <a:pt x="0" y="286421"/>
+                                    <a:pt x="0" y="295864"/>
                                   </a:moveTo>
                                   <a:lnTo>
-                                    <a:pt x="18449" y="286421"/>
+                                    <a:pt x="17693" y="295864"/>
                                   </a:lnTo>
                                   <a:cubicBezTo>
-                                    <a:pt x="36900" y="286421"/>
-                                    <a:pt x="73801" y="286421"/>
-                                    <a:pt x="93800" y="285232"/>
+                                    <a:pt x="35382" y="295864"/>
+                                    <a:pt x="70761" y="295864"/>
+                                    <a:pt x="89968" y="294700"/>
                                   </a:cubicBezTo>
                                   <a:cubicBezTo>
-                                    <a:pt x="113798" y="284043"/>
-                                    <a:pt x="116892" y="281665"/>
-                                    <a:pt x="119631" y="278929"/>
+                                    <a:pt x="109175" y="293536"/>
+                                    <a:pt x="112207" y="291207"/>
+                                    <a:pt x="114886" y="288529"/>
                                   </a:cubicBezTo>
                                   <a:cubicBezTo>
-                                    <a:pt x="122367" y="276190"/>
-                                    <a:pt x="124745" y="273092"/>
-                                    <a:pt x="125934" y="229282"/>
+                                    <a:pt x="117565" y="285847"/>
+                                    <a:pt x="119893" y="282814"/>
+                                    <a:pt x="121057" y="237348"/>
                                   </a:cubicBezTo>
                                   <a:cubicBezTo>
-                                    <a:pt x="127123" y="185471"/>
-                                    <a:pt x="127123" y="100946"/>
-                                    <a:pt x="128312" y="57136"/>
+                                    <a:pt x="122221" y="191882"/>
+                                    <a:pt x="122221" y="103982"/>
+                                    <a:pt x="123385" y="58515"/>
                                   </a:cubicBezTo>
                                   <a:cubicBezTo>
-                                    <a:pt x="129501" y="13325"/>
-                                    <a:pt x="131879" y="10228"/>
-                                    <a:pt x="134615" y="7492"/>
+                                    <a:pt x="124549" y="13046"/>
+                                    <a:pt x="126877" y="10017"/>
+                                    <a:pt x="129556" y="7335"/>
                                   </a:cubicBezTo>
                                   <a:cubicBezTo>
-                                    <a:pt x="137351" y="4756"/>
-                                    <a:pt x="140448" y="2378"/>
-                                    <a:pt x="145279" y="1189"/>
+                                    <a:pt x="132235" y="4656"/>
+                                    <a:pt x="135267" y="2328"/>
+                                    <a:pt x="139997" y="1164"/>
                                   </a:cubicBezTo>
                                   <a:cubicBezTo>
-                                    <a:pt x="150114" y="0"/>
-                                    <a:pt x="156683" y="0"/>
-                                    <a:pt x="159967" y="0"/>
+                                    <a:pt x="144731" y="0"/>
+                                    <a:pt x="151162" y="0"/>
+                                    <a:pt x="154378" y="0"/>
                                   </a:cubicBezTo>
                                   <a:lnTo>
-                                    <a:pt x="163252" y="0"/>
+                                    <a:pt x="157593" y="0"/>
                                   </a:lnTo>
                                 </a:path>
                               </a:pathLst>
@@ -607,8 +607,8 @@
                           <wps:cNvCnPr/>
                           <wps:spPr>
                             <a:xfrm>
-                              <a:off x="595326" y="502179"/>
-                              <a:ext cx="134661" cy="143210"/>
+                              <a:off x="538247" y="551475"/>
+                              <a:ext cx="131842" cy="147933"/>
                             </a:xfrm>
                             <a:custGeom>
                               <a:avLst/>
@@ -617,50 +617,50 @@
                               <a:cxnLst/>
                               <a:rect l="0" t="0" r="r" b="b"/>
                               <a:pathLst>
-                                <a:path w="134661" h="143210">
+                                <a:path w="131842" h="147933">
                                   <a:moveTo>
-                                    <a:pt x="0" y="143210"/>
+                                    <a:pt x="0" y="147933"/>
                                   </a:moveTo>
                                   <a:lnTo>
-                                    <a:pt x="5475" y="143210"/>
+                                    <a:pt x="5361" y="147933"/>
                                   </a:lnTo>
                                   <a:cubicBezTo>
-                                    <a:pt x="10947" y="143210"/>
-                                    <a:pt x="21897" y="143210"/>
-                                    <a:pt x="28919" y="142021"/>
+                                    <a:pt x="10718" y="147933"/>
+                                    <a:pt x="21439" y="147933"/>
+                                    <a:pt x="28314" y="146769"/>
                                   </a:cubicBezTo>
                                   <a:cubicBezTo>
-                                    <a:pt x="35941" y="140832"/>
-                                    <a:pt x="39035" y="138454"/>
-                                    <a:pt x="41774" y="135719"/>
+                                    <a:pt x="35189" y="145605"/>
+                                    <a:pt x="38221" y="143277"/>
+                                    <a:pt x="40900" y="140599"/>
                                   </a:cubicBezTo>
                                   <a:cubicBezTo>
-                                    <a:pt x="44510" y="132979"/>
-                                    <a:pt x="46888" y="129882"/>
-                                    <a:pt x="48077" y="109942"/>
+                                    <a:pt x="43579" y="137917"/>
+                                    <a:pt x="45907" y="134884"/>
+                                    <a:pt x="47071" y="114072"/>
                                   </a:cubicBezTo>
                                   <a:cubicBezTo>
-                                    <a:pt x="49266" y="90000"/>
-                                    <a:pt x="49266" y="53211"/>
-                                    <a:pt x="50455" y="33268"/>
+                                    <a:pt x="48235" y="93264"/>
+                                    <a:pt x="48235" y="54670"/>
+                                    <a:pt x="49399" y="33861"/>
                                   </a:cubicBezTo>
                                   <a:cubicBezTo>
-                                    <a:pt x="51644" y="13325"/>
-                                    <a:pt x="54022" y="10228"/>
-                                    <a:pt x="56758" y="7492"/>
+                                    <a:pt x="50563" y="13049"/>
+                                    <a:pt x="52891" y="10017"/>
+                                    <a:pt x="55570" y="7335"/>
                                   </a:cubicBezTo>
                                   <a:cubicBezTo>
-                                    <a:pt x="59494" y="4756"/>
-                                    <a:pt x="62591" y="2378"/>
-                                    <a:pt x="75633" y="1189"/>
+                                    <a:pt x="58249" y="4656"/>
+                                    <a:pt x="61281" y="2328"/>
+                                    <a:pt x="74050" y="1164"/>
                                   </a:cubicBezTo>
                                   <a:cubicBezTo>
-                                    <a:pt x="88679" y="0"/>
-                                    <a:pt x="111670" y="0"/>
-                                    <a:pt x="123166" y="0"/>
+                                    <a:pt x="86823" y="0"/>
+                                    <a:pt x="109333" y="0"/>
+                                    <a:pt x="120587" y="0"/>
                                   </a:cubicBezTo>
                                   <a:lnTo>
-                                    <a:pt x="134661" y="0"/>
+                                    <a:pt x="131842" y="0"/>
                                   </a:lnTo>
                                 </a:path>
                               </a:pathLst>
@@ -682,10 +682,10 @@
                         <wpg:cNvGrpSpPr/>
                         <wpg:grpSpPr>
                           <a:xfrm>
-                            <a:off x="2159643" y="2736438"/>
-                            <a:ext cx="996112" cy="389187"/>
+                            <a:off x="2051565" y="3234174"/>
+                            <a:ext cx="1070340" cy="424451"/>
                             <a:chOff x="0" y="0"/>
-                            <a:chExt cx="996112" cy="389187"/>
+                            <a:chExt cx="1070340" cy="424451"/>
                           </a:xfrm>
                         </wpg:grpSpPr>
                         <wps:wsp>
@@ -696,13 +696,13 @@
                           <wps:spPr>
                             <a:xfrm>
                               <a:off x="0" y="0"/>
-                              <a:ext cx="996112" cy="389187"/>
+                              <a:ext cx="1070340" cy="424451"/>
                             </a:xfrm>
                             <a:prstGeom prst="rect">
                               <a:avLst/>
                             </a:prstGeom>
                             <a:noFill/>
-                            <a:ln w="13138">
+                            <a:ln w="12863">
                               <a:solidFill>
                                 <a:srgbClr val="CC6600"/>
                               </a:solidFill>
@@ -716,10 +716,10 @@
                                 </w:pPr>
                                 <w:r>
                                   <w:rPr>
-                                    <w:rFonts w:ascii="Trebuchet MS" w:hAnsi="Trebuchet MS" w:cs="Trebuchet MS"/>
+                                    <w:rFonts w:ascii="Myriad Pro" w:hAnsi="Myriad Pro" w:cs="Myriad Pro"/>
                                     <w:color w:val="CC6600"/>
-                                    <w:sz w:val="8"/>
-                                    <w:szCs w:val="8"/>
+                                    <w:sz w:val="30"/>
+                                    <w:szCs w:val="30"/>
                                   </w:rPr>
                                   <w:t xml:space="preserve">Audit</w:t>
                                 </w:r>
@@ -737,14 +737,14 @@
                           </wps:cNvSpPr>
                           <wps:spPr>
                             <a:xfrm>
-                              <a:off x="187211" y="174887"/>
-                              <a:ext cx="275928" cy="128092"/>
+                              <a:off x="183293" y="192932"/>
+                              <a:ext cx="312398" cy="144705"/>
                             </a:xfrm>
                             <a:prstGeom prst="roundRect">
                               <a:avLst/>
                             </a:prstGeom>
                             <a:noFill/>
-                            <a:ln w="6568">
+                            <a:ln w="6431">
                               <a:solidFill>
                                 <a:srgbClr val="CC6600"/>
                               </a:solidFill>
@@ -758,10 +758,10 @@
                                 </w:pPr>
                                 <w:r>
                                   <w:rPr>
-                                    <w:rFonts w:ascii="Trebuchet MS" w:hAnsi="Trebuchet MS" w:cs="Trebuchet MS"/>
+                                    <w:rFonts w:ascii="Myriad Pro" w:hAnsi="Myriad Pro" w:cs="Myriad Pro"/>
                                     <w:color w:val="CC6600"/>
-                                    <w:sz w:val="8"/>
-                                    <w:szCs w:val="8"/>
+                                    <w:sz w:val="30"/>
+                                    <w:szCs w:val="30"/>
                                   </w:rPr>
                                   <w:t xml:space="preserve">Auditors</w:t>
                                 </w:r>
@@ -779,14 +779,14 @@
                           </wps:cNvSpPr>
                           <wps:spPr>
                             <a:xfrm>
-                              <a:off x="561671" y="128084"/>
-                              <a:ext cx="395028" cy="221682"/>
+                              <a:off x="592161" y="144696"/>
+                              <a:ext cx="439591" cy="241158"/>
                             </a:xfrm>
                             <a:prstGeom prst="flowChartDocument">
                               <a:avLst/>
                             </a:prstGeom>
                             <a:noFill/>
-                            <a:ln w="6568">
+                            <a:ln w="6431">
                               <a:solidFill>
                                 <a:srgbClr val="CC6600"/>
                               </a:solidFill>
@@ -800,10 +800,10 @@
                                 </w:pPr>
                                 <w:r>
                                   <w:rPr>
-                                    <w:rFonts w:ascii="Trebuchet MS" w:hAnsi="Trebuchet MS" w:cs="Trebuchet MS"/>
+                                    <w:rFonts w:ascii="Myriad Pro" w:hAnsi="Myriad Pro" w:cs="Myriad Pro"/>
                                     <w:color w:val="CC6600"/>
-                                    <w:sz w:val="8"/>
-                                    <w:szCs w:val="8"/>
+                                    <w:sz w:val="30"/>
+                                    <w:szCs w:val="30"/>
                                   </w:rPr>
                                   <w:t xml:space="preserve">Audit Report</w:t>
                                 </w:r>
@@ -819,8 +819,8 @@
                           <wps:cNvCnPr/>
                           <wps:spPr>
                             <a:xfrm>
-                              <a:off x="463140" y="238933"/>
-                              <a:ext cx="85395" cy="3284"/>
+                              <a:off x="495690" y="265282"/>
+                              <a:ext cx="83607" cy="3216"/>
                             </a:xfrm>
                             <a:custGeom>
                               <a:avLst/>
@@ -829,12 +829,12 @@
                               <a:cxnLst/>
                               <a:rect l="0" t="0" r="r" b="b"/>
                               <a:pathLst>
-                                <a:path w="85395" h="3284">
+                                <a:path w="83607" h="3216">
                                   <a:moveTo>
                                     <a:pt x="0" y="0"/>
                                   </a:moveTo>
                                   <a:lnTo>
-                                    <a:pt x="85395" y="0"/>
+                                    <a:pt x="83607" y="0"/>
                                   </a:lnTo>
                                 </a:path>
                               </a:pathLst>
@@ -856,10 +856,10 @@
                         <wpg:cNvGrpSpPr/>
                         <wpg:grpSpPr>
                           <a:xfrm>
-                            <a:off x="3837218" y="1958061"/>
-                            <a:ext cx="1541094" cy="919604"/>
+                            <a:off x="3705286" y="2419494"/>
+                            <a:ext cx="1675287" cy="987175"/>
                             <a:chOff x="0" y="0"/>
-                            <a:chExt cx="1541094" cy="919604"/>
+                            <a:chExt cx="1675287" cy="987175"/>
                           </a:xfrm>
                         </wpg:grpSpPr>
                         <wps:wsp>
@@ -870,13 +870,13 @@
                           <wps:spPr>
                             <a:xfrm>
                               <a:off x="0" y="0"/>
-                              <a:ext cx="1541094" cy="919604"/>
+                              <a:ext cx="1675287" cy="987175"/>
                             </a:xfrm>
                             <a:prstGeom prst="rect">
                               <a:avLst/>
                             </a:prstGeom>
                             <a:noFill/>
-                            <a:ln w="13138">
+                            <a:ln w="12863">
                               <a:solidFill>
                                 <a:srgbClr val="0066CC"/>
                               </a:solidFill>
@@ -890,10 +890,10 @@
                                 </w:pPr>
                                 <w:r>
                                   <w:rPr>
-                                    <w:rFonts w:ascii="Trebuchet MS" w:hAnsi="Trebuchet MS" w:cs="Trebuchet MS"/>
+                                    <w:rFonts w:ascii="Myriad Pro" w:hAnsi="Myriad Pro" w:cs="Myriad Pro"/>
                                     <w:color w:val="0066CC"/>
-                                    <w:sz w:val="8"/>
-                                    <w:szCs w:val="8"/>
+                                    <w:sz w:val="30"/>
+                                    <w:szCs w:val="30"/>
                                   </w:rPr>
                                   <w:t xml:space="preserve">Governance</w:t>
                                 </w:r>
@@ -911,14 +911,14 @@
                           </wps:cNvSpPr>
                           <wps:spPr>
                             <a:xfrm>
-                              <a:off x="137946" y="418731"/>
-                              <a:ext cx="398517" cy="298850"/>
+                              <a:off x="135058" y="450159"/>
+                              <a:ext cx="435019" cy="321532"/>
                             </a:xfrm>
                             <a:prstGeom prst="flowChartMultidocument">
                               <a:avLst/>
                             </a:prstGeom>
                             <a:noFill/>
-                            <a:ln w="6568">
+                            <a:ln w="6431">
                               <a:solidFill>
                                 <a:srgbClr val="0066CC"/>
                               </a:solidFill>
@@ -932,10 +932,10 @@
                                 </w:pPr>
                                 <w:r>
                                   <w:rPr>
-                                    <w:rFonts w:ascii="Trebuchet MS" w:hAnsi="Trebuchet MS" w:cs="Trebuchet MS"/>
+                                    <w:rFonts w:ascii="Myriad Pro" w:hAnsi="Myriad Pro" w:cs="Myriad Pro"/>
                                     <w:color w:val="0066CC"/>
-                                    <w:sz w:val="8"/>
-                                    <w:szCs w:val="8"/>
+                                    <w:sz w:val="30"/>
+                                    <w:szCs w:val="30"/>
                                   </w:rPr>
                                   <w:t xml:space="preserve">KPI Reports</w:t>
                                 </w:r>
@@ -953,14 +953,14 @@
                           </wps:cNvSpPr>
                           <wps:spPr>
                             <a:xfrm>
-                              <a:off x="634995" y="525475"/>
-                              <a:ext cx="379310" cy="128092"/>
+                              <a:off x="666548" y="562707"/>
+                              <a:ext cx="444893" cy="144705"/>
                             </a:xfrm>
                             <a:prstGeom prst="roundRect">
                               <a:avLst/>
                             </a:prstGeom>
                             <a:noFill/>
-                            <a:ln w="6568">
+                            <a:ln w="6431">
                               <a:solidFill>
                                 <a:srgbClr val="0066CC"/>
                               </a:solidFill>
@@ -974,10 +974,10 @@
                                 </w:pPr>
                                 <w:r>
                                   <w:rPr>
-                                    <w:rFonts w:ascii="Trebuchet MS" w:hAnsi="Trebuchet MS" w:cs="Trebuchet MS"/>
+                                    <w:rFonts w:ascii="Myriad Pro" w:hAnsi="Myriad Pro" w:cs="Myriad Pro"/>
                                     <w:color w:val="0066CC"/>
-                                    <w:sz w:val="8"/>
-                                    <w:szCs w:val="8"/>
+                                    <w:sz w:val="30"/>
+                                    <w:szCs w:val="30"/>
                                   </w:rPr>
                                   <w:t xml:space="preserve">Management</w:t>
                                 </w:r>
@@ -995,14 +995,14 @@
                           </wps:cNvSpPr>
                           <wps:spPr>
                             <a:xfrm>
-                              <a:off x="1112838" y="525475"/>
-                              <a:ext cx="208161" cy="128092"/>
+                              <a:off x="1207910" y="562707"/>
+                              <a:ext cx="233740" cy="144705"/>
                             </a:xfrm>
                             <a:prstGeom prst="roundRect">
                               <a:avLst/>
                             </a:prstGeom>
                             <a:noFill/>
-                            <a:ln w="6568">
+                            <a:ln w="6431">
                               <a:solidFill>
                                 <a:srgbClr val="0066CC"/>
                               </a:solidFill>
@@ -1016,10 +1016,10 @@
                                 </w:pPr>
                                 <w:r>
                                   <w:rPr>
-                                    <w:rFonts w:ascii="Trebuchet MS" w:hAnsi="Trebuchet MS" w:cs="Trebuchet MS"/>
+                                    <w:rFonts w:ascii="Myriad Pro" w:hAnsi="Myriad Pro" w:cs="Myriad Pro"/>
                                     <w:color w:val="0066CC"/>
-                                    <w:sz w:val="8"/>
-                                    <w:szCs w:val="8"/>
+                                    <w:sz w:val="30"/>
+                                    <w:szCs w:val="30"/>
                                   </w:rPr>
                                   <w:t xml:space="preserve">GRSG</w:t>
                                 </w:r>
@@ -1037,14 +1037,14 @@
                           </wps:cNvSpPr>
                           <wps:spPr>
                             <a:xfrm>
-                              <a:off x="1112838" y="752099"/>
-                              <a:ext cx="188865" cy="128092"/>
+                              <a:off x="1207911" y="803882"/>
+                              <a:ext cx="210979" cy="144705"/>
                             </a:xfrm>
                             <a:prstGeom prst="roundRect">
                               <a:avLst/>
                             </a:prstGeom>
                             <a:noFill/>
-                            <a:ln w="6568">
+                            <a:ln w="6431">
                               <a:solidFill>
                                 <a:srgbClr val="0066CC"/>
                               </a:solidFill>
@@ -1058,10 +1058,10 @@
                                 </w:pPr>
                                 <w:r>
                                   <w:rPr>
-                                    <w:rFonts w:ascii="Trebuchet MS" w:hAnsi="Trebuchet MS" w:cs="Trebuchet MS"/>
+                                    <w:rFonts w:ascii="Myriad Pro" w:hAnsi="Myriad Pro" w:cs="Myriad Pro"/>
                                     <w:color w:val="0066CC"/>
-                                    <w:sz w:val="8"/>
-                                    <w:szCs w:val="8"/>
+                                    <w:sz w:val="30"/>
+                                    <w:szCs w:val="30"/>
                                   </w:rPr>
                                   <w:t xml:space="preserve">ARIC</w:t>
                                 </w:r>
@@ -1079,14 +1079,14 @@
                           </wps:cNvSpPr>
                           <wps:spPr>
                             <a:xfrm>
-                              <a:off x="1112837" y="128076"/>
-                              <a:ext cx="388844" cy="298850"/>
+                              <a:off x="1207911" y="144688"/>
+                              <a:ext cx="428789" cy="321532"/>
                             </a:xfrm>
                             <a:prstGeom prst="flowChartMultidocument">
                               <a:avLst/>
                             </a:prstGeom>
                             <a:noFill/>
-                            <a:ln w="6568">
+                            <a:ln w="6431">
                               <a:solidFill>
                                 <a:srgbClr val="0066CC"/>
                               </a:solidFill>
@@ -1100,10 +1100,10 @@
                                 </w:pPr>
                                 <w:r>
                                   <w:rPr>
-                                    <w:rFonts w:ascii="Trebuchet MS" w:hAnsi="Trebuchet MS" w:cs="Trebuchet MS"/>
+                                    <w:rFonts w:ascii="Myriad Pro" w:hAnsi="Myriad Pro" w:cs="Myriad Pro"/>
                                     <w:color w:val="0066CC"/>
-                                    <w:sz w:val="8"/>
-                                    <w:szCs w:val="8"/>
+                                    <w:sz w:val="30"/>
+                                    <w:szCs w:val="30"/>
                                   </w:rPr>
                                   <w:t xml:space="preserve">LEMP, SOPs</w:t>
                                 </w:r>
@@ -1119,8 +1119,8 @@
                           <wps:cNvCnPr/>
                           <wps:spPr>
                             <a:xfrm>
-                              <a:off x="1014306" y="327326"/>
-                              <a:ext cx="85395" cy="230172"/>
+                              <a:off x="1111440" y="359059"/>
+                              <a:ext cx="83607" cy="239824"/>
                             </a:xfrm>
                             <a:custGeom>
                               <a:avLst/>
@@ -1129,50 +1129,50 @@
                               <a:cxnLst/>
                               <a:rect l="0" t="0" r="r" b="b"/>
                               <a:pathLst>
-                                <a:path w="85395" h="230172">
+                                <a:path w="83607" h="239824">
                                   <a:moveTo>
-                                    <a:pt x="0" y="230172"/>
+                                    <a:pt x="0" y="239824"/>
                                   </a:moveTo>
                                   <a:lnTo>
-                                    <a:pt x="5472" y="230172"/>
+                                    <a:pt x="5361" y="239824"/>
                                   </a:lnTo>
                                   <a:cubicBezTo>
-                                    <a:pt x="10947" y="230172"/>
-                                    <a:pt x="21894" y="230172"/>
-                                    <a:pt x="28916" y="228983"/>
+                                    <a:pt x="10718" y="239824"/>
+                                    <a:pt x="21439" y="239824"/>
+                                    <a:pt x="28314" y="238660"/>
                                   </a:cubicBezTo>
                                   <a:cubicBezTo>
-                                    <a:pt x="35938" y="227794"/>
-                                    <a:pt x="39035" y="225416"/>
-                                    <a:pt x="41774" y="222680"/>
+                                    <a:pt x="35189" y="237496"/>
+                                    <a:pt x="38221" y="235168"/>
+                                    <a:pt x="40900" y="232489"/>
                                   </a:cubicBezTo>
                                   <a:cubicBezTo>
-                                    <a:pt x="44510" y="219944"/>
-                                    <a:pt x="46888" y="216847"/>
-                                    <a:pt x="48077" y="182410"/>
+                                    <a:pt x="43579" y="229811"/>
+                                    <a:pt x="45907" y="226778"/>
+                                    <a:pt x="47071" y="190650"/>
                                   </a:cubicBezTo>
                                   <a:cubicBezTo>
-                                    <a:pt x="49266" y="147973"/>
-                                    <a:pt x="49266" y="82199"/>
-                                    <a:pt x="50452" y="47762"/>
+                                    <a:pt x="48235" y="154522"/>
+                                    <a:pt x="48235" y="85302"/>
+                                    <a:pt x="49399" y="49174"/>
                                   </a:cubicBezTo>
                                   <a:cubicBezTo>
-                                    <a:pt x="51641" y="13325"/>
-                                    <a:pt x="54019" y="10228"/>
-                                    <a:pt x="56758" y="7492"/>
+                                    <a:pt x="50563" y="13046"/>
+                                    <a:pt x="52891" y="10017"/>
+                                    <a:pt x="55570" y="7335"/>
                                   </a:cubicBezTo>
                                   <a:cubicBezTo>
-                                    <a:pt x="59494" y="4756"/>
-                                    <a:pt x="62591" y="2378"/>
-                                    <a:pt x="67422" y="1189"/>
+                                    <a:pt x="58249" y="4656"/>
+                                    <a:pt x="61281" y="2328"/>
+                                    <a:pt x="66014" y="1164"/>
                                   </a:cubicBezTo>
                                   <a:cubicBezTo>
-                                    <a:pt x="72257" y="0"/>
-                                    <a:pt x="78826" y="0"/>
-                                    <a:pt x="82110" y="0"/>
+                                    <a:pt x="70745" y="0"/>
+                                    <a:pt x="77176" y="0"/>
+                                    <a:pt x="80392" y="0"/>
                                   </a:cubicBezTo>
                                   <a:lnTo>
-                                    <a:pt x="85395" y="0"/>
+                                    <a:pt x="83607" y="0"/>
                                   </a:lnTo>
                                 </a:path>
                               </a:pathLst>
@@ -1193,8 +1193,8 @@
                           <wps:cNvCnPr/>
                           <wps:spPr>
                             <a:xfrm>
-                              <a:off x="1014306" y="589521"/>
-                              <a:ext cx="85395" cy="3284"/>
+                              <a:off x="1111440" y="635059"/>
+                              <a:ext cx="83607" cy="3216"/>
                             </a:xfrm>
                             <a:custGeom>
                               <a:avLst/>
@@ -1203,12 +1203,12 @@
                               <a:cxnLst/>
                               <a:rect l="0" t="0" r="r" b="b"/>
                               <a:pathLst>
-                                <a:path w="85395" h="3284">
+                                <a:path w="83607" h="3216">
                                   <a:moveTo>
                                     <a:pt x="0" y="0"/>
                                   </a:moveTo>
                                   <a:lnTo>
-                                    <a:pt x="85395" y="0"/>
+                                    <a:pt x="83607" y="0"/>
                                   </a:lnTo>
                                 </a:path>
                               </a:pathLst>
@@ -1229,8 +1229,8 @@
                           <wps:cNvCnPr/>
                           <wps:spPr>
                             <a:xfrm>
-                              <a:off x="1014306" y="621544"/>
-                              <a:ext cx="85395" cy="173253"/>
+                              <a:off x="1111440" y="671235"/>
+                              <a:ext cx="83607" cy="180881"/>
                             </a:xfrm>
                             <a:custGeom>
                               <a:avLst/>
@@ -1239,50 +1239,50 @@
                               <a:cxnLst/>
                               <a:rect l="0" t="0" r="r" b="b"/>
                               <a:pathLst>
-                                <a:path w="85395" h="173253">
+                                <a:path w="83607" h="180881">
                                   <a:moveTo>
                                     <a:pt x="0" y="0"/>
                                   </a:moveTo>
                                   <a:lnTo>
-                                    <a:pt x="5472" y="0"/>
+                                    <a:pt x="5361" y="0"/>
                                   </a:lnTo>
                                   <a:cubicBezTo>
-                                    <a:pt x="10947" y="0"/>
-                                    <a:pt x="21894" y="0"/>
-                                    <a:pt x="28916" y="1189"/>
+                                    <a:pt x="10718" y="0"/>
+                                    <a:pt x="21439" y="0"/>
+                                    <a:pt x="28314" y="1164"/>
                                   </a:cubicBezTo>
                                   <a:cubicBezTo>
-                                    <a:pt x="35938" y="2378"/>
-                                    <a:pt x="39035" y="4756"/>
-                                    <a:pt x="41774" y="7492"/>
+                                    <a:pt x="35189" y="2328"/>
+                                    <a:pt x="38221" y="4656"/>
+                                    <a:pt x="40900" y="7335"/>
                                   </a:cubicBezTo>
                                   <a:cubicBezTo>
-                                    <a:pt x="44510" y="10228"/>
-                                    <a:pt x="46888" y="13325"/>
-                                    <a:pt x="48077" y="38277"/>
+                                    <a:pt x="43579" y="10014"/>
+                                    <a:pt x="45907" y="13046"/>
+                                    <a:pt x="47071" y="39350"/>
                                   </a:cubicBezTo>
                                   <a:cubicBezTo>
-                                    <a:pt x="49266" y="63225"/>
-                                    <a:pt x="49266" y="110028"/>
-                                    <a:pt x="50452" y="134976"/>
+                                    <a:pt x="48235" y="65654"/>
+                                    <a:pt x="48235" y="115227"/>
+                                    <a:pt x="49399" y="141531"/>
                                   </a:cubicBezTo>
                                   <a:cubicBezTo>
-                                    <a:pt x="51641" y="159928"/>
-                                    <a:pt x="54019" y="163025"/>
-                                    <a:pt x="56758" y="165761"/>
+                                    <a:pt x="50563" y="167835"/>
+                                    <a:pt x="52891" y="170868"/>
+                                    <a:pt x="55570" y="173546"/>
                                   </a:cubicBezTo>
                                   <a:cubicBezTo>
-                                    <a:pt x="59494" y="168497"/>
-                                    <a:pt x="62591" y="170875"/>
-                                    <a:pt x="67422" y="172064"/>
+                                    <a:pt x="58249" y="176225"/>
+                                    <a:pt x="61281" y="178553"/>
+                                    <a:pt x="66014" y="179717"/>
                                   </a:cubicBezTo>
                                   <a:cubicBezTo>
-                                    <a:pt x="72257" y="173253"/>
-                                    <a:pt x="78826" y="173253"/>
-                                    <a:pt x="82110" y="173253"/>
+                                    <a:pt x="70745" y="180881"/>
+                                    <a:pt x="77176" y="180881"/>
+                                    <a:pt x="80392" y="180881"/>
                                   </a:cubicBezTo>
                                   <a:lnTo>
-                                    <a:pt x="85395" y="173253"/>
+                                    <a:pt x="83607" y="180881"/>
                                   </a:lnTo>
                                 </a:path>
                               </a:pathLst>
@@ -1303,8 +1303,8 @@
                           <wps:cNvCnPr/>
                           <wps:spPr>
                             <a:xfrm>
-                              <a:off x="536463" y="568172"/>
-                              <a:ext cx="85395" cy="3284"/>
+                              <a:off x="570076" y="610942"/>
+                              <a:ext cx="83607" cy="3216"/>
                             </a:xfrm>
                             <a:custGeom>
                               <a:avLst/>
@@ -1313,12 +1313,12 @@
                               <a:cxnLst/>
                               <a:rect l="0" t="0" r="r" b="b"/>
                               <a:pathLst>
-                                <a:path w="85395" h="3284">
+                                <a:path w="83607" h="3216">
                                   <a:moveTo>
                                     <a:pt x="0" y="0"/>
                                   </a:moveTo>
                                   <a:lnTo>
-                                    <a:pt x="85395" y="0"/>
+                                    <a:pt x="83607" y="0"/>
                                   </a:lnTo>
                                 </a:path>
                               </a:pathLst>
@@ -1340,10 +1340,10 @@
                         <wpg:cNvGrpSpPr/>
                         <wpg:grpSpPr>
                           <a:xfrm>
-                            <a:off x="230151" y="26275"/>
-                            <a:ext cx="1248011" cy="786570"/>
+                            <a:off x="199457" y="25725"/>
+                            <a:ext cx="1297044" cy="987141"/>
                             <a:chOff x="0" y="0"/>
-                            <a:chExt cx="1248011" cy="786570"/>
+                            <a:chExt cx="1297044" cy="987141"/>
                           </a:xfrm>
                         </wpg:grpSpPr>
                         <wps:wsp>
@@ -1354,13 +1354,13 @@
                           <wps:spPr>
                             <a:xfrm>
                               <a:off x="0" y="0"/>
-                              <a:ext cx="1248011" cy="786570"/>
+                              <a:ext cx="1297044" cy="987141"/>
                             </a:xfrm>
                             <a:prstGeom prst="rect">
                               <a:avLst/>
                             </a:prstGeom>
                             <a:noFill/>
-                            <a:ln w="13138">
+                            <a:ln w="12863">
                               <a:solidFill>
                                 <a:srgbClr val="700017"/>
                               </a:solidFill>
@@ -1374,10 +1374,10 @@
                                 </w:pPr>
                                 <w:r>
                                   <w:rPr>
-                                    <w:rFonts w:ascii="Trebuchet MS" w:hAnsi="Trebuchet MS" w:cs="Trebuchet MS"/>
+                                    <w:rFonts w:ascii="Myriad Pro" w:hAnsi="Myriad Pro" w:cs="Myriad Pro"/>
                                     <w:color w:val="700017"/>
-                                    <w:sz w:val="8"/>
-                                    <w:szCs w:val="8"/>
+                                    <w:sz w:val="30"/>
+                                    <w:szCs w:val="30"/>
                                   </w:rPr>
                                   <w:t xml:space="preserve">Operational</w:t>
                                 </w:r>
@@ -1395,14 +1395,14 @@
                           </wps:cNvSpPr>
                           <wps:spPr>
                             <a:xfrm>
-                              <a:off x="451284" y="128076"/>
-                              <a:ext cx="757314" cy="298850"/>
+                              <a:off x="486697" y="144679"/>
+                              <a:ext cx="771760" cy="466220"/>
                             </a:xfrm>
                             <a:prstGeom prst="flowChartMultidocument">
                               <a:avLst/>
                             </a:prstGeom>
                             <a:noFill/>
-                            <a:ln w="6568">
+                            <a:ln w="6431">
                               <a:solidFill>
                                 <a:srgbClr val="700017"/>
                               </a:solidFill>
@@ -1416,10 +1416,10 @@
                                 </w:pPr>
                                 <w:r>
                                   <w:rPr>
-                                    <w:rFonts w:ascii="Trebuchet MS" w:hAnsi="Trebuchet MS" w:cs="Trebuchet MS"/>
+                                    <w:rFonts w:ascii="Myriad Pro" w:hAnsi="Myriad Pro" w:cs="Myriad Pro"/>
                                     <w:color w:val="700017"/>
-                                    <w:sz w:val="8"/>
-                                    <w:szCs w:val="8"/>
+                                    <w:sz w:val="30"/>
+                                    <w:szCs w:val="30"/>
                                   </w:rPr>
                                   <w:t xml:space="preserve">Weekly/Monthly checklists</w:t>
                                 </w:r>
@@ -1437,14 +1437,14 @@
                           </wps:cNvSpPr>
                           <wps:spPr>
                             <a:xfrm>
-                              <a:off x="674047" y="525467"/>
-                              <a:ext cx="311788" cy="221682"/>
+                              <a:off x="699987" y="707386"/>
+                              <a:ext cx="345181" cy="241158"/>
                             </a:xfrm>
                             <a:prstGeom prst="flowChartDocument">
                               <a:avLst/>
                             </a:prstGeom>
                             <a:noFill/>
-                            <a:ln w="6568">
+                            <a:ln w="6431">
                               <a:solidFill>
                                 <a:srgbClr val="700017"/>
                               </a:solidFill>
@@ -1458,10 +1458,10 @@
                                 </w:pPr>
                                 <w:r>
                                   <w:rPr>
-                                    <w:rFonts w:ascii="Trebuchet MS" w:hAnsi="Trebuchet MS" w:cs="Trebuchet MS"/>
+                                    <w:rFonts w:ascii="Myriad Pro" w:hAnsi="Myriad Pro" w:cs="Myriad Pro"/>
                                     <w:color w:val="700017"/>
-                                    <w:sz w:val="8"/>
-                                    <w:szCs w:val="8"/>
+                                    <w:sz w:val="30"/>
+                                    <w:szCs w:val="30"/>
                                   </w:rPr>
                                   <w:t xml:space="preserve">Daily Log</w:t>
                                 </w:r>
@@ -1479,14 +1479,14 @@
                           </wps:cNvSpPr>
                           <wps:spPr>
                             <a:xfrm>
-                              <a:off x="39414" y="234820"/>
-                              <a:ext cx="313339" cy="128092"/>
+                              <a:off x="38588" y="329580"/>
+                              <a:ext cx="351639" cy="144705"/>
                             </a:xfrm>
                             <a:prstGeom prst="roundRect">
                               <a:avLst/>
                             </a:prstGeom>
                             <a:noFill/>
-                            <a:ln w="6568">
+                            <a:ln w="6431">
                               <a:solidFill>
                                 <a:srgbClr val="700017"/>
                               </a:solidFill>
@@ -1500,10 +1500,10 @@
                                 </w:pPr>
                                 <w:r>
                                   <w:rPr>
-                                    <w:rFonts w:ascii="Trebuchet MS" w:hAnsi="Trebuchet MS" w:cs="Trebuchet MS"/>
+                                    <w:rFonts w:ascii="Myriad Pro" w:hAnsi="Myriad Pro" w:cs="Myriad Pro"/>
                                     <w:color w:val="700017"/>
-                                    <w:sz w:val="8"/>
-                                    <w:szCs w:val="8"/>
+                                    <w:sz w:val="30"/>
+                                    <w:szCs w:val="30"/>
                                   </w:rPr>
                                   <w:t xml:space="preserve">Operators</w:t>
                                 </w:r>
@@ -1519,8 +1519,8 @@
                           <wps:cNvCnPr/>
                           <wps:spPr>
                             <a:xfrm>
-                              <a:off x="352753" y="320214"/>
-                              <a:ext cx="308157" cy="316102"/>
+                              <a:off x="390226" y="426050"/>
+                              <a:ext cx="296896" cy="401923"/>
                             </a:xfrm>
                             <a:custGeom>
                               <a:avLst/>
@@ -1529,50 +1529,50 @@
                               <a:cxnLst/>
                               <a:rect l="0" t="0" r="r" b="b"/>
                               <a:pathLst>
-                                <a:path w="308157" h="316102">
+                                <a:path w="296896" h="401923">
                                   <a:moveTo>
                                     <a:pt x="0" y="0"/>
                                   </a:moveTo>
                                   <a:lnTo>
-                                    <a:pt x="5475" y="0"/>
+                                    <a:pt x="5361" y="0"/>
                                   </a:lnTo>
                                   <a:cubicBezTo>
-                                    <a:pt x="10947" y="0"/>
-                                    <a:pt x="21897" y="0"/>
-                                    <a:pt x="28919" y="1189"/>
+                                    <a:pt x="10718" y="0"/>
+                                    <a:pt x="21439" y="0"/>
+                                    <a:pt x="28314" y="1164"/>
                                   </a:cubicBezTo>
                                   <a:cubicBezTo>
-                                    <a:pt x="35941" y="2378"/>
-                                    <a:pt x="39039" y="4756"/>
-                                    <a:pt x="41774" y="7492"/>
+                                    <a:pt x="35189" y="2328"/>
+                                    <a:pt x="38221" y="4656"/>
+                                    <a:pt x="40900" y="7335"/>
                                   </a:cubicBezTo>
                                   <a:cubicBezTo>
-                                    <a:pt x="44510" y="10231"/>
-                                    <a:pt x="46888" y="13325"/>
-                                    <a:pt x="48077" y="62085"/>
+                                    <a:pt x="43579" y="10014"/>
+                                    <a:pt x="45907" y="13046"/>
+                                    <a:pt x="47071" y="76189"/>
                                   </a:cubicBezTo>
                                   <a:cubicBezTo>
-                                    <a:pt x="49266" y="110842"/>
-                                    <a:pt x="49266" y="205259"/>
-                                    <a:pt x="50455" y="254020"/>
+                                    <a:pt x="48235" y="139335"/>
+                                    <a:pt x="48235" y="262591"/>
+                                    <a:pt x="49399" y="325734"/>
                                   </a:cubicBezTo>
                                   <a:cubicBezTo>
-                                    <a:pt x="51644" y="302777"/>
-                                    <a:pt x="54022" y="305874"/>
-                                    <a:pt x="56758" y="308610"/>
+                                    <a:pt x="50563" y="388877"/>
+                                    <a:pt x="52891" y="391909"/>
+                                    <a:pt x="55570" y="394588"/>
                                   </a:cubicBezTo>
                                   <a:cubicBezTo>
-                                    <a:pt x="59494" y="311346"/>
-                                    <a:pt x="62591" y="313724"/>
-                                    <a:pt x="104553" y="314913"/>
+                                    <a:pt x="58249" y="397270"/>
+                                    <a:pt x="61281" y="399598"/>
+                                    <a:pt x="101560" y="400759"/>
                                   </a:cubicBezTo>
                                   <a:cubicBezTo>
-                                    <a:pt x="146511" y="316102"/>
-                                    <a:pt x="227334" y="316102"/>
-                                    <a:pt x="267745" y="316102"/>
+                                    <a:pt x="141840" y="401923"/>
+                                    <a:pt x="219369" y="401923"/>
+                                    <a:pt x="258134" y="401923"/>
                                   </a:cubicBezTo>
                                   <a:lnTo>
-                                    <a:pt x="308157" y="316102"/>
+                                    <a:pt x="296896" y="401923"/>
                                   </a:lnTo>
                                 </a:path>
                               </a:pathLst>
@@ -1593,8 +1593,8 @@
                           <wps:cNvCnPr/>
                           <wps:spPr>
                             <a:xfrm>
-                              <a:off x="352753" y="277517"/>
-                              <a:ext cx="85395" cy="3284"/>
+                              <a:off x="390226" y="377815"/>
+                              <a:ext cx="83607" cy="3216"/>
                             </a:xfrm>
                             <a:custGeom>
                               <a:avLst/>
@@ -1603,12 +1603,12 @@
                               <a:cxnLst/>
                               <a:rect l="0" t="0" r="r" b="b"/>
                               <a:pathLst>
-                                <a:path w="85395" h="3284">
+                                <a:path w="83607" h="3216">
                                   <a:moveTo>
                                     <a:pt x="0" y="0"/>
                                   </a:moveTo>
                                   <a:lnTo>
-                                    <a:pt x="85395" y="0"/>
+                                    <a:pt x="83607" y="0"/>
                                   </a:lnTo>
                                 </a:path>
                               </a:pathLst>
@@ -1630,10 +1630,10 @@
                         <wpg:cNvGrpSpPr/>
                         <wpg:grpSpPr>
                           <a:xfrm>
-                            <a:off x="253141" y="927800"/>
-                            <a:ext cx="1225021" cy="422408"/>
+                            <a:off x="135068" y="1125414"/>
+                            <a:ext cx="1361433" cy="459622"/>
                             <a:chOff x="0" y="0"/>
-                            <a:chExt cx="1225021" cy="422408"/>
+                            <a:chExt cx="1361433" cy="459622"/>
                           </a:xfrm>
                         </wpg:grpSpPr>
                         <wps:wsp>
@@ -1644,13 +1644,13 @@
                           <wps:spPr>
                             <a:xfrm>
                               <a:off x="0" y="0"/>
-                              <a:ext cx="1225021" cy="422408"/>
+                              <a:ext cx="1361433" cy="459622"/>
                             </a:xfrm>
                             <a:prstGeom prst="rect">
                               <a:avLst/>
                             </a:prstGeom>
                             <a:noFill/>
-                            <a:ln w="13138">
+                            <a:ln w="12863">
                               <a:solidFill>
                                 <a:srgbClr val="9186BF"/>
                               </a:solidFill>
@@ -1664,10 +1664,10 @@
                                 </w:pPr>
                                 <w:r>
                                   <w:rPr>
-                                    <w:rFonts w:ascii="Trebuchet MS" w:hAnsi="Trebuchet MS" w:cs="Trebuchet MS"/>
+                                    <w:rFonts w:ascii="Myriad Pro" w:hAnsi="Myriad Pro" w:cs="Myriad Pro"/>
                                     <w:color w:val="9186BF"/>
-                                    <w:sz w:val="8"/>
-                                    <w:szCs w:val="8"/>
+                                    <w:sz w:val="30"/>
+                                    <w:szCs w:val="30"/>
                                   </w:rPr>
                                   <w:t xml:space="preserve">Gatehouse</w:t>
                                 </w:r>
@@ -1685,14 +1685,14 @@
                           </wps:cNvSpPr>
                           <wps:spPr>
                             <a:xfrm>
-                              <a:off x="39413" y="191498"/>
-                              <a:ext cx="612067" cy="128092"/>
+                              <a:off x="38588" y="210518"/>
+                              <a:ext cx="704835" cy="144705"/>
                             </a:xfrm>
                             <a:prstGeom prst="roundRect">
                               <a:avLst/>
                             </a:prstGeom>
                             <a:noFill/>
-                            <a:ln w="6568">
+                            <a:ln w="6431">
                               <a:solidFill>
                                 <a:srgbClr val="9186BF"/>
                               </a:solidFill>
@@ -1706,10 +1706,10 @@
                                 </w:pPr>
                                 <w:r>
                                   <w:rPr>
-                                    <w:rFonts w:ascii="Trebuchet MS" w:hAnsi="Trebuchet MS" w:cs="Trebuchet MS"/>
+                                    <w:rFonts w:ascii="Myriad Pro" w:hAnsi="Myriad Pro" w:cs="Myriad Pro"/>
                                     <w:color w:val="9186BF"/>
-                                    <w:sz w:val="8"/>
-                                    <w:szCs w:val="8"/>
+                                    <w:sz w:val="30"/>
+                                    <w:szCs w:val="30"/>
                                   </w:rPr>
                                   <w:t xml:space="preserve">Weighbridge operators</w:t>
                                 </w:r>
@@ -1727,14 +1727,14 @@
                           </wps:cNvSpPr>
                           <wps:spPr>
                             <a:xfrm>
-                              <a:off x="750013" y="170363"/>
-                              <a:ext cx="435595" cy="170362"/>
+                              <a:off x="839893" y="188580"/>
+                              <a:ext cx="482953" cy="188580"/>
                             </a:xfrm>
                             <a:prstGeom prst="can">
                               <a:avLst/>
                             </a:prstGeom>
                             <a:noFill/>
-                            <a:ln w="6568">
+                            <a:ln w="6431">
                               <a:solidFill>
                                 <a:srgbClr val="9186BF"/>
                               </a:solidFill>
@@ -1748,10 +1748,10 @@
                                 </w:pPr>
                                 <w:r>
                                   <w:rPr>
-                                    <w:rFonts w:ascii="Trebuchet MS" w:hAnsi="Trebuchet MS" w:cs="Trebuchet MS"/>
+                                    <w:rFonts w:ascii="Myriad Pro" w:hAnsi="Myriad Pro" w:cs="Myriad Pro"/>
                                     <w:color w:val="9186BF"/>
-                                    <w:sz w:val="8"/>
-                                    <w:szCs w:val="8"/>
+                                    <w:sz w:val="30"/>
+                                    <w:szCs w:val="30"/>
                                   </w:rPr>
                                   <w:t xml:space="preserve">Tipsite database</w:t>
                                 </w:r>
@@ -1767,8 +1767,8 @@
                           <wps:cNvCnPr/>
                           <wps:spPr>
                             <a:xfrm>
-                              <a:off x="651480" y="255545"/>
-                              <a:ext cx="85395" cy="3284"/>
+                              <a:off x="743424" y="282870"/>
+                              <a:ext cx="83607" cy="3216"/>
                             </a:xfrm>
                             <a:custGeom>
                               <a:avLst/>
@@ -1777,12 +1777,12 @@
                               <a:cxnLst/>
                               <a:rect l="0" t="0" r="r" b="b"/>
                               <a:pathLst>
-                                <a:path w="85395" h="3284">
+                                <a:path w="83607" h="3216">
                                   <a:moveTo>
                                     <a:pt x="0" y="0"/>
                                   </a:moveTo>
                                   <a:lnTo>
-                                    <a:pt x="85395" y="0"/>
+                                    <a:pt x="83607" y="0"/>
                                   </a:lnTo>
                                 </a:path>
                               </a:pathLst>
@@ -1804,10 +1804,10 @@
                         <wpg:cNvGrpSpPr/>
                         <wpg:grpSpPr>
                           <a:xfrm>
-                            <a:off x="108088" y="1465162"/>
-                            <a:ext cx="1370074" cy="1336941"/>
+                            <a:off x="105826" y="1697585"/>
+                            <a:ext cx="1390675" cy="1629818"/>
                             <a:chOff x="0" y="0"/>
-                            <a:chExt cx="1370074" cy="1336941"/>
+                            <a:chExt cx="1390675" cy="1629818"/>
                           </a:xfrm>
                         </wpg:grpSpPr>
                         <wps:wsp>
@@ -1818,13 +1818,13 @@
                           <wps:spPr>
                             <a:xfrm>
                               <a:off x="0" y="0"/>
-                              <a:ext cx="1370074" cy="1336941"/>
+                              <a:ext cx="1390675" cy="1629818"/>
                             </a:xfrm>
                             <a:prstGeom prst="rect">
                               <a:avLst/>
                             </a:prstGeom>
                             <a:noFill/>
-                            <a:ln w="13138">
+                            <a:ln w="12863">
                               <a:solidFill>
                                 <a:srgbClr val="5A8263"/>
                               </a:solidFill>
@@ -1838,10 +1838,10 @@
                                 </w:pPr>
                                 <w:r>
                                   <w:rPr>
-                                    <w:rFonts w:ascii="Trebuchet MS" w:hAnsi="Trebuchet MS" w:cs="Trebuchet MS"/>
+                                    <w:rFonts w:ascii="Myriad Pro" w:hAnsi="Myriad Pro" w:cs="Myriad Pro"/>
                                     <w:color w:val="5A8263"/>
-                                    <w:sz w:val="8"/>
-                                    <w:szCs w:val="8"/>
+                                    <w:sz w:val="30"/>
+                                    <w:szCs w:val="30"/>
                                   </w:rPr>
                                   <w:t xml:space="preserve">Environmental</w:t>
                                 </w:r>
@@ -1859,14 +1859,14 @@
                           </wps:cNvSpPr>
                           <wps:spPr>
                             <a:xfrm>
-                              <a:off x="39413" y="177399"/>
-                              <a:ext cx="355190" cy="128092"/>
+                              <a:off x="38589" y="227698"/>
+                              <a:ext cx="397035" cy="144705"/>
                             </a:xfrm>
                             <a:prstGeom prst="roundRect">
                               <a:avLst/>
                             </a:prstGeom>
                             <a:noFill/>
-                            <a:ln w="6568">
+                            <a:ln w="6431">
                               <a:solidFill>
                                 <a:srgbClr val="5A8263"/>
                               </a:solidFill>
@@ -1880,10 +1880,10 @@
                                 </w:pPr>
                                 <w:r>
                                   <w:rPr>
-                                    <w:rFonts w:ascii="Trebuchet MS" w:hAnsi="Trebuchet MS" w:cs="Trebuchet MS"/>
+                                    <w:rFonts w:ascii="Myriad Pro" w:hAnsi="Myriad Pro" w:cs="Myriad Pro"/>
                                     <w:color w:val="5A8263"/>
-                                    <w:sz w:val="8"/>
-                                    <w:szCs w:val="8"/>
+                                    <w:sz w:val="30"/>
+                                    <w:szCs w:val="30"/>
                                   </w:rPr>
                                   <w:t xml:space="preserve">Contractors</w:t>
                                 </w:r>
@@ -1901,14 +1901,14 @@
                           </wps:cNvSpPr>
                           <wps:spPr>
                             <a:xfrm>
-                              <a:off x="147012" y="1003596"/>
-                              <a:ext cx="193792" cy="128092"/>
+                              <a:off x="166177" y="1261650"/>
+                              <a:ext cx="205653" cy="144705"/>
                             </a:xfrm>
                             <a:prstGeom prst="roundRect">
                               <a:avLst/>
                             </a:prstGeom>
                             <a:noFill/>
-                            <a:ln w="6568">
+                            <a:ln w="6431">
                               <a:solidFill>
                                 <a:srgbClr val="5A8263"/>
                               </a:solidFill>
@@ -1922,10 +1922,10 @@
                                 </w:pPr>
                                 <w:r>
                                   <w:rPr>
-                                    <w:rFonts w:ascii="Trebuchet MS" w:hAnsi="Trebuchet MS" w:cs="Trebuchet MS"/>
+                                    <w:rFonts w:ascii="Myriad Pro" w:hAnsi="Myriad Pro" w:cs="Myriad Pro"/>
                                     <w:color w:val="5A8263"/>
-                                    <w:sz w:val="8"/>
-                                    <w:szCs w:val="8"/>
+                                    <w:sz w:val="30"/>
+                                    <w:szCs w:val="30"/>
                                   </w:rPr>
                                   <w:t xml:space="preserve">Staff</w:t>
                                 </w:r>
@@ -1943,14 +1943,14 @@
                           </wps:cNvSpPr>
                           <wps:spPr>
                             <a:xfrm>
-                              <a:off x="610130" y="553029"/>
-                              <a:ext cx="652803" cy="178500"/>
+                              <a:off x="620524" y="685694"/>
+                              <a:ext cx="691368" cy="292011"/>
                             </a:xfrm>
                             <a:prstGeom prst="can">
                               <a:avLst/>
                             </a:prstGeom>
                             <a:noFill/>
-                            <a:ln w="6568">
+                            <a:ln w="6431">
                               <a:solidFill>
                                 <a:srgbClr val="5A8263"/>
                               </a:solidFill>
@@ -1964,10 +1964,10 @@
                                 </w:pPr>
                                 <w:r>
                                   <w:rPr>
-                                    <w:rFonts w:ascii="Trebuchet MS" w:hAnsi="Trebuchet MS" w:cs="Trebuchet MS"/>
+                                    <w:rFonts w:ascii="Myriad Pro" w:hAnsi="Myriad Pro" w:cs="Myriad Pro"/>
                                     <w:color w:val="5A8263"/>
-                                    <w:sz w:val="8"/>
-                                    <w:szCs w:val="8"/>
+                                    <w:sz w:val="30"/>
+                                    <w:szCs w:val="30"/>
                                   </w:rPr>
                                   <w:t xml:space="preserve">Weather station database</w:t>
                                 </w:r>
@@ -1985,14 +1985,14 @@
                           </wps:cNvSpPr>
                           <wps:spPr>
                             <a:xfrm>
-                              <a:off x="599451" y="177400"/>
-                              <a:ext cx="617111" cy="177399"/>
+                              <a:off x="607125" y="195541"/>
+                              <a:ext cx="691368" cy="292011"/>
                             </a:xfrm>
                             <a:prstGeom prst="can">
                               <a:avLst/>
                             </a:prstGeom>
                             <a:noFill/>
-                            <a:ln w="6568">
+                            <a:ln w="6431">
                               <a:solidFill>
                                 <a:srgbClr val="5A8263"/>
                               </a:solidFill>
@@ -2006,10 +2006,10 @@
                                 </w:pPr>
                                 <w:r>
                                   <w:rPr>
-                                    <w:rFonts w:ascii="Trebuchet MS" w:hAnsi="Trebuchet MS" w:cs="Trebuchet MS"/>
+                                    <w:rFonts w:ascii="Myriad Pro" w:hAnsi="Myriad Pro" w:cs="Myriad Pro"/>
                                     <w:color w:val="5A8263"/>
-                                    <w:sz w:val="8"/>
-                                    <w:szCs w:val="8"/>
+                                    <w:sz w:val="30"/>
+                                    <w:szCs w:val="30"/>
                                   </w:rPr>
                                   <w:t xml:space="preserve">Environmental database</w:t>
                                 </w:r>
@@ -2027,14 +2027,14 @@
                           </wps:cNvSpPr>
                           <wps:spPr>
                             <a:xfrm>
-                              <a:off x="542402" y="880431"/>
-                              <a:ext cx="788259" cy="417075"/>
+                              <a:off x="580328" y="1124984"/>
+                              <a:ext cx="771760" cy="466220"/>
                             </a:xfrm>
                             <a:prstGeom prst="flowChartMultidocument">
                               <a:avLst/>
                             </a:prstGeom>
                             <a:noFill/>
-                            <a:ln w="6568">
+                            <a:ln w="6431">
                               <a:solidFill>
                                 <a:srgbClr val="5A8263"/>
                               </a:solidFill>
@@ -2048,10 +2048,10 @@
                                 </w:pPr>
                                 <w:r>
                                   <w:rPr>
-                                    <w:rFonts w:ascii="Trebuchet MS" w:hAnsi="Trebuchet MS" w:cs="Trebuchet MS"/>
+                                    <w:rFonts w:ascii="Myriad Pro" w:hAnsi="Myriad Pro" w:cs="Myriad Pro"/>
                                     <w:color w:val="5A8263"/>
-                                    <w:sz w:val="8"/>
-                                    <w:szCs w:val="8"/>
+                                    <w:sz w:val="30"/>
+                                    <w:szCs w:val="30"/>
                                   </w:rPr>
                                   <w:t xml:space="preserve">Monthly/quarterly checklists</w:t>
                                 </w:r>
@@ -2067,8 +2067,8 @@
                           <wps:cNvCnPr/>
                           <wps:spPr>
                             <a:xfrm>
-                              <a:off x="394603" y="262794"/>
-                              <a:ext cx="202389" cy="379484"/>
+                              <a:off x="435622" y="324168"/>
+                              <a:ext cx="172038" cy="507532"/>
                             </a:xfrm>
                             <a:custGeom>
                               <a:avLst/>
@@ -2077,50 +2077,50 @@
                               <a:cxnLst/>
                               <a:rect l="0" t="0" r="r" b="b"/>
                               <a:pathLst>
-                                <a:path w="202389" h="379484">
+                                <a:path w="172038" h="507532">
                                   <a:moveTo>
                                     <a:pt x="0" y="0"/>
                                   </a:moveTo>
                                   <a:lnTo>
-                                    <a:pt x="13686" y="0"/>
+                                    <a:pt x="13400" y="0"/>
                                   </a:lnTo>
                                   <a:cubicBezTo>
-                                    <a:pt x="27369" y="0"/>
-                                    <a:pt x="54741" y="0"/>
-                                    <a:pt x="69974" y="1189"/>
+                                    <a:pt x="26796" y="0"/>
+                                    <a:pt x="53595" y="0"/>
+                                    <a:pt x="68510" y="1164"/>
                                   </a:cubicBezTo>
                                   <a:cubicBezTo>
-                                    <a:pt x="85208" y="2378"/>
-                                    <a:pt x="88305" y="4756"/>
-                                    <a:pt x="91041" y="7492"/>
+                                    <a:pt x="83424" y="2328"/>
+                                    <a:pt x="86456" y="4656"/>
+                                    <a:pt x="89135" y="7335"/>
                                   </a:cubicBezTo>
                                   <a:cubicBezTo>
-                                    <a:pt x="93777" y="10228"/>
-                                    <a:pt x="96154" y="13325"/>
-                                    <a:pt x="97343" y="72648"/>
+                                    <a:pt x="91814" y="10014"/>
+                                    <a:pt x="94142" y="13046"/>
+                                    <a:pt x="95306" y="93791"/>
                                   </a:cubicBezTo>
                                   <a:cubicBezTo>
-                                    <a:pt x="98532" y="131968"/>
-                                    <a:pt x="98532" y="247517"/>
-                                    <a:pt x="99721" y="306837"/>
+                                    <a:pt x="96470" y="174537"/>
+                                    <a:pt x="96470" y="332995"/>
+                                    <a:pt x="97634" y="413740"/>
                                   </a:cubicBezTo>
                                   <a:cubicBezTo>
-                                    <a:pt x="100910" y="366160"/>
-                                    <a:pt x="103288" y="369257"/>
-                                    <a:pt x="106024" y="371993"/>
+                                    <a:pt x="98798" y="494486"/>
+                                    <a:pt x="101126" y="497515"/>
+                                    <a:pt x="103805" y="500197"/>
                                   </a:cubicBezTo>
                                   <a:cubicBezTo>
-                                    <a:pt x="108760" y="374732"/>
-                                    <a:pt x="111857" y="377107"/>
-                                    <a:pt x="127977" y="378295"/>
+                                    <a:pt x="106484" y="502875"/>
+                                    <a:pt x="109516" y="505203"/>
+                                    <a:pt x="120948" y="506367"/>
                                   </a:cubicBezTo>
                                   <a:cubicBezTo>
-                                    <a:pt x="144100" y="379484"/>
-                                    <a:pt x="173243" y="379484"/>
-                                    <a:pt x="187816" y="379484"/>
+                                    <a:pt x="132379" y="507532"/>
+                                    <a:pt x="152207" y="507532"/>
+                                    <a:pt x="162124" y="507532"/>
                                   </a:cubicBezTo>
                                   <a:lnTo>
-                                    <a:pt x="202389" y="379484"/>
+                                    <a:pt x="172038" y="507532"/>
                                   </a:lnTo>
                                 </a:path>
                               </a:pathLst>
@@ -2141,8 +2141,8 @@
                           <wps:cNvCnPr/>
                           <wps:spPr>
                             <a:xfrm>
-                              <a:off x="340804" y="312100"/>
-                              <a:ext cx="245510" cy="734195"/>
+                              <a:off x="371830" y="407161"/>
+                              <a:ext cx="222431" cy="902724"/>
                             </a:xfrm>
                             <a:custGeom>
                               <a:avLst/>
@@ -2151,50 +2151,50 @@
                               <a:cxnLst/>
                               <a:rect l="0" t="0" r="r" b="b"/>
                               <a:pathLst>
-                                <a:path w="245510" h="734195">
+                                <a:path w="222431" h="902724">
                                   <a:moveTo>
-                                    <a:pt x="0" y="734195"/>
+                                    <a:pt x="0" y="902724"/>
                                   </a:moveTo>
                                   <a:lnTo>
-                                    <a:pt x="14442" y="734195"/>
+                                    <a:pt x="15992" y="902724"/>
                                   </a:lnTo>
                                   <a:cubicBezTo>
-                                    <a:pt x="28880" y="734195"/>
-                                    <a:pt x="57763" y="734195"/>
-                                    <a:pt x="73752" y="733006"/>
+                                    <a:pt x="31983" y="902724"/>
+                                    <a:pt x="63966" y="902724"/>
+                                    <a:pt x="81472" y="901560"/>
                                   </a:cubicBezTo>
                                   <a:cubicBezTo>
-                                    <a:pt x="89740" y="731817"/>
-                                    <a:pt x="92837" y="729439"/>
-                                    <a:pt x="95573" y="726703"/>
+                                    <a:pt x="98981" y="900396"/>
+                                    <a:pt x="102014" y="898068"/>
+                                    <a:pt x="104692" y="895389"/>
                                   </a:cubicBezTo>
                                   <a:cubicBezTo>
-                                    <a:pt x="98309" y="723964"/>
-                                    <a:pt x="100687" y="720866"/>
-                                    <a:pt x="101876" y="602427"/>
+                                    <a:pt x="107371" y="892710"/>
+                                    <a:pt x="109699" y="889678"/>
+                                    <a:pt x="110863" y="743066"/>
                                   </a:cubicBezTo>
                                   <a:cubicBezTo>
-                                    <a:pt x="103065" y="483988"/>
-                                    <a:pt x="103065" y="250207"/>
-                                    <a:pt x="104254" y="131767"/>
+                                    <a:pt x="112027" y="596458"/>
+                                    <a:pt x="112027" y="306266"/>
+                                    <a:pt x="113191" y="159655"/>
                                   </a:cubicBezTo>
                                   <a:cubicBezTo>
-                                    <a:pt x="105443" y="13328"/>
-                                    <a:pt x="107821" y="10231"/>
-                                    <a:pt x="110557" y="7495"/>
+                                    <a:pt x="114355" y="13046"/>
+                                    <a:pt x="116684" y="10014"/>
+                                    <a:pt x="119362" y="7335"/>
                                   </a:cubicBezTo>
                                   <a:cubicBezTo>
-                                    <a:pt x="113293" y="4756"/>
-                                    <a:pt x="116390" y="2378"/>
-                                    <a:pt x="138944" y="1189"/>
+                                    <a:pt x="122041" y="4653"/>
+                                    <a:pt x="125073" y="2328"/>
+                                    <a:pt x="142312" y="1164"/>
                                   </a:cubicBezTo>
                                   <a:cubicBezTo>
-                                    <a:pt x="161495" y="0"/>
-                                    <a:pt x="203502" y="0"/>
-                                    <a:pt x="224506" y="0"/>
+                                    <a:pt x="159548" y="0"/>
+                                    <a:pt x="190991" y="0"/>
+                                    <a:pt x="206713" y="0"/>
                                   </a:cubicBezTo>
                                   <a:lnTo>
-                                    <a:pt x="245510" y="0"/>
+                                    <a:pt x="222431" y="0"/>
                                   </a:lnTo>
                                 </a:path>
                               </a:pathLst>
@@ -2215,8 +2215,8 @@
                           <wps:cNvCnPr/>
                           <wps:spPr>
                             <a:xfrm>
-                              <a:off x="394603" y="220097"/>
-                              <a:ext cx="191711" cy="3284"/>
+                              <a:off x="435622" y="275933"/>
+                              <a:ext cx="158638" cy="3216"/>
                             </a:xfrm>
                             <a:custGeom>
                               <a:avLst/>
@@ -2225,12 +2225,12 @@
                               <a:cxnLst/>
                               <a:rect l="0" t="0" r="r" b="b"/>
                               <a:pathLst>
-                                <a:path w="191711" h="3284">
+                                <a:path w="158638" h="3216">
                                   <a:moveTo>
                                     <a:pt x="0" y="0"/>
                                   </a:moveTo>
                                   <a:lnTo>
-                                    <a:pt x="191711" y="0"/>
+                                    <a:pt x="158638" y="0"/>
                                   </a:lnTo>
                                 </a:path>
                               </a:pathLst>
@@ -2251,8 +2251,8 @@
                           <wps:cNvCnPr/>
                           <wps:spPr>
                             <a:xfrm>
-                              <a:off x="340804" y="1088992"/>
-                              <a:ext cx="188460" cy="3284"/>
+                              <a:off x="371830" y="1358120"/>
+                              <a:ext cx="195635" cy="3216"/>
                             </a:xfrm>
                             <a:custGeom>
                               <a:avLst/>
@@ -2261,12 +2261,12 @@
                               <a:cxnLst/>
                               <a:rect l="0" t="0" r="r" b="b"/>
                               <a:pathLst>
-                                <a:path w="188460" h="3284">
+                                <a:path w="195635" h="3216">
                                   <a:moveTo>
                                     <a:pt x="0" y="0"/>
                                   </a:moveTo>
                                   <a:lnTo>
-                                    <a:pt x="188460" y="0"/>
+                                    <a:pt x="195635" y="0"/>
                                   </a:lnTo>
                                 </a:path>
                               </a:pathLst>
@@ -2288,8 +2288,8 @@
                         <wps:cNvCnPr/>
                         <wps:spPr>
                           <a:xfrm>
-                            <a:off x="1324648" y="1731260"/>
-                            <a:ext cx="729928" cy="3284"/>
+                            <a:off x="1404317" y="2039130"/>
+                            <a:ext cx="503789" cy="3216"/>
                           </a:xfrm>
                           <a:custGeom>
                             <a:avLst/>
@@ -2298,30 +2298,30 @@
                             <a:cxnLst/>
                             <a:rect l="0" t="0" r="r" b="b"/>
                             <a:pathLst>
-                              <a:path w="729928" h="3284">
+                              <a:path w="503789" h="3216">
                                 <a:moveTo>
                                   <a:pt x="0" y="0"/>
                                 </a:moveTo>
                                 <a:lnTo>
-                                  <a:pt x="29691" y="0"/>
+                                  <a:pt x="19384" y="0"/>
                                 </a:lnTo>
                                 <a:cubicBezTo>
-                                  <a:pt x="59382" y="0"/>
-                                  <a:pt x="118764" y="0"/>
-                                  <a:pt x="215513" y="0"/>
-                                </a:cubicBezTo>
-                                <a:cubicBezTo>
-                                  <a:pt x="312259" y="0"/>
-                                  <a:pt x="446375" y="0"/>
-                                  <a:pt x="538338" y="0"/>
-                                </a:cubicBezTo>
-                                <a:cubicBezTo>
-                                  <a:pt x="630302" y="0"/>
-                                  <a:pt x="680113" y="0"/>
-                                  <a:pt x="705022" y="0"/>
+                                  <a:pt x="38768" y="0"/>
+                                  <a:pt x="77536" y="0"/>
+                                  <a:pt x="153191" y="0"/>
+                                </a:cubicBezTo>
+                                <a:cubicBezTo>
+                                  <a:pt x="228849" y="0"/>
+                                  <a:pt x="341397" y="0"/>
+                                  <a:pt x="405978" y="0"/>
+                                </a:cubicBezTo>
+                                <a:cubicBezTo>
+                                  <a:pt x="470561" y="0"/>
+                                  <a:pt x="487173" y="0"/>
+                                  <a:pt x="495482" y="0"/>
                                 </a:cubicBezTo>
                                 <a:lnTo>
-                                  <a:pt x="729928" y="0"/>
+                                  <a:pt x="503789" y="0"/>
                                 </a:lnTo>
                               </a:path>
                             </a:pathLst>
@@ -2342,8 +2342,8 @@
                         <wps:cNvCnPr/>
                         <wps:spPr>
                           <a:xfrm>
-                            <a:off x="1371021" y="1795855"/>
-                            <a:ext cx="683555" cy="311586"/>
+                            <a:off x="1417717" y="2108804"/>
+                            <a:ext cx="490389" cy="420480"/>
                           </a:xfrm>
                           <a:custGeom>
                             <a:avLst/>
@@ -2352,60 +2352,60 @@
                             <a:cxnLst/>
                             <a:rect l="0" t="0" r="r" b="b"/>
                             <a:pathLst>
-                              <a:path w="683555" h="311586">
+                              <a:path w="490389" h="420480">
                                 <a:moveTo>
-                                  <a:pt x="0" y="311586"/>
+                                  <a:pt x="0" y="420480"/>
                                 </a:moveTo>
                                 <a:lnTo>
-                                  <a:pt x="21963" y="311586"/>
+                                  <a:pt x="17149" y="420480"/>
                                 </a:lnTo>
                                 <a:cubicBezTo>
-                                  <a:pt x="43926" y="311586"/>
-                                  <a:pt x="87848" y="311586"/>
-                                  <a:pt x="126233" y="311586"/>
-                                </a:cubicBezTo>
-                                <a:cubicBezTo>
-                                  <a:pt x="164618" y="311586"/>
-                                  <a:pt x="197462" y="311586"/>
-                                  <a:pt x="215431" y="310397"/>
-                                </a:cubicBezTo>
-                                <a:cubicBezTo>
-                                  <a:pt x="233404" y="309208"/>
-                                  <a:pt x="236501" y="306833"/>
-                                  <a:pt x="239237" y="304094"/>
-                                </a:cubicBezTo>
-                                <a:cubicBezTo>
-                                  <a:pt x="241973" y="301358"/>
-                                  <a:pt x="244351" y="298261"/>
-                                  <a:pt x="245539" y="250256"/>
-                                </a:cubicBezTo>
-                                <a:cubicBezTo>
-                                  <a:pt x="246728" y="202251"/>
-                                  <a:pt x="246728" y="109335"/>
-                                  <a:pt x="247917" y="61330"/>
-                                </a:cubicBezTo>
-                                <a:cubicBezTo>
-                                  <a:pt x="249106" y="13325"/>
-                                  <a:pt x="251484" y="10228"/>
-                                  <a:pt x="254220" y="7492"/>
-                                </a:cubicBezTo>
-                                <a:cubicBezTo>
-                                  <a:pt x="256956" y="4756"/>
-                                  <a:pt x="260053" y="2378"/>
-                                  <a:pt x="306764" y="1189"/>
-                                </a:cubicBezTo>
-                                <a:cubicBezTo>
-                                  <a:pt x="353472" y="0"/>
-                                  <a:pt x="443793" y="0"/>
-                                  <a:pt x="513860" y="0"/>
-                                </a:cubicBezTo>
-                                <a:cubicBezTo>
-                                  <a:pt x="583929" y="0"/>
-                                  <a:pt x="633741" y="0"/>
-                                  <a:pt x="658650" y="0"/>
+                                  <a:pt x="34301" y="420480"/>
+                                  <a:pt x="68600" y="420480"/>
+                                  <a:pt x="111207" y="420480"/>
+                                </a:cubicBezTo>
+                                <a:cubicBezTo>
+                                  <a:pt x="153815" y="420480"/>
+                                  <a:pt x="204732" y="420480"/>
+                                  <a:pt x="231705" y="419316"/>
+                                </a:cubicBezTo>
+                                <a:cubicBezTo>
+                                  <a:pt x="258678" y="418152"/>
+                                  <a:pt x="261710" y="415824"/>
+                                  <a:pt x="264389" y="413145"/>
+                                </a:cubicBezTo>
+                                <a:cubicBezTo>
+                                  <a:pt x="267067" y="410464"/>
+                                  <a:pt x="269396" y="407434"/>
+                                  <a:pt x="270560" y="341198"/>
+                                </a:cubicBezTo>
+                                <a:cubicBezTo>
+                                  <a:pt x="271724" y="274959"/>
+                                  <a:pt x="271724" y="145518"/>
+                                  <a:pt x="272888" y="79282"/>
+                                </a:cubicBezTo>
+                                <a:cubicBezTo>
+                                  <a:pt x="274052" y="13046"/>
+                                  <a:pt x="276380" y="10014"/>
+                                  <a:pt x="279059" y="7335"/>
+                                </a:cubicBezTo>
+                                <a:cubicBezTo>
+                                  <a:pt x="281737" y="4656"/>
+                                  <a:pt x="284770" y="2328"/>
+                                  <a:pt x="311743" y="1164"/>
+                                </a:cubicBezTo>
+                                <a:cubicBezTo>
+                                  <a:pt x="338716" y="0"/>
+                                  <a:pt x="389632" y="0"/>
+                                  <a:pt x="423397" y="0"/>
+                                </a:cubicBezTo>
+                                <a:cubicBezTo>
+                                  <a:pt x="457161" y="0"/>
+                                  <a:pt x="473774" y="0"/>
+                                  <a:pt x="482083" y="0"/>
                                 </a:cubicBezTo>
                                 <a:lnTo>
-                                  <a:pt x="683555" y="0"/>
+                                  <a:pt x="490389" y="0"/>
                                 </a:lnTo>
                               </a:path>
                             </a:pathLst>
@@ -2426,8 +2426,8 @@
                         <wps:cNvCnPr/>
                         <wps:spPr>
                           <a:xfrm>
-                            <a:off x="1324648" y="845565"/>
-                            <a:ext cx="827781" cy="885695"/>
+                            <a:off x="1404317" y="1101230"/>
+                            <a:ext cx="608950" cy="937900"/>
                           </a:xfrm>
                           <a:custGeom>
                             <a:avLst/>
@@ -2436,70 +2436,60 @@
                             <a:cxnLst/>
                             <a:rect l="0" t="0" r="r" b="b"/>
                             <a:pathLst>
-                              <a:path w="827781" h="885695">
+                              <a:path w="608950" h="937900">
                                 <a:moveTo>
-                                  <a:pt x="0" y="885695"/>
+                                  <a:pt x="0" y="937900"/>
                                 </a:moveTo>
                                 <a:lnTo>
-                                  <a:pt x="29691" y="885695"/>
+                                  <a:pt x="19384" y="937900"/>
                                 </a:lnTo>
                                 <a:cubicBezTo>
-                                  <a:pt x="59382" y="885695"/>
-                                  <a:pt x="118764" y="885695"/>
-                                  <a:pt x="203197" y="885695"/>
-                                </a:cubicBezTo>
-                                <a:cubicBezTo>
-                                  <a:pt x="287626" y="885695"/>
-                                  <a:pt x="397109" y="885695"/>
-                                  <a:pt x="453397" y="884506"/>
-                                </a:cubicBezTo>
-                                <a:cubicBezTo>
-                                  <a:pt x="509685" y="883317"/>
-                                  <a:pt x="512782" y="880942"/>
-                                  <a:pt x="515518" y="878203"/>
-                                </a:cubicBezTo>
-                                <a:cubicBezTo>
-                                  <a:pt x="518254" y="875467"/>
-                                  <a:pt x="520632" y="872370"/>
-                                  <a:pt x="521821" y="729774"/>
-                                </a:cubicBezTo>
-                                <a:cubicBezTo>
-                                  <a:pt x="523010" y="587178"/>
-                                  <a:pt x="523010" y="305083"/>
-                                  <a:pt x="524199" y="162490"/>
-                                </a:cubicBezTo>
-                                <a:cubicBezTo>
-                                  <a:pt x="525388" y="19894"/>
-                                  <a:pt x="527766" y="16796"/>
-                                  <a:pt x="530502" y="14061"/>
-                                </a:cubicBezTo>
-                                <a:cubicBezTo>
-                                  <a:pt x="533238" y="11321"/>
-                                  <a:pt x="536335" y="8943"/>
-                                  <a:pt x="544727" y="7758"/>
-                                </a:cubicBezTo>
-                                <a:cubicBezTo>
-                                  <a:pt x="553118" y="6569"/>
-                                  <a:pt x="566801" y="6569"/>
-                                  <a:pt x="592531" y="6569"/>
-                                </a:cubicBezTo>
-                                <a:cubicBezTo>
-                                  <a:pt x="618258" y="6569"/>
-                                  <a:pt x="656029" y="6569"/>
-                                  <a:pt x="674914" y="5472"/>
-                                </a:cubicBezTo>
-                                <a:cubicBezTo>
-                                  <a:pt x="693800" y="4378"/>
-                                  <a:pt x="693800" y="2187"/>
-                                  <a:pt x="716130" y="1094"/>
-                                </a:cubicBezTo>
-                                <a:cubicBezTo>
-                                  <a:pt x="738461" y="0"/>
-                                  <a:pt x="783119" y="0"/>
-                                  <a:pt x="805450" y="0"/>
+                                  <a:pt x="38768" y="937900"/>
+                                  <a:pt x="77536" y="937900"/>
+                                  <a:pt x="141132" y="937900"/>
+                                </a:cubicBezTo>
+                                <a:cubicBezTo>
+                                  <a:pt x="204732" y="937900"/>
+                                  <a:pt x="293162" y="937900"/>
+                                  <a:pt x="338892" y="936736"/>
+                                </a:cubicBezTo>
+                                <a:cubicBezTo>
+                                  <a:pt x="384626" y="935572"/>
+                                  <a:pt x="387658" y="933247"/>
+                                  <a:pt x="390337" y="930565"/>
+                                </a:cubicBezTo>
+                                <a:cubicBezTo>
+                                  <a:pt x="393015" y="927886"/>
+                                  <a:pt x="395343" y="924854"/>
+                                  <a:pt x="396508" y="772380"/>
+                                </a:cubicBezTo>
+                                <a:cubicBezTo>
+                                  <a:pt x="397672" y="619906"/>
+                                  <a:pt x="397672" y="317991"/>
+                                  <a:pt x="398836" y="165520"/>
+                                </a:cubicBezTo>
+                                <a:cubicBezTo>
+                                  <a:pt x="400000" y="13046"/>
+                                  <a:pt x="402328" y="10014"/>
+                                  <a:pt x="405007" y="7335"/>
+                                </a:cubicBezTo>
+                                <a:cubicBezTo>
+                                  <a:pt x="407685" y="4653"/>
+                                  <a:pt x="410718" y="2325"/>
+                                  <a:pt x="418934" y="1164"/>
+                                </a:cubicBezTo>
+                                <a:cubicBezTo>
+                                  <a:pt x="427150" y="0"/>
+                                  <a:pt x="440546" y="0"/>
+                                  <a:pt x="473082" y="0"/>
+                                </a:cubicBezTo>
+                                <a:cubicBezTo>
+                                  <a:pt x="505615" y="0"/>
+                                  <a:pt x="557281" y="0"/>
+                                  <a:pt x="583116" y="0"/>
                                 </a:cubicBezTo>
                                 <a:lnTo>
-                                  <a:pt x="827781" y="0"/>
+                                  <a:pt x="608950" y="0"/>
                                 </a:lnTo>
                               </a:path>
                             </a:pathLst>
@@ -2520,8 +2510,8 @@
                         <wps:cNvCnPr/>
                         <wps:spPr>
                           <a:xfrm>
-                            <a:off x="1324648" y="1504090"/>
-                            <a:ext cx="758519" cy="227170"/>
+                            <a:off x="1404317" y="1800637"/>
+                            <a:ext cx="529540" cy="238493"/>
                           </a:xfrm>
                           <a:custGeom>
                             <a:avLst/>
@@ -2530,60 +2520,60 @@
                             <a:cxnLst/>
                             <a:rect l="0" t="0" r="r" b="b"/>
                             <a:pathLst>
-                              <a:path w="758519" h="227170">
+                              <a:path w="529540" h="238493">
                                 <a:moveTo>
-                                  <a:pt x="0" y="227170"/>
+                                  <a:pt x="0" y="238493"/>
                                 </a:moveTo>
                                 <a:lnTo>
-                                  <a:pt x="29691" y="227170"/>
+                                  <a:pt x="19384" y="238493"/>
                                 </a:lnTo>
                                 <a:cubicBezTo>
-                                  <a:pt x="59382" y="227170"/>
-                                  <a:pt x="118764" y="227170"/>
-                                  <a:pt x="203197" y="227170"/>
-                                </a:cubicBezTo>
-                                <a:cubicBezTo>
-                                  <a:pt x="287626" y="227170"/>
-                                  <a:pt x="397109" y="227170"/>
-                                  <a:pt x="453397" y="225981"/>
-                                </a:cubicBezTo>
-                                <a:cubicBezTo>
-                                  <a:pt x="509685" y="224792"/>
-                                  <a:pt x="512782" y="222417"/>
-                                  <a:pt x="515518" y="219678"/>
-                                </a:cubicBezTo>
-                                <a:cubicBezTo>
-                                  <a:pt x="518254" y="216942"/>
-                                  <a:pt x="520632" y="213845"/>
-                                  <a:pt x="521821" y="179910"/>
-                                </a:cubicBezTo>
-                                <a:cubicBezTo>
-                                  <a:pt x="523010" y="145972"/>
-                                  <a:pt x="523010" y="81197"/>
-                                  <a:pt x="524199" y="47259"/>
-                                </a:cubicBezTo>
-                                <a:cubicBezTo>
-                                  <a:pt x="525388" y="13325"/>
-                                  <a:pt x="527766" y="10228"/>
-                                  <a:pt x="530502" y="7492"/>
-                                </a:cubicBezTo>
-                                <a:cubicBezTo>
-                                  <a:pt x="533238" y="4753"/>
-                                  <a:pt x="536335" y="2375"/>
-                                  <a:pt x="544727" y="1189"/>
-                                </a:cubicBezTo>
-                                <a:cubicBezTo>
-                                  <a:pt x="553118" y="0"/>
-                                  <a:pt x="566801" y="0"/>
-                                  <a:pt x="603317" y="0"/>
-                                </a:cubicBezTo>
-                                <a:cubicBezTo>
-                                  <a:pt x="639830" y="0"/>
-                                  <a:pt x="699176" y="0"/>
-                                  <a:pt x="728848" y="0"/>
+                                  <a:pt x="38768" y="238493"/>
+                                  <a:pt x="77536" y="238493"/>
+                                  <a:pt x="141132" y="238493"/>
+                                </a:cubicBezTo>
+                                <a:cubicBezTo>
+                                  <a:pt x="204732" y="238493"/>
+                                  <a:pt x="293162" y="238493"/>
+                                  <a:pt x="338892" y="237329"/>
+                                </a:cubicBezTo>
+                                <a:cubicBezTo>
+                                  <a:pt x="384626" y="236165"/>
+                                  <a:pt x="387658" y="233840"/>
+                                  <a:pt x="390337" y="231158"/>
+                                </a:cubicBezTo>
+                                <a:cubicBezTo>
+                                  <a:pt x="393015" y="228479"/>
+                                  <a:pt x="395343" y="225447"/>
+                                  <a:pt x="396508" y="189541"/>
+                                </a:cubicBezTo>
+                                <a:cubicBezTo>
+                                  <a:pt x="397672" y="153635"/>
+                                  <a:pt x="397672" y="84855"/>
+                                  <a:pt x="398836" y="48952"/>
+                                </a:cubicBezTo>
+                                <a:cubicBezTo>
+                                  <a:pt x="400000" y="13046"/>
+                                  <a:pt x="402328" y="10014"/>
+                                  <a:pt x="405007" y="7335"/>
+                                </a:cubicBezTo>
+                                <a:cubicBezTo>
+                                  <a:pt x="407685" y="4653"/>
+                                  <a:pt x="410718" y="2325"/>
+                                  <a:pt x="418934" y="1164"/>
+                                </a:cubicBezTo>
+                                <a:cubicBezTo>
+                                  <a:pt x="427150" y="0"/>
+                                  <a:pt x="440546" y="0"/>
+                                  <a:pt x="459846" y="0"/>
+                                </a:cubicBezTo>
+                                <a:cubicBezTo>
+                                  <a:pt x="479144" y="0"/>
+                                  <a:pt x="504342" y="0"/>
+                                  <a:pt x="516941" y="0"/>
                                 </a:cubicBezTo>
                                 <a:lnTo>
-                                  <a:pt x="758519" y="0"/>
+                                  <a:pt x="529540" y="0"/>
                                 </a:lnTo>
                               </a:path>
                             </a:pathLst>
@@ -2604,8 +2594,8 @@
                         <wps:cNvCnPr/>
                         <wps:spPr>
                           <a:xfrm>
-                            <a:off x="1438749" y="802868"/>
-                            <a:ext cx="713680" cy="380476"/>
+                            <a:off x="1457913" y="1052995"/>
+                            <a:ext cx="555355" cy="355289"/>
                           </a:xfrm>
                           <a:custGeom>
                             <a:avLst/>
@@ -2614,60 +2604,60 @@
                             <a:cxnLst/>
                             <a:rect l="0" t="0" r="r" b="b"/>
                             <a:pathLst>
-                              <a:path w="713680" h="380476">
+                              <a:path w="555355" h="355289">
                                 <a:moveTo>
-                                  <a:pt x="0" y="380476"/>
+                                  <a:pt x="0" y="355289"/>
                                 </a:moveTo>
                                 <a:lnTo>
-                                  <a:pt x="10674" y="380476"/>
+                                  <a:pt x="10451" y="355289"/>
                                 </a:lnTo>
                                 <a:cubicBezTo>
-                                  <a:pt x="21349" y="380476"/>
-                                  <a:pt x="42697" y="380476"/>
-                                  <a:pt x="88952" y="380476"/>
-                                </a:cubicBezTo>
-                                <a:cubicBezTo>
-                                  <a:pt x="135209" y="380476"/>
-                                  <a:pt x="206370" y="380476"/>
-                                  <a:pt x="243500" y="379287"/>
-                                </a:cubicBezTo>
-                                <a:cubicBezTo>
-                                  <a:pt x="280630" y="378098"/>
-                                  <a:pt x="283727" y="375721"/>
-                                  <a:pt x="286463" y="372985"/>
-                                </a:cubicBezTo>
-                                <a:cubicBezTo>
-                                  <a:pt x="289199" y="370245"/>
-                                  <a:pt x="291577" y="367148"/>
-                                  <a:pt x="292766" y="307661"/>
-                                </a:cubicBezTo>
-                                <a:cubicBezTo>
-                                  <a:pt x="293955" y="248177"/>
-                                  <a:pt x="293955" y="132299"/>
-                                  <a:pt x="295144" y="72812"/>
-                                </a:cubicBezTo>
-                                <a:cubicBezTo>
-                                  <a:pt x="296333" y="13325"/>
-                                  <a:pt x="298711" y="10228"/>
-                                  <a:pt x="301447" y="7492"/>
-                                </a:cubicBezTo>
-                                <a:cubicBezTo>
-                                  <a:pt x="304183" y="4753"/>
-                                  <a:pt x="307280" y="2375"/>
-                                  <a:pt x="334830" y="1189"/>
-                                </a:cubicBezTo>
-                                <a:cubicBezTo>
-                                  <a:pt x="362379" y="0"/>
-                                  <a:pt x="414385" y="0"/>
-                                  <a:pt x="481600" y="0"/>
-                                </a:cubicBezTo>
-                                <a:cubicBezTo>
-                                  <a:pt x="548819" y="0"/>
-                                  <a:pt x="631248" y="0"/>
-                                  <a:pt x="672464" y="0"/>
+                                  <a:pt x="20902" y="355289"/>
+                                  <a:pt x="41804" y="355289"/>
+                                  <a:pt x="58953" y="355289"/>
+                                </a:cubicBezTo>
+                                <a:cubicBezTo>
+                                  <a:pt x="76105" y="355289"/>
+                                  <a:pt x="89502" y="355289"/>
+                                  <a:pt x="97718" y="354125"/>
+                                </a:cubicBezTo>
+                                <a:cubicBezTo>
+                                  <a:pt x="105934" y="352961"/>
+                                  <a:pt x="108966" y="350633"/>
+                                  <a:pt x="111645" y="347954"/>
+                                </a:cubicBezTo>
+                                <a:cubicBezTo>
+                                  <a:pt x="114323" y="345272"/>
+                                  <a:pt x="116651" y="342243"/>
+                                  <a:pt x="117816" y="286869"/>
+                                </a:cubicBezTo>
+                                <a:cubicBezTo>
+                                  <a:pt x="118980" y="231499"/>
+                                  <a:pt x="118980" y="123787"/>
+                                  <a:pt x="120144" y="68416"/>
+                                </a:cubicBezTo>
+                                <a:cubicBezTo>
+                                  <a:pt x="121308" y="13046"/>
+                                  <a:pt x="123636" y="10014"/>
+                                  <a:pt x="126315" y="7335"/>
+                                </a:cubicBezTo>
+                                <a:cubicBezTo>
+                                  <a:pt x="128993" y="4653"/>
+                                  <a:pt x="132026" y="2325"/>
+                                  <a:pt x="177759" y="1164"/>
+                                </a:cubicBezTo>
+                                <a:cubicBezTo>
+                                  <a:pt x="223489" y="0"/>
+                                  <a:pt x="311919" y="0"/>
+                                  <a:pt x="381970" y="0"/>
+                                </a:cubicBezTo>
+                                <a:cubicBezTo>
+                                  <a:pt x="452020" y="0"/>
+                                  <a:pt x="503686" y="0"/>
+                                  <a:pt x="529520" y="0"/>
                                 </a:cubicBezTo>
                                 <a:lnTo>
-                                  <a:pt x="713680" y="0"/>
+                                  <a:pt x="555355" y="0"/>
                                 </a:lnTo>
                               </a:path>
                             </a:pathLst>
@@ -2688,8 +2678,8 @@
                         <wps:cNvCnPr/>
                         <wps:spPr>
                           <a:xfrm>
-                            <a:off x="3461153" y="1092547"/>
-                            <a:ext cx="1475766" cy="1093224"/>
+                            <a:off x="3337093" y="1364908"/>
+                            <a:ext cx="1563241" cy="1306470"/>
                           </a:xfrm>
                           <a:custGeom>
                             <a:avLst/>
@@ -2698,60 +2688,60 @@
                             <a:cxnLst/>
                             <a:rect l="0" t="0" r="r" b="b"/>
                             <a:pathLst>
-                              <a:path w="1475766" h="1093224">
+                              <a:path w="1563241" h="1306470">
                                 <a:moveTo>
                                   <a:pt x="0" y="0"/>
                                 </a:moveTo>
                                 <a:lnTo>
-                                  <a:pt x="10674" y="0"/>
+                                  <a:pt x="10451" y="0"/>
                                 </a:lnTo>
                                 <a:cubicBezTo>
-                                  <a:pt x="21349" y="0"/>
-                                  <a:pt x="42697" y="0"/>
-                                  <a:pt x="88952" y="0"/>
-                                </a:cubicBezTo>
-                                <a:cubicBezTo>
-                                  <a:pt x="135209" y="0"/>
-                                  <a:pt x="206370" y="0"/>
-                                  <a:pt x="243500" y="1189"/>
-                                </a:cubicBezTo>
-                                <a:cubicBezTo>
-                                  <a:pt x="280630" y="2378"/>
-                                  <a:pt x="283724" y="4756"/>
-                                  <a:pt x="286463" y="7492"/>
-                                </a:cubicBezTo>
-                                <a:cubicBezTo>
-                                  <a:pt x="289199" y="10231"/>
-                                  <a:pt x="291577" y="13325"/>
-                                  <a:pt x="292766" y="191603"/>
-                                </a:cubicBezTo>
-                                <a:cubicBezTo>
-                                  <a:pt x="293955" y="369881"/>
-                                  <a:pt x="293955" y="723343"/>
-                                  <a:pt x="295144" y="901618"/>
-                                </a:cubicBezTo>
-                                <a:cubicBezTo>
-                                  <a:pt x="296333" y="1079896"/>
-                                  <a:pt x="298711" y="1082993"/>
-                                  <a:pt x="301447" y="1085732"/>
-                                </a:cubicBezTo>
-                                <a:cubicBezTo>
-                                  <a:pt x="304183" y="1088468"/>
-                                  <a:pt x="307280" y="1090846"/>
-                                  <a:pt x="315672" y="1092035"/>
-                                </a:cubicBezTo>
-                                <a:cubicBezTo>
-                                  <a:pt x="324063" y="1093224"/>
-                                  <a:pt x="337746" y="1093224"/>
-                                  <a:pt x="531977" y="1093224"/>
-                                </a:cubicBezTo>
-                                <a:cubicBezTo>
-                                  <a:pt x="726210" y="1093224"/>
-                                  <a:pt x="1100988" y="1093224"/>
-                                  <a:pt x="1288377" y="1093224"/>
+                                  <a:pt x="20902" y="0"/>
+                                  <a:pt x="41804" y="0"/>
+                                  <a:pt x="87090" y="0"/>
+                                </a:cubicBezTo>
+                                <a:cubicBezTo>
+                                  <a:pt x="132379" y="0"/>
+                                  <a:pt x="202050" y="0"/>
+                                  <a:pt x="238403" y="1164"/>
+                                </a:cubicBezTo>
+                                <a:cubicBezTo>
+                                  <a:pt x="274756" y="2328"/>
+                                  <a:pt x="277788" y="4656"/>
+                                  <a:pt x="280467" y="7335"/>
+                                </a:cubicBezTo>
+                                <a:cubicBezTo>
+                                  <a:pt x="283146" y="10014"/>
+                                  <a:pt x="285474" y="13046"/>
+                                  <a:pt x="286638" y="226949"/>
+                                </a:cubicBezTo>
+                                <a:cubicBezTo>
+                                  <a:pt x="287802" y="440848"/>
+                                  <a:pt x="287802" y="865618"/>
+                                  <a:pt x="288966" y="1079521"/>
+                                </a:cubicBezTo>
+                                <a:cubicBezTo>
+                                  <a:pt x="290130" y="1293421"/>
+                                  <a:pt x="292458" y="1296453"/>
+                                  <a:pt x="295137" y="1299132"/>
+                                </a:cubicBezTo>
+                                <a:cubicBezTo>
+                                  <a:pt x="297816" y="1301814"/>
+                                  <a:pt x="300848" y="1304142"/>
+                                  <a:pt x="309064" y="1305306"/>
+                                </a:cubicBezTo>
+                                <a:cubicBezTo>
+                                  <a:pt x="317280" y="1306470"/>
+                                  <a:pt x="330676" y="1306470"/>
+                                  <a:pt x="540569" y="1306470"/>
+                                </a:cubicBezTo>
+                                <a:cubicBezTo>
+                                  <a:pt x="750465" y="1306470"/>
+                                  <a:pt x="1156851" y="1306470"/>
+                                  <a:pt x="1360046" y="1306470"/>
                                 </a:cubicBezTo>
                                 <a:lnTo>
-                                  <a:pt x="1475766" y="1093224"/>
+                                  <a:pt x="1563241" y="1306470"/>
                                 </a:lnTo>
                               </a:path>
                             </a:pathLst>
@@ -2772,8 +2762,8 @@
                         <wps:cNvCnPr/>
                         <wps:spPr>
                           <a:xfrm>
-                            <a:off x="1438749" y="2547578"/>
-                            <a:ext cx="2523277" cy="6575"/>
+                            <a:off x="1457913" y="3053402"/>
+                            <a:ext cx="2369569" cy="3216"/>
                           </a:xfrm>
                           <a:custGeom>
                             <a:avLst/>
@@ -2782,45 +2772,45 @@
                             <a:cxnLst/>
                             <a:rect l="0" t="0" r="r" b="b"/>
                             <a:pathLst>
-                              <a:path w="2523277" h="6575">
+                              <a:path w="2369569" h="3216">
                                 <a:moveTo>
-                                  <a:pt x="0" y="6575"/>
+                                  <a:pt x="0" y="2302"/>
                                 </a:moveTo>
                                 <a:lnTo>
-                                  <a:pt x="10674" y="6575"/>
+                                  <a:pt x="10451" y="2302"/>
                                 </a:lnTo>
                                 <a:cubicBezTo>
-                                  <a:pt x="21349" y="6575"/>
-                                  <a:pt x="42697" y="6575"/>
-                                  <a:pt x="255435" y="6575"/>
-                                </a:cubicBezTo>
-                                <a:cubicBezTo>
-                                  <a:pt x="468170" y="6575"/>
-                                  <a:pt x="872294" y="6575"/>
-                                  <a:pt x="1257260" y="6575"/>
-                                </a:cubicBezTo>
-                                <a:cubicBezTo>
-                                  <a:pt x="1642223" y="6575"/>
-                                  <a:pt x="2008031" y="6575"/>
-                                  <a:pt x="2209819" y="6575"/>
-                                </a:cubicBezTo>
-                                <a:cubicBezTo>
-                                  <a:pt x="2411607" y="6575"/>
-                                  <a:pt x="2449378" y="6575"/>
-                                  <a:pt x="2468263" y="5478"/>
-                                </a:cubicBezTo>
-                                <a:cubicBezTo>
-                                  <a:pt x="2487149" y="4381"/>
-                                  <a:pt x="2487149" y="2191"/>
-                                  <a:pt x="2493169" y="1097"/>
-                                </a:cubicBezTo>
-                                <a:cubicBezTo>
-                                  <a:pt x="2499193" y="0"/>
-                                  <a:pt x="2511233" y="0"/>
-                                  <a:pt x="2517257" y="0"/>
+                                  <a:pt x="20902" y="2302"/>
+                                  <a:pt x="41804" y="2302"/>
+                                  <a:pt x="236991" y="2302"/>
+                                </a:cubicBezTo>
+                                <a:cubicBezTo>
+                                  <a:pt x="432176" y="2302"/>
+                                  <a:pt x="801646" y="2302"/>
+                                  <a:pt x="1161739" y="2302"/>
+                                </a:cubicBezTo>
+                                <a:cubicBezTo>
+                                  <a:pt x="1521829" y="2302"/>
+                                  <a:pt x="1872543" y="2302"/>
+                                  <a:pt x="2066389" y="2302"/>
+                                </a:cubicBezTo>
+                                <a:cubicBezTo>
+                                  <a:pt x="2260236" y="2302"/>
+                                  <a:pt x="2297216" y="2302"/>
+                                  <a:pt x="2315706" y="1920"/>
+                                </a:cubicBezTo>
+                                <a:cubicBezTo>
+                                  <a:pt x="2334196" y="1534"/>
+                                  <a:pt x="2334196" y="769"/>
+                                  <a:pt x="2340091" y="383"/>
+                                </a:cubicBezTo>
+                                <a:cubicBezTo>
+                                  <a:pt x="2345988" y="0"/>
+                                  <a:pt x="2357777" y="0"/>
+                                  <a:pt x="2363674" y="0"/>
                                 </a:cubicBezTo>
                                 <a:lnTo>
-                                  <a:pt x="2523277" y="0"/>
+                                  <a:pt x="2369569" y="0"/>
                                 </a:lnTo>
                               </a:path>
                             </a:pathLst>
@@ -2841,8 +2831,8 @@
                         <wps:cNvCnPr/>
                         <wps:spPr>
                           <a:xfrm>
-                            <a:off x="1324648" y="1731260"/>
-                            <a:ext cx="2637378" cy="883655"/>
+                            <a:off x="1404317" y="2039130"/>
+                            <a:ext cx="2423164" cy="1076064"/>
                           </a:xfrm>
                           <a:custGeom>
                             <a:avLst/>
@@ -2851,85 +2841,85 @@
                             <a:cxnLst/>
                             <a:rect l="0" t="0" r="r" b="b"/>
                             <a:pathLst>
-                              <a:path w="2637378" h="883655">
+                              <a:path w="2423164" h="1076064">
                                 <a:moveTo>
                                   <a:pt x="0" y="0"/>
                                 </a:moveTo>
                                 <a:lnTo>
-                                  <a:pt x="29691" y="0"/>
+                                  <a:pt x="19384" y="0"/>
                                 </a:lnTo>
                                 <a:cubicBezTo>
-                                  <a:pt x="59382" y="0"/>
-                                  <a:pt x="118764" y="0"/>
-                                  <a:pt x="203197" y="0"/>
-                                </a:cubicBezTo>
-                                <a:cubicBezTo>
-                                  <a:pt x="287626" y="0"/>
-                                  <a:pt x="397109" y="0"/>
-                                  <a:pt x="453397" y="1189"/>
-                                </a:cubicBezTo>
-                                <a:cubicBezTo>
-                                  <a:pt x="509685" y="2378"/>
-                                  <a:pt x="512782" y="4756"/>
-                                  <a:pt x="515518" y="7492"/>
-                                </a:cubicBezTo>
-                                <a:cubicBezTo>
-                                  <a:pt x="518254" y="10231"/>
-                                  <a:pt x="520632" y="13325"/>
-                                  <a:pt x="521821" y="156676"/>
-                                </a:cubicBezTo>
-                                <a:cubicBezTo>
-                                  <a:pt x="523010" y="300025"/>
-                                  <a:pt x="523010" y="583627"/>
-                                  <a:pt x="524199" y="726979"/>
-                                </a:cubicBezTo>
-                                <a:cubicBezTo>
-                                  <a:pt x="525388" y="870327"/>
-                                  <a:pt x="527766" y="873424"/>
-                                  <a:pt x="530502" y="876163"/>
-                                </a:cubicBezTo>
-                                <a:cubicBezTo>
-                                  <a:pt x="533238" y="878899"/>
-                                  <a:pt x="536335" y="881277"/>
-                                  <a:pt x="679732" y="882466"/>
-                                </a:cubicBezTo>
-                                <a:cubicBezTo>
-                                  <a:pt x="823127" y="883655"/>
-                                  <a:pt x="1106824" y="883655"/>
-                                  <a:pt x="1393255" y="883655"/>
-                                </a:cubicBezTo>
-                                <a:cubicBezTo>
-                                  <a:pt x="1679689" y="883655"/>
-                                  <a:pt x="1968858" y="883655"/>
-                                  <a:pt x="2113441" y="881737"/>
-                                </a:cubicBezTo>
-                                <a:cubicBezTo>
-                                  <a:pt x="2258028" y="879822"/>
-                                  <a:pt x="2258028" y="875989"/>
-                                  <a:pt x="2296347" y="874074"/>
-                                </a:cubicBezTo>
-                                <a:cubicBezTo>
-                                  <a:pt x="2334663" y="872160"/>
-                                  <a:pt x="2411302" y="872160"/>
-                                  <a:pt x="2468503" y="872160"/>
-                                </a:cubicBezTo>
-                                <a:cubicBezTo>
-                                  <a:pt x="2525708" y="872160"/>
-                                  <a:pt x="2563478" y="872160"/>
-                                  <a:pt x="2582364" y="869966"/>
-                                </a:cubicBezTo>
-                                <a:cubicBezTo>
-                                  <a:pt x="2601249" y="867775"/>
-                                  <a:pt x="2601249" y="863394"/>
-                                  <a:pt x="2607270" y="861203"/>
-                                </a:cubicBezTo>
-                                <a:cubicBezTo>
-                                  <a:pt x="2613293" y="859012"/>
-                                  <a:pt x="2625334" y="859012"/>
-                                  <a:pt x="2631357" y="859012"/>
+                                  <a:pt x="38768" y="0"/>
+                                  <a:pt x="77536" y="0"/>
+                                  <a:pt x="141132" y="0"/>
+                                </a:cubicBezTo>
+                                <a:cubicBezTo>
+                                  <a:pt x="204732" y="0"/>
+                                  <a:pt x="293162" y="0"/>
+                                  <a:pt x="338892" y="1164"/>
+                                </a:cubicBezTo>
+                                <a:cubicBezTo>
+                                  <a:pt x="384626" y="2328"/>
+                                  <a:pt x="387658" y="4656"/>
+                                  <a:pt x="390337" y="7335"/>
+                                </a:cubicBezTo>
+                                <a:cubicBezTo>
+                                  <a:pt x="393015" y="10017"/>
+                                  <a:pt x="395343" y="13046"/>
+                                  <a:pt x="396508" y="188547"/>
+                                </a:cubicBezTo>
+                                <a:cubicBezTo>
+                                  <a:pt x="397672" y="364049"/>
+                                  <a:pt x="397672" y="712016"/>
+                                  <a:pt x="398836" y="887517"/>
+                                </a:cubicBezTo>
+                                <a:cubicBezTo>
+                                  <a:pt x="400000" y="1063018"/>
+                                  <a:pt x="402328" y="1066051"/>
+                                  <a:pt x="405007" y="1068729"/>
+                                </a:cubicBezTo>
+                                <a:cubicBezTo>
+                                  <a:pt x="407685" y="1071408"/>
+                                  <a:pt x="410718" y="1073736"/>
+                                  <a:pt x="547396" y="1074900"/>
+                                </a:cubicBezTo>
+                                <a:cubicBezTo>
+                                  <a:pt x="684072" y="1076064"/>
+                                  <a:pt x="954393" y="1076064"/>
+                                  <a:pt x="1227393" y="1076064"/>
+                                </a:cubicBezTo>
+                                <a:cubicBezTo>
+                                  <a:pt x="1500394" y="1076064"/>
+                                  <a:pt x="1776073" y="1076064"/>
+                                  <a:pt x="1913915" y="1074190"/>
+                                </a:cubicBezTo>
+                                <a:cubicBezTo>
+                                  <a:pt x="2051755" y="1072312"/>
+                                  <a:pt x="2051755" y="1068562"/>
+                                  <a:pt x="2089272" y="1066684"/>
+                                </a:cubicBezTo>
+                                <a:cubicBezTo>
+                                  <a:pt x="2126786" y="1064809"/>
+                                  <a:pt x="2201820" y="1064809"/>
+                                  <a:pt x="2257824" y="1064809"/>
+                                </a:cubicBezTo>
+                                <a:cubicBezTo>
+                                  <a:pt x="2313831" y="1064809"/>
+                                  <a:pt x="2350812" y="1064809"/>
+                                  <a:pt x="2369302" y="1064041"/>
+                                </a:cubicBezTo>
+                                <a:cubicBezTo>
+                                  <a:pt x="2387792" y="1063276"/>
+                                  <a:pt x="2387792" y="1061742"/>
+                                  <a:pt x="2393686" y="1060973"/>
+                                </a:cubicBezTo>
+                                <a:cubicBezTo>
+                                  <a:pt x="2399584" y="1060205"/>
+                                  <a:pt x="2411372" y="1060205"/>
+                                  <a:pt x="2417270" y="1060205"/>
                                 </a:cubicBezTo>
                                 <a:lnTo>
-                                  <a:pt x="2637378" y="859012"/>
+                                  <a:pt x="2423164" y="1060205"/>
                                 </a:lnTo>
                               </a:path>
                             </a:pathLst>
@@ -2950,8 +2940,8 @@
                         <wps:cNvCnPr/>
                         <wps:spPr>
                           <a:xfrm>
-                            <a:off x="1438749" y="303792"/>
-                            <a:ext cx="2523277" cy="2115708"/>
+                            <a:off x="1457913" y="403540"/>
+                            <a:ext cx="2369569" cy="2512064"/>
                           </a:xfrm>
                           <a:custGeom>
                             <a:avLst/>
@@ -2960,105 +2950,105 @@
                             <a:cxnLst/>
                             <a:rect l="0" t="0" r="r" b="b"/>
                             <a:pathLst>
-                              <a:path w="2523277" h="2115708">
+                              <a:path w="2369569" h="2512064">
                                 <a:moveTo>
                                   <a:pt x="0" y="0"/>
                                 </a:moveTo>
                                 <a:lnTo>
-                                  <a:pt x="10674" y="0"/>
+                                  <a:pt x="10451" y="0"/>
                                 </a:lnTo>
                                 <a:cubicBezTo>
-                                  <a:pt x="21349" y="0"/>
-                                  <a:pt x="42697" y="0"/>
-                                  <a:pt x="98532" y="0"/>
-                                </a:cubicBezTo>
-                                <a:cubicBezTo>
-                                  <a:pt x="154367" y="0"/>
-                                  <a:pt x="244689" y="0"/>
-                                  <a:pt x="291396" y="1189"/>
-                                </a:cubicBezTo>
-                                <a:cubicBezTo>
-                                  <a:pt x="338107" y="2378"/>
-                                  <a:pt x="341205" y="4756"/>
-                                  <a:pt x="343941" y="7492"/>
-                                </a:cubicBezTo>
-                                <a:cubicBezTo>
-                                  <a:pt x="346676" y="10231"/>
-                                  <a:pt x="349054" y="13325"/>
-                                  <a:pt x="350243" y="284992"/>
-                                </a:cubicBezTo>
-                                <a:cubicBezTo>
-                                  <a:pt x="351432" y="556656"/>
-                                  <a:pt x="351432" y="1096889"/>
-                                  <a:pt x="352621" y="1368556"/>
-                                </a:cubicBezTo>
-                                <a:cubicBezTo>
-                                  <a:pt x="353810" y="1640220"/>
-                                  <a:pt x="356188" y="1643317"/>
-                                  <a:pt x="358924" y="1646056"/>
-                                </a:cubicBezTo>
-                                <a:cubicBezTo>
-                                  <a:pt x="361660" y="1648792"/>
-                                  <a:pt x="364757" y="1651170"/>
-                                  <a:pt x="517732" y="1652359"/>
-                                </a:cubicBezTo>
-                                <a:cubicBezTo>
-                                  <a:pt x="670710" y="1653548"/>
-                                  <a:pt x="973563" y="1653548"/>
-                                  <a:pt x="1285999" y="1653548"/>
-                                </a:cubicBezTo>
-                                <a:cubicBezTo>
-                                  <a:pt x="1598432" y="1653548"/>
-                                  <a:pt x="1920446" y="1653548"/>
-                                  <a:pt x="2083002" y="1654737"/>
-                                </a:cubicBezTo>
-                                <a:cubicBezTo>
-                                  <a:pt x="2245557" y="1655923"/>
-                                  <a:pt x="2248651" y="1658301"/>
-                                  <a:pt x="2251390" y="1661040"/>
-                                </a:cubicBezTo>
-                                <a:cubicBezTo>
-                                  <a:pt x="2254126" y="1663776"/>
-                                  <a:pt x="2256504" y="1666873"/>
-                                  <a:pt x="2257693" y="1737783"/>
-                                </a:cubicBezTo>
-                                <a:cubicBezTo>
-                                  <a:pt x="2258882" y="1808694"/>
-                                  <a:pt x="2258882" y="1947418"/>
-                                  <a:pt x="2260071" y="2018328"/>
-                                </a:cubicBezTo>
-                                <a:cubicBezTo>
-                                  <a:pt x="2261260" y="2089235"/>
-                                  <a:pt x="2263638" y="2092333"/>
-                                  <a:pt x="2266374" y="2095072"/>
-                                </a:cubicBezTo>
-                                <a:cubicBezTo>
-                                  <a:pt x="2269110" y="2097808"/>
-                                  <a:pt x="2272207" y="2100186"/>
-                                  <a:pt x="2290176" y="2101375"/>
-                                </a:cubicBezTo>
-                                <a:cubicBezTo>
-                                  <a:pt x="2308148" y="2102563"/>
-                                  <a:pt x="2340992" y="2102563"/>
-                                  <a:pt x="2376300" y="2102563"/>
-                                </a:cubicBezTo>
-                                <a:cubicBezTo>
-                                  <a:pt x="2411607" y="2102563"/>
-                                  <a:pt x="2449378" y="2102563"/>
-                                  <a:pt x="2468263" y="2104754"/>
-                                </a:cubicBezTo>
-                                <a:cubicBezTo>
-                                  <a:pt x="2487149" y="2106945"/>
-                                  <a:pt x="2487149" y="2111326"/>
-                                  <a:pt x="2493169" y="2113517"/>
-                                </a:cubicBezTo>
-                                <a:cubicBezTo>
-                                  <a:pt x="2499193" y="2115708"/>
-                                  <a:pt x="2511233" y="2115708"/>
-                                  <a:pt x="2517257" y="2115708"/>
+                                  <a:pt x="20902" y="0"/>
+                                  <a:pt x="41804" y="0"/>
+                                  <a:pt x="87090" y="0"/>
+                                </a:cubicBezTo>
+                                <a:cubicBezTo>
+                                  <a:pt x="132379" y="0"/>
+                                  <a:pt x="202050" y="0"/>
+                                  <a:pt x="238403" y="1164"/>
+                                </a:cubicBezTo>
+                                <a:cubicBezTo>
+                                  <a:pt x="274756" y="2328"/>
+                                  <a:pt x="277788" y="4656"/>
+                                  <a:pt x="280467" y="7335"/>
+                                </a:cubicBezTo>
+                                <a:cubicBezTo>
+                                  <a:pt x="283146" y="10014"/>
+                                  <a:pt x="285474" y="13046"/>
+                                  <a:pt x="286638" y="320837"/>
+                                </a:cubicBezTo>
+                                <a:cubicBezTo>
+                                  <a:pt x="287802" y="628627"/>
+                                  <a:pt x="287802" y="1241173"/>
+                                  <a:pt x="288966" y="1548963"/>
+                                </a:cubicBezTo>
+                                <a:cubicBezTo>
+                                  <a:pt x="290130" y="1856750"/>
+                                  <a:pt x="292458" y="1859783"/>
+                                  <a:pt x="295137" y="1862465"/>
+                                </a:cubicBezTo>
+                                <a:cubicBezTo>
+                                  <a:pt x="297816" y="1865143"/>
+                                  <a:pt x="300848" y="1867472"/>
+                                  <a:pt x="446903" y="1868636"/>
+                                </a:cubicBezTo>
+                                <a:cubicBezTo>
+                                  <a:pt x="592959" y="1869800"/>
+                                  <a:pt x="882038" y="1869800"/>
+                                  <a:pt x="1180496" y="1869800"/>
+                                </a:cubicBezTo>
+                                <a:cubicBezTo>
+                                  <a:pt x="1478955" y="1869800"/>
+                                  <a:pt x="1786790" y="1869800"/>
+                                  <a:pt x="1942226" y="1870964"/>
+                                </a:cubicBezTo>
+                                <a:cubicBezTo>
+                                  <a:pt x="2097662" y="1872125"/>
+                                  <a:pt x="2100694" y="1874453"/>
+                                  <a:pt x="2103373" y="1877135"/>
+                                </a:cubicBezTo>
+                                <a:cubicBezTo>
+                                  <a:pt x="2106051" y="1879813"/>
+                                  <a:pt x="2108379" y="1882846"/>
+                                  <a:pt x="2109544" y="1985277"/>
+                                </a:cubicBezTo>
+                                <a:cubicBezTo>
+                                  <a:pt x="2110708" y="2087712"/>
+                                  <a:pt x="2110708" y="2289547"/>
+                                  <a:pt x="2111872" y="2391979"/>
+                                </a:cubicBezTo>
+                                <a:cubicBezTo>
+                                  <a:pt x="2113036" y="2494414"/>
+                                  <a:pt x="2115364" y="2497446"/>
+                                  <a:pt x="2118043" y="2500125"/>
+                                </a:cubicBezTo>
+                                <a:cubicBezTo>
+                                  <a:pt x="2120721" y="2502803"/>
+                                  <a:pt x="2123754" y="2505131"/>
+                                  <a:pt x="2141346" y="2506295"/>
+                                </a:cubicBezTo>
+                                <a:cubicBezTo>
+                                  <a:pt x="2158943" y="2507460"/>
+                                  <a:pt x="2191099" y="2507460"/>
+                                  <a:pt x="2225668" y="2507460"/>
+                                </a:cubicBezTo>
+                                <a:cubicBezTo>
+                                  <a:pt x="2260236" y="2507460"/>
+                                  <a:pt x="2297216" y="2507460"/>
+                                  <a:pt x="2315706" y="2508228"/>
+                                </a:cubicBezTo>
+                                <a:cubicBezTo>
+                                  <a:pt x="2334196" y="2508993"/>
+                                  <a:pt x="2334196" y="2510527"/>
+                                  <a:pt x="2340091" y="2511296"/>
+                                </a:cubicBezTo>
+                                <a:cubicBezTo>
+                                  <a:pt x="2345988" y="2512064"/>
+                                  <a:pt x="2357777" y="2512064"/>
+                                  <a:pt x="2363674" y="2512064"/>
                                 </a:cubicBezTo>
                                 <a:lnTo>
-                                  <a:pt x="2523277" y="2115708"/>
+                                  <a:pt x="2369569" y="2512064"/>
                                 </a:lnTo>
                               </a:path>
                             </a:pathLst>
@@ -3079,8 +3069,8 @@
                         <wps:cNvCnPr/>
                         <wps:spPr>
                           <a:xfrm>
-                            <a:off x="1215987" y="662591"/>
-                            <a:ext cx="1117729" cy="2299970"/>
+                            <a:off x="1244624" y="853698"/>
+                            <a:ext cx="977369" cy="2631288"/>
                           </a:xfrm>
                           <a:custGeom>
                             <a:avLst/>
@@ -3089,60 +3079,60 @@
                             <a:cxnLst/>
                             <a:rect l="0" t="0" r="r" b="b"/>
                             <a:pathLst>
-                              <a:path w="1117729" h="2299970">
+                              <a:path w="977369" h="2631288">
                                 <a:moveTo>
                                   <a:pt x="0" y="0"/>
                                 </a:moveTo>
                                 <a:lnTo>
-                                  <a:pt x="47801" y="0"/>
+                                  <a:pt x="46000" y="0"/>
                                 </a:lnTo>
                                 <a:cubicBezTo>
-                                  <a:pt x="95603" y="0"/>
-                                  <a:pt x="191205" y="0"/>
-                                  <a:pt x="265009" y="0"/>
-                                </a:cubicBezTo>
-                                <a:cubicBezTo>
-                                  <a:pt x="338810" y="0"/>
-                                  <a:pt x="390816" y="0"/>
-                                  <a:pt x="418365" y="1189"/>
-                                </a:cubicBezTo>
-                                <a:cubicBezTo>
-                                  <a:pt x="445915" y="2378"/>
-                                  <a:pt x="449012" y="4756"/>
-                                  <a:pt x="451748" y="7492"/>
-                                </a:cubicBezTo>
-                                <a:cubicBezTo>
-                                  <a:pt x="454484" y="10228"/>
-                                  <a:pt x="456862" y="13325"/>
-                                  <a:pt x="458051" y="392727"/>
-                                </a:cubicBezTo>
-                                <a:cubicBezTo>
-                                  <a:pt x="459240" y="772130"/>
-                                  <a:pt x="459240" y="1527840"/>
-                                  <a:pt x="460429" y="1907243"/>
-                                </a:cubicBezTo>
-                                <a:cubicBezTo>
-                                  <a:pt x="461618" y="2286645"/>
-                                  <a:pt x="463996" y="2289742"/>
-                                  <a:pt x="466732" y="2292478"/>
-                                </a:cubicBezTo>
-                                <a:cubicBezTo>
-                                  <a:pt x="469468" y="2295217"/>
-                                  <a:pt x="472565" y="2297592"/>
-                                  <a:pt x="548008" y="2298781"/>
-                                </a:cubicBezTo>
-                                <a:cubicBezTo>
-                                  <a:pt x="623447" y="2299970"/>
-                                  <a:pt x="771236" y="2299970"/>
-                                  <a:pt x="878246" y="2299970"/>
-                                </a:cubicBezTo>
-                                <a:cubicBezTo>
-                                  <a:pt x="985258" y="2299970"/>
-                                  <a:pt x="1051495" y="2299970"/>
-                                  <a:pt x="1084612" y="2299970"/>
+                                  <a:pt x="91997" y="0"/>
+                                  <a:pt x="183997" y="0"/>
+                                  <a:pt x="246072" y="0"/>
+                                </a:cubicBezTo>
+                                <a:cubicBezTo>
+                                  <a:pt x="308151" y="0"/>
+                                  <a:pt x="340307" y="0"/>
+                                  <a:pt x="357900" y="1164"/>
+                                </a:cubicBezTo>
+                                <a:cubicBezTo>
+                                  <a:pt x="375496" y="2328"/>
+                                  <a:pt x="378529" y="4656"/>
+                                  <a:pt x="381207" y="7335"/>
+                                </a:cubicBezTo>
+                                <a:cubicBezTo>
+                                  <a:pt x="383886" y="10017"/>
+                                  <a:pt x="386214" y="13049"/>
+                                  <a:pt x="387378" y="447752"/>
+                                </a:cubicBezTo>
+                                <a:cubicBezTo>
+                                  <a:pt x="388542" y="882456"/>
+                                  <a:pt x="388542" y="1748833"/>
+                                  <a:pt x="389706" y="2183539"/>
+                                </a:cubicBezTo>
+                                <a:cubicBezTo>
+                                  <a:pt x="390870" y="2618242"/>
+                                  <a:pt x="393199" y="2621275"/>
+                                  <a:pt x="395877" y="2623953"/>
+                                </a:cubicBezTo>
+                                <a:cubicBezTo>
+                                  <a:pt x="398556" y="2626635"/>
+                                  <a:pt x="401588" y="2628960"/>
+                                  <a:pt x="466140" y="2630124"/>
+                                </a:cubicBezTo>
+                                <a:cubicBezTo>
+                                  <a:pt x="530688" y="2631288"/>
+                                  <a:pt x="656754" y="2631288"/>
+                                  <a:pt x="752215" y="2631288"/>
+                                </a:cubicBezTo>
+                                <a:cubicBezTo>
+                                  <a:pt x="847672" y="2631288"/>
+                                  <a:pt x="912522" y="2631288"/>
+                                  <a:pt x="944946" y="2631288"/>
                                 </a:cubicBezTo>
                                 <a:lnTo>
-                                  <a:pt x="1117729" y="2299970"/>
+                                  <a:pt x="977369" y="2631288"/>
                                 </a:lnTo>
                               </a:path>
                             </a:pathLst>
@@ -3163,8 +3153,8 @@
                         <wps:cNvCnPr/>
                         <wps:spPr>
                           <a:xfrm>
-                            <a:off x="1438749" y="303792"/>
-                            <a:ext cx="894967" cy="2633151"/>
+                            <a:off x="1457913" y="403540"/>
+                            <a:ext cx="764081" cy="3052505"/>
                           </a:xfrm>
                           <a:custGeom>
                             <a:avLst/>
@@ -3173,90 +3163,90 @@
                             <a:cxnLst/>
                             <a:rect l="0" t="0" r="r" b="b"/>
                             <a:pathLst>
-                              <a:path w="894967" h="2633151">
+                              <a:path w="764081" h="3052505">
                                 <a:moveTo>
                                   <a:pt x="0" y="0"/>
                                 </a:moveTo>
                                 <a:lnTo>
-                                  <a:pt x="10674" y="0"/>
+                                  <a:pt x="10451" y="0"/>
                                 </a:lnTo>
                                 <a:cubicBezTo>
-                                  <a:pt x="21349" y="0"/>
-                                  <a:pt x="42697" y="0"/>
-                                  <a:pt x="98532" y="0"/>
-                                </a:cubicBezTo>
-                                <a:cubicBezTo>
-                                  <a:pt x="154367" y="0"/>
-                                  <a:pt x="244689" y="0"/>
-                                  <a:pt x="291396" y="1189"/>
-                                </a:cubicBezTo>
-                                <a:cubicBezTo>
-                                  <a:pt x="338107" y="2378"/>
-                                  <a:pt x="341205" y="4756"/>
-                                  <a:pt x="343941" y="7492"/>
-                                </a:cubicBezTo>
-                                <a:cubicBezTo>
-                                  <a:pt x="346676" y="10231"/>
-                                  <a:pt x="349054" y="13325"/>
-                                  <a:pt x="350243" y="444319"/>
-                                </a:cubicBezTo>
-                                <a:cubicBezTo>
-                                  <a:pt x="351432" y="875309"/>
-                                  <a:pt x="351432" y="1734197"/>
-                                  <a:pt x="352621" y="2165187"/>
-                                </a:cubicBezTo>
-                                <a:cubicBezTo>
-                                  <a:pt x="353810" y="2596178"/>
-                                  <a:pt x="356188" y="2599275"/>
-                                  <a:pt x="358924" y="2602011"/>
-                                </a:cubicBezTo>
-                                <a:cubicBezTo>
-                                  <a:pt x="361660" y="2604750"/>
-                                  <a:pt x="364757" y="2607125"/>
-                                  <a:pt x="421042" y="2608314"/>
-                                </a:cubicBezTo>
-                                <a:cubicBezTo>
-                                  <a:pt x="477324" y="2609503"/>
-                                  <a:pt x="586793" y="2609503"/>
-                                  <a:pt x="657674" y="2609503"/>
-                                </a:cubicBezTo>
-                                <a:cubicBezTo>
-                                  <a:pt x="728559" y="2609503"/>
-                                  <a:pt x="760854" y="2609503"/>
-                                  <a:pt x="779740" y="2609503"/>
-                                </a:cubicBezTo>
-                                <a:cubicBezTo>
-                                  <a:pt x="798625" y="2609503"/>
-                                  <a:pt x="804100" y="2609503"/>
-                                  <a:pt x="806836" y="2612242"/>
-                                </a:cubicBezTo>
-                                <a:cubicBezTo>
-                                  <a:pt x="809572" y="2614978"/>
-                                  <a:pt x="809572" y="2620453"/>
-                                  <a:pt x="809572" y="2621655"/>
-                                </a:cubicBezTo>
-                                <a:cubicBezTo>
-                                  <a:pt x="809572" y="2622861"/>
-                                  <a:pt x="809572" y="2619796"/>
-                                  <a:pt x="809572" y="2620998"/>
-                                </a:cubicBezTo>
-                                <a:cubicBezTo>
-                                  <a:pt x="809572" y="2622204"/>
-                                  <a:pt x="809572" y="2627679"/>
-                                  <a:pt x="812311" y="2630415"/>
-                                </a:cubicBezTo>
-                                <a:cubicBezTo>
-                                  <a:pt x="815047" y="2633151"/>
-                                  <a:pt x="820522" y="2633151"/>
-                                  <a:pt x="834753" y="2633151"/>
-                                </a:cubicBezTo>
-                                <a:cubicBezTo>
-                                  <a:pt x="848985" y="2633151"/>
-                                  <a:pt x="871976" y="2633151"/>
-                                  <a:pt x="883471" y="2633151"/>
+                                  <a:pt x="20902" y="0"/>
+                                  <a:pt x="41804" y="0"/>
+                                  <a:pt x="87090" y="0"/>
+                                </a:cubicBezTo>
+                                <a:cubicBezTo>
+                                  <a:pt x="132379" y="0"/>
+                                  <a:pt x="202050" y="0"/>
+                                  <a:pt x="238403" y="1164"/>
+                                </a:cubicBezTo>
+                                <a:cubicBezTo>
+                                  <a:pt x="274756" y="2328"/>
+                                  <a:pt x="277788" y="4656"/>
+                                  <a:pt x="280467" y="7335"/>
+                                </a:cubicBezTo>
+                                <a:cubicBezTo>
+                                  <a:pt x="283146" y="10014"/>
+                                  <a:pt x="285474" y="13046"/>
+                                  <a:pt x="286638" y="514738"/>
+                                </a:cubicBezTo>
+                                <a:cubicBezTo>
+                                  <a:pt x="287802" y="1016430"/>
+                                  <a:pt x="287802" y="2016781"/>
+                                  <a:pt x="288966" y="2518473"/>
+                                </a:cubicBezTo>
+                                <a:cubicBezTo>
+                                  <a:pt x="290130" y="3020165"/>
+                                  <a:pt x="292458" y="3023197"/>
+                                  <a:pt x="295137" y="3025876"/>
+                                </a:cubicBezTo>
+                                <a:cubicBezTo>
+                                  <a:pt x="297816" y="3028558"/>
+                                  <a:pt x="300848" y="3030883"/>
+                                  <a:pt x="346639" y="3032047"/>
+                                </a:cubicBezTo>
+                                <a:cubicBezTo>
+                                  <a:pt x="392433" y="3033211"/>
+                                  <a:pt x="480983" y="3033211"/>
+                                  <a:pt x="541068" y="3033211"/>
+                                </a:cubicBezTo>
+                                <a:cubicBezTo>
+                                  <a:pt x="601156" y="3033211"/>
+                                  <a:pt x="632775" y="3033211"/>
+                                  <a:pt x="651265" y="3033211"/>
+                                </a:cubicBezTo>
+                                <a:cubicBezTo>
+                                  <a:pt x="669755" y="3033211"/>
+                                  <a:pt x="675116" y="3033211"/>
+                                  <a:pt x="677795" y="3035893"/>
+                                </a:cubicBezTo>
+                                <a:cubicBezTo>
+                                  <a:pt x="680473" y="3038572"/>
+                                  <a:pt x="680473" y="3043932"/>
+                                  <a:pt x="680473" y="3044466"/>
+                                </a:cubicBezTo>
+                                <a:cubicBezTo>
+                                  <a:pt x="680473" y="3045003"/>
+                                  <a:pt x="680473" y="3040716"/>
+                                  <a:pt x="680473" y="3041250"/>
+                                </a:cubicBezTo>
+                                <a:cubicBezTo>
+                                  <a:pt x="680473" y="3041787"/>
+                                  <a:pt x="680473" y="3047148"/>
+                                  <a:pt x="683155" y="3049826"/>
+                                </a:cubicBezTo>
+                                <a:cubicBezTo>
+                                  <a:pt x="685834" y="3052505"/>
+                                  <a:pt x="691194" y="3052505"/>
+                                  <a:pt x="705128" y="3052505"/>
+                                </a:cubicBezTo>
+                                <a:cubicBezTo>
+                                  <a:pt x="719061" y="3052505"/>
+                                  <a:pt x="741571" y="3052505"/>
+                                  <a:pt x="752826" y="3052505"/>
                                 </a:cubicBezTo>
                                 <a:lnTo>
-                                  <a:pt x="894967" y="2633151"/>
+                                  <a:pt x="764081" y="3052505"/>
                                 </a:lnTo>
                               </a:path>
                             </a:pathLst>
@@ -3277,8 +3267,8 @@
                         <wps:cNvCnPr/>
                         <wps:spPr>
                           <a:xfrm>
-                            <a:off x="1215987" y="662591"/>
-                            <a:ext cx="2746039" cy="1799603"/>
+                            <a:off x="1244624" y="853698"/>
+                            <a:ext cx="2582857" cy="2107839"/>
                           </a:xfrm>
                           <a:custGeom>
                             <a:avLst/>
@@ -3287,105 +3277,105 @@
                             <a:cxnLst/>
                             <a:rect l="0" t="0" r="r" b="b"/>
                             <a:pathLst>
-                              <a:path w="2746039" h="1799603">
+                              <a:path w="2582857" h="2107839">
                                 <a:moveTo>
                                   <a:pt x="0" y="0"/>
                                 </a:moveTo>
                                 <a:lnTo>
-                                  <a:pt x="47801" y="0"/>
+                                  <a:pt x="46000" y="0"/>
                                 </a:lnTo>
                                 <a:cubicBezTo>
-                                  <a:pt x="95603" y="0"/>
-                                  <a:pt x="191205" y="0"/>
-                                  <a:pt x="265009" y="0"/>
-                                </a:cubicBezTo>
-                                <a:cubicBezTo>
-                                  <a:pt x="338810" y="0"/>
-                                  <a:pt x="390816" y="0"/>
-                                  <a:pt x="418365" y="1189"/>
-                                </a:cubicBezTo>
-                                <a:cubicBezTo>
-                                  <a:pt x="445915" y="2378"/>
-                                  <a:pt x="449012" y="4756"/>
-                                  <a:pt x="451748" y="7492"/>
-                                </a:cubicBezTo>
-                                <a:cubicBezTo>
-                                  <a:pt x="454484" y="10228"/>
-                                  <a:pt x="456862" y="13325"/>
-                                  <a:pt x="458051" y="235318"/>
-                                </a:cubicBezTo>
-                                <a:cubicBezTo>
-                                  <a:pt x="459240" y="457312"/>
-                                  <a:pt x="459240" y="898199"/>
-                                  <a:pt x="460429" y="1120192"/>
-                                </a:cubicBezTo>
-                                <a:cubicBezTo>
-                                  <a:pt x="461618" y="1342182"/>
-                                  <a:pt x="463996" y="1345279"/>
-                                  <a:pt x="466732" y="1348019"/>
-                                </a:cubicBezTo>
-                                <a:cubicBezTo>
-                                  <a:pt x="469468" y="1350755"/>
-                                  <a:pt x="472565" y="1353133"/>
-                                  <a:pt x="644701" y="1354321"/>
-                                </a:cubicBezTo>
-                                <a:cubicBezTo>
-                                  <a:pt x="816834" y="1355510"/>
-                                  <a:pt x="1158009" y="1355510"/>
-                                  <a:pt x="1480023" y="1355510"/>
-                                </a:cubicBezTo>
-                                <a:cubicBezTo>
-                                  <a:pt x="1802036" y="1355510"/>
-                                  <a:pt x="2104889" y="1355510"/>
-                                  <a:pt x="2257864" y="1356699"/>
-                                </a:cubicBezTo>
-                                <a:cubicBezTo>
-                                  <a:pt x="2410842" y="1357885"/>
-                                  <a:pt x="2413936" y="1360263"/>
-                                  <a:pt x="2416675" y="1363002"/>
-                                </a:cubicBezTo>
-                                <a:cubicBezTo>
-                                  <a:pt x="2419411" y="1365738"/>
-                                  <a:pt x="2421789" y="1368835"/>
-                                  <a:pt x="2422978" y="1437828"/>
-                                </a:cubicBezTo>
-                                <a:cubicBezTo>
-                                  <a:pt x="2424167" y="1506823"/>
-                                  <a:pt x="2424167" y="1641714"/>
-                                  <a:pt x="2425356" y="1710710"/>
-                                </a:cubicBezTo>
-                                <a:cubicBezTo>
-                                  <a:pt x="2426545" y="1779702"/>
-                                  <a:pt x="2428923" y="1782800"/>
-                                  <a:pt x="2431658" y="1785539"/>
-                                </a:cubicBezTo>
-                                <a:cubicBezTo>
-                                  <a:pt x="2434394" y="1788275"/>
-                                  <a:pt x="2437492" y="1790653"/>
-                                  <a:pt x="2465041" y="1791842"/>
-                                </a:cubicBezTo>
-                                <a:cubicBezTo>
-                                  <a:pt x="2492591" y="1793030"/>
-                                  <a:pt x="2544596" y="1793030"/>
-                                  <a:pt x="2589481" y="1793030"/>
-                                </a:cubicBezTo>
-                                <a:cubicBezTo>
-                                  <a:pt x="2634369" y="1793030"/>
-                                  <a:pt x="2672140" y="1793030"/>
-                                  <a:pt x="2691025" y="1794124"/>
-                                </a:cubicBezTo>
-                                <a:cubicBezTo>
-                                  <a:pt x="2709911" y="1795221"/>
-                                  <a:pt x="2709911" y="1797412"/>
-                                  <a:pt x="2715931" y="1798506"/>
-                                </a:cubicBezTo>
-                                <a:cubicBezTo>
-                                  <a:pt x="2721955" y="1799603"/>
-                                  <a:pt x="2733995" y="1799603"/>
-                                  <a:pt x="2740019" y="1799603"/>
+                                  <a:pt x="91997" y="0"/>
+                                  <a:pt x="183997" y="0"/>
+                                  <a:pt x="246072" y="0"/>
+                                </a:cubicBezTo>
+                                <a:cubicBezTo>
+                                  <a:pt x="308151" y="0"/>
+                                  <a:pt x="340307" y="0"/>
+                                  <a:pt x="357900" y="1164"/>
+                                </a:cubicBezTo>
+                                <a:cubicBezTo>
+                                  <a:pt x="375496" y="2328"/>
+                                  <a:pt x="378529" y="4656"/>
+                                  <a:pt x="381207" y="7335"/>
+                                </a:cubicBezTo>
+                                <a:cubicBezTo>
+                                  <a:pt x="383886" y="10017"/>
+                                  <a:pt x="386214" y="13049"/>
+                                  <a:pt x="387378" y="255726"/>
+                                </a:cubicBezTo>
+                                <a:cubicBezTo>
+                                  <a:pt x="388542" y="498402"/>
+                                  <a:pt x="388542" y="980729"/>
+                                  <a:pt x="389706" y="1223406"/>
+                                </a:cubicBezTo>
+                                <a:cubicBezTo>
+                                  <a:pt x="390870" y="1466083"/>
+                                  <a:pt x="393199" y="1469115"/>
+                                  <a:pt x="395877" y="1471797"/>
+                                </a:cubicBezTo>
+                                <a:cubicBezTo>
+                                  <a:pt x="398556" y="1474475"/>
+                                  <a:pt x="401588" y="1476804"/>
+                                  <a:pt x="566404" y="1477968"/>
+                                </a:cubicBezTo>
+                                <a:cubicBezTo>
+                                  <a:pt x="731216" y="1479132"/>
+                                  <a:pt x="1057812" y="1479132"/>
+                                  <a:pt x="1365648" y="1479132"/>
+                                </a:cubicBezTo>
+                                <a:cubicBezTo>
+                                  <a:pt x="1673487" y="1479132"/>
+                                  <a:pt x="1962565" y="1479132"/>
+                                  <a:pt x="2108621" y="1480296"/>
+                                </a:cubicBezTo>
+                                <a:cubicBezTo>
+                                  <a:pt x="2254676" y="1481457"/>
+                                  <a:pt x="2257708" y="1483785"/>
+                                  <a:pt x="2260387" y="1486467"/>
+                                </a:cubicBezTo>
+                                <a:cubicBezTo>
+                                  <a:pt x="2263066" y="1489145"/>
+                                  <a:pt x="2265394" y="1492178"/>
+                                  <a:pt x="2266558" y="1592735"/>
+                                </a:cubicBezTo>
+                                <a:cubicBezTo>
+                                  <a:pt x="2267722" y="1693292"/>
+                                  <a:pt x="2267722" y="1891377"/>
+                                  <a:pt x="2268886" y="1991934"/>
+                                </a:cubicBezTo>
+                                <a:cubicBezTo>
+                                  <a:pt x="2270050" y="2092491"/>
+                                  <a:pt x="2272378" y="2095523"/>
+                                  <a:pt x="2275057" y="2098202"/>
+                                </a:cubicBezTo>
+                                <a:cubicBezTo>
+                                  <a:pt x="2277736" y="2100881"/>
+                                  <a:pt x="2280768" y="2103209"/>
+                                  <a:pt x="2307741" y="2104373"/>
+                                </a:cubicBezTo>
+                                <a:cubicBezTo>
+                                  <a:pt x="2334714" y="2105537"/>
+                                  <a:pt x="2385631" y="2105537"/>
+                                  <a:pt x="2429576" y="2105537"/>
+                                </a:cubicBezTo>
+                                <a:cubicBezTo>
+                                  <a:pt x="2473525" y="2105537"/>
+                                  <a:pt x="2510505" y="2105537"/>
+                                  <a:pt x="2528995" y="2105919"/>
+                                </a:cubicBezTo>
+                                <a:cubicBezTo>
+                                  <a:pt x="2547485" y="2106305"/>
+                                  <a:pt x="2547485" y="2107071"/>
+                                  <a:pt x="2553379" y="2107453"/>
+                                </a:cubicBezTo>
+                                <a:cubicBezTo>
+                                  <a:pt x="2559277" y="2107839"/>
+                                  <a:pt x="2571065" y="2107839"/>
+                                  <a:pt x="2576963" y="2107839"/>
                                 </a:cubicBezTo>
                                 <a:lnTo>
-                                  <a:pt x="2746039" y="1799603"/>
+                                  <a:pt x="2582857" y="2107839"/>
                                 </a:lnTo>
                               </a:path>
                             </a:pathLst>
@@ -3406,8 +3396,8 @@
                         <wps:cNvCnPr/>
                         <wps:spPr>
                           <a:xfrm>
-                            <a:off x="1371021" y="2107441"/>
-                            <a:ext cx="2591005" cy="568236"/>
+                            <a:off x="1417717" y="2529284"/>
+                            <a:ext cx="2409764" cy="645400"/>
                           </a:xfrm>
                           <a:custGeom>
                             <a:avLst/>
@@ -3416,125 +3406,105 @@
                             <a:cxnLst/>
                             <a:rect l="0" t="0" r="r" b="b"/>
                             <a:pathLst>
-                              <a:path w="2591005" h="568236">
+                              <a:path w="2409764" h="645400">
                                 <a:moveTo>
                                   <a:pt x="0" y="0"/>
                                 </a:moveTo>
                                 <a:lnTo>
-                                  <a:pt x="21963" y="0"/>
+                                  <a:pt x="17149" y="0"/>
                                 </a:lnTo>
                                 <a:cubicBezTo>
-                                  <a:pt x="43926" y="0"/>
-                                  <a:pt x="87848" y="0"/>
-                                  <a:pt x="126233" y="0"/>
-                                </a:cubicBezTo>
-                                <a:cubicBezTo>
-                                  <a:pt x="164618" y="0"/>
-                                  <a:pt x="197462" y="0"/>
-                                  <a:pt x="215431" y="1189"/>
-                                </a:cubicBezTo>
-                                <a:cubicBezTo>
-                                  <a:pt x="233404" y="2378"/>
-                                  <a:pt x="236501" y="4756"/>
-                                  <a:pt x="239237" y="7492"/>
-                                </a:cubicBezTo>
-                                <a:cubicBezTo>
-                                  <a:pt x="241973" y="10231"/>
-                                  <a:pt x="244351" y="13325"/>
-                                  <a:pt x="245539" y="104106"/>
-                                </a:cubicBezTo>
-                                <a:cubicBezTo>
-                                  <a:pt x="246728" y="194887"/>
-                                  <a:pt x="246728" y="373349"/>
-                                  <a:pt x="247917" y="464130"/>
-                                </a:cubicBezTo>
-                                <a:cubicBezTo>
-                                  <a:pt x="249106" y="554908"/>
-                                  <a:pt x="251484" y="558005"/>
-                                  <a:pt x="254220" y="560745"/>
-                                </a:cubicBezTo>
-                                <a:cubicBezTo>
-                                  <a:pt x="256956" y="563481"/>
-                                  <a:pt x="260053" y="565859"/>
-                                  <a:pt x="441767" y="567047"/>
-                                </a:cubicBezTo>
-                                <a:cubicBezTo>
-                                  <a:pt x="623484" y="568236"/>
-                                  <a:pt x="983813" y="568236"/>
-                                  <a:pt x="1305827" y="568236"/>
-                                </a:cubicBezTo>
-                                <a:cubicBezTo>
-                                  <a:pt x="1627841" y="568236"/>
-                                  <a:pt x="1911539" y="568236"/>
-                                  <a:pt x="2056122" y="568236"/>
-                                </a:cubicBezTo>
-                                <a:cubicBezTo>
-                                  <a:pt x="2200708" y="568236"/>
-                                  <a:pt x="2206180" y="568236"/>
-                                  <a:pt x="2208919" y="565497"/>
-                                </a:cubicBezTo>
-                                <a:cubicBezTo>
-                                  <a:pt x="2211655" y="562761"/>
-                                  <a:pt x="2211655" y="557286"/>
-                                  <a:pt x="2211655" y="556192"/>
-                                </a:cubicBezTo>
-                                <a:cubicBezTo>
-                                  <a:pt x="2211655" y="555099"/>
-                                  <a:pt x="2211655" y="558383"/>
-                                  <a:pt x="2211655" y="557286"/>
-                                </a:cubicBezTo>
-                                <a:cubicBezTo>
-                                  <a:pt x="2211655" y="556192"/>
-                                  <a:pt x="2211655" y="550717"/>
-                                  <a:pt x="2214391" y="547981"/>
-                                </a:cubicBezTo>
-                                <a:cubicBezTo>
-                                  <a:pt x="2217130" y="545246"/>
-                                  <a:pt x="2222602" y="545246"/>
-                                  <a:pt x="2260922" y="545246"/>
-                                </a:cubicBezTo>
-                                <a:cubicBezTo>
-                                  <a:pt x="2299241" y="545246"/>
-                                  <a:pt x="2370401" y="545246"/>
-                                  <a:pt x="2422130" y="545246"/>
-                                </a:cubicBezTo>
-                                <a:cubicBezTo>
-                                  <a:pt x="2473860" y="545246"/>
-                                  <a:pt x="2506159" y="545246"/>
-                                  <a:pt x="2525044" y="545246"/>
-                                </a:cubicBezTo>
-                                <a:cubicBezTo>
-                                  <a:pt x="2543930" y="545246"/>
-                                  <a:pt x="2549401" y="545246"/>
-                                  <a:pt x="2552141" y="542506"/>
-                                </a:cubicBezTo>
-                                <a:cubicBezTo>
-                                  <a:pt x="2554877" y="539770"/>
-                                  <a:pt x="2554877" y="534295"/>
-                                  <a:pt x="2554877" y="533747"/>
-                                </a:cubicBezTo>
-                                <a:cubicBezTo>
-                                  <a:pt x="2554877" y="533198"/>
-                                  <a:pt x="2554877" y="537573"/>
-                                  <a:pt x="2554877" y="537021"/>
-                                </a:cubicBezTo>
-                                <a:cubicBezTo>
-                                  <a:pt x="2554877" y="536473"/>
-                                  <a:pt x="2554877" y="530998"/>
-                                  <a:pt x="2557612" y="528262"/>
-                                </a:cubicBezTo>
-                                <a:cubicBezTo>
-                                  <a:pt x="2560352" y="525526"/>
-                                  <a:pt x="2565823" y="525526"/>
-                                  <a:pt x="2571847" y="525526"/>
-                                </a:cubicBezTo>
-                                <a:cubicBezTo>
-                                  <a:pt x="2577867" y="525526"/>
-                                  <a:pt x="2584436" y="525526"/>
-                                  <a:pt x="2587721" y="525526"/>
+                                  <a:pt x="34301" y="0"/>
+                                  <a:pt x="68600" y="0"/>
+                                  <a:pt x="111207" y="0"/>
+                                </a:cubicBezTo>
+                                <a:cubicBezTo>
+                                  <a:pt x="153815" y="0"/>
+                                  <a:pt x="204732" y="0"/>
+                                  <a:pt x="231705" y="1164"/>
+                                </a:cubicBezTo>
+                                <a:cubicBezTo>
+                                  <a:pt x="258678" y="2328"/>
+                                  <a:pt x="261710" y="4653"/>
+                                  <a:pt x="264389" y="7335"/>
+                                </a:cubicBezTo>
+                                <a:cubicBezTo>
+                                  <a:pt x="267067" y="10014"/>
+                                  <a:pt x="269396" y="13046"/>
+                                  <a:pt x="270560" y="116770"/>
+                                </a:cubicBezTo>
+                                <a:cubicBezTo>
+                                  <a:pt x="271724" y="220492"/>
+                                  <a:pt x="271724" y="424908"/>
+                                  <a:pt x="272888" y="528630"/>
+                                </a:cubicBezTo>
+                                <a:cubicBezTo>
+                                  <a:pt x="274052" y="632354"/>
+                                  <a:pt x="276380" y="635386"/>
+                                  <a:pt x="279059" y="638065"/>
+                                </a:cubicBezTo>
+                                <a:cubicBezTo>
+                                  <a:pt x="281737" y="640744"/>
+                                  <a:pt x="284770" y="643072"/>
+                                  <a:pt x="440205" y="644236"/>
+                                </a:cubicBezTo>
+                                <a:cubicBezTo>
+                                  <a:pt x="595641" y="645400"/>
+                                  <a:pt x="903476" y="645400"/>
+                                  <a:pt x="1192555" y="645400"/>
+                                </a:cubicBezTo>
+                                <a:cubicBezTo>
+                                  <a:pt x="1481634" y="645400"/>
+                                  <a:pt x="1751955" y="645400"/>
+                                  <a:pt x="1889795" y="645400"/>
+                                </a:cubicBezTo>
+                                <a:cubicBezTo>
+                                  <a:pt x="2027637" y="645400"/>
+                                  <a:pt x="2032995" y="645400"/>
+                                  <a:pt x="2035676" y="642721"/>
+                                </a:cubicBezTo>
+                                <a:cubicBezTo>
+                                  <a:pt x="2038355" y="640039"/>
+                                  <a:pt x="2038355" y="634682"/>
+                                  <a:pt x="2038355" y="633608"/>
+                                </a:cubicBezTo>
+                                <a:cubicBezTo>
+                                  <a:pt x="2038355" y="632537"/>
+                                  <a:pt x="2038355" y="635753"/>
+                                  <a:pt x="2038355" y="634682"/>
+                                </a:cubicBezTo>
+                                <a:cubicBezTo>
+                                  <a:pt x="2038355" y="633608"/>
+                                  <a:pt x="2038355" y="628251"/>
+                                  <a:pt x="2041034" y="625569"/>
+                                </a:cubicBezTo>
+                                <a:cubicBezTo>
+                                  <a:pt x="2043716" y="622890"/>
+                                  <a:pt x="2049073" y="622890"/>
+                                  <a:pt x="2086590" y="622890"/>
+                                </a:cubicBezTo>
+                                <a:cubicBezTo>
+                                  <a:pt x="2124107" y="622890"/>
+                                  <a:pt x="2193778" y="622890"/>
+                                  <a:pt x="2247106" y="622890"/>
+                                </a:cubicBezTo>
+                                <a:cubicBezTo>
+                                  <a:pt x="2300432" y="622890"/>
+                                  <a:pt x="2337412" y="622890"/>
+                                  <a:pt x="2355902" y="621739"/>
+                                </a:cubicBezTo>
+                                <a:cubicBezTo>
+                                  <a:pt x="2374392" y="620588"/>
+                                  <a:pt x="2374392" y="618285"/>
+                                  <a:pt x="2380286" y="617134"/>
+                                </a:cubicBezTo>
+                                <a:cubicBezTo>
+                                  <a:pt x="2386184" y="615986"/>
+                                  <a:pt x="2397973" y="615986"/>
+                                  <a:pt x="2403870" y="615986"/>
                                 </a:cubicBezTo>
                                 <a:lnTo>
-                                  <a:pt x="2591005" y="525526"/>
+                                  <a:pt x="2409764" y="615986"/>
                                 </a:lnTo>
                               </a:path>
                             </a:pathLst>
@@ -3555,8 +3525,8 @@
                         <wps:cNvCnPr/>
                         <wps:spPr>
                           <a:xfrm>
-                            <a:off x="1438749" y="1183344"/>
-                            <a:ext cx="2523277" cy="1321543"/>
+                            <a:off x="1457913" y="1408284"/>
+                            <a:ext cx="2369569" cy="1599185"/>
                           </a:xfrm>
                           <a:custGeom>
                             <a:avLst/>
@@ -3565,95 +3535,95 @@
                             <a:cxnLst/>
                             <a:rect l="0" t="0" r="r" b="b"/>
                             <a:pathLst>
-                              <a:path w="2523277" h="1321543">
+                              <a:path w="2369569" h="1599185">
                                 <a:moveTo>
                                   <a:pt x="0" y="0"/>
                                 </a:moveTo>
                                 <a:lnTo>
-                                  <a:pt x="10674" y="0"/>
+                                  <a:pt x="10451" y="0"/>
                                 </a:lnTo>
                                 <a:cubicBezTo>
-                                  <a:pt x="21349" y="0"/>
-                                  <a:pt x="42697" y="0"/>
-                                  <a:pt x="88952" y="0"/>
-                                </a:cubicBezTo>
-                                <a:cubicBezTo>
-                                  <a:pt x="135209" y="0"/>
-                                  <a:pt x="206370" y="0"/>
-                                  <a:pt x="243500" y="1189"/>
-                                </a:cubicBezTo>
-                                <a:cubicBezTo>
-                                  <a:pt x="280630" y="2375"/>
-                                  <a:pt x="283727" y="4753"/>
-                                  <a:pt x="286463" y="7492"/>
-                                </a:cubicBezTo>
-                                <a:cubicBezTo>
-                                  <a:pt x="289199" y="10228"/>
-                                  <a:pt x="291577" y="13325"/>
-                                  <a:pt x="292766" y="158650"/>
-                                </a:cubicBezTo>
-                                <a:cubicBezTo>
-                                  <a:pt x="293955" y="303979"/>
-                                  <a:pt x="293955" y="591536"/>
-                                  <a:pt x="295144" y="736865"/>
-                                </a:cubicBezTo>
-                                <a:cubicBezTo>
-                                  <a:pt x="296333" y="882190"/>
-                                  <a:pt x="298711" y="885287"/>
-                                  <a:pt x="301447" y="888027"/>
-                                </a:cubicBezTo>
-                                <a:cubicBezTo>
-                                  <a:pt x="304183" y="890763"/>
-                                  <a:pt x="307280" y="893141"/>
-                                  <a:pt x="469835" y="894329"/>
-                                </a:cubicBezTo>
-                                <a:cubicBezTo>
-                                  <a:pt x="632391" y="895518"/>
-                                  <a:pt x="954405" y="895518"/>
-                                  <a:pt x="1257260" y="895518"/>
-                                </a:cubicBezTo>
-                                <a:cubicBezTo>
-                                  <a:pt x="1560113" y="895518"/>
-                                  <a:pt x="1843811" y="895518"/>
-                                  <a:pt x="1987205" y="896707"/>
-                                </a:cubicBezTo>
-                                <a:cubicBezTo>
-                                  <a:pt x="2130603" y="897893"/>
-                                  <a:pt x="2133696" y="900271"/>
-                                  <a:pt x="2136436" y="903010"/>
-                                </a:cubicBezTo>
-                                <a:cubicBezTo>
-                                  <a:pt x="2139172" y="905746"/>
-                                  <a:pt x="2141549" y="908843"/>
-                                  <a:pt x="2142738" y="975921"/>
-                                </a:cubicBezTo>
-                                <a:cubicBezTo>
-                                  <a:pt x="2143927" y="1042998"/>
-                                  <a:pt x="2143927" y="1174060"/>
-                                  <a:pt x="2145116" y="1241137"/>
-                                </a:cubicBezTo>
-                                <a:cubicBezTo>
-                                  <a:pt x="2146305" y="1308215"/>
-                                  <a:pt x="2148683" y="1311312"/>
-                                  <a:pt x="2151419" y="1314051"/>
-                                </a:cubicBezTo>
-                                <a:cubicBezTo>
-                                  <a:pt x="2154155" y="1316787"/>
-                                  <a:pt x="2157252" y="1319165"/>
-                                  <a:pt x="2194383" y="1320354"/>
-                                </a:cubicBezTo>
-                                <a:cubicBezTo>
-                                  <a:pt x="2231513" y="1321543"/>
-                                  <a:pt x="2302673" y="1321543"/>
-                                  <a:pt x="2363162" y="1321543"/>
-                                </a:cubicBezTo>
-                                <a:cubicBezTo>
-                                  <a:pt x="2423651" y="1321543"/>
-                                  <a:pt x="2473462" y="1321543"/>
-                                  <a:pt x="2498371" y="1321543"/>
+                                  <a:pt x="20902" y="0"/>
+                                  <a:pt x="41804" y="0"/>
+                                  <a:pt x="58953" y="0"/>
+                                </a:cubicBezTo>
+                                <a:cubicBezTo>
+                                  <a:pt x="76105" y="0"/>
+                                  <a:pt x="89502" y="0"/>
+                                  <a:pt x="97718" y="1164"/>
+                                </a:cubicBezTo>
+                                <a:cubicBezTo>
+                                  <a:pt x="105934" y="2328"/>
+                                  <a:pt x="108966" y="4656"/>
+                                  <a:pt x="111645" y="7335"/>
+                                </a:cubicBezTo>
+                                <a:cubicBezTo>
+                                  <a:pt x="114323" y="10014"/>
+                                  <a:pt x="116651" y="13046"/>
+                                  <a:pt x="117816" y="173209"/>
+                                </a:cubicBezTo>
+                                <a:cubicBezTo>
+                                  <a:pt x="118980" y="333371"/>
+                                  <a:pt x="118980" y="650664"/>
+                                  <a:pt x="120144" y="810827"/>
+                                </a:cubicBezTo>
+                                <a:cubicBezTo>
+                                  <a:pt x="121308" y="970986"/>
+                                  <a:pt x="123636" y="974018"/>
+                                  <a:pt x="126315" y="976700"/>
+                                </a:cubicBezTo>
+                                <a:cubicBezTo>
+                                  <a:pt x="128993" y="979379"/>
+                                  <a:pt x="132026" y="981707"/>
+                                  <a:pt x="306218" y="982871"/>
+                                </a:cubicBezTo>
+                                <a:cubicBezTo>
+                                  <a:pt x="480411" y="984035"/>
+                                  <a:pt x="825763" y="984035"/>
+                                  <a:pt x="1133602" y="984035"/>
+                                </a:cubicBezTo>
+                                <a:cubicBezTo>
+                                  <a:pt x="1441438" y="984035"/>
+                                  <a:pt x="1711759" y="984035"/>
+                                  <a:pt x="1848435" y="985199"/>
+                                </a:cubicBezTo>
+                                <a:cubicBezTo>
+                                  <a:pt x="1985113" y="986360"/>
+                                  <a:pt x="1988146" y="988688"/>
+                                  <a:pt x="1990824" y="991370"/>
+                                </a:cubicBezTo>
+                                <a:cubicBezTo>
+                                  <a:pt x="1993503" y="994049"/>
+                                  <a:pt x="1995831" y="997081"/>
+                                  <a:pt x="1996995" y="1095763"/>
+                                </a:cubicBezTo>
+                                <a:cubicBezTo>
+                                  <a:pt x="1998159" y="1194443"/>
+                                  <a:pt x="1998159" y="1388775"/>
+                                  <a:pt x="1999323" y="1487457"/>
+                                </a:cubicBezTo>
+                                <a:cubicBezTo>
+                                  <a:pt x="2000487" y="1586139"/>
+                                  <a:pt x="2002816" y="1589172"/>
+                                  <a:pt x="2005494" y="1591850"/>
+                                </a:cubicBezTo>
+                                <a:cubicBezTo>
+                                  <a:pt x="2008173" y="1594529"/>
+                                  <a:pt x="2011205" y="1596857"/>
+                                  <a:pt x="2047558" y="1598021"/>
+                                </a:cubicBezTo>
+                                <a:cubicBezTo>
+                                  <a:pt x="2083911" y="1599185"/>
+                                  <a:pt x="2153582" y="1599185"/>
+                                  <a:pt x="2212805" y="1599185"/>
+                                </a:cubicBezTo>
+                                <a:cubicBezTo>
+                                  <a:pt x="2272028" y="1599185"/>
+                                  <a:pt x="2320797" y="1599185"/>
+                                  <a:pt x="2345184" y="1599185"/>
                                 </a:cubicBezTo>
                                 <a:lnTo>
-                                  <a:pt x="2523277" y="1321543"/>
+                                  <a:pt x="2369569" y="1599185"/>
                                 </a:lnTo>
                               </a:path>
                             </a:pathLst>
@@ -3674,8 +3644,8 @@
                         <wps:cNvCnPr/>
                         <wps:spPr>
                           <a:xfrm>
-                            <a:off x="3116342" y="2568930"/>
-                            <a:ext cx="1342734" cy="406440"/>
+                            <a:off x="3083316" y="3078671"/>
+                            <a:ext cx="1275654" cy="420786"/>
                           </a:xfrm>
                           <a:custGeom>
                             <a:avLst/>
@@ -3684,90 +3654,90 @@
                             <a:cxnLst/>
                             <a:rect l="0" t="0" r="r" b="b"/>
                             <a:pathLst>
-                              <a:path w="1342734" h="406440">
+                              <a:path w="1275654" h="420786">
                                 <a:moveTo>
-                                  <a:pt x="0" y="406440"/>
+                                  <a:pt x="0" y="420786"/>
                                 </a:moveTo>
                                 <a:lnTo>
-                                  <a:pt x="10674" y="406440"/>
+                                  <a:pt x="10451" y="420786"/>
                                 </a:lnTo>
                                 <a:cubicBezTo>
-                                  <a:pt x="21349" y="406440"/>
-                                  <a:pt x="42697" y="406440"/>
-                                  <a:pt x="117684" y="406440"/>
-                                </a:cubicBezTo>
-                                <a:cubicBezTo>
-                                  <a:pt x="192667" y="406440"/>
-                                  <a:pt x="321291" y="406440"/>
-                                  <a:pt x="387150" y="405251"/>
-                                </a:cubicBezTo>
-                                <a:cubicBezTo>
-                                  <a:pt x="453009" y="404062"/>
-                                  <a:pt x="456103" y="401687"/>
-                                  <a:pt x="458842" y="398948"/>
-                                </a:cubicBezTo>
-                                <a:cubicBezTo>
-                                  <a:pt x="461578" y="396212"/>
-                                  <a:pt x="463956" y="393115"/>
-                                  <a:pt x="465145" y="355298"/>
-                                </a:cubicBezTo>
-                                <a:cubicBezTo>
-                                  <a:pt x="466334" y="317485"/>
-                                  <a:pt x="466334" y="244952"/>
-                                  <a:pt x="467523" y="207135"/>
-                                </a:cubicBezTo>
-                                <a:cubicBezTo>
-                                  <a:pt x="468712" y="169318"/>
-                                  <a:pt x="471090" y="166224"/>
-                                  <a:pt x="473826" y="163485"/>
-                                </a:cubicBezTo>
-                                <a:cubicBezTo>
-                                  <a:pt x="476562" y="160749"/>
-                                  <a:pt x="479659" y="158371"/>
-                                  <a:pt x="516789" y="157182"/>
-                                </a:cubicBezTo>
-                                <a:cubicBezTo>
-                                  <a:pt x="553920" y="155993"/>
-                                  <a:pt x="625080" y="155993"/>
-                                  <a:pt x="759652" y="155993"/>
-                                </a:cubicBezTo>
-                                <a:cubicBezTo>
-                                  <a:pt x="894221" y="155993"/>
-                                  <a:pt x="1092202" y="155993"/>
-                                  <a:pt x="1192741" y="154804"/>
-                                </a:cubicBezTo>
-                                <a:cubicBezTo>
-                                  <a:pt x="1293281" y="153615"/>
-                                  <a:pt x="1296375" y="151237"/>
-                                  <a:pt x="1299114" y="148501"/>
-                                </a:cubicBezTo>
-                                <a:cubicBezTo>
-                                  <a:pt x="1301850" y="145766"/>
-                                  <a:pt x="1304228" y="142668"/>
-                                  <a:pt x="1305417" y="120594"/>
-                                </a:cubicBezTo>
-                                <a:cubicBezTo>
-                                  <a:pt x="1306606" y="98523"/>
-                                  <a:pt x="1306606" y="57471"/>
-                                  <a:pt x="1307794" y="35399"/>
-                                </a:cubicBezTo>
-                                <a:cubicBezTo>
-                                  <a:pt x="1308983" y="13325"/>
-                                  <a:pt x="1311358" y="10228"/>
-                                  <a:pt x="1314097" y="7492"/>
-                                </a:cubicBezTo>
-                                <a:cubicBezTo>
-                                  <a:pt x="1316833" y="4756"/>
-                                  <a:pt x="1319930" y="2378"/>
-                                  <a:pt x="1324762" y="1189"/>
-                                </a:cubicBezTo>
-                                <a:cubicBezTo>
-                                  <a:pt x="1329596" y="0"/>
-                                  <a:pt x="1336165" y="0"/>
-                                  <a:pt x="1339450" y="0"/>
+                                  <a:pt x="20902" y="420786"/>
+                                  <a:pt x="41804" y="420786"/>
+                                  <a:pt x="101252" y="420786"/>
+                                </a:cubicBezTo>
+                                <a:cubicBezTo>
+                                  <a:pt x="160696" y="420786"/>
+                                  <a:pt x="258687" y="420786"/>
+                                  <a:pt x="309199" y="419622"/>
+                                </a:cubicBezTo>
+                                <a:cubicBezTo>
+                                  <a:pt x="359711" y="418458"/>
+                                  <a:pt x="362743" y="416133"/>
+                                  <a:pt x="365422" y="413451"/>
+                                </a:cubicBezTo>
+                                <a:cubicBezTo>
+                                  <a:pt x="368100" y="410772"/>
+                                  <a:pt x="370428" y="407740"/>
+                                  <a:pt x="371593" y="368248"/>
+                                </a:cubicBezTo>
+                                <a:cubicBezTo>
+                                  <a:pt x="372757" y="328753"/>
+                                  <a:pt x="372757" y="252799"/>
+                                  <a:pt x="373921" y="213305"/>
+                                </a:cubicBezTo>
+                                <a:cubicBezTo>
+                                  <a:pt x="375085" y="173813"/>
+                                  <a:pt x="377413" y="170781"/>
+                                  <a:pt x="380092" y="168102"/>
+                                </a:cubicBezTo>
+                                <a:cubicBezTo>
+                                  <a:pt x="382770" y="165420"/>
+                                  <a:pt x="385803" y="163095"/>
+                                  <a:pt x="422156" y="161931"/>
+                                </a:cubicBezTo>
+                                <a:cubicBezTo>
+                                  <a:pt x="458509" y="160767"/>
+                                  <a:pt x="528179" y="160767"/>
+                                  <a:pt x="667408" y="160767"/>
+                                </a:cubicBezTo>
+                                <a:cubicBezTo>
+                                  <a:pt x="806637" y="160767"/>
+                                  <a:pt x="1015420" y="160767"/>
+                                  <a:pt x="1121328" y="159603"/>
+                                </a:cubicBezTo>
+                                <a:cubicBezTo>
+                                  <a:pt x="1227236" y="158439"/>
+                                  <a:pt x="1230268" y="156111"/>
+                                  <a:pt x="1232947" y="153432"/>
+                                </a:cubicBezTo>
+                                <a:cubicBezTo>
+                                  <a:pt x="1235626" y="150750"/>
+                                  <a:pt x="1237954" y="147721"/>
+                                  <a:pt x="1239118" y="124768"/>
+                                </a:cubicBezTo>
+                                <a:cubicBezTo>
+                                  <a:pt x="1240282" y="101818"/>
+                                  <a:pt x="1240282" y="58950"/>
+                                  <a:pt x="1241446" y="35996"/>
+                                </a:cubicBezTo>
+                                <a:cubicBezTo>
+                                  <a:pt x="1242610" y="13046"/>
+                                  <a:pt x="1244938" y="10014"/>
+                                  <a:pt x="1247617" y="7335"/>
+                                </a:cubicBezTo>
+                                <a:cubicBezTo>
+                                  <a:pt x="1250299" y="4656"/>
+                                  <a:pt x="1253328" y="2328"/>
+                                  <a:pt x="1258061" y="1164"/>
+                                </a:cubicBezTo>
+                                <a:cubicBezTo>
+                                  <a:pt x="1262791" y="0"/>
+                                  <a:pt x="1269223" y="0"/>
+                                  <a:pt x="1272438" y="0"/>
                                 </a:cubicBezTo>
                                 <a:lnTo>
-                                  <a:pt x="1342734" y="0"/>
+                                  <a:pt x="1275654" y="0"/>
                                 </a:lnTo>
                               </a:path>
                             </a:pathLst>
@@ -3788,8 +3758,8 @@
                         <wps:cNvCnPr/>
                         <wps:spPr>
                           <a:xfrm>
-                            <a:off x="1438749" y="2554154"/>
-                            <a:ext cx="894967" cy="457673"/>
+                            <a:off x="1457913" y="3055704"/>
+                            <a:ext cx="764081" cy="477517"/>
                           </a:xfrm>
                           <a:custGeom>
                             <a:avLst/>
@@ -3798,90 +3768,90 @@
                             <a:cxnLst/>
                             <a:rect l="0" t="0" r="r" b="b"/>
                             <a:pathLst>
-                              <a:path w="894967" h="457673">
+                              <a:path w="764081" h="477517">
                                 <a:moveTo>
                                   <a:pt x="0" y="0"/>
                                 </a:moveTo>
                                 <a:lnTo>
-                                  <a:pt x="10674" y="0"/>
+                                  <a:pt x="10451" y="0"/>
                                 </a:lnTo>
                                 <a:cubicBezTo>
-                                  <a:pt x="21349" y="0"/>
-                                  <a:pt x="42697" y="0"/>
-                                  <a:pt x="60213" y="0"/>
-                                </a:cubicBezTo>
-                                <a:cubicBezTo>
-                                  <a:pt x="77732" y="0"/>
-                                  <a:pt x="91415" y="0"/>
-                                  <a:pt x="99807" y="1189"/>
-                                </a:cubicBezTo>
-                                <a:cubicBezTo>
-                                  <a:pt x="108198" y="2375"/>
-                                  <a:pt x="111296" y="4753"/>
-                                  <a:pt x="114032" y="7492"/>
-                                </a:cubicBezTo>
-                                <a:cubicBezTo>
-                                  <a:pt x="116767" y="10228"/>
-                                  <a:pt x="119145" y="13325"/>
-                                  <a:pt x="120334" y="85677"/>
-                                </a:cubicBezTo>
-                                <a:cubicBezTo>
-                                  <a:pt x="121523" y="158030"/>
-                                  <a:pt x="121523" y="299640"/>
-                                  <a:pt x="122712" y="371996"/>
-                                </a:cubicBezTo>
-                                <a:cubicBezTo>
-                                  <a:pt x="123901" y="444348"/>
-                                  <a:pt x="126279" y="447446"/>
-                                  <a:pt x="129015" y="450181"/>
-                                </a:cubicBezTo>
-                                <a:cubicBezTo>
-                                  <a:pt x="131751" y="452921"/>
-                                  <a:pt x="134848" y="455295"/>
-                                  <a:pt x="229449" y="456484"/>
-                                </a:cubicBezTo>
-                                <a:cubicBezTo>
-                                  <a:pt x="324050" y="457673"/>
-                                  <a:pt x="510155" y="457673"/>
-                                  <a:pt x="619355" y="457673"/>
-                                </a:cubicBezTo>
-                                <a:cubicBezTo>
-                                  <a:pt x="728559" y="457673"/>
-                                  <a:pt x="760854" y="457673"/>
-                                  <a:pt x="779740" y="457673"/>
-                                </a:cubicBezTo>
-                                <a:cubicBezTo>
-                                  <a:pt x="798625" y="457673"/>
-                                  <a:pt x="804100" y="457673"/>
-                                  <a:pt x="806836" y="454937"/>
-                                </a:cubicBezTo>
-                                <a:cubicBezTo>
-                                  <a:pt x="809572" y="452201"/>
-                                  <a:pt x="809572" y="446726"/>
-                                  <a:pt x="809572" y="445521"/>
-                                </a:cubicBezTo>
-                                <a:cubicBezTo>
-                                  <a:pt x="809572" y="444319"/>
-                                  <a:pt x="809572" y="447383"/>
-                                  <a:pt x="809572" y="446178"/>
-                                </a:cubicBezTo>
-                                <a:cubicBezTo>
-                                  <a:pt x="809572" y="444976"/>
-                                  <a:pt x="809572" y="439501"/>
-                                  <a:pt x="812311" y="436765"/>
-                                </a:cubicBezTo>
-                                <a:cubicBezTo>
-                                  <a:pt x="815047" y="434025"/>
-                                  <a:pt x="820522" y="434025"/>
-                                  <a:pt x="834753" y="434025"/>
-                                </a:cubicBezTo>
-                                <a:cubicBezTo>
-                                  <a:pt x="848985" y="434025"/>
-                                  <a:pt x="871976" y="434025"/>
-                                  <a:pt x="883471" y="434025"/>
+                                  <a:pt x="20902" y="0"/>
+                                  <a:pt x="41804" y="0"/>
+                                  <a:pt x="58953" y="0"/>
+                                </a:cubicBezTo>
+                                <a:cubicBezTo>
+                                  <a:pt x="76105" y="0"/>
+                                  <a:pt x="89502" y="0"/>
+                                  <a:pt x="97718" y="1164"/>
+                                </a:cubicBezTo>
+                                <a:cubicBezTo>
+                                  <a:pt x="105934" y="2328"/>
+                                  <a:pt x="108966" y="4656"/>
+                                  <a:pt x="111645" y="7335"/>
+                                </a:cubicBezTo>
+                                <a:cubicBezTo>
+                                  <a:pt x="114323" y="10014"/>
+                                  <a:pt x="116651" y="13046"/>
+                                  <a:pt x="117816" y="88788"/>
+                                </a:cubicBezTo>
+                                <a:cubicBezTo>
+                                  <a:pt x="118980" y="164533"/>
+                                  <a:pt x="118980" y="312987"/>
+                                  <a:pt x="120144" y="388729"/>
+                                </a:cubicBezTo>
+                                <a:cubicBezTo>
+                                  <a:pt x="121308" y="464471"/>
+                                  <a:pt x="123636" y="467503"/>
+                                  <a:pt x="126315" y="470182"/>
+                                </a:cubicBezTo>
+                                <a:cubicBezTo>
+                                  <a:pt x="128993" y="472863"/>
+                                  <a:pt x="132026" y="475188"/>
+                                  <a:pt x="205954" y="476352"/>
+                                </a:cubicBezTo>
+                                <a:cubicBezTo>
+                                  <a:pt x="279885" y="477517"/>
+                                  <a:pt x="424709" y="477517"/>
+                                  <a:pt x="512931" y="477517"/>
+                                </a:cubicBezTo>
+                                <a:cubicBezTo>
+                                  <a:pt x="601156" y="477517"/>
+                                  <a:pt x="632775" y="477517"/>
+                                  <a:pt x="651265" y="477517"/>
+                                </a:cubicBezTo>
+                                <a:cubicBezTo>
+                                  <a:pt x="669755" y="477517"/>
+                                  <a:pt x="675116" y="477517"/>
+                                  <a:pt x="677795" y="474838"/>
+                                </a:cubicBezTo>
+                                <a:cubicBezTo>
+                                  <a:pt x="680473" y="472159"/>
+                                  <a:pt x="680473" y="466799"/>
+                                  <a:pt x="680473" y="466262"/>
+                                </a:cubicBezTo>
+                                <a:cubicBezTo>
+                                  <a:pt x="680473" y="465728"/>
+                                  <a:pt x="680473" y="470014"/>
+                                  <a:pt x="680473" y="469477"/>
+                                </a:cubicBezTo>
+                                <a:cubicBezTo>
+                                  <a:pt x="680473" y="468944"/>
+                                  <a:pt x="680473" y="463583"/>
+                                  <a:pt x="683155" y="460904"/>
+                                </a:cubicBezTo>
+                                <a:cubicBezTo>
+                                  <a:pt x="685834" y="458223"/>
+                                  <a:pt x="691194" y="458223"/>
+                                  <a:pt x="705128" y="458223"/>
+                                </a:cubicBezTo>
+                                <a:cubicBezTo>
+                                  <a:pt x="719061" y="458223"/>
+                                  <a:pt x="741571" y="458223"/>
+                                  <a:pt x="752826" y="458223"/>
                                 </a:cubicBezTo>
                                 <a:lnTo>
-                                  <a:pt x="894967" y="434025"/>
+                                  <a:pt x="764081" y="458223"/>
                                 </a:lnTo>
                               </a:path>
                             </a:pathLst>
@@ -3902,8 +3872,8 @@
                         <wps:cNvCnPr/>
                         <wps:spPr>
                           <a:xfrm>
-                            <a:off x="3116342" y="2795555"/>
-                            <a:ext cx="1820577" cy="179815"/>
+                            <a:off x="3083316" y="3319845"/>
+                            <a:ext cx="1817018" cy="179611"/>
                           </a:xfrm>
                           <a:custGeom>
                             <a:avLst/>
@@ -3912,60 +3882,60 @@
                             <a:cxnLst/>
                             <a:rect l="0" t="0" r="r" b="b"/>
                             <a:pathLst>
-                              <a:path w="1820577" h="179815">
+                              <a:path w="1817018" h="179611">
                                 <a:moveTo>
-                                  <a:pt x="0" y="179815"/>
+                                  <a:pt x="0" y="179611"/>
                                 </a:moveTo>
                                 <a:lnTo>
-                                  <a:pt x="10674" y="179815"/>
+                                  <a:pt x="10451" y="179611"/>
                                 </a:lnTo>
                                 <a:cubicBezTo>
-                                  <a:pt x="21349" y="179815"/>
-                                  <a:pt x="42697" y="179815"/>
-                                  <a:pt x="117684" y="179815"/>
-                                </a:cubicBezTo>
-                                <a:cubicBezTo>
-                                  <a:pt x="192667" y="179815"/>
-                                  <a:pt x="321291" y="179815"/>
-                                  <a:pt x="387150" y="178626"/>
-                                </a:cubicBezTo>
-                                <a:cubicBezTo>
-                                  <a:pt x="453009" y="177437"/>
-                                  <a:pt x="456103" y="175063"/>
-                                  <a:pt x="458842" y="172323"/>
-                                </a:cubicBezTo>
-                                <a:cubicBezTo>
-                                  <a:pt x="461578" y="169587"/>
-                                  <a:pt x="463956" y="166490"/>
-                                  <a:pt x="465145" y="140448"/>
-                                </a:cubicBezTo>
-                                <a:cubicBezTo>
-                                  <a:pt x="466334" y="114403"/>
-                                  <a:pt x="466334" y="65412"/>
-                                  <a:pt x="467523" y="39370"/>
-                                </a:cubicBezTo>
-                                <a:cubicBezTo>
-                                  <a:pt x="468712" y="13325"/>
-                                  <a:pt x="471090" y="10228"/>
-                                  <a:pt x="473826" y="7492"/>
-                                </a:cubicBezTo>
-                                <a:cubicBezTo>
-                                  <a:pt x="476562" y="4756"/>
-                                  <a:pt x="479659" y="2378"/>
-                                  <a:pt x="516789" y="1189"/>
-                                </a:cubicBezTo>
-                                <a:cubicBezTo>
-                                  <a:pt x="553920" y="0"/>
-                                  <a:pt x="625080" y="0"/>
-                                  <a:pt x="848049" y="0"/>
-                                </a:cubicBezTo>
-                                <a:cubicBezTo>
-                                  <a:pt x="1071021" y="0"/>
-                                  <a:pt x="1445799" y="0"/>
-                                  <a:pt x="1633188" y="0"/>
+                                  <a:pt x="20902" y="179611"/>
+                                  <a:pt x="41804" y="179611"/>
+                                  <a:pt x="101252" y="179611"/>
+                                </a:cubicBezTo>
+                                <a:cubicBezTo>
+                                  <a:pt x="160696" y="179611"/>
+                                  <a:pt x="258687" y="179611"/>
+                                  <a:pt x="309199" y="178447"/>
+                                </a:cubicBezTo>
+                                <a:cubicBezTo>
+                                  <a:pt x="359711" y="177283"/>
+                                  <a:pt x="362743" y="174958"/>
+                                  <a:pt x="365422" y="172276"/>
+                                </a:cubicBezTo>
+                                <a:cubicBezTo>
+                                  <a:pt x="368100" y="169597"/>
+                                  <a:pt x="370428" y="166565"/>
+                                  <a:pt x="371593" y="140473"/>
+                                </a:cubicBezTo>
+                                <a:cubicBezTo>
+                                  <a:pt x="372757" y="114381"/>
+                                  <a:pt x="372757" y="65230"/>
+                                  <a:pt x="373921" y="39138"/>
+                                </a:cubicBezTo>
+                                <a:cubicBezTo>
+                                  <a:pt x="375085" y="13046"/>
+                                  <a:pt x="377413" y="10014"/>
+                                  <a:pt x="380092" y="7335"/>
+                                </a:cubicBezTo>
+                                <a:cubicBezTo>
+                                  <a:pt x="382770" y="4656"/>
+                                  <a:pt x="385803" y="2328"/>
+                                  <a:pt x="422156" y="1164"/>
+                                </a:cubicBezTo>
+                                <a:cubicBezTo>
+                                  <a:pt x="458509" y="0"/>
+                                  <a:pt x="528179" y="0"/>
+                                  <a:pt x="766209" y="0"/>
+                                </a:cubicBezTo>
+                                <a:cubicBezTo>
+                                  <a:pt x="1004242" y="0"/>
+                                  <a:pt x="1410628" y="0"/>
+                                  <a:pt x="1613823" y="0"/>
                                 </a:cubicBezTo>
                                 <a:lnTo>
-                                  <a:pt x="1820577" y="0"/>
+                                  <a:pt x="1817018" y="0"/>
                                 </a:lnTo>
                               </a:path>
                             </a:pathLst>
@@ -3986,8 +3956,8 @@
                         <wps:cNvCnPr/>
                         <wps:spPr>
                           <a:xfrm>
-                            <a:off x="25978" y="325140"/>
-                            <a:ext cx="5434444" cy="2857962"/>
+                            <a:off x="25434" y="427657"/>
+                            <a:ext cx="5435531" cy="3287242"/>
                           </a:xfrm>
                           <a:custGeom>
                             <a:avLst/>
@@ -3996,105 +3966,105 @@
                             <a:cxnLst/>
                             <a:rect l="0" t="0" r="r" b="b"/>
                             <a:pathLst>
-                              <a:path w="5434444" h="2857962">
+                              <a:path w="5435531" h="3287242">
                                 <a:moveTo>
-                                  <a:pt x="5312920" y="1910438"/>
+                                  <a:pt x="5316552" y="2297306"/>
                                 </a:moveTo>
                                 <a:lnTo>
-                                  <a:pt x="5323595" y="1910438"/>
+                                  <a:pt x="5327002" y="2297306"/>
                                 </a:lnTo>
                                 <a:cubicBezTo>
-                                  <a:pt x="5334269" y="1910438"/>
-                                  <a:pt x="5355618" y="1910438"/>
-                                  <a:pt x="5373137" y="1910438"/>
-                                </a:cubicBezTo>
-                                <a:cubicBezTo>
-                                  <a:pt x="5390653" y="1910438"/>
-                                  <a:pt x="5404339" y="1910438"/>
-                                  <a:pt x="5412727" y="1911627"/>
-                                </a:cubicBezTo>
-                                <a:cubicBezTo>
-                                  <a:pt x="5421119" y="1912816"/>
-                                  <a:pt x="5424216" y="1915191"/>
-                                  <a:pt x="5426952" y="1917930"/>
-                                </a:cubicBezTo>
-                                <a:cubicBezTo>
-                                  <a:pt x="5429688" y="1920666"/>
-                                  <a:pt x="5432066" y="1923763"/>
-                                  <a:pt x="5433255" y="2077760"/>
-                                </a:cubicBezTo>
-                                <a:cubicBezTo>
-                                  <a:pt x="5434444" y="2231753"/>
-                                  <a:pt x="5434444" y="2536645"/>
-                                  <a:pt x="5433255" y="2690641"/>
-                                </a:cubicBezTo>
-                                <a:cubicBezTo>
-                                  <a:pt x="5432066" y="2844637"/>
-                                  <a:pt x="5429688" y="2847731"/>
-                                  <a:pt x="5426952" y="2850471"/>
-                                </a:cubicBezTo>
-                                <a:cubicBezTo>
-                                  <a:pt x="5424216" y="2853206"/>
-                                  <a:pt x="5421119" y="2855584"/>
-                                  <a:pt x="5280198" y="2856773"/>
-                                </a:cubicBezTo>
-                                <a:cubicBezTo>
-                                  <a:pt x="5139277" y="2857962"/>
-                                  <a:pt x="4860532" y="2857962"/>
-                                  <a:pt x="4405726" y="2857962"/>
-                                </a:cubicBezTo>
-                                <a:cubicBezTo>
-                                  <a:pt x="3950920" y="2857962"/>
-                                  <a:pt x="3320056" y="2857962"/>
-                                  <a:pt x="2684282" y="2857962"/>
-                                </a:cubicBezTo>
-                                <a:cubicBezTo>
-                                  <a:pt x="2048509" y="2857962"/>
-                                  <a:pt x="1407828" y="2857962"/>
-                                  <a:pt x="962366" y="2857962"/>
-                                </a:cubicBezTo>
-                                <a:cubicBezTo>
-                                  <a:pt x="516904" y="2857962"/>
-                                  <a:pt x="266665" y="2857962"/>
-                                  <a:pt x="139995" y="2856773"/>
-                                </a:cubicBezTo>
-                                <a:cubicBezTo>
-                                  <a:pt x="13325" y="2855584"/>
-                                  <a:pt x="10228" y="2853206"/>
-                                  <a:pt x="7492" y="2850471"/>
-                                </a:cubicBezTo>
-                                <a:cubicBezTo>
-                                  <a:pt x="4756" y="2847731"/>
-                                  <a:pt x="2378" y="2844637"/>
-                                  <a:pt x="1189" y="2372234"/>
-                                </a:cubicBezTo>
-                                <a:cubicBezTo>
-                                  <a:pt x="0" y="1899833"/>
-                                  <a:pt x="0" y="958129"/>
-                                  <a:pt x="1189" y="485729"/>
-                                </a:cubicBezTo>
-                                <a:cubicBezTo>
-                                  <a:pt x="2378" y="13325"/>
-                                  <a:pt x="4756" y="10231"/>
-                                  <a:pt x="7492" y="7492"/>
-                                </a:cubicBezTo>
-                                <a:cubicBezTo>
-                                  <a:pt x="10228" y="4756"/>
-                                  <a:pt x="13325" y="2378"/>
-                                  <a:pt x="42060" y="1189"/>
-                                </a:cubicBezTo>
-                                <a:cubicBezTo>
-                                  <a:pt x="70796" y="0"/>
-                                  <a:pt x="125166" y="0"/>
-                                  <a:pt x="160838" y="0"/>
-                                </a:cubicBezTo>
-                                <a:cubicBezTo>
-                                  <a:pt x="196510" y="0"/>
-                                  <a:pt x="213477" y="0"/>
-                                  <a:pt x="221964" y="0"/>
+                                  <a:pt x="5337453" y="2297306"/>
+                                  <a:pt x="5358355" y="2297306"/>
+                                  <a:pt x="5375504" y="2297306"/>
+                                </a:cubicBezTo>
+                                <a:cubicBezTo>
+                                  <a:pt x="5392653" y="2297306"/>
+                                  <a:pt x="5406053" y="2297306"/>
+                                  <a:pt x="5414269" y="2298470"/>
+                                </a:cubicBezTo>
+                                <a:cubicBezTo>
+                                  <a:pt x="5422485" y="2299634"/>
+                                  <a:pt x="5425514" y="2301962"/>
+                                  <a:pt x="5428196" y="2304641"/>
+                                </a:cubicBezTo>
+                                <a:cubicBezTo>
+                                  <a:pt x="5430875" y="2307323"/>
+                                  <a:pt x="5433203" y="2310355"/>
+                                  <a:pt x="5434367" y="2471499"/>
+                                </a:cubicBezTo>
+                                <a:cubicBezTo>
+                                  <a:pt x="5435531" y="2632645"/>
+                                  <a:pt x="5435531" y="2951903"/>
+                                  <a:pt x="5434367" y="3113050"/>
+                                </a:cubicBezTo>
+                                <a:cubicBezTo>
+                                  <a:pt x="5433203" y="3274193"/>
+                                  <a:pt x="5430875" y="3277225"/>
+                                  <a:pt x="5428196" y="3279907"/>
+                                </a:cubicBezTo>
+                                <a:cubicBezTo>
+                                  <a:pt x="5425514" y="3282586"/>
+                                  <a:pt x="5422485" y="3284914"/>
+                                  <a:pt x="5270642" y="3286078"/>
+                                </a:cubicBezTo>
+                                <a:cubicBezTo>
+                                  <a:pt x="5118801" y="3287242"/>
+                                  <a:pt x="4818146" y="3287242"/>
+                                  <a:pt x="4348839" y="3287242"/>
+                                </a:cubicBezTo>
+                                <a:cubicBezTo>
+                                  <a:pt x="3879529" y="3287242"/>
+                                  <a:pt x="3241564" y="3287242"/>
+                                  <a:pt x="2617934" y="3287242"/>
+                                </a:cubicBezTo>
+                                <a:cubicBezTo>
+                                  <a:pt x="1994307" y="3287242"/>
+                                  <a:pt x="1385019" y="3287242"/>
+                                  <a:pt x="953766" y="3287242"/>
+                                </a:cubicBezTo>
+                                <a:cubicBezTo>
+                                  <a:pt x="522513" y="3287242"/>
+                                  <a:pt x="269296" y="3287242"/>
+                                  <a:pt x="141171" y="3286078"/>
+                                </a:cubicBezTo>
+                                <a:cubicBezTo>
+                                  <a:pt x="13046" y="3284914"/>
+                                  <a:pt x="10014" y="3282586"/>
+                                  <a:pt x="7335" y="3279907"/>
+                                </a:cubicBezTo>
+                                <a:cubicBezTo>
+                                  <a:pt x="4656" y="3277225"/>
+                                  <a:pt x="2328" y="3274193"/>
+                                  <a:pt x="1164" y="2730164"/>
+                                </a:cubicBezTo>
+                                <a:cubicBezTo>
+                                  <a:pt x="0" y="2186134"/>
+                                  <a:pt x="0" y="1101108"/>
+                                  <a:pt x="1164" y="557075"/>
+                                </a:cubicBezTo>
+                                <a:cubicBezTo>
+                                  <a:pt x="2328" y="13046"/>
+                                  <a:pt x="4656" y="10014"/>
+                                  <a:pt x="7335" y="7335"/>
+                                </a:cubicBezTo>
+                                <a:cubicBezTo>
+                                  <a:pt x="10014" y="4656"/>
+                                  <a:pt x="13046" y="2328"/>
+                                  <a:pt x="36868" y="1164"/>
+                                </a:cubicBezTo>
+                                <a:cubicBezTo>
+                                  <a:pt x="60686" y="0"/>
+                                  <a:pt x="105297" y="0"/>
+                                  <a:pt x="135907" y="0"/>
+                                </a:cubicBezTo>
+                                <a:cubicBezTo>
+                                  <a:pt x="166520" y="0"/>
+                                  <a:pt x="183135" y="0"/>
+                                  <a:pt x="191441" y="0"/>
                                 </a:cubicBezTo>
                                 <a:lnTo>
-                                  <a:pt x="230448" y="0"/>
+                                  <a:pt x="199747" y="0"/>
                                 </a:lnTo>
                               </a:path>
                             </a:pathLst>
@@ -4115,8 +4085,8 @@
                         <wps:cNvCnPr/>
                         <wps:spPr>
                           <a:xfrm>
-                            <a:off x="1560272" y="2235579"/>
-                            <a:ext cx="3900149" cy="947524"/>
+                            <a:off x="1576892" y="2724964"/>
+                            <a:ext cx="3884073" cy="989936"/>
                           </a:xfrm>
                           <a:custGeom>
                             <a:avLst/>
@@ -4125,130 +4095,130 @@
                             <a:cxnLst/>
                             <a:rect l="0" t="0" r="r" b="b"/>
                             <a:pathLst>
-                              <a:path w="3900149" h="947524">
+                              <a:path w="3884073" h="989936">
                                 <a:moveTo>
-                                  <a:pt x="3778626" y="0"/>
+                                  <a:pt x="3765093" y="0"/>
                                 </a:moveTo>
                                 <a:lnTo>
-                                  <a:pt x="3789300" y="0"/>
+                                  <a:pt x="3775544" y="0"/>
                                 </a:lnTo>
                                 <a:cubicBezTo>
-                                  <a:pt x="3799975" y="0"/>
-                                  <a:pt x="3821324" y="0"/>
-                                  <a:pt x="3838843" y="0"/>
-                                </a:cubicBezTo>
-                                <a:cubicBezTo>
-                                  <a:pt x="3856358" y="0"/>
-                                  <a:pt x="3870045" y="0"/>
-                                  <a:pt x="3878433" y="1189"/>
-                                </a:cubicBezTo>
-                                <a:cubicBezTo>
-                                  <a:pt x="3886825" y="2378"/>
-                                  <a:pt x="3889922" y="4753"/>
-                                  <a:pt x="3892658" y="7492"/>
-                                </a:cubicBezTo>
-                                <a:cubicBezTo>
-                                  <a:pt x="3895394" y="10228"/>
-                                  <a:pt x="3897772" y="13325"/>
-                                  <a:pt x="3898960" y="167321"/>
-                                </a:cubicBezTo>
-                                <a:cubicBezTo>
-                                  <a:pt x="3900149" y="321314"/>
-                                  <a:pt x="3900149" y="626206"/>
-                                  <a:pt x="3898960" y="780203"/>
-                                </a:cubicBezTo>
-                                <a:cubicBezTo>
-                                  <a:pt x="3897772" y="934199"/>
-                                  <a:pt x="3895394" y="937293"/>
-                                  <a:pt x="3892658" y="940032"/>
-                                </a:cubicBezTo>
-                                <a:cubicBezTo>
-                                  <a:pt x="3889922" y="942768"/>
-                                  <a:pt x="3886825" y="945146"/>
-                                  <a:pt x="3745904" y="946335"/>
-                                </a:cubicBezTo>
-                                <a:cubicBezTo>
-                                  <a:pt x="3604982" y="947524"/>
-                                  <a:pt x="3326238" y="947524"/>
-                                  <a:pt x="2871432" y="947524"/>
-                                </a:cubicBezTo>
-                                <a:cubicBezTo>
-                                  <a:pt x="2416626" y="947524"/>
-                                  <a:pt x="1785762" y="947524"/>
-                                  <a:pt x="1280583" y="947524"/>
-                                </a:cubicBezTo>
-                                <a:cubicBezTo>
-                                  <a:pt x="775404" y="947524"/>
-                                  <a:pt x="395913" y="947524"/>
-                                  <a:pt x="204619" y="946335"/>
-                                </a:cubicBezTo>
-                                <a:cubicBezTo>
-                                  <a:pt x="13325" y="945146"/>
-                                  <a:pt x="10228" y="942768"/>
-                                  <a:pt x="7492" y="940032"/>
-                                </a:cubicBezTo>
-                                <a:cubicBezTo>
-                                  <a:pt x="4756" y="937293"/>
-                                  <a:pt x="2378" y="934199"/>
-                                  <a:pt x="1189" y="917790"/>
-                                </a:cubicBezTo>
-                                <a:cubicBezTo>
-                                  <a:pt x="0" y="901381"/>
-                                  <a:pt x="0" y="871657"/>
-                                  <a:pt x="1189" y="855248"/>
-                                </a:cubicBezTo>
-                                <a:cubicBezTo>
-                                  <a:pt x="2378" y="838839"/>
-                                  <a:pt x="4756" y="835745"/>
-                                  <a:pt x="7492" y="833006"/>
-                                </a:cubicBezTo>
-                                <a:cubicBezTo>
-                                  <a:pt x="10228" y="830270"/>
-                                  <a:pt x="13325" y="827892"/>
-                                  <a:pt x="107926" y="826703"/>
-                                </a:cubicBezTo>
-                                <a:cubicBezTo>
-                                  <a:pt x="202527" y="825514"/>
-                                  <a:pt x="388632" y="825514"/>
-                                  <a:pt x="506043" y="825514"/>
-                                </a:cubicBezTo>
-                                <a:cubicBezTo>
-                                  <a:pt x="623457" y="825514"/>
-                                  <a:pt x="672175" y="825514"/>
-                                  <a:pt x="698082" y="824325"/>
-                                </a:cubicBezTo>
-                                <a:cubicBezTo>
-                                  <a:pt x="723990" y="823137"/>
-                                  <a:pt x="727087" y="820762"/>
-                                  <a:pt x="729823" y="818023"/>
-                                </a:cubicBezTo>
-                                <a:cubicBezTo>
-                                  <a:pt x="732562" y="815287"/>
-                                  <a:pt x="734937" y="812190"/>
-                                  <a:pt x="736126" y="808232"/>
-                                </a:cubicBezTo>
-                                <a:cubicBezTo>
-                                  <a:pt x="737315" y="804277"/>
-                                  <a:pt x="737315" y="799459"/>
-                                  <a:pt x="738504" y="795501"/>
-                                </a:cubicBezTo>
-                                <a:cubicBezTo>
-                                  <a:pt x="739693" y="791544"/>
-                                  <a:pt x="742071" y="788450"/>
-                                  <a:pt x="744807" y="785711"/>
-                                </a:cubicBezTo>
-                                <a:cubicBezTo>
-                                  <a:pt x="747546" y="782975"/>
-                                  <a:pt x="750640" y="780597"/>
-                                  <a:pt x="755474" y="779408"/>
-                                </a:cubicBezTo>
-                                <a:cubicBezTo>
-                                  <a:pt x="760306" y="778219"/>
-                                  <a:pt x="766874" y="778219"/>
-                                  <a:pt x="770159" y="778219"/>
+                                  <a:pt x="3785995" y="0"/>
+                                  <a:pt x="3806897" y="0"/>
+                                  <a:pt x="3824046" y="0"/>
+                                </a:cubicBezTo>
+                                <a:cubicBezTo>
+                                  <a:pt x="3841195" y="0"/>
+                                  <a:pt x="3854595" y="0"/>
+                                  <a:pt x="3862811" y="1164"/>
+                                </a:cubicBezTo>
+                                <a:cubicBezTo>
+                                  <a:pt x="3871027" y="2328"/>
+                                  <a:pt x="3874056" y="4656"/>
+                                  <a:pt x="3876738" y="7335"/>
+                                </a:cubicBezTo>
+                                <a:cubicBezTo>
+                                  <a:pt x="3879416" y="10017"/>
+                                  <a:pt x="3881745" y="13049"/>
+                                  <a:pt x="3882909" y="174193"/>
+                                </a:cubicBezTo>
+                                <a:cubicBezTo>
+                                  <a:pt x="3884073" y="335339"/>
+                                  <a:pt x="3884073" y="654597"/>
+                                  <a:pt x="3882909" y="815743"/>
+                                </a:cubicBezTo>
+                                <a:cubicBezTo>
+                                  <a:pt x="3881745" y="976887"/>
+                                  <a:pt x="3879416" y="979919"/>
+                                  <a:pt x="3876738" y="982601"/>
+                                </a:cubicBezTo>
+                                <a:cubicBezTo>
+                                  <a:pt x="3874056" y="985280"/>
+                                  <a:pt x="3871027" y="987608"/>
+                                  <a:pt x="3719183" y="988772"/>
+                                </a:cubicBezTo>
+                                <a:cubicBezTo>
+                                  <a:pt x="3567343" y="989936"/>
+                                  <a:pt x="3266688" y="989936"/>
+                                  <a:pt x="2797381" y="989936"/>
+                                </a:cubicBezTo>
+                                <a:cubicBezTo>
+                                  <a:pt x="2328070" y="989936"/>
+                                  <a:pt x="1690105" y="989936"/>
+                                  <a:pt x="1198446" y="989936"/>
+                                </a:cubicBezTo>
+                                <a:cubicBezTo>
+                                  <a:pt x="706784" y="989936"/>
+                                  <a:pt x="361431" y="989936"/>
+                                  <a:pt x="187239" y="988772"/>
+                                </a:cubicBezTo>
+                                <a:cubicBezTo>
+                                  <a:pt x="13046" y="987608"/>
+                                  <a:pt x="10014" y="985280"/>
+                                  <a:pt x="7335" y="982601"/>
+                                </a:cubicBezTo>
+                                <a:cubicBezTo>
+                                  <a:pt x="4656" y="979919"/>
+                                  <a:pt x="2328" y="976887"/>
+                                  <a:pt x="1164" y="958493"/>
+                                </a:cubicBezTo>
+                                <a:cubicBezTo>
+                                  <a:pt x="0" y="940096"/>
+                                  <a:pt x="0" y="906332"/>
+                                  <a:pt x="1164" y="887935"/>
+                                </a:cubicBezTo>
+                                <a:cubicBezTo>
+                                  <a:pt x="2328" y="869541"/>
+                                  <a:pt x="4656" y="866509"/>
+                                  <a:pt x="7335" y="863827"/>
+                                </a:cubicBezTo>
+                                <a:cubicBezTo>
+                                  <a:pt x="10014" y="861149"/>
+                                  <a:pt x="13046" y="858820"/>
+                                  <a:pt x="86974" y="857656"/>
+                                </a:cubicBezTo>
+                                <a:cubicBezTo>
+                                  <a:pt x="160905" y="856492"/>
+                                  <a:pt x="305729" y="856492"/>
+                                  <a:pt x="401990" y="856492"/>
+                                </a:cubicBezTo>
+                                <a:cubicBezTo>
+                                  <a:pt x="498254" y="856492"/>
+                                  <a:pt x="545952" y="856492"/>
+                                  <a:pt x="571317" y="855328"/>
+                                </a:cubicBezTo>
+                                <a:cubicBezTo>
+                                  <a:pt x="596683" y="854164"/>
+                                  <a:pt x="599715" y="851839"/>
+                                  <a:pt x="602394" y="849157"/>
+                                </a:cubicBezTo>
+                                <a:cubicBezTo>
+                                  <a:pt x="605076" y="846479"/>
+                                  <a:pt x="607404" y="843446"/>
+                                  <a:pt x="608568" y="840858"/>
+                                </a:cubicBezTo>
+                                <a:cubicBezTo>
+                                  <a:pt x="609729" y="838272"/>
+                                  <a:pt x="609729" y="836127"/>
+                                  <a:pt x="610893" y="833539"/>
+                                </a:cubicBezTo>
+                                <a:cubicBezTo>
+                                  <a:pt x="612057" y="830953"/>
+                                  <a:pt x="614385" y="827921"/>
+                                  <a:pt x="617064" y="825239"/>
+                                </a:cubicBezTo>
+                                <a:cubicBezTo>
+                                  <a:pt x="619745" y="822561"/>
+                                  <a:pt x="622778" y="820232"/>
+                                  <a:pt x="627508" y="819068"/>
+                                </a:cubicBezTo>
+                                <a:cubicBezTo>
+                                  <a:pt x="632238" y="817904"/>
+                                  <a:pt x="638670" y="817904"/>
+                                  <a:pt x="641885" y="817904"/>
                                 </a:cubicBezTo>
                                 <a:lnTo>
-                                  <a:pt x="773443" y="778219"/>
+                                  <a:pt x="645101" y="817904"/>
                                 </a:lnTo>
                               </a:path>
                             </a:pathLst>
@@ -4269,8 +4239,8 @@
                         <wps:cNvCnPr/>
                         <wps:spPr>
                           <a:xfrm>
-                            <a:off x="25978" y="2235579"/>
-                            <a:ext cx="5434444" cy="947524"/>
+                            <a:off x="25434" y="2724964"/>
+                            <a:ext cx="5435531" cy="989936"/>
                           </a:xfrm>
                           <a:custGeom>
                             <a:avLst/>
@@ -4279,105 +4249,105 @@
                             <a:cxnLst/>
                             <a:rect l="0" t="0" r="r" b="b"/>
                             <a:pathLst>
-                              <a:path w="5434444" h="947524">
+                              <a:path w="5435531" h="989936">
                                 <a:moveTo>
-                                  <a:pt x="5312920" y="0"/>
+                                  <a:pt x="5316552" y="0"/>
                                 </a:moveTo>
                                 <a:lnTo>
-                                  <a:pt x="5323595" y="0"/>
+                                  <a:pt x="5327002" y="0"/>
                                 </a:lnTo>
                                 <a:cubicBezTo>
-                                  <a:pt x="5334269" y="0"/>
-                                  <a:pt x="5355618" y="0"/>
-                                  <a:pt x="5373137" y="0"/>
-                                </a:cubicBezTo>
-                                <a:cubicBezTo>
-                                  <a:pt x="5390653" y="0"/>
-                                  <a:pt x="5404339" y="0"/>
-                                  <a:pt x="5412727" y="1189"/>
-                                </a:cubicBezTo>
-                                <a:cubicBezTo>
-                                  <a:pt x="5421119" y="2378"/>
-                                  <a:pt x="5424216" y="4753"/>
-                                  <a:pt x="5426952" y="7492"/>
-                                </a:cubicBezTo>
-                                <a:cubicBezTo>
-                                  <a:pt x="5429688" y="10228"/>
-                                  <a:pt x="5432066" y="13325"/>
-                                  <a:pt x="5433255" y="167321"/>
-                                </a:cubicBezTo>
-                                <a:cubicBezTo>
-                                  <a:pt x="5434444" y="321314"/>
-                                  <a:pt x="5434444" y="626206"/>
-                                  <a:pt x="5433255" y="780203"/>
-                                </a:cubicBezTo>
-                                <a:cubicBezTo>
-                                  <a:pt x="5432066" y="934199"/>
-                                  <a:pt x="5429688" y="937293"/>
-                                  <a:pt x="5426952" y="940032"/>
-                                </a:cubicBezTo>
-                                <a:cubicBezTo>
-                                  <a:pt x="5424216" y="942768"/>
-                                  <a:pt x="5421119" y="945146"/>
-                                  <a:pt x="5280198" y="946335"/>
-                                </a:cubicBezTo>
-                                <a:cubicBezTo>
-                                  <a:pt x="5139277" y="947524"/>
-                                  <a:pt x="4860532" y="947524"/>
-                                  <a:pt x="4405726" y="947524"/>
-                                </a:cubicBezTo>
-                                <a:cubicBezTo>
-                                  <a:pt x="3950920" y="947524"/>
-                                  <a:pt x="3320056" y="947524"/>
-                                  <a:pt x="2684282" y="947524"/>
-                                </a:cubicBezTo>
-                                <a:cubicBezTo>
-                                  <a:pt x="2048509" y="947524"/>
-                                  <a:pt x="1407828" y="947524"/>
-                                  <a:pt x="962366" y="947524"/>
-                                </a:cubicBezTo>
-                                <a:cubicBezTo>
-                                  <a:pt x="516904" y="947524"/>
-                                  <a:pt x="266665" y="947524"/>
-                                  <a:pt x="139995" y="946335"/>
-                                </a:cubicBezTo>
-                                <a:cubicBezTo>
-                                  <a:pt x="13325" y="945146"/>
-                                  <a:pt x="10228" y="942768"/>
-                                  <a:pt x="7492" y="940032"/>
-                                </a:cubicBezTo>
-                                <a:cubicBezTo>
-                                  <a:pt x="4756" y="937293"/>
-                                  <a:pt x="2378" y="934199"/>
-                                  <a:pt x="1189" y="829741"/>
-                                </a:cubicBezTo>
-                                <a:cubicBezTo>
-                                  <a:pt x="0" y="725284"/>
-                                  <a:pt x="0" y="519466"/>
-                                  <a:pt x="1189" y="415009"/>
-                                </a:cubicBezTo>
-                                <a:cubicBezTo>
-                                  <a:pt x="2378" y="310551"/>
-                                  <a:pt x="4756" y="307454"/>
-                                  <a:pt x="7492" y="304718"/>
-                                </a:cubicBezTo>
-                                <a:cubicBezTo>
-                                  <a:pt x="10228" y="301979"/>
-                                  <a:pt x="13325" y="299601"/>
-                                  <a:pt x="21717" y="298415"/>
-                                </a:cubicBezTo>
-                                <a:cubicBezTo>
-                                  <a:pt x="30108" y="297226"/>
-                                  <a:pt x="43791" y="297226"/>
-                                  <a:pt x="77052" y="297226"/>
-                                </a:cubicBezTo>
-                                <a:cubicBezTo>
-                                  <a:pt x="110314" y="297226"/>
-                                  <a:pt x="163150" y="297226"/>
-                                  <a:pt x="189567" y="297226"/>
+                                  <a:pt x="5337453" y="0"/>
+                                  <a:pt x="5358355" y="0"/>
+                                  <a:pt x="5375504" y="0"/>
+                                </a:cubicBezTo>
+                                <a:cubicBezTo>
+                                  <a:pt x="5392653" y="0"/>
+                                  <a:pt x="5406053" y="0"/>
+                                  <a:pt x="5414269" y="1164"/>
+                                </a:cubicBezTo>
+                                <a:cubicBezTo>
+                                  <a:pt x="5422485" y="2328"/>
+                                  <a:pt x="5425514" y="4656"/>
+                                  <a:pt x="5428196" y="7335"/>
+                                </a:cubicBezTo>
+                                <a:cubicBezTo>
+                                  <a:pt x="5430875" y="10017"/>
+                                  <a:pt x="5433203" y="13049"/>
+                                  <a:pt x="5434367" y="174193"/>
+                                </a:cubicBezTo>
+                                <a:cubicBezTo>
+                                  <a:pt x="5435531" y="335339"/>
+                                  <a:pt x="5435531" y="654597"/>
+                                  <a:pt x="5434367" y="815743"/>
+                                </a:cubicBezTo>
+                                <a:cubicBezTo>
+                                  <a:pt x="5433203" y="976887"/>
+                                  <a:pt x="5430875" y="979919"/>
+                                  <a:pt x="5428196" y="982601"/>
+                                </a:cubicBezTo>
+                                <a:cubicBezTo>
+                                  <a:pt x="5425514" y="985280"/>
+                                  <a:pt x="5422485" y="987608"/>
+                                  <a:pt x="5270642" y="988772"/>
+                                </a:cubicBezTo>
+                                <a:cubicBezTo>
+                                  <a:pt x="5118801" y="989936"/>
+                                  <a:pt x="4818146" y="989936"/>
+                                  <a:pt x="4348839" y="989936"/>
+                                </a:cubicBezTo>
+                                <a:cubicBezTo>
+                                  <a:pt x="3879529" y="989936"/>
+                                  <a:pt x="3241564" y="989936"/>
+                                  <a:pt x="2617934" y="989936"/>
+                                </a:cubicBezTo>
+                                <a:cubicBezTo>
+                                  <a:pt x="1994307" y="989936"/>
+                                  <a:pt x="1385019" y="989936"/>
+                                  <a:pt x="953766" y="989936"/>
+                                </a:cubicBezTo>
+                                <a:cubicBezTo>
+                                  <a:pt x="522513" y="989936"/>
+                                  <a:pt x="269296" y="989936"/>
+                                  <a:pt x="141171" y="988772"/>
+                                </a:cubicBezTo>
+                                <a:cubicBezTo>
+                                  <a:pt x="13046" y="987608"/>
+                                  <a:pt x="10014" y="985280"/>
+                                  <a:pt x="7335" y="982601"/>
+                                </a:cubicBezTo>
+                                <a:cubicBezTo>
+                                  <a:pt x="4656" y="979919"/>
+                                  <a:pt x="2328" y="976887"/>
+                                  <a:pt x="1164" y="866847"/>
+                                </a:cubicBezTo>
+                                <a:cubicBezTo>
+                                  <a:pt x="0" y="756803"/>
+                                  <a:pt x="0" y="539753"/>
+                                  <a:pt x="1164" y="429712"/>
+                                </a:cubicBezTo>
+                                <a:cubicBezTo>
+                                  <a:pt x="2328" y="319669"/>
+                                  <a:pt x="4656" y="316637"/>
+                                  <a:pt x="7335" y="313958"/>
+                                </a:cubicBezTo>
+                                <a:cubicBezTo>
+                                  <a:pt x="10014" y="311280"/>
+                                  <a:pt x="13046" y="308951"/>
+                                  <a:pt x="21262" y="307787"/>
+                                </a:cubicBezTo>
+                                <a:cubicBezTo>
+                                  <a:pt x="29478" y="306623"/>
+                                  <a:pt x="42874" y="306623"/>
+                                  <a:pt x="79147" y="306623"/>
+                                </a:cubicBezTo>
+                                <a:cubicBezTo>
+                                  <a:pt x="115417" y="306623"/>
+                                  <a:pt x="174562" y="306623"/>
+                                  <a:pt x="204134" y="306623"/>
                                 </a:cubicBezTo>
                                 <a:lnTo>
-                                  <a:pt x="215983" y="297226"/>
+                                  <a:pt x="233705" y="306623"/>
                                 </a:lnTo>
                               </a:path>
                             </a:pathLst>
@@ -4398,8 +4368,8 @@
                         <wps:cNvCnPr/>
                         <wps:spPr>
                           <a:xfrm>
-                            <a:off x="25978" y="1706607"/>
-                            <a:ext cx="5434444" cy="1476495"/>
+                            <a:off x="25434" y="1997635"/>
+                            <a:ext cx="5435531" cy="1717265"/>
                           </a:xfrm>
                           <a:custGeom>
                             <a:avLst/>
@@ -4408,105 +4378,95 @@
                             <a:cxnLst/>
                             <a:rect l="0" t="0" r="r" b="b"/>
                             <a:pathLst>
-                              <a:path w="5434444" h="1476495">
+                              <a:path w="5435531" h="1717265">
                                 <a:moveTo>
-                                  <a:pt x="5312920" y="528971"/>
+                                  <a:pt x="5316552" y="727329"/>
                                 </a:moveTo>
                                 <a:lnTo>
-                                  <a:pt x="5323595" y="528971"/>
+                                  <a:pt x="5327002" y="727329"/>
                                 </a:lnTo>
                                 <a:cubicBezTo>
-                                  <a:pt x="5334269" y="528971"/>
-                                  <a:pt x="5355618" y="528971"/>
-                                  <a:pt x="5373137" y="528971"/>
-                                </a:cubicBezTo>
-                                <a:cubicBezTo>
-                                  <a:pt x="5390653" y="528971"/>
-                                  <a:pt x="5404339" y="528971"/>
-                                  <a:pt x="5412727" y="530160"/>
-                                </a:cubicBezTo>
-                                <a:cubicBezTo>
-                                  <a:pt x="5421119" y="531349"/>
-                                  <a:pt x="5424216" y="533724"/>
-                                  <a:pt x="5426952" y="536463"/>
-                                </a:cubicBezTo>
-                                <a:cubicBezTo>
-                                  <a:pt x="5429688" y="539199"/>
-                                  <a:pt x="5432066" y="542296"/>
-                                  <a:pt x="5433255" y="696292"/>
-                                </a:cubicBezTo>
-                                <a:cubicBezTo>
-                                  <a:pt x="5434444" y="850285"/>
-                                  <a:pt x="5434444" y="1155178"/>
-                                  <a:pt x="5433255" y="1309174"/>
-                                </a:cubicBezTo>
-                                <a:cubicBezTo>
-                                  <a:pt x="5432066" y="1463170"/>
-                                  <a:pt x="5429688" y="1466264"/>
-                                  <a:pt x="5426952" y="1469003"/>
-                                </a:cubicBezTo>
-                                <a:cubicBezTo>
-                                  <a:pt x="5424216" y="1471739"/>
-                                  <a:pt x="5421119" y="1474117"/>
-                                  <a:pt x="5280198" y="1475306"/>
-                                </a:cubicBezTo>
-                                <a:cubicBezTo>
-                                  <a:pt x="5139277" y="1476495"/>
-                                  <a:pt x="4860532" y="1476495"/>
-                                  <a:pt x="4405726" y="1476495"/>
-                                </a:cubicBezTo>
-                                <a:cubicBezTo>
-                                  <a:pt x="3950920" y="1476495"/>
-                                  <a:pt x="3320056" y="1476495"/>
-                                  <a:pt x="2684282" y="1476495"/>
-                                </a:cubicBezTo>
-                                <a:cubicBezTo>
-                                  <a:pt x="2048509" y="1476495"/>
-                                  <a:pt x="1407828" y="1476495"/>
-                                  <a:pt x="962366" y="1476495"/>
-                                </a:cubicBezTo>
-                                <a:cubicBezTo>
-                                  <a:pt x="516904" y="1476495"/>
-                                  <a:pt x="266665" y="1476495"/>
-                                  <a:pt x="139995" y="1475306"/>
-                                </a:cubicBezTo>
-                                <a:cubicBezTo>
-                                  <a:pt x="13325" y="1474117"/>
-                                  <a:pt x="10228" y="1471739"/>
-                                  <a:pt x="7492" y="1469003"/>
-                                </a:cubicBezTo>
-                                <a:cubicBezTo>
-                                  <a:pt x="4756" y="1466264"/>
-                                  <a:pt x="2378" y="1463170"/>
-                                  <a:pt x="1189" y="1221014"/>
-                                </a:cubicBezTo>
-                                <a:cubicBezTo>
-                                  <a:pt x="0" y="978857"/>
-                                  <a:pt x="0" y="497638"/>
-                                  <a:pt x="1189" y="255481"/>
-                                </a:cubicBezTo>
-                                <a:cubicBezTo>
-                                  <a:pt x="2378" y="13325"/>
-                                  <a:pt x="4756" y="10228"/>
-                                  <a:pt x="7492" y="7492"/>
-                                </a:cubicBezTo>
-                                <a:cubicBezTo>
-                                  <a:pt x="10228" y="4756"/>
-                                  <a:pt x="13325" y="2378"/>
-                                  <a:pt x="21717" y="1189"/>
-                                </a:cubicBezTo>
-                                <a:cubicBezTo>
-                                  <a:pt x="30108" y="0"/>
-                                  <a:pt x="43791" y="0"/>
-                                  <a:pt x="59119" y="0"/>
-                                </a:cubicBezTo>
-                                <a:cubicBezTo>
-                                  <a:pt x="74448" y="0"/>
-                                  <a:pt x="91415" y="0"/>
-                                  <a:pt x="99902" y="0"/>
+                                  <a:pt x="5337453" y="727329"/>
+                                  <a:pt x="5358355" y="727329"/>
+                                  <a:pt x="5375504" y="727329"/>
+                                </a:cubicBezTo>
+                                <a:cubicBezTo>
+                                  <a:pt x="5392653" y="727329"/>
+                                  <a:pt x="5406053" y="727329"/>
+                                  <a:pt x="5414269" y="728493"/>
+                                </a:cubicBezTo>
+                                <a:cubicBezTo>
+                                  <a:pt x="5422485" y="729657"/>
+                                  <a:pt x="5425514" y="731985"/>
+                                  <a:pt x="5428196" y="734664"/>
+                                </a:cubicBezTo>
+                                <a:cubicBezTo>
+                                  <a:pt x="5430875" y="737345"/>
+                                  <a:pt x="5433203" y="740378"/>
+                                  <a:pt x="5434367" y="901521"/>
+                                </a:cubicBezTo>
+                                <a:cubicBezTo>
+                                  <a:pt x="5435531" y="1062668"/>
+                                  <a:pt x="5435531" y="1381925"/>
+                                  <a:pt x="5434367" y="1543072"/>
+                                </a:cubicBezTo>
+                                <a:cubicBezTo>
+                                  <a:pt x="5433203" y="1704215"/>
+                                  <a:pt x="5430875" y="1707248"/>
+                                  <a:pt x="5428196" y="1709930"/>
+                                </a:cubicBezTo>
+                                <a:cubicBezTo>
+                                  <a:pt x="5425514" y="1712608"/>
+                                  <a:pt x="5422485" y="1714936"/>
+                                  <a:pt x="5270642" y="1716101"/>
+                                </a:cubicBezTo>
+                                <a:cubicBezTo>
+                                  <a:pt x="5118801" y="1717265"/>
+                                  <a:pt x="4818146" y="1717265"/>
+                                  <a:pt x="4348839" y="1717265"/>
+                                </a:cubicBezTo>
+                                <a:cubicBezTo>
+                                  <a:pt x="3879529" y="1717265"/>
+                                  <a:pt x="3241564" y="1717265"/>
+                                  <a:pt x="2617934" y="1717265"/>
+                                </a:cubicBezTo>
+                                <a:cubicBezTo>
+                                  <a:pt x="1994307" y="1717265"/>
+                                  <a:pt x="1385019" y="1717265"/>
+                                  <a:pt x="953766" y="1717265"/>
+                                </a:cubicBezTo>
+                                <a:cubicBezTo>
+                                  <a:pt x="522513" y="1717265"/>
+                                  <a:pt x="269296" y="1717265"/>
+                                  <a:pt x="141171" y="1716101"/>
+                                </a:cubicBezTo>
+                                <a:cubicBezTo>
+                                  <a:pt x="13046" y="1714936"/>
+                                  <a:pt x="10014" y="1712608"/>
+                                  <a:pt x="7335" y="1709930"/>
+                                </a:cubicBezTo>
+                                <a:cubicBezTo>
+                                  <a:pt x="4656" y="1707248"/>
+                                  <a:pt x="2328" y="1704215"/>
+                                  <a:pt x="1164" y="1419169"/>
+                                </a:cubicBezTo>
+                                <a:cubicBezTo>
+                                  <a:pt x="0" y="1134123"/>
+                                  <a:pt x="0" y="567060"/>
+                                  <a:pt x="9380" y="283532"/>
+                                </a:cubicBezTo>
+                                <a:cubicBezTo>
+                                  <a:pt x="18757" y="0"/>
+                                  <a:pt x="37517" y="0"/>
+                                  <a:pt x="55203" y="0"/>
+                                </a:cubicBezTo>
+                                <a:cubicBezTo>
+                                  <a:pt x="72889" y="0"/>
+                                  <a:pt x="89502" y="0"/>
+                                  <a:pt x="97811" y="0"/>
                                 </a:cubicBezTo>
                                 <a:lnTo>
-                                  <a:pt x="108386" y="0"/>
+                                  <a:pt x="106117" y="0"/>
                                 </a:lnTo>
                               </a:path>
                             </a:pathLst>
@@ -4527,8 +4487,8 @@
                         <wps:cNvCnPr/>
                         <wps:spPr>
                           <a:xfrm>
-                            <a:off x="25978" y="1183344"/>
-                            <a:ext cx="5434444" cy="1999758"/>
+                            <a:off x="25434" y="1408284"/>
+                            <a:ext cx="5435531" cy="2306616"/>
                           </a:xfrm>
                           <a:custGeom>
                             <a:avLst/>
@@ -4537,105 +4497,105 @@
                             <a:cxnLst/>
                             <a:rect l="0" t="0" r="r" b="b"/>
                             <a:pathLst>
-                              <a:path w="5434444" h="1999758">
+                              <a:path w="5435531" h="2306616">
                                 <a:moveTo>
-                                  <a:pt x="5312920" y="1052234"/>
+                                  <a:pt x="5316552" y="1316680"/>
                                 </a:moveTo>
                                 <a:lnTo>
-                                  <a:pt x="5323595" y="1052234"/>
+                                  <a:pt x="5327002" y="1316680"/>
                                 </a:lnTo>
                                 <a:cubicBezTo>
-                                  <a:pt x="5334269" y="1052234"/>
-                                  <a:pt x="5355618" y="1052234"/>
-                                  <a:pt x="5373137" y="1052234"/>
-                                </a:cubicBezTo>
-                                <a:cubicBezTo>
-                                  <a:pt x="5390653" y="1052234"/>
-                                  <a:pt x="5404339" y="1052234"/>
-                                  <a:pt x="5412727" y="1053423"/>
-                                </a:cubicBezTo>
-                                <a:cubicBezTo>
-                                  <a:pt x="5421119" y="1054612"/>
-                                  <a:pt x="5424216" y="1056987"/>
-                                  <a:pt x="5426952" y="1059726"/>
-                                </a:cubicBezTo>
-                                <a:cubicBezTo>
-                                  <a:pt x="5429688" y="1062462"/>
-                                  <a:pt x="5432066" y="1065559"/>
-                                  <a:pt x="5433255" y="1219555"/>
-                                </a:cubicBezTo>
-                                <a:cubicBezTo>
-                                  <a:pt x="5434444" y="1373548"/>
-                                  <a:pt x="5434444" y="1678441"/>
-                                  <a:pt x="5433255" y="1832437"/>
-                                </a:cubicBezTo>
-                                <a:cubicBezTo>
-                                  <a:pt x="5432066" y="1986433"/>
-                                  <a:pt x="5429688" y="1989527"/>
-                                  <a:pt x="5426952" y="1992266"/>
-                                </a:cubicBezTo>
-                                <a:cubicBezTo>
-                                  <a:pt x="5424216" y="1995002"/>
-                                  <a:pt x="5421119" y="1997380"/>
-                                  <a:pt x="5280198" y="1998569"/>
-                                </a:cubicBezTo>
-                                <a:cubicBezTo>
-                                  <a:pt x="5139277" y="1999758"/>
-                                  <a:pt x="4860532" y="1999758"/>
-                                  <a:pt x="4405726" y="1999758"/>
-                                </a:cubicBezTo>
-                                <a:cubicBezTo>
-                                  <a:pt x="3950920" y="1999758"/>
-                                  <a:pt x="3320056" y="1999758"/>
-                                  <a:pt x="2684282" y="1999758"/>
-                                </a:cubicBezTo>
-                                <a:cubicBezTo>
-                                  <a:pt x="2048509" y="1999758"/>
-                                  <a:pt x="1407828" y="1999758"/>
-                                  <a:pt x="962366" y="1999758"/>
-                                </a:cubicBezTo>
-                                <a:cubicBezTo>
-                                  <a:pt x="516904" y="1999758"/>
-                                  <a:pt x="266665" y="1999758"/>
-                                  <a:pt x="139995" y="1998569"/>
-                                </a:cubicBezTo>
-                                <a:cubicBezTo>
-                                  <a:pt x="13325" y="1997380"/>
-                                  <a:pt x="10228" y="1995002"/>
-                                  <a:pt x="7492" y="1992266"/>
-                                </a:cubicBezTo>
-                                <a:cubicBezTo>
-                                  <a:pt x="4756" y="1989527"/>
-                                  <a:pt x="2378" y="1986433"/>
-                                  <a:pt x="1189" y="1657066"/>
-                                </a:cubicBezTo>
-                                <a:cubicBezTo>
-                                  <a:pt x="0" y="1327698"/>
-                                  <a:pt x="0" y="672060"/>
-                                  <a:pt x="1189" y="342692"/>
-                                </a:cubicBezTo>
-                                <a:cubicBezTo>
-                                  <a:pt x="2378" y="13325"/>
-                                  <a:pt x="4756" y="10228"/>
-                                  <a:pt x="7492" y="7492"/>
-                                </a:cubicBezTo>
-                                <a:cubicBezTo>
-                                  <a:pt x="10228" y="4753"/>
-                                  <a:pt x="13325" y="2375"/>
-                                  <a:pt x="45893" y="1189"/>
-                                </a:cubicBezTo>
-                                <a:cubicBezTo>
-                                  <a:pt x="78458" y="0"/>
-                                  <a:pt x="140494" y="0"/>
-                                  <a:pt x="179996" y="0"/>
-                                </a:cubicBezTo>
-                                <a:cubicBezTo>
-                                  <a:pt x="219501" y="0"/>
-                                  <a:pt x="236468" y="0"/>
-                                  <a:pt x="244955" y="0"/>
+                                  <a:pt x="5337453" y="1316680"/>
+                                  <a:pt x="5358355" y="1316680"/>
+                                  <a:pt x="5375504" y="1316680"/>
+                                </a:cubicBezTo>
+                                <a:cubicBezTo>
+                                  <a:pt x="5392653" y="1316680"/>
+                                  <a:pt x="5406053" y="1316680"/>
+                                  <a:pt x="5414269" y="1317844"/>
+                                </a:cubicBezTo>
+                                <a:cubicBezTo>
+                                  <a:pt x="5422485" y="1319008"/>
+                                  <a:pt x="5425514" y="1321336"/>
+                                  <a:pt x="5428196" y="1324015"/>
+                                </a:cubicBezTo>
+                                <a:cubicBezTo>
+                                  <a:pt x="5430875" y="1326696"/>
+                                  <a:pt x="5433203" y="1329729"/>
+                                  <a:pt x="5434367" y="1490872"/>
+                                </a:cubicBezTo>
+                                <a:cubicBezTo>
+                                  <a:pt x="5435531" y="1652019"/>
+                                  <a:pt x="5435531" y="1971276"/>
+                                  <a:pt x="5434367" y="2132423"/>
+                                </a:cubicBezTo>
+                                <a:cubicBezTo>
+                                  <a:pt x="5433203" y="2293566"/>
+                                  <a:pt x="5430875" y="2296599"/>
+                                  <a:pt x="5428196" y="2299281"/>
+                                </a:cubicBezTo>
+                                <a:cubicBezTo>
+                                  <a:pt x="5425514" y="2301959"/>
+                                  <a:pt x="5422485" y="2304287"/>
+                                  <a:pt x="5270642" y="2305451"/>
+                                </a:cubicBezTo>
+                                <a:cubicBezTo>
+                                  <a:pt x="5118801" y="2306616"/>
+                                  <a:pt x="4818146" y="2306616"/>
+                                  <a:pt x="4348839" y="2306616"/>
+                                </a:cubicBezTo>
+                                <a:cubicBezTo>
+                                  <a:pt x="3879529" y="2306616"/>
+                                  <a:pt x="3241564" y="2306616"/>
+                                  <a:pt x="2617934" y="2306616"/>
+                                </a:cubicBezTo>
+                                <a:cubicBezTo>
+                                  <a:pt x="1994307" y="2306616"/>
+                                  <a:pt x="1385019" y="2306616"/>
+                                  <a:pt x="953766" y="2306616"/>
+                                </a:cubicBezTo>
+                                <a:cubicBezTo>
+                                  <a:pt x="522513" y="2306616"/>
+                                  <a:pt x="269296" y="2306616"/>
+                                  <a:pt x="141171" y="2305451"/>
+                                </a:cubicBezTo>
+                                <a:cubicBezTo>
+                                  <a:pt x="13046" y="2304287"/>
+                                  <a:pt x="10014" y="2301959"/>
+                                  <a:pt x="7335" y="2299281"/>
+                                </a:cubicBezTo>
+                                <a:cubicBezTo>
+                                  <a:pt x="4656" y="2296599"/>
+                                  <a:pt x="2328" y="2293566"/>
+                                  <a:pt x="1164" y="1912976"/>
+                                </a:cubicBezTo>
+                                <a:cubicBezTo>
+                                  <a:pt x="0" y="1532383"/>
+                                  <a:pt x="0" y="774229"/>
+                                  <a:pt x="1164" y="393639"/>
+                                </a:cubicBezTo>
+                                <a:cubicBezTo>
+                                  <a:pt x="2328" y="13046"/>
+                                  <a:pt x="4656" y="10014"/>
+                                  <a:pt x="7335" y="7335"/>
+                                </a:cubicBezTo>
+                                <a:cubicBezTo>
+                                  <a:pt x="10014" y="4656"/>
+                                  <a:pt x="13046" y="2328"/>
+                                  <a:pt x="26137" y="1164"/>
+                                </a:cubicBezTo>
+                                <a:cubicBezTo>
+                                  <a:pt x="39225" y="0"/>
+                                  <a:pt x="62371" y="0"/>
+                                  <a:pt x="82250" y="0"/>
+                                </a:cubicBezTo>
+                                <a:cubicBezTo>
+                                  <a:pt x="102130" y="0"/>
+                                  <a:pt x="118745" y="0"/>
+                                  <a:pt x="127051" y="0"/>
                                 </a:cubicBezTo>
                                 <a:lnTo>
-                                  <a:pt x="253439" y="0"/>
+                                  <a:pt x="135360" y="0"/>
                                 </a:lnTo>
                               </a:path>
                             </a:pathLst>

--- a/dev/documents.docx
+++ b/dev/documents.docx
@@ -18,7 +18,7 @@
                 <wp:positionV relativeFrom="page">
                   <wp:posOffset>914400</wp:posOffset>
                 </wp:positionV>
-                <wp:extent cx="5486400" cy="3740625"/>
+                <wp:extent cx="7760533" cy="5733288"/>
                 <wp:effectExtent l="0" t="0" r="0" b="0"/>
                 <wp:wrapNone/>
                 <wp:docPr id="1" name="mermaid:diagram" descr="{}"/>
@@ -30,9 +30,9 @@
                       <wpg:grpSpPr>
                         <a:xfrm>
                           <a:off x="0" y="0"/>
-                          <a:ext cx="5486400" cy="3740625"/>
+                          <a:ext cx="7760533" cy="5733288"/>
                           <a:chOff x="0" y="0"/>
-                          <a:chExt cx="5486400" cy="3740625"/>
+                          <a:chExt cx="7760533" cy="5733288"/>
                         </a:xfrm>
                       </wpg:grpSpPr>
                       <wpg:grpSp>
@@ -40,10 +40,10 @@
                         <wpg:cNvGrpSpPr/>
                         <wpg:grpSpPr>
                           <a:xfrm>
-                            <a:off x="1882381" y="860054"/>
-                            <a:ext cx="1493299" cy="1357010"/>
+                            <a:off x="2716443" y="1212252"/>
+                            <a:ext cx="1946471" cy="2207046"/>
                             <a:chOff x="0" y="0"/>
-                            <a:chExt cx="1493299" cy="1357010"/>
+                            <a:chExt cx="1946471" cy="2207046"/>
                           </a:xfrm>
                         </wpg:grpSpPr>
                         <wps:wsp>
@@ -54,13 +54,13 @@
                           <wps:spPr>
                             <a:xfrm>
                               <a:off x="0" y="0"/>
-                              <a:ext cx="1493299" cy="1357010"/>
+                              <a:ext cx="1946471" cy="2207046"/>
                             </a:xfrm>
                             <a:prstGeom prst="rect">
                               <a:avLst/>
                             </a:prstGeom>
                             <a:noFill/>
-                            <a:ln w="12863">
+                            <a:ln w="25441">
                               <a:solidFill>
                                 <a:srgbClr val="5E504E"/>
                               </a:solidFill>
@@ -76,8 +76,8 @@
                                   <w:rPr>
                                     <w:rFonts w:ascii="Myriad Pro" w:hAnsi="Myriad Pro" w:cs="Myriad Pro"/>
                                     <w:color w:val="5E504E"/>
-                                    <w:sz w:val="30"/>
-                                    <w:szCs w:val="30"/>
+                                    <w:sz w:val="15"/>
+                                    <w:szCs w:val="15"/>
                                   </w:rPr>
                                   <w:t xml:space="preserve">External</w:t>
                                 </w:r>
@@ -95,14 +95,14 @@
                           </wps:cNvSpPr>
                           <wps:spPr>
                             <a:xfrm>
-                              <a:off x="143751" y="144705"/>
-                              <a:ext cx="184173" cy="144705"/>
+                              <a:off x="354160" y="190811"/>
+                              <a:ext cx="241745" cy="190811"/>
                             </a:xfrm>
                             <a:prstGeom prst="roundRect">
                               <a:avLst/>
                             </a:prstGeom>
                             <a:noFill/>
-                            <a:ln w="6431">
+                            <a:ln w="12720">
                               <a:solidFill>
                                 <a:srgbClr val="5E504E"/>
                               </a:solidFill>
@@ -118,8 +118,8 @@
                                   <w:rPr>
                                     <w:rFonts w:ascii="Myriad Pro" w:hAnsi="Myriad Pro" w:cs="Myriad Pro"/>
                                     <w:color w:val="5E504E"/>
-                                    <w:sz w:val="30"/>
-                                    <w:szCs w:val="30"/>
+                                    <w:sz w:val="15"/>
+                                    <w:szCs w:val="15"/>
                                   </w:rPr>
                                   <w:t xml:space="preserve">EPA</w:t>
                                 </w:r>
@@ -137,14 +137,14 @@
                           </wps:cNvSpPr>
                           <wps:spPr>
                             <a:xfrm>
-                              <a:off x="64338" y="868230"/>
-                              <a:ext cx="448159" cy="144705"/>
+                              <a:off x="267135" y="1335677"/>
+                              <a:ext cx="502818" cy="190811"/>
                             </a:xfrm>
                             <a:prstGeom prst="roundRect">
                               <a:avLst/>
                             </a:prstGeom>
                             <a:noFill/>
-                            <a:ln w="6431">
+                            <a:ln w="12720">
                               <a:solidFill>
                                 <a:srgbClr val="5E504E"/>
                               </a:solidFill>
@@ -160,8 +160,8 @@
                                   <w:rPr>
                                     <w:rFonts w:ascii="Myriad Pro" w:hAnsi="Myriad Pro" w:cs="Myriad Pro"/>
                                     <w:color w:val="5E504E"/>
-                                    <w:sz w:val="30"/>
-                                    <w:szCs w:val="30"/>
+                                    <w:sz w:val="15"/>
+                                    <w:szCs w:val="15"/>
                                   </w:rPr>
                                   <w:t xml:space="preserve">Sydney Water</w:t>
                                 </w:r>
@@ -179,14 +179,14 @@
                           </wps:cNvSpPr>
                           <wps:spPr>
                             <a:xfrm>
-                              <a:off x="251826" y="627055"/>
-                              <a:ext cx="286421" cy="144705"/>
+                              <a:off x="427089" y="954055"/>
+                              <a:ext cx="342865" cy="190811"/>
                             </a:xfrm>
                             <a:prstGeom prst="roundRect">
                               <a:avLst/>
                             </a:prstGeom>
                             <a:noFill/>
-                            <a:ln w="6431">
+                            <a:ln w="12720">
                               <a:solidFill>
                                 <a:srgbClr val="5E504E"/>
                               </a:solidFill>
@@ -202,8 +202,8 @@
                                   <w:rPr>
                                     <w:rFonts w:ascii="Myriad Pro" w:hAnsi="Myriad Pro" w:cs="Myriad Pro"/>
                                     <w:color w:val="5E504E"/>
-                                    <w:sz w:val="30"/>
-                                    <w:szCs w:val="30"/>
+                                    <w:sz w:val="15"/>
+                                    <w:szCs w:val="15"/>
                                   </w:rPr>
                                   <w:t xml:space="preserve">Council</w:t>
                                 </w:r>
@@ -221,14 +221,14 @@
                           </wps:cNvSpPr>
                           <wps:spPr>
                             <a:xfrm>
-                              <a:off x="115085" y="385880"/>
-                              <a:ext cx="423162" cy="144705"/>
+                              <a:off x="291831" y="572433"/>
+                              <a:ext cx="478122" cy="190811"/>
                             </a:xfrm>
                             <a:prstGeom prst="roundRect">
                               <a:avLst/>
                             </a:prstGeom>
                             <a:noFill/>
-                            <a:ln w="6431">
+                            <a:ln w="12720">
                               <a:solidFill>
                                 <a:srgbClr val="5E504E"/>
                               </a:solidFill>
@@ -244,8 +244,8 @@
                                   <w:rPr>
                                     <w:rFonts w:ascii="Myriad Pro" w:hAnsi="Myriad Pro" w:cs="Myriad Pro"/>
                                     <w:color w:val="5E504E"/>
-                                    <w:sz w:val="30"/>
-                                    <w:szCs w:val="30"/>
+                                    <w:sz w:val="15"/>
+                                    <w:szCs w:val="15"/>
                                   </w:rPr>
                                   <w:t xml:space="preserve">Government</w:t>
                                 </w:r>
@@ -263,14 +263,14 @@
                           </wps:cNvSpPr>
                           <wps:spPr>
                             <a:xfrm>
-                              <a:off x="682952" y="271719"/>
-                              <a:ext cx="771760" cy="466220"/>
+                              <a:off x="1056170" y="413417"/>
+                              <a:ext cx="813977" cy="635968"/>
                             </a:xfrm>
                             <a:prstGeom prst="flowChartMultidocument">
                               <a:avLst/>
                             </a:prstGeom>
                             <a:noFill/>
-                            <a:ln w="6431">
+                            <a:ln w="12720">
                               <a:solidFill>
                                 <a:srgbClr val="5E504E"/>
                               </a:solidFill>
@@ -286,10 +286,10 @@
                                   <w:rPr>
                                     <w:rFonts w:ascii="Myriad Pro" w:hAnsi="Myriad Pro" w:cs="Myriad Pro"/>
                                     <w:color w:val="5E504E"/>
-                                    <w:sz w:val="30"/>
-                                    <w:szCs w:val="30"/>
+                                    <w:sz w:val="15"/>
+                                    <w:szCs w:val="15"/>
                                   </w:rPr>
-                                  <w:t xml:space="preserve">Regulations, licences, consents, standards</w:t>
+                                  <w:t xml:space="preserve">Regulations, licenses,consents, standards</w:t>
                                 </w:r>
                               </w:p>
                             </w:txbxContent>
@@ -305,14 +305,14 @@
                           </wps:cNvSpPr>
                           <wps:spPr>
                             <a:xfrm>
-                              <a:off x="38588" y="1109404"/>
-                              <a:ext cx="499659" cy="209018"/>
+                              <a:off x="291583" y="1717298"/>
+                              <a:ext cx="429474" cy="413424"/>
                             </a:xfrm>
                             <a:prstGeom prst="flowChartInternalStorage">
                               <a:avLst/>
                             </a:prstGeom>
                             <a:noFill/>
-                            <a:ln w="6431">
+                            <a:ln w="12720">
                               <a:solidFill>
                                 <a:srgbClr val="5E504E"/>
                               </a:solidFill>
@@ -328,10 +328,10 @@
                                   <w:rPr>
                                     <w:rFonts w:ascii="Myriad Pro" w:hAnsi="Myriad Pro" w:cs="Myriad Pro"/>
                                     <w:color w:val="5E504E"/>
-                                    <w:sz w:val="30"/>
-                                    <w:szCs w:val="30"/>
+                                    <w:sz w:val="15"/>
+                                    <w:szCs w:val="15"/>
                                   </w:rPr>
-                                  <w:t xml:space="preserve">Public website</w:t>
+                                  <w:t xml:space="preserve">Publicwebsite</w:t>
                                 </w:r>
                               </w:p>
                             </w:txbxContent>
@@ -347,14 +347,14 @@
                           </wps:cNvSpPr>
                           <wps:spPr>
                             <a:xfrm>
-                              <a:off x="682952" y="1141561"/>
-                              <a:ext cx="401859" cy="144705"/>
+                              <a:off x="1056170" y="1828605"/>
+                              <a:ext cx="457053" cy="190811"/>
                             </a:xfrm>
                             <a:prstGeom prst="roundRect">
                               <a:avLst/>
                             </a:prstGeom>
                             <a:noFill/>
-                            <a:ln w="6431">
+                            <a:ln w="12720">
                               <a:solidFill>
                                 <a:srgbClr val="5E504E"/>
                               </a:solidFill>
@@ -370,8 +370,8 @@
                                   <w:rPr>
                                     <w:rFonts w:ascii="Myriad Pro" w:hAnsi="Myriad Pro" w:cs="Myriad Pro"/>
                                     <w:color w:val="5E504E"/>
-                                    <w:sz w:val="30"/>
-                                    <w:szCs w:val="30"/>
+                                    <w:sz w:val="15"/>
+                                    <w:szCs w:val="15"/>
                                   </w:rPr>
                                   <w:t xml:space="preserve">Community</w:t>
                                 </w:r>
@@ -387,8 +387,8 @@
                           <wps:cNvCnPr/>
                           <wps:spPr>
                             <a:xfrm>
-                              <a:off x="538247" y="1213914"/>
-                              <a:ext cx="131842" cy="3216"/>
+                              <a:off x="721056" y="1924010"/>
+                              <a:ext cx="309673" cy="6360"/>
                             </a:xfrm>
                             <a:custGeom>
                               <a:avLst/>
@@ -397,18 +397,18 @@
                               <a:cxnLst/>
                               <a:rect l="0" t="0" r="r" b="b"/>
                               <a:pathLst>
-                                <a:path w="131842" h="3216">
+                                <a:path w="309673" h="6360">
                                   <a:moveTo>
                                     <a:pt x="0" y="0"/>
                                   </a:moveTo>
                                   <a:lnTo>
-                                    <a:pt x="131842" y="0"/>
+                                    <a:pt x="309673" y="0"/>
                                   </a:lnTo>
                                 </a:path>
                               </a:pathLst>
                             </a:custGeom>
                             <a:noFill/>
-                            <a:ln w="9525">
+                            <a:ln w="12721">
                               <a:solidFill>
                                 <a:srgbClr val="7A6A67"/>
                               </a:solidFill>
@@ -423,8 +423,8 @@
                           <wps:cNvCnPr/>
                           <wps:spPr>
                             <a:xfrm>
-                              <a:off x="538247" y="458233"/>
-                              <a:ext cx="131842" cy="3216"/>
+                              <a:off x="769955" y="667839"/>
+                              <a:ext cx="260775" cy="6360"/>
                             </a:xfrm>
                             <a:custGeom>
                               <a:avLst/>
@@ -433,18 +433,18 @@
                               <a:cxnLst/>
                               <a:rect l="0" t="0" r="r" b="b"/>
                               <a:pathLst>
-                                <a:path w="131842" h="3216">
+                                <a:path w="260775" h="6360">
                                   <a:moveTo>
                                     <a:pt x="0" y="0"/>
                                   </a:moveTo>
                                   <a:lnTo>
-                                    <a:pt x="131842" y="0"/>
+                                    <a:pt x="260775" y="0"/>
                                   </a:lnTo>
                                 </a:path>
                               </a:pathLst>
                             </a:custGeom>
                             <a:noFill/>
-                            <a:ln w="9525">
+                            <a:ln w="12721">
                               <a:solidFill>
                                 <a:srgbClr val="7A6A67"/>
                               </a:solidFill>
@@ -459,8 +459,8 @@
                           <wps:cNvCnPr/>
                           <wps:spPr>
                             <a:xfrm>
-                              <a:off x="327923" y="217058"/>
-                              <a:ext cx="342166" cy="147930"/>
+                              <a:off x="595903" y="286217"/>
+                              <a:ext cx="434826" cy="254427"/>
                             </a:xfrm>
                             <a:custGeom>
                               <a:avLst/>
@@ -469,56 +469,56 @@
                               <a:cxnLst/>
                               <a:rect l="0" t="0" r="r" b="b"/>
                               <a:pathLst>
-                                <a:path w="342166" h="147930">
+                                <a:path w="434826" h="254427">
                                   <a:moveTo>
                                     <a:pt x="0" y="0"/>
                                   </a:moveTo>
                                   <a:lnTo>
-                                    <a:pt x="40414" y="0"/>
+                                    <a:pt x="39612" y="0"/>
                                   </a:lnTo>
                                   <a:cubicBezTo>
-                                    <a:pt x="80826" y="0"/>
-                                    <a:pt x="161655" y="0"/>
-                                    <a:pt x="203584" y="1164"/>
+                                    <a:pt x="79218" y="0"/>
+                                    <a:pt x="158437" y="0"/>
+                                    <a:pt x="201045" y="2302"/>
                                   </a:cubicBezTo>
                                   <a:cubicBezTo>
-                                    <a:pt x="245513" y="2325"/>
-                                    <a:pt x="248545" y="4653"/>
-                                    <a:pt x="251224" y="7335"/>
+                                    <a:pt x="243653" y="4605"/>
+                                    <a:pt x="249644" y="9210"/>
+                                    <a:pt x="254949" y="14508"/>
                                   </a:cubicBezTo>
                                   <a:cubicBezTo>
-                                    <a:pt x="253902" y="10014"/>
-                                    <a:pt x="256231" y="13046"/>
-                                    <a:pt x="257395" y="33858"/>
+                                    <a:pt x="260247" y="19806"/>
+                                    <a:pt x="264852" y="25804"/>
+                                    <a:pt x="267154" y="60608"/>
                                   </a:cubicBezTo>
                                   <a:cubicBezTo>
-                                    <a:pt x="258559" y="54670"/>
-                                    <a:pt x="258559" y="93261"/>
-                                    <a:pt x="259723" y="114072"/>
+                                    <a:pt x="269457" y="95412"/>
+                                    <a:pt x="269457" y="159015"/>
+                                    <a:pt x="271759" y="193819"/>
                                   </a:cubicBezTo>
                                   <a:cubicBezTo>
-                                    <a:pt x="260887" y="134884"/>
-                                    <a:pt x="263215" y="137913"/>
-                                    <a:pt x="265894" y="140595"/>
+                                    <a:pt x="274062" y="228623"/>
+                                    <a:pt x="278667" y="234621"/>
+                                    <a:pt x="283965" y="239919"/>
                                   </a:cubicBezTo>
                                   <a:cubicBezTo>
-                                    <a:pt x="268572" y="143274"/>
-                                    <a:pt x="271605" y="145602"/>
-                                    <a:pt x="284374" y="146766"/>
+                                    <a:pt x="289263" y="245217"/>
+                                    <a:pt x="295261" y="249822"/>
+                                    <a:pt x="320518" y="252125"/>
                                   </a:cubicBezTo>
                                   <a:cubicBezTo>
-                                    <a:pt x="297147" y="147930"/>
-                                    <a:pt x="319656" y="147930"/>
-                                    <a:pt x="330911" y="147930"/>
+                                    <a:pt x="345781" y="254427"/>
+                                    <a:pt x="390304" y="254427"/>
+                                    <a:pt x="412565" y="254427"/>
                                   </a:cubicBezTo>
                                   <a:lnTo>
-                                    <a:pt x="342166" y="147930"/>
+                                    <a:pt x="434826" y="254427"/>
                                   </a:lnTo>
                                 </a:path>
                               </a:pathLst>
                             </a:custGeom>
                             <a:noFill/>
-                            <a:ln w="9525">
+                            <a:ln w="12721">
                               <a:solidFill>
                                 <a:srgbClr val="7A6A67"/>
                               </a:solidFill>
@@ -533,8 +533,8 @@
                           <wps:cNvCnPr/>
                           <wps:spPr>
                             <a:xfrm>
-                              <a:off x="512496" y="644719"/>
-                              <a:ext cx="157593" cy="295864"/>
+                              <a:off x="769955" y="922228"/>
+                              <a:ext cx="260775" cy="508854"/>
                             </a:xfrm>
                             <a:custGeom>
                               <a:avLst/>
@@ -543,56 +543,56 @@
                               <a:cxnLst/>
                               <a:rect l="0" t="0" r="r" b="b"/>
                               <a:pathLst>
-                                <a:path w="157593" h="295864">
+                                <a:path w="260775" h="508854">
                                   <a:moveTo>
-                                    <a:pt x="0" y="295864"/>
+                                    <a:pt x="0" y="508854"/>
                                   </a:moveTo>
                                   <a:lnTo>
-                                    <a:pt x="17693" y="295864"/>
+                                    <a:pt x="26497" y="508854"/>
                                   </a:lnTo>
                                   <a:cubicBezTo>
-                                    <a:pt x="35382" y="295864"/>
-                                    <a:pt x="70761" y="295864"/>
-                                    <a:pt x="89968" y="294700"/>
+                                    <a:pt x="53001" y="508854"/>
+                                    <a:pt x="106002" y="508854"/>
+                                    <a:pt x="135508" y="506552"/>
                                   </a:cubicBezTo>
                                   <a:cubicBezTo>
-                                    <a:pt x="109175" y="293536"/>
-                                    <a:pt x="112207" y="291207"/>
-                                    <a:pt x="114886" y="288529"/>
+                                    <a:pt x="165007" y="504250"/>
+                                    <a:pt x="170998" y="499645"/>
+                                    <a:pt x="176303" y="494346"/>
                                   </a:cubicBezTo>
                                   <a:cubicBezTo>
-                                    <a:pt x="117565" y="285847"/>
-                                    <a:pt x="119893" y="282814"/>
-                                    <a:pt x="121057" y="237348"/>
+                                    <a:pt x="181601" y="489042"/>
+                                    <a:pt x="186206" y="483050"/>
+                                    <a:pt x="188508" y="405842"/>
                                   </a:cubicBezTo>
                                   <a:cubicBezTo>
-                                    <a:pt x="122221" y="191882"/>
-                                    <a:pt x="122221" y="103982"/>
-                                    <a:pt x="123385" y="58515"/>
+                                    <a:pt x="190811" y="328634"/>
+                                    <a:pt x="190811" y="180215"/>
+                                    <a:pt x="193113" y="103012"/>
                                   </a:cubicBezTo>
                                   <a:cubicBezTo>
-                                    <a:pt x="124549" y="13046"/>
-                                    <a:pt x="126877" y="10017"/>
-                                    <a:pt x="129556" y="7335"/>
+                                    <a:pt x="195416" y="25804"/>
+                                    <a:pt x="200021" y="19806"/>
+                                    <a:pt x="205319" y="14508"/>
                                   </a:cubicBezTo>
                                   <a:cubicBezTo>
-                                    <a:pt x="132235" y="4656"/>
-                                    <a:pt x="135267" y="2328"/>
-                                    <a:pt x="139997" y="1164"/>
+                                    <a:pt x="210617" y="9203"/>
+                                    <a:pt x="216615" y="4599"/>
+                                    <a:pt x="225971" y="2302"/>
                                   </a:cubicBezTo>
                                   <a:cubicBezTo>
-                                    <a:pt x="144731" y="0"/>
-                                    <a:pt x="151162" y="0"/>
-                                    <a:pt x="154378" y="0"/>
+                                    <a:pt x="235333" y="0"/>
+                                    <a:pt x="248054" y="0"/>
+                                    <a:pt x="254415" y="0"/>
                                   </a:cubicBezTo>
                                   <a:lnTo>
-                                    <a:pt x="157593" y="0"/>
+                                    <a:pt x="260775" y="0"/>
                                   </a:lnTo>
                                 </a:path>
                               </a:pathLst>
                             </a:custGeom>
                             <a:noFill/>
-                            <a:ln w="9525">
+                            <a:ln w="12721">
                               <a:solidFill>
                                 <a:srgbClr val="7A6A67"/>
                               </a:solidFill>
@@ -607,8 +607,8 @@
                           <wps:cNvCnPr/>
                           <wps:spPr>
                             <a:xfrm>
-                              <a:off x="538247" y="551475"/>
-                              <a:ext cx="131842" cy="147933"/>
+                              <a:off x="769955" y="795033"/>
+                              <a:ext cx="260775" cy="254427"/>
                             </a:xfrm>
                             <a:custGeom>
                               <a:avLst/>
@@ -617,56 +617,56 @@
                               <a:cxnLst/>
                               <a:rect l="0" t="0" r="r" b="b"/>
                               <a:pathLst>
-                                <a:path w="131842" h="147933">
+                                <a:path w="260775" h="254427">
                                   <a:moveTo>
-                                    <a:pt x="0" y="147933"/>
+                                    <a:pt x="0" y="254427"/>
                                   </a:moveTo>
                                   <a:lnTo>
-                                    <a:pt x="5361" y="147933"/>
+                                    <a:pt x="10596" y="254427"/>
                                   </a:lnTo>
                                   <a:cubicBezTo>
-                                    <a:pt x="10718" y="147933"/>
-                                    <a:pt x="21439" y="147933"/>
-                                    <a:pt x="28314" y="146769"/>
+                                    <a:pt x="21199" y="254427"/>
+                                    <a:pt x="42398" y="254427"/>
+                                    <a:pt x="56003" y="252125"/>
                                   </a:cubicBezTo>
                                   <a:cubicBezTo>
-                                    <a:pt x="35189" y="145605"/>
-                                    <a:pt x="38221" y="143277"/>
-                                    <a:pt x="40900" y="140599"/>
+                                    <a:pt x="69601" y="249822"/>
+                                    <a:pt x="75593" y="245217"/>
+                                    <a:pt x="80897" y="239919"/>
                                   </a:cubicBezTo>
                                   <a:cubicBezTo>
-                                    <a:pt x="43579" y="137917"/>
-                                    <a:pt x="45907" y="134884"/>
-                                    <a:pt x="47071" y="114072"/>
+                                    <a:pt x="86196" y="234615"/>
+                                    <a:pt x="90801" y="228623"/>
+                                    <a:pt x="93103" y="193819"/>
                                   </a:cubicBezTo>
                                   <a:cubicBezTo>
-                                    <a:pt x="48235" y="93264"/>
-                                    <a:pt x="48235" y="54670"/>
-                                    <a:pt x="49399" y="33861"/>
+                                    <a:pt x="95405" y="159015"/>
+                                    <a:pt x="95405" y="95405"/>
+                                    <a:pt x="97708" y="60608"/>
                                   </a:cubicBezTo>
                                   <a:cubicBezTo>
-                                    <a:pt x="50563" y="13049"/>
-                                    <a:pt x="52891" y="10017"/>
-                                    <a:pt x="55570" y="7335"/>
+                                    <a:pt x="100010" y="25804"/>
+                                    <a:pt x="104615" y="19806"/>
+                                    <a:pt x="109913" y="14508"/>
                                   </a:cubicBezTo>
                                   <a:cubicBezTo>
-                                    <a:pt x="58249" y="4656"/>
-                                    <a:pt x="61281" y="2328"/>
-                                    <a:pt x="74050" y="1164"/>
+                                    <a:pt x="115212" y="9203"/>
+                                    <a:pt x="121209" y="4605"/>
+                                    <a:pt x="146466" y="2302"/>
                                   </a:cubicBezTo>
                                   <a:cubicBezTo>
-                                    <a:pt x="86823" y="0"/>
-                                    <a:pt x="109333" y="0"/>
-                                    <a:pt x="120587" y="0"/>
+                                    <a:pt x="171730" y="0"/>
+                                    <a:pt x="216252" y="0"/>
+                                    <a:pt x="238514" y="0"/>
                                   </a:cubicBezTo>
                                   <a:lnTo>
-                                    <a:pt x="131842" y="0"/>
+                                    <a:pt x="260775" y="0"/>
                                   </a:lnTo>
                                 </a:path>
                               </a:pathLst>
                             </a:custGeom>
                             <a:noFill/>
-                            <a:ln w="9525">
+                            <a:ln w="12721">
                               <a:solidFill>
                                 <a:srgbClr val="7A6A67"/>
                               </a:solidFill>
@@ -682,10 +682,10 @@
                         <wpg:cNvGrpSpPr/>
                         <wpg:grpSpPr>
                           <a:xfrm>
-                            <a:off x="2051565" y="3234174"/>
-                            <a:ext cx="1070340" cy="424451"/>
+                            <a:off x="2917650" y="4826972"/>
+                            <a:ext cx="1443456" cy="744129"/>
                             <a:chOff x="0" y="0"/>
-                            <a:chExt cx="1070340" cy="424451"/>
+                            <a:chExt cx="1443456" cy="744129"/>
                           </a:xfrm>
                         </wpg:grpSpPr>
                         <wps:wsp>
@@ -696,13 +696,13 @@
                           <wps:spPr>
                             <a:xfrm>
                               <a:off x="0" y="0"/>
-                              <a:ext cx="1070340" cy="424451"/>
+                              <a:ext cx="1443456" cy="744129"/>
                             </a:xfrm>
                             <a:prstGeom prst="rect">
                               <a:avLst/>
                             </a:prstGeom>
                             <a:noFill/>
-                            <a:ln w="12863">
+                            <a:ln w="25441">
                               <a:solidFill>
                                 <a:srgbClr val="CC6600"/>
                               </a:solidFill>
@@ -718,8 +718,8 @@
                                   <w:rPr>
                                     <w:rFonts w:ascii="Myriad Pro" w:hAnsi="Myriad Pro" w:cs="Myriad Pro"/>
                                     <w:color w:val="CC6600"/>
-                                    <w:sz w:val="30"/>
-                                    <w:szCs w:val="30"/>
+                                    <w:sz w:val="15"/>
+                                    <w:szCs w:val="15"/>
                                   </w:rPr>
                                   <w:t xml:space="preserve">Audit</w:t>
                                 </w:r>
@@ -737,14 +737,14 @@
                           </wps:cNvSpPr>
                           <wps:spPr>
                             <a:xfrm>
-                              <a:off x="183293" y="192932"/>
-                              <a:ext cx="312398" cy="144705"/>
+                              <a:off x="362541" y="333903"/>
+                              <a:ext cx="368555" cy="190811"/>
                             </a:xfrm>
                             <a:prstGeom prst="roundRect">
                               <a:avLst/>
                             </a:prstGeom>
                             <a:noFill/>
-                            <a:ln w="6431">
+                            <a:ln w="12720">
                               <a:solidFill>
                                 <a:srgbClr val="CC6600"/>
                               </a:solidFill>
@@ -760,8 +760,8 @@
                                   <w:rPr>
                                     <w:rFonts w:ascii="Myriad Pro" w:hAnsi="Myriad Pro" w:cs="Myriad Pro"/>
                                     <w:color w:val="CC6600"/>
-                                    <w:sz w:val="30"/>
-                                    <w:szCs w:val="30"/>
+                                    <w:sz w:val="15"/>
+                                    <w:szCs w:val="15"/>
                                   </w:rPr>
                                   <w:t xml:space="preserve">Auditors</w:t>
                                 </w:r>
@@ -779,14 +779,14 @@
                           </wps:cNvSpPr>
                           <wps:spPr>
                             <a:xfrm>
-                              <a:off x="592161" y="144696"/>
-                              <a:ext cx="439591" cy="241158"/>
+                              <a:off x="921907" y="190795"/>
+                              <a:ext cx="445225" cy="476993"/>
                             </a:xfrm>
                             <a:prstGeom prst="flowChartDocument">
                               <a:avLst/>
                             </a:prstGeom>
                             <a:noFill/>
-                            <a:ln w="6431">
+                            <a:ln w="12720">
                               <a:solidFill>
                                 <a:srgbClr val="CC6600"/>
                               </a:solidFill>
@@ -802,10 +802,10 @@
                                   <w:rPr>
                                     <w:rFonts w:ascii="Myriad Pro" w:hAnsi="Myriad Pro" w:cs="Myriad Pro"/>
                                     <w:color w:val="CC6600"/>
-                                    <w:sz w:val="30"/>
-                                    <w:szCs w:val="30"/>
+                                    <w:sz w:val="15"/>
+                                    <w:szCs w:val="15"/>
                                   </w:rPr>
-                                  <w:t xml:space="preserve">Audit Report</w:t>
+                                  <w:t xml:space="preserve">AuditReport</w:t>
                                 </w:r>
                               </w:p>
                             </w:txbxContent>
@@ -819,8 +819,8 @@
                           <wps:cNvCnPr/>
                           <wps:spPr>
                             <a:xfrm>
-                              <a:off x="495690" y="265282"/>
-                              <a:ext cx="83607" cy="3216"/>
+                              <a:off x="731096" y="429307"/>
+                              <a:ext cx="165369" cy="6360"/>
                             </a:xfrm>
                             <a:custGeom>
                               <a:avLst/>
@@ -829,18 +829,18 @@
                               <a:cxnLst/>
                               <a:rect l="0" t="0" r="r" b="b"/>
                               <a:pathLst>
-                                <a:path w="83607" h="3216">
+                                <a:path w="165369" h="6360">
                                   <a:moveTo>
                                     <a:pt x="0" y="0"/>
                                   </a:moveTo>
                                   <a:lnTo>
-                                    <a:pt x="83607" y="0"/>
+                                    <a:pt x="165369" y="0"/>
                                   </a:lnTo>
                                 </a:path>
                               </a:pathLst>
                             </a:custGeom>
                             <a:noFill/>
-                            <a:ln w="9525">
+                            <a:ln w="12721">
                               <a:solidFill>
                                 <a:srgbClr val="A07040"/>
                               </a:solidFill>
@@ -856,10 +856,10 @@
                         <wpg:cNvGrpSpPr/>
                         <wpg:grpSpPr>
                           <a:xfrm>
-                            <a:off x="3705286" y="2419494"/>
-                            <a:ext cx="1675287" cy="987175"/>
+                            <a:off x="5314852" y="3485890"/>
+                            <a:ext cx="2236364" cy="1593186"/>
                             <a:chOff x="0" y="0"/>
-                            <a:chExt cx="1675287" cy="987175"/>
+                            <a:chExt cx="2236364" cy="1593186"/>
                           </a:xfrm>
                         </wpg:grpSpPr>
                         <wps:wsp>
@@ -870,13 +870,13 @@
                           <wps:spPr>
                             <a:xfrm>
                               <a:off x="0" y="0"/>
-                              <a:ext cx="1675287" cy="987175"/>
+                              <a:ext cx="2236364" cy="1593186"/>
                             </a:xfrm>
                             <a:prstGeom prst="rect">
                               <a:avLst/>
                             </a:prstGeom>
                             <a:noFill/>
-                            <a:ln w="12863">
+                            <a:ln w="25441">
                               <a:solidFill>
                                 <a:srgbClr val="0066CC"/>
                               </a:solidFill>
@@ -892,8 +892,8 @@
                                   <w:rPr>
                                     <w:rFonts w:ascii="Myriad Pro" w:hAnsi="Myriad Pro" w:cs="Myriad Pro"/>
                                     <w:color w:val="0066CC"/>
-                                    <w:sz w:val="30"/>
-                                    <w:szCs w:val="30"/>
+                                    <w:sz w:val="15"/>
+                                    <w:szCs w:val="15"/>
                                   </w:rPr>
                                   <w:t xml:space="preserve">Governance</w:t>
                                 </w:r>
@@ -911,14 +911,14 @@
                           </wps:cNvSpPr>
                           <wps:spPr>
                             <a:xfrm>
-                              <a:off x="135058" y="450159"/>
-                              <a:ext cx="435019" cy="321532"/>
+                              <a:off x="267136" y="620085"/>
+                              <a:ext cx="460431" cy="635968"/>
                             </a:xfrm>
                             <a:prstGeom prst="flowChartMultidocument">
                               <a:avLst/>
                             </a:prstGeom>
                             <a:noFill/>
-                            <a:ln w="6431">
+                            <a:ln w="12720">
                               <a:solidFill>
                                 <a:srgbClr val="0066CC"/>
                               </a:solidFill>
@@ -934,10 +934,10 @@
                                   <w:rPr>
                                     <w:rFonts w:ascii="Myriad Pro" w:hAnsi="Myriad Pro" w:cs="Myriad Pro"/>
                                     <w:color w:val="0066CC"/>
-                                    <w:sz w:val="30"/>
-                                    <w:szCs w:val="30"/>
+                                    <w:sz w:val="15"/>
+                                    <w:szCs w:val="15"/>
                                   </w:rPr>
-                                  <w:t xml:space="preserve">KPI Reports</w:t>
+                                  <w:t xml:space="preserve">KPIReports</w:t>
                                 </w:r>
                               </w:p>
                             </w:txbxContent>
@@ -953,14 +953,14 @@
                           </wps:cNvSpPr>
                           <wps:spPr>
                             <a:xfrm>
-                              <a:off x="666548" y="562707"/>
-                              <a:ext cx="444893" cy="144705"/>
+                              <a:off x="918377" y="874499"/>
+                              <a:ext cx="499588" cy="190811"/>
                             </a:xfrm>
                             <a:prstGeom prst="roundRect">
                               <a:avLst/>
                             </a:prstGeom>
                             <a:noFill/>
-                            <a:ln w="6431">
+                            <a:ln w="12720">
                               <a:solidFill>
                                 <a:srgbClr val="0066CC"/>
                               </a:solidFill>
@@ -976,8 +976,8 @@
                                   <w:rPr>
                                     <w:rFonts w:ascii="Myriad Pro" w:hAnsi="Myriad Pro" w:cs="Myriad Pro"/>
                                     <w:color w:val="0066CC"/>
-                                    <w:sz w:val="30"/>
-                                    <w:szCs w:val="30"/>
+                                    <w:sz w:val="15"/>
+                                    <w:szCs w:val="15"/>
                                   </w:rPr>
                                   <w:t xml:space="preserve">Management</w:t>
                                 </w:r>
@@ -995,14 +995,14 @@
                           </wps:cNvSpPr>
                           <wps:spPr>
                             <a:xfrm>
-                              <a:off x="1207910" y="562707"/>
-                              <a:ext cx="233740" cy="144705"/>
+                              <a:off x="1608776" y="874499"/>
+                              <a:ext cx="290789" cy="190811"/>
                             </a:xfrm>
                             <a:prstGeom prst="roundRect">
                               <a:avLst/>
                             </a:prstGeom>
                             <a:noFill/>
-                            <a:ln w="6431">
+                            <a:ln w="12720">
                               <a:solidFill>
                                 <a:srgbClr val="0066CC"/>
                               </a:solidFill>
@@ -1018,8 +1018,8 @@
                                   <w:rPr>
                                     <w:rFonts w:ascii="Myriad Pro" w:hAnsi="Myriad Pro" w:cs="Myriad Pro"/>
                                     <w:color w:val="0066CC"/>
-                                    <w:sz w:val="30"/>
-                                    <w:szCs w:val="30"/>
+                                    <w:sz w:val="15"/>
+                                    <w:szCs w:val="15"/>
                                   </w:rPr>
                                   <w:t xml:space="preserve">GRSG</w:t>
                                 </w:r>
@@ -1037,14 +1037,14 @@
                           </wps:cNvSpPr>
                           <wps:spPr>
                             <a:xfrm>
-                              <a:off x="1207911" y="803882"/>
-                              <a:ext cx="210979" cy="144705"/>
+                              <a:off x="1608776" y="1326051"/>
+                              <a:ext cx="268279" cy="190811"/>
                             </a:xfrm>
                             <a:prstGeom prst="roundRect">
                               <a:avLst/>
                             </a:prstGeom>
                             <a:noFill/>
-                            <a:ln w="6431">
+                            <a:ln w="12720">
                               <a:solidFill>
                                 <a:srgbClr val="0066CC"/>
                               </a:solidFill>
@@ -1060,8 +1060,8 @@
                                   <w:rPr>
                                     <w:rFonts w:ascii="Myriad Pro" w:hAnsi="Myriad Pro" w:cs="Myriad Pro"/>
                                     <w:color w:val="0066CC"/>
-                                    <w:sz w:val="30"/>
-                                    <w:szCs w:val="30"/>
+                                    <w:sz w:val="15"/>
+                                    <w:szCs w:val="15"/>
                                   </w:rPr>
                                   <w:t xml:space="preserve">ARIC</w:t>
                                 </w:r>
@@ -1079,14 +1079,14 @@
                           </wps:cNvSpPr>
                           <wps:spPr>
                             <a:xfrm>
-                              <a:off x="1207911" y="144688"/>
-                              <a:ext cx="428789" cy="321532"/>
+                              <a:off x="1608776" y="190786"/>
+                              <a:ext cx="551265" cy="492877"/>
                             </a:xfrm>
                             <a:prstGeom prst="flowChartMultidocument">
                               <a:avLst/>
                             </a:prstGeom>
                             <a:noFill/>
-                            <a:ln w="6431">
+                            <a:ln w="12720">
                               <a:solidFill>
                                 <a:srgbClr val="0066CC"/>
                               </a:solidFill>
@@ -1102,8 +1102,8 @@
                                   <w:rPr>
                                     <w:rFonts w:ascii="Myriad Pro" w:hAnsi="Myriad Pro" w:cs="Myriad Pro"/>
                                     <w:color w:val="0066CC"/>
-                                    <w:sz w:val="30"/>
-                                    <w:szCs w:val="30"/>
+                                    <w:sz w:val="15"/>
+                                    <w:szCs w:val="15"/>
                                   </w:rPr>
                                   <w:t xml:space="preserve">LEMP, SOPs</w:t>
                                 </w:r>
@@ -1119,8 +1119,8 @@
                           <wps:cNvCnPr/>
                           <wps:spPr>
                             <a:xfrm>
-                              <a:off x="1111440" y="359059"/>
-                              <a:ext cx="83607" cy="239824"/>
+                              <a:off x="1417964" y="519395"/>
+                              <a:ext cx="165369" cy="402808"/>
                             </a:xfrm>
                             <a:custGeom>
                               <a:avLst/>
@@ -1129,56 +1129,56 @@
                               <a:cxnLst/>
                               <a:rect l="0" t="0" r="r" b="b"/>
                               <a:pathLst>
-                                <a:path w="83607" h="239824">
+                                <a:path w="165369" h="402808">
                                   <a:moveTo>
-                                    <a:pt x="0" y="239824"/>
+                                    <a:pt x="0" y="402808"/>
                                   </a:moveTo>
                                   <a:lnTo>
-                                    <a:pt x="5361" y="239824"/>
+                                    <a:pt x="10603" y="402808"/>
                                   </a:lnTo>
                                   <a:cubicBezTo>
-                                    <a:pt x="10718" y="239824"/>
-                                    <a:pt x="21439" y="239824"/>
-                                    <a:pt x="28314" y="238660"/>
+                                    <a:pt x="21199" y="402808"/>
+                                    <a:pt x="42405" y="402808"/>
+                                    <a:pt x="56003" y="400506"/>
                                   </a:cubicBezTo>
                                   <a:cubicBezTo>
-                                    <a:pt x="35189" y="237496"/>
-                                    <a:pt x="38221" y="235168"/>
-                                    <a:pt x="40900" y="232489"/>
+                                    <a:pt x="69601" y="398203"/>
+                                    <a:pt x="75599" y="393598"/>
+                                    <a:pt x="80897" y="388300"/>
                                   </a:cubicBezTo>
                                   <a:cubicBezTo>
-                                    <a:pt x="43579" y="229811"/>
-                                    <a:pt x="45907" y="226778"/>
-                                    <a:pt x="47071" y="190650"/>
+                                    <a:pt x="86196" y="382996"/>
+                                    <a:pt x="90801" y="377004"/>
+                                    <a:pt x="93103" y="317471"/>
                                   </a:cubicBezTo>
                                   <a:cubicBezTo>
-                                    <a:pt x="48235" y="154522"/>
-                                    <a:pt x="48235" y="85302"/>
-                                    <a:pt x="49399" y="49174"/>
+                                    <a:pt x="95405" y="257938"/>
+                                    <a:pt x="95405" y="144870"/>
+                                    <a:pt x="97708" y="85337"/>
                                   </a:cubicBezTo>
                                   <a:cubicBezTo>
-                                    <a:pt x="50563" y="13046"/>
-                                    <a:pt x="52891" y="10017"/>
-                                    <a:pt x="55570" y="7335"/>
+                                    <a:pt x="100010" y="25804"/>
+                                    <a:pt x="104615" y="19806"/>
+                                    <a:pt x="109913" y="14508"/>
                                   </a:cubicBezTo>
                                   <a:cubicBezTo>
-                                    <a:pt x="58249" y="4656"/>
-                                    <a:pt x="61281" y="2328"/>
-                                    <a:pt x="66014" y="1164"/>
+                                    <a:pt x="115212" y="9210"/>
+                                    <a:pt x="121209" y="4605"/>
+                                    <a:pt x="130572" y="2302"/>
                                   </a:cubicBezTo>
                                   <a:cubicBezTo>
-                                    <a:pt x="70745" y="0"/>
-                                    <a:pt x="77176" y="0"/>
-                                    <a:pt x="80392" y="0"/>
+                                    <a:pt x="139928" y="0"/>
+                                    <a:pt x="152649" y="0"/>
+                                    <a:pt x="159009" y="0"/>
                                   </a:cubicBezTo>
                                   <a:lnTo>
-                                    <a:pt x="83607" y="0"/>
+                                    <a:pt x="165369" y="0"/>
                                   </a:lnTo>
                                 </a:path>
                               </a:pathLst>
                             </a:custGeom>
                             <a:noFill/>
-                            <a:ln w="9525">
+                            <a:ln w="12721">
                               <a:solidFill>
                                 <a:srgbClr val="4D80A8"/>
                               </a:solidFill>
@@ -1193,8 +1193,8 @@
                           <wps:cNvCnPr/>
                           <wps:spPr>
                             <a:xfrm>
-                              <a:off x="1111440" y="635059"/>
-                              <a:ext cx="83607" cy="3216"/>
+                              <a:off x="1417964" y="969906"/>
+                              <a:ext cx="165369" cy="6360"/>
                             </a:xfrm>
                             <a:custGeom>
                               <a:avLst/>
@@ -1203,18 +1203,18 @@
                               <a:cxnLst/>
                               <a:rect l="0" t="0" r="r" b="b"/>
                               <a:pathLst>
-                                <a:path w="83607" h="3216">
+                                <a:path w="165369" h="6360">
                                   <a:moveTo>
                                     <a:pt x="0" y="0"/>
                                   </a:moveTo>
                                   <a:lnTo>
-                                    <a:pt x="83607" y="0"/>
+                                    <a:pt x="165369" y="0"/>
                                   </a:lnTo>
                                 </a:path>
                               </a:pathLst>
                             </a:custGeom>
                             <a:noFill/>
-                            <a:ln w="9525">
+                            <a:ln w="12721">
                               <a:solidFill>
                                 <a:srgbClr val="4D80A8"/>
                               </a:solidFill>
@@ -1229,8 +1229,8 @@
                           <wps:cNvCnPr/>
                           <wps:spPr>
                             <a:xfrm>
-                              <a:off x="1111440" y="671235"/>
-                              <a:ext cx="83607" cy="180881"/>
+                              <a:off x="1417964" y="1017609"/>
+                              <a:ext cx="165369" cy="372043"/>
                             </a:xfrm>
                             <a:custGeom>
                               <a:avLst/>
@@ -1239,56 +1239,56 @@
                               <a:cxnLst/>
                               <a:rect l="0" t="0" r="r" b="b"/>
                               <a:pathLst>
-                                <a:path w="83607" h="180881">
+                                <a:path w="165369" h="372043">
                                   <a:moveTo>
                                     <a:pt x="0" y="0"/>
                                   </a:moveTo>
                                   <a:lnTo>
-                                    <a:pt x="5361" y="0"/>
+                                    <a:pt x="10603" y="0"/>
                                   </a:lnTo>
                                   <a:cubicBezTo>
-                                    <a:pt x="10718" y="0"/>
-                                    <a:pt x="21439" y="0"/>
-                                    <a:pt x="28314" y="1164"/>
+                                    <a:pt x="21199" y="0"/>
+                                    <a:pt x="42405" y="0"/>
+                                    <a:pt x="56003" y="2302"/>
                                   </a:cubicBezTo>
                                   <a:cubicBezTo>
-                                    <a:pt x="35189" y="2328"/>
-                                    <a:pt x="38221" y="4656"/>
-                                    <a:pt x="40900" y="7335"/>
+                                    <a:pt x="69601" y="4605"/>
+                                    <a:pt x="75599" y="9203"/>
+                                    <a:pt x="80897" y="14508"/>
                                   </a:cubicBezTo>
                                   <a:cubicBezTo>
-                                    <a:pt x="43579" y="10014"/>
-                                    <a:pt x="45907" y="13046"/>
-                                    <a:pt x="47071" y="39350"/>
+                                    <a:pt x="86196" y="19806"/>
+                                    <a:pt x="90801" y="25804"/>
+                                    <a:pt x="93103" y="80211"/>
                                   </a:cubicBezTo>
                                   <a:cubicBezTo>
-                                    <a:pt x="48235" y="65654"/>
-                                    <a:pt x="48235" y="115227"/>
-                                    <a:pt x="49399" y="141531"/>
+                                    <a:pt x="95405" y="134617"/>
+                                    <a:pt x="95405" y="237432"/>
+                                    <a:pt x="97708" y="291833"/>
                                   </a:cubicBezTo>
                                   <a:cubicBezTo>
-                                    <a:pt x="50563" y="167835"/>
-                                    <a:pt x="52891" y="170868"/>
-                                    <a:pt x="55570" y="173546"/>
+                                    <a:pt x="100010" y="346239"/>
+                                    <a:pt x="104615" y="352237"/>
+                                    <a:pt x="109913" y="357535"/>
                                   </a:cubicBezTo>
                                   <a:cubicBezTo>
-                                    <a:pt x="58249" y="176225"/>
-                                    <a:pt x="61281" y="178553"/>
-                                    <a:pt x="66014" y="179717"/>
+                                    <a:pt x="115212" y="362840"/>
+                                    <a:pt x="121209" y="367445"/>
+                                    <a:pt x="130572" y="369741"/>
                                   </a:cubicBezTo>
                                   <a:cubicBezTo>
-                                    <a:pt x="70745" y="180881"/>
-                                    <a:pt x="77176" y="180881"/>
-                                    <a:pt x="80392" y="180881"/>
+                                    <a:pt x="139928" y="372043"/>
+                                    <a:pt x="152649" y="372043"/>
+                                    <a:pt x="159009" y="372043"/>
                                   </a:cubicBezTo>
                                   <a:lnTo>
-                                    <a:pt x="83607" y="180881"/>
+                                    <a:pt x="165369" y="372043"/>
                                   </a:lnTo>
                                 </a:path>
                               </a:pathLst>
                             </a:custGeom>
                             <a:noFill/>
-                            <a:ln w="9525">
+                            <a:ln w="12721">
                               <a:solidFill>
                                 <a:srgbClr val="4D80A8"/>
                               </a:solidFill>
@@ -1303,8 +1303,8 @@
                           <wps:cNvCnPr/>
                           <wps:spPr>
                             <a:xfrm>
-                              <a:off x="570076" y="610942"/>
-                              <a:ext cx="83607" cy="3216"/>
+                              <a:off x="727566" y="938104"/>
+                              <a:ext cx="165369" cy="6360"/>
                             </a:xfrm>
                             <a:custGeom>
                               <a:avLst/>
@@ -1313,18 +1313,18 @@
                               <a:cxnLst/>
                               <a:rect l="0" t="0" r="r" b="b"/>
                               <a:pathLst>
-                                <a:path w="83607" h="3216">
+                                <a:path w="165369" h="6360">
                                   <a:moveTo>
                                     <a:pt x="0" y="0"/>
                                   </a:moveTo>
                                   <a:lnTo>
-                                    <a:pt x="83607" y="0"/>
+                                    <a:pt x="165369" y="0"/>
                                   </a:lnTo>
                                 </a:path>
                               </a:pathLst>
                             </a:custGeom>
                             <a:noFill/>
-                            <a:ln w="9525">
+                            <a:ln w="12721">
                               <a:solidFill>
                                 <a:srgbClr val="4D80A8"/>
                               </a:solidFill>
@@ -1340,10 +1340,10 @@
                         <wpg:cNvGrpSpPr/>
                         <wpg:grpSpPr>
                           <a:xfrm>
-                            <a:off x="199457" y="25725"/>
-                            <a:ext cx="1297044" cy="987141"/>
+                            <a:off x="400674" y="50883"/>
+                            <a:ext cx="1441220" cy="1451660"/>
                             <a:chOff x="0" y="0"/>
-                            <a:chExt cx="1297044" cy="987141"/>
+                            <a:chExt cx="1441220" cy="1451660"/>
                           </a:xfrm>
                         </wpg:grpSpPr>
                         <wps:wsp>
@@ -1354,13 +1354,13 @@
                           <wps:spPr>
                             <a:xfrm>
                               <a:off x="0" y="0"/>
-                              <a:ext cx="1297044" cy="987141"/>
+                              <a:ext cx="1441220" cy="1451660"/>
                             </a:xfrm>
                             <a:prstGeom prst="rect">
                               <a:avLst/>
                             </a:prstGeom>
                             <a:noFill/>
-                            <a:ln w="12863">
+                            <a:ln w="25441">
                               <a:solidFill>
                                 <a:srgbClr val="700017"/>
                               </a:solidFill>
@@ -1376,8 +1376,8 @@
                                   <w:rPr>
                                     <w:rFonts w:ascii="Myriad Pro" w:hAnsi="Myriad Pro" w:cs="Myriad Pro"/>
                                     <w:color w:val="700017"/>
-                                    <w:sz w:val="30"/>
-                                    <w:szCs w:val="30"/>
+                                    <w:sz w:val="15"/>
+                                    <w:szCs w:val="15"/>
                                   </w:rPr>
                                   <w:t xml:space="preserve">Operational</w:t>
                                 </w:r>
@@ -1395,14 +1395,14 @@
                           </wps:cNvSpPr>
                           <wps:spPr>
                             <a:xfrm>
-                              <a:off x="486697" y="144679"/>
-                              <a:ext cx="771760" cy="466220"/>
+                              <a:off x="674499" y="190777"/>
+                              <a:ext cx="690397" cy="635968"/>
                             </a:xfrm>
                             <a:prstGeom prst="flowChartMultidocument">
                               <a:avLst/>
                             </a:prstGeom>
                             <a:noFill/>
-                            <a:ln w="6431">
+                            <a:ln w="12720">
                               <a:solidFill>
                                 <a:srgbClr val="700017"/>
                               </a:solidFill>
@@ -1418,10 +1418,10 @@
                                   <w:rPr>
                                     <w:rFonts w:ascii="Myriad Pro" w:hAnsi="Myriad Pro" w:cs="Myriad Pro"/>
                                     <w:color w:val="700017"/>
-                                    <w:sz w:val="30"/>
-                                    <w:szCs w:val="30"/>
+                                    <w:sz w:val="15"/>
+                                    <w:szCs w:val="15"/>
                                   </w:rPr>
-                                  <w:t xml:space="preserve">Weekly/Monthly checklists</w:t>
+                                  <w:t xml:space="preserve">Weekly/Monthlychecklists</w:t>
                                 </w:r>
                               </w:p>
                             </w:txbxContent>
@@ -1437,14 +1437,14 @@
                           </wps:cNvSpPr>
                           <wps:spPr>
                             <a:xfrm>
-                              <a:off x="699987" y="707386"/>
-                              <a:ext cx="345181" cy="241158"/>
+                              <a:off x="797085" y="1017578"/>
+                              <a:ext cx="445225" cy="357745"/>
                             </a:xfrm>
                             <a:prstGeom prst="flowChartDocument">
                               <a:avLst/>
                             </a:prstGeom>
                             <a:noFill/>
-                            <a:ln w="6431">
+                            <a:ln w="12720">
                               <a:solidFill>
                                 <a:srgbClr val="700017"/>
                               </a:solidFill>
@@ -1460,8 +1460,8 @@
                                   <w:rPr>
                                     <w:rFonts w:ascii="Myriad Pro" w:hAnsi="Myriad Pro" w:cs="Myriad Pro"/>
                                     <w:color w:val="700017"/>
-                                    <w:sz w:val="30"/>
-                                    <w:szCs w:val="30"/>
+                                    <w:sz w:val="15"/>
+                                    <w:szCs w:val="15"/>
                                   </w:rPr>
                                   <w:t xml:space="preserve">Daily Log</w:t>
                                 </w:r>
@@ -1479,14 +1479,14 @@
                           </wps:cNvSpPr>
                           <wps:spPr>
                             <a:xfrm>
-                              <a:off x="38588" y="329580"/>
-                              <a:ext cx="351639" cy="144705"/>
+                              <a:off x="76325" y="445192"/>
+                              <a:ext cx="407363" cy="190811"/>
                             </a:xfrm>
                             <a:prstGeom prst="roundRect">
                               <a:avLst/>
                             </a:prstGeom>
                             <a:noFill/>
-                            <a:ln w="6431">
+                            <a:ln w="12720">
                               <a:solidFill>
                                 <a:srgbClr val="700017"/>
                               </a:solidFill>
@@ -1502,8 +1502,8 @@
                                   <w:rPr>
                                     <w:rFonts w:ascii="Myriad Pro" w:hAnsi="Myriad Pro" w:cs="Myriad Pro"/>
                                     <w:color w:val="700017"/>
-                                    <w:sz w:val="30"/>
-                                    <w:szCs w:val="30"/>
+                                    <w:sz w:val="15"/>
+                                    <w:szCs w:val="15"/>
                                   </w:rPr>
                                   <w:t xml:space="preserve">Operators</w:t>
                                 </w:r>
@@ -1519,8 +1519,8 @@
                           <wps:cNvCnPr/>
                           <wps:spPr>
                             <a:xfrm>
-                              <a:off x="390226" y="426050"/>
-                              <a:ext cx="296896" cy="401923"/>
+                              <a:off x="483687" y="572401"/>
+                              <a:ext cx="287953" cy="624060"/>
                             </a:xfrm>
                             <a:custGeom>
                               <a:avLst/>
@@ -1529,56 +1529,56 @@
                               <a:cxnLst/>
                               <a:rect l="0" t="0" r="r" b="b"/>
                               <a:pathLst>
-                                <a:path w="296896" h="401923">
+                                <a:path w="287953" h="624060">
                                   <a:moveTo>
                                     <a:pt x="0" y="0"/>
                                   </a:moveTo>
                                   <a:lnTo>
-                                    <a:pt x="5361" y="0"/>
+                                    <a:pt x="10603" y="0"/>
                                   </a:lnTo>
                                   <a:cubicBezTo>
-                                    <a:pt x="10718" y="0"/>
-                                    <a:pt x="21439" y="0"/>
-                                    <a:pt x="28314" y="1164"/>
+                                    <a:pt x="21199" y="0"/>
+                                    <a:pt x="42405" y="0"/>
+                                    <a:pt x="56003" y="2302"/>
                                   </a:cubicBezTo>
                                   <a:cubicBezTo>
-                                    <a:pt x="35189" y="2328"/>
-                                    <a:pt x="38221" y="4656"/>
-                                    <a:pt x="40900" y="7335"/>
+                                    <a:pt x="69601" y="4605"/>
+                                    <a:pt x="75599" y="9203"/>
+                                    <a:pt x="80897" y="14508"/>
                                   </a:cubicBezTo>
                                   <a:cubicBezTo>
-                                    <a:pt x="43579" y="10014"/>
-                                    <a:pt x="45907" y="13046"/>
-                                    <a:pt x="47071" y="76189"/>
+                                    <a:pt x="86196" y="19806"/>
+                                    <a:pt x="90801" y="25804"/>
+                                    <a:pt x="93103" y="122214"/>
                                   </a:cubicBezTo>
                                   <a:cubicBezTo>
-                                    <a:pt x="48235" y="139335"/>
-                                    <a:pt x="48235" y="262591"/>
-                                    <a:pt x="49399" y="325734"/>
+                                    <a:pt x="95405" y="218618"/>
+                                    <a:pt x="95405" y="405441"/>
+                                    <a:pt x="97708" y="501845"/>
                                   </a:cubicBezTo>
                                   <a:cubicBezTo>
-                                    <a:pt x="50563" y="388877"/>
-                                    <a:pt x="52891" y="391909"/>
-                                    <a:pt x="55570" y="394588"/>
+                                    <a:pt x="100010" y="598256"/>
+                                    <a:pt x="104615" y="604254"/>
+                                    <a:pt x="109913" y="609552"/>
                                   </a:cubicBezTo>
                                   <a:cubicBezTo>
-                                    <a:pt x="58249" y="397270"/>
-                                    <a:pt x="61281" y="399598"/>
-                                    <a:pt x="101560" y="400759"/>
+                                    <a:pt x="115212" y="614856"/>
+                                    <a:pt x="121209" y="619455"/>
+                                    <a:pt x="151001" y="621757"/>
                                   </a:cubicBezTo>
                                   <a:cubicBezTo>
-                                    <a:pt x="141840" y="401923"/>
-                                    <a:pt x="219369" y="401923"/>
-                                    <a:pt x="258134" y="401923"/>
+                                    <a:pt x="180793" y="624060"/>
+                                    <a:pt x="234373" y="624060"/>
+                                    <a:pt x="261163" y="624060"/>
                                   </a:cubicBezTo>
                                   <a:lnTo>
-                                    <a:pt x="296896" y="401923"/>
+                                    <a:pt x="287953" y="624060"/>
                                   </a:lnTo>
                                 </a:path>
                               </a:pathLst>
                             </a:custGeom>
                             <a:noFill/>
-                            <a:ln w="9525">
+                            <a:ln w="12721">
                               <a:solidFill>
                                 <a:srgbClr val="8B3344"/>
                               </a:solidFill>
@@ -1593,8 +1593,8 @@
                           <wps:cNvCnPr/>
                           <wps:spPr>
                             <a:xfrm>
-                              <a:off x="390226" y="377815"/>
-                              <a:ext cx="83607" cy="3216"/>
+                              <a:off x="483687" y="508798"/>
+                              <a:ext cx="165369" cy="6360"/>
                             </a:xfrm>
                             <a:custGeom>
                               <a:avLst/>
@@ -1603,18 +1603,18 @@
                               <a:cxnLst/>
                               <a:rect l="0" t="0" r="r" b="b"/>
                               <a:pathLst>
-                                <a:path w="83607" h="3216">
+                                <a:path w="165369" h="6360">
                                   <a:moveTo>
                                     <a:pt x="0" y="0"/>
                                   </a:moveTo>
                                   <a:lnTo>
-                                    <a:pt x="83607" y="0"/>
+                                    <a:pt x="165369" y="0"/>
                                   </a:lnTo>
                                 </a:path>
                               </a:pathLst>
                             </a:custGeom>
                             <a:noFill/>
-                            <a:ln w="9525">
+                            <a:ln w="12721">
                               <a:solidFill>
                                 <a:srgbClr val="8B3344"/>
                               </a:solidFill>
@@ -1630,10 +1630,10 @@
                         <wpg:cNvGrpSpPr/>
                         <wpg:grpSpPr>
                           <a:xfrm>
-                            <a:off x="135068" y="1125414"/>
-                            <a:ext cx="1361433" cy="459622"/>
+                            <a:off x="649572" y="1725155"/>
+                            <a:ext cx="1192322" cy="695447"/>
                             <a:chOff x="0" y="0"/>
-                            <a:chExt cx="1361433" cy="459622"/>
+                            <a:chExt cx="1192322" cy="695447"/>
                           </a:xfrm>
                         </wpg:grpSpPr>
                         <wps:wsp>
@@ -1644,13 +1644,13 @@
                           <wps:spPr>
                             <a:xfrm>
                               <a:off x="0" y="0"/>
-                              <a:ext cx="1361433" cy="459622"/>
+                              <a:ext cx="1192322" cy="695447"/>
                             </a:xfrm>
                             <a:prstGeom prst="rect">
                               <a:avLst/>
                             </a:prstGeom>
                             <a:noFill/>
-                            <a:ln w="12863">
+                            <a:ln w="25441">
                               <a:solidFill>
                                 <a:srgbClr val="9186BF"/>
                               </a:solidFill>
@@ -1666,8 +1666,8 @@
                                   <w:rPr>
                                     <w:rFonts w:ascii="Myriad Pro" w:hAnsi="Myriad Pro" w:cs="Myriad Pro"/>
                                     <w:color w:val="9186BF"/>
-                                    <w:sz w:val="30"/>
-                                    <w:szCs w:val="30"/>
+                                    <w:sz w:val="15"/>
+                                    <w:szCs w:val="15"/>
                                   </w:rPr>
                                   <w:t xml:space="preserve">Gatehouse</w:t>
                                 </w:r>
@@ -1685,14 +1685,14 @@
                           </wps:cNvSpPr>
                           <wps:spPr>
                             <a:xfrm>
-                              <a:off x="38588" y="210518"/>
-                              <a:ext cx="704835" cy="144705"/>
+                              <a:off x="76324" y="261859"/>
+                              <a:ext cx="511564" cy="286216"/>
                             </a:xfrm>
                             <a:prstGeom prst="roundRect">
                               <a:avLst/>
                             </a:prstGeom>
                             <a:noFill/>
-                            <a:ln w="6431">
+                            <a:ln w="12720">
                               <a:solidFill>
                                 <a:srgbClr val="9186BF"/>
                               </a:solidFill>
@@ -1708,10 +1708,10 @@
                                   <w:rPr>
                                     <w:rFonts w:ascii="Myriad Pro" w:hAnsi="Myriad Pro" w:cs="Myriad Pro"/>
                                     <w:color w:val="9186BF"/>
-                                    <w:sz w:val="30"/>
-                                    <w:szCs w:val="30"/>
+                                    <w:sz w:val="15"/>
+                                    <w:szCs w:val="15"/>
                                   </w:rPr>
-                                  <w:t xml:space="preserve">Weighbridge operators</w:t>
+                                  <w:t xml:space="preserve">Weighbridgeoperators</w:t>
                                 </w:r>
                               </w:p>
                             </w:txbxContent>
@@ -1727,14 +1727,14 @@
                           </wps:cNvSpPr>
                           <wps:spPr>
                             <a:xfrm>
-                              <a:off x="839893" y="188580"/>
-                              <a:ext cx="482953" cy="188580"/>
+                              <a:off x="778699" y="238177"/>
+                              <a:ext cx="337298" cy="333581"/>
                             </a:xfrm>
                             <a:prstGeom prst="can">
                               <a:avLst/>
                             </a:prstGeom>
                             <a:noFill/>
-                            <a:ln w="6431">
+                            <a:ln w="12720">
                               <a:solidFill>
                                 <a:srgbClr val="9186BF"/>
                               </a:solidFill>
@@ -1750,10 +1750,10 @@
                                   <w:rPr>
                                     <w:rFonts w:ascii="Myriad Pro" w:hAnsi="Myriad Pro" w:cs="Myriad Pro"/>
                                     <w:color w:val="9186BF"/>
-                                    <w:sz w:val="30"/>
-                                    <w:szCs w:val="30"/>
+                                    <w:sz w:val="15"/>
+                                    <w:szCs w:val="15"/>
                                   </w:rPr>
-                                  <w:t xml:space="preserve">Tipsite database</w:t>
+                                  <w:t xml:space="preserve">Tipsitedatabase</w:t>
                                 </w:r>
                               </w:p>
                             </w:txbxContent>
@@ -1767,8 +1767,8 @@
                           <wps:cNvCnPr/>
                           <wps:spPr>
                             <a:xfrm>
-                              <a:off x="743424" y="282870"/>
-                              <a:ext cx="83607" cy="3216"/>
+                              <a:off x="587891" y="404968"/>
+                              <a:ext cx="165369" cy="6360"/>
                             </a:xfrm>
                             <a:custGeom>
                               <a:avLst/>
@@ -1777,18 +1777,18 @@
                               <a:cxnLst/>
                               <a:rect l="0" t="0" r="r" b="b"/>
                               <a:pathLst>
-                                <a:path w="83607" h="3216">
+                                <a:path w="165369" h="6360">
                                   <a:moveTo>
                                     <a:pt x="0" y="0"/>
                                   </a:moveTo>
                                   <a:lnTo>
-                                    <a:pt x="83607" y="0"/>
+                                    <a:pt x="165369" y="0"/>
                                   </a:lnTo>
                                 </a:path>
                               </a:pathLst>
                             </a:custGeom>
                             <a:noFill/>
-                            <a:ln w="9525">
+                            <a:ln w="12721">
                               <a:solidFill>
                                 <a:srgbClr val="7D7AA8"/>
                               </a:solidFill>
@@ -1804,10 +1804,10 @@
                         <wpg:cNvGrpSpPr/>
                         <wpg:grpSpPr>
                           <a:xfrm>
-                            <a:off x="105826" y="1697585"/>
-                            <a:ext cx="1390675" cy="1629818"/>
+                            <a:off x="209316" y="2643214"/>
+                            <a:ext cx="1632577" cy="2225066"/>
                             <a:chOff x="0" y="0"/>
-                            <a:chExt cx="1390675" cy="1629818"/>
+                            <a:chExt cx="1632577" cy="2225066"/>
                           </a:xfrm>
                         </wpg:grpSpPr>
                         <wps:wsp>
@@ -1818,13 +1818,13 @@
                           <wps:spPr>
                             <a:xfrm>
                               <a:off x="0" y="0"/>
-                              <a:ext cx="1390675" cy="1629818"/>
+                              <a:ext cx="1632577" cy="2225066"/>
                             </a:xfrm>
                             <a:prstGeom prst="rect">
                               <a:avLst/>
                             </a:prstGeom>
                             <a:noFill/>
-                            <a:ln w="12863">
+                            <a:ln w="25441">
                               <a:solidFill>
                                 <a:srgbClr val="5A8263"/>
                               </a:solidFill>
@@ -1840,8 +1840,8 @@
                                   <w:rPr>
                                     <w:rFonts w:ascii="Myriad Pro" w:hAnsi="Myriad Pro" w:cs="Myriad Pro"/>
                                     <w:color w:val="5A8263"/>
-                                    <w:sz w:val="30"/>
-                                    <w:szCs w:val="30"/>
+                                    <w:sz w:val="15"/>
+                                    <w:szCs w:val="15"/>
                                   </w:rPr>
                                   <w:t xml:space="preserve">Environmental</w:t>
                                 </w:r>
@@ -1859,14 +1859,14 @@
                           </wps:cNvSpPr>
                           <wps:spPr>
                             <a:xfrm>
-                              <a:off x="38589" y="227698"/>
-                              <a:ext cx="397035" cy="144705"/>
+                              <a:off x="76325" y="282763"/>
+                              <a:ext cx="452283" cy="190811"/>
                             </a:xfrm>
                             <a:prstGeom prst="roundRect">
                               <a:avLst/>
                             </a:prstGeom>
                             <a:noFill/>
-                            <a:ln w="6431">
+                            <a:ln w="12720">
                               <a:solidFill>
                                 <a:srgbClr val="5A8263"/>
                               </a:solidFill>
@@ -1882,8 +1882,8 @@
                                   <w:rPr>
                                     <w:rFonts w:ascii="Myriad Pro" w:hAnsi="Myriad Pro" w:cs="Myriad Pro"/>
                                     <w:color w:val="5A8263"/>
-                                    <w:sz w:val="30"/>
-                                    <w:szCs w:val="30"/>
+                                    <w:sz w:val="15"/>
+                                    <w:szCs w:val="15"/>
                                   </w:rPr>
                                   <w:t xml:space="preserve">Contractors</w:t>
                                 </w:r>
@@ -1901,14 +1901,14 @@
                           </wps:cNvSpPr>
                           <wps:spPr>
                             <a:xfrm>
-                              <a:off x="166177" y="1261650"/>
-                              <a:ext cx="205653" cy="144705"/>
+                              <a:off x="202505" y="1703551"/>
+                              <a:ext cx="263012" cy="190811"/>
                             </a:xfrm>
                             <a:prstGeom prst="roundRect">
                               <a:avLst/>
                             </a:prstGeom>
                             <a:noFill/>
-                            <a:ln w="6431">
+                            <a:ln w="12720">
                               <a:solidFill>
                                 <a:srgbClr val="5A8263"/>
                               </a:solidFill>
@@ -1924,8 +1924,8 @@
                                   <w:rPr>
                                     <w:rFonts w:ascii="Myriad Pro" w:hAnsi="Myriad Pro" w:cs="Myriad Pro"/>
                                     <w:color w:val="5A8263"/>
-                                    <w:sz w:val="30"/>
-                                    <w:szCs w:val="30"/>
+                                    <w:sz w:val="15"/>
+                                    <w:szCs w:val="15"/>
                                   </w:rPr>
                                   <w:t xml:space="preserve">Staff</w:t>
                                 </w:r>
@@ -1943,14 +1943,14 @@
                           </wps:cNvSpPr>
                           <wps:spPr>
                             <a:xfrm>
-                              <a:off x="620524" y="685694"/>
-                              <a:ext cx="691368" cy="292011"/>
+                              <a:off x="928192" y="910774"/>
+                              <a:ext cx="514692" cy="348703"/>
                             </a:xfrm>
                             <a:prstGeom prst="can">
                               <a:avLst/>
                             </a:prstGeom>
                             <a:noFill/>
-                            <a:ln w="6431">
+                            <a:ln w="12720">
                               <a:solidFill>
                                 <a:srgbClr val="5A8263"/>
                               </a:solidFill>
@@ -1966,10 +1966,10 @@
                                   <w:rPr>
                                     <w:rFonts w:ascii="Myriad Pro" w:hAnsi="Myriad Pro" w:cs="Myriad Pro"/>
                                     <w:color w:val="5A8263"/>
-                                    <w:sz w:val="30"/>
-                                    <w:szCs w:val="30"/>
+                                    <w:sz w:val="15"/>
+                                    <w:szCs w:val="15"/>
                                   </w:rPr>
-                                  <w:t xml:space="preserve">Weather station database</w:t>
+                                  <w:t xml:space="preserve">Weather stationdatabase</w:t>
                                 </w:r>
                               </w:p>
                             </w:txbxContent>
@@ -1985,14 +1985,14 @@
                           </wps:cNvSpPr>
                           <wps:spPr>
                             <a:xfrm>
-                              <a:off x="607125" y="195541"/>
-                              <a:ext cx="691368" cy="292011"/>
+                              <a:off x="900722" y="250961"/>
+                              <a:ext cx="483735" cy="346366"/>
                             </a:xfrm>
                             <a:prstGeom prst="can">
                               <a:avLst/>
                             </a:prstGeom>
                             <a:noFill/>
-                            <a:ln w="6431">
+                            <a:ln w="12720">
                               <a:solidFill>
                                 <a:srgbClr val="5A8263"/>
                               </a:solidFill>
@@ -2008,10 +2008,10 @@
                                   <w:rPr>
                                     <w:rFonts w:ascii="Myriad Pro" w:hAnsi="Myriad Pro" w:cs="Myriad Pro"/>
                                     <w:color w:val="5A8263"/>
-                                    <w:sz w:val="30"/>
-                                    <w:szCs w:val="30"/>
+                                    <w:sz w:val="15"/>
+                                    <w:szCs w:val="15"/>
                                   </w:rPr>
-                                  <w:t xml:space="preserve">Environmental database</w:t>
+                                  <w:t xml:space="preserve">Environmentaldatabase</w:t>
                                 </w:r>
                               </w:p>
                             </w:txbxContent>
@@ -2027,14 +2027,14 @@
                           </wps:cNvSpPr>
                           <wps:spPr>
                             <a:xfrm>
-                              <a:off x="580328" y="1124984"/>
-                              <a:ext cx="771760" cy="466220"/>
+                              <a:off x="814824" y="1512740"/>
+                              <a:ext cx="741429" cy="635968"/>
                             </a:xfrm>
                             <a:prstGeom prst="flowChartMultidocument">
                               <a:avLst/>
                             </a:prstGeom>
                             <a:noFill/>
-                            <a:ln w="6431">
+                            <a:ln w="12720">
                               <a:solidFill>
                                 <a:srgbClr val="5A8263"/>
                               </a:solidFill>
@@ -2050,10 +2050,10 @@
                                   <w:rPr>
                                     <w:rFonts w:ascii="Myriad Pro" w:hAnsi="Myriad Pro" w:cs="Myriad Pro"/>
                                     <w:color w:val="5A8263"/>
-                                    <w:sz w:val="30"/>
-                                    <w:szCs w:val="30"/>
+                                    <w:sz w:val="15"/>
+                                    <w:szCs w:val="15"/>
                                   </w:rPr>
-                                  <w:t xml:space="preserve">Monthly/quarterly checklists</w:t>
+                                  <w:t xml:space="preserve">Monthly/quarterlychecklists</w:t>
                                 </w:r>
                               </w:p>
                             </w:txbxContent>
@@ -2067,8 +2067,8 @@
                           <wps:cNvCnPr/>
                           <wps:spPr>
                             <a:xfrm>
-                              <a:off x="435622" y="324168"/>
-                              <a:ext cx="172038" cy="507532"/>
+                              <a:off x="528610" y="409969"/>
+                              <a:ext cx="374142" cy="675152"/>
                             </a:xfrm>
                             <a:custGeom>
                               <a:avLst/>
@@ -2077,56 +2077,56 @@
                               <a:cxnLst/>
                               <a:rect l="0" t="0" r="r" b="b"/>
                               <a:pathLst>
-                                <a:path w="172038" h="507532">
+                                <a:path w="374142" h="675152">
                                   <a:moveTo>
                                     <a:pt x="0" y="0"/>
                                   </a:moveTo>
                                   <a:lnTo>
-                                    <a:pt x="13400" y="0"/>
+                                    <a:pt x="26497" y="0"/>
                                   </a:lnTo>
                                   <a:cubicBezTo>
-                                    <a:pt x="26796" y="0"/>
-                                    <a:pt x="53595" y="0"/>
-                                    <a:pt x="68510" y="1164"/>
+                                    <a:pt x="53001" y="0"/>
+                                    <a:pt x="106002" y="0"/>
+                                    <a:pt x="135501" y="2302"/>
                                   </a:cubicBezTo>
                                   <a:cubicBezTo>
-                                    <a:pt x="83424" y="2328"/>
-                                    <a:pt x="86456" y="4656"/>
-                                    <a:pt x="89135" y="7335"/>
+                                    <a:pt x="165001" y="4605"/>
+                                    <a:pt x="170998" y="9210"/>
+                                    <a:pt x="176303" y="14508"/>
                                   </a:cubicBezTo>
                                   <a:cubicBezTo>
-                                    <a:pt x="91814" y="10014"/>
-                                    <a:pt x="94142" y="13046"/>
-                                    <a:pt x="95306" y="93791"/>
+                                    <a:pt x="181601" y="19806"/>
+                                    <a:pt x="186206" y="25804"/>
+                                    <a:pt x="188508" y="130731"/>
                                   </a:cubicBezTo>
                                   <a:cubicBezTo>
-                                    <a:pt x="96470" y="174537"/>
-                                    <a:pt x="96470" y="332995"/>
-                                    <a:pt x="97634" y="413740"/>
+                                    <a:pt x="190811" y="235651"/>
+                                    <a:pt x="190811" y="439501"/>
+                                    <a:pt x="193113" y="544428"/>
                                   </a:cubicBezTo>
                                   <a:cubicBezTo>
-                                    <a:pt x="98798" y="494486"/>
-                                    <a:pt x="101126" y="497515"/>
-                                    <a:pt x="103805" y="500197"/>
+                                    <a:pt x="195409" y="649348"/>
+                                    <a:pt x="200014" y="655346"/>
+                                    <a:pt x="205319" y="660644"/>
                                   </a:cubicBezTo>
                                   <a:cubicBezTo>
-                                    <a:pt x="106484" y="502875"/>
-                                    <a:pt x="109516" y="505203"/>
-                                    <a:pt x="120948" y="506367"/>
+                                    <a:pt x="210617" y="665949"/>
+                                    <a:pt x="216615" y="670554"/>
+                                    <a:pt x="244868" y="672856"/>
                                   </a:cubicBezTo>
                                   <a:cubicBezTo>
-                                    <a:pt x="132379" y="507532"/>
-                                    <a:pt x="152207" y="507532"/>
-                                    <a:pt x="162124" y="507532"/>
+                                    <a:pt x="273120" y="675152"/>
+                                    <a:pt x="323628" y="675152"/>
+                                    <a:pt x="348885" y="675152"/>
                                   </a:cubicBezTo>
                                   <a:lnTo>
-                                    <a:pt x="172038" y="507532"/>
+                                    <a:pt x="374142" y="675152"/>
                                   </a:lnTo>
                                 </a:path>
                               </a:pathLst>
                             </a:custGeom>
                             <a:noFill/>
-                            <a:ln w="9525">
+                            <a:ln w="12721">
                               <a:solidFill>
                                 <a:srgbClr val="3D7A56"/>
                               </a:solidFill>
@@ -2141,8 +2141,8 @@
                           <wps:cNvCnPr/>
                           <wps:spPr>
                             <a:xfrm>
-                              <a:off x="371830" y="407161"/>
-                              <a:ext cx="222431" cy="902724"/>
+                              <a:off x="465515" y="501921"/>
+                              <a:ext cx="409766" cy="1265235"/>
                             </a:xfrm>
                             <a:custGeom>
                               <a:avLst/>
@@ -2151,56 +2151,56 @@
                               <a:cxnLst/>
                               <a:rect l="0" t="0" r="r" b="b"/>
                               <a:pathLst>
-                                <a:path w="222431" h="902724">
+                                <a:path w="409766" h="1265235">
                                   <a:moveTo>
-                                    <a:pt x="0" y="902724"/>
+                                    <a:pt x="0" y="1265235"/>
                                   </a:moveTo>
                                   <a:lnTo>
-                                    <a:pt x="15992" y="902724"/>
+                                    <a:pt x="21116" y="1265235"/>
                                   </a:lnTo>
                                   <a:cubicBezTo>
-                                    <a:pt x="31983" y="902724"/>
-                                    <a:pt x="63966" y="902724"/>
-                                    <a:pt x="81472" y="901560"/>
+                                    <a:pt x="42233" y="1265235"/>
+                                    <a:pt x="84466" y="1265235"/>
+                                    <a:pt x="108578" y="1262933"/>
                                   </a:cubicBezTo>
                                   <a:cubicBezTo>
-                                    <a:pt x="98981" y="900396"/>
-                                    <a:pt x="102014" y="898068"/>
-                                    <a:pt x="104692" y="895389"/>
+                                    <a:pt x="132690" y="1260630"/>
+                                    <a:pt x="138688" y="1256025"/>
+                                    <a:pt x="143992" y="1250727"/>
                                   </a:cubicBezTo>
                                   <a:cubicBezTo>
-                                    <a:pt x="107371" y="892710"/>
-                                    <a:pt x="109699" y="889678"/>
-                                    <a:pt x="110863" y="743066"/>
+                                    <a:pt x="149290" y="1245423"/>
+                                    <a:pt x="153895" y="1239425"/>
+                                    <a:pt x="156198" y="1036160"/>
                                   </a:cubicBezTo>
                                   <a:cubicBezTo>
-                                    <a:pt x="112027" y="596458"/>
-                                    <a:pt x="112027" y="306266"/>
-                                    <a:pt x="113191" y="159655"/>
+                                    <a:pt x="158500" y="832889"/>
+                                    <a:pt x="158500" y="432346"/>
+                                    <a:pt x="160803" y="229075"/>
                                   </a:cubicBezTo>
                                   <a:cubicBezTo>
-                                    <a:pt x="114355" y="13046"/>
-                                    <a:pt x="116684" y="10014"/>
-                                    <a:pt x="119362" y="7335"/>
+                                    <a:pt x="163099" y="25804"/>
+                                    <a:pt x="167704" y="19806"/>
+                                    <a:pt x="173008" y="14508"/>
                                   </a:cubicBezTo>
                                   <a:cubicBezTo>
-                                    <a:pt x="122041" y="4653"/>
-                                    <a:pt x="125073" y="2328"/>
-                                    <a:pt x="142312" y="1164"/>
+                                    <a:pt x="178306" y="9210"/>
+                                    <a:pt x="184304" y="4605"/>
+                                    <a:pt x="223878" y="2302"/>
                                   </a:cubicBezTo>
                                   <a:cubicBezTo>
-                                    <a:pt x="159548" y="0"/>
-                                    <a:pt x="190991" y="0"/>
-                                    <a:pt x="206713" y="0"/>
+                                    <a:pt x="263453" y="0"/>
+                                    <a:pt x="336609" y="0"/>
+                                    <a:pt x="373188" y="0"/>
                                   </a:cubicBezTo>
                                   <a:lnTo>
-                                    <a:pt x="222431" y="0"/>
+                                    <a:pt x="409766" y="0"/>
                                   </a:lnTo>
                                 </a:path>
                               </a:pathLst>
                             </a:custGeom>
                             <a:noFill/>
-                            <a:ln w="9525">
+                            <a:ln w="12721">
                               <a:solidFill>
                                 <a:srgbClr val="3D7A56"/>
                               </a:solidFill>
@@ -2215,8 +2215,8 @@
                           <wps:cNvCnPr/>
                           <wps:spPr>
                             <a:xfrm>
-                              <a:off x="435622" y="275933"/>
-                              <a:ext cx="158638" cy="3216"/>
+                              <a:off x="528610" y="346366"/>
+                              <a:ext cx="346672" cy="6360"/>
                             </a:xfrm>
                             <a:custGeom>
                               <a:avLst/>
@@ -2225,18 +2225,18 @@
                               <a:cxnLst/>
                               <a:rect l="0" t="0" r="r" b="b"/>
                               <a:pathLst>
-                                <a:path w="158638" h="3216">
+                                <a:path w="346672" h="6360">
                                   <a:moveTo>
                                     <a:pt x="0" y="0"/>
                                   </a:moveTo>
                                   <a:lnTo>
-                                    <a:pt x="158638" y="0"/>
+                                    <a:pt x="346672" y="0"/>
                                   </a:lnTo>
                                 </a:path>
                               </a:pathLst>
                             </a:custGeom>
                             <a:noFill/>
-                            <a:ln w="9525">
+                            <a:ln w="12721">
                               <a:solidFill>
                                 <a:srgbClr val="3D7A56"/>
                               </a:solidFill>
@@ -2251,8 +2251,8 @@
                           <wps:cNvCnPr/>
                           <wps:spPr>
                             <a:xfrm>
-                              <a:off x="371830" y="1358120"/>
-                              <a:ext cx="195635" cy="3216"/>
+                              <a:off x="465515" y="1830760"/>
+                              <a:ext cx="323870" cy="6360"/>
                             </a:xfrm>
                             <a:custGeom>
                               <a:avLst/>
@@ -2261,18 +2261,18 @@
                               <a:cxnLst/>
                               <a:rect l="0" t="0" r="r" b="b"/>
                               <a:pathLst>
-                                <a:path w="195635" h="3216">
+                                <a:path w="323870" h="6360">
                                   <a:moveTo>
                                     <a:pt x="0" y="0"/>
                                   </a:moveTo>
                                   <a:lnTo>
-                                    <a:pt x="195635" y="0"/>
+                                    <a:pt x="323870" y="0"/>
                                   </a:lnTo>
                                 </a:path>
                               </a:pathLst>
                             </a:custGeom>
                             <a:noFill/>
-                            <a:ln w="9525">
+                            <a:ln w="12721">
                               <a:solidFill>
                                 <a:srgbClr val="3D7A56"/>
                               </a:solidFill>
@@ -2288,8 +2288,8 @@
                         <wps:cNvCnPr/>
                         <wps:spPr>
                           <a:xfrm>
-                            <a:off x="1404317" y="2039130"/>
-                            <a:ext cx="503789" cy="3216"/>
+                            <a:off x="1593770" y="3067362"/>
+                            <a:ext cx="1388817" cy="6360"/>
                           </a:xfrm>
                           <a:custGeom>
                             <a:avLst/>
@@ -2298,36 +2298,36 @@
                             <a:cxnLst/>
                             <a:rect l="0" t="0" r="r" b="b"/>
                             <a:pathLst>
-                              <a:path w="503789" h="3216">
+                              <a:path w="1388817" h="6360">
                                 <a:moveTo>
                                   <a:pt x="0" y="0"/>
                                 </a:moveTo>
                                 <a:lnTo>
-                                  <a:pt x="19384" y="0"/>
+                                  <a:pt x="49306" y="0"/>
                                 </a:lnTo>
                                 <a:cubicBezTo>
-                                  <a:pt x="38768" y="0"/>
-                                  <a:pt x="77536" y="0"/>
-                                  <a:pt x="153191" y="0"/>
-                                </a:cubicBezTo>
-                                <a:cubicBezTo>
-                                  <a:pt x="228849" y="0"/>
-                                  <a:pt x="341397" y="0"/>
-                                  <a:pt x="405978" y="0"/>
-                                </a:cubicBezTo>
-                                <a:cubicBezTo>
-                                  <a:pt x="470561" y="0"/>
-                                  <a:pt x="487173" y="0"/>
-                                  <a:pt x="495482" y="0"/>
+                                  <a:pt x="98611" y="0"/>
+                                  <a:pt x="197216" y="0"/>
+                                  <a:pt x="376381" y="0"/>
+                                </a:cubicBezTo>
+                                <a:cubicBezTo>
+                                  <a:pt x="555540" y="0"/>
+                                  <a:pt x="815259" y="0"/>
+                                  <a:pt x="997419" y="0"/>
+                                </a:cubicBezTo>
+                                <a:cubicBezTo>
+                                  <a:pt x="1179586" y="0"/>
+                                  <a:pt x="1284202" y="0"/>
+                                  <a:pt x="1336509" y="0"/>
                                 </a:cubicBezTo>
                                 <a:lnTo>
-                                  <a:pt x="503789" y="0"/>
+                                  <a:pt x="1388817" y="0"/>
                                 </a:lnTo>
                               </a:path>
                             </a:pathLst>
                           </a:custGeom>
                           <a:noFill/>
-                          <a:ln w="9525">
+                          <a:ln w="12721">
                             <a:solidFill>
                               <a:srgbClr val="3D7A56"/>
                             </a:solidFill>
@@ -2342,8 +2342,8 @@
                         <wps:cNvCnPr/>
                         <wps:spPr>
                           <a:xfrm>
-                            <a:off x="1417717" y="2108804"/>
-                            <a:ext cx="490389" cy="420480"/>
+                            <a:off x="1652203" y="3205165"/>
+                            <a:ext cx="1330384" cy="523172"/>
                           </a:xfrm>
                           <a:custGeom>
                             <a:avLst/>
@@ -2352,66 +2352,66 @@
                             <a:cxnLst/>
                             <a:rect l="0" t="0" r="r" b="b"/>
                             <a:pathLst>
-                              <a:path w="490389" h="420480">
+                              <a:path w="1330384" h="523172">
                                 <a:moveTo>
-                                  <a:pt x="0" y="420480"/>
+                                  <a:pt x="0" y="523172"/>
                                 </a:moveTo>
                                 <a:lnTo>
-                                  <a:pt x="17149" y="420480"/>
+                                  <a:pt x="39561" y="523172"/>
                                 </a:lnTo>
                                 <a:cubicBezTo>
-                                  <a:pt x="34301" y="420480"/>
-                                  <a:pt x="68600" y="420480"/>
-                                  <a:pt x="111207" y="420480"/>
-                                </a:cubicBezTo>
-                                <a:cubicBezTo>
-                                  <a:pt x="153815" y="420480"/>
-                                  <a:pt x="204732" y="420480"/>
-                                  <a:pt x="231705" y="419316"/>
-                                </a:cubicBezTo>
-                                <a:cubicBezTo>
-                                  <a:pt x="258678" y="418152"/>
-                                  <a:pt x="261710" y="415824"/>
-                                  <a:pt x="264389" y="413145"/>
-                                </a:cubicBezTo>
-                                <a:cubicBezTo>
-                                  <a:pt x="267067" y="410464"/>
-                                  <a:pt x="269396" y="407434"/>
-                                  <a:pt x="270560" y="341198"/>
-                                </a:cubicBezTo>
-                                <a:cubicBezTo>
-                                  <a:pt x="271724" y="274959"/>
-                                  <a:pt x="271724" y="145518"/>
-                                  <a:pt x="272888" y="79282"/>
-                                </a:cubicBezTo>
-                                <a:cubicBezTo>
-                                  <a:pt x="274052" y="13046"/>
-                                  <a:pt x="276380" y="10014"/>
-                                  <a:pt x="279059" y="7335"/>
-                                </a:cubicBezTo>
-                                <a:cubicBezTo>
-                                  <a:pt x="281737" y="4656"/>
-                                  <a:pt x="284770" y="2328"/>
-                                  <a:pt x="311743" y="1164"/>
-                                </a:cubicBezTo>
-                                <a:cubicBezTo>
-                                  <a:pt x="338716" y="0"/>
-                                  <a:pt x="389632" y="0"/>
-                                  <a:pt x="423397" y="0"/>
-                                </a:cubicBezTo>
-                                <a:cubicBezTo>
-                                  <a:pt x="457161" y="0"/>
-                                  <a:pt x="473774" y="0"/>
-                                  <a:pt x="482083" y="0"/>
+                                  <a:pt x="79129" y="523172"/>
+                                  <a:pt x="158259" y="523172"/>
+                                  <a:pt x="229628" y="523172"/>
+                                </a:cubicBezTo>
+                                <a:cubicBezTo>
+                                  <a:pt x="300998" y="523172"/>
+                                  <a:pt x="364601" y="523172"/>
+                                  <a:pt x="399399" y="520876"/>
+                                </a:cubicBezTo>
+                                <a:cubicBezTo>
+                                  <a:pt x="434203" y="518573"/>
+                                  <a:pt x="440201" y="513968"/>
+                                  <a:pt x="445499" y="508664"/>
+                                </a:cubicBezTo>
+                                <a:cubicBezTo>
+                                  <a:pt x="450797" y="503365"/>
+                                  <a:pt x="455402" y="497368"/>
+                                  <a:pt x="457704" y="417774"/>
+                                </a:cubicBezTo>
+                                <a:cubicBezTo>
+                                  <a:pt x="460007" y="338180"/>
+                                  <a:pt x="460007" y="184991"/>
+                                  <a:pt x="462309" y="105398"/>
+                                </a:cubicBezTo>
+                                <a:cubicBezTo>
+                                  <a:pt x="464612" y="25804"/>
+                                  <a:pt x="469217" y="19813"/>
+                                  <a:pt x="474515" y="14508"/>
+                                </a:cubicBezTo>
+                                <a:cubicBezTo>
+                                  <a:pt x="479813" y="9210"/>
+                                  <a:pt x="485811" y="4605"/>
+                                  <a:pt x="576262" y="2302"/>
+                                </a:cubicBezTo>
+                                <a:cubicBezTo>
+                                  <a:pt x="666719" y="0"/>
+                                  <a:pt x="841629" y="0"/>
+                                  <a:pt x="981391" y="0"/>
+                                </a:cubicBezTo>
+                                <a:cubicBezTo>
+                                  <a:pt x="1121154" y="0"/>
+                                  <a:pt x="1225769" y="0"/>
+                                  <a:pt x="1278077" y="0"/>
                                 </a:cubicBezTo>
                                 <a:lnTo>
-                                  <a:pt x="490389" y="0"/>
+                                  <a:pt x="1330384" y="0"/>
                                 </a:lnTo>
                               </a:path>
                             </a:pathLst>
                           </a:custGeom>
                           <a:noFill/>
-                          <a:ln w="9525">
+                          <a:ln w="12721">
                             <a:solidFill>
                               <a:srgbClr val="3D7A56"/>
                             </a:solidFill>
@@ -2426,8 +2426,8 @@
                         <wps:cNvCnPr/>
                         <wps:spPr>
                           <a:xfrm>
-                            <a:off x="1404317" y="1101230"/>
-                            <a:ext cx="608950" cy="937900"/>
+                            <a:off x="1593770" y="1530272"/>
+                            <a:ext cx="1451390" cy="1537090"/>
                           </a:xfrm>
                           <a:custGeom>
                             <a:avLst/>
@@ -2436,66 +2436,76 @@
                             <a:cxnLst/>
                             <a:rect l="0" t="0" r="r" b="b"/>
                             <a:pathLst>
-                              <a:path w="608950" h="937900">
+                              <a:path w="1451390" h="1537090">
                                 <a:moveTo>
-                                  <a:pt x="0" y="937900"/>
+                                  <a:pt x="0" y="1537090"/>
                                 </a:moveTo>
                                 <a:lnTo>
-                                  <a:pt x="19384" y="937900"/>
+                                  <a:pt x="49306" y="1537090"/>
                                 </a:lnTo>
                                 <a:cubicBezTo>
-                                  <a:pt x="38768" y="937900"/>
-                                  <a:pt x="77536" y="937900"/>
-                                  <a:pt x="141132" y="937900"/>
-                                </a:cubicBezTo>
-                                <a:cubicBezTo>
-                                  <a:pt x="204732" y="937900"/>
-                                  <a:pt x="293162" y="937900"/>
-                                  <a:pt x="338892" y="936736"/>
-                                </a:cubicBezTo>
-                                <a:cubicBezTo>
-                                  <a:pt x="384626" y="935572"/>
-                                  <a:pt x="387658" y="933247"/>
-                                  <a:pt x="390337" y="930565"/>
-                                </a:cubicBezTo>
-                                <a:cubicBezTo>
-                                  <a:pt x="393015" y="927886"/>
-                                  <a:pt x="395343" y="924854"/>
-                                  <a:pt x="396508" y="772380"/>
-                                </a:cubicBezTo>
-                                <a:cubicBezTo>
-                                  <a:pt x="397672" y="619906"/>
-                                  <a:pt x="397672" y="317991"/>
-                                  <a:pt x="398836" y="165520"/>
-                                </a:cubicBezTo>
-                                <a:cubicBezTo>
-                                  <a:pt x="400000" y="13046"/>
-                                  <a:pt x="402328" y="10014"/>
-                                  <a:pt x="405007" y="7335"/>
-                                </a:cubicBezTo>
-                                <a:cubicBezTo>
-                                  <a:pt x="407685" y="4653"/>
-                                  <a:pt x="410718" y="2325"/>
-                                  <a:pt x="418934" y="1164"/>
-                                </a:cubicBezTo>
-                                <a:cubicBezTo>
-                                  <a:pt x="427150" y="0"/>
-                                  <a:pt x="440546" y="0"/>
-                                  <a:pt x="473082" y="0"/>
-                                </a:cubicBezTo>
-                                <a:cubicBezTo>
-                                  <a:pt x="505615" y="0"/>
-                                  <a:pt x="557281" y="0"/>
-                                  <a:pt x="583116" y="0"/>
+                                  <a:pt x="98611" y="1537090"/>
+                                  <a:pt x="197216" y="1537090"/>
+                                  <a:pt x="352529" y="1537090"/>
+                                </a:cubicBezTo>
+                                <a:cubicBezTo>
+                                  <a:pt x="507837" y="1537090"/>
+                                  <a:pt x="719853" y="1537090"/>
+                                  <a:pt x="828857" y="1534787"/>
+                                </a:cubicBezTo>
+                                <a:cubicBezTo>
+                                  <a:pt x="937861" y="1532485"/>
+                                  <a:pt x="943859" y="1527880"/>
+                                  <a:pt x="949157" y="1522575"/>
+                                </a:cubicBezTo>
+                                <a:cubicBezTo>
+                                  <a:pt x="954455" y="1517277"/>
+                                  <a:pt x="959060" y="1511279"/>
+                                  <a:pt x="961362" y="1268002"/>
+                                </a:cubicBezTo>
+                                <a:cubicBezTo>
+                                  <a:pt x="963665" y="1024724"/>
+                                  <a:pt x="963665" y="544161"/>
+                                  <a:pt x="965967" y="300883"/>
+                                </a:cubicBezTo>
+                                <a:cubicBezTo>
+                                  <a:pt x="968270" y="57606"/>
+                                  <a:pt x="972875" y="51608"/>
+                                  <a:pt x="978173" y="46310"/>
+                                </a:cubicBezTo>
+                                <a:cubicBezTo>
+                                  <a:pt x="983471" y="41012"/>
+                                  <a:pt x="989469" y="36407"/>
+                                  <a:pt x="1005720" y="34104"/>
+                                </a:cubicBezTo>
+                                <a:cubicBezTo>
+                                  <a:pt x="1021970" y="31802"/>
+                                  <a:pt x="1048468" y="31802"/>
+                                  <a:pt x="1098295" y="31802"/>
+                                </a:cubicBezTo>
+                                <a:cubicBezTo>
+                                  <a:pt x="1148115" y="31802"/>
+                                  <a:pt x="1221260" y="31802"/>
+                                  <a:pt x="1257832" y="26504"/>
+                                </a:cubicBezTo>
+                                <a:cubicBezTo>
+                                  <a:pt x="1294404" y="21199"/>
+                                  <a:pt x="1294404" y="10603"/>
+                                  <a:pt x="1320570" y="5298"/>
+                                </a:cubicBezTo>
+                                <a:cubicBezTo>
+                                  <a:pt x="1346730" y="0"/>
+                                  <a:pt x="1399064" y="0"/>
+                                  <a:pt x="1425224" y="0"/>
                                 </a:cubicBezTo>
                                 <a:lnTo>
-                                  <a:pt x="608950" y="0"/>
+                                  <a:pt x="1451390" y="0"/>
                                 </a:lnTo>
                               </a:path>
                             </a:pathLst>
                           </a:custGeom>
                           <a:noFill/>
-                          <a:ln w="9525">
+                          <a:ln w="12721">
                             <a:solidFill>
                               <a:srgbClr val="3D7A56"/>
                             </a:solidFill>
@@ -2510,8 +2520,8 @@
                         <wps:cNvCnPr/>
                         <wps:spPr>
                           <a:xfrm>
-                            <a:off x="1404317" y="1800637"/>
-                            <a:ext cx="529540" cy="238493"/>
+                            <a:off x="1593770" y="2643335"/>
+                            <a:ext cx="1364368" cy="424026"/>
                           </a:xfrm>
                           <a:custGeom>
                             <a:avLst/>
@@ -2520,66 +2530,66 @@
                             <a:cxnLst/>
                             <a:rect l="0" t="0" r="r" b="b"/>
                             <a:pathLst>
-                              <a:path w="529540" h="238493">
+                              <a:path w="1364368" h="424026">
                                 <a:moveTo>
-                                  <a:pt x="0" y="238493"/>
+                                  <a:pt x="0" y="424026"/>
                                 </a:moveTo>
                                 <a:lnTo>
-                                  <a:pt x="19384" y="238493"/>
+                                  <a:pt x="49306" y="424026"/>
                                 </a:lnTo>
                                 <a:cubicBezTo>
-                                  <a:pt x="38768" y="238493"/>
-                                  <a:pt x="77536" y="238493"/>
-                                  <a:pt x="141132" y="238493"/>
-                                </a:cubicBezTo>
-                                <a:cubicBezTo>
-                                  <a:pt x="204732" y="238493"/>
-                                  <a:pt x="293162" y="238493"/>
-                                  <a:pt x="338892" y="237329"/>
-                                </a:cubicBezTo>
-                                <a:cubicBezTo>
-                                  <a:pt x="384626" y="236165"/>
-                                  <a:pt x="387658" y="233840"/>
-                                  <a:pt x="390337" y="231158"/>
-                                </a:cubicBezTo>
-                                <a:cubicBezTo>
-                                  <a:pt x="393015" y="228479"/>
-                                  <a:pt x="395343" y="225447"/>
-                                  <a:pt x="396508" y="189541"/>
-                                </a:cubicBezTo>
-                                <a:cubicBezTo>
-                                  <a:pt x="397672" y="153635"/>
-                                  <a:pt x="397672" y="84855"/>
-                                  <a:pt x="398836" y="48952"/>
-                                </a:cubicBezTo>
-                                <a:cubicBezTo>
-                                  <a:pt x="400000" y="13046"/>
-                                  <a:pt x="402328" y="10014"/>
-                                  <a:pt x="405007" y="7335"/>
-                                </a:cubicBezTo>
-                                <a:cubicBezTo>
-                                  <a:pt x="407685" y="4653"/>
-                                  <a:pt x="410718" y="2325"/>
-                                  <a:pt x="418934" y="1164"/>
-                                </a:cubicBezTo>
-                                <a:cubicBezTo>
-                                  <a:pt x="427150" y="0"/>
-                                  <a:pt x="440546" y="0"/>
-                                  <a:pt x="459846" y="0"/>
-                                </a:cubicBezTo>
-                                <a:cubicBezTo>
-                                  <a:pt x="479144" y="0"/>
-                                  <a:pt x="504342" y="0"/>
-                                  <a:pt x="516941" y="0"/>
+                                  <a:pt x="98611" y="424026"/>
+                                  <a:pt x="197216" y="424026"/>
+                                  <a:pt x="352529" y="424026"/>
+                                </a:cubicBezTo>
+                                <a:cubicBezTo>
+                                  <a:pt x="507837" y="424026"/>
+                                  <a:pt x="719853" y="424026"/>
+                                  <a:pt x="828857" y="421724"/>
+                                </a:cubicBezTo>
+                                <a:cubicBezTo>
+                                  <a:pt x="937861" y="419421"/>
+                                  <a:pt x="943859" y="414816"/>
+                                  <a:pt x="949157" y="409512"/>
+                                </a:cubicBezTo>
+                                <a:cubicBezTo>
+                                  <a:pt x="954455" y="404214"/>
+                                  <a:pt x="959060" y="398216"/>
+                                  <a:pt x="961362" y="335147"/>
+                                </a:cubicBezTo>
+                                <a:cubicBezTo>
+                                  <a:pt x="963665" y="272084"/>
+                                  <a:pt x="963665" y="151943"/>
+                                  <a:pt x="965967" y="88873"/>
+                                </a:cubicBezTo>
+                                <a:cubicBezTo>
+                                  <a:pt x="968270" y="25804"/>
+                                  <a:pt x="972875" y="19806"/>
+                                  <a:pt x="978173" y="14508"/>
+                                </a:cubicBezTo>
+                                <a:cubicBezTo>
+                                  <a:pt x="983471" y="9210"/>
+                                  <a:pt x="989469" y="4605"/>
+                                  <a:pt x="1005720" y="2302"/>
+                                </a:cubicBezTo>
+                                <a:cubicBezTo>
+                                  <a:pt x="1021970" y="0"/>
+                                  <a:pt x="1048468" y="0"/>
+                                  <a:pt x="1109953" y="0"/>
+                                </a:cubicBezTo>
+                                <a:cubicBezTo>
+                                  <a:pt x="1171439" y="0"/>
+                                  <a:pt x="1267900" y="0"/>
+                                  <a:pt x="1316137" y="0"/>
                                 </a:cubicBezTo>
                                 <a:lnTo>
-                                  <a:pt x="529540" y="0"/>
+                                  <a:pt x="1364368" y="0"/>
                                 </a:lnTo>
                               </a:path>
                             </a:pathLst>
                           </a:custGeom>
                           <a:noFill/>
-                          <a:ln w="9525">
+                          <a:ln w="12721">
                             <a:solidFill>
                               <a:srgbClr val="3D7A56"/>
                             </a:solidFill>
@@ -2594,8 +2604,8 @@
                         <wps:cNvCnPr/>
                         <wps:spPr>
                           <a:xfrm>
-                            <a:off x="1457913" y="1052995"/>
-                            <a:ext cx="555355" cy="355289"/>
+                            <a:off x="1765570" y="1466668"/>
+                            <a:ext cx="1279590" cy="663456"/>
                           </a:xfrm>
                           <a:custGeom>
                             <a:avLst/>
@@ -2604,66 +2614,66 @@
                             <a:cxnLst/>
                             <a:rect l="0" t="0" r="r" b="b"/>
                             <a:pathLst>
-                              <a:path w="555355" h="355289">
+                              <a:path w="1279590" h="663456">
                                 <a:moveTo>
-                                  <a:pt x="0" y="355289"/>
+                                  <a:pt x="0" y="663456"/>
                                 </a:moveTo>
                                 <a:lnTo>
-                                  <a:pt x="10451" y="355289"/>
+                                  <a:pt x="20671" y="663456"/>
                                 </a:lnTo>
                                 <a:cubicBezTo>
-                                  <a:pt x="20902" y="355289"/>
-                                  <a:pt x="41804" y="355289"/>
-                                  <a:pt x="58953" y="355289"/>
-                                </a:cubicBezTo>
-                                <a:cubicBezTo>
-                                  <a:pt x="76105" y="355289"/>
-                                  <a:pt x="89502" y="355289"/>
-                                  <a:pt x="97718" y="354125"/>
-                                </a:cubicBezTo>
-                                <a:cubicBezTo>
-                                  <a:pt x="105934" y="352961"/>
-                                  <a:pt x="108966" y="350633"/>
-                                  <a:pt x="111645" y="347954"/>
-                                </a:cubicBezTo>
-                                <a:cubicBezTo>
-                                  <a:pt x="114323" y="345272"/>
-                                  <a:pt x="116651" y="342243"/>
-                                  <a:pt x="117816" y="286869"/>
-                                </a:cubicBezTo>
-                                <a:cubicBezTo>
-                                  <a:pt x="118980" y="231499"/>
-                                  <a:pt x="118980" y="123787"/>
-                                  <a:pt x="120144" y="68416"/>
-                                </a:cubicBezTo>
-                                <a:cubicBezTo>
-                                  <a:pt x="121308" y="13046"/>
-                                  <a:pt x="123636" y="10014"/>
-                                  <a:pt x="126315" y="7335"/>
-                                </a:cubicBezTo>
-                                <a:cubicBezTo>
-                                  <a:pt x="128993" y="4653"/>
-                                  <a:pt x="132026" y="2325"/>
-                                  <a:pt x="177759" y="1164"/>
-                                </a:cubicBezTo>
-                                <a:cubicBezTo>
-                                  <a:pt x="223489" y="0"/>
-                                  <a:pt x="311919" y="0"/>
-                                  <a:pt x="381970" y="0"/>
-                                </a:cubicBezTo>
-                                <a:cubicBezTo>
-                                  <a:pt x="452020" y="0"/>
-                                  <a:pt x="503686" y="0"/>
-                                  <a:pt x="529520" y="0"/>
+                                  <a:pt x="41342" y="663456"/>
+                                  <a:pt x="82685" y="663456"/>
+                                  <a:pt x="172258" y="663456"/>
+                                </a:cubicBezTo>
+                                <a:cubicBezTo>
+                                  <a:pt x="261837" y="663456"/>
+                                  <a:pt x="399641" y="663456"/>
+                                  <a:pt x="471545" y="661153"/>
+                                </a:cubicBezTo>
+                                <a:cubicBezTo>
+                                  <a:pt x="543448" y="658851"/>
+                                  <a:pt x="549446" y="654246"/>
+                                  <a:pt x="554744" y="648948"/>
+                                </a:cubicBezTo>
+                                <a:cubicBezTo>
+                                  <a:pt x="560043" y="643643"/>
+                                  <a:pt x="564648" y="637652"/>
+                                  <a:pt x="566950" y="534678"/>
+                                </a:cubicBezTo>
+                                <a:cubicBezTo>
+                                  <a:pt x="569252" y="431703"/>
+                                  <a:pt x="569252" y="231753"/>
+                                  <a:pt x="571555" y="128778"/>
+                                </a:cubicBezTo>
+                                <a:cubicBezTo>
+                                  <a:pt x="573857" y="25804"/>
+                                  <a:pt x="578462" y="19806"/>
+                                  <a:pt x="583760" y="14508"/>
+                                </a:cubicBezTo>
+                                <a:cubicBezTo>
+                                  <a:pt x="589059" y="9210"/>
+                                  <a:pt x="595056" y="4605"/>
+                                  <a:pt x="648407" y="2302"/>
+                                </a:cubicBezTo>
+                                <a:cubicBezTo>
+                                  <a:pt x="701758" y="0"/>
+                                  <a:pt x="802468" y="0"/>
+                                  <a:pt x="915555" y="0"/>
+                                </a:cubicBezTo>
+                                <a:cubicBezTo>
+                                  <a:pt x="1028642" y="0"/>
+                                  <a:pt x="1154120" y="0"/>
+                                  <a:pt x="1216852" y="0"/>
                                 </a:cubicBezTo>
                                 <a:lnTo>
-                                  <a:pt x="555355" y="0"/>
+                                  <a:pt x="1279590" y="0"/>
                                 </a:lnTo>
                               </a:path>
                             </a:pathLst>
                           </a:custGeom>
                           <a:noFill/>
-                          <a:ln w="9525">
+                          <a:ln w="12721">
                             <a:solidFill>
                               <a:srgbClr val="7D7AA8"/>
                             </a:solidFill>
@@ -2678,8 +2688,8 @@
                         <wps:cNvCnPr/>
                         <wps:spPr>
                           <a:xfrm>
-                            <a:off x="3337093" y="1364908"/>
-                            <a:ext cx="1563241" cy="1306470"/>
+                            <a:off x="4586588" y="1943689"/>
+                            <a:ext cx="2311597" cy="1897303"/>
                           </a:xfrm>
                           <a:custGeom>
                             <a:avLst/>
@@ -2688,66 +2698,66 @@
                             <a:cxnLst/>
                             <a:rect l="0" t="0" r="r" b="b"/>
                             <a:pathLst>
-                              <a:path w="1563241" h="1306470">
+                              <a:path w="2311597" h="1897303">
                                 <a:moveTo>
                                   <a:pt x="0" y="0"/>
                                 </a:moveTo>
                                 <a:lnTo>
-                                  <a:pt x="10451" y="0"/>
+                                  <a:pt x="20671" y="0"/>
                                 </a:lnTo>
                                 <a:cubicBezTo>
-                                  <a:pt x="20902" y="0"/>
-                                  <a:pt x="41804" y="0"/>
-                                  <a:pt x="87090" y="0"/>
-                                </a:cubicBezTo>
-                                <a:cubicBezTo>
-                                  <a:pt x="132379" y="0"/>
-                                  <a:pt x="202050" y="0"/>
-                                  <a:pt x="238403" y="1164"/>
-                                </a:cubicBezTo>
-                                <a:cubicBezTo>
-                                  <a:pt x="274756" y="2328"/>
-                                  <a:pt x="277788" y="4656"/>
-                                  <a:pt x="280467" y="7335"/>
-                                </a:cubicBezTo>
-                                <a:cubicBezTo>
-                                  <a:pt x="283146" y="10014"/>
-                                  <a:pt x="285474" y="13046"/>
-                                  <a:pt x="286638" y="226949"/>
-                                </a:cubicBezTo>
-                                <a:cubicBezTo>
-                                  <a:pt x="287802" y="440848"/>
-                                  <a:pt x="287802" y="865618"/>
-                                  <a:pt x="288966" y="1079521"/>
-                                </a:cubicBezTo>
-                                <a:cubicBezTo>
-                                  <a:pt x="290130" y="1293421"/>
-                                  <a:pt x="292458" y="1296453"/>
-                                  <a:pt x="295137" y="1299132"/>
-                                </a:cubicBezTo>
-                                <a:cubicBezTo>
-                                  <a:pt x="297816" y="1301814"/>
-                                  <a:pt x="300848" y="1304142"/>
-                                  <a:pt x="309064" y="1305306"/>
-                                </a:cubicBezTo>
-                                <a:cubicBezTo>
-                                  <a:pt x="317280" y="1306470"/>
-                                  <a:pt x="330676" y="1306470"/>
-                                  <a:pt x="540569" y="1306470"/>
-                                </a:cubicBezTo>
-                                <a:cubicBezTo>
-                                  <a:pt x="750465" y="1306470"/>
-                                  <a:pt x="1156851" y="1306470"/>
-                                  <a:pt x="1360046" y="1306470"/>
+                                  <a:pt x="41342" y="0"/>
+                                  <a:pt x="82685" y="0"/>
+                                  <a:pt x="172264" y="0"/>
+                                </a:cubicBezTo>
+                                <a:cubicBezTo>
+                                  <a:pt x="261837" y="0"/>
+                                  <a:pt x="399647" y="0"/>
+                                  <a:pt x="471545" y="2302"/>
+                                </a:cubicBezTo>
+                                <a:cubicBezTo>
+                                  <a:pt x="543448" y="4605"/>
+                                  <a:pt x="549446" y="9203"/>
+                                  <a:pt x="554744" y="14508"/>
+                                </a:cubicBezTo>
+                                <a:cubicBezTo>
+                                  <a:pt x="560049" y="19806"/>
+                                  <a:pt x="564654" y="25804"/>
+                                  <a:pt x="566950" y="334422"/>
+                                </a:cubicBezTo>
+                                <a:cubicBezTo>
+                                  <a:pt x="569252" y="643033"/>
+                                  <a:pt x="569252" y="1254270"/>
+                                  <a:pt x="571555" y="1562887"/>
+                                </a:cubicBezTo>
+                                <a:cubicBezTo>
+                                  <a:pt x="573857" y="1871499"/>
+                                  <a:pt x="578462" y="1877496"/>
+                                  <a:pt x="583760" y="1882795"/>
+                                </a:cubicBezTo>
+                                <a:cubicBezTo>
+                                  <a:pt x="589065" y="1888099"/>
+                                  <a:pt x="595063" y="1892704"/>
+                                  <a:pt x="611307" y="1895000"/>
+                                </a:cubicBezTo>
+                                <a:cubicBezTo>
+                                  <a:pt x="627558" y="1897303"/>
+                                  <a:pt x="654062" y="1897303"/>
+                                  <a:pt x="939152" y="1897303"/>
+                                </a:cubicBezTo>
+                                <a:cubicBezTo>
+                                  <a:pt x="1224243" y="1897303"/>
+                                  <a:pt x="1767920" y="1897303"/>
+                                  <a:pt x="2039756" y="1897303"/>
                                 </a:cubicBezTo>
                                 <a:lnTo>
-                                  <a:pt x="1563241" y="1306470"/>
+                                  <a:pt x="2311597" y="1897303"/>
                                 </a:lnTo>
                               </a:path>
                             </a:pathLst>
                           </a:custGeom>
                           <a:noFill/>
-                          <a:ln w="9525">
+                          <a:ln w="12721">
                             <a:solidFill>
                               <a:srgbClr val="7A6A67"/>
                             </a:solidFill>
@@ -2762,8 +2772,8 @@
                         <wps:cNvCnPr/>
                         <wps:spPr>
                           <a:xfrm>
-                            <a:off x="1457913" y="3053402"/>
-                            <a:ext cx="2369569" cy="3216"/>
+                            <a:off x="1765570" y="4469421"/>
+                            <a:ext cx="3790973" cy="6360"/>
                           </a:xfrm>
                           <a:custGeom>
                             <a:avLst/>
@@ -2772,51 +2782,51 @@
                             <a:cxnLst/>
                             <a:rect l="0" t="0" r="r" b="b"/>
                             <a:pathLst>
-                              <a:path w="2369569" h="3216">
+                              <a:path w="3790973" h="6360">
                                 <a:moveTo>
-                                  <a:pt x="0" y="2302"/>
+                                  <a:pt x="0" y="4554"/>
                                 </a:moveTo>
                                 <a:lnTo>
-                                  <a:pt x="10451" y="2302"/>
+                                  <a:pt x="20671" y="4554"/>
                                 </a:lnTo>
                                 <a:cubicBezTo>
-                                  <a:pt x="20902" y="2302"/>
-                                  <a:pt x="41804" y="2302"/>
-                                  <a:pt x="236991" y="2302"/>
-                                </a:cubicBezTo>
-                                <a:cubicBezTo>
-                                  <a:pt x="432176" y="2302"/>
-                                  <a:pt x="801646" y="2302"/>
-                                  <a:pt x="1161739" y="2302"/>
-                                </a:cubicBezTo>
-                                <a:cubicBezTo>
-                                  <a:pt x="1521829" y="2302"/>
-                                  <a:pt x="1872543" y="2302"/>
-                                  <a:pt x="2066389" y="2302"/>
-                                </a:cubicBezTo>
-                                <a:cubicBezTo>
-                                  <a:pt x="2260236" y="2302"/>
-                                  <a:pt x="2297216" y="2302"/>
-                                  <a:pt x="2315706" y="1920"/>
-                                </a:cubicBezTo>
-                                <a:cubicBezTo>
-                                  <a:pt x="2334196" y="1534"/>
-                                  <a:pt x="2334196" y="769"/>
-                                  <a:pt x="2340091" y="383"/>
-                                </a:cubicBezTo>
-                                <a:cubicBezTo>
-                                  <a:pt x="2345988" y="0"/>
-                                  <a:pt x="2357777" y="0"/>
-                                  <a:pt x="2363674" y="0"/>
+                                  <a:pt x="41342" y="4554"/>
+                                  <a:pt x="82685" y="4554"/>
+                                  <a:pt x="403368" y="4554"/>
+                                </a:cubicBezTo>
+                                <a:cubicBezTo>
+                                  <a:pt x="724051" y="4554"/>
+                                  <a:pt x="1324081" y="4554"/>
+                                  <a:pt x="1887005" y="4554"/>
+                                </a:cubicBezTo>
+                                <a:cubicBezTo>
+                                  <a:pt x="2449935" y="4554"/>
+                                  <a:pt x="2975753" y="4554"/>
+                                  <a:pt x="3275237" y="4554"/>
+                                </a:cubicBezTo>
+                                <a:cubicBezTo>
+                                  <a:pt x="3574721" y="4554"/>
+                                  <a:pt x="3647865" y="4554"/>
+                                  <a:pt x="3684437" y="3791"/>
+                                </a:cubicBezTo>
+                                <a:cubicBezTo>
+                                  <a:pt x="3721009" y="3034"/>
+                                  <a:pt x="3721009" y="1514"/>
+                                  <a:pt x="3732674" y="757"/>
+                                </a:cubicBezTo>
+                                <a:cubicBezTo>
+                                  <a:pt x="3744333" y="0"/>
+                                  <a:pt x="3767656" y="0"/>
+                                  <a:pt x="3779315" y="0"/>
                                 </a:cubicBezTo>
                                 <a:lnTo>
-                                  <a:pt x="2369569" y="0"/>
+                                  <a:pt x="3790973" y="0"/>
                                 </a:lnTo>
                               </a:path>
                             </a:pathLst>
                           </a:custGeom>
                           <a:noFill/>
-                          <a:ln w="9525">
+                          <a:ln w="12721">
                             <a:solidFill>
                               <a:srgbClr val="3D7A56"/>
                             </a:solidFill>
@@ -2831,8 +2841,8 @@
                         <wps:cNvCnPr/>
                         <wps:spPr>
                           <a:xfrm>
-                            <a:off x="1404317" y="2039130"/>
-                            <a:ext cx="2423164" cy="1076064"/>
+                            <a:off x="1593770" y="3067362"/>
+                            <a:ext cx="3962773" cy="1524280"/>
                           </a:xfrm>
                           <a:custGeom>
                             <a:avLst/>
@@ -2841,91 +2851,91 @@
                             <a:cxnLst/>
                             <a:rect l="0" t="0" r="r" b="b"/>
                             <a:pathLst>
-                              <a:path w="2423164" h="1076064">
+                              <a:path w="3962773" h="1524280">
                                 <a:moveTo>
                                   <a:pt x="0" y="0"/>
                                 </a:moveTo>
                                 <a:lnTo>
-                                  <a:pt x="19384" y="0"/>
+                                  <a:pt x="49306" y="0"/>
                                 </a:lnTo>
                                 <a:cubicBezTo>
-                                  <a:pt x="38768" y="0"/>
-                                  <a:pt x="77536" y="0"/>
-                                  <a:pt x="141132" y="0"/>
-                                </a:cubicBezTo>
-                                <a:cubicBezTo>
-                                  <a:pt x="204732" y="0"/>
-                                  <a:pt x="293162" y="0"/>
-                                  <a:pt x="338892" y="1164"/>
-                                </a:cubicBezTo>
-                                <a:cubicBezTo>
-                                  <a:pt x="384626" y="2328"/>
-                                  <a:pt x="387658" y="4656"/>
-                                  <a:pt x="390337" y="7335"/>
-                                </a:cubicBezTo>
-                                <a:cubicBezTo>
-                                  <a:pt x="393015" y="10017"/>
-                                  <a:pt x="395343" y="13046"/>
-                                  <a:pt x="396508" y="188547"/>
-                                </a:cubicBezTo>
-                                <a:cubicBezTo>
-                                  <a:pt x="397672" y="364049"/>
-                                  <a:pt x="397672" y="712016"/>
-                                  <a:pt x="398836" y="887517"/>
-                                </a:cubicBezTo>
-                                <a:cubicBezTo>
-                                  <a:pt x="400000" y="1063018"/>
-                                  <a:pt x="402328" y="1066051"/>
-                                  <a:pt x="405007" y="1068729"/>
-                                </a:cubicBezTo>
-                                <a:cubicBezTo>
-                                  <a:pt x="407685" y="1071408"/>
-                                  <a:pt x="410718" y="1073736"/>
-                                  <a:pt x="547396" y="1074900"/>
-                                </a:cubicBezTo>
-                                <a:cubicBezTo>
-                                  <a:pt x="684072" y="1076064"/>
-                                  <a:pt x="954393" y="1076064"/>
-                                  <a:pt x="1227393" y="1076064"/>
-                                </a:cubicBezTo>
-                                <a:cubicBezTo>
-                                  <a:pt x="1500394" y="1076064"/>
-                                  <a:pt x="1776073" y="1076064"/>
-                                  <a:pt x="1913915" y="1074190"/>
-                                </a:cubicBezTo>
-                                <a:cubicBezTo>
-                                  <a:pt x="2051755" y="1072312"/>
-                                  <a:pt x="2051755" y="1068562"/>
-                                  <a:pt x="2089272" y="1066684"/>
-                                </a:cubicBezTo>
-                                <a:cubicBezTo>
-                                  <a:pt x="2126786" y="1064809"/>
-                                  <a:pt x="2201820" y="1064809"/>
-                                  <a:pt x="2257824" y="1064809"/>
-                                </a:cubicBezTo>
-                                <a:cubicBezTo>
-                                  <a:pt x="2313831" y="1064809"/>
-                                  <a:pt x="2350812" y="1064809"/>
-                                  <a:pt x="2369302" y="1064041"/>
-                                </a:cubicBezTo>
-                                <a:cubicBezTo>
-                                  <a:pt x="2387792" y="1063276"/>
-                                  <a:pt x="2387792" y="1061742"/>
-                                  <a:pt x="2393686" y="1060973"/>
-                                </a:cubicBezTo>
-                                <a:cubicBezTo>
-                                  <a:pt x="2399584" y="1060205"/>
-                                  <a:pt x="2411372" y="1060205"/>
-                                  <a:pt x="2417270" y="1060205"/>
+                                  <a:pt x="98611" y="0"/>
+                                  <a:pt x="197216" y="0"/>
+                                  <a:pt x="352529" y="0"/>
+                                </a:cubicBezTo>
+                                <a:cubicBezTo>
+                                  <a:pt x="507837" y="0"/>
+                                  <a:pt x="719853" y="0"/>
+                                  <a:pt x="828857" y="2296"/>
+                                </a:cubicBezTo>
+                                <a:cubicBezTo>
+                                  <a:pt x="937861" y="4599"/>
+                                  <a:pt x="943859" y="9203"/>
+                                  <a:pt x="949157" y="14508"/>
+                                </a:cubicBezTo>
+                                <a:cubicBezTo>
+                                  <a:pt x="954455" y="19806"/>
+                                  <a:pt x="959060" y="25804"/>
+                                  <a:pt x="961362" y="272249"/>
+                                </a:cubicBezTo>
+                                <a:cubicBezTo>
+                                  <a:pt x="963665" y="518694"/>
+                                  <a:pt x="963665" y="1005586"/>
+                                  <a:pt x="965967" y="1252031"/>
+                                </a:cubicBezTo>
+                                <a:cubicBezTo>
+                                  <a:pt x="968270" y="1498470"/>
+                                  <a:pt x="972875" y="1504467"/>
+                                  <a:pt x="978173" y="1509772"/>
+                                </a:cubicBezTo>
+                                <a:cubicBezTo>
+                                  <a:pt x="983471" y="1515070"/>
+                                  <a:pt x="989469" y="1519675"/>
+                                  <a:pt x="1175872" y="1521978"/>
+                                </a:cubicBezTo>
+                                <a:cubicBezTo>
+                                  <a:pt x="1362282" y="1524280"/>
+                                  <a:pt x="1729096" y="1524280"/>
+                                  <a:pt x="2101209" y="1524280"/>
+                                </a:cubicBezTo>
+                                <a:cubicBezTo>
+                                  <a:pt x="2473322" y="1524280"/>
+                                  <a:pt x="2850740" y="1524280"/>
+                                  <a:pt x="3039446" y="1520566"/>
+                                </a:cubicBezTo>
+                                <a:cubicBezTo>
+                                  <a:pt x="3228151" y="1516857"/>
+                                  <a:pt x="3228151" y="1509435"/>
+                                  <a:pt x="3302357" y="1505727"/>
+                                </a:cubicBezTo>
+                                <a:cubicBezTo>
+                                  <a:pt x="3376564" y="1502019"/>
+                                  <a:pt x="3524970" y="1502019"/>
+                                  <a:pt x="3635749" y="1502019"/>
+                                </a:cubicBezTo>
+                                <a:cubicBezTo>
+                                  <a:pt x="3746521" y="1502019"/>
+                                  <a:pt x="3819665" y="1502019"/>
+                                  <a:pt x="3856237" y="1500499"/>
+                                </a:cubicBezTo>
+                                <a:cubicBezTo>
+                                  <a:pt x="3892809" y="1498978"/>
+                                  <a:pt x="3892809" y="1495945"/>
+                                  <a:pt x="3904474" y="1494431"/>
+                                </a:cubicBezTo>
+                                <a:cubicBezTo>
+                                  <a:pt x="3916132" y="1492911"/>
+                                  <a:pt x="3939456" y="1492911"/>
+                                  <a:pt x="3951114" y="1492911"/>
                                 </a:cubicBezTo>
                                 <a:lnTo>
-                                  <a:pt x="2423164" y="1060205"/>
+                                  <a:pt x="3962773" y="1492911"/>
                                 </a:lnTo>
                               </a:path>
                             </a:pathLst>
                           </a:custGeom>
                           <a:noFill/>
-                          <a:ln w="9525">
+                          <a:ln w="12721">
                             <a:solidFill>
                               <a:srgbClr val="3D7A56"/>
                             </a:solidFill>
@@ -2940,8 +2950,8 @@
                         <wps:cNvCnPr/>
                         <wps:spPr>
                           <a:xfrm>
-                            <a:off x="1457913" y="403540"/>
-                            <a:ext cx="2369569" cy="2512064"/>
+                            <a:off x="1765570" y="559681"/>
+                            <a:ext cx="3790973" cy="3637180"/>
                           </a:xfrm>
                           <a:custGeom>
                             <a:avLst/>
@@ -2950,111 +2960,111 @@
                             <a:cxnLst/>
                             <a:rect l="0" t="0" r="r" b="b"/>
                             <a:pathLst>
-                              <a:path w="2369569" h="2512064">
+                              <a:path w="3790973" h="3637180">
                                 <a:moveTo>
                                   <a:pt x="0" y="0"/>
                                 </a:moveTo>
                                 <a:lnTo>
-                                  <a:pt x="10451" y="0"/>
+                                  <a:pt x="20671" y="0"/>
                                 </a:lnTo>
                                 <a:cubicBezTo>
-                                  <a:pt x="20902" y="0"/>
-                                  <a:pt x="41804" y="0"/>
-                                  <a:pt x="87090" y="0"/>
-                                </a:cubicBezTo>
-                                <a:cubicBezTo>
-                                  <a:pt x="132379" y="0"/>
-                                  <a:pt x="202050" y="0"/>
-                                  <a:pt x="238403" y="1164"/>
-                                </a:cubicBezTo>
-                                <a:cubicBezTo>
-                                  <a:pt x="274756" y="2328"/>
-                                  <a:pt x="277788" y="4656"/>
-                                  <a:pt x="280467" y="7335"/>
-                                </a:cubicBezTo>
-                                <a:cubicBezTo>
-                                  <a:pt x="283146" y="10014"/>
-                                  <a:pt x="285474" y="13046"/>
-                                  <a:pt x="286638" y="320837"/>
-                                </a:cubicBezTo>
-                                <a:cubicBezTo>
-                                  <a:pt x="287802" y="628627"/>
-                                  <a:pt x="287802" y="1241173"/>
-                                  <a:pt x="288966" y="1548963"/>
-                                </a:cubicBezTo>
-                                <a:cubicBezTo>
-                                  <a:pt x="290130" y="1856750"/>
-                                  <a:pt x="292458" y="1859783"/>
-                                  <a:pt x="295137" y="1862465"/>
-                                </a:cubicBezTo>
-                                <a:cubicBezTo>
-                                  <a:pt x="297816" y="1865143"/>
-                                  <a:pt x="300848" y="1867472"/>
-                                  <a:pt x="446903" y="1868636"/>
-                                </a:cubicBezTo>
-                                <a:cubicBezTo>
-                                  <a:pt x="592959" y="1869800"/>
-                                  <a:pt x="882038" y="1869800"/>
-                                  <a:pt x="1180496" y="1869800"/>
-                                </a:cubicBezTo>
-                                <a:cubicBezTo>
-                                  <a:pt x="1478955" y="1869800"/>
-                                  <a:pt x="1786790" y="1869800"/>
-                                  <a:pt x="1942226" y="1870964"/>
-                                </a:cubicBezTo>
-                                <a:cubicBezTo>
-                                  <a:pt x="2097662" y="1872125"/>
-                                  <a:pt x="2100694" y="1874453"/>
-                                  <a:pt x="2103373" y="1877135"/>
-                                </a:cubicBezTo>
-                                <a:cubicBezTo>
-                                  <a:pt x="2106051" y="1879813"/>
-                                  <a:pt x="2108379" y="1882846"/>
-                                  <a:pt x="2109544" y="1985277"/>
-                                </a:cubicBezTo>
-                                <a:cubicBezTo>
-                                  <a:pt x="2110708" y="2087712"/>
-                                  <a:pt x="2110708" y="2289547"/>
-                                  <a:pt x="2111872" y="2391979"/>
-                                </a:cubicBezTo>
-                                <a:cubicBezTo>
-                                  <a:pt x="2113036" y="2494414"/>
-                                  <a:pt x="2115364" y="2497446"/>
-                                  <a:pt x="2118043" y="2500125"/>
-                                </a:cubicBezTo>
-                                <a:cubicBezTo>
-                                  <a:pt x="2120721" y="2502803"/>
-                                  <a:pt x="2123754" y="2505131"/>
-                                  <a:pt x="2141346" y="2506295"/>
-                                </a:cubicBezTo>
-                                <a:cubicBezTo>
-                                  <a:pt x="2158943" y="2507460"/>
-                                  <a:pt x="2191099" y="2507460"/>
-                                  <a:pt x="2225668" y="2507460"/>
-                                </a:cubicBezTo>
-                                <a:cubicBezTo>
-                                  <a:pt x="2260236" y="2507460"/>
-                                  <a:pt x="2297216" y="2507460"/>
-                                  <a:pt x="2315706" y="2508228"/>
-                                </a:cubicBezTo>
-                                <a:cubicBezTo>
-                                  <a:pt x="2334196" y="2508993"/>
-                                  <a:pt x="2334196" y="2510527"/>
-                                  <a:pt x="2340091" y="2511296"/>
-                                </a:cubicBezTo>
-                                <a:cubicBezTo>
-                                  <a:pt x="2345988" y="2512064"/>
-                                  <a:pt x="2357777" y="2512064"/>
-                                  <a:pt x="2363674" y="2512064"/>
+                                  <a:pt x="41342" y="0"/>
+                                  <a:pt x="82685" y="0"/>
+                                  <a:pt x="190811" y="0"/>
+                                </a:cubicBezTo>
+                                <a:cubicBezTo>
+                                  <a:pt x="298937" y="0"/>
+                                  <a:pt x="473847" y="0"/>
+                                  <a:pt x="564298" y="2302"/>
+                                </a:cubicBezTo>
+                                <a:cubicBezTo>
+                                  <a:pt x="654755" y="4605"/>
+                                  <a:pt x="660753" y="9203"/>
+                                  <a:pt x="666051" y="14508"/>
+                                </a:cubicBezTo>
+                                <a:cubicBezTo>
+                                  <a:pt x="671349" y="19806"/>
+                                  <a:pt x="675954" y="25804"/>
+                                  <a:pt x="678256" y="513358"/>
+                                </a:cubicBezTo>
+                                <a:cubicBezTo>
+                                  <a:pt x="680559" y="1000905"/>
+                                  <a:pt x="680559" y="1970014"/>
+                                  <a:pt x="682861" y="2457568"/>
+                                </a:cubicBezTo>
+                                <a:cubicBezTo>
+                                  <a:pt x="685164" y="2945121"/>
+                                  <a:pt x="689769" y="2951113"/>
+                                  <a:pt x="695067" y="2956417"/>
+                                </a:cubicBezTo>
+                                <a:cubicBezTo>
+                                  <a:pt x="700365" y="2961716"/>
+                                  <a:pt x="706363" y="2966320"/>
+                                  <a:pt x="911319" y="2968623"/>
+                                </a:cubicBezTo>
+                                <a:cubicBezTo>
+                                  <a:pt x="1116275" y="2970925"/>
+                                  <a:pt x="1520190" y="2970925"/>
+                                  <a:pt x="1942658" y="2970925"/>
+                                </a:cubicBezTo>
+                                <a:cubicBezTo>
+                                  <a:pt x="2365126" y="2970925"/>
+                                  <a:pt x="2806147" y="2970925"/>
+                                  <a:pt x="3029651" y="2973228"/>
+                                </a:cubicBezTo>
+                                <a:cubicBezTo>
+                                  <a:pt x="3253160" y="2975530"/>
+                                  <a:pt x="3259158" y="2980135"/>
+                                  <a:pt x="3264456" y="2985433"/>
+                                </a:cubicBezTo>
+                                <a:cubicBezTo>
+                                  <a:pt x="3269761" y="2990732"/>
+                                  <a:pt x="3274366" y="2996729"/>
+                                  <a:pt x="3276662" y="3098654"/>
+                                </a:cubicBezTo>
+                                <a:cubicBezTo>
+                                  <a:pt x="3278964" y="3200573"/>
+                                  <a:pt x="3278964" y="3398424"/>
+                                  <a:pt x="3281267" y="3500349"/>
+                                </a:cubicBezTo>
+                                <a:cubicBezTo>
+                                  <a:pt x="3283569" y="3602268"/>
+                                  <a:pt x="3288174" y="3608265"/>
+                                  <a:pt x="3293472" y="3613570"/>
+                                </a:cubicBezTo>
+                                <a:cubicBezTo>
+                                  <a:pt x="3298777" y="3618868"/>
+                                  <a:pt x="3304774" y="3623473"/>
+                                  <a:pt x="3339572" y="3625776"/>
+                                </a:cubicBezTo>
+                                <a:cubicBezTo>
+                                  <a:pt x="3374369" y="3628078"/>
+                                  <a:pt x="3437973" y="3628078"/>
+                                  <a:pt x="3506347" y="3628078"/>
+                                </a:cubicBezTo>
+                                <a:cubicBezTo>
+                                  <a:pt x="3574721" y="3628078"/>
+                                  <a:pt x="3647865" y="3628078"/>
+                                  <a:pt x="3684437" y="3629592"/>
+                                </a:cubicBezTo>
+                                <a:cubicBezTo>
+                                  <a:pt x="3721009" y="3631112"/>
+                                  <a:pt x="3721009" y="3634146"/>
+                                  <a:pt x="3732674" y="3635666"/>
+                                </a:cubicBezTo>
+                                <a:cubicBezTo>
+                                  <a:pt x="3744333" y="3637180"/>
+                                  <a:pt x="3767656" y="3637180"/>
+                                  <a:pt x="3779315" y="3637180"/>
                                 </a:cubicBezTo>
                                 <a:lnTo>
-                                  <a:pt x="2369569" y="2512064"/>
+                                  <a:pt x="3790973" y="3637180"/>
                                 </a:lnTo>
                               </a:path>
                             </a:pathLst>
                           </a:custGeom>
                           <a:noFill/>
-                          <a:ln w="9525">
+                          <a:ln w="12721">
                             <a:solidFill>
                               <a:srgbClr val="8B3344"/>
                             </a:solidFill>
@@ -3069,8 +3079,8 @@
                         <wps:cNvCnPr/>
                         <wps:spPr>
                           <a:xfrm>
-                            <a:off x="1244624" y="853698"/>
-                            <a:ext cx="977369" cy="2631288"/>
+                            <a:off x="1642980" y="1247344"/>
+                            <a:ext cx="1611767" cy="3989855"/>
                           </a:xfrm>
                           <a:custGeom>
                             <a:avLst/>
@@ -3079,66 +3089,66 @@
                             <a:cxnLst/>
                             <a:rect l="0" t="0" r="r" b="b"/>
                             <a:pathLst>
-                              <a:path w="977369" h="2631288">
+                              <a:path w="1611767" h="3989855">
                                 <a:moveTo>
                                   <a:pt x="0" y="0"/>
                                 </a:moveTo>
                                 <a:lnTo>
-                                  <a:pt x="46000" y="0"/>
+                                  <a:pt x="41107" y="0"/>
                                 </a:lnTo>
                                 <a:cubicBezTo>
-                                  <a:pt x="91997" y="0"/>
-                                  <a:pt x="183997" y="0"/>
-                                  <a:pt x="246072" y="0"/>
-                                </a:cubicBezTo>
-                                <a:cubicBezTo>
-                                  <a:pt x="308151" y="0"/>
-                                  <a:pt x="340307" y="0"/>
-                                  <a:pt x="357900" y="1164"/>
-                                </a:cubicBezTo>
-                                <a:cubicBezTo>
-                                  <a:pt x="375496" y="2328"/>
-                                  <a:pt x="378529" y="4656"/>
-                                  <a:pt x="381207" y="7335"/>
-                                </a:cubicBezTo>
-                                <a:cubicBezTo>
-                                  <a:pt x="383886" y="10017"/>
-                                  <a:pt x="386214" y="13049"/>
-                                  <a:pt x="387378" y="447752"/>
-                                </a:cubicBezTo>
-                                <a:cubicBezTo>
-                                  <a:pt x="388542" y="882456"/>
-                                  <a:pt x="388542" y="1748833"/>
-                                  <a:pt x="389706" y="2183539"/>
-                                </a:cubicBezTo>
-                                <a:cubicBezTo>
-                                  <a:pt x="390870" y="2618242"/>
-                                  <a:pt x="393199" y="2621275"/>
-                                  <a:pt x="395877" y="2623953"/>
-                                </a:cubicBezTo>
-                                <a:cubicBezTo>
-                                  <a:pt x="398556" y="2626635"/>
-                                  <a:pt x="401588" y="2628960"/>
-                                  <a:pt x="466140" y="2630124"/>
-                                </a:cubicBezTo>
-                                <a:cubicBezTo>
-                                  <a:pt x="530688" y="2631288"/>
-                                  <a:pt x="656754" y="2631288"/>
-                                  <a:pt x="752215" y="2631288"/>
-                                </a:cubicBezTo>
-                                <a:cubicBezTo>
-                                  <a:pt x="847672" y="2631288"/>
-                                  <a:pt x="912522" y="2631288"/>
-                                  <a:pt x="944946" y="2631288"/>
+                                  <a:pt x="82208" y="0"/>
+                                  <a:pt x="164409" y="0"/>
+                                  <a:pt x="255865" y="0"/>
+                                </a:cubicBezTo>
+                                <a:cubicBezTo>
+                                  <a:pt x="347320" y="0"/>
+                                  <a:pt x="448030" y="0"/>
+                                  <a:pt x="501381" y="2302"/>
+                                </a:cubicBezTo>
+                                <a:cubicBezTo>
+                                  <a:pt x="554732" y="4605"/>
+                                  <a:pt x="560730" y="9210"/>
+                                  <a:pt x="566028" y="14508"/>
+                                </a:cubicBezTo>
+                                <a:cubicBezTo>
+                                  <a:pt x="571326" y="19813"/>
+                                  <a:pt x="575931" y="25810"/>
+                                  <a:pt x="578233" y="683179"/>
+                                </a:cubicBezTo>
+                                <a:cubicBezTo>
+                                  <a:pt x="580536" y="1340555"/>
+                                  <a:pt x="580536" y="2649301"/>
+                                  <a:pt x="582838" y="3306676"/>
+                                </a:cubicBezTo>
+                                <a:cubicBezTo>
+                                  <a:pt x="585141" y="3964051"/>
+                                  <a:pt x="589746" y="3970049"/>
+                                  <a:pt x="595044" y="3975347"/>
+                                </a:cubicBezTo>
+                                <a:cubicBezTo>
+                                  <a:pt x="600342" y="3980646"/>
+                                  <a:pt x="606340" y="3985251"/>
+                                  <a:pt x="711775" y="3987553"/>
+                                </a:cubicBezTo>
+                                <a:cubicBezTo>
+                                  <a:pt x="817211" y="3989855"/>
+                                  <a:pt x="1022091" y="3989855"/>
+                                  <a:pt x="1188663" y="3989855"/>
+                                </a:cubicBezTo>
+                                <a:cubicBezTo>
+                                  <a:pt x="1355234" y="3989855"/>
+                                  <a:pt x="1483504" y="3989855"/>
+                                  <a:pt x="1547635" y="3989855"/>
                                 </a:cubicBezTo>
                                 <a:lnTo>
-                                  <a:pt x="977369" y="2631288"/>
+                                  <a:pt x="1611767" y="3989855"/>
                                 </a:lnTo>
                               </a:path>
                             </a:pathLst>
                           </a:custGeom>
                           <a:noFill/>
-                          <a:ln w="9525">
+                          <a:ln w="12721">
                             <a:solidFill>
                               <a:srgbClr val="8B3344"/>
                             </a:solidFill>
@@ -3153,8 +3163,8 @@
                         <wps:cNvCnPr/>
                         <wps:spPr>
                           <a:xfrm>
-                            <a:off x="1457913" y="403540"/>
-                            <a:ext cx="764081" cy="3052505"/>
+                            <a:off x="1765570" y="559681"/>
+                            <a:ext cx="1489177" cy="4639357"/>
                           </a:xfrm>
                           <a:custGeom>
                             <a:avLst/>
@@ -3163,96 +3173,96 @@
                             <a:cxnLst/>
                             <a:rect l="0" t="0" r="r" b="b"/>
                             <a:pathLst>
-                              <a:path w="764081" h="3052505">
+                              <a:path w="1489177" h="4639357">
                                 <a:moveTo>
                                   <a:pt x="0" y="0"/>
                                 </a:moveTo>
                                 <a:lnTo>
-                                  <a:pt x="10451" y="0"/>
+                                  <a:pt x="20671" y="0"/>
                                 </a:lnTo>
                                 <a:cubicBezTo>
-                                  <a:pt x="20902" y="0"/>
-                                  <a:pt x="41804" y="0"/>
-                                  <a:pt x="87090" y="0"/>
-                                </a:cubicBezTo>
-                                <a:cubicBezTo>
-                                  <a:pt x="132379" y="0"/>
-                                  <a:pt x="202050" y="0"/>
-                                  <a:pt x="238403" y="1164"/>
-                                </a:cubicBezTo>
-                                <a:cubicBezTo>
-                                  <a:pt x="274756" y="2328"/>
-                                  <a:pt x="277788" y="4656"/>
-                                  <a:pt x="280467" y="7335"/>
-                                </a:cubicBezTo>
-                                <a:cubicBezTo>
-                                  <a:pt x="283146" y="10014"/>
-                                  <a:pt x="285474" y="13046"/>
-                                  <a:pt x="286638" y="514738"/>
-                                </a:cubicBezTo>
-                                <a:cubicBezTo>
-                                  <a:pt x="287802" y="1016430"/>
-                                  <a:pt x="287802" y="2016781"/>
-                                  <a:pt x="288966" y="2518473"/>
-                                </a:cubicBezTo>
-                                <a:cubicBezTo>
-                                  <a:pt x="290130" y="3020165"/>
-                                  <a:pt x="292458" y="3023197"/>
-                                  <a:pt x="295137" y="3025876"/>
-                                </a:cubicBezTo>
-                                <a:cubicBezTo>
-                                  <a:pt x="297816" y="3028558"/>
-                                  <a:pt x="300848" y="3030883"/>
-                                  <a:pt x="346639" y="3032047"/>
-                                </a:cubicBezTo>
-                                <a:cubicBezTo>
-                                  <a:pt x="392433" y="3033211"/>
-                                  <a:pt x="480983" y="3033211"/>
-                                  <a:pt x="541068" y="3033211"/>
-                                </a:cubicBezTo>
-                                <a:cubicBezTo>
-                                  <a:pt x="601156" y="3033211"/>
-                                  <a:pt x="632775" y="3033211"/>
-                                  <a:pt x="651265" y="3033211"/>
-                                </a:cubicBezTo>
-                                <a:cubicBezTo>
-                                  <a:pt x="669755" y="3033211"/>
-                                  <a:pt x="675116" y="3033211"/>
-                                  <a:pt x="677795" y="3035893"/>
-                                </a:cubicBezTo>
-                                <a:cubicBezTo>
-                                  <a:pt x="680473" y="3038572"/>
-                                  <a:pt x="680473" y="3043932"/>
-                                  <a:pt x="680473" y="3044466"/>
-                                </a:cubicBezTo>
-                                <a:cubicBezTo>
-                                  <a:pt x="680473" y="3045003"/>
-                                  <a:pt x="680473" y="3040716"/>
-                                  <a:pt x="680473" y="3041250"/>
-                                </a:cubicBezTo>
-                                <a:cubicBezTo>
-                                  <a:pt x="680473" y="3041787"/>
-                                  <a:pt x="680473" y="3047148"/>
-                                  <a:pt x="683155" y="3049826"/>
-                                </a:cubicBezTo>
-                                <a:cubicBezTo>
-                                  <a:pt x="685834" y="3052505"/>
-                                  <a:pt x="691194" y="3052505"/>
-                                  <a:pt x="705128" y="3052505"/>
-                                </a:cubicBezTo>
-                                <a:cubicBezTo>
-                                  <a:pt x="719061" y="3052505"/>
-                                  <a:pt x="741571" y="3052505"/>
-                                  <a:pt x="752826" y="3052505"/>
+                                  <a:pt x="41342" y="0"/>
+                                  <a:pt x="82685" y="0"/>
+                                  <a:pt x="190811" y="0"/>
+                                </a:cubicBezTo>
+                                <a:cubicBezTo>
+                                  <a:pt x="298937" y="0"/>
+                                  <a:pt x="473847" y="0"/>
+                                  <a:pt x="564298" y="2302"/>
+                                </a:cubicBezTo>
+                                <a:cubicBezTo>
+                                  <a:pt x="654755" y="4605"/>
+                                  <a:pt x="660753" y="9203"/>
+                                  <a:pt x="666051" y="14508"/>
+                                </a:cubicBezTo>
+                                <a:cubicBezTo>
+                                  <a:pt x="671349" y="19806"/>
+                                  <a:pt x="675954" y="25804"/>
+                                  <a:pt x="678256" y="781886"/>
+                                </a:cubicBezTo>
+                                <a:cubicBezTo>
+                                  <a:pt x="680559" y="1537967"/>
+                                  <a:pt x="680559" y="3044139"/>
+                                  <a:pt x="682861" y="3800228"/>
+                                </a:cubicBezTo>
+                                <a:cubicBezTo>
+                                  <a:pt x="685164" y="4556309"/>
+                                  <a:pt x="689769" y="4562307"/>
+                                  <a:pt x="695067" y="4567605"/>
+                                </a:cubicBezTo>
+                                <a:cubicBezTo>
+                                  <a:pt x="700365" y="4572903"/>
+                                  <a:pt x="706363" y="4577508"/>
+                                  <a:pt x="774699" y="4579811"/>
+                                </a:cubicBezTo>
+                                <a:cubicBezTo>
+                                  <a:pt x="843034" y="4582113"/>
+                                  <a:pt x="973702" y="4582113"/>
+                                  <a:pt x="1070315" y="4582113"/>
+                                </a:cubicBezTo>
+                                <a:cubicBezTo>
+                                  <a:pt x="1166923" y="4582113"/>
+                                  <a:pt x="1229464" y="4582113"/>
+                                  <a:pt x="1266037" y="4582113"/>
+                                </a:cubicBezTo>
+                                <a:cubicBezTo>
+                                  <a:pt x="1302609" y="4582113"/>
+                                  <a:pt x="1313211" y="4582113"/>
+                                  <a:pt x="1318510" y="4587411"/>
+                                </a:cubicBezTo>
+                                <a:cubicBezTo>
+                                  <a:pt x="1323808" y="4592716"/>
+                                  <a:pt x="1323808" y="4603312"/>
+                                  <a:pt x="1323808" y="4607555"/>
+                                </a:cubicBezTo>
+                                <a:cubicBezTo>
+                                  <a:pt x="1323808" y="4611797"/>
+                                  <a:pt x="1323808" y="4609673"/>
+                                  <a:pt x="1323808" y="4613915"/>
+                                </a:cubicBezTo>
+                                <a:cubicBezTo>
+                                  <a:pt x="1323808" y="4618157"/>
+                                  <a:pt x="1323808" y="4628754"/>
+                                  <a:pt x="1329112" y="4634058"/>
+                                </a:cubicBezTo>
+                                <a:cubicBezTo>
+                                  <a:pt x="1334410" y="4639357"/>
+                                  <a:pt x="1345013" y="4639357"/>
+                                  <a:pt x="1372573" y="4639357"/>
+                                </a:cubicBezTo>
+                                <a:cubicBezTo>
+                                  <a:pt x="1400132" y="4639357"/>
+                                  <a:pt x="1444655" y="4639357"/>
+                                  <a:pt x="1466916" y="4639357"/>
                                 </a:cubicBezTo>
                                 <a:lnTo>
-                                  <a:pt x="764081" y="3052505"/>
+                                  <a:pt x="1489177" y="4639357"/>
                                 </a:lnTo>
                               </a:path>
                             </a:pathLst>
                           </a:custGeom>
                           <a:noFill/>
-                          <a:ln w="9525">
+                          <a:ln w="12721">
                             <a:solidFill>
                               <a:srgbClr val="8B3344"/>
                             </a:solidFill>
@@ -3267,8 +3277,8 @@
                         <wps:cNvCnPr/>
                         <wps:spPr>
                           <a:xfrm>
-                            <a:off x="1244624" y="853698"/>
-                            <a:ext cx="2582857" cy="2107839"/>
+                            <a:off x="1642980" y="1247344"/>
+                            <a:ext cx="3913563" cy="3040368"/>
                           </a:xfrm>
                           <a:custGeom>
                             <a:avLst/>
@@ -3277,111 +3287,111 @@
                             <a:cxnLst/>
                             <a:rect l="0" t="0" r="r" b="b"/>
                             <a:pathLst>
-                              <a:path w="2582857" h="2107839">
+                              <a:path w="3913563" h="3040368">
                                 <a:moveTo>
                                   <a:pt x="0" y="0"/>
                                 </a:moveTo>
                                 <a:lnTo>
-                                  <a:pt x="46000" y="0"/>
+                                  <a:pt x="41107" y="0"/>
                                 </a:lnTo>
                                 <a:cubicBezTo>
-                                  <a:pt x="91997" y="0"/>
-                                  <a:pt x="183997" y="0"/>
-                                  <a:pt x="246072" y="0"/>
-                                </a:cubicBezTo>
-                                <a:cubicBezTo>
-                                  <a:pt x="308151" y="0"/>
-                                  <a:pt x="340307" y="0"/>
-                                  <a:pt x="357900" y="1164"/>
-                                </a:cubicBezTo>
-                                <a:cubicBezTo>
-                                  <a:pt x="375496" y="2328"/>
-                                  <a:pt x="378529" y="4656"/>
-                                  <a:pt x="381207" y="7335"/>
-                                </a:cubicBezTo>
-                                <a:cubicBezTo>
-                                  <a:pt x="383886" y="10017"/>
-                                  <a:pt x="386214" y="13049"/>
-                                  <a:pt x="387378" y="255726"/>
-                                </a:cubicBezTo>
-                                <a:cubicBezTo>
-                                  <a:pt x="388542" y="498402"/>
-                                  <a:pt x="388542" y="980729"/>
-                                  <a:pt x="389706" y="1223406"/>
-                                </a:cubicBezTo>
-                                <a:cubicBezTo>
-                                  <a:pt x="390870" y="1466083"/>
-                                  <a:pt x="393199" y="1469115"/>
-                                  <a:pt x="395877" y="1471797"/>
-                                </a:cubicBezTo>
-                                <a:cubicBezTo>
-                                  <a:pt x="398556" y="1474475"/>
-                                  <a:pt x="401588" y="1476804"/>
-                                  <a:pt x="566404" y="1477968"/>
-                                </a:cubicBezTo>
-                                <a:cubicBezTo>
-                                  <a:pt x="731216" y="1479132"/>
-                                  <a:pt x="1057812" y="1479132"/>
-                                  <a:pt x="1365648" y="1479132"/>
-                                </a:cubicBezTo>
-                                <a:cubicBezTo>
-                                  <a:pt x="1673487" y="1479132"/>
-                                  <a:pt x="1962565" y="1479132"/>
-                                  <a:pt x="2108621" y="1480296"/>
-                                </a:cubicBezTo>
-                                <a:cubicBezTo>
-                                  <a:pt x="2254676" y="1481457"/>
-                                  <a:pt x="2257708" y="1483785"/>
-                                  <a:pt x="2260387" y="1486467"/>
-                                </a:cubicBezTo>
-                                <a:cubicBezTo>
-                                  <a:pt x="2263066" y="1489145"/>
-                                  <a:pt x="2265394" y="1492178"/>
-                                  <a:pt x="2266558" y="1592735"/>
-                                </a:cubicBezTo>
-                                <a:cubicBezTo>
-                                  <a:pt x="2267722" y="1693292"/>
-                                  <a:pt x="2267722" y="1891377"/>
-                                  <a:pt x="2268886" y="1991934"/>
-                                </a:cubicBezTo>
-                                <a:cubicBezTo>
-                                  <a:pt x="2270050" y="2092491"/>
-                                  <a:pt x="2272378" y="2095523"/>
-                                  <a:pt x="2275057" y="2098202"/>
-                                </a:cubicBezTo>
-                                <a:cubicBezTo>
-                                  <a:pt x="2277736" y="2100881"/>
-                                  <a:pt x="2280768" y="2103209"/>
-                                  <a:pt x="2307741" y="2104373"/>
-                                </a:cubicBezTo>
-                                <a:cubicBezTo>
-                                  <a:pt x="2334714" y="2105537"/>
-                                  <a:pt x="2385631" y="2105537"/>
-                                  <a:pt x="2429576" y="2105537"/>
-                                </a:cubicBezTo>
-                                <a:cubicBezTo>
-                                  <a:pt x="2473525" y="2105537"/>
-                                  <a:pt x="2510505" y="2105537"/>
-                                  <a:pt x="2528995" y="2105919"/>
-                                </a:cubicBezTo>
-                                <a:cubicBezTo>
-                                  <a:pt x="2547485" y="2106305"/>
-                                  <a:pt x="2547485" y="2107071"/>
-                                  <a:pt x="2553379" y="2107453"/>
-                                </a:cubicBezTo>
-                                <a:cubicBezTo>
-                                  <a:pt x="2559277" y="2107839"/>
-                                  <a:pt x="2571065" y="2107839"/>
-                                  <a:pt x="2576963" y="2107839"/>
+                                  <a:pt x="82208" y="0"/>
+                                  <a:pt x="164409" y="0"/>
+                                  <a:pt x="255865" y="0"/>
+                                </a:cubicBezTo>
+                                <a:cubicBezTo>
+                                  <a:pt x="347320" y="0"/>
+                                  <a:pt x="448030" y="0"/>
+                                  <a:pt x="501381" y="2302"/>
+                                </a:cubicBezTo>
+                                <a:cubicBezTo>
+                                  <a:pt x="554732" y="4605"/>
+                                  <a:pt x="560730" y="9210"/>
+                                  <a:pt x="566028" y="14508"/>
+                                </a:cubicBezTo>
+                                <a:cubicBezTo>
+                                  <a:pt x="571326" y="19813"/>
+                                  <a:pt x="575931" y="25810"/>
+                                  <a:pt x="578233" y="418359"/>
+                                </a:cubicBezTo>
+                                <a:cubicBezTo>
+                                  <a:pt x="580536" y="810914"/>
+                                  <a:pt x="580536" y="1590021"/>
+                                  <a:pt x="582838" y="1982570"/>
+                                </a:cubicBezTo>
+                                <a:cubicBezTo>
+                                  <a:pt x="585141" y="2375125"/>
+                                  <a:pt x="589746" y="2381116"/>
+                                  <a:pt x="595044" y="2386421"/>
+                                </a:cubicBezTo>
+                                <a:cubicBezTo>
+                                  <a:pt x="600342" y="2391719"/>
+                                  <a:pt x="606340" y="2396324"/>
+                                  <a:pt x="848396" y="2398626"/>
+                                </a:cubicBezTo>
+                                <a:cubicBezTo>
+                                  <a:pt x="1090459" y="2400929"/>
+                                  <a:pt x="1568580" y="2400929"/>
+                                  <a:pt x="2009595" y="2400929"/>
+                                </a:cubicBezTo>
+                                <a:cubicBezTo>
+                                  <a:pt x="2450616" y="2400929"/>
+                                  <a:pt x="2854531" y="2400929"/>
+                                  <a:pt x="3059487" y="2403231"/>
+                                </a:cubicBezTo>
+                                <a:cubicBezTo>
+                                  <a:pt x="3264443" y="2405534"/>
+                                  <a:pt x="3270441" y="2410139"/>
+                                  <a:pt x="3275739" y="2415437"/>
+                                </a:cubicBezTo>
+                                <a:cubicBezTo>
+                                  <a:pt x="3281044" y="2420735"/>
+                                  <a:pt x="3285649" y="2426733"/>
+                                  <a:pt x="3287945" y="2524943"/>
+                                </a:cubicBezTo>
+                                <a:cubicBezTo>
+                                  <a:pt x="3290247" y="2623160"/>
+                                  <a:pt x="3290247" y="2813589"/>
+                                  <a:pt x="3292550" y="2911799"/>
+                                </a:cubicBezTo>
+                                <a:cubicBezTo>
+                                  <a:pt x="3294852" y="3010010"/>
+                                  <a:pt x="3299457" y="3016008"/>
+                                  <a:pt x="3304755" y="3021312"/>
+                                </a:cubicBezTo>
+                                <a:cubicBezTo>
+                                  <a:pt x="3310060" y="3026610"/>
+                                  <a:pt x="3316058" y="3031215"/>
+                                  <a:pt x="3369408" y="3033518"/>
+                                </a:cubicBezTo>
+                                <a:cubicBezTo>
+                                  <a:pt x="3422759" y="3035820"/>
+                                  <a:pt x="3523463" y="3035820"/>
+                                  <a:pt x="3610390" y="3035820"/>
+                                </a:cubicBezTo>
+                                <a:cubicBezTo>
+                                  <a:pt x="3697311" y="3035820"/>
+                                  <a:pt x="3770455" y="3035820"/>
+                                  <a:pt x="3807027" y="3036577"/>
+                                </a:cubicBezTo>
+                                <a:cubicBezTo>
+                                  <a:pt x="3843599" y="3037334"/>
+                                  <a:pt x="3843599" y="3038854"/>
+                                  <a:pt x="3855264" y="3039611"/>
+                                </a:cubicBezTo>
+                                <a:cubicBezTo>
+                                  <a:pt x="3866922" y="3040368"/>
+                                  <a:pt x="3890246" y="3040368"/>
+                                  <a:pt x="3901904" y="3040368"/>
                                 </a:cubicBezTo>
                                 <a:lnTo>
-                                  <a:pt x="2582857" y="2107839"/>
+                                  <a:pt x="3913563" y="3040368"/>
                                 </a:lnTo>
                               </a:path>
                             </a:pathLst>
                           </a:custGeom>
                           <a:noFill/>
-                          <a:ln w="9525">
+                          <a:ln w="12721">
                             <a:solidFill>
                               <a:srgbClr val="8B3344"/>
                             </a:solidFill>
@@ -3396,8 +3406,8 @@
                         <wps:cNvCnPr/>
                         <wps:spPr>
                           <a:xfrm>
-                            <a:off x="1417717" y="2529284"/>
-                            <a:ext cx="2409764" cy="645400"/>
+                            <a:off x="1652203" y="3728337"/>
+                            <a:ext cx="3904340" cy="980971"/>
                           </a:xfrm>
                           <a:custGeom>
                             <a:avLst/>
@@ -3406,111 +3416,111 @@
                             <a:cxnLst/>
                             <a:rect l="0" t="0" r="r" b="b"/>
                             <a:pathLst>
-                              <a:path w="2409764" h="645400">
+                              <a:path w="3904340" h="980971">
                                 <a:moveTo>
                                   <a:pt x="0" y="0"/>
                                 </a:moveTo>
                                 <a:lnTo>
-                                  <a:pt x="17149" y="0"/>
+                                  <a:pt x="39561" y="0"/>
                                 </a:lnTo>
                                 <a:cubicBezTo>
-                                  <a:pt x="34301" y="0"/>
-                                  <a:pt x="68600" y="0"/>
-                                  <a:pt x="111207" y="0"/>
-                                </a:cubicBezTo>
-                                <a:cubicBezTo>
-                                  <a:pt x="153815" y="0"/>
-                                  <a:pt x="204732" y="0"/>
-                                  <a:pt x="231705" y="1164"/>
-                                </a:cubicBezTo>
-                                <a:cubicBezTo>
-                                  <a:pt x="258678" y="2328"/>
-                                  <a:pt x="261710" y="4653"/>
-                                  <a:pt x="264389" y="7335"/>
-                                </a:cubicBezTo>
-                                <a:cubicBezTo>
-                                  <a:pt x="267067" y="10014"/>
-                                  <a:pt x="269396" y="13046"/>
-                                  <a:pt x="270560" y="116770"/>
-                                </a:cubicBezTo>
-                                <a:cubicBezTo>
-                                  <a:pt x="271724" y="220492"/>
-                                  <a:pt x="271724" y="424908"/>
-                                  <a:pt x="272888" y="528630"/>
-                                </a:cubicBezTo>
-                                <a:cubicBezTo>
-                                  <a:pt x="274052" y="632354"/>
-                                  <a:pt x="276380" y="635386"/>
-                                  <a:pt x="279059" y="638065"/>
-                                </a:cubicBezTo>
-                                <a:cubicBezTo>
-                                  <a:pt x="281737" y="640744"/>
-                                  <a:pt x="284770" y="643072"/>
-                                  <a:pt x="440205" y="644236"/>
-                                </a:cubicBezTo>
-                                <a:cubicBezTo>
-                                  <a:pt x="595641" y="645400"/>
-                                  <a:pt x="903476" y="645400"/>
-                                  <a:pt x="1192555" y="645400"/>
-                                </a:cubicBezTo>
-                                <a:cubicBezTo>
-                                  <a:pt x="1481634" y="645400"/>
-                                  <a:pt x="1751955" y="645400"/>
-                                  <a:pt x="1889795" y="645400"/>
-                                </a:cubicBezTo>
-                                <a:cubicBezTo>
-                                  <a:pt x="2027637" y="645400"/>
-                                  <a:pt x="2032995" y="645400"/>
-                                  <a:pt x="2035676" y="642721"/>
-                                </a:cubicBezTo>
-                                <a:cubicBezTo>
-                                  <a:pt x="2038355" y="640039"/>
-                                  <a:pt x="2038355" y="634682"/>
-                                  <a:pt x="2038355" y="633608"/>
-                                </a:cubicBezTo>
-                                <a:cubicBezTo>
-                                  <a:pt x="2038355" y="632537"/>
-                                  <a:pt x="2038355" y="635753"/>
-                                  <a:pt x="2038355" y="634682"/>
-                                </a:cubicBezTo>
-                                <a:cubicBezTo>
-                                  <a:pt x="2038355" y="633608"/>
-                                  <a:pt x="2038355" y="628251"/>
-                                  <a:pt x="2041034" y="625569"/>
-                                </a:cubicBezTo>
-                                <a:cubicBezTo>
-                                  <a:pt x="2043716" y="622890"/>
-                                  <a:pt x="2049073" y="622890"/>
-                                  <a:pt x="2086590" y="622890"/>
-                                </a:cubicBezTo>
-                                <a:cubicBezTo>
-                                  <a:pt x="2124107" y="622890"/>
-                                  <a:pt x="2193778" y="622890"/>
-                                  <a:pt x="2247106" y="622890"/>
-                                </a:cubicBezTo>
-                                <a:cubicBezTo>
-                                  <a:pt x="2300432" y="622890"/>
-                                  <a:pt x="2337412" y="622890"/>
-                                  <a:pt x="2355902" y="621739"/>
-                                </a:cubicBezTo>
-                                <a:cubicBezTo>
-                                  <a:pt x="2374392" y="620588"/>
-                                  <a:pt x="2374392" y="618285"/>
-                                  <a:pt x="2380286" y="617134"/>
-                                </a:cubicBezTo>
-                                <a:cubicBezTo>
-                                  <a:pt x="2386184" y="615986"/>
-                                  <a:pt x="2397973" y="615986"/>
-                                  <a:pt x="2403870" y="615986"/>
+                                  <a:pt x="79129" y="0"/>
+                                  <a:pt x="158259" y="0"/>
+                                  <a:pt x="229628" y="0"/>
+                                </a:cubicBezTo>
+                                <a:cubicBezTo>
+                                  <a:pt x="300998" y="0"/>
+                                  <a:pt x="364601" y="0"/>
+                                  <a:pt x="399399" y="2302"/>
+                                </a:cubicBezTo>
+                                <a:cubicBezTo>
+                                  <a:pt x="434203" y="4605"/>
+                                  <a:pt x="440201" y="9210"/>
+                                  <a:pt x="445499" y="14514"/>
+                                </a:cubicBezTo>
+                                <a:cubicBezTo>
+                                  <a:pt x="450797" y="19813"/>
+                                  <a:pt x="455402" y="25810"/>
+                                  <a:pt x="457704" y="181703"/>
+                                </a:cubicBezTo>
+                                <a:cubicBezTo>
+                                  <a:pt x="460007" y="337595"/>
+                                  <a:pt x="460007" y="643382"/>
+                                  <a:pt x="462309" y="799275"/>
+                                </a:cubicBezTo>
+                                <a:cubicBezTo>
+                                  <a:pt x="464612" y="955161"/>
+                                  <a:pt x="469217" y="961159"/>
+                                  <a:pt x="474515" y="966463"/>
+                                </a:cubicBezTo>
+                                <a:cubicBezTo>
+                                  <a:pt x="479813" y="971762"/>
+                                  <a:pt x="485811" y="976367"/>
+                                  <a:pt x="746420" y="978669"/>
+                                </a:cubicBezTo>
+                                <a:cubicBezTo>
+                                  <a:pt x="1007030" y="980971"/>
+                                  <a:pt x="1522251" y="980971"/>
+                                  <a:pt x="1963272" y="980971"/>
+                                </a:cubicBezTo>
+                                <a:cubicBezTo>
+                                  <a:pt x="2404293" y="980971"/>
+                                  <a:pt x="2771102" y="980971"/>
+                                  <a:pt x="2959814" y="980971"/>
+                                </a:cubicBezTo>
+                                <a:cubicBezTo>
+                                  <a:pt x="3148519" y="980971"/>
+                                  <a:pt x="3159122" y="980971"/>
+                                  <a:pt x="3164420" y="975667"/>
+                                </a:cubicBezTo>
+                                <a:cubicBezTo>
+                                  <a:pt x="3169718" y="970369"/>
+                                  <a:pt x="3169718" y="959766"/>
+                                  <a:pt x="3169718" y="957648"/>
+                                </a:cubicBezTo>
+                                <a:cubicBezTo>
+                                  <a:pt x="3169718" y="955530"/>
+                                  <a:pt x="3169718" y="961890"/>
+                                  <a:pt x="3169718" y="959766"/>
+                                </a:cubicBezTo>
+                                <a:cubicBezTo>
+                                  <a:pt x="3169718" y="957648"/>
+                                  <a:pt x="3169718" y="947045"/>
+                                  <a:pt x="3175023" y="941747"/>
+                                </a:cubicBezTo>
+                                <a:cubicBezTo>
+                                  <a:pt x="3180321" y="936449"/>
+                                  <a:pt x="3190924" y="936449"/>
+                                  <a:pt x="3265124" y="936449"/>
+                                </a:cubicBezTo>
+                                <a:cubicBezTo>
+                                  <a:pt x="3339330" y="936449"/>
+                                  <a:pt x="3477140" y="936449"/>
+                                  <a:pt x="3582614" y="936449"/>
+                                </a:cubicBezTo>
+                                <a:cubicBezTo>
+                                  <a:pt x="3688088" y="936449"/>
+                                  <a:pt x="3761232" y="936449"/>
+                                  <a:pt x="3797804" y="934172"/>
+                                </a:cubicBezTo>
+                                <a:cubicBezTo>
+                                  <a:pt x="3834376" y="931895"/>
+                                  <a:pt x="3834376" y="927341"/>
+                                  <a:pt x="3846041" y="925064"/>
+                                </a:cubicBezTo>
+                                <a:cubicBezTo>
+                                  <a:pt x="3857700" y="922787"/>
+                                  <a:pt x="3881023" y="922787"/>
+                                  <a:pt x="3892682" y="922787"/>
                                 </a:cubicBezTo>
                                 <a:lnTo>
-                                  <a:pt x="2409764" y="615986"/>
+                                  <a:pt x="3904340" y="922787"/>
                                 </a:lnTo>
                               </a:path>
                             </a:pathLst>
                           </a:custGeom>
                           <a:noFill/>
-                          <a:ln w="9525">
+                          <a:ln w="12721">
                             <a:solidFill>
                               <a:srgbClr val="3D7A56"/>
                             </a:solidFill>
@@ -3525,8 +3535,8 @@
                         <wps:cNvCnPr/>
                         <wps:spPr>
                           <a:xfrm>
-                            <a:off x="1457913" y="1408284"/>
-                            <a:ext cx="2369569" cy="1599185"/>
+                            <a:off x="1765570" y="2130124"/>
+                            <a:ext cx="3790973" cy="2248445"/>
                           </a:xfrm>
                           <a:custGeom>
                             <a:avLst/>
@@ -3535,101 +3545,101 @@
                             <a:cxnLst/>
                             <a:rect l="0" t="0" r="r" b="b"/>
                             <a:pathLst>
-                              <a:path w="2369569" h="1599185">
+                              <a:path w="3790973" h="2248445">
                                 <a:moveTo>
                                   <a:pt x="0" y="0"/>
                                 </a:moveTo>
                                 <a:lnTo>
-                                  <a:pt x="10451" y="0"/>
+                                  <a:pt x="20671" y="0"/>
                                 </a:lnTo>
                                 <a:cubicBezTo>
-                                  <a:pt x="20902" y="0"/>
-                                  <a:pt x="41804" y="0"/>
-                                  <a:pt x="58953" y="0"/>
-                                </a:cubicBezTo>
-                                <a:cubicBezTo>
-                                  <a:pt x="76105" y="0"/>
-                                  <a:pt x="89502" y="0"/>
-                                  <a:pt x="97718" y="1164"/>
-                                </a:cubicBezTo>
-                                <a:cubicBezTo>
-                                  <a:pt x="105934" y="2328"/>
-                                  <a:pt x="108966" y="4656"/>
-                                  <a:pt x="111645" y="7335"/>
-                                </a:cubicBezTo>
-                                <a:cubicBezTo>
-                                  <a:pt x="114323" y="10014"/>
-                                  <a:pt x="116651" y="13046"/>
-                                  <a:pt x="117816" y="173209"/>
-                                </a:cubicBezTo>
-                                <a:cubicBezTo>
-                                  <a:pt x="118980" y="333371"/>
-                                  <a:pt x="118980" y="650664"/>
-                                  <a:pt x="120144" y="810827"/>
-                                </a:cubicBezTo>
-                                <a:cubicBezTo>
-                                  <a:pt x="121308" y="970986"/>
-                                  <a:pt x="123636" y="974018"/>
-                                  <a:pt x="126315" y="976700"/>
-                                </a:cubicBezTo>
-                                <a:cubicBezTo>
-                                  <a:pt x="128993" y="979379"/>
-                                  <a:pt x="132026" y="981707"/>
-                                  <a:pt x="306218" y="982871"/>
-                                </a:cubicBezTo>
-                                <a:cubicBezTo>
-                                  <a:pt x="480411" y="984035"/>
-                                  <a:pt x="825763" y="984035"/>
-                                  <a:pt x="1133602" y="984035"/>
-                                </a:cubicBezTo>
-                                <a:cubicBezTo>
-                                  <a:pt x="1441438" y="984035"/>
-                                  <a:pt x="1711759" y="984035"/>
-                                  <a:pt x="1848435" y="985199"/>
-                                </a:cubicBezTo>
-                                <a:cubicBezTo>
-                                  <a:pt x="1985113" y="986360"/>
-                                  <a:pt x="1988146" y="988688"/>
-                                  <a:pt x="1990824" y="991370"/>
-                                </a:cubicBezTo>
-                                <a:cubicBezTo>
-                                  <a:pt x="1993503" y="994049"/>
-                                  <a:pt x="1995831" y="997081"/>
-                                  <a:pt x="1996995" y="1095763"/>
-                                </a:cubicBezTo>
-                                <a:cubicBezTo>
-                                  <a:pt x="1998159" y="1194443"/>
-                                  <a:pt x="1998159" y="1388775"/>
-                                  <a:pt x="1999323" y="1487457"/>
-                                </a:cubicBezTo>
-                                <a:cubicBezTo>
-                                  <a:pt x="2000487" y="1586139"/>
-                                  <a:pt x="2002816" y="1589172"/>
-                                  <a:pt x="2005494" y="1591850"/>
-                                </a:cubicBezTo>
-                                <a:cubicBezTo>
-                                  <a:pt x="2008173" y="1594529"/>
-                                  <a:pt x="2011205" y="1596857"/>
-                                  <a:pt x="2047558" y="1598021"/>
-                                </a:cubicBezTo>
-                                <a:cubicBezTo>
-                                  <a:pt x="2083911" y="1599185"/>
-                                  <a:pt x="2153582" y="1599185"/>
-                                  <a:pt x="2212805" y="1599185"/>
-                                </a:cubicBezTo>
-                                <a:cubicBezTo>
-                                  <a:pt x="2272028" y="1599185"/>
-                                  <a:pt x="2320797" y="1599185"/>
-                                  <a:pt x="2345184" y="1599185"/>
+                                  <a:pt x="41342" y="0"/>
+                                  <a:pt x="82685" y="0"/>
+                                  <a:pt x="172258" y="0"/>
+                                </a:cubicBezTo>
+                                <a:cubicBezTo>
+                                  <a:pt x="261837" y="0"/>
+                                  <a:pt x="399641" y="0"/>
+                                  <a:pt x="471545" y="2302"/>
+                                </a:cubicBezTo>
+                                <a:cubicBezTo>
+                                  <a:pt x="543448" y="4605"/>
+                                  <a:pt x="549446" y="9203"/>
+                                  <a:pt x="554744" y="14508"/>
+                                </a:cubicBezTo>
+                                <a:cubicBezTo>
+                                  <a:pt x="560043" y="19806"/>
+                                  <a:pt x="564648" y="25804"/>
+                                  <a:pt x="566950" y="290834"/>
+                                </a:cubicBezTo>
+                                <a:cubicBezTo>
+                                  <a:pt x="569252" y="555870"/>
+                                  <a:pt x="569252" y="1079939"/>
+                                  <a:pt x="571555" y="1344975"/>
+                                </a:cubicBezTo>
+                                <a:cubicBezTo>
+                                  <a:pt x="573857" y="1610011"/>
+                                  <a:pt x="578462" y="1616003"/>
+                                  <a:pt x="583760" y="1621307"/>
+                                </a:cubicBezTo>
+                                <a:cubicBezTo>
+                                  <a:pt x="589059" y="1626605"/>
+                                  <a:pt x="595056" y="1631210"/>
+                                  <a:pt x="818566" y="1633513"/>
+                                </a:cubicBezTo>
+                                <a:cubicBezTo>
+                                  <a:pt x="1042069" y="1635815"/>
+                                  <a:pt x="1483090" y="1635815"/>
+                                  <a:pt x="1887005" y="1635815"/>
+                                </a:cubicBezTo>
+                                <a:cubicBezTo>
+                                  <a:pt x="2290926" y="1635815"/>
+                                  <a:pt x="2657735" y="1635815"/>
+                                  <a:pt x="2844144" y="1638118"/>
+                                </a:cubicBezTo>
+                                <a:cubicBezTo>
+                                  <a:pt x="3030547" y="1640420"/>
+                                  <a:pt x="3036545" y="1645025"/>
+                                  <a:pt x="3041843" y="1650323"/>
+                                </a:cubicBezTo>
+                                <a:cubicBezTo>
+                                  <a:pt x="3047148" y="1655621"/>
+                                  <a:pt x="3051753" y="1661619"/>
+                                  <a:pt x="3054049" y="1756122"/>
+                                </a:cubicBezTo>
+                                <a:cubicBezTo>
+                                  <a:pt x="3056351" y="1850624"/>
+                                  <a:pt x="3056351" y="2033631"/>
+                                  <a:pt x="3058654" y="2128133"/>
+                                </a:cubicBezTo>
+                                <a:cubicBezTo>
+                                  <a:pt x="3060956" y="2222635"/>
+                                  <a:pt x="3065561" y="2228633"/>
+                                  <a:pt x="3070859" y="2233937"/>
+                                </a:cubicBezTo>
+                                <a:cubicBezTo>
+                                  <a:pt x="3076164" y="2239236"/>
+                                  <a:pt x="3082162" y="2243840"/>
+                                  <a:pt x="3154059" y="2246143"/>
+                                </a:cubicBezTo>
+                                <a:cubicBezTo>
+                                  <a:pt x="3225963" y="2248445"/>
+                                  <a:pt x="3363773" y="2248445"/>
+                                  <a:pt x="3480906" y="2248445"/>
+                                </a:cubicBezTo>
+                                <a:cubicBezTo>
+                                  <a:pt x="3598044" y="2248445"/>
+                                  <a:pt x="3694512" y="2248445"/>
+                                  <a:pt x="3742743" y="2248445"/>
                                 </a:cubicBezTo>
                                 <a:lnTo>
-                                  <a:pt x="2369569" y="1599185"/>
+                                  <a:pt x="3790973" y="2248445"/>
                                 </a:lnTo>
                               </a:path>
                             </a:pathLst>
                           </a:custGeom>
                           <a:noFill/>
-                          <a:ln w="9525">
+                          <a:ln w="12721">
                             <a:solidFill>
                               <a:srgbClr val="7D7AA8"/>
                             </a:solidFill>
@@ -3644,8 +3654,8 @@
                         <wps:cNvCnPr/>
                         <wps:spPr>
                           <a:xfrm>
-                            <a:off x="3083316" y="3078671"/>
-                            <a:ext cx="1275654" cy="420786"/>
+                            <a:off x="4284782" y="4487599"/>
+                            <a:ext cx="1923005" cy="768682"/>
                           </a:xfrm>
                           <a:custGeom>
                             <a:avLst/>
@@ -3654,96 +3664,96 @@
                             <a:cxnLst/>
                             <a:rect l="0" t="0" r="r" b="b"/>
                             <a:pathLst>
-                              <a:path w="1275654" h="420786">
+                              <a:path w="1923005" h="768682">
                                 <a:moveTo>
-                                  <a:pt x="0" y="420786"/>
+                                  <a:pt x="0" y="768682"/>
                                 </a:moveTo>
                                 <a:lnTo>
-                                  <a:pt x="10451" y="420786"/>
+                                  <a:pt x="20671" y="768682"/>
                                 </a:lnTo>
                                 <a:cubicBezTo>
-                                  <a:pt x="20902" y="420786"/>
-                                  <a:pt x="41804" y="420786"/>
-                                  <a:pt x="101252" y="420786"/>
-                                </a:cubicBezTo>
-                                <a:cubicBezTo>
-                                  <a:pt x="160696" y="420786"/>
-                                  <a:pt x="258687" y="420786"/>
-                                  <a:pt x="309199" y="419622"/>
-                                </a:cubicBezTo>
-                                <a:cubicBezTo>
-                                  <a:pt x="359711" y="418458"/>
-                                  <a:pt x="362743" y="416133"/>
-                                  <a:pt x="365422" y="413451"/>
-                                </a:cubicBezTo>
-                                <a:cubicBezTo>
-                                  <a:pt x="368100" y="410772"/>
-                                  <a:pt x="370428" y="407740"/>
-                                  <a:pt x="371593" y="368248"/>
-                                </a:cubicBezTo>
-                                <a:cubicBezTo>
-                                  <a:pt x="372757" y="328753"/>
-                                  <a:pt x="372757" y="252799"/>
-                                  <a:pt x="373921" y="213305"/>
-                                </a:cubicBezTo>
-                                <a:cubicBezTo>
-                                  <a:pt x="375085" y="173813"/>
-                                  <a:pt x="377413" y="170781"/>
-                                  <a:pt x="380092" y="168102"/>
-                                </a:cubicBezTo>
-                                <a:cubicBezTo>
-                                  <a:pt x="382770" y="165420"/>
-                                  <a:pt x="385803" y="163095"/>
-                                  <a:pt x="422156" y="161931"/>
-                                </a:cubicBezTo>
-                                <a:cubicBezTo>
-                                  <a:pt x="458509" y="160767"/>
-                                  <a:pt x="528179" y="160767"/>
-                                  <a:pt x="667408" y="160767"/>
-                                </a:cubicBezTo>
-                                <a:cubicBezTo>
-                                  <a:pt x="806637" y="160767"/>
-                                  <a:pt x="1015420" y="160767"/>
-                                  <a:pt x="1121328" y="159603"/>
-                                </a:cubicBezTo>
-                                <a:cubicBezTo>
-                                  <a:pt x="1227236" y="158439"/>
-                                  <a:pt x="1230268" y="156111"/>
-                                  <a:pt x="1232947" y="153432"/>
-                                </a:cubicBezTo>
-                                <a:cubicBezTo>
-                                  <a:pt x="1235626" y="150750"/>
-                                  <a:pt x="1237954" y="147721"/>
-                                  <a:pt x="1239118" y="124768"/>
-                                </a:cubicBezTo>
-                                <a:cubicBezTo>
-                                  <a:pt x="1240282" y="101818"/>
-                                  <a:pt x="1240282" y="58950"/>
-                                  <a:pt x="1241446" y="35996"/>
-                                </a:cubicBezTo>
-                                <a:cubicBezTo>
-                                  <a:pt x="1242610" y="13046"/>
-                                  <a:pt x="1244938" y="10014"/>
-                                  <a:pt x="1247617" y="7335"/>
-                                </a:cubicBezTo>
-                                <a:cubicBezTo>
-                                  <a:pt x="1250299" y="4656"/>
-                                  <a:pt x="1253328" y="2328"/>
-                                  <a:pt x="1258061" y="1164"/>
-                                </a:cubicBezTo>
-                                <a:cubicBezTo>
-                                  <a:pt x="1262791" y="0"/>
-                                  <a:pt x="1269223" y="0"/>
-                                  <a:pt x="1272438" y="0"/>
+                                  <a:pt x="41342" y="768682"/>
+                                  <a:pt x="82685" y="768682"/>
+                                  <a:pt x="166909" y="768682"/>
+                                </a:cubicBezTo>
+                                <a:cubicBezTo>
+                                  <a:pt x="251133" y="768682"/>
+                                  <a:pt x="378238" y="768682"/>
+                                  <a:pt x="444787" y="766379"/>
+                                </a:cubicBezTo>
+                                <a:cubicBezTo>
+                                  <a:pt x="511335" y="764077"/>
+                                  <a:pt x="517333" y="759472"/>
+                                  <a:pt x="522631" y="754174"/>
+                                </a:cubicBezTo>
+                                <a:cubicBezTo>
+                                  <a:pt x="527936" y="748875"/>
+                                  <a:pt x="532540" y="742878"/>
+                                  <a:pt x="534837" y="680661"/>
+                                </a:cubicBezTo>
+                                <a:cubicBezTo>
+                                  <a:pt x="537139" y="618450"/>
+                                  <a:pt x="537139" y="500020"/>
+                                  <a:pt x="539441" y="437803"/>
+                                </a:cubicBezTo>
+                                <a:cubicBezTo>
+                                  <a:pt x="541744" y="375592"/>
+                                  <a:pt x="546349" y="369594"/>
+                                  <a:pt x="551647" y="364290"/>
+                                </a:cubicBezTo>
+                                <a:cubicBezTo>
+                                  <a:pt x="556952" y="358992"/>
+                                  <a:pt x="562949" y="354387"/>
+                                  <a:pt x="634847" y="352084"/>
+                                </a:cubicBezTo>
+                                <a:cubicBezTo>
+                                  <a:pt x="706751" y="349782"/>
+                                  <a:pt x="844561" y="349782"/>
+                                  <a:pt x="1053276" y="349782"/>
+                                </a:cubicBezTo>
+                                <a:cubicBezTo>
+                                  <a:pt x="1261991" y="349782"/>
+                                  <a:pt x="1541612" y="349782"/>
+                                  <a:pt x="1684428" y="347479"/>
+                                </a:cubicBezTo>
+                                <a:cubicBezTo>
+                                  <a:pt x="1827237" y="345183"/>
+                                  <a:pt x="1833235" y="340578"/>
+                                  <a:pt x="1838533" y="335274"/>
+                                </a:cubicBezTo>
+                                <a:cubicBezTo>
+                                  <a:pt x="1843831" y="329976"/>
+                                  <a:pt x="1848436" y="323978"/>
+                                  <a:pt x="1850738" y="273286"/>
+                                </a:cubicBezTo>
+                                <a:cubicBezTo>
+                                  <a:pt x="1853041" y="222587"/>
+                                  <a:pt x="1853041" y="127195"/>
+                                  <a:pt x="1855343" y="76496"/>
+                                </a:cubicBezTo>
+                                <a:cubicBezTo>
+                                  <a:pt x="1857646" y="25804"/>
+                                  <a:pt x="1862251" y="19806"/>
+                                  <a:pt x="1867549" y="14508"/>
+                                </a:cubicBezTo>
+                                <a:cubicBezTo>
+                                  <a:pt x="1872847" y="9203"/>
+                                  <a:pt x="1878845" y="4605"/>
+                                  <a:pt x="1888207" y="2302"/>
+                                </a:cubicBezTo>
+                                <a:cubicBezTo>
+                                  <a:pt x="1897563" y="0"/>
+                                  <a:pt x="1910284" y="0"/>
+                                  <a:pt x="1916644" y="0"/>
                                 </a:cubicBezTo>
                                 <a:lnTo>
-                                  <a:pt x="1275654" y="0"/>
+                                  <a:pt x="1923005" y="0"/>
                                 </a:lnTo>
                               </a:path>
                             </a:pathLst>
                           </a:custGeom>
                           <a:noFill/>
-                          <a:ln w="9525">
+                          <a:ln w="12721">
                             <a:solidFill>
                               <a:srgbClr val="A07040"/>
                             </a:solidFill>
@@ -3758,8 +3768,8 @@
                         <wps:cNvCnPr/>
                         <wps:spPr>
                           <a:xfrm>
-                            <a:off x="1457913" y="3055704"/>
-                            <a:ext cx="764081" cy="477517"/>
+                            <a:off x="1765570" y="4473975"/>
+                            <a:ext cx="1489177" cy="858630"/>
                           </a:xfrm>
                           <a:custGeom>
                             <a:avLst/>
@@ -3768,96 +3778,96 @@
                             <a:cxnLst/>
                             <a:rect l="0" t="0" r="r" b="b"/>
                             <a:pathLst>
-                              <a:path w="764081" h="477517">
+                              <a:path w="1489177" h="858630">
                                 <a:moveTo>
                                   <a:pt x="0" y="0"/>
                                 </a:moveTo>
                                 <a:lnTo>
-                                  <a:pt x="10451" y="0"/>
+                                  <a:pt x="20671" y="0"/>
                                 </a:lnTo>
                                 <a:cubicBezTo>
-                                  <a:pt x="20902" y="0"/>
-                                  <a:pt x="41804" y="0"/>
-                                  <a:pt x="58953" y="0"/>
-                                </a:cubicBezTo>
-                                <a:cubicBezTo>
-                                  <a:pt x="76105" y="0"/>
-                                  <a:pt x="89502" y="0"/>
-                                  <a:pt x="97718" y="1164"/>
-                                </a:cubicBezTo>
-                                <a:cubicBezTo>
-                                  <a:pt x="105934" y="2328"/>
-                                  <a:pt x="108966" y="4656"/>
-                                  <a:pt x="111645" y="7335"/>
-                                </a:cubicBezTo>
-                                <a:cubicBezTo>
-                                  <a:pt x="114323" y="10014"/>
-                                  <a:pt x="116651" y="13046"/>
-                                  <a:pt x="117816" y="88788"/>
-                                </a:cubicBezTo>
-                                <a:cubicBezTo>
-                                  <a:pt x="118980" y="164533"/>
-                                  <a:pt x="118980" y="312987"/>
-                                  <a:pt x="120144" y="388729"/>
-                                </a:cubicBezTo>
-                                <a:cubicBezTo>
-                                  <a:pt x="121308" y="464471"/>
-                                  <a:pt x="123636" y="467503"/>
-                                  <a:pt x="126315" y="470182"/>
-                                </a:cubicBezTo>
-                                <a:cubicBezTo>
-                                  <a:pt x="128993" y="472863"/>
-                                  <a:pt x="132026" y="475188"/>
-                                  <a:pt x="205954" y="476352"/>
-                                </a:cubicBezTo>
-                                <a:cubicBezTo>
-                                  <a:pt x="279885" y="477517"/>
-                                  <a:pt x="424709" y="477517"/>
-                                  <a:pt x="512931" y="477517"/>
-                                </a:cubicBezTo>
-                                <a:cubicBezTo>
-                                  <a:pt x="601156" y="477517"/>
-                                  <a:pt x="632775" y="477517"/>
-                                  <a:pt x="651265" y="477517"/>
-                                </a:cubicBezTo>
-                                <a:cubicBezTo>
-                                  <a:pt x="669755" y="477517"/>
-                                  <a:pt x="675116" y="477517"/>
-                                  <a:pt x="677795" y="474838"/>
-                                </a:cubicBezTo>
-                                <a:cubicBezTo>
-                                  <a:pt x="680473" y="472159"/>
-                                  <a:pt x="680473" y="466799"/>
-                                  <a:pt x="680473" y="466262"/>
-                                </a:cubicBezTo>
-                                <a:cubicBezTo>
-                                  <a:pt x="680473" y="465728"/>
-                                  <a:pt x="680473" y="470014"/>
-                                  <a:pt x="680473" y="469477"/>
-                                </a:cubicBezTo>
-                                <a:cubicBezTo>
-                                  <a:pt x="680473" y="468944"/>
-                                  <a:pt x="680473" y="463583"/>
-                                  <a:pt x="683155" y="460904"/>
-                                </a:cubicBezTo>
-                                <a:cubicBezTo>
-                                  <a:pt x="685834" y="458223"/>
-                                  <a:pt x="691194" y="458223"/>
-                                  <a:pt x="705128" y="458223"/>
-                                </a:cubicBezTo>
-                                <a:cubicBezTo>
-                                  <a:pt x="719061" y="458223"/>
-                                  <a:pt x="741571" y="458223"/>
-                                  <a:pt x="752826" y="458223"/>
+                                  <a:pt x="41342" y="0"/>
+                                  <a:pt x="82685" y="0"/>
+                                  <a:pt x="116605" y="0"/>
+                                </a:cubicBezTo>
+                                <a:cubicBezTo>
+                                  <a:pt x="150531" y="0"/>
+                                  <a:pt x="177028" y="0"/>
+                                  <a:pt x="193279" y="2302"/>
+                                </a:cubicBezTo>
+                                <a:cubicBezTo>
+                                  <a:pt x="209529" y="4599"/>
+                                  <a:pt x="215527" y="9203"/>
+                                  <a:pt x="220825" y="14508"/>
+                                </a:cubicBezTo>
+                                <a:cubicBezTo>
+                                  <a:pt x="226124" y="19806"/>
+                                  <a:pt x="230729" y="25804"/>
+                                  <a:pt x="233031" y="161305"/>
+                                </a:cubicBezTo>
+                                <a:cubicBezTo>
+                                  <a:pt x="235333" y="296806"/>
+                                  <a:pt x="235333" y="561817"/>
+                                  <a:pt x="237636" y="697318"/>
+                                </a:cubicBezTo>
+                                <a:cubicBezTo>
+                                  <a:pt x="239938" y="832826"/>
+                                  <a:pt x="244543" y="838824"/>
+                                  <a:pt x="249841" y="844122"/>
+                                </a:cubicBezTo>
+                                <a:cubicBezTo>
+                                  <a:pt x="255140" y="849420"/>
+                                  <a:pt x="261137" y="854025"/>
+                                  <a:pt x="403679" y="856327"/>
+                                </a:cubicBezTo>
+                                <a:cubicBezTo>
+                                  <a:pt x="546215" y="858630"/>
+                                  <a:pt x="825295" y="858630"/>
+                                  <a:pt x="996109" y="858630"/>
+                                </a:cubicBezTo>
+                                <a:cubicBezTo>
+                                  <a:pt x="1166923" y="858630"/>
+                                  <a:pt x="1229464" y="858630"/>
+                                  <a:pt x="1266037" y="858630"/>
+                                </a:cubicBezTo>
+                                <a:cubicBezTo>
+                                  <a:pt x="1302609" y="858630"/>
+                                  <a:pt x="1313211" y="858630"/>
+                                  <a:pt x="1318510" y="853332"/>
+                                </a:cubicBezTo>
+                                <a:cubicBezTo>
+                                  <a:pt x="1323808" y="848027"/>
+                                  <a:pt x="1323808" y="837431"/>
+                                  <a:pt x="1323808" y="833188"/>
+                                </a:cubicBezTo>
+                                <a:cubicBezTo>
+                                  <a:pt x="1323808" y="828946"/>
+                                  <a:pt x="1323808" y="831070"/>
+                                  <a:pt x="1323808" y="826828"/>
+                                </a:cubicBezTo>
+                                <a:cubicBezTo>
+                                  <a:pt x="1323808" y="822586"/>
+                                  <a:pt x="1323808" y="811989"/>
+                                  <a:pt x="1329112" y="806685"/>
+                                </a:cubicBezTo>
+                                <a:cubicBezTo>
+                                  <a:pt x="1334410" y="801387"/>
+                                  <a:pt x="1345013" y="801387"/>
+                                  <a:pt x="1372573" y="801387"/>
+                                </a:cubicBezTo>
+                                <a:cubicBezTo>
+                                  <a:pt x="1400132" y="801387"/>
+                                  <a:pt x="1444655" y="801387"/>
+                                  <a:pt x="1466916" y="801387"/>
                                 </a:cubicBezTo>
                                 <a:lnTo>
-                                  <a:pt x="764081" y="458223"/>
+                                  <a:pt x="1489177" y="801387"/>
                                 </a:lnTo>
                               </a:path>
                             </a:pathLst>
                           </a:custGeom>
                           <a:noFill/>
-                          <a:ln w="9525">
+                          <a:ln w="12721">
                             <a:solidFill>
                               <a:srgbClr val="3D7A56"/>
                             </a:solidFill>
@@ -3872,8 +3882,8 @@
                         <wps:cNvCnPr/>
                         <wps:spPr>
                           <a:xfrm>
-                            <a:off x="3083316" y="3319845"/>
-                            <a:ext cx="1817018" cy="179611"/>
+                            <a:off x="4284782" y="4939146"/>
+                            <a:ext cx="2613403" cy="317134"/>
                           </a:xfrm>
                           <a:custGeom>
                             <a:avLst/>
@@ -3882,66 +3892,66 @@
                             <a:cxnLst/>
                             <a:rect l="0" t="0" r="r" b="b"/>
                             <a:pathLst>
-                              <a:path w="1817018" h="179611">
+                              <a:path w="2613403" h="317134">
                                 <a:moveTo>
-                                  <a:pt x="0" y="179611"/>
+                                  <a:pt x="0" y="317134"/>
                                 </a:moveTo>
                                 <a:lnTo>
-                                  <a:pt x="10451" y="179611"/>
+                                  <a:pt x="20671" y="317134"/>
                                 </a:lnTo>
                                 <a:cubicBezTo>
-                                  <a:pt x="20902" y="179611"/>
-                                  <a:pt x="41804" y="179611"/>
-                                  <a:pt x="101252" y="179611"/>
-                                </a:cubicBezTo>
-                                <a:cubicBezTo>
-                                  <a:pt x="160696" y="179611"/>
-                                  <a:pt x="258687" y="179611"/>
-                                  <a:pt x="309199" y="178447"/>
-                                </a:cubicBezTo>
-                                <a:cubicBezTo>
-                                  <a:pt x="359711" y="177283"/>
-                                  <a:pt x="362743" y="174958"/>
-                                  <a:pt x="365422" y="172276"/>
-                                </a:cubicBezTo>
-                                <a:cubicBezTo>
-                                  <a:pt x="368100" y="169597"/>
-                                  <a:pt x="370428" y="166565"/>
-                                  <a:pt x="371593" y="140473"/>
-                                </a:cubicBezTo>
-                                <a:cubicBezTo>
-                                  <a:pt x="372757" y="114381"/>
-                                  <a:pt x="372757" y="65230"/>
-                                  <a:pt x="373921" y="39138"/>
-                                </a:cubicBezTo>
-                                <a:cubicBezTo>
-                                  <a:pt x="375085" y="13046"/>
-                                  <a:pt x="377413" y="10014"/>
-                                  <a:pt x="380092" y="7335"/>
-                                </a:cubicBezTo>
-                                <a:cubicBezTo>
-                                  <a:pt x="382770" y="4656"/>
-                                  <a:pt x="385803" y="2328"/>
-                                  <a:pt x="422156" y="1164"/>
-                                </a:cubicBezTo>
-                                <a:cubicBezTo>
-                                  <a:pt x="458509" y="0"/>
-                                  <a:pt x="528179" y="0"/>
-                                  <a:pt x="766209" y="0"/>
-                                </a:cubicBezTo>
-                                <a:cubicBezTo>
-                                  <a:pt x="1004242" y="0"/>
-                                  <a:pt x="1410628" y="0"/>
-                                  <a:pt x="1613823" y="0"/>
+                                  <a:pt x="41342" y="317134"/>
+                                  <a:pt x="82685" y="317134"/>
+                                  <a:pt x="166909" y="317134"/>
+                                </a:cubicBezTo>
+                                <a:cubicBezTo>
+                                  <a:pt x="251133" y="317134"/>
+                                  <a:pt x="378238" y="317134"/>
+                                  <a:pt x="444787" y="314832"/>
+                                </a:cubicBezTo>
+                                <a:cubicBezTo>
+                                  <a:pt x="511335" y="312529"/>
+                                  <a:pt x="517333" y="307924"/>
+                                  <a:pt x="522631" y="302626"/>
+                                </a:cubicBezTo>
+                                <a:cubicBezTo>
+                                  <a:pt x="527936" y="297328"/>
+                                  <a:pt x="532540" y="291330"/>
+                                  <a:pt x="534837" y="246076"/>
+                                </a:cubicBezTo>
+                                <a:cubicBezTo>
+                                  <a:pt x="537139" y="200822"/>
+                                  <a:pt x="537139" y="116312"/>
+                                  <a:pt x="539441" y="71058"/>
+                                </a:cubicBezTo>
+                                <a:cubicBezTo>
+                                  <a:pt x="541744" y="25810"/>
+                                  <a:pt x="546349" y="19813"/>
+                                  <a:pt x="551647" y="14508"/>
+                                </a:cubicBezTo>
+                                <a:cubicBezTo>
+                                  <a:pt x="556952" y="9210"/>
+                                  <a:pt x="562949" y="4605"/>
+                                  <a:pt x="634847" y="2302"/>
+                                </a:cubicBezTo>
+                                <a:cubicBezTo>
+                                  <a:pt x="706751" y="0"/>
+                                  <a:pt x="844561" y="0"/>
+                                  <a:pt x="1185304" y="0"/>
+                                </a:cubicBezTo>
+                                <a:cubicBezTo>
+                                  <a:pt x="1526048" y="0"/>
+                                  <a:pt x="2069726" y="0"/>
+                                  <a:pt x="2341561" y="0"/>
                                 </a:cubicBezTo>
                                 <a:lnTo>
-                                  <a:pt x="1817018" y="0"/>
+                                  <a:pt x="2613403" y="0"/>
                                 </a:lnTo>
                               </a:path>
                             </a:pathLst>
                           </a:custGeom>
                           <a:noFill/>
-                          <a:ln w="9525">
+                          <a:ln w="12721">
                             <a:solidFill>
                               <a:srgbClr val="A07040"/>
                             </a:solidFill>
@@ -3956,8 +3966,8 @@
                         <wps:cNvCnPr/>
                         <wps:spPr>
                           <a:xfrm>
-                            <a:off x="25434" y="427657"/>
-                            <a:ext cx="5435531" cy="3287242"/>
+                            <a:off x="50307" y="591482"/>
+                            <a:ext cx="7659918" cy="5090923"/>
                           </a:xfrm>
                           <a:custGeom>
                             <a:avLst/>
@@ -3966,111 +3976,111 @@
                             <a:cxnLst/>
                             <a:rect l="0" t="0" r="r" b="b"/>
                             <a:pathLst>
-                              <a:path w="5435531" h="3287242">
+                              <a:path w="7659918" h="5090923">
                                 <a:moveTo>
-                                  <a:pt x="5316552" y="2297306"/>
+                                  <a:pt x="7424585" y="3331660"/>
                                 </a:moveTo>
                                 <a:lnTo>
-                                  <a:pt x="5327002" y="2297306"/>
+                                  <a:pt x="7445256" y="3331660"/>
                                 </a:lnTo>
                                 <a:cubicBezTo>
-                                  <a:pt x="5337453" y="2297306"/>
-                                  <a:pt x="5358355" y="2297306"/>
-                                  <a:pt x="5375504" y="2297306"/>
-                                </a:cubicBezTo>
-                                <a:cubicBezTo>
-                                  <a:pt x="5392653" y="2297306"/>
-                                  <a:pt x="5406053" y="2297306"/>
-                                  <a:pt x="5414269" y="2298470"/>
-                                </a:cubicBezTo>
-                                <a:cubicBezTo>
-                                  <a:pt x="5422485" y="2299634"/>
-                                  <a:pt x="5425514" y="2301962"/>
-                                  <a:pt x="5428196" y="2304641"/>
-                                </a:cubicBezTo>
-                                <a:cubicBezTo>
-                                  <a:pt x="5430875" y="2307323"/>
-                                  <a:pt x="5433203" y="2310355"/>
-                                  <a:pt x="5434367" y="2471499"/>
-                                </a:cubicBezTo>
-                                <a:cubicBezTo>
-                                  <a:pt x="5435531" y="2632645"/>
-                                  <a:pt x="5435531" y="2951903"/>
-                                  <a:pt x="5434367" y="3113050"/>
-                                </a:cubicBezTo>
-                                <a:cubicBezTo>
-                                  <a:pt x="5433203" y="3274193"/>
-                                  <a:pt x="5430875" y="3277225"/>
-                                  <a:pt x="5428196" y="3279907"/>
-                                </a:cubicBezTo>
-                                <a:cubicBezTo>
-                                  <a:pt x="5425514" y="3282586"/>
-                                  <a:pt x="5422485" y="3284914"/>
-                                  <a:pt x="5270642" y="3286078"/>
-                                </a:cubicBezTo>
-                                <a:cubicBezTo>
-                                  <a:pt x="5118801" y="3287242"/>
-                                  <a:pt x="4818146" y="3287242"/>
-                                  <a:pt x="4348839" y="3287242"/>
-                                </a:cubicBezTo>
-                                <a:cubicBezTo>
-                                  <a:pt x="3879529" y="3287242"/>
-                                  <a:pt x="3241564" y="3287242"/>
-                                  <a:pt x="2617934" y="3287242"/>
-                                </a:cubicBezTo>
-                                <a:cubicBezTo>
-                                  <a:pt x="1994307" y="3287242"/>
-                                  <a:pt x="1385019" y="3287242"/>
-                                  <a:pt x="953766" y="3287242"/>
-                                </a:cubicBezTo>
-                                <a:cubicBezTo>
-                                  <a:pt x="522513" y="3287242"/>
-                                  <a:pt x="269296" y="3287242"/>
-                                  <a:pt x="141171" y="3286078"/>
-                                </a:cubicBezTo>
-                                <a:cubicBezTo>
-                                  <a:pt x="13046" y="3284914"/>
-                                  <a:pt x="10014" y="3282586"/>
-                                  <a:pt x="7335" y="3279907"/>
-                                </a:cubicBezTo>
-                                <a:cubicBezTo>
-                                  <a:pt x="4656" y="3277225"/>
-                                  <a:pt x="2328" y="3274193"/>
-                                  <a:pt x="1164" y="2730164"/>
-                                </a:cubicBezTo>
-                                <a:cubicBezTo>
-                                  <a:pt x="0" y="2186134"/>
-                                  <a:pt x="0" y="1101108"/>
-                                  <a:pt x="1164" y="557075"/>
-                                </a:cubicBezTo>
-                                <a:cubicBezTo>
-                                  <a:pt x="2328" y="13046"/>
-                                  <a:pt x="4656" y="10014"/>
-                                  <a:pt x="7335" y="7335"/>
-                                </a:cubicBezTo>
-                                <a:cubicBezTo>
-                                  <a:pt x="10014" y="4656"/>
-                                  <a:pt x="13046" y="2328"/>
-                                  <a:pt x="36868" y="1164"/>
-                                </a:cubicBezTo>
-                                <a:cubicBezTo>
-                                  <a:pt x="60686" y="0"/>
-                                  <a:pt x="105297" y="0"/>
-                                  <a:pt x="135907" y="0"/>
-                                </a:cubicBezTo>
-                                <a:cubicBezTo>
-                                  <a:pt x="166520" y="0"/>
-                                  <a:pt x="183135" y="0"/>
-                                  <a:pt x="191441" y="0"/>
+                                  <a:pt x="7465927" y="3331660"/>
+                                  <a:pt x="7507269" y="3331660"/>
+                                  <a:pt x="7541189" y="3331660"/>
+                                </a:cubicBezTo>
+                                <a:cubicBezTo>
+                                  <a:pt x="7575115" y="3331660"/>
+                                  <a:pt x="7601613" y="3331660"/>
+                                  <a:pt x="7617863" y="3333962"/>
+                                </a:cubicBezTo>
+                                <a:cubicBezTo>
+                                  <a:pt x="7634114" y="3336265"/>
+                                  <a:pt x="7640112" y="3340863"/>
+                                  <a:pt x="7645410" y="3346168"/>
+                                </a:cubicBezTo>
+                                <a:cubicBezTo>
+                                  <a:pt x="7650708" y="3351466"/>
+                                  <a:pt x="7655313" y="3357464"/>
+                                  <a:pt x="7657616" y="3643069"/>
+                                </a:cubicBezTo>
+                                <a:cubicBezTo>
+                                  <a:pt x="7659918" y="3928681"/>
+                                  <a:pt x="7659918" y="4493901"/>
+                                  <a:pt x="7657616" y="4779513"/>
+                                </a:cubicBezTo>
+                                <a:cubicBezTo>
+                                  <a:pt x="7655313" y="5065119"/>
+                                  <a:pt x="7650708" y="5071117"/>
+                                  <a:pt x="7645410" y="5076415"/>
+                                </a:cubicBezTo>
+                                <a:cubicBezTo>
+                                  <a:pt x="7640112" y="5081720"/>
+                                  <a:pt x="7634114" y="5086318"/>
+                                  <a:pt x="7423548" y="5088621"/>
+                                </a:cubicBezTo>
+                                <a:cubicBezTo>
+                                  <a:pt x="7212988" y="5090923"/>
+                                  <a:pt x="6797854" y="5090923"/>
+                                  <a:pt x="6133069" y="5090923"/>
+                                </a:cubicBezTo>
+                                <a:cubicBezTo>
+                                  <a:pt x="5468277" y="5090923"/>
+                                  <a:pt x="4553822" y="5090923"/>
+                                  <a:pt x="3652584" y="5090923"/>
+                                </a:cubicBezTo>
+                                <a:cubicBezTo>
+                                  <a:pt x="2751347" y="5090923"/>
+                                  <a:pt x="1863325" y="5090923"/>
+                                  <a:pt x="1262061" y="5090923"/>
+                                </a:cubicBezTo>
+                                <a:cubicBezTo>
+                                  <a:pt x="660797" y="5090923"/>
+                                  <a:pt x="346303" y="5090923"/>
+                                  <a:pt x="186053" y="5088621"/>
+                                </a:cubicBezTo>
+                                <a:cubicBezTo>
+                                  <a:pt x="25804" y="5086318"/>
+                                  <a:pt x="19806" y="5081720"/>
+                                  <a:pt x="14508" y="5076415"/>
+                                </a:cubicBezTo>
+                                <a:cubicBezTo>
+                                  <a:pt x="9210" y="5071117"/>
+                                  <a:pt x="4605" y="5065119"/>
+                                  <a:pt x="2302" y="4224235"/>
+                                </a:cubicBezTo>
+                                <a:cubicBezTo>
+                                  <a:pt x="0" y="3383350"/>
+                                  <a:pt x="0" y="1707573"/>
+                                  <a:pt x="2302" y="866688"/>
+                                </a:cubicBezTo>
+                                <a:cubicBezTo>
+                                  <a:pt x="4605" y="25804"/>
+                                  <a:pt x="9210" y="19806"/>
+                                  <a:pt x="14508" y="14508"/>
+                                </a:cubicBezTo>
+                                <a:cubicBezTo>
+                                  <a:pt x="19806" y="9203"/>
+                                  <a:pt x="25804" y="4605"/>
+                                  <a:pt x="73946" y="2302"/>
+                                </a:cubicBezTo>
+                                <a:cubicBezTo>
+                                  <a:pt x="122087" y="0"/>
+                                  <a:pt x="212379" y="0"/>
+                                  <a:pt x="273954" y="0"/>
+                                </a:cubicBezTo>
+                                <a:cubicBezTo>
+                                  <a:pt x="335528" y="0"/>
+                                  <a:pt x="368386" y="0"/>
+                                  <a:pt x="384821" y="0"/>
                                 </a:cubicBezTo>
                                 <a:lnTo>
-                                  <a:pt x="199747" y="0"/>
+                                  <a:pt x="401250" y="0"/>
                                 </a:lnTo>
                               </a:path>
                             </a:pathLst>
                           </a:custGeom>
                           <a:noFill/>
-                          <a:ln w="9525">
+                          <a:ln w="12721">
                             <a:solidFill>
                               <a:srgbClr val="4D80A8"/>
                             </a:solidFill>
@@ -4085,8 +4095,8 @@
                         <wps:cNvCnPr/>
                         <wps:spPr>
                           <a:xfrm>
-                            <a:off x="1576892" y="2724964"/>
-                            <a:ext cx="3884073" cy="989936"/>
+                            <a:off x="2000903" y="3923142"/>
+                            <a:ext cx="5709322" cy="1759264"/>
                           </a:xfrm>
                           <a:custGeom>
                             <a:avLst/>
@@ -4095,136 +4105,136 @@
                             <a:cxnLst/>
                             <a:rect l="0" t="0" r="r" b="b"/>
                             <a:pathLst>
-                              <a:path w="3884073" h="989936">
+                              <a:path w="5709322" h="1759264">
                                 <a:moveTo>
-                                  <a:pt x="3765093" y="0"/>
+                                  <a:pt x="5473989" y="0"/>
                                 </a:moveTo>
                                 <a:lnTo>
-                                  <a:pt x="3775544" y="0"/>
+                                  <a:pt x="5494660" y="0"/>
                                 </a:lnTo>
                                 <a:cubicBezTo>
-                                  <a:pt x="3785995" y="0"/>
-                                  <a:pt x="3806897" y="0"/>
-                                  <a:pt x="3824046" y="0"/>
-                                </a:cubicBezTo>
-                                <a:cubicBezTo>
-                                  <a:pt x="3841195" y="0"/>
-                                  <a:pt x="3854595" y="0"/>
-                                  <a:pt x="3862811" y="1164"/>
-                                </a:cubicBezTo>
-                                <a:cubicBezTo>
-                                  <a:pt x="3871027" y="2328"/>
-                                  <a:pt x="3874056" y="4656"/>
-                                  <a:pt x="3876738" y="7335"/>
-                                </a:cubicBezTo>
-                                <a:cubicBezTo>
-                                  <a:pt x="3879416" y="10017"/>
-                                  <a:pt x="3881745" y="13049"/>
-                                  <a:pt x="3882909" y="174193"/>
-                                </a:cubicBezTo>
-                                <a:cubicBezTo>
-                                  <a:pt x="3884073" y="335339"/>
-                                  <a:pt x="3884073" y="654597"/>
-                                  <a:pt x="3882909" y="815743"/>
-                                </a:cubicBezTo>
-                                <a:cubicBezTo>
-                                  <a:pt x="3881745" y="976887"/>
-                                  <a:pt x="3879416" y="979919"/>
-                                  <a:pt x="3876738" y="982601"/>
-                                </a:cubicBezTo>
-                                <a:cubicBezTo>
-                                  <a:pt x="3874056" y="985280"/>
-                                  <a:pt x="3871027" y="987608"/>
-                                  <a:pt x="3719183" y="988772"/>
-                                </a:cubicBezTo>
-                                <a:cubicBezTo>
-                                  <a:pt x="3567343" y="989936"/>
-                                  <a:pt x="3266688" y="989936"/>
-                                  <a:pt x="2797381" y="989936"/>
-                                </a:cubicBezTo>
-                                <a:cubicBezTo>
-                                  <a:pt x="2328070" y="989936"/>
-                                  <a:pt x="1690105" y="989936"/>
-                                  <a:pt x="1198446" y="989936"/>
-                                </a:cubicBezTo>
-                                <a:cubicBezTo>
-                                  <a:pt x="706784" y="989936"/>
-                                  <a:pt x="361431" y="989936"/>
-                                  <a:pt x="187239" y="988772"/>
-                                </a:cubicBezTo>
-                                <a:cubicBezTo>
-                                  <a:pt x="13046" y="987608"/>
-                                  <a:pt x="10014" y="985280"/>
-                                  <a:pt x="7335" y="982601"/>
-                                </a:cubicBezTo>
-                                <a:cubicBezTo>
-                                  <a:pt x="4656" y="979919"/>
-                                  <a:pt x="2328" y="976887"/>
-                                  <a:pt x="1164" y="958493"/>
-                                </a:cubicBezTo>
-                                <a:cubicBezTo>
-                                  <a:pt x="0" y="940096"/>
-                                  <a:pt x="0" y="906332"/>
-                                  <a:pt x="1164" y="887935"/>
-                                </a:cubicBezTo>
-                                <a:cubicBezTo>
-                                  <a:pt x="2328" y="869541"/>
-                                  <a:pt x="4656" y="866509"/>
-                                  <a:pt x="7335" y="863827"/>
-                                </a:cubicBezTo>
-                                <a:cubicBezTo>
-                                  <a:pt x="10014" y="861149"/>
-                                  <a:pt x="13046" y="858820"/>
-                                  <a:pt x="86974" y="857656"/>
-                                </a:cubicBezTo>
-                                <a:cubicBezTo>
-                                  <a:pt x="160905" y="856492"/>
-                                  <a:pt x="305729" y="856492"/>
-                                  <a:pt x="401990" y="856492"/>
-                                </a:cubicBezTo>
-                                <a:cubicBezTo>
-                                  <a:pt x="498254" y="856492"/>
-                                  <a:pt x="545952" y="856492"/>
-                                  <a:pt x="571317" y="855328"/>
-                                </a:cubicBezTo>
-                                <a:cubicBezTo>
-                                  <a:pt x="596683" y="854164"/>
-                                  <a:pt x="599715" y="851839"/>
-                                  <a:pt x="602394" y="849157"/>
-                                </a:cubicBezTo>
-                                <a:cubicBezTo>
-                                  <a:pt x="605076" y="846479"/>
-                                  <a:pt x="607404" y="843446"/>
-                                  <a:pt x="608568" y="840858"/>
-                                </a:cubicBezTo>
-                                <a:cubicBezTo>
-                                  <a:pt x="609729" y="838272"/>
-                                  <a:pt x="609729" y="836127"/>
-                                  <a:pt x="610893" y="833539"/>
-                                </a:cubicBezTo>
-                                <a:cubicBezTo>
-                                  <a:pt x="612057" y="830953"/>
-                                  <a:pt x="614385" y="827921"/>
-                                  <a:pt x="617064" y="825239"/>
-                                </a:cubicBezTo>
-                                <a:cubicBezTo>
-                                  <a:pt x="619745" y="822561"/>
-                                  <a:pt x="622778" y="820232"/>
-                                  <a:pt x="627508" y="819068"/>
-                                </a:cubicBezTo>
-                                <a:cubicBezTo>
-                                  <a:pt x="632238" y="817904"/>
-                                  <a:pt x="638670" y="817904"/>
-                                  <a:pt x="641885" y="817904"/>
+                                  <a:pt x="5515331" y="0"/>
+                                  <a:pt x="5556673" y="0"/>
+                                  <a:pt x="5590593" y="0"/>
+                                </a:cubicBezTo>
+                                <a:cubicBezTo>
+                                  <a:pt x="5624519" y="0"/>
+                                  <a:pt x="5651017" y="0"/>
+                                  <a:pt x="5667267" y="2302"/>
+                                </a:cubicBezTo>
+                                <a:cubicBezTo>
+                                  <a:pt x="5683518" y="4605"/>
+                                  <a:pt x="5689516" y="9203"/>
+                                  <a:pt x="5694814" y="14508"/>
+                                </a:cubicBezTo>
+                                <a:cubicBezTo>
+                                  <a:pt x="5700112" y="19806"/>
+                                  <a:pt x="5704717" y="25804"/>
+                                  <a:pt x="5707020" y="311410"/>
+                                </a:cubicBezTo>
+                                <a:cubicBezTo>
+                                  <a:pt x="5709322" y="597022"/>
+                                  <a:pt x="5709322" y="1162242"/>
+                                  <a:pt x="5707020" y="1447854"/>
+                                </a:cubicBezTo>
+                                <a:cubicBezTo>
+                                  <a:pt x="5704717" y="1733460"/>
+                                  <a:pt x="5700112" y="1739457"/>
+                                  <a:pt x="5694814" y="1744756"/>
+                                </a:cubicBezTo>
+                                <a:cubicBezTo>
+                                  <a:pt x="5689516" y="1750060"/>
+                                  <a:pt x="5683518" y="1754659"/>
+                                  <a:pt x="5472952" y="1756961"/>
+                                </a:cubicBezTo>
+                                <a:cubicBezTo>
+                                  <a:pt x="5262392" y="1759264"/>
+                                  <a:pt x="4847258" y="1759264"/>
+                                  <a:pt x="4182473" y="1759264"/>
+                                </a:cubicBezTo>
+                                <a:cubicBezTo>
+                                  <a:pt x="3517681" y="1759264"/>
+                                  <a:pt x="2603226" y="1759264"/>
+                                  <a:pt x="1869838" y="1759264"/>
+                                </a:cubicBezTo>
+                                <a:cubicBezTo>
+                                  <a:pt x="1136450" y="1759264"/>
+                                  <a:pt x="584123" y="1759264"/>
+                                  <a:pt x="304967" y="1756961"/>
+                                </a:cubicBezTo>
+                                <a:cubicBezTo>
+                                  <a:pt x="25804" y="1754659"/>
+                                  <a:pt x="19806" y="1750060"/>
+                                  <a:pt x="14508" y="1744756"/>
+                                </a:cubicBezTo>
+                                <a:cubicBezTo>
+                                  <a:pt x="9210" y="1739457"/>
+                                  <a:pt x="4605" y="1733460"/>
+                                  <a:pt x="2302" y="1698662"/>
+                                </a:cubicBezTo>
+                                <a:cubicBezTo>
+                                  <a:pt x="0" y="1663864"/>
+                                  <a:pt x="0" y="1600267"/>
+                                  <a:pt x="2302" y="1565470"/>
+                                </a:cubicBezTo>
+                                <a:cubicBezTo>
+                                  <a:pt x="4605" y="1530672"/>
+                                  <a:pt x="9210" y="1524674"/>
+                                  <a:pt x="14508" y="1519376"/>
+                                </a:cubicBezTo>
+                                <a:cubicBezTo>
+                                  <a:pt x="19806" y="1514078"/>
+                                  <a:pt x="25804" y="1509473"/>
+                                  <a:pt x="168346" y="1507171"/>
+                                </a:cubicBezTo>
+                                <a:cubicBezTo>
+                                  <a:pt x="310882" y="1504868"/>
+                                  <a:pt x="589962" y="1504868"/>
+                                  <a:pt x="776677" y="1504868"/>
+                                </a:cubicBezTo>
+                                <a:cubicBezTo>
+                                  <a:pt x="963391" y="1504868"/>
+                                  <a:pt x="1057735" y="1504868"/>
+                                  <a:pt x="1107905" y="1502566"/>
+                                </a:cubicBezTo>
+                                <a:cubicBezTo>
+                                  <a:pt x="1158076" y="1500263"/>
+                                  <a:pt x="1164074" y="1495658"/>
+                                  <a:pt x="1169372" y="1490360"/>
+                                </a:cubicBezTo>
+                                <a:cubicBezTo>
+                                  <a:pt x="1174676" y="1485062"/>
+                                  <a:pt x="1179275" y="1479064"/>
+                                  <a:pt x="1181577" y="1467584"/>
+                                </a:cubicBezTo>
+                                <a:cubicBezTo>
+                                  <a:pt x="1183880" y="1456103"/>
+                                  <a:pt x="1183880" y="1439147"/>
+                                  <a:pt x="1186182" y="1427666"/>
+                                </a:cubicBezTo>
+                                <a:cubicBezTo>
+                                  <a:pt x="1188485" y="1416186"/>
+                                  <a:pt x="1193090" y="1410188"/>
+                                  <a:pt x="1198388" y="1404890"/>
+                                </a:cubicBezTo>
+                                <a:cubicBezTo>
+                                  <a:pt x="1203692" y="1399591"/>
+                                  <a:pt x="1209684" y="1394987"/>
+                                  <a:pt x="1219046" y="1392684"/>
+                                </a:cubicBezTo>
+                                <a:cubicBezTo>
+                                  <a:pt x="1228402" y="1390382"/>
+                                  <a:pt x="1241123" y="1390382"/>
+                                  <a:pt x="1247483" y="1390382"/>
                                 </a:cubicBezTo>
                                 <a:lnTo>
-                                  <a:pt x="645101" y="817904"/>
+                                  <a:pt x="1253844" y="1390382"/>
                                 </a:lnTo>
                               </a:path>
                             </a:pathLst>
                           </a:custGeom>
                           <a:noFill/>
-                          <a:ln w="9525">
+                          <a:ln w="12721">
                             <a:solidFill>
                               <a:srgbClr val="4D80A8"/>
                             </a:solidFill>
@@ -4239,8 +4249,8 @@
                         <wps:cNvCnPr/>
                         <wps:spPr>
                           <a:xfrm>
-                            <a:off x="25434" y="2724964"/>
-                            <a:ext cx="5435531" cy="989936"/>
+                            <a:off x="50307" y="3923142"/>
+                            <a:ext cx="7659918" cy="1759264"/>
                           </a:xfrm>
                           <a:custGeom>
                             <a:avLst/>
@@ -4249,111 +4259,111 @@
                             <a:cxnLst/>
                             <a:rect l="0" t="0" r="r" b="b"/>
                             <a:pathLst>
-                              <a:path w="5435531" h="989936">
+                              <a:path w="7659918" h="1759264">
                                 <a:moveTo>
-                                  <a:pt x="5316552" y="0"/>
+                                  <a:pt x="7424585" y="0"/>
                                 </a:moveTo>
                                 <a:lnTo>
-                                  <a:pt x="5327002" y="0"/>
+                                  <a:pt x="7445256" y="0"/>
                                 </a:lnTo>
                                 <a:cubicBezTo>
-                                  <a:pt x="5337453" y="0"/>
-                                  <a:pt x="5358355" y="0"/>
-                                  <a:pt x="5375504" y="0"/>
-                                </a:cubicBezTo>
-                                <a:cubicBezTo>
-                                  <a:pt x="5392653" y="0"/>
-                                  <a:pt x="5406053" y="0"/>
-                                  <a:pt x="5414269" y="1164"/>
-                                </a:cubicBezTo>
-                                <a:cubicBezTo>
-                                  <a:pt x="5422485" y="2328"/>
-                                  <a:pt x="5425514" y="4656"/>
-                                  <a:pt x="5428196" y="7335"/>
-                                </a:cubicBezTo>
-                                <a:cubicBezTo>
-                                  <a:pt x="5430875" y="10017"/>
-                                  <a:pt x="5433203" y="13049"/>
-                                  <a:pt x="5434367" y="174193"/>
-                                </a:cubicBezTo>
-                                <a:cubicBezTo>
-                                  <a:pt x="5435531" y="335339"/>
-                                  <a:pt x="5435531" y="654597"/>
-                                  <a:pt x="5434367" y="815743"/>
-                                </a:cubicBezTo>
-                                <a:cubicBezTo>
-                                  <a:pt x="5433203" y="976887"/>
-                                  <a:pt x="5430875" y="979919"/>
-                                  <a:pt x="5428196" y="982601"/>
-                                </a:cubicBezTo>
-                                <a:cubicBezTo>
-                                  <a:pt x="5425514" y="985280"/>
-                                  <a:pt x="5422485" y="987608"/>
-                                  <a:pt x="5270642" y="988772"/>
-                                </a:cubicBezTo>
-                                <a:cubicBezTo>
-                                  <a:pt x="5118801" y="989936"/>
-                                  <a:pt x="4818146" y="989936"/>
-                                  <a:pt x="4348839" y="989936"/>
-                                </a:cubicBezTo>
-                                <a:cubicBezTo>
-                                  <a:pt x="3879529" y="989936"/>
-                                  <a:pt x="3241564" y="989936"/>
-                                  <a:pt x="2617934" y="989936"/>
-                                </a:cubicBezTo>
-                                <a:cubicBezTo>
-                                  <a:pt x="1994307" y="989936"/>
-                                  <a:pt x="1385019" y="989936"/>
-                                  <a:pt x="953766" y="989936"/>
-                                </a:cubicBezTo>
-                                <a:cubicBezTo>
-                                  <a:pt x="522513" y="989936"/>
-                                  <a:pt x="269296" y="989936"/>
-                                  <a:pt x="141171" y="988772"/>
-                                </a:cubicBezTo>
-                                <a:cubicBezTo>
-                                  <a:pt x="13046" y="987608"/>
-                                  <a:pt x="10014" y="985280"/>
-                                  <a:pt x="7335" y="982601"/>
-                                </a:cubicBezTo>
-                                <a:cubicBezTo>
-                                  <a:pt x="4656" y="979919"/>
-                                  <a:pt x="2328" y="976887"/>
-                                  <a:pt x="1164" y="866847"/>
-                                </a:cubicBezTo>
-                                <a:cubicBezTo>
-                                  <a:pt x="0" y="756803"/>
-                                  <a:pt x="0" y="539753"/>
-                                  <a:pt x="1164" y="429712"/>
-                                </a:cubicBezTo>
-                                <a:cubicBezTo>
-                                  <a:pt x="2328" y="319669"/>
-                                  <a:pt x="4656" y="316637"/>
-                                  <a:pt x="7335" y="313958"/>
-                                </a:cubicBezTo>
-                                <a:cubicBezTo>
-                                  <a:pt x="10014" y="311280"/>
-                                  <a:pt x="13046" y="308951"/>
-                                  <a:pt x="21262" y="307787"/>
-                                </a:cubicBezTo>
-                                <a:cubicBezTo>
-                                  <a:pt x="29478" y="306623"/>
-                                  <a:pt x="42874" y="306623"/>
-                                  <a:pt x="79147" y="306623"/>
-                                </a:cubicBezTo>
-                                <a:cubicBezTo>
-                                  <a:pt x="115417" y="306623"/>
-                                  <a:pt x="174562" y="306623"/>
-                                  <a:pt x="204134" y="306623"/>
+                                  <a:pt x="7465927" y="0"/>
+                                  <a:pt x="7507269" y="0"/>
+                                  <a:pt x="7541189" y="0"/>
+                                </a:cubicBezTo>
+                                <a:cubicBezTo>
+                                  <a:pt x="7575115" y="0"/>
+                                  <a:pt x="7601613" y="0"/>
+                                  <a:pt x="7617863" y="2302"/>
+                                </a:cubicBezTo>
+                                <a:cubicBezTo>
+                                  <a:pt x="7634114" y="4605"/>
+                                  <a:pt x="7640112" y="9203"/>
+                                  <a:pt x="7645410" y="14508"/>
+                                </a:cubicBezTo>
+                                <a:cubicBezTo>
+                                  <a:pt x="7650708" y="19806"/>
+                                  <a:pt x="7655313" y="25804"/>
+                                  <a:pt x="7657616" y="311410"/>
+                                </a:cubicBezTo>
+                                <a:cubicBezTo>
+                                  <a:pt x="7659918" y="597022"/>
+                                  <a:pt x="7659918" y="1162242"/>
+                                  <a:pt x="7657616" y="1447854"/>
+                                </a:cubicBezTo>
+                                <a:cubicBezTo>
+                                  <a:pt x="7655313" y="1733460"/>
+                                  <a:pt x="7650708" y="1739457"/>
+                                  <a:pt x="7645410" y="1744756"/>
+                                </a:cubicBezTo>
+                                <a:cubicBezTo>
+                                  <a:pt x="7640112" y="1750060"/>
+                                  <a:pt x="7634114" y="1754659"/>
+                                  <a:pt x="7423548" y="1756961"/>
+                                </a:cubicBezTo>
+                                <a:cubicBezTo>
+                                  <a:pt x="7212988" y="1759264"/>
+                                  <a:pt x="6797854" y="1759264"/>
+                                  <a:pt x="6133069" y="1759264"/>
+                                </a:cubicBezTo>
+                                <a:cubicBezTo>
+                                  <a:pt x="5468277" y="1759264"/>
+                                  <a:pt x="4553822" y="1759264"/>
+                                  <a:pt x="3652584" y="1759264"/>
+                                </a:cubicBezTo>
+                                <a:cubicBezTo>
+                                  <a:pt x="2751347" y="1759264"/>
+                                  <a:pt x="1863325" y="1759264"/>
+                                  <a:pt x="1262061" y="1759264"/>
+                                </a:cubicBezTo>
+                                <a:cubicBezTo>
+                                  <a:pt x="660797" y="1759264"/>
+                                  <a:pt x="346303" y="1759264"/>
+                                  <a:pt x="186053" y="1756961"/>
+                                </a:cubicBezTo>
+                                <a:cubicBezTo>
+                                  <a:pt x="25804" y="1754659"/>
+                                  <a:pt x="19806" y="1750060"/>
+                                  <a:pt x="14508" y="1744756"/>
+                                </a:cubicBezTo>
+                                <a:cubicBezTo>
+                                  <a:pt x="9210" y="1739457"/>
+                                  <a:pt x="4605" y="1733460"/>
+                                  <a:pt x="2302" y="1534355"/>
+                                </a:cubicBezTo>
+                                <a:cubicBezTo>
+                                  <a:pt x="0" y="1335250"/>
+                                  <a:pt x="0" y="943045"/>
+                                  <a:pt x="2302" y="743940"/>
+                                </a:cubicBezTo>
+                                <a:cubicBezTo>
+                                  <a:pt x="4605" y="544835"/>
+                                  <a:pt x="9210" y="538837"/>
+                                  <a:pt x="14508" y="533539"/>
+                                </a:cubicBezTo>
+                                <a:cubicBezTo>
+                                  <a:pt x="19806" y="528234"/>
+                                  <a:pt x="25804" y="523630"/>
+                                  <a:pt x="42055" y="521333"/>
+                                </a:cubicBezTo>
+                                <a:cubicBezTo>
+                                  <a:pt x="58305" y="519031"/>
+                                  <a:pt x="84803" y="519031"/>
+                                  <a:pt x="135514" y="519031"/>
+                                </a:cubicBezTo>
+                                <a:cubicBezTo>
+                                  <a:pt x="186231" y="519031"/>
+                                  <a:pt x="261150" y="519031"/>
+                                  <a:pt x="298613" y="519031"/>
                                 </a:cubicBezTo>
                                 <a:lnTo>
-                                  <a:pt x="233705" y="306623"/>
+                                  <a:pt x="336075" y="519031"/>
                                 </a:lnTo>
                               </a:path>
                             </a:pathLst>
                           </a:custGeom>
                           <a:noFill/>
-                          <a:ln w="9525">
+                          <a:ln w="12721">
                             <a:solidFill>
                               <a:srgbClr val="4D80A8"/>
                             </a:solidFill>
@@ -4368,8 +4378,8 @@
                         <wps:cNvCnPr/>
                         <wps:spPr>
                           <a:xfrm>
-                            <a:off x="25434" y="1997635"/>
-                            <a:ext cx="5435531" cy="1717265"/>
+                            <a:off x="50307" y="3021383"/>
+                            <a:ext cx="7659918" cy="2661023"/>
                           </a:xfrm>
                           <a:custGeom>
                             <a:avLst/>
@@ -4378,101 +4388,101 @@
                             <a:cxnLst/>
                             <a:rect l="0" t="0" r="r" b="b"/>
                             <a:pathLst>
-                              <a:path w="5435531" h="1717265">
+                              <a:path w="7659918" h="2661023">
                                 <a:moveTo>
-                                  <a:pt x="5316552" y="727329"/>
+                                  <a:pt x="7424585" y="901759"/>
                                 </a:moveTo>
                                 <a:lnTo>
-                                  <a:pt x="5327002" y="727329"/>
+                                  <a:pt x="7445256" y="901759"/>
                                 </a:lnTo>
                                 <a:cubicBezTo>
-                                  <a:pt x="5337453" y="727329"/>
-                                  <a:pt x="5358355" y="727329"/>
-                                  <a:pt x="5375504" y="727329"/>
-                                </a:cubicBezTo>
-                                <a:cubicBezTo>
-                                  <a:pt x="5392653" y="727329"/>
-                                  <a:pt x="5406053" y="727329"/>
-                                  <a:pt x="5414269" y="728493"/>
-                                </a:cubicBezTo>
-                                <a:cubicBezTo>
-                                  <a:pt x="5422485" y="729657"/>
-                                  <a:pt x="5425514" y="731985"/>
-                                  <a:pt x="5428196" y="734664"/>
-                                </a:cubicBezTo>
-                                <a:cubicBezTo>
-                                  <a:pt x="5430875" y="737345"/>
-                                  <a:pt x="5433203" y="740378"/>
-                                  <a:pt x="5434367" y="901521"/>
-                                </a:cubicBezTo>
-                                <a:cubicBezTo>
-                                  <a:pt x="5435531" y="1062668"/>
-                                  <a:pt x="5435531" y="1381925"/>
-                                  <a:pt x="5434367" y="1543072"/>
-                                </a:cubicBezTo>
-                                <a:cubicBezTo>
-                                  <a:pt x="5433203" y="1704215"/>
-                                  <a:pt x="5430875" y="1707248"/>
-                                  <a:pt x="5428196" y="1709930"/>
-                                </a:cubicBezTo>
-                                <a:cubicBezTo>
-                                  <a:pt x="5425514" y="1712608"/>
-                                  <a:pt x="5422485" y="1714936"/>
-                                  <a:pt x="5270642" y="1716101"/>
-                                </a:cubicBezTo>
-                                <a:cubicBezTo>
-                                  <a:pt x="5118801" y="1717265"/>
-                                  <a:pt x="4818146" y="1717265"/>
-                                  <a:pt x="4348839" y="1717265"/>
-                                </a:cubicBezTo>
-                                <a:cubicBezTo>
-                                  <a:pt x="3879529" y="1717265"/>
-                                  <a:pt x="3241564" y="1717265"/>
-                                  <a:pt x="2617934" y="1717265"/>
-                                </a:cubicBezTo>
-                                <a:cubicBezTo>
-                                  <a:pt x="1994307" y="1717265"/>
-                                  <a:pt x="1385019" y="1717265"/>
-                                  <a:pt x="953766" y="1717265"/>
-                                </a:cubicBezTo>
-                                <a:cubicBezTo>
-                                  <a:pt x="522513" y="1717265"/>
-                                  <a:pt x="269296" y="1717265"/>
-                                  <a:pt x="141171" y="1716101"/>
-                                </a:cubicBezTo>
-                                <a:cubicBezTo>
-                                  <a:pt x="13046" y="1714936"/>
-                                  <a:pt x="10014" y="1712608"/>
-                                  <a:pt x="7335" y="1709930"/>
-                                </a:cubicBezTo>
-                                <a:cubicBezTo>
-                                  <a:pt x="4656" y="1707248"/>
-                                  <a:pt x="2328" y="1704215"/>
-                                  <a:pt x="1164" y="1419169"/>
-                                </a:cubicBezTo>
-                                <a:cubicBezTo>
-                                  <a:pt x="0" y="1134123"/>
-                                  <a:pt x="0" y="567060"/>
-                                  <a:pt x="9380" y="283532"/>
-                                </a:cubicBezTo>
-                                <a:cubicBezTo>
-                                  <a:pt x="18757" y="0"/>
-                                  <a:pt x="37517" y="0"/>
-                                  <a:pt x="55203" y="0"/>
-                                </a:cubicBezTo>
-                                <a:cubicBezTo>
-                                  <a:pt x="72889" y="0"/>
-                                  <a:pt x="89502" y="0"/>
-                                  <a:pt x="97811" y="0"/>
+                                  <a:pt x="7465927" y="901759"/>
+                                  <a:pt x="7507269" y="901759"/>
+                                  <a:pt x="7541189" y="901759"/>
+                                </a:cubicBezTo>
+                                <a:cubicBezTo>
+                                  <a:pt x="7575115" y="901759"/>
+                                  <a:pt x="7601613" y="901759"/>
+                                  <a:pt x="7617863" y="904062"/>
+                                </a:cubicBezTo>
+                                <a:cubicBezTo>
+                                  <a:pt x="7634114" y="906364"/>
+                                  <a:pt x="7640112" y="910963"/>
+                                  <a:pt x="7645410" y="916267"/>
+                                </a:cubicBezTo>
+                                <a:cubicBezTo>
+                                  <a:pt x="7650708" y="921566"/>
+                                  <a:pt x="7655313" y="927563"/>
+                                  <a:pt x="7657616" y="1213169"/>
+                                </a:cubicBezTo>
+                                <a:cubicBezTo>
+                                  <a:pt x="7659918" y="1498781"/>
+                                  <a:pt x="7659918" y="2064001"/>
+                                  <a:pt x="7657616" y="2349613"/>
+                                </a:cubicBezTo>
+                                <a:cubicBezTo>
+                                  <a:pt x="7655313" y="2635219"/>
+                                  <a:pt x="7650708" y="2641217"/>
+                                  <a:pt x="7645410" y="2646515"/>
+                                </a:cubicBezTo>
+                                <a:cubicBezTo>
+                                  <a:pt x="7640112" y="2651820"/>
+                                  <a:pt x="7634114" y="2656418"/>
+                                  <a:pt x="7423548" y="2658721"/>
+                                </a:cubicBezTo>
+                                <a:cubicBezTo>
+                                  <a:pt x="7212988" y="2661023"/>
+                                  <a:pt x="6797854" y="2661023"/>
+                                  <a:pt x="6133069" y="2661023"/>
+                                </a:cubicBezTo>
+                                <a:cubicBezTo>
+                                  <a:pt x="5468277" y="2661023"/>
+                                  <a:pt x="4553822" y="2661023"/>
+                                  <a:pt x="3652584" y="2661023"/>
+                                </a:cubicBezTo>
+                                <a:cubicBezTo>
+                                  <a:pt x="2751347" y="2661023"/>
+                                  <a:pt x="1863325" y="2661023"/>
+                                  <a:pt x="1262061" y="2661023"/>
+                                </a:cubicBezTo>
+                                <a:cubicBezTo>
+                                  <a:pt x="660797" y="2661023"/>
+                                  <a:pt x="346303" y="2661023"/>
+                                  <a:pt x="186053" y="2658721"/>
+                                </a:cubicBezTo>
+                                <a:cubicBezTo>
+                                  <a:pt x="25804" y="2656418"/>
+                                  <a:pt x="19806" y="2651820"/>
+                                  <a:pt x="14508" y="2646515"/>
+                                </a:cubicBezTo>
+                                <a:cubicBezTo>
+                                  <a:pt x="9210" y="2641217"/>
+                                  <a:pt x="4605" y="2635219"/>
+                                  <a:pt x="2302" y="2194020"/>
+                                </a:cubicBezTo>
+                                <a:cubicBezTo>
+                                  <a:pt x="0" y="1752814"/>
+                                  <a:pt x="0" y="876407"/>
+                                  <a:pt x="18553" y="438204"/>
+                                </a:cubicBezTo>
+                                <a:cubicBezTo>
+                                  <a:pt x="37100" y="0"/>
+                                  <a:pt x="74206" y="0"/>
+                                  <a:pt x="109188" y="0"/>
+                                </a:cubicBezTo>
+                                <a:cubicBezTo>
+                                  <a:pt x="144170" y="0"/>
+                                  <a:pt x="177028" y="0"/>
+                                  <a:pt x="193463" y="0"/>
                                 </a:cubicBezTo>
                                 <a:lnTo>
-                                  <a:pt x="106117" y="0"/>
+                                  <a:pt x="209892" y="0"/>
                                 </a:lnTo>
                               </a:path>
                             </a:pathLst>
                           </a:custGeom>
                           <a:noFill/>
-                          <a:ln w="9525">
+                          <a:ln w="12721">
                             <a:solidFill>
                               <a:srgbClr val="4D80A8"/>
                             </a:solidFill>
@@ -4487,8 +4497,8 @@
                         <wps:cNvCnPr/>
                         <wps:spPr>
                           <a:xfrm>
-                            <a:off x="25434" y="1408284"/>
-                            <a:ext cx="5435531" cy="2306616"/>
+                            <a:off x="50307" y="2130124"/>
+                            <a:ext cx="7659918" cy="3552282"/>
                           </a:xfrm>
                           <a:custGeom>
                             <a:avLst/>
@@ -4497,111 +4507,111 @@
                             <a:cxnLst/>
                             <a:rect l="0" t="0" r="r" b="b"/>
                             <a:pathLst>
-                              <a:path w="5435531" h="2306616">
+                              <a:path w="7659918" h="3552282">
                                 <a:moveTo>
-                                  <a:pt x="5316552" y="1316680"/>
+                                  <a:pt x="7424585" y="1793018"/>
                                 </a:moveTo>
                                 <a:lnTo>
-                                  <a:pt x="5327002" y="1316680"/>
+                                  <a:pt x="7445256" y="1793018"/>
                                 </a:lnTo>
                                 <a:cubicBezTo>
-                                  <a:pt x="5337453" y="1316680"/>
-                                  <a:pt x="5358355" y="1316680"/>
-                                  <a:pt x="5375504" y="1316680"/>
-                                </a:cubicBezTo>
-                                <a:cubicBezTo>
-                                  <a:pt x="5392653" y="1316680"/>
-                                  <a:pt x="5406053" y="1316680"/>
-                                  <a:pt x="5414269" y="1317844"/>
-                                </a:cubicBezTo>
-                                <a:cubicBezTo>
-                                  <a:pt x="5422485" y="1319008"/>
-                                  <a:pt x="5425514" y="1321336"/>
-                                  <a:pt x="5428196" y="1324015"/>
-                                </a:cubicBezTo>
-                                <a:cubicBezTo>
-                                  <a:pt x="5430875" y="1326696"/>
-                                  <a:pt x="5433203" y="1329729"/>
-                                  <a:pt x="5434367" y="1490872"/>
-                                </a:cubicBezTo>
-                                <a:cubicBezTo>
-                                  <a:pt x="5435531" y="1652019"/>
-                                  <a:pt x="5435531" y="1971276"/>
-                                  <a:pt x="5434367" y="2132423"/>
-                                </a:cubicBezTo>
-                                <a:cubicBezTo>
-                                  <a:pt x="5433203" y="2293566"/>
-                                  <a:pt x="5430875" y="2296599"/>
-                                  <a:pt x="5428196" y="2299281"/>
-                                </a:cubicBezTo>
-                                <a:cubicBezTo>
-                                  <a:pt x="5425514" y="2301959"/>
-                                  <a:pt x="5422485" y="2304287"/>
-                                  <a:pt x="5270642" y="2305451"/>
-                                </a:cubicBezTo>
-                                <a:cubicBezTo>
-                                  <a:pt x="5118801" y="2306616"/>
-                                  <a:pt x="4818146" y="2306616"/>
-                                  <a:pt x="4348839" y="2306616"/>
-                                </a:cubicBezTo>
-                                <a:cubicBezTo>
-                                  <a:pt x="3879529" y="2306616"/>
-                                  <a:pt x="3241564" y="2306616"/>
-                                  <a:pt x="2617934" y="2306616"/>
-                                </a:cubicBezTo>
-                                <a:cubicBezTo>
-                                  <a:pt x="1994307" y="2306616"/>
-                                  <a:pt x="1385019" y="2306616"/>
-                                  <a:pt x="953766" y="2306616"/>
-                                </a:cubicBezTo>
-                                <a:cubicBezTo>
-                                  <a:pt x="522513" y="2306616"/>
-                                  <a:pt x="269296" y="2306616"/>
-                                  <a:pt x="141171" y="2305451"/>
-                                </a:cubicBezTo>
-                                <a:cubicBezTo>
-                                  <a:pt x="13046" y="2304287"/>
-                                  <a:pt x="10014" y="2301959"/>
-                                  <a:pt x="7335" y="2299281"/>
-                                </a:cubicBezTo>
-                                <a:cubicBezTo>
-                                  <a:pt x="4656" y="2296599"/>
-                                  <a:pt x="2328" y="2293566"/>
-                                  <a:pt x="1164" y="1912976"/>
-                                </a:cubicBezTo>
-                                <a:cubicBezTo>
-                                  <a:pt x="0" y="1532383"/>
-                                  <a:pt x="0" y="774229"/>
-                                  <a:pt x="1164" y="393639"/>
-                                </a:cubicBezTo>
-                                <a:cubicBezTo>
-                                  <a:pt x="2328" y="13046"/>
-                                  <a:pt x="4656" y="10014"/>
-                                  <a:pt x="7335" y="7335"/>
-                                </a:cubicBezTo>
-                                <a:cubicBezTo>
-                                  <a:pt x="10014" y="4656"/>
-                                  <a:pt x="13046" y="2328"/>
-                                  <a:pt x="26137" y="1164"/>
-                                </a:cubicBezTo>
-                                <a:cubicBezTo>
-                                  <a:pt x="39225" y="0"/>
-                                  <a:pt x="62371" y="0"/>
-                                  <a:pt x="82250" y="0"/>
-                                </a:cubicBezTo>
-                                <a:cubicBezTo>
-                                  <a:pt x="102130" y="0"/>
-                                  <a:pt x="118745" y="0"/>
-                                  <a:pt x="127051" y="0"/>
+                                  <a:pt x="7465927" y="1793018"/>
+                                  <a:pt x="7507269" y="1793018"/>
+                                  <a:pt x="7541189" y="1793018"/>
+                                </a:cubicBezTo>
+                                <a:cubicBezTo>
+                                  <a:pt x="7575115" y="1793018"/>
+                                  <a:pt x="7601613" y="1793018"/>
+                                  <a:pt x="7617863" y="1795320"/>
+                                </a:cubicBezTo>
+                                <a:cubicBezTo>
+                                  <a:pt x="7634114" y="1797623"/>
+                                  <a:pt x="7640112" y="1802221"/>
+                                  <a:pt x="7645410" y="1807526"/>
+                                </a:cubicBezTo>
+                                <a:cubicBezTo>
+                                  <a:pt x="7650708" y="1812824"/>
+                                  <a:pt x="7655313" y="1818822"/>
+                                  <a:pt x="7657616" y="2104428"/>
+                                </a:cubicBezTo>
+                                <a:cubicBezTo>
+                                  <a:pt x="7659918" y="2390040"/>
+                                  <a:pt x="7659918" y="2955260"/>
+                                  <a:pt x="7657616" y="3240872"/>
+                                </a:cubicBezTo>
+                                <a:cubicBezTo>
+                                  <a:pt x="7655313" y="3526478"/>
+                                  <a:pt x="7650708" y="3532475"/>
+                                  <a:pt x="7645410" y="3537774"/>
+                                </a:cubicBezTo>
+                                <a:cubicBezTo>
+                                  <a:pt x="7640112" y="3543078"/>
+                                  <a:pt x="7634114" y="3547677"/>
+                                  <a:pt x="7423548" y="3549979"/>
+                                </a:cubicBezTo>
+                                <a:cubicBezTo>
+                                  <a:pt x="7212988" y="3552282"/>
+                                  <a:pt x="6797854" y="3552282"/>
+                                  <a:pt x="6133069" y="3552282"/>
+                                </a:cubicBezTo>
+                                <a:cubicBezTo>
+                                  <a:pt x="5468277" y="3552282"/>
+                                  <a:pt x="4553822" y="3552282"/>
+                                  <a:pt x="3652584" y="3552282"/>
+                                </a:cubicBezTo>
+                                <a:cubicBezTo>
+                                  <a:pt x="2751347" y="3552282"/>
+                                  <a:pt x="1863325" y="3552282"/>
+                                  <a:pt x="1262061" y="3552282"/>
+                                </a:cubicBezTo>
+                                <a:cubicBezTo>
+                                  <a:pt x="660797" y="3552282"/>
+                                  <a:pt x="346303" y="3552282"/>
+                                  <a:pt x="186053" y="3549979"/>
+                                </a:cubicBezTo>
+                                <a:cubicBezTo>
+                                  <a:pt x="25804" y="3547677"/>
+                                  <a:pt x="19806" y="3543078"/>
+                                  <a:pt x="14508" y="3537774"/>
+                                </a:cubicBezTo>
+                                <a:cubicBezTo>
+                                  <a:pt x="9210" y="3532475"/>
+                                  <a:pt x="4605" y="3526478"/>
+                                  <a:pt x="2302" y="2942030"/>
+                                </a:cubicBezTo>
+                                <a:cubicBezTo>
+                                  <a:pt x="0" y="2357589"/>
+                                  <a:pt x="0" y="1194692"/>
+                                  <a:pt x="2302" y="610251"/>
+                                </a:cubicBezTo>
+                                <a:cubicBezTo>
+                                  <a:pt x="4605" y="25804"/>
+                                  <a:pt x="9210" y="19806"/>
+                                  <a:pt x="14508" y="14508"/>
+                                </a:cubicBezTo>
+                                <a:cubicBezTo>
+                                  <a:pt x="19806" y="9203"/>
+                                  <a:pt x="25804" y="4605"/>
+                                  <a:pt x="115428" y="2302"/>
+                                </a:cubicBezTo>
+                                <a:cubicBezTo>
+                                  <a:pt x="205058" y="0"/>
+                                  <a:pt x="378308" y="0"/>
+                                  <a:pt x="481365" y="0"/>
+                                </a:cubicBezTo>
+                                <a:cubicBezTo>
+                                  <a:pt x="584422" y="0"/>
+                                  <a:pt x="617286" y="0"/>
+                                  <a:pt x="633715" y="0"/>
                                 </a:cubicBezTo>
                                 <a:lnTo>
-                                  <a:pt x="135360" y="0"/>
+                                  <a:pt x="650150" y="0"/>
                                 </a:lnTo>
                               </a:path>
                             </a:pathLst>
                           </a:custGeom>
                           <a:noFill/>
-                          <a:ln w="9525">
+                          <a:ln w="12721">
                             <a:solidFill>
                               <a:srgbClr val="4D80A8"/>
                             </a:solidFill>
@@ -4620,6 +4630,16 @@
           <mc:Fallback/>
         </mc:AlternateContent>
       </w:r>
+    </w:p>
+    <w:p>
+      <w:pPr>
+        <w:sectPr>
+          <w:pgMar w:header="708" w:bottom="1417" w:top="1417" w:right="1417" w:left="1417" w:footer="708" w:gutter="0"/>
+          <w:pgSz w:h="11909" w:w="16834" w:orient="landscape"/>
+          <w:type w:val="continuous"/>
+          <w:cols/>
+        </w:sectPr>
+      </w:pPr>
     </w:p>
     <w:sectPr>
       <w:type w:val="continuous"/>

--- a/dev/documents.docx
+++ b/dev/documents.docx
@@ -13,12 +13,12 @@
               <wp:anchor distT="0" distB="0" distL="114300" distR="114300" simplePos="0" relativeHeight="251658240" behindDoc="0" locked="0" layoutInCell="1" allowOverlap="1">
                 <wp:simplePos x="0" y="0"/>
                 <wp:positionH relativeFrom="page">
-                  <wp:posOffset>914400</wp:posOffset>
+                  <wp:posOffset>457200</wp:posOffset>
                 </wp:positionH>
                 <wp:positionV relativeFrom="page">
-                  <wp:posOffset>914400</wp:posOffset>
+                  <wp:posOffset>457200</wp:posOffset>
                 </wp:positionV>
-                <wp:extent cx="7760533" cy="5733288"/>
+                <wp:extent cx="8998257" cy="6647688"/>
                 <wp:effectExtent l="0" t="0" r="0" b="0"/>
                 <wp:wrapNone/>
                 <wp:docPr id="1" name="mermaid:diagram" descr="{}"/>
@@ -30,9 +30,9 @@
                       <wpg:grpSpPr>
                         <a:xfrm>
                           <a:off x="0" y="0"/>
-                          <a:ext cx="7760533" cy="5733288"/>
+                          <a:ext cx="8998257" cy="6647688"/>
                           <a:chOff x="0" y="0"/>
-                          <a:chExt cx="7760533" cy="5733288"/>
+                          <a:chExt cx="8998257" cy="6647688"/>
                         </a:xfrm>
                       </wpg:grpSpPr>
                       <wpg:grpSp>
@@ -40,10 +40,10 @@
                         <wpg:cNvGrpSpPr/>
                         <wpg:grpSpPr>
                           <a:xfrm>
-                            <a:off x="2716443" y="1212252"/>
-                            <a:ext cx="1946471" cy="2207046"/>
+                            <a:off x="3149688" y="1405594"/>
+                            <a:ext cx="2256913" cy="2559047"/>
                             <a:chOff x="0" y="0"/>
-                            <a:chExt cx="1946471" cy="2207046"/>
+                            <a:chExt cx="2256913" cy="2559047"/>
                           </a:xfrm>
                         </wpg:grpSpPr>
                         <wps:wsp>
@@ -54,13 +54,13 @@
                           <wps:spPr>
                             <a:xfrm>
                               <a:off x="0" y="0"/>
-                              <a:ext cx="1946471" cy="2207046"/>
+                              <a:ext cx="2256913" cy="2559047"/>
                             </a:xfrm>
                             <a:prstGeom prst="rect">
                               <a:avLst/>
                             </a:prstGeom>
                             <a:noFill/>
-                            <a:ln w="25441">
+                            <a:ln w="29499">
                               <a:solidFill>
                                 <a:srgbClr val="5E504E"/>
                               </a:solidFill>
@@ -95,14 +95,14 @@
                           </wps:cNvSpPr>
                           <wps:spPr>
                             <a:xfrm>
-                              <a:off x="354160" y="190811"/>
-                              <a:ext cx="241745" cy="190811"/>
+                              <a:off x="410645" y="221244"/>
+                              <a:ext cx="280301" cy="221243"/>
                             </a:xfrm>
                             <a:prstGeom prst="roundRect">
                               <a:avLst/>
                             </a:prstGeom>
                             <a:noFill/>
-                            <a:ln w="12720">
+                            <a:ln w="14749">
                               <a:solidFill>
                                 <a:srgbClr val="5E504E"/>
                               </a:solidFill>
@@ -137,14 +137,14 @@
                           </wps:cNvSpPr>
                           <wps:spPr>
                             <a:xfrm>
-                              <a:off x="267135" y="1335677"/>
-                              <a:ext cx="502818" cy="190811"/>
+                              <a:off x="309741" y="1548703"/>
+                              <a:ext cx="583012" cy="221243"/>
                             </a:xfrm>
                             <a:prstGeom prst="roundRect">
                               <a:avLst/>
                             </a:prstGeom>
                             <a:noFill/>
-                            <a:ln w="12720">
+                            <a:ln w="14749">
                               <a:solidFill>
                                 <a:srgbClr val="5E504E"/>
                               </a:solidFill>
@@ -179,14 +179,14 @@
                           </wps:cNvSpPr>
                           <wps:spPr>
                             <a:xfrm>
-                              <a:off x="427089" y="954055"/>
-                              <a:ext cx="342865" cy="190811"/>
+                              <a:off x="495205" y="1106217"/>
+                              <a:ext cx="397548" cy="221243"/>
                             </a:xfrm>
                             <a:prstGeom prst="roundRect">
                               <a:avLst/>
                             </a:prstGeom>
                             <a:noFill/>
-                            <a:ln w="12720">
+                            <a:ln w="14749">
                               <a:solidFill>
                                 <a:srgbClr val="5E504E"/>
                               </a:solidFill>
@@ -221,14 +221,14 @@
                           </wps:cNvSpPr>
                           <wps:spPr>
                             <a:xfrm>
-                              <a:off x="291831" y="572433"/>
-                              <a:ext cx="478122" cy="190811"/>
+                              <a:off x="338376" y="663730"/>
+                              <a:ext cx="554377" cy="221243"/>
                             </a:xfrm>
                             <a:prstGeom prst="roundRect">
                               <a:avLst/>
                             </a:prstGeom>
                             <a:noFill/>
-                            <a:ln w="12720">
+                            <a:ln w="14749">
                               <a:solidFill>
                                 <a:srgbClr val="5E504E"/>
                               </a:solidFill>
@@ -263,14 +263,14 @@
                           </wps:cNvSpPr>
                           <wps:spPr>
                             <a:xfrm>
-                              <a:off x="1056170" y="413417"/>
-                              <a:ext cx="813977" cy="635968"/>
+                              <a:off x="1224618" y="479353"/>
+                              <a:ext cx="943798" cy="737399"/>
                             </a:xfrm>
                             <a:prstGeom prst="flowChartMultidocument">
                               <a:avLst/>
                             </a:prstGeom>
                             <a:noFill/>
-                            <a:ln w="12720">
+                            <a:ln w="14749">
                               <a:solidFill>
                                 <a:srgbClr val="5E504E"/>
                               </a:solidFill>
@@ -289,7 +289,21 @@
                                     <w:sz w:val="15"/>
                                     <w:szCs w:val="15"/>
                                   </w:rPr>
-                                  <w:t xml:space="preserve">Regulations, licenses,consents, standards</w:t>
+                                  <w:t xml:space="preserve">Regulations, licenses,</w:t>
+                                </w:r>
+                              </w:p>
+                              <w:p>
+                                <w:pPr>
+                                  <w:jc w:val="center"/>
+                                </w:pPr>
+                                <w:r>
+                                  <w:rPr>
+                                    <w:rFonts w:ascii="Myriad Pro" w:hAnsi="Myriad Pro" w:cs="Myriad Pro"/>
+                                    <w:color w:val="5E504E"/>
+                                    <w:sz w:val="15"/>
+                                    <w:szCs w:val="15"/>
+                                  </w:rPr>
+                                  <w:t xml:space="preserve">consents, standards</w:t>
                                 </w:r>
                               </w:p>
                             </w:txbxContent>
@@ -305,14 +319,14 @@
                           </wps:cNvSpPr>
                           <wps:spPr>
                             <a:xfrm>
-                              <a:off x="291583" y="1717298"/>
-                              <a:ext cx="429474" cy="413424"/>
+                              <a:off x="338088" y="1991189"/>
+                              <a:ext cx="497970" cy="479360"/>
                             </a:xfrm>
                             <a:prstGeom prst="flowChartInternalStorage">
                               <a:avLst/>
                             </a:prstGeom>
                             <a:noFill/>
-                            <a:ln w="12720">
+                            <a:ln w="14749">
                               <a:solidFill>
                                 <a:srgbClr val="5E504E"/>
                               </a:solidFill>
@@ -331,7 +345,21 @@
                                     <w:sz w:val="15"/>
                                     <w:szCs w:val="15"/>
                                   </w:rPr>
-                                  <w:t xml:space="preserve">Publicwebsite</w:t>
+                                  <w:t xml:space="preserve">Public</w:t>
+                                </w:r>
+                              </w:p>
+                              <w:p>
+                                <w:pPr>
+                                  <w:jc w:val="center"/>
+                                </w:pPr>
+                                <w:r>
+                                  <w:rPr>
+                                    <w:rFonts w:ascii="Myriad Pro" w:hAnsi="Myriad Pro" w:cs="Myriad Pro"/>
+                                    <w:color w:val="5E504E"/>
+                                    <w:sz w:val="15"/>
+                                    <w:szCs w:val="15"/>
+                                  </w:rPr>
+                                  <w:t xml:space="preserve">website</w:t>
                                 </w:r>
                               </w:p>
                             </w:txbxContent>
@@ -347,14 +375,14 @@
                           </wps:cNvSpPr>
                           <wps:spPr>
                             <a:xfrm>
-                              <a:off x="1056170" y="1828605"/>
-                              <a:ext cx="457053" cy="190811"/>
+                              <a:off x="1224618" y="2120248"/>
+                              <a:ext cx="529948" cy="221243"/>
                             </a:xfrm>
                             <a:prstGeom prst="roundRect">
                               <a:avLst/>
                             </a:prstGeom>
                             <a:noFill/>
-                            <a:ln w="12720">
+                            <a:ln w="14749">
                               <a:solidFill>
                                 <a:srgbClr val="5E504E"/>
                               </a:solidFill>
@@ -387,8 +415,8 @@
                           <wps:cNvCnPr/>
                           <wps:spPr>
                             <a:xfrm>
-                              <a:off x="721056" y="1924010"/>
-                              <a:ext cx="309673" cy="6360"/>
+                              <a:off x="836056" y="2230870"/>
+                              <a:ext cx="359063" cy="7375"/>
                             </a:xfrm>
                             <a:custGeom>
                               <a:avLst/>
@@ -397,18 +425,18 @@
                               <a:cxnLst/>
                               <a:rect l="0" t="0" r="r" b="b"/>
                               <a:pathLst>
-                                <a:path w="309673" h="6360">
+                                <a:path w="359063" h="7375">
                                   <a:moveTo>
                                     <a:pt x="0" y="0"/>
                                   </a:moveTo>
                                   <a:lnTo>
-                                    <a:pt x="309673" y="0"/>
+                                    <a:pt x="359063" y="0"/>
                                   </a:lnTo>
                                 </a:path>
                               </a:pathLst>
                             </a:custGeom>
                             <a:noFill/>
-                            <a:ln w="12721">
+                            <a:ln w="14750">
                               <a:solidFill>
                                 <a:srgbClr val="7A6A67"/>
                               </a:solidFill>
@@ -423,8 +451,8 @@
                           <wps:cNvCnPr/>
                           <wps:spPr>
                             <a:xfrm>
-                              <a:off x="769955" y="667839"/>
-                              <a:ext cx="260775" cy="6360"/>
+                              <a:off x="892754" y="774353"/>
+                              <a:ext cx="302366" cy="7375"/>
                             </a:xfrm>
                             <a:custGeom>
                               <a:avLst/>
@@ -433,18 +461,18 @@
                               <a:cxnLst/>
                               <a:rect l="0" t="0" r="r" b="b"/>
                               <a:pathLst>
-                                <a:path w="260775" h="6360">
+                                <a:path w="302366" h="7375">
                                   <a:moveTo>
                                     <a:pt x="0" y="0"/>
                                   </a:moveTo>
                                   <a:lnTo>
-                                    <a:pt x="260775" y="0"/>
+                                    <a:pt x="302366" y="0"/>
                                   </a:lnTo>
                                 </a:path>
                               </a:pathLst>
                             </a:custGeom>
                             <a:noFill/>
-                            <a:ln w="12721">
+                            <a:ln w="14750">
                               <a:solidFill>
                                 <a:srgbClr val="7A6A67"/>
                               </a:solidFill>
@@ -459,8 +487,8 @@
                           <wps:cNvCnPr/>
                           <wps:spPr>
                             <a:xfrm>
-                              <a:off x="595903" y="286217"/>
-                              <a:ext cx="434826" cy="254427"/>
+                              <a:off x="690943" y="331866"/>
+                              <a:ext cx="504176" cy="295006"/>
                             </a:xfrm>
                             <a:custGeom>
                               <a:avLst/>
@@ -469,56 +497,56 @@
                               <a:cxnLst/>
                               <a:rect l="0" t="0" r="r" b="b"/>
                               <a:pathLst>
-                                <a:path w="434826" h="254427">
+                                <a:path w="504176" h="295006">
                                   <a:moveTo>
                                     <a:pt x="0" y="0"/>
                                   </a:moveTo>
                                   <a:lnTo>
-                                    <a:pt x="39612" y="0"/>
+                                    <a:pt x="45930" y="0"/>
                                   </a:lnTo>
                                   <a:cubicBezTo>
-                                    <a:pt x="79218" y="0"/>
-                                    <a:pt x="158437" y="0"/>
-                                    <a:pt x="201045" y="2302"/>
+                                    <a:pt x="91853" y="0"/>
+                                    <a:pt x="183706" y="0"/>
+                                    <a:pt x="233109" y="2670"/>
                                   </a:cubicBezTo>
                                   <a:cubicBezTo>
-                                    <a:pt x="243653" y="4605"/>
-                                    <a:pt x="249644" y="9210"/>
-                                    <a:pt x="254949" y="14508"/>
+                                    <a:pt x="282513" y="5339"/>
+                                    <a:pt x="289460" y="10679"/>
+                                    <a:pt x="295610" y="16822"/>
                                   </a:cubicBezTo>
                                   <a:cubicBezTo>
-                                    <a:pt x="260247" y="19806"/>
-                                    <a:pt x="264852" y="25804"/>
-                                    <a:pt x="267154" y="60608"/>
+                                    <a:pt x="301754" y="22965"/>
+                                    <a:pt x="307093" y="29919"/>
+                                    <a:pt x="309763" y="70274"/>
                                   </a:cubicBezTo>
                                   <a:cubicBezTo>
-                                    <a:pt x="269457" y="95412"/>
-                                    <a:pt x="269457" y="159015"/>
-                                    <a:pt x="271759" y="193819"/>
+                                    <a:pt x="312432" y="110629"/>
+                                    <a:pt x="312432" y="184377"/>
+                                    <a:pt x="315102" y="224732"/>
                                   </a:cubicBezTo>
                                   <a:cubicBezTo>
-                                    <a:pt x="274062" y="228623"/>
-                                    <a:pt x="278667" y="234621"/>
-                                    <a:pt x="283965" y="239919"/>
+                                    <a:pt x="317772" y="265086"/>
+                                    <a:pt x="323111" y="272041"/>
+                                    <a:pt x="329254" y="278184"/>
                                   </a:cubicBezTo>
                                   <a:cubicBezTo>
-                                    <a:pt x="289263" y="245217"/>
-                                    <a:pt x="295261" y="249822"/>
-                                    <a:pt x="320518" y="252125"/>
+                                    <a:pt x="335397" y="284327"/>
+                                    <a:pt x="342352" y="289666"/>
+                                    <a:pt x="371637" y="292336"/>
                                   </a:cubicBezTo>
                                   <a:cubicBezTo>
-                                    <a:pt x="345781" y="254427"/>
-                                    <a:pt x="390304" y="254427"/>
-                                    <a:pt x="412565" y="254427"/>
+                                    <a:pt x="400930" y="295006"/>
+                                    <a:pt x="452553" y="295006"/>
+                                    <a:pt x="478365" y="295006"/>
                                   </a:cubicBezTo>
                                   <a:lnTo>
-                                    <a:pt x="434826" y="254427"/>
+                                    <a:pt x="504176" y="295006"/>
                                   </a:lnTo>
                                 </a:path>
                               </a:pathLst>
                             </a:custGeom>
                             <a:noFill/>
-                            <a:ln w="12721">
+                            <a:ln w="14750">
                               <a:solidFill>
                                 <a:srgbClr val="7A6A67"/>
                               </a:solidFill>
@@ -533,8 +561,8 @@
                           <wps:cNvCnPr/>
                           <wps:spPr>
                             <a:xfrm>
-                              <a:off x="769955" y="922228"/>
-                              <a:ext cx="260775" cy="508854"/>
+                              <a:off x="892754" y="1069314"/>
+                              <a:ext cx="302366" cy="590011"/>
                             </a:xfrm>
                             <a:custGeom>
                               <a:avLst/>
@@ -543,56 +571,56 @@
                               <a:cxnLst/>
                               <a:rect l="0" t="0" r="r" b="b"/>
                               <a:pathLst>
-                                <a:path w="260775" h="508854">
+                                <a:path w="302366" h="590011">
                                   <a:moveTo>
-                                    <a:pt x="0" y="508854"/>
+                                    <a:pt x="0" y="590011"/>
                                   </a:moveTo>
                                   <a:lnTo>
-                                    <a:pt x="26497" y="508854"/>
+                                    <a:pt x="30723" y="590011"/>
                                   </a:lnTo>
                                   <a:cubicBezTo>
-                                    <a:pt x="53001" y="508854"/>
-                                    <a:pt x="106002" y="508854"/>
-                                    <a:pt x="135508" y="506552"/>
+                                    <a:pt x="61454" y="590011"/>
+                                    <a:pt x="122908" y="590011"/>
+                                    <a:pt x="157120" y="587342"/>
                                   </a:cubicBezTo>
                                   <a:cubicBezTo>
-                                    <a:pt x="165007" y="504250"/>
-                                    <a:pt x="170998" y="499645"/>
-                                    <a:pt x="176303" y="494346"/>
+                                    <a:pt x="191324" y="584672"/>
+                                    <a:pt x="198271" y="579333"/>
+                                    <a:pt x="204421" y="573190"/>
                                   </a:cubicBezTo>
                                   <a:cubicBezTo>
-                                    <a:pt x="181601" y="489042"/>
-                                    <a:pt x="186206" y="483050"/>
-                                    <a:pt x="188508" y="405842"/>
+                                    <a:pt x="210565" y="567039"/>
+                                    <a:pt x="215904" y="560092"/>
+                                    <a:pt x="218574" y="470570"/>
                                   </a:cubicBezTo>
                                   <a:cubicBezTo>
-                                    <a:pt x="190811" y="328634"/>
-                                    <a:pt x="190811" y="180215"/>
-                                    <a:pt x="193113" y="103012"/>
+                                    <a:pt x="221243" y="381047"/>
+                                    <a:pt x="221243" y="208957"/>
+                                    <a:pt x="223913" y="119442"/>
                                   </a:cubicBezTo>
                                   <a:cubicBezTo>
-                                    <a:pt x="195416" y="25804"/>
-                                    <a:pt x="200021" y="19806"/>
-                                    <a:pt x="205319" y="14508"/>
+                                    <a:pt x="226583" y="29919"/>
+                                    <a:pt x="231922" y="22965"/>
+                                    <a:pt x="238065" y="16822"/>
                                   </a:cubicBezTo>
                                   <a:cubicBezTo>
-                                    <a:pt x="210617" y="9203"/>
-                                    <a:pt x="216615" y="4599"/>
-                                    <a:pt x="225971" y="2302"/>
+                                    <a:pt x="244208" y="10671"/>
+                                    <a:pt x="251163" y="5332"/>
+                                    <a:pt x="262011" y="2670"/>
                                   </a:cubicBezTo>
                                   <a:cubicBezTo>
-                                    <a:pt x="235333" y="0"/>
-                                    <a:pt x="248054" y="0"/>
-                                    <a:pt x="254415" y="0"/>
+                                    <a:pt x="272867" y="0"/>
+                                    <a:pt x="287616" y="0"/>
+                                    <a:pt x="294991" y="0"/>
                                   </a:cubicBezTo>
                                   <a:lnTo>
-                                    <a:pt x="260775" y="0"/>
+                                    <a:pt x="302366" y="0"/>
                                   </a:lnTo>
                                 </a:path>
                               </a:pathLst>
                             </a:custGeom>
                             <a:noFill/>
-                            <a:ln w="12721">
+                            <a:ln w="14750">
                               <a:solidFill>
                                 <a:srgbClr val="7A6A67"/>
                               </a:solidFill>
@@ -607,8 +635,8 @@
                           <wps:cNvCnPr/>
                           <wps:spPr>
                             <a:xfrm>
-                              <a:off x="769955" y="795033"/>
-                              <a:ext cx="260775" cy="254427"/>
+                              <a:off x="892754" y="921833"/>
+                              <a:ext cx="302366" cy="295006"/>
                             </a:xfrm>
                             <a:custGeom>
                               <a:avLst/>
@@ -617,56 +645,56 @@
                               <a:cxnLst/>
                               <a:rect l="0" t="0" r="r" b="b"/>
                               <a:pathLst>
-                                <a:path w="260775" h="254427">
+                                <a:path w="302366" h="295006">
                                   <a:moveTo>
-                                    <a:pt x="0" y="254427"/>
+                                    <a:pt x="0" y="295006"/>
                                   </a:moveTo>
                                   <a:lnTo>
-                                    <a:pt x="10596" y="254427"/>
+                                    <a:pt x="12286" y="295006"/>
                                   </a:lnTo>
                                   <a:cubicBezTo>
-                                    <a:pt x="21199" y="254427"/>
-                                    <a:pt x="42398" y="254427"/>
-                                    <a:pt x="56003" y="252125"/>
+                                    <a:pt x="24580" y="295006"/>
+                                    <a:pt x="49160" y="295006"/>
+                                    <a:pt x="64935" y="292336"/>
                                   </a:cubicBezTo>
                                   <a:cubicBezTo>
-                                    <a:pt x="69601" y="249822"/>
-                                    <a:pt x="75593" y="245217"/>
-                                    <a:pt x="80897" y="239919"/>
+                                    <a:pt x="80702" y="289666"/>
+                                    <a:pt x="87649" y="284327"/>
+                                    <a:pt x="93800" y="278184"/>
                                   </a:cubicBezTo>
                                   <a:cubicBezTo>
-                                    <a:pt x="86196" y="234615"/>
-                                    <a:pt x="90801" y="228623"/>
-                                    <a:pt x="93103" y="193819"/>
+                                    <a:pt x="99943" y="272033"/>
+                                    <a:pt x="105282" y="265086"/>
+                                    <a:pt x="107952" y="224732"/>
                                   </a:cubicBezTo>
                                   <a:cubicBezTo>
-                                    <a:pt x="95405" y="159015"/>
-                                    <a:pt x="95405" y="95405"/>
-                                    <a:pt x="97708" y="60608"/>
+                                    <a:pt x="110622" y="184377"/>
+                                    <a:pt x="110622" y="110622"/>
+                                    <a:pt x="113291" y="70274"/>
                                   </a:cubicBezTo>
                                   <a:cubicBezTo>
-                                    <a:pt x="100010" y="25804"/>
-                                    <a:pt x="104615" y="19806"/>
-                                    <a:pt x="109913" y="14508"/>
+                                    <a:pt x="115961" y="29919"/>
+                                    <a:pt x="121300" y="22965"/>
+                                    <a:pt x="127443" y="16822"/>
                                   </a:cubicBezTo>
                                   <a:cubicBezTo>
-                                    <a:pt x="115212" y="9203"/>
-                                    <a:pt x="121209" y="4605"/>
-                                    <a:pt x="146466" y="2302"/>
+                                    <a:pt x="133587" y="10671"/>
+                                    <a:pt x="140541" y="5339"/>
+                                    <a:pt x="169826" y="2670"/>
                                   </a:cubicBezTo>
                                   <a:cubicBezTo>
-                                    <a:pt x="171730" y="0"/>
-                                    <a:pt x="216252" y="0"/>
-                                    <a:pt x="238514" y="0"/>
+                                    <a:pt x="199119" y="0"/>
+                                    <a:pt x="250742" y="0"/>
+                                    <a:pt x="276554" y="0"/>
                                   </a:cubicBezTo>
                                   <a:lnTo>
-                                    <a:pt x="260775" y="0"/>
+                                    <a:pt x="302366" y="0"/>
                                   </a:lnTo>
                                 </a:path>
                               </a:pathLst>
                             </a:custGeom>
                             <a:noFill/>
-                            <a:ln w="12721">
+                            <a:ln w="14750">
                               <a:solidFill>
                                 <a:srgbClr val="7A6A67"/>
                               </a:solidFill>
@@ -682,10 +710,10 @@
                         <wpg:cNvGrpSpPr/>
                         <wpg:grpSpPr>
                           <a:xfrm>
-                            <a:off x="2917650" y="4826972"/>
-                            <a:ext cx="1443456" cy="744129"/>
+                            <a:off x="3382984" y="5596824"/>
+                            <a:ext cx="1673672" cy="862809"/>
                             <a:chOff x="0" y="0"/>
-                            <a:chExt cx="1443456" cy="744129"/>
+                            <a:chExt cx="1673672" cy="862809"/>
                           </a:xfrm>
                         </wpg:grpSpPr>
                         <wps:wsp>
@@ -696,13 +724,13 @@
                           <wps:spPr>
                             <a:xfrm>
                               <a:off x="0" y="0"/>
-                              <a:ext cx="1443456" cy="744129"/>
+                              <a:ext cx="1673672" cy="862809"/>
                             </a:xfrm>
                             <a:prstGeom prst="rect">
                               <a:avLst/>
                             </a:prstGeom>
                             <a:noFill/>
-                            <a:ln w="25441">
+                            <a:ln w="29499">
                               <a:solidFill>
                                 <a:srgbClr val="CC6600"/>
                               </a:solidFill>
@@ -737,14 +765,14 @@
                           </wps:cNvSpPr>
                           <wps:spPr>
                             <a:xfrm>
-                              <a:off x="362541" y="333903"/>
-                              <a:ext cx="368555" cy="190811"/>
+                              <a:off x="420363" y="387157"/>
+                              <a:ext cx="427335" cy="221243"/>
                             </a:xfrm>
                             <a:prstGeom prst="roundRect">
                               <a:avLst/>
                             </a:prstGeom>
                             <a:noFill/>
-                            <a:ln w="12720">
+                            <a:ln w="14749">
                               <a:solidFill>
                                 <a:srgbClr val="CC6600"/>
                               </a:solidFill>
@@ -779,14 +807,14 @@
                           </wps:cNvSpPr>
                           <wps:spPr>
                             <a:xfrm>
-                              <a:off x="921907" y="190795"/>
-                              <a:ext cx="445225" cy="476993"/>
+                              <a:off x="1068941" y="221224"/>
+                              <a:ext cx="516234" cy="553069"/>
                             </a:xfrm>
                             <a:prstGeom prst="flowChartDocument">
                               <a:avLst/>
                             </a:prstGeom>
                             <a:noFill/>
-                            <a:ln w="12720">
+                            <a:ln w="14749">
                               <a:solidFill>
                                 <a:srgbClr val="CC6600"/>
                               </a:solidFill>
@@ -805,7 +833,21 @@
                                     <w:sz w:val="15"/>
                                     <w:szCs w:val="15"/>
                                   </w:rPr>
-                                  <w:t xml:space="preserve">AuditReport</w:t>
+                                  <w:t xml:space="preserve">Audit</w:t>
+                                </w:r>
+                              </w:p>
+                              <w:p>
+                                <w:pPr>
+                                  <w:jc w:val="center"/>
+                                </w:pPr>
+                                <w:r>
+                                  <w:rPr>
+                                    <w:rFonts w:ascii="Myriad Pro" w:hAnsi="Myriad Pro" w:cs="Myriad Pro"/>
+                                    <w:color w:val="CC6600"/>
+                                    <w:sz w:val="15"/>
+                                    <w:szCs w:val="15"/>
+                                  </w:rPr>
+                                  <w:t xml:space="preserve">Report</w:t>
                                 </w:r>
                               </w:p>
                             </w:txbxContent>
@@ -819,8 +861,8 @@
                           <wps:cNvCnPr/>
                           <wps:spPr>
                             <a:xfrm>
-                              <a:off x="731096" y="429307"/>
-                              <a:ext cx="165369" cy="6360"/>
+                              <a:off x="847699" y="497778"/>
+                              <a:ext cx="191744" cy="7375"/>
                             </a:xfrm>
                             <a:custGeom>
                               <a:avLst/>
@@ -829,18 +871,18 @@
                               <a:cxnLst/>
                               <a:rect l="0" t="0" r="r" b="b"/>
                               <a:pathLst>
-                                <a:path w="165369" h="6360">
+                                <a:path w="191744" h="7375">
                                   <a:moveTo>
                                     <a:pt x="0" y="0"/>
                                   </a:moveTo>
                                   <a:lnTo>
-                                    <a:pt x="165369" y="0"/>
+                                    <a:pt x="191744" y="0"/>
                                   </a:lnTo>
                                 </a:path>
                               </a:pathLst>
                             </a:custGeom>
                             <a:noFill/>
-                            <a:ln w="12721">
+                            <a:ln w="14750">
                               <a:solidFill>
                                 <a:srgbClr val="A07040"/>
                               </a:solidFill>
@@ -856,10 +898,10 @@
                         <wpg:cNvGrpSpPr/>
                         <wpg:grpSpPr>
                           <a:xfrm>
-                            <a:off x="5314852" y="3485890"/>
-                            <a:ext cx="2236364" cy="1593186"/>
+                            <a:off x="6162515" y="4041854"/>
+                            <a:ext cx="2593041" cy="1847283"/>
                             <a:chOff x="0" y="0"/>
-                            <a:chExt cx="2236364" cy="1593186"/>
+                            <a:chExt cx="2593041" cy="1847283"/>
                           </a:xfrm>
                         </wpg:grpSpPr>
                         <wps:wsp>
@@ -870,13 +912,13 @@
                           <wps:spPr>
                             <a:xfrm>
                               <a:off x="0" y="0"/>
-                              <a:ext cx="2236364" cy="1593186"/>
+                              <a:ext cx="2593041" cy="1847283"/>
                             </a:xfrm>
                             <a:prstGeom prst="rect">
                               <a:avLst/>
                             </a:prstGeom>
                             <a:noFill/>
-                            <a:ln w="25441">
+                            <a:ln w="29499">
                               <a:solidFill>
                                 <a:srgbClr val="0066CC"/>
                               </a:solidFill>
@@ -911,14 +953,14 @@
                           </wps:cNvSpPr>
                           <wps:spPr>
                             <a:xfrm>
-                              <a:off x="267136" y="620085"/>
-                              <a:ext cx="460431" cy="635968"/>
+                              <a:off x="309741" y="718982"/>
+                              <a:ext cx="533865" cy="737399"/>
                             </a:xfrm>
                             <a:prstGeom prst="flowChartMultidocument">
                               <a:avLst/>
                             </a:prstGeom>
                             <a:noFill/>
-                            <a:ln w="12720">
+                            <a:ln w="14749">
                               <a:solidFill>
                                 <a:srgbClr val="0066CC"/>
                               </a:solidFill>
@@ -937,7 +979,21 @@
                                     <w:sz w:val="15"/>
                                     <w:szCs w:val="15"/>
                                   </w:rPr>
-                                  <w:t xml:space="preserve">KPIReports</w:t>
+                                  <w:t xml:space="preserve">KPI</w:t>
+                                </w:r>
+                              </w:p>
+                              <w:p>
+                                <w:pPr>
+                                  <w:jc w:val="center"/>
+                                </w:pPr>
+                                <w:r>
+                                  <w:rPr>
+                                    <w:rFonts w:ascii="Myriad Pro" w:hAnsi="Myriad Pro" w:cs="Myriad Pro"/>
+                                    <w:color w:val="0066CC"/>
+                                    <w:sz w:val="15"/>
+                                    <w:szCs w:val="15"/>
+                                  </w:rPr>
+                                  <w:t xml:space="preserve">Reports</w:t>
                                 </w:r>
                               </w:p>
                             </w:txbxContent>
@@ -953,14 +1009,14 @@
                           </wps:cNvSpPr>
                           <wps:spPr>
                             <a:xfrm>
-                              <a:off x="918377" y="874499"/>
-                              <a:ext cx="499588" cy="190811"/>
+                              <a:off x="1064849" y="1013973"/>
+                              <a:ext cx="579267" cy="221243"/>
                             </a:xfrm>
                             <a:prstGeom prst="roundRect">
                               <a:avLst/>
                             </a:prstGeom>
                             <a:noFill/>
-                            <a:ln w="12720">
+                            <a:ln w="14749">
                               <a:solidFill>
                                 <a:srgbClr val="0066CC"/>
                               </a:solidFill>
@@ -995,14 +1051,14 @@
                           </wps:cNvSpPr>
                           <wps:spPr>
                             <a:xfrm>
-                              <a:off x="1608776" y="874499"/>
-                              <a:ext cx="290789" cy="190811"/>
+                              <a:off x="1865359" y="1013973"/>
+                              <a:ext cx="337167" cy="221243"/>
                             </a:xfrm>
                             <a:prstGeom prst="roundRect">
                               <a:avLst/>
                             </a:prstGeom>
                             <a:noFill/>
-                            <a:ln w="12720">
+                            <a:ln w="14749">
                               <a:solidFill>
                                 <a:srgbClr val="0066CC"/>
                               </a:solidFill>
@@ -1037,14 +1093,14 @@
                           </wps:cNvSpPr>
                           <wps:spPr>
                             <a:xfrm>
-                              <a:off x="1608776" y="1326051"/>
-                              <a:ext cx="268279" cy="190811"/>
+                              <a:off x="1865359" y="1537543"/>
+                              <a:ext cx="311067" cy="221243"/>
                             </a:xfrm>
                             <a:prstGeom prst="roundRect">
                               <a:avLst/>
                             </a:prstGeom>
                             <a:noFill/>
-                            <a:ln w="12720">
+                            <a:ln w="14749">
                               <a:solidFill>
                                 <a:srgbClr val="0066CC"/>
                               </a:solidFill>
@@ -1079,14 +1135,14 @@
                           </wps:cNvSpPr>
                           <wps:spPr>
                             <a:xfrm>
-                              <a:off x="1608776" y="190786"/>
-                              <a:ext cx="551265" cy="492877"/>
+                              <a:off x="1865358" y="221214"/>
+                              <a:ext cx="639186" cy="571486"/>
                             </a:xfrm>
                             <a:prstGeom prst="flowChartMultidocument">
                               <a:avLst/>
                             </a:prstGeom>
                             <a:noFill/>
-                            <a:ln w="12720">
+                            <a:ln w="14749">
                               <a:solidFill>
                                 <a:srgbClr val="0066CC"/>
                               </a:solidFill>
@@ -1119,8 +1175,8 @@
                           <wps:cNvCnPr/>
                           <wps:spPr>
                             <a:xfrm>
-                              <a:off x="1417964" y="519395"/>
-                              <a:ext cx="165369" cy="402808"/>
+                              <a:off x="1644115" y="602233"/>
+                              <a:ext cx="191744" cy="467052"/>
                             </a:xfrm>
                             <a:custGeom>
                               <a:avLst/>
@@ -1129,56 +1185,56 @@
                               <a:cxnLst/>
                               <a:rect l="0" t="0" r="r" b="b"/>
                               <a:pathLst>
-                                <a:path w="165369" h="402808">
+                                <a:path w="191744" h="467052">
                                   <a:moveTo>
-                                    <a:pt x="0" y="402808"/>
+                                    <a:pt x="0" y="467052"/>
                                   </a:moveTo>
                                   <a:lnTo>
-                                    <a:pt x="10603" y="402808"/>
+                                    <a:pt x="12294" y="467052"/>
                                   </a:lnTo>
                                   <a:cubicBezTo>
-                                    <a:pt x="21199" y="402808"/>
-                                    <a:pt x="42405" y="402808"/>
-                                    <a:pt x="56003" y="400506"/>
+                                    <a:pt x="24580" y="467052"/>
+                                    <a:pt x="49168" y="467052"/>
+                                    <a:pt x="64935" y="464382"/>
                                   </a:cubicBezTo>
                                   <a:cubicBezTo>
-                                    <a:pt x="69601" y="398203"/>
-                                    <a:pt x="75599" y="393598"/>
-                                    <a:pt x="80897" y="388300"/>
+                                    <a:pt x="80702" y="461713"/>
+                                    <a:pt x="87657" y="456373"/>
+                                    <a:pt x="93800" y="450230"/>
                                   </a:cubicBezTo>
                                   <a:cubicBezTo>
-                                    <a:pt x="86196" y="382996"/>
-                                    <a:pt x="90801" y="377004"/>
-                                    <a:pt x="93103" y="317471"/>
+                                    <a:pt x="99943" y="444079"/>
+                                    <a:pt x="105282" y="437132"/>
+                                    <a:pt x="107952" y="368104"/>
                                   </a:cubicBezTo>
                                   <a:cubicBezTo>
-                                    <a:pt x="95405" y="257938"/>
-                                    <a:pt x="95405" y="144870"/>
-                                    <a:pt x="97708" y="85337"/>
+                                    <a:pt x="110622" y="299077"/>
+                                    <a:pt x="110622" y="167975"/>
+                                    <a:pt x="113291" y="98947"/>
                                   </a:cubicBezTo>
                                   <a:cubicBezTo>
-                                    <a:pt x="100010" y="25804"/>
-                                    <a:pt x="104615" y="19806"/>
-                                    <a:pt x="109913" y="14508"/>
+                                    <a:pt x="115961" y="29919"/>
+                                    <a:pt x="121300" y="22965"/>
+                                    <a:pt x="127443" y="16822"/>
                                   </a:cubicBezTo>
                                   <a:cubicBezTo>
-                                    <a:pt x="115212" y="9210"/>
-                                    <a:pt x="121209" y="4605"/>
-                                    <a:pt x="130572" y="2302"/>
+                                    <a:pt x="133587" y="10679"/>
+                                    <a:pt x="140541" y="5339"/>
+                                    <a:pt x="151397" y="2670"/>
                                   </a:cubicBezTo>
                                   <a:cubicBezTo>
-                                    <a:pt x="139928" y="0"/>
-                                    <a:pt x="152649" y="0"/>
-                                    <a:pt x="159009" y="0"/>
+                                    <a:pt x="162245" y="0"/>
+                                    <a:pt x="176995" y="0"/>
+                                    <a:pt x="184369" y="0"/>
                                   </a:cubicBezTo>
                                   <a:lnTo>
-                                    <a:pt x="165369" y="0"/>
+                                    <a:pt x="191744" y="0"/>
                                   </a:lnTo>
                                 </a:path>
                               </a:pathLst>
                             </a:custGeom>
                             <a:noFill/>
-                            <a:ln w="12721">
+                            <a:ln w="14750">
                               <a:solidFill>
                                 <a:srgbClr val="4D80A8"/>
                               </a:solidFill>
@@ -1193,8 +1249,8 @@
                           <wps:cNvCnPr/>
                           <wps:spPr>
                             <a:xfrm>
-                              <a:off x="1417964" y="969906"/>
-                              <a:ext cx="165369" cy="6360"/>
+                              <a:off x="1644115" y="1124596"/>
+                              <a:ext cx="191744" cy="7375"/>
                             </a:xfrm>
                             <a:custGeom>
                               <a:avLst/>
@@ -1203,18 +1259,18 @@
                               <a:cxnLst/>
                               <a:rect l="0" t="0" r="r" b="b"/>
                               <a:pathLst>
-                                <a:path w="165369" h="6360">
+                                <a:path w="191744" h="7375">
                                   <a:moveTo>
                                     <a:pt x="0" y="0"/>
                                   </a:moveTo>
                                   <a:lnTo>
-                                    <a:pt x="165369" y="0"/>
+                                    <a:pt x="191744" y="0"/>
                                   </a:lnTo>
                                 </a:path>
                               </a:pathLst>
                             </a:custGeom>
                             <a:noFill/>
-                            <a:ln w="12721">
+                            <a:ln w="14750">
                               <a:solidFill>
                                 <a:srgbClr val="4D80A8"/>
                               </a:solidFill>
@@ -1229,8 +1285,8 @@
                           <wps:cNvCnPr/>
                           <wps:spPr>
                             <a:xfrm>
-                              <a:off x="1417964" y="1017609"/>
-                              <a:ext cx="165369" cy="372043"/>
+                              <a:off x="1644115" y="1179907"/>
+                              <a:ext cx="191744" cy="431380"/>
                             </a:xfrm>
                             <a:custGeom>
                               <a:avLst/>
@@ -1239,56 +1295,56 @@
                               <a:cxnLst/>
                               <a:rect l="0" t="0" r="r" b="b"/>
                               <a:pathLst>
-                                <a:path w="165369" h="372043">
+                                <a:path w="191744" h="431380">
                                   <a:moveTo>
                                     <a:pt x="0" y="0"/>
                                   </a:moveTo>
                                   <a:lnTo>
-                                    <a:pt x="10603" y="0"/>
+                                    <a:pt x="12294" y="0"/>
                                   </a:lnTo>
                                   <a:cubicBezTo>
-                                    <a:pt x="21199" y="0"/>
-                                    <a:pt x="42405" y="0"/>
-                                    <a:pt x="56003" y="2302"/>
+                                    <a:pt x="24580" y="0"/>
+                                    <a:pt x="49168" y="0"/>
+                                    <a:pt x="64935" y="2670"/>
                                   </a:cubicBezTo>
                                   <a:cubicBezTo>
-                                    <a:pt x="69601" y="4605"/>
-                                    <a:pt x="75599" y="9203"/>
-                                    <a:pt x="80897" y="14508"/>
+                                    <a:pt x="80702" y="5339"/>
+                                    <a:pt x="87657" y="10671"/>
+                                    <a:pt x="93800" y="16822"/>
                                   </a:cubicBezTo>
                                   <a:cubicBezTo>
-                                    <a:pt x="86196" y="19806"/>
-                                    <a:pt x="90801" y="25804"/>
-                                    <a:pt x="93103" y="80211"/>
+                                    <a:pt x="99943" y="22965"/>
+                                    <a:pt x="105282" y="29919"/>
+                                    <a:pt x="107952" y="93003"/>
                                   </a:cubicBezTo>
                                   <a:cubicBezTo>
-                                    <a:pt x="95405" y="134617"/>
-                                    <a:pt x="95405" y="237432"/>
-                                    <a:pt x="97708" y="291833"/>
+                                    <a:pt x="110622" y="156087"/>
+                                    <a:pt x="110622" y="275300"/>
+                                    <a:pt x="113291" y="338377"/>
                                   </a:cubicBezTo>
                                   <a:cubicBezTo>
-                                    <a:pt x="100010" y="346239"/>
-                                    <a:pt x="104615" y="352237"/>
-                                    <a:pt x="109913" y="357535"/>
+                                    <a:pt x="115961" y="401461"/>
+                                    <a:pt x="121300" y="408415"/>
+                                    <a:pt x="127443" y="414558"/>
                                   </a:cubicBezTo>
                                   <a:cubicBezTo>
-                                    <a:pt x="115212" y="362840"/>
-                                    <a:pt x="121209" y="367445"/>
-                                    <a:pt x="130572" y="369741"/>
+                                    <a:pt x="133587" y="420709"/>
+                                    <a:pt x="140541" y="426048"/>
+                                    <a:pt x="151397" y="428710"/>
                                   </a:cubicBezTo>
                                   <a:cubicBezTo>
-                                    <a:pt x="139928" y="372043"/>
-                                    <a:pt x="152649" y="372043"/>
-                                    <a:pt x="159009" y="372043"/>
+                                    <a:pt x="162245" y="431380"/>
+                                    <a:pt x="176995" y="431380"/>
+                                    <a:pt x="184369" y="431380"/>
                                   </a:cubicBezTo>
                                   <a:lnTo>
-                                    <a:pt x="165369" y="372043"/>
+                                    <a:pt x="191744" y="431380"/>
                                   </a:lnTo>
                                 </a:path>
                               </a:pathLst>
                             </a:custGeom>
                             <a:noFill/>
-                            <a:ln w="12721">
+                            <a:ln w="14750">
                               <a:solidFill>
                                 <a:srgbClr val="4D80A8"/>
                               </a:solidFill>
@@ -1303,8 +1359,8 @@
                           <wps:cNvCnPr/>
                           <wps:spPr>
                             <a:xfrm>
-                              <a:off x="727566" y="938104"/>
-                              <a:ext cx="165369" cy="6360"/>
+                              <a:off x="843605" y="1087722"/>
+                              <a:ext cx="191744" cy="7375"/>
                             </a:xfrm>
                             <a:custGeom>
                               <a:avLst/>
@@ -1313,18 +1369,18 @@
                               <a:cxnLst/>
                               <a:rect l="0" t="0" r="r" b="b"/>
                               <a:pathLst>
-                                <a:path w="165369" h="6360">
+                                <a:path w="191744" h="7375">
                                   <a:moveTo>
                                     <a:pt x="0" y="0"/>
                                   </a:moveTo>
                                   <a:lnTo>
-                                    <a:pt x="165369" y="0"/>
+                                    <a:pt x="191744" y="0"/>
                                   </a:lnTo>
                                 </a:path>
                               </a:pathLst>
                             </a:custGeom>
                             <a:noFill/>
-                            <a:ln w="12721">
+                            <a:ln w="14750">
                               <a:solidFill>
                                 <a:srgbClr val="4D80A8"/>
                               </a:solidFill>
@@ -1340,10 +1396,10 @@
                         <wpg:cNvGrpSpPr/>
                         <wpg:grpSpPr>
                           <a:xfrm>
-                            <a:off x="400674" y="50883"/>
-                            <a:ext cx="1441220" cy="1451660"/>
+                            <a:off x="464577" y="58998"/>
+                            <a:ext cx="1671079" cy="1683184"/>
                             <a:chOff x="0" y="0"/>
-                            <a:chExt cx="1441220" cy="1451660"/>
+                            <a:chExt cx="1671079" cy="1683184"/>
                           </a:xfrm>
                         </wpg:grpSpPr>
                         <wps:wsp>
@@ -1354,13 +1410,13 @@
                           <wps:spPr>
                             <a:xfrm>
                               <a:off x="0" y="0"/>
-                              <a:ext cx="1441220" cy="1451660"/>
+                              <a:ext cx="1671079" cy="1683184"/>
                             </a:xfrm>
                             <a:prstGeom prst="rect">
                               <a:avLst/>
                             </a:prstGeom>
                             <a:noFill/>
-                            <a:ln w="25441">
+                            <a:ln w="29499">
                               <a:solidFill>
                                 <a:srgbClr val="700017"/>
                               </a:solidFill>
@@ -1395,14 +1451,14 @@
                           </wps:cNvSpPr>
                           <wps:spPr>
                             <a:xfrm>
-                              <a:off x="674499" y="190777"/>
-                              <a:ext cx="690397" cy="635968"/>
+                              <a:off x="782074" y="221204"/>
+                              <a:ext cx="800509" cy="737399"/>
                             </a:xfrm>
                             <a:prstGeom prst="flowChartMultidocument">
                               <a:avLst/>
                             </a:prstGeom>
                             <a:noFill/>
-                            <a:ln w="12720">
+                            <a:ln w="14749">
                               <a:solidFill>
                                 <a:srgbClr val="700017"/>
                               </a:solidFill>
@@ -1421,7 +1477,21 @@
                                     <w:sz w:val="15"/>
                                     <w:szCs w:val="15"/>
                                   </w:rPr>
-                                  <w:t xml:space="preserve">Weekly/Monthlychecklists</w:t>
+                                  <w:t xml:space="preserve">Weekly/Monthly</w:t>
+                                </w:r>
+                              </w:p>
+                              <w:p>
+                                <w:pPr>
+                                  <w:jc w:val="center"/>
+                                </w:pPr>
+                                <w:r>
+                                  <w:rPr>
+                                    <w:rFonts w:ascii="Myriad Pro" w:hAnsi="Myriad Pro" w:cs="Myriad Pro"/>
+                                    <w:color w:val="700017"/>
+                                    <w:sz w:val="15"/>
+                                    <w:szCs w:val="15"/>
+                                  </w:rPr>
+                                  <w:t xml:space="preserve">checklists</w:t>
                                 </w:r>
                               </w:p>
                             </w:txbxContent>
@@ -1437,14 +1507,14 @@
                           </wps:cNvSpPr>
                           <wps:spPr>
                             <a:xfrm>
-                              <a:off x="797085" y="1017578"/>
-                              <a:ext cx="445225" cy="357745"/>
+                              <a:off x="924211" y="1179870"/>
+                              <a:ext cx="516234" cy="414802"/>
                             </a:xfrm>
                             <a:prstGeom prst="flowChartDocument">
                               <a:avLst/>
                             </a:prstGeom>
                             <a:noFill/>
-                            <a:ln w="12720">
+                            <a:ln w="14749">
                               <a:solidFill>
                                 <a:srgbClr val="700017"/>
                               </a:solidFill>
@@ -1479,14 +1549,14 @@
                           </wps:cNvSpPr>
                           <wps:spPr>
                             <a:xfrm>
-                              <a:off x="76325" y="445192"/>
-                              <a:ext cx="407363" cy="190811"/>
+                              <a:off x="88498" y="516196"/>
+                              <a:ext cx="472333" cy="221243"/>
                             </a:xfrm>
                             <a:prstGeom prst="roundRect">
                               <a:avLst/>
                             </a:prstGeom>
                             <a:noFill/>
-                            <a:ln w="12720">
+                            <a:ln w="14749">
                               <a:solidFill>
                                 <a:srgbClr val="700017"/>
                               </a:solidFill>
@@ -1519,8 +1589,8 @@
                           <wps:cNvCnPr/>
                           <wps:spPr>
                             <a:xfrm>
-                              <a:off x="483687" y="572401"/>
-                              <a:ext cx="287953" cy="624060"/>
+                              <a:off x="560830" y="663693"/>
+                              <a:ext cx="333878" cy="723591"/>
                             </a:xfrm>
                             <a:custGeom>
                               <a:avLst/>
@@ -1529,56 +1599,56 @@
                               <a:cxnLst/>
                               <a:rect l="0" t="0" r="r" b="b"/>
                               <a:pathLst>
-                                <a:path w="287953" h="624060">
+                                <a:path w="333878" h="723591">
                                   <a:moveTo>
                                     <a:pt x="0" y="0"/>
                                   </a:moveTo>
                                   <a:lnTo>
-                                    <a:pt x="10603" y="0"/>
+                                    <a:pt x="12294" y="0"/>
                                   </a:lnTo>
                                   <a:cubicBezTo>
-                                    <a:pt x="21199" y="0"/>
-                                    <a:pt x="42405" y="0"/>
-                                    <a:pt x="56003" y="2302"/>
+                                    <a:pt x="24580" y="0"/>
+                                    <a:pt x="49168" y="0"/>
+                                    <a:pt x="64935" y="2670"/>
                                   </a:cubicBezTo>
                                   <a:cubicBezTo>
-                                    <a:pt x="69601" y="4605"/>
-                                    <a:pt x="75599" y="9203"/>
-                                    <a:pt x="80897" y="14508"/>
+                                    <a:pt x="80702" y="5339"/>
+                                    <a:pt x="87657" y="10671"/>
+                                    <a:pt x="93800" y="16822"/>
                                   </a:cubicBezTo>
                                   <a:cubicBezTo>
-                                    <a:pt x="86196" y="19806"/>
-                                    <a:pt x="90801" y="25804"/>
-                                    <a:pt x="93103" y="122214"/>
+                                    <a:pt x="99943" y="22965"/>
+                                    <a:pt x="105282" y="29919"/>
+                                    <a:pt x="107952" y="141706"/>
                                   </a:cubicBezTo>
                                   <a:cubicBezTo>
-                                    <a:pt x="95405" y="218618"/>
-                                    <a:pt x="95405" y="405441"/>
-                                    <a:pt x="97708" y="501845"/>
+                                    <a:pt x="110622" y="253486"/>
+                                    <a:pt x="110622" y="470105"/>
+                                    <a:pt x="113291" y="581884"/>
                                   </a:cubicBezTo>
                                   <a:cubicBezTo>
-                                    <a:pt x="100010" y="598256"/>
-                                    <a:pt x="104615" y="604254"/>
-                                    <a:pt x="109913" y="609552"/>
+                                    <a:pt x="115961" y="693671"/>
+                                    <a:pt x="121300" y="700626"/>
+                                    <a:pt x="127443" y="706769"/>
                                   </a:cubicBezTo>
                                   <a:cubicBezTo>
-                                    <a:pt x="115212" y="614856"/>
-                                    <a:pt x="121209" y="619455"/>
-                                    <a:pt x="151001" y="621757"/>
+                                    <a:pt x="133587" y="712919"/>
+                                    <a:pt x="140541" y="718251"/>
+                                    <a:pt x="175085" y="720921"/>
                                   </a:cubicBezTo>
                                   <a:cubicBezTo>
-                                    <a:pt x="180793" y="624060"/>
-                                    <a:pt x="234373" y="624060"/>
-                                    <a:pt x="261163" y="624060"/>
+                                    <a:pt x="209628" y="723591"/>
+                                    <a:pt x="271753" y="723591"/>
+                                    <a:pt x="302816" y="723591"/>
                                   </a:cubicBezTo>
                                   <a:lnTo>
-                                    <a:pt x="287953" y="624060"/>
+                                    <a:pt x="333878" y="723591"/>
                                   </a:lnTo>
                                 </a:path>
                               </a:pathLst>
                             </a:custGeom>
                             <a:noFill/>
-                            <a:ln w="12721">
+                            <a:ln w="14750">
                               <a:solidFill>
                                 <a:srgbClr val="8B3344"/>
                               </a:solidFill>
@@ -1593,8 +1663,8 @@
                           <wps:cNvCnPr/>
                           <wps:spPr>
                             <a:xfrm>
-                              <a:off x="483687" y="508798"/>
-                              <a:ext cx="165369" cy="6360"/>
+                              <a:off x="560830" y="589945"/>
+                              <a:ext cx="191744" cy="7375"/>
                             </a:xfrm>
                             <a:custGeom>
                               <a:avLst/>
@@ -1603,18 +1673,18 @@
                               <a:cxnLst/>
                               <a:rect l="0" t="0" r="r" b="b"/>
                               <a:pathLst>
-                                <a:path w="165369" h="6360">
+                                <a:path w="191744" h="7375">
                                   <a:moveTo>
                                     <a:pt x="0" y="0"/>
                                   </a:moveTo>
                                   <a:lnTo>
-                                    <a:pt x="165369" y="0"/>
+                                    <a:pt x="191744" y="0"/>
                                   </a:lnTo>
                                 </a:path>
                               </a:pathLst>
                             </a:custGeom>
                             <a:noFill/>
-                            <a:ln w="12721">
+                            <a:ln w="14750">
                               <a:solidFill>
                                 <a:srgbClr val="8B3344"/>
                               </a:solidFill>
@@ -1630,10 +1700,10 @@
                         <wpg:cNvGrpSpPr/>
                         <wpg:grpSpPr>
                           <a:xfrm>
-                            <a:off x="649572" y="1725155"/>
-                            <a:ext cx="1192322" cy="695447"/>
+                            <a:off x="753172" y="2000300"/>
+                            <a:ext cx="1382484" cy="806363"/>
                             <a:chOff x="0" y="0"/>
-                            <a:chExt cx="1192322" cy="695447"/>
+                            <a:chExt cx="1382484" cy="806363"/>
                           </a:xfrm>
                         </wpg:grpSpPr>
                         <wps:wsp>
@@ -1644,13 +1714,13 @@
                           <wps:spPr>
                             <a:xfrm>
                               <a:off x="0" y="0"/>
-                              <a:ext cx="1192322" cy="695447"/>
+                              <a:ext cx="1382484" cy="806363"/>
                             </a:xfrm>
                             <a:prstGeom prst="rect">
                               <a:avLst/>
                             </a:prstGeom>
                             <a:noFill/>
-                            <a:ln w="25441">
+                            <a:ln w="29499">
                               <a:solidFill>
                                 <a:srgbClr val="9186BF"/>
                               </a:solidFill>
@@ -1685,14 +1755,14 @@
                           </wps:cNvSpPr>
                           <wps:spPr>
                             <a:xfrm>
-                              <a:off x="76324" y="261859"/>
-                              <a:ext cx="511564" cy="286216"/>
+                              <a:off x="88498" y="303622"/>
+                              <a:ext cx="593153" cy="331865"/>
                             </a:xfrm>
                             <a:prstGeom prst="roundRect">
                               <a:avLst/>
                             </a:prstGeom>
                             <a:noFill/>
-                            <a:ln w="12720">
+                            <a:ln w="14749">
                               <a:solidFill>
                                 <a:srgbClr val="9186BF"/>
                               </a:solidFill>
@@ -1711,7 +1781,21 @@
                                     <w:sz w:val="15"/>
                                     <w:szCs w:val="15"/>
                                   </w:rPr>
-                                  <w:t xml:space="preserve">Weighbridgeoperators</w:t>
+                                  <w:t xml:space="preserve">Weighbridge</w:t>
+                                </w:r>
+                              </w:p>
+                              <w:p>
+                                <w:pPr>
+                                  <w:jc w:val="center"/>
+                                </w:pPr>
+                                <w:r>
+                                  <w:rPr>
+                                    <w:rFonts w:ascii="Myriad Pro" w:hAnsi="Myriad Pro" w:cs="Myriad Pro"/>
+                                    <w:color w:val="9186BF"/>
+                                    <w:sz w:val="15"/>
+                                    <w:szCs w:val="15"/>
+                                  </w:rPr>
+                                  <w:t xml:space="preserve">operators</w:t>
                                 </w:r>
                               </w:p>
                             </w:txbxContent>
@@ -1727,14 +1811,14 @@
                           </wps:cNvSpPr>
                           <wps:spPr>
                             <a:xfrm>
-                              <a:off x="778699" y="238177"/>
-                              <a:ext cx="337298" cy="333581"/>
+                              <a:off x="902893" y="276162"/>
+                              <a:ext cx="391094" cy="386784"/>
                             </a:xfrm>
                             <a:prstGeom prst="can">
                               <a:avLst/>
                             </a:prstGeom>
                             <a:noFill/>
-                            <a:ln w="12720">
+                            <a:ln w="14749">
                               <a:solidFill>
                                 <a:srgbClr val="9186BF"/>
                               </a:solidFill>
@@ -1753,7 +1837,21 @@
                                     <w:sz w:val="15"/>
                                     <w:szCs w:val="15"/>
                                   </w:rPr>
-                                  <w:t xml:space="preserve">Tipsitedatabase</w:t>
+                                  <w:t xml:space="preserve">Tipsite</w:t>
+                                </w:r>
+                              </w:p>
+                              <w:p>
+                                <w:pPr>
+                                  <w:jc w:val="center"/>
+                                </w:pPr>
+                                <w:r>
+                                  <w:rPr>
+                                    <w:rFonts w:ascii="Myriad Pro" w:hAnsi="Myriad Pro" w:cs="Myriad Pro"/>
+                                    <w:color w:val="9186BF"/>
+                                    <w:sz w:val="15"/>
+                                    <w:szCs w:val="15"/>
+                                  </w:rPr>
+                                  <w:t xml:space="preserve">database</w:t>
                                 </w:r>
                               </w:p>
                             </w:txbxContent>
@@ -1767,8 +1865,8 @@
                           <wps:cNvCnPr/>
                           <wps:spPr>
                             <a:xfrm>
-                              <a:off x="587891" y="404968"/>
-                              <a:ext cx="165369" cy="6360"/>
+                              <a:off x="681653" y="469556"/>
+                              <a:ext cx="191744" cy="7375"/>
                             </a:xfrm>
                             <a:custGeom>
                               <a:avLst/>
@@ -1777,18 +1875,18 @@
                               <a:cxnLst/>
                               <a:rect l="0" t="0" r="r" b="b"/>
                               <a:pathLst>
-                                <a:path w="165369" h="6360">
+                                <a:path w="191744" h="7375">
                                   <a:moveTo>
                                     <a:pt x="0" y="0"/>
                                   </a:moveTo>
                                   <a:lnTo>
-                                    <a:pt x="165369" y="0"/>
+                                    <a:pt x="191744" y="0"/>
                                   </a:lnTo>
                                 </a:path>
                               </a:pathLst>
                             </a:custGeom>
                             <a:noFill/>
-                            <a:ln w="12721">
+                            <a:ln w="14750">
                               <a:solidFill>
                                 <a:srgbClr val="7D7AA8"/>
                               </a:solidFill>
@@ -1804,10 +1902,10 @@
                         <wpg:cNvGrpSpPr/>
                         <wpg:grpSpPr>
                           <a:xfrm>
-                            <a:off x="209316" y="2643214"/>
-                            <a:ext cx="1632577" cy="2225066"/>
+                            <a:off x="242700" y="3064780"/>
+                            <a:ext cx="1892956" cy="2579941"/>
                             <a:chOff x="0" y="0"/>
-                            <a:chExt cx="1632577" cy="2225066"/>
+                            <a:chExt cx="1892956" cy="2579941"/>
                           </a:xfrm>
                         </wpg:grpSpPr>
                         <wps:wsp>
@@ -1818,13 +1916,13 @@
                           <wps:spPr>
                             <a:xfrm>
                               <a:off x="0" y="0"/>
-                              <a:ext cx="1632577" cy="2225066"/>
+                              <a:ext cx="1892956" cy="2579941"/>
                             </a:xfrm>
                             <a:prstGeom prst="rect">
                               <a:avLst/>
                             </a:prstGeom>
                             <a:noFill/>
-                            <a:ln w="25441">
+                            <a:ln w="29499">
                               <a:solidFill>
                                 <a:srgbClr val="5A8263"/>
                               </a:solidFill>
@@ -1859,14 +1957,14 @@
                           </wps:cNvSpPr>
                           <wps:spPr>
                             <a:xfrm>
-                              <a:off x="76325" y="282763"/>
-                              <a:ext cx="452283" cy="190811"/>
+                              <a:off x="88498" y="327861"/>
+                              <a:ext cx="524417" cy="221243"/>
                             </a:xfrm>
                             <a:prstGeom prst="roundRect">
                               <a:avLst/>
                             </a:prstGeom>
                             <a:noFill/>
-                            <a:ln w="12720">
+                            <a:ln w="14749">
                               <a:solidFill>
                                 <a:srgbClr val="5A8263"/>
                               </a:solidFill>
@@ -1901,14 +1999,14 @@
                           </wps:cNvSpPr>
                           <wps:spPr>
                             <a:xfrm>
-                              <a:off x="202505" y="1703551"/>
-                              <a:ext cx="263012" cy="190811"/>
+                              <a:off x="234802" y="1975250"/>
+                              <a:ext cx="304960" cy="221243"/>
                             </a:xfrm>
                             <a:prstGeom prst="roundRect">
                               <a:avLst/>
                             </a:prstGeom>
                             <a:noFill/>
-                            <a:ln w="12720">
+                            <a:ln w="14749">
                               <a:solidFill>
                                 <a:srgbClr val="5A8263"/>
                               </a:solidFill>
@@ -1943,14 +2041,14 @@
                           </wps:cNvSpPr>
                           <wps:spPr>
                             <a:xfrm>
-                              <a:off x="928192" y="910774"/>
-                              <a:ext cx="514692" cy="348703"/>
+                              <a:off x="1076229" y="1056033"/>
+                              <a:ext cx="596781" cy="404317"/>
                             </a:xfrm>
                             <a:prstGeom prst="can">
                               <a:avLst/>
                             </a:prstGeom>
                             <a:noFill/>
-                            <a:ln w="12720">
+                            <a:ln w="14749">
                               <a:solidFill>
                                 <a:srgbClr val="5A8263"/>
                               </a:solidFill>
@@ -1969,7 +2067,21 @@
                                     <w:sz w:val="15"/>
                                     <w:szCs w:val="15"/>
                                   </w:rPr>
-                                  <w:t xml:space="preserve">Weather stationdatabase</w:t>
+                                  <w:t xml:space="preserve">Weather station</w:t>
+                                </w:r>
+                              </w:p>
+                              <w:p>
+                                <w:pPr>
+                                  <w:jc w:val="center"/>
+                                </w:pPr>
+                                <w:r>
+                                  <w:rPr>
+                                    <w:rFonts w:ascii="Myriad Pro" w:hAnsi="Myriad Pro" w:cs="Myriad Pro"/>
+                                    <w:color w:val="5A8263"/>
+                                    <w:sz w:val="15"/>
+                                    <w:szCs w:val="15"/>
+                                  </w:rPr>
+                                  <w:t xml:space="preserve">database</w:t>
                                 </w:r>
                               </w:p>
                             </w:txbxContent>
@@ -1985,14 +2097,14 @@
                           </wps:cNvSpPr>
                           <wps:spPr>
                             <a:xfrm>
-                              <a:off x="900722" y="250961"/>
-                              <a:ext cx="483735" cy="346366"/>
+                              <a:off x="1044377" y="290986"/>
+                              <a:ext cx="560886" cy="401608"/>
                             </a:xfrm>
                             <a:prstGeom prst="can">
                               <a:avLst/>
                             </a:prstGeom>
                             <a:noFill/>
-                            <a:ln w="12720">
+                            <a:ln w="14749">
                               <a:solidFill>
                                 <a:srgbClr val="5A8263"/>
                               </a:solidFill>
@@ -2011,7 +2123,21 @@
                                     <w:sz w:val="15"/>
                                     <w:szCs w:val="15"/>
                                   </w:rPr>
-                                  <w:t xml:space="preserve">Environmentaldatabase</w:t>
+                                  <w:t xml:space="preserve">Environmental</w:t>
+                                </w:r>
+                              </w:p>
+                              <w:p>
+                                <w:pPr>
+                                  <w:jc w:val="center"/>
+                                </w:pPr>
+                                <w:r>
+                                  <w:rPr>
+                                    <w:rFonts w:ascii="Myriad Pro" w:hAnsi="Myriad Pro" w:cs="Myriad Pro"/>
+                                    <w:color w:val="5A8263"/>
+                                    <w:sz w:val="15"/>
+                                    <w:szCs w:val="15"/>
+                                  </w:rPr>
+                                  <w:t xml:space="preserve">database</w:t>
                                 </w:r>
                               </w:p>
                             </w:txbxContent>
@@ -2027,14 +2153,14 @@
                           </wps:cNvSpPr>
                           <wps:spPr>
                             <a:xfrm>
-                              <a:off x="814824" y="1512740"/>
-                              <a:ext cx="741429" cy="635968"/>
+                              <a:off x="944779" y="1754006"/>
+                              <a:ext cx="859680" cy="737399"/>
                             </a:xfrm>
                             <a:prstGeom prst="flowChartMultidocument">
                               <a:avLst/>
                             </a:prstGeom>
                             <a:noFill/>
-                            <a:ln w="12720">
+                            <a:ln w="14749">
                               <a:solidFill>
                                 <a:srgbClr val="5A8263"/>
                               </a:solidFill>
@@ -2053,7 +2179,21 @@
                                     <w:sz w:val="15"/>
                                     <w:szCs w:val="15"/>
                                   </w:rPr>
-                                  <w:t xml:space="preserve">Monthly/quarterlychecklists</w:t>
+                                  <w:t xml:space="preserve">Monthly/quarterly</w:t>
+                                </w:r>
+                              </w:p>
+                              <w:p>
+                                <w:pPr>
+                                  <w:jc w:val="center"/>
+                                </w:pPr>
+                                <w:r>
+                                  <w:rPr>
+                                    <w:rFonts w:ascii="Myriad Pro" w:hAnsi="Myriad Pro" w:cs="Myriad Pro"/>
+                                    <w:color w:val="5A8263"/>
+                                    <w:sz w:val="15"/>
+                                    <w:szCs w:val="15"/>
+                                  </w:rPr>
+                                  <w:t xml:space="preserve">checklists</w:t>
                                 </w:r>
                               </w:p>
                             </w:txbxContent>
@@ -2067,8 +2207,8 @@
                           <wps:cNvCnPr/>
                           <wps:spPr>
                             <a:xfrm>
-                              <a:off x="528610" y="409969"/>
-                              <a:ext cx="374142" cy="675152"/>
+                              <a:off x="612917" y="475355"/>
+                              <a:ext cx="433814" cy="782832"/>
                             </a:xfrm>
                             <a:custGeom>
                               <a:avLst/>
@@ -2077,56 +2217,56 @@
                               <a:cxnLst/>
                               <a:rect l="0" t="0" r="r" b="b"/>
                               <a:pathLst>
-                                <a:path w="374142" h="675152">
+                                <a:path w="433814" h="782832">
                                   <a:moveTo>
                                     <a:pt x="0" y="0"/>
                                   </a:moveTo>
                                   <a:lnTo>
-                                    <a:pt x="26497" y="0"/>
+                                    <a:pt x="30723" y="0"/>
                                   </a:lnTo>
                                   <a:cubicBezTo>
-                                    <a:pt x="53001" y="0"/>
-                                    <a:pt x="106002" y="0"/>
-                                    <a:pt x="135501" y="2302"/>
+                                    <a:pt x="61454" y="0"/>
+                                    <a:pt x="122908" y="0"/>
+                                    <a:pt x="157112" y="2670"/>
                                   </a:cubicBezTo>
                                   <a:cubicBezTo>
-                                    <a:pt x="165001" y="4605"/>
-                                    <a:pt x="170998" y="9210"/>
-                                    <a:pt x="176303" y="14508"/>
+                                    <a:pt x="191316" y="5339"/>
+                                    <a:pt x="198271" y="10679"/>
+                                    <a:pt x="204421" y="16822"/>
                                   </a:cubicBezTo>
                                   <a:cubicBezTo>
-                                    <a:pt x="181601" y="19806"/>
-                                    <a:pt x="186206" y="25804"/>
-                                    <a:pt x="188508" y="130731"/>
+                                    <a:pt x="210565" y="22965"/>
+                                    <a:pt x="215904" y="29919"/>
+                                    <a:pt x="218574" y="151581"/>
                                   </a:cubicBezTo>
                                   <a:cubicBezTo>
-                                    <a:pt x="190811" y="235651"/>
-                                    <a:pt x="190811" y="439501"/>
-                                    <a:pt x="193113" y="544428"/>
+                                    <a:pt x="221243" y="273235"/>
+                                    <a:pt x="221243" y="509597"/>
+                                    <a:pt x="223913" y="631259"/>
                                   </a:cubicBezTo>
                                   <a:cubicBezTo>
-                                    <a:pt x="195409" y="649348"/>
-                                    <a:pt x="200014" y="655346"/>
-                                    <a:pt x="205319" y="660644"/>
+                                    <a:pt x="226575" y="752913"/>
+                                    <a:pt x="231915" y="759867"/>
+                                    <a:pt x="238065" y="766010"/>
                                   </a:cubicBezTo>
                                   <a:cubicBezTo>
-                                    <a:pt x="210617" y="665949"/>
-                                    <a:pt x="216615" y="670554"/>
-                                    <a:pt x="244868" y="672856"/>
+                                    <a:pt x="244208" y="772161"/>
+                                    <a:pt x="251163" y="777500"/>
+                                    <a:pt x="283921" y="780170"/>
                                   </a:cubicBezTo>
                                   <a:cubicBezTo>
-                                    <a:pt x="273120" y="675152"/>
-                                    <a:pt x="323628" y="675152"/>
-                                    <a:pt x="348885" y="675152"/>
+                                    <a:pt x="316680" y="782832"/>
+                                    <a:pt x="375243" y="782832"/>
+                                    <a:pt x="404529" y="782832"/>
                                   </a:cubicBezTo>
                                   <a:lnTo>
-                                    <a:pt x="374142" y="675152"/>
+                                    <a:pt x="433814" y="782832"/>
                                   </a:lnTo>
                                 </a:path>
                               </a:pathLst>
                             </a:custGeom>
                             <a:noFill/>
-                            <a:ln w="12721">
+                            <a:ln w="14750">
                               <a:solidFill>
                                 <a:srgbClr val="3D7A56"/>
                               </a:solidFill>
@@ -2141,8 +2281,8 @@
                           <wps:cNvCnPr/>
                           <wps:spPr>
                             <a:xfrm>
-                              <a:off x="465515" y="501921"/>
-                              <a:ext cx="409766" cy="1265235"/>
+                              <a:off x="539759" y="581972"/>
+                              <a:ext cx="475120" cy="1467027"/>
                             </a:xfrm>
                             <a:custGeom>
                               <a:avLst/>
@@ -2151,56 +2291,56 @@
                               <a:cxnLst/>
                               <a:rect l="0" t="0" r="r" b="b"/>
                               <a:pathLst>
-                                <a:path w="409766" h="1265235">
+                                <a:path w="475120" h="1467027">
                                   <a:moveTo>
-                                    <a:pt x="0" y="1265235"/>
+                                    <a:pt x="0" y="1467027"/>
                                   </a:moveTo>
                                   <a:lnTo>
-                                    <a:pt x="21116" y="1265235"/>
+                                    <a:pt x="24484" y="1467027"/>
                                   </a:lnTo>
                                   <a:cubicBezTo>
-                                    <a:pt x="42233" y="1265235"/>
-                                    <a:pt x="84466" y="1265235"/>
-                                    <a:pt x="108578" y="1262933"/>
+                                    <a:pt x="48969" y="1467027"/>
+                                    <a:pt x="97937" y="1467027"/>
+                                    <a:pt x="125895" y="1464357"/>
                                   </a:cubicBezTo>
                                   <a:cubicBezTo>
-                                    <a:pt x="132690" y="1260630"/>
-                                    <a:pt x="138688" y="1256025"/>
-                                    <a:pt x="143992" y="1250727"/>
+                                    <a:pt x="153853" y="1461688"/>
+                                    <a:pt x="160807" y="1456348"/>
+                                    <a:pt x="166958" y="1450205"/>
                                   </a:cubicBezTo>
                                   <a:cubicBezTo>
-                                    <a:pt x="149290" y="1245423"/>
-                                    <a:pt x="153895" y="1239425"/>
-                                    <a:pt x="156198" y="1036160"/>
+                                    <a:pt x="173101" y="1444055"/>
+                                    <a:pt x="178440" y="1437100"/>
+                                    <a:pt x="181110" y="1201417"/>
                                   </a:cubicBezTo>
                                   <a:cubicBezTo>
-                                    <a:pt x="158500" y="832889"/>
-                                    <a:pt x="158500" y="432346"/>
-                                    <a:pt x="160803" y="229075"/>
+                                    <a:pt x="183779" y="965727"/>
+                                    <a:pt x="183779" y="501300"/>
+                                    <a:pt x="186449" y="265610"/>
                                   </a:cubicBezTo>
                                   <a:cubicBezTo>
-                                    <a:pt x="163099" y="25804"/>
-                                    <a:pt x="167704" y="19806"/>
-                                    <a:pt x="173008" y="14508"/>
+                                    <a:pt x="189111" y="29919"/>
+                                    <a:pt x="194451" y="22965"/>
+                                    <a:pt x="200601" y="16822"/>
                                   </a:cubicBezTo>
                                   <a:cubicBezTo>
-                                    <a:pt x="178306" y="9210"/>
-                                    <a:pt x="184304" y="4605"/>
-                                    <a:pt x="223878" y="2302"/>
+                                    <a:pt x="206744" y="10679"/>
+                                    <a:pt x="213699" y="5339"/>
+                                    <a:pt x="259585" y="2670"/>
                                   </a:cubicBezTo>
                                   <a:cubicBezTo>
-                                    <a:pt x="263453" y="0"/>
-                                    <a:pt x="336609" y="0"/>
-                                    <a:pt x="373188" y="0"/>
+                                    <a:pt x="305471" y="0"/>
+                                    <a:pt x="390295" y="0"/>
+                                    <a:pt x="432708" y="0"/>
                                   </a:cubicBezTo>
                                   <a:lnTo>
-                                    <a:pt x="409766" y="0"/>
+                                    <a:pt x="475120" y="0"/>
                                   </a:lnTo>
                                 </a:path>
                               </a:pathLst>
                             </a:custGeom>
                             <a:noFill/>
-                            <a:ln w="12721">
+                            <a:ln w="14750">
                               <a:solidFill>
                                 <a:srgbClr val="3D7A56"/>
                               </a:solidFill>
@@ -2215,8 +2355,8 @@
                           <wps:cNvCnPr/>
                           <wps:spPr>
                             <a:xfrm>
-                              <a:off x="528610" y="346366"/>
-                              <a:ext cx="346672" cy="6360"/>
+                              <a:off x="612917" y="401607"/>
+                              <a:ext cx="401962" cy="7375"/>
                             </a:xfrm>
                             <a:custGeom>
                               <a:avLst/>
@@ -2225,18 +2365,18 @@
                               <a:cxnLst/>
                               <a:rect l="0" t="0" r="r" b="b"/>
                               <a:pathLst>
-                                <a:path w="346672" h="6360">
+                                <a:path w="401962" h="7375">
                                   <a:moveTo>
                                     <a:pt x="0" y="0"/>
                                   </a:moveTo>
                                   <a:lnTo>
-                                    <a:pt x="346672" y="0"/>
+                                    <a:pt x="401962" y="0"/>
                                   </a:lnTo>
                                 </a:path>
                               </a:pathLst>
                             </a:custGeom>
                             <a:noFill/>
-                            <a:ln w="12721">
+                            <a:ln w="14750">
                               <a:solidFill>
                                 <a:srgbClr val="3D7A56"/>
                               </a:solidFill>
@@ -2251,8 +2391,8 @@
                           <wps:cNvCnPr/>
                           <wps:spPr>
                             <a:xfrm>
-                              <a:off x="465515" y="1830760"/>
-                              <a:ext cx="323870" cy="6360"/>
+                              <a:off x="539759" y="2122747"/>
+                              <a:ext cx="375524" cy="7375"/>
                             </a:xfrm>
                             <a:custGeom>
                               <a:avLst/>
@@ -2261,18 +2401,18 @@
                               <a:cxnLst/>
                               <a:rect l="0" t="0" r="r" b="b"/>
                               <a:pathLst>
-                                <a:path w="323870" h="6360">
+                                <a:path w="375524" h="7375">
                                   <a:moveTo>
                                     <a:pt x="0" y="0"/>
                                   </a:moveTo>
                                   <a:lnTo>
-                                    <a:pt x="323870" y="0"/>
+                                    <a:pt x="375524" y="0"/>
                                   </a:lnTo>
                                 </a:path>
                               </a:pathLst>
                             </a:custGeom>
                             <a:noFill/>
-                            <a:ln w="12721">
+                            <a:ln w="14750">
                               <a:solidFill>
                                 <a:srgbClr val="3D7A56"/>
                               </a:solidFill>
@@ -2288,8 +2428,8 @@
                         <wps:cNvCnPr/>
                         <wps:spPr>
                           <a:xfrm>
-                            <a:off x="1593770" y="3067362"/>
-                            <a:ext cx="1388817" cy="6360"/>
+                            <a:off x="1847959" y="3556574"/>
+                            <a:ext cx="1610319" cy="7375"/>
                           </a:xfrm>
                           <a:custGeom>
                             <a:avLst/>
@@ -2298,36 +2438,36 @@
                             <a:cxnLst/>
                             <a:rect l="0" t="0" r="r" b="b"/>
                             <a:pathLst>
-                              <a:path w="1388817" h="6360">
+                              <a:path w="1610319" h="7375">
                                 <a:moveTo>
                                   <a:pt x="0" y="0"/>
                                 </a:moveTo>
                                 <a:lnTo>
-                                  <a:pt x="49306" y="0"/>
+                                  <a:pt x="57169" y="0"/>
                                 </a:lnTo>
                                 <a:cubicBezTo>
-                                  <a:pt x="98611" y="0"/>
-                                  <a:pt x="197216" y="0"/>
-                                  <a:pt x="376381" y="0"/>
-                                </a:cubicBezTo>
-                                <a:cubicBezTo>
-                                  <a:pt x="555540" y="0"/>
-                                  <a:pt x="815259" y="0"/>
-                                  <a:pt x="997419" y="0"/>
-                                </a:cubicBezTo>
-                                <a:cubicBezTo>
-                                  <a:pt x="1179586" y="0"/>
-                                  <a:pt x="1284202" y="0"/>
-                                  <a:pt x="1336509" y="0"/>
+                                  <a:pt x="114339" y="0"/>
+                                  <a:pt x="228670" y="0"/>
+                                  <a:pt x="436410" y="0"/>
+                                </a:cubicBezTo>
+                                <a:cubicBezTo>
+                                  <a:pt x="644142" y="0"/>
+                                  <a:pt x="945284" y="0"/>
+                                  <a:pt x="1156497" y="0"/>
+                                </a:cubicBezTo>
+                                <a:cubicBezTo>
+                                  <a:pt x="1367718" y="0"/>
+                                  <a:pt x="1489019" y="0"/>
+                                  <a:pt x="1549669" y="0"/>
                                 </a:cubicBezTo>
                                 <a:lnTo>
-                                  <a:pt x="1388817" y="0"/>
+                                  <a:pt x="1610319" y="0"/>
                                 </a:lnTo>
                               </a:path>
                             </a:pathLst>
                           </a:custGeom>
                           <a:noFill/>
-                          <a:ln w="12721">
+                          <a:ln w="14750">
                             <a:solidFill>
                               <a:srgbClr val="3D7A56"/>
                             </a:solidFill>
@@ -2342,8 +2482,8 @@
                         <wps:cNvCnPr/>
                         <wps:spPr>
                           <a:xfrm>
-                            <a:off x="1652203" y="3205165"/>
-                            <a:ext cx="1330384" cy="523172"/>
+                            <a:off x="1915711" y="3716355"/>
+                            <a:ext cx="1542567" cy="606612"/>
                           </a:xfrm>
                           <a:custGeom>
                             <a:avLst/>
@@ -2352,66 +2492,66 @@
                             <a:cxnLst/>
                             <a:rect l="0" t="0" r="r" b="b"/>
                             <a:pathLst>
-                              <a:path w="1330384" h="523172">
+                              <a:path w="1542567" h="606612">
                                 <a:moveTo>
-                                  <a:pt x="0" y="523172"/>
+                                  <a:pt x="0" y="606612"/>
                                 </a:moveTo>
                                 <a:lnTo>
-                                  <a:pt x="39561" y="523172"/>
+                                  <a:pt x="45871" y="606612"/>
                                 </a:lnTo>
                                 <a:cubicBezTo>
-                                  <a:pt x="79129" y="523172"/>
-                                  <a:pt x="158259" y="523172"/>
-                                  <a:pt x="229628" y="523172"/>
-                                </a:cubicBezTo>
-                                <a:cubicBezTo>
-                                  <a:pt x="300998" y="523172"/>
-                                  <a:pt x="364601" y="523172"/>
-                                  <a:pt x="399399" y="520876"/>
-                                </a:cubicBezTo>
-                                <a:cubicBezTo>
-                                  <a:pt x="434203" y="518573"/>
-                                  <a:pt x="440201" y="513968"/>
-                                  <a:pt x="445499" y="508664"/>
-                                </a:cubicBezTo>
-                                <a:cubicBezTo>
-                                  <a:pt x="450797" y="503365"/>
-                                  <a:pt x="455402" y="497368"/>
-                                  <a:pt x="457704" y="417774"/>
-                                </a:cubicBezTo>
-                                <a:cubicBezTo>
-                                  <a:pt x="460007" y="338180"/>
-                                  <a:pt x="460007" y="184991"/>
-                                  <a:pt x="462309" y="105398"/>
-                                </a:cubicBezTo>
-                                <a:cubicBezTo>
-                                  <a:pt x="464612" y="25804"/>
-                                  <a:pt x="469217" y="19813"/>
-                                  <a:pt x="474515" y="14508"/>
-                                </a:cubicBezTo>
-                                <a:cubicBezTo>
-                                  <a:pt x="479813" y="9210"/>
-                                  <a:pt x="485811" y="4605"/>
-                                  <a:pt x="576262" y="2302"/>
-                                </a:cubicBezTo>
-                                <a:cubicBezTo>
-                                  <a:pt x="666719" y="0"/>
-                                  <a:pt x="841629" y="0"/>
-                                  <a:pt x="981391" y="0"/>
-                                </a:cubicBezTo>
-                                <a:cubicBezTo>
-                                  <a:pt x="1121154" y="0"/>
-                                  <a:pt x="1225769" y="0"/>
-                                  <a:pt x="1278077" y="0"/>
+                                  <a:pt x="91750" y="606612"/>
+                                  <a:pt x="183499" y="606612"/>
+                                  <a:pt x="266251" y="606612"/>
+                                </a:cubicBezTo>
+                                <a:cubicBezTo>
+                                  <a:pt x="349004" y="606612"/>
+                                  <a:pt x="422752" y="606612"/>
+                                  <a:pt x="463099" y="603950"/>
+                                </a:cubicBezTo>
+                                <a:cubicBezTo>
+                                  <a:pt x="503454" y="601280"/>
+                                  <a:pt x="510408" y="595941"/>
+                                  <a:pt x="516551" y="589790"/>
+                                </a:cubicBezTo>
+                                <a:cubicBezTo>
+                                  <a:pt x="522695" y="583647"/>
+                                  <a:pt x="528034" y="576693"/>
+                                  <a:pt x="530704" y="484405"/>
+                                </a:cubicBezTo>
+                                <a:cubicBezTo>
+                                  <a:pt x="533373" y="392117"/>
+                                  <a:pt x="533373" y="214495"/>
+                                  <a:pt x="536043" y="122207"/>
+                                </a:cubicBezTo>
+                                <a:cubicBezTo>
+                                  <a:pt x="538713" y="29919"/>
+                                  <a:pt x="544052" y="22972"/>
+                                  <a:pt x="550195" y="16822"/>
+                                </a:cubicBezTo>
+                                <a:cubicBezTo>
+                                  <a:pt x="556338" y="10679"/>
+                                  <a:pt x="563293" y="5339"/>
+                                  <a:pt x="668169" y="2670"/>
+                                </a:cubicBezTo>
+                                <a:cubicBezTo>
+                                  <a:pt x="773053" y="0"/>
+                                  <a:pt x="975860" y="0"/>
+                                  <a:pt x="1137913" y="0"/>
+                                </a:cubicBezTo>
+                                <a:cubicBezTo>
+                                  <a:pt x="1299966" y="0"/>
+                                  <a:pt x="1421267" y="0"/>
+                                  <a:pt x="1481917" y="0"/>
                                 </a:cubicBezTo>
                                 <a:lnTo>
-                                  <a:pt x="1330384" y="0"/>
+                                  <a:pt x="1542567" y="0"/>
                                 </a:lnTo>
                               </a:path>
                             </a:pathLst>
                           </a:custGeom>
                           <a:noFill/>
-                          <a:ln w="12721">
+                          <a:ln w="14750">
                             <a:solidFill>
                               <a:srgbClr val="3D7A56"/>
                             </a:solidFill>
@@ -2426,8 +2566,8 @@
                         <wps:cNvCnPr/>
                         <wps:spPr>
                           <a:xfrm>
-                            <a:off x="1593770" y="1530272"/>
-                            <a:ext cx="1451390" cy="1537090"/>
+                            <a:off x="1847959" y="1774334"/>
+                            <a:ext cx="1682872" cy="1782240"/>
                           </a:xfrm>
                           <a:custGeom>
                             <a:avLst/>
@@ -2436,76 +2576,76 @@
                             <a:cxnLst/>
                             <a:rect l="0" t="0" r="r" b="b"/>
                             <a:pathLst>
-                              <a:path w="1451390" h="1537090">
+                              <a:path w="1682872" h="1782240">
                                 <a:moveTo>
-                                  <a:pt x="0" y="1537090"/>
+                                  <a:pt x="0" y="1782240"/>
                                 </a:moveTo>
                                 <a:lnTo>
-                                  <a:pt x="49306" y="1537090"/>
+                                  <a:pt x="57169" y="1782240"/>
                                 </a:lnTo>
                                 <a:cubicBezTo>
-                                  <a:pt x="98611" y="1537090"/>
-                                  <a:pt x="197216" y="1537090"/>
-                                  <a:pt x="352529" y="1537090"/>
-                                </a:cubicBezTo>
-                                <a:cubicBezTo>
-                                  <a:pt x="507837" y="1537090"/>
-                                  <a:pt x="719853" y="1537090"/>
-                                  <a:pt x="828857" y="1534787"/>
-                                </a:cubicBezTo>
-                                <a:cubicBezTo>
-                                  <a:pt x="937861" y="1532485"/>
-                                  <a:pt x="943859" y="1527880"/>
-                                  <a:pt x="949157" y="1522575"/>
-                                </a:cubicBezTo>
-                                <a:cubicBezTo>
-                                  <a:pt x="954455" y="1517277"/>
-                                  <a:pt x="959060" y="1511279"/>
-                                  <a:pt x="961362" y="1268002"/>
-                                </a:cubicBezTo>
-                                <a:cubicBezTo>
-                                  <a:pt x="963665" y="1024724"/>
-                                  <a:pt x="963665" y="544161"/>
-                                  <a:pt x="965967" y="300883"/>
-                                </a:cubicBezTo>
-                                <a:cubicBezTo>
-                                  <a:pt x="968270" y="57606"/>
-                                  <a:pt x="972875" y="51608"/>
-                                  <a:pt x="978173" y="46310"/>
-                                </a:cubicBezTo>
-                                <a:cubicBezTo>
-                                  <a:pt x="983471" y="41012"/>
-                                  <a:pt x="989469" y="36407"/>
-                                  <a:pt x="1005720" y="34104"/>
-                                </a:cubicBezTo>
-                                <a:cubicBezTo>
-                                  <a:pt x="1021970" y="31802"/>
-                                  <a:pt x="1048468" y="31802"/>
-                                  <a:pt x="1098295" y="31802"/>
-                                </a:cubicBezTo>
-                                <a:cubicBezTo>
-                                  <a:pt x="1148115" y="31802"/>
-                                  <a:pt x="1221260" y="31802"/>
-                                  <a:pt x="1257832" y="26504"/>
-                                </a:cubicBezTo>
-                                <a:cubicBezTo>
-                                  <a:pt x="1294404" y="21199"/>
-                                  <a:pt x="1294404" y="10603"/>
-                                  <a:pt x="1320570" y="5298"/>
-                                </a:cubicBezTo>
-                                <a:cubicBezTo>
-                                  <a:pt x="1346730" y="0"/>
-                                  <a:pt x="1399064" y="0"/>
-                                  <a:pt x="1425224" y="0"/>
+                                  <a:pt x="114339" y="1782240"/>
+                                  <a:pt x="228670" y="1782240"/>
+                                  <a:pt x="408754" y="1782240"/>
+                                </a:cubicBezTo>
+                                <a:cubicBezTo>
+                                  <a:pt x="588831" y="1782240"/>
+                                  <a:pt x="834662" y="1782240"/>
+                                  <a:pt x="961051" y="1779570"/>
+                                </a:cubicBezTo>
+                                <a:cubicBezTo>
+                                  <a:pt x="1087440" y="1776900"/>
+                                  <a:pt x="1094394" y="1771561"/>
+                                  <a:pt x="1100538" y="1765410"/>
+                                </a:cubicBezTo>
+                                <a:cubicBezTo>
+                                  <a:pt x="1106681" y="1759267"/>
+                                  <a:pt x="1112020" y="1752313"/>
+                                  <a:pt x="1114690" y="1470235"/>
+                                </a:cubicBezTo>
+                                <a:cubicBezTo>
+                                  <a:pt x="1117359" y="1188157"/>
+                                  <a:pt x="1117359" y="630949"/>
+                                  <a:pt x="1120029" y="348871"/>
+                                </a:cubicBezTo>
+                                <a:cubicBezTo>
+                                  <a:pt x="1122699" y="66793"/>
+                                  <a:pt x="1128038" y="59839"/>
+                                  <a:pt x="1134181" y="53696"/>
+                                </a:cubicBezTo>
+                                <a:cubicBezTo>
+                                  <a:pt x="1140324" y="47553"/>
+                                  <a:pt x="1147279" y="42213"/>
+                                  <a:pt x="1166121" y="39544"/>
+                                </a:cubicBezTo>
+                                <a:cubicBezTo>
+                                  <a:pt x="1184964" y="36874"/>
+                                  <a:pt x="1215687" y="36874"/>
+                                  <a:pt x="1273461" y="36874"/>
+                                </a:cubicBezTo>
+                                <a:cubicBezTo>
+                                  <a:pt x="1331228" y="36874"/>
+                                  <a:pt x="1416038" y="36874"/>
+                                  <a:pt x="1458443" y="30731"/>
+                                </a:cubicBezTo>
+                                <a:cubicBezTo>
+                                  <a:pt x="1500848" y="24580"/>
+                                  <a:pt x="1500848" y="12294"/>
+                                  <a:pt x="1531188" y="6143"/>
+                                </a:cubicBezTo>
+                                <a:cubicBezTo>
+                                  <a:pt x="1561520" y="0"/>
+                                  <a:pt x="1622200" y="0"/>
+                                  <a:pt x="1652532" y="0"/>
                                 </a:cubicBezTo>
                                 <a:lnTo>
-                                  <a:pt x="1451390" y="0"/>
+                                  <a:pt x="1682872" y="0"/>
                                 </a:lnTo>
                               </a:path>
                             </a:pathLst>
                           </a:custGeom>
                           <a:noFill/>
-                          <a:ln w="12721">
+                          <a:ln w="14750">
                             <a:solidFill>
                               <a:srgbClr val="3D7A56"/>
                             </a:solidFill>
@@ -2520,8 +2660,8 @@
                         <wps:cNvCnPr/>
                         <wps:spPr>
                           <a:xfrm>
-                            <a:off x="1593770" y="2643335"/>
-                            <a:ext cx="1364368" cy="424026"/>
+                            <a:off x="1847959" y="3064919"/>
+                            <a:ext cx="1581970" cy="491654"/>
                           </a:xfrm>
                           <a:custGeom>
                             <a:avLst/>
@@ -2530,66 +2670,66 @@
                             <a:cxnLst/>
                             <a:rect l="0" t="0" r="r" b="b"/>
                             <a:pathLst>
-                              <a:path w="1364368" h="424026">
+                              <a:path w="1581970" h="491654">
                                 <a:moveTo>
-                                  <a:pt x="0" y="424026"/>
+                                  <a:pt x="0" y="491654"/>
                                 </a:moveTo>
                                 <a:lnTo>
-                                  <a:pt x="49306" y="424026"/>
+                                  <a:pt x="57169" y="491654"/>
                                 </a:lnTo>
                                 <a:cubicBezTo>
-                                  <a:pt x="98611" y="424026"/>
-                                  <a:pt x="197216" y="424026"/>
-                                  <a:pt x="352529" y="424026"/>
-                                </a:cubicBezTo>
-                                <a:cubicBezTo>
-                                  <a:pt x="507837" y="424026"/>
-                                  <a:pt x="719853" y="424026"/>
-                                  <a:pt x="828857" y="421724"/>
-                                </a:cubicBezTo>
-                                <a:cubicBezTo>
-                                  <a:pt x="937861" y="419421"/>
-                                  <a:pt x="943859" y="414816"/>
-                                  <a:pt x="949157" y="409512"/>
-                                </a:cubicBezTo>
-                                <a:cubicBezTo>
-                                  <a:pt x="954455" y="404214"/>
-                                  <a:pt x="959060" y="398216"/>
-                                  <a:pt x="961362" y="335147"/>
-                                </a:cubicBezTo>
-                                <a:cubicBezTo>
-                                  <a:pt x="963665" y="272084"/>
-                                  <a:pt x="963665" y="151943"/>
-                                  <a:pt x="965967" y="88873"/>
-                                </a:cubicBezTo>
-                                <a:cubicBezTo>
-                                  <a:pt x="968270" y="25804"/>
-                                  <a:pt x="972875" y="19806"/>
-                                  <a:pt x="978173" y="14508"/>
-                                </a:cubicBezTo>
-                                <a:cubicBezTo>
-                                  <a:pt x="983471" y="9210"/>
-                                  <a:pt x="989469" y="4605"/>
-                                  <a:pt x="1005720" y="2302"/>
-                                </a:cubicBezTo>
-                                <a:cubicBezTo>
-                                  <a:pt x="1021970" y="0"/>
-                                  <a:pt x="1048468" y="0"/>
-                                  <a:pt x="1109953" y="0"/>
-                                </a:cubicBezTo>
-                                <a:cubicBezTo>
-                                  <a:pt x="1171439" y="0"/>
-                                  <a:pt x="1267900" y="0"/>
-                                  <a:pt x="1316137" y="0"/>
+                                  <a:pt x="114339" y="491654"/>
+                                  <a:pt x="228670" y="491654"/>
+                                  <a:pt x="408754" y="491654"/>
+                                </a:cubicBezTo>
+                                <a:cubicBezTo>
+                                  <a:pt x="588831" y="491654"/>
+                                  <a:pt x="834662" y="491654"/>
+                                  <a:pt x="961051" y="488984"/>
+                                </a:cubicBezTo>
+                                <a:cubicBezTo>
+                                  <a:pt x="1087440" y="486315"/>
+                                  <a:pt x="1094394" y="480975"/>
+                                  <a:pt x="1100538" y="474825"/>
+                                </a:cubicBezTo>
+                                <a:cubicBezTo>
+                                  <a:pt x="1106681" y="468682"/>
+                                  <a:pt x="1112020" y="461727"/>
+                                  <a:pt x="1114690" y="388599"/>
+                                </a:cubicBezTo>
+                                <a:cubicBezTo>
+                                  <a:pt x="1117359" y="315478"/>
+                                  <a:pt x="1117359" y="176176"/>
+                                  <a:pt x="1120029" y="103048"/>
+                                </a:cubicBezTo>
+                                <a:cubicBezTo>
+                                  <a:pt x="1122699" y="29919"/>
+                                  <a:pt x="1128038" y="22965"/>
+                                  <a:pt x="1134181" y="16822"/>
+                                </a:cubicBezTo>
+                                <a:cubicBezTo>
+                                  <a:pt x="1140324" y="10679"/>
+                                  <a:pt x="1147279" y="5339"/>
+                                  <a:pt x="1166121" y="2670"/>
+                                </a:cubicBezTo>
+                                <a:cubicBezTo>
+                                  <a:pt x="1184964" y="0"/>
+                                  <a:pt x="1215687" y="0"/>
+                                  <a:pt x="1286979" y="0"/>
+                                </a:cubicBezTo>
+                                <a:cubicBezTo>
+                                  <a:pt x="1358271" y="0"/>
+                                  <a:pt x="1470117" y="0"/>
+                                  <a:pt x="1526047" y="0"/>
                                 </a:cubicBezTo>
                                 <a:lnTo>
-                                  <a:pt x="1364368" y="0"/>
+                                  <a:pt x="1581970" y="0"/>
                                 </a:lnTo>
                               </a:path>
                             </a:pathLst>
                           </a:custGeom>
                           <a:noFill/>
-                          <a:ln w="12721">
+                          <a:ln w="14750">
                             <a:solidFill>
                               <a:srgbClr val="3D7A56"/>
                             </a:solidFill>
@@ -2604,8 +2744,8 @@
                         <wps:cNvCnPr/>
                         <wps:spPr>
                           <a:xfrm>
-                            <a:off x="1765570" y="1466668"/>
-                            <a:ext cx="1279590" cy="663456"/>
+                            <a:off x="2047159" y="1700586"/>
+                            <a:ext cx="1483672" cy="769270"/>
                           </a:xfrm>
                           <a:custGeom>
                             <a:avLst/>
@@ -2614,66 +2754,66 @@
                             <a:cxnLst/>
                             <a:rect l="0" t="0" r="r" b="b"/>
                             <a:pathLst>
-                              <a:path w="1279590" h="663456">
+                              <a:path w="1483672" h="769270">
                                 <a:moveTo>
-                                  <a:pt x="0" y="663456"/>
+                                  <a:pt x="0" y="769270"/>
                                 </a:moveTo>
                                 <a:lnTo>
-                                  <a:pt x="20671" y="663456"/>
+                                  <a:pt x="23968" y="769270"/>
                                 </a:lnTo>
                                 <a:cubicBezTo>
-                                  <a:pt x="41342" y="663456"/>
-                                  <a:pt x="82685" y="663456"/>
-                                  <a:pt x="172258" y="663456"/>
-                                </a:cubicBezTo>
-                                <a:cubicBezTo>
-                                  <a:pt x="261837" y="663456"/>
-                                  <a:pt x="399641" y="663456"/>
-                                  <a:pt x="471545" y="661153"/>
-                                </a:cubicBezTo>
-                                <a:cubicBezTo>
-                                  <a:pt x="543448" y="658851"/>
-                                  <a:pt x="549446" y="654246"/>
-                                  <a:pt x="554744" y="648948"/>
-                                </a:cubicBezTo>
-                                <a:cubicBezTo>
-                                  <a:pt x="560043" y="643643"/>
-                                  <a:pt x="564648" y="637652"/>
-                                  <a:pt x="566950" y="534678"/>
-                                </a:cubicBezTo>
-                                <a:cubicBezTo>
-                                  <a:pt x="569252" y="431703"/>
-                                  <a:pt x="569252" y="231753"/>
-                                  <a:pt x="571555" y="128778"/>
-                                </a:cubicBezTo>
-                                <a:cubicBezTo>
-                                  <a:pt x="573857" y="25804"/>
-                                  <a:pt x="578462" y="19806"/>
-                                  <a:pt x="583760" y="14508"/>
-                                </a:cubicBezTo>
-                                <a:cubicBezTo>
-                                  <a:pt x="589059" y="9210"/>
-                                  <a:pt x="595056" y="4605"/>
-                                  <a:pt x="648407" y="2302"/>
-                                </a:cubicBezTo>
-                                <a:cubicBezTo>
-                                  <a:pt x="701758" y="0"/>
-                                  <a:pt x="802468" y="0"/>
-                                  <a:pt x="915555" y="0"/>
-                                </a:cubicBezTo>
-                                <a:cubicBezTo>
-                                  <a:pt x="1028642" y="0"/>
-                                  <a:pt x="1154120" y="0"/>
-                                  <a:pt x="1216852" y="0"/>
+                                  <a:pt x="47936" y="769270"/>
+                                  <a:pt x="95872" y="769270"/>
+                                  <a:pt x="199731" y="769270"/>
+                                </a:cubicBezTo>
+                                <a:cubicBezTo>
+                                  <a:pt x="303597" y="769270"/>
+                                  <a:pt x="463379" y="769270"/>
+                                  <a:pt x="546751" y="766600"/>
+                                </a:cubicBezTo>
+                                <a:cubicBezTo>
+                                  <a:pt x="630123" y="763931"/>
+                                  <a:pt x="637077" y="758591"/>
+                                  <a:pt x="643220" y="752448"/>
+                                </a:cubicBezTo>
+                                <a:cubicBezTo>
+                                  <a:pt x="649364" y="746298"/>
+                                  <a:pt x="654703" y="739351"/>
+                                  <a:pt x="657373" y="619953"/>
+                                </a:cubicBezTo>
+                                <a:cubicBezTo>
+                                  <a:pt x="660042" y="500555"/>
+                                  <a:pt x="660042" y="268715"/>
+                                  <a:pt x="662712" y="149317"/>
+                                </a:cubicBezTo>
+                                <a:cubicBezTo>
+                                  <a:pt x="665382" y="29919"/>
+                                  <a:pt x="670721" y="22965"/>
+                                  <a:pt x="676864" y="16822"/>
+                                </a:cubicBezTo>
+                                <a:cubicBezTo>
+                                  <a:pt x="683007" y="10679"/>
+                                  <a:pt x="689962" y="5339"/>
+                                  <a:pt x="751821" y="2670"/>
+                                </a:cubicBezTo>
+                                <a:cubicBezTo>
+                                  <a:pt x="813681" y="0"/>
+                                  <a:pt x="930453" y="0"/>
+                                  <a:pt x="1061577" y="0"/>
+                                </a:cubicBezTo>
+                                <a:cubicBezTo>
+                                  <a:pt x="1192700" y="0"/>
+                                  <a:pt x="1338190" y="0"/>
+                                  <a:pt x="1410927" y="0"/>
                                 </a:cubicBezTo>
                                 <a:lnTo>
-                                  <a:pt x="1279590" y="0"/>
+                                  <a:pt x="1483672" y="0"/>
                                 </a:lnTo>
                               </a:path>
                             </a:pathLst>
                           </a:custGeom>
                           <a:noFill/>
-                          <a:ln w="12721">
+                          <a:ln w="14750">
                             <a:solidFill>
                               <a:srgbClr val="7D7AA8"/>
                             </a:solidFill>
@@ -2688,8 +2828,8 @@
                         <wps:cNvCnPr/>
                         <wps:spPr>
                           <a:xfrm>
-                            <a:off x="4586588" y="1943689"/>
-                            <a:ext cx="2311597" cy="1897303"/>
+                            <a:off x="5318101" y="2253687"/>
+                            <a:ext cx="2680273" cy="2199903"/>
                           </a:xfrm>
                           <a:custGeom>
                             <a:avLst/>
@@ -2698,66 +2838,66 @@
                             <a:cxnLst/>
                             <a:rect l="0" t="0" r="r" b="b"/>
                             <a:pathLst>
-                              <a:path w="2311597" h="1897303">
+                              <a:path w="2680273" h="2199903">
                                 <a:moveTo>
                                   <a:pt x="0" y="0"/>
                                 </a:moveTo>
                                 <a:lnTo>
-                                  <a:pt x="20671" y="0"/>
+                                  <a:pt x="23968" y="0"/>
                                 </a:lnTo>
                                 <a:cubicBezTo>
-                                  <a:pt x="41342" y="0"/>
-                                  <a:pt x="82685" y="0"/>
-                                  <a:pt x="172264" y="0"/>
-                                </a:cubicBezTo>
-                                <a:cubicBezTo>
-                                  <a:pt x="261837" y="0"/>
-                                  <a:pt x="399647" y="0"/>
-                                  <a:pt x="471545" y="2302"/>
-                                </a:cubicBezTo>
-                                <a:cubicBezTo>
-                                  <a:pt x="543448" y="4605"/>
-                                  <a:pt x="549446" y="9203"/>
-                                  <a:pt x="554744" y="14508"/>
-                                </a:cubicBezTo>
-                                <a:cubicBezTo>
-                                  <a:pt x="560049" y="19806"/>
-                                  <a:pt x="564654" y="25804"/>
-                                  <a:pt x="566950" y="334422"/>
-                                </a:cubicBezTo>
-                                <a:cubicBezTo>
-                                  <a:pt x="569252" y="643033"/>
-                                  <a:pt x="569252" y="1254270"/>
-                                  <a:pt x="571555" y="1562887"/>
-                                </a:cubicBezTo>
-                                <a:cubicBezTo>
-                                  <a:pt x="573857" y="1871499"/>
-                                  <a:pt x="578462" y="1877496"/>
-                                  <a:pt x="583760" y="1882795"/>
-                                </a:cubicBezTo>
-                                <a:cubicBezTo>
-                                  <a:pt x="589065" y="1888099"/>
-                                  <a:pt x="595063" y="1892704"/>
-                                  <a:pt x="611307" y="1895000"/>
-                                </a:cubicBezTo>
-                                <a:cubicBezTo>
-                                  <a:pt x="627558" y="1897303"/>
-                                  <a:pt x="654062" y="1897303"/>
-                                  <a:pt x="939152" y="1897303"/>
-                                </a:cubicBezTo>
-                                <a:cubicBezTo>
-                                  <a:pt x="1224243" y="1897303"/>
-                                  <a:pt x="1767920" y="1897303"/>
-                                  <a:pt x="2039756" y="1897303"/>
+                                  <a:pt x="47936" y="0"/>
+                                  <a:pt x="95872" y="0"/>
+                                  <a:pt x="199738" y="0"/>
+                                </a:cubicBezTo>
+                                <a:cubicBezTo>
+                                  <a:pt x="303597" y="0"/>
+                                  <a:pt x="463387" y="0"/>
+                                  <a:pt x="546751" y="2670"/>
+                                </a:cubicBezTo>
+                                <a:cubicBezTo>
+                                  <a:pt x="630123" y="5339"/>
+                                  <a:pt x="637077" y="10671"/>
+                                  <a:pt x="643220" y="16822"/>
+                                </a:cubicBezTo>
+                                <a:cubicBezTo>
+                                  <a:pt x="649371" y="22965"/>
+                                  <a:pt x="654710" y="29919"/>
+                                  <a:pt x="657373" y="387758"/>
+                                </a:cubicBezTo>
+                                <a:cubicBezTo>
+                                  <a:pt x="660042" y="745590"/>
+                                  <a:pt x="660042" y="1454313"/>
+                                  <a:pt x="662712" y="1812152"/>
+                                </a:cubicBezTo>
+                                <a:cubicBezTo>
+                                  <a:pt x="665382" y="2169983"/>
+                                  <a:pt x="670721" y="2176938"/>
+                                  <a:pt x="676864" y="2183081"/>
+                                </a:cubicBezTo>
+                                <a:cubicBezTo>
+                                  <a:pt x="683015" y="2189231"/>
+                                  <a:pt x="689969" y="2194571"/>
+                                  <a:pt x="708804" y="2197233"/>
+                                </a:cubicBezTo>
+                                <a:cubicBezTo>
+                                  <a:pt x="727647" y="2199903"/>
+                                  <a:pt x="758378" y="2199903"/>
+                                  <a:pt x="1088937" y="2199903"/>
+                                </a:cubicBezTo>
+                                <a:cubicBezTo>
+                                  <a:pt x="1419497" y="2199903"/>
+                                  <a:pt x="2049885" y="2199903"/>
+                                  <a:pt x="2365075" y="2199903"/>
                                 </a:cubicBezTo>
                                 <a:lnTo>
-                                  <a:pt x="2311597" y="1897303"/>
+                                  <a:pt x="2680273" y="2199903"/>
                                 </a:lnTo>
                               </a:path>
                             </a:pathLst>
                           </a:custGeom>
                           <a:noFill/>
-                          <a:ln w="12721">
+                          <a:ln w="14750">
                             <a:solidFill>
                               <a:srgbClr val="7A6A67"/>
                             </a:solidFill>
@@ -2772,8 +2912,8 @@
                         <wps:cNvCnPr/>
                         <wps:spPr>
                           <a:xfrm>
-                            <a:off x="1765570" y="4469421"/>
-                            <a:ext cx="3790973" cy="6360"/>
+                            <a:off x="2047159" y="5182247"/>
+                            <a:ext cx="4395594" cy="7375"/>
                           </a:xfrm>
                           <a:custGeom>
                             <a:avLst/>
@@ -2782,51 +2922,51 @@
                             <a:cxnLst/>
                             <a:rect l="0" t="0" r="r" b="b"/>
                             <a:pathLst>
-                              <a:path w="3790973" h="6360">
+                              <a:path w="4395594" h="7375">
                                 <a:moveTo>
-                                  <a:pt x="0" y="4554"/>
+                                  <a:pt x="0" y="5280"/>
                                 </a:moveTo>
                                 <a:lnTo>
-                                  <a:pt x="20671" y="4554"/>
+                                  <a:pt x="23968" y="5280"/>
                                 </a:lnTo>
                                 <a:cubicBezTo>
-                                  <a:pt x="41342" y="4554"/>
-                                  <a:pt x="82685" y="4554"/>
-                                  <a:pt x="403368" y="4554"/>
-                                </a:cubicBezTo>
-                                <a:cubicBezTo>
-                                  <a:pt x="724051" y="4554"/>
-                                  <a:pt x="1324081" y="4554"/>
-                                  <a:pt x="1887005" y="4554"/>
-                                </a:cubicBezTo>
-                                <a:cubicBezTo>
-                                  <a:pt x="2449935" y="4554"/>
-                                  <a:pt x="2975753" y="4554"/>
-                                  <a:pt x="3275237" y="4554"/>
-                                </a:cubicBezTo>
-                                <a:cubicBezTo>
-                                  <a:pt x="3574721" y="4554"/>
-                                  <a:pt x="3647865" y="4554"/>
-                                  <a:pt x="3684437" y="3791"/>
-                                </a:cubicBezTo>
-                                <a:cubicBezTo>
-                                  <a:pt x="3721009" y="3034"/>
-                                  <a:pt x="3721009" y="1514"/>
-                                  <a:pt x="3732674" y="757"/>
-                                </a:cubicBezTo>
-                                <a:cubicBezTo>
-                                  <a:pt x="3744333" y="0"/>
-                                  <a:pt x="3767656" y="0"/>
-                                  <a:pt x="3779315" y="0"/>
+                                  <a:pt x="47936" y="5280"/>
+                                  <a:pt x="95872" y="5280"/>
+                                  <a:pt x="467701" y="5280"/>
+                                </a:cubicBezTo>
+                                <a:cubicBezTo>
+                                  <a:pt x="839530" y="5280"/>
+                                  <a:pt x="1535258" y="5280"/>
+                                  <a:pt x="2187963" y="5280"/>
+                                </a:cubicBezTo>
+                                <a:cubicBezTo>
+                                  <a:pt x="2840675" y="5280"/>
+                                  <a:pt x="3450355" y="5280"/>
+                                  <a:pt x="3797603" y="5280"/>
+                                </a:cubicBezTo>
+                                <a:cubicBezTo>
+                                  <a:pt x="4144852" y="5280"/>
+                                  <a:pt x="4229662" y="5280"/>
+                                  <a:pt x="4272067" y="4395"/>
+                                </a:cubicBezTo>
+                                <a:cubicBezTo>
+                                  <a:pt x="4314472" y="3518"/>
+                                  <a:pt x="4314472" y="1755"/>
+                                  <a:pt x="4327997" y="878"/>
+                                </a:cubicBezTo>
+                                <a:cubicBezTo>
+                                  <a:pt x="4341515" y="0"/>
+                                  <a:pt x="4368558" y="0"/>
+                                  <a:pt x="4382076" y="0"/>
                                 </a:cubicBezTo>
                                 <a:lnTo>
-                                  <a:pt x="3790973" y="0"/>
+                                  <a:pt x="4395594" y="0"/>
                                 </a:lnTo>
                               </a:path>
                             </a:pathLst>
                           </a:custGeom>
                           <a:noFill/>
-                          <a:ln w="12721">
+                          <a:ln w="14750">
                             <a:solidFill>
                               <a:srgbClr val="3D7A56"/>
                             </a:solidFill>
@@ -2841,8 +2981,8 @@
                         <wps:cNvCnPr/>
                         <wps:spPr>
                           <a:xfrm>
-                            <a:off x="1593770" y="3067362"/>
-                            <a:ext cx="3962773" cy="1524280"/>
+                            <a:off x="1847959" y="3556574"/>
+                            <a:ext cx="4594794" cy="1767387"/>
                           </a:xfrm>
                           <a:custGeom>
                             <a:avLst/>
@@ -2851,91 +2991,91 @@
                             <a:cxnLst/>
                             <a:rect l="0" t="0" r="r" b="b"/>
                             <a:pathLst>
-                              <a:path w="3962773" h="1524280">
+                              <a:path w="4594794" h="1767387">
                                 <a:moveTo>
                                   <a:pt x="0" y="0"/>
                                 </a:moveTo>
                                 <a:lnTo>
-                                  <a:pt x="49306" y="0"/>
+                                  <a:pt x="57169" y="0"/>
                                 </a:lnTo>
                                 <a:cubicBezTo>
-                                  <a:pt x="98611" y="0"/>
-                                  <a:pt x="197216" y="0"/>
-                                  <a:pt x="352529" y="0"/>
-                                </a:cubicBezTo>
-                                <a:cubicBezTo>
-                                  <a:pt x="507837" y="0"/>
-                                  <a:pt x="719853" y="0"/>
-                                  <a:pt x="828857" y="2296"/>
-                                </a:cubicBezTo>
-                                <a:cubicBezTo>
-                                  <a:pt x="937861" y="4599"/>
-                                  <a:pt x="943859" y="9203"/>
-                                  <a:pt x="949157" y="14508"/>
-                                </a:cubicBezTo>
-                                <a:cubicBezTo>
-                                  <a:pt x="954455" y="19806"/>
-                                  <a:pt x="959060" y="25804"/>
-                                  <a:pt x="961362" y="272249"/>
-                                </a:cubicBezTo>
-                                <a:cubicBezTo>
-                                  <a:pt x="963665" y="518694"/>
-                                  <a:pt x="963665" y="1005586"/>
-                                  <a:pt x="965967" y="1252031"/>
-                                </a:cubicBezTo>
-                                <a:cubicBezTo>
-                                  <a:pt x="968270" y="1498470"/>
-                                  <a:pt x="972875" y="1504467"/>
-                                  <a:pt x="978173" y="1509772"/>
-                                </a:cubicBezTo>
-                                <a:cubicBezTo>
-                                  <a:pt x="983471" y="1515070"/>
-                                  <a:pt x="989469" y="1519675"/>
-                                  <a:pt x="1175872" y="1521978"/>
-                                </a:cubicBezTo>
-                                <a:cubicBezTo>
-                                  <a:pt x="1362282" y="1524280"/>
-                                  <a:pt x="1729096" y="1524280"/>
-                                  <a:pt x="2101209" y="1524280"/>
-                                </a:cubicBezTo>
-                                <a:cubicBezTo>
-                                  <a:pt x="2473322" y="1524280"/>
-                                  <a:pt x="2850740" y="1524280"/>
-                                  <a:pt x="3039446" y="1520566"/>
-                                </a:cubicBezTo>
-                                <a:cubicBezTo>
-                                  <a:pt x="3228151" y="1516857"/>
-                                  <a:pt x="3228151" y="1509435"/>
-                                  <a:pt x="3302357" y="1505727"/>
-                                </a:cubicBezTo>
-                                <a:cubicBezTo>
-                                  <a:pt x="3376564" y="1502019"/>
-                                  <a:pt x="3524970" y="1502019"/>
-                                  <a:pt x="3635749" y="1502019"/>
-                                </a:cubicBezTo>
-                                <a:cubicBezTo>
-                                  <a:pt x="3746521" y="1502019"/>
-                                  <a:pt x="3819665" y="1502019"/>
-                                  <a:pt x="3856237" y="1500499"/>
-                                </a:cubicBezTo>
-                                <a:cubicBezTo>
-                                  <a:pt x="3892809" y="1498978"/>
-                                  <a:pt x="3892809" y="1495945"/>
-                                  <a:pt x="3904474" y="1494431"/>
-                                </a:cubicBezTo>
-                                <a:cubicBezTo>
-                                  <a:pt x="3916132" y="1492911"/>
-                                  <a:pt x="3939456" y="1492911"/>
-                                  <a:pt x="3951114" y="1492911"/>
+                                  <a:pt x="114339" y="0"/>
+                                  <a:pt x="228670" y="0"/>
+                                  <a:pt x="408754" y="0"/>
+                                </a:cubicBezTo>
+                                <a:cubicBezTo>
+                                  <a:pt x="588831" y="0"/>
+                                  <a:pt x="834662" y="0"/>
+                                  <a:pt x="961051" y="2662"/>
+                                </a:cubicBezTo>
+                                <a:cubicBezTo>
+                                  <a:pt x="1087440" y="5332"/>
+                                  <a:pt x="1094394" y="10671"/>
+                                  <a:pt x="1100538" y="16822"/>
+                                </a:cubicBezTo>
+                                <a:cubicBezTo>
+                                  <a:pt x="1106681" y="22965"/>
+                                  <a:pt x="1112020" y="29919"/>
+                                  <a:pt x="1114690" y="315670"/>
+                                </a:cubicBezTo>
+                                <a:cubicBezTo>
+                                  <a:pt x="1117359" y="601420"/>
+                                  <a:pt x="1117359" y="1165967"/>
+                                  <a:pt x="1120029" y="1451717"/>
+                                </a:cubicBezTo>
+                                <a:cubicBezTo>
+                                  <a:pt x="1122699" y="1737460"/>
+                                  <a:pt x="1128038" y="1744414"/>
+                                  <a:pt x="1134181" y="1750565"/>
+                                </a:cubicBezTo>
+                                <a:cubicBezTo>
+                                  <a:pt x="1140324" y="1756708"/>
+                                  <a:pt x="1147279" y="1762047"/>
+                                  <a:pt x="1363411" y="1764717"/>
+                                </a:cubicBezTo>
+                                <a:cubicBezTo>
+                                  <a:pt x="1579551" y="1767387"/>
+                                  <a:pt x="2004869" y="1767387"/>
+                                  <a:pt x="2436330" y="1767387"/>
+                                </a:cubicBezTo>
+                                <a:cubicBezTo>
+                                  <a:pt x="2867792" y="1767387"/>
+                                  <a:pt x="3305403" y="1767387"/>
+                                  <a:pt x="3524206" y="1763080"/>
+                                </a:cubicBezTo>
+                                <a:cubicBezTo>
+                                  <a:pt x="3743008" y="1758780"/>
+                                  <a:pt x="3743008" y="1750174"/>
+                                  <a:pt x="3829049" y="1745875"/>
+                                </a:cubicBezTo>
+                                <a:cubicBezTo>
+                                  <a:pt x="3915091" y="1741575"/>
+                                  <a:pt x="4087166" y="1741575"/>
+                                  <a:pt x="4215613" y="1741575"/>
+                                </a:cubicBezTo>
+                                <a:cubicBezTo>
+                                  <a:pt x="4344052" y="1741575"/>
+                                  <a:pt x="4428862" y="1741575"/>
+                                  <a:pt x="4471267" y="1739813"/>
+                                </a:cubicBezTo>
+                                <a:cubicBezTo>
+                                  <a:pt x="4513672" y="1738050"/>
+                                  <a:pt x="4513672" y="1734532"/>
+                                  <a:pt x="4527197" y="1732777"/>
+                                </a:cubicBezTo>
+                                <a:cubicBezTo>
+                                  <a:pt x="4540715" y="1731014"/>
+                                  <a:pt x="4567758" y="1731014"/>
+                                  <a:pt x="4581276" y="1731014"/>
                                 </a:cubicBezTo>
                                 <a:lnTo>
-                                  <a:pt x="3962773" y="1492911"/>
+                                  <a:pt x="4594794" y="1731014"/>
                                 </a:lnTo>
                               </a:path>
                             </a:pathLst>
                           </a:custGeom>
                           <a:noFill/>
-                          <a:ln w="12721">
+                          <a:ln w="14750">
                             <a:solidFill>
                               <a:srgbClr val="3D7A56"/>
                             </a:solidFill>
@@ -2950,8 +3090,8 @@
                         <wps:cNvCnPr/>
                         <wps:spPr>
                           <a:xfrm>
-                            <a:off x="1765570" y="559681"/>
-                            <a:ext cx="3790973" cy="3637180"/>
+                            <a:off x="2047159" y="648943"/>
+                            <a:ext cx="4395594" cy="4217272"/>
                           </a:xfrm>
                           <a:custGeom>
                             <a:avLst/>
@@ -2960,111 +3100,111 @@
                             <a:cxnLst/>
                             <a:rect l="0" t="0" r="r" b="b"/>
                             <a:pathLst>
-                              <a:path w="3790973" h="3637180">
+                              <a:path w="4395594" h="4217272">
                                 <a:moveTo>
                                   <a:pt x="0" y="0"/>
                                 </a:moveTo>
                                 <a:lnTo>
-                                  <a:pt x="20671" y="0"/>
+                                  <a:pt x="23968" y="0"/>
                                 </a:lnTo>
                                 <a:cubicBezTo>
-                                  <a:pt x="41342" y="0"/>
-                                  <a:pt x="82685" y="0"/>
-                                  <a:pt x="190811" y="0"/>
-                                </a:cubicBezTo>
-                                <a:cubicBezTo>
-                                  <a:pt x="298937" y="0"/>
-                                  <a:pt x="473847" y="0"/>
-                                  <a:pt x="564298" y="2302"/>
-                                </a:cubicBezTo>
-                                <a:cubicBezTo>
-                                  <a:pt x="654755" y="4605"/>
-                                  <a:pt x="660753" y="9203"/>
-                                  <a:pt x="666051" y="14508"/>
-                                </a:cubicBezTo>
-                                <a:cubicBezTo>
-                                  <a:pt x="671349" y="19806"/>
-                                  <a:pt x="675954" y="25804"/>
-                                  <a:pt x="678256" y="513358"/>
-                                </a:cubicBezTo>
-                                <a:cubicBezTo>
-                                  <a:pt x="680559" y="1000905"/>
-                                  <a:pt x="680559" y="1970014"/>
-                                  <a:pt x="682861" y="2457568"/>
-                                </a:cubicBezTo>
-                                <a:cubicBezTo>
-                                  <a:pt x="685164" y="2945121"/>
-                                  <a:pt x="689769" y="2951113"/>
-                                  <a:pt x="695067" y="2956417"/>
-                                </a:cubicBezTo>
-                                <a:cubicBezTo>
-                                  <a:pt x="700365" y="2961716"/>
-                                  <a:pt x="706363" y="2966320"/>
-                                  <a:pt x="911319" y="2968623"/>
-                                </a:cubicBezTo>
-                                <a:cubicBezTo>
-                                  <a:pt x="1116275" y="2970925"/>
-                                  <a:pt x="1520190" y="2970925"/>
-                                  <a:pt x="1942658" y="2970925"/>
-                                </a:cubicBezTo>
-                                <a:cubicBezTo>
-                                  <a:pt x="2365126" y="2970925"/>
-                                  <a:pt x="2806147" y="2970925"/>
-                                  <a:pt x="3029651" y="2973228"/>
-                                </a:cubicBezTo>
-                                <a:cubicBezTo>
-                                  <a:pt x="3253160" y="2975530"/>
-                                  <a:pt x="3259158" y="2980135"/>
-                                  <a:pt x="3264456" y="2985433"/>
-                                </a:cubicBezTo>
-                                <a:cubicBezTo>
-                                  <a:pt x="3269761" y="2990732"/>
-                                  <a:pt x="3274366" y="2996729"/>
-                                  <a:pt x="3276662" y="3098654"/>
-                                </a:cubicBezTo>
-                                <a:cubicBezTo>
-                                  <a:pt x="3278964" y="3200573"/>
-                                  <a:pt x="3278964" y="3398424"/>
-                                  <a:pt x="3281267" y="3500349"/>
-                                </a:cubicBezTo>
-                                <a:cubicBezTo>
-                                  <a:pt x="3283569" y="3602268"/>
-                                  <a:pt x="3288174" y="3608265"/>
-                                  <a:pt x="3293472" y="3613570"/>
-                                </a:cubicBezTo>
-                                <a:cubicBezTo>
-                                  <a:pt x="3298777" y="3618868"/>
-                                  <a:pt x="3304774" y="3623473"/>
-                                  <a:pt x="3339572" y="3625776"/>
-                                </a:cubicBezTo>
-                                <a:cubicBezTo>
-                                  <a:pt x="3374369" y="3628078"/>
-                                  <a:pt x="3437973" y="3628078"/>
-                                  <a:pt x="3506347" y="3628078"/>
-                                </a:cubicBezTo>
-                                <a:cubicBezTo>
-                                  <a:pt x="3574721" y="3628078"/>
-                                  <a:pt x="3647865" y="3628078"/>
-                                  <a:pt x="3684437" y="3629592"/>
-                                </a:cubicBezTo>
-                                <a:cubicBezTo>
-                                  <a:pt x="3721009" y="3631112"/>
-                                  <a:pt x="3721009" y="3634146"/>
-                                  <a:pt x="3732674" y="3635666"/>
-                                </a:cubicBezTo>
-                                <a:cubicBezTo>
-                                  <a:pt x="3744333" y="3637180"/>
-                                  <a:pt x="3767656" y="3637180"/>
-                                  <a:pt x="3779315" y="3637180"/>
+                                  <a:pt x="47936" y="0"/>
+                                  <a:pt x="95872" y="0"/>
+                                  <a:pt x="221243" y="0"/>
+                                </a:cubicBezTo>
+                                <a:cubicBezTo>
+                                  <a:pt x="346614" y="0"/>
+                                  <a:pt x="549421" y="0"/>
+                                  <a:pt x="654297" y="2670"/>
+                                </a:cubicBezTo>
+                                <a:cubicBezTo>
+                                  <a:pt x="759181" y="5339"/>
+                                  <a:pt x="766136" y="10671"/>
+                                  <a:pt x="772279" y="16822"/>
+                                </a:cubicBezTo>
+                                <a:cubicBezTo>
+                                  <a:pt x="778422" y="22965"/>
+                                  <a:pt x="783762" y="29919"/>
+                                  <a:pt x="786431" y="595233"/>
+                                </a:cubicBezTo>
+                                <a:cubicBezTo>
+                                  <a:pt x="789101" y="1160539"/>
+                                  <a:pt x="789101" y="2284211"/>
+                                  <a:pt x="791771" y="2849524"/>
+                                </a:cubicBezTo>
+                                <a:cubicBezTo>
+                                  <a:pt x="794440" y="3414838"/>
+                                  <a:pt x="799780" y="3421785"/>
+                                  <a:pt x="805923" y="3427935"/>
+                                </a:cubicBezTo>
+                                <a:cubicBezTo>
+                                  <a:pt x="812066" y="3434078"/>
+                                  <a:pt x="819020" y="3439418"/>
+                                  <a:pt x="1056665" y="3442087"/>
+                                </a:cubicBezTo>
+                                <a:cubicBezTo>
+                                  <a:pt x="1294310" y="3444757"/>
+                                  <a:pt x="1762645" y="3444757"/>
+                                  <a:pt x="2252492" y="3444757"/>
+                                </a:cubicBezTo>
+                                <a:cubicBezTo>
+                                  <a:pt x="2742339" y="3444757"/>
+                                  <a:pt x="3253699" y="3444757"/>
+                                  <a:pt x="3512848" y="3447427"/>
+                                </a:cubicBezTo>
+                                <a:cubicBezTo>
+                                  <a:pt x="3772005" y="3450096"/>
+                                  <a:pt x="3778960" y="3455436"/>
+                                  <a:pt x="3785103" y="3461579"/>
+                                </a:cubicBezTo>
+                                <a:cubicBezTo>
+                                  <a:pt x="3791254" y="3467722"/>
+                                  <a:pt x="3796593" y="3474677"/>
+                                  <a:pt x="3799255" y="3592857"/>
+                                </a:cubicBezTo>
+                                <a:cubicBezTo>
+                                  <a:pt x="3801925" y="3711031"/>
+                                  <a:pt x="3801925" y="3940438"/>
+                                  <a:pt x="3804594" y="4058619"/>
+                                </a:cubicBezTo>
+                                <a:cubicBezTo>
+                                  <a:pt x="3807264" y="4176792"/>
+                                  <a:pt x="3812603" y="4183746"/>
+                                  <a:pt x="3818747" y="4189897"/>
+                                </a:cubicBezTo>
+                                <a:cubicBezTo>
+                                  <a:pt x="3824897" y="4196040"/>
+                                  <a:pt x="3831852" y="4201379"/>
+                                  <a:pt x="3872199" y="4204049"/>
+                                </a:cubicBezTo>
+                                <a:cubicBezTo>
+                                  <a:pt x="3912546" y="4206719"/>
+                                  <a:pt x="3986294" y="4206719"/>
+                                  <a:pt x="4065573" y="4206719"/>
+                                </a:cubicBezTo>
+                                <a:cubicBezTo>
+                                  <a:pt x="4144852" y="4206719"/>
+                                  <a:pt x="4229662" y="4206719"/>
+                                  <a:pt x="4272067" y="4208474"/>
+                                </a:cubicBezTo>
+                                <a:cubicBezTo>
+                                  <a:pt x="4314472" y="4210237"/>
+                                  <a:pt x="4314472" y="4213754"/>
+                                  <a:pt x="4327997" y="4215517"/>
+                                </a:cubicBezTo>
+                                <a:cubicBezTo>
+                                  <a:pt x="4341515" y="4217272"/>
+                                  <a:pt x="4368558" y="4217272"/>
+                                  <a:pt x="4382076" y="4217272"/>
                                 </a:cubicBezTo>
                                 <a:lnTo>
-                                  <a:pt x="3790973" y="3637180"/>
+                                  <a:pt x="4395594" y="4217272"/>
                                 </a:lnTo>
                               </a:path>
                             </a:pathLst>
                           </a:custGeom>
                           <a:noFill/>
-                          <a:ln w="12721">
+                          <a:ln w="14750">
                             <a:solidFill>
                               <a:srgbClr val="8B3344"/>
                             </a:solidFill>
@@ -3079,8 +3219,8 @@
                         <wps:cNvCnPr/>
                         <wps:spPr>
                           <a:xfrm>
-                            <a:off x="1642980" y="1247344"/>
-                            <a:ext cx="1611767" cy="3989855"/>
+                            <a:off x="1905018" y="1446282"/>
+                            <a:ext cx="1868827" cy="4626196"/>
                           </a:xfrm>
                           <a:custGeom>
                             <a:avLst/>
@@ -3089,66 +3229,66 @@
                             <a:cxnLst/>
                             <a:rect l="0" t="0" r="r" b="b"/>
                             <a:pathLst>
-                              <a:path w="1611767" h="3989855">
+                              <a:path w="1868827" h="4626196">
                                 <a:moveTo>
                                   <a:pt x="0" y="0"/>
                                 </a:moveTo>
                                 <a:lnTo>
-                                  <a:pt x="41107" y="0"/>
+                                  <a:pt x="47663" y="0"/>
                                 </a:lnTo>
                                 <a:cubicBezTo>
-                                  <a:pt x="82208" y="0"/>
-                                  <a:pt x="164409" y="0"/>
-                                  <a:pt x="255865" y="0"/>
-                                </a:cubicBezTo>
-                                <a:cubicBezTo>
-                                  <a:pt x="347320" y="0"/>
-                                  <a:pt x="448030" y="0"/>
-                                  <a:pt x="501381" y="2302"/>
-                                </a:cubicBezTo>
-                                <a:cubicBezTo>
-                                  <a:pt x="554732" y="4605"/>
-                                  <a:pt x="560730" y="9210"/>
-                                  <a:pt x="566028" y="14508"/>
-                                </a:cubicBezTo>
-                                <a:cubicBezTo>
-                                  <a:pt x="571326" y="19813"/>
-                                  <a:pt x="575931" y="25810"/>
-                                  <a:pt x="578233" y="683179"/>
-                                </a:cubicBezTo>
-                                <a:cubicBezTo>
-                                  <a:pt x="580536" y="1340555"/>
-                                  <a:pt x="580536" y="2649301"/>
-                                  <a:pt x="582838" y="3306676"/>
-                                </a:cubicBezTo>
-                                <a:cubicBezTo>
-                                  <a:pt x="585141" y="3964051"/>
-                                  <a:pt x="589746" y="3970049"/>
-                                  <a:pt x="595044" y="3975347"/>
-                                </a:cubicBezTo>
-                                <a:cubicBezTo>
-                                  <a:pt x="600342" y="3980646"/>
-                                  <a:pt x="606340" y="3985251"/>
-                                  <a:pt x="711775" y="3987553"/>
-                                </a:cubicBezTo>
-                                <a:cubicBezTo>
-                                  <a:pt x="817211" y="3989855"/>
-                                  <a:pt x="1022091" y="3989855"/>
-                                  <a:pt x="1188663" y="3989855"/>
-                                </a:cubicBezTo>
-                                <a:cubicBezTo>
-                                  <a:pt x="1355234" y="3989855"/>
-                                  <a:pt x="1483504" y="3989855"/>
-                                  <a:pt x="1547635" y="3989855"/>
+                                  <a:pt x="95319" y="0"/>
+                                  <a:pt x="190631" y="0"/>
+                                  <a:pt x="296672" y="0"/>
+                                </a:cubicBezTo>
+                                <a:cubicBezTo>
+                                  <a:pt x="402714" y="0"/>
+                                  <a:pt x="519486" y="0"/>
+                                  <a:pt x="581346" y="2670"/>
+                                </a:cubicBezTo>
+                                <a:cubicBezTo>
+                                  <a:pt x="643206" y="5339"/>
+                                  <a:pt x="650160" y="10679"/>
+                                  <a:pt x="656303" y="16822"/>
+                                </a:cubicBezTo>
+                                <a:cubicBezTo>
+                                  <a:pt x="662446" y="22972"/>
+                                  <a:pt x="667786" y="29927"/>
+                                  <a:pt x="670455" y="792139"/>
+                                </a:cubicBezTo>
+                                <a:cubicBezTo>
+                                  <a:pt x="673125" y="1554359"/>
+                                  <a:pt x="673125" y="3071837"/>
+                                  <a:pt x="675795" y="3834057"/>
+                                </a:cubicBezTo>
+                                <a:cubicBezTo>
+                                  <a:pt x="678464" y="4596277"/>
+                                  <a:pt x="683804" y="4603231"/>
+                                  <a:pt x="689947" y="4609374"/>
+                                </a:cubicBezTo>
+                                <a:cubicBezTo>
+                                  <a:pt x="696090" y="4615517"/>
+                                  <a:pt x="703045" y="4620857"/>
+                                  <a:pt x="825296" y="4623526"/>
+                                </a:cubicBezTo>
+                                <a:cubicBezTo>
+                                  <a:pt x="947548" y="4626196"/>
+                                  <a:pt x="1185104" y="4626196"/>
+                                  <a:pt x="1378242" y="4626196"/>
+                                </a:cubicBezTo>
+                                <a:cubicBezTo>
+                                  <a:pt x="1571380" y="4626196"/>
+                                  <a:pt x="1720107" y="4626196"/>
+                                  <a:pt x="1794467" y="4626196"/>
                                 </a:cubicBezTo>
                                 <a:lnTo>
-                                  <a:pt x="1611767" y="3989855"/>
+                                  <a:pt x="1868827" y="4626196"/>
                                 </a:lnTo>
                               </a:path>
                             </a:pathLst>
                           </a:custGeom>
                           <a:noFill/>
-                          <a:ln w="12721">
+                          <a:ln w="14750">
                             <a:solidFill>
                               <a:srgbClr val="8B3344"/>
                             </a:solidFill>
@@ -3163,8 +3303,8 @@
                         <wps:cNvCnPr/>
                         <wps:spPr>
                           <a:xfrm>
-                            <a:off x="1765570" y="559681"/>
-                            <a:ext cx="1489177" cy="4639357"/>
+                            <a:off x="2047159" y="648943"/>
+                            <a:ext cx="1726685" cy="5379286"/>
                           </a:xfrm>
                           <a:custGeom>
                             <a:avLst/>
@@ -3173,96 +3313,96 @@
                             <a:cxnLst/>
                             <a:rect l="0" t="0" r="r" b="b"/>
                             <a:pathLst>
-                              <a:path w="1489177" h="4639357">
+                              <a:path w="1726685" h="5379286">
                                 <a:moveTo>
                                   <a:pt x="0" y="0"/>
                                 </a:moveTo>
                                 <a:lnTo>
-                                  <a:pt x="20671" y="0"/>
+                                  <a:pt x="23968" y="0"/>
                                 </a:lnTo>
                                 <a:cubicBezTo>
-                                  <a:pt x="41342" y="0"/>
-                                  <a:pt x="82685" y="0"/>
-                                  <a:pt x="190811" y="0"/>
-                                </a:cubicBezTo>
-                                <a:cubicBezTo>
-                                  <a:pt x="298937" y="0"/>
-                                  <a:pt x="473847" y="0"/>
-                                  <a:pt x="564298" y="2302"/>
-                                </a:cubicBezTo>
-                                <a:cubicBezTo>
-                                  <a:pt x="654755" y="4605"/>
-                                  <a:pt x="660753" y="9203"/>
-                                  <a:pt x="666051" y="14508"/>
-                                </a:cubicBezTo>
-                                <a:cubicBezTo>
-                                  <a:pt x="671349" y="19806"/>
-                                  <a:pt x="675954" y="25804"/>
-                                  <a:pt x="678256" y="781886"/>
-                                </a:cubicBezTo>
-                                <a:cubicBezTo>
-                                  <a:pt x="680559" y="1537967"/>
-                                  <a:pt x="680559" y="3044139"/>
-                                  <a:pt x="682861" y="3800228"/>
-                                </a:cubicBezTo>
-                                <a:cubicBezTo>
-                                  <a:pt x="685164" y="4556309"/>
-                                  <a:pt x="689769" y="4562307"/>
-                                  <a:pt x="695067" y="4567605"/>
-                                </a:cubicBezTo>
-                                <a:cubicBezTo>
-                                  <a:pt x="700365" y="4572903"/>
-                                  <a:pt x="706363" y="4577508"/>
-                                  <a:pt x="774699" y="4579811"/>
-                                </a:cubicBezTo>
-                                <a:cubicBezTo>
-                                  <a:pt x="843034" y="4582113"/>
-                                  <a:pt x="973702" y="4582113"/>
-                                  <a:pt x="1070315" y="4582113"/>
-                                </a:cubicBezTo>
-                                <a:cubicBezTo>
-                                  <a:pt x="1166923" y="4582113"/>
-                                  <a:pt x="1229464" y="4582113"/>
-                                  <a:pt x="1266037" y="4582113"/>
-                                </a:cubicBezTo>
-                                <a:cubicBezTo>
-                                  <a:pt x="1302609" y="4582113"/>
-                                  <a:pt x="1313211" y="4582113"/>
-                                  <a:pt x="1318510" y="4587411"/>
-                                </a:cubicBezTo>
-                                <a:cubicBezTo>
-                                  <a:pt x="1323808" y="4592716"/>
-                                  <a:pt x="1323808" y="4603312"/>
-                                  <a:pt x="1323808" y="4607555"/>
-                                </a:cubicBezTo>
-                                <a:cubicBezTo>
-                                  <a:pt x="1323808" y="4611797"/>
-                                  <a:pt x="1323808" y="4609673"/>
-                                  <a:pt x="1323808" y="4613915"/>
-                                </a:cubicBezTo>
-                                <a:cubicBezTo>
-                                  <a:pt x="1323808" y="4618157"/>
-                                  <a:pt x="1323808" y="4628754"/>
-                                  <a:pt x="1329112" y="4634058"/>
-                                </a:cubicBezTo>
-                                <a:cubicBezTo>
-                                  <a:pt x="1334410" y="4639357"/>
-                                  <a:pt x="1345013" y="4639357"/>
-                                  <a:pt x="1372573" y="4639357"/>
-                                </a:cubicBezTo>
-                                <a:cubicBezTo>
-                                  <a:pt x="1400132" y="4639357"/>
-                                  <a:pt x="1444655" y="4639357"/>
-                                  <a:pt x="1466916" y="4639357"/>
+                                  <a:pt x="47936" y="0"/>
+                                  <a:pt x="95872" y="0"/>
+                                  <a:pt x="221243" y="0"/>
+                                </a:cubicBezTo>
+                                <a:cubicBezTo>
+                                  <a:pt x="346614" y="0"/>
+                                  <a:pt x="549421" y="0"/>
+                                  <a:pt x="654297" y="2670"/>
+                                </a:cubicBezTo>
+                                <a:cubicBezTo>
+                                  <a:pt x="759181" y="5339"/>
+                                  <a:pt x="766136" y="10671"/>
+                                  <a:pt x="772279" y="16822"/>
+                                </a:cubicBezTo>
+                                <a:cubicBezTo>
+                                  <a:pt x="778422" y="22965"/>
+                                  <a:pt x="783762" y="29919"/>
+                                  <a:pt x="786431" y="906588"/>
+                                </a:cubicBezTo>
+                                <a:cubicBezTo>
+                                  <a:pt x="789101" y="1783257"/>
+                                  <a:pt x="789101" y="3529648"/>
+                                  <a:pt x="791771" y="4406324"/>
+                                </a:cubicBezTo>
+                                <a:cubicBezTo>
+                                  <a:pt x="794440" y="5282993"/>
+                                  <a:pt x="799780" y="5289948"/>
+                                  <a:pt x="805923" y="5296091"/>
+                                </a:cubicBezTo>
+                                <a:cubicBezTo>
+                                  <a:pt x="812066" y="5302234"/>
+                                  <a:pt x="819020" y="5307574"/>
+                                  <a:pt x="898255" y="5310243"/>
+                                </a:cubicBezTo>
+                                <a:cubicBezTo>
+                                  <a:pt x="977489" y="5312913"/>
+                                  <a:pt x="1128997" y="5312913"/>
+                                  <a:pt x="1241020" y="5312913"/>
+                                </a:cubicBezTo>
+                                <a:cubicBezTo>
+                                  <a:pt x="1353035" y="5312913"/>
+                                  <a:pt x="1425551" y="5312913"/>
+                                  <a:pt x="1467956" y="5312913"/>
+                                </a:cubicBezTo>
+                                <a:cubicBezTo>
+                                  <a:pt x="1510361" y="5312913"/>
+                                  <a:pt x="1522655" y="5312913"/>
+                                  <a:pt x="1528798" y="5319056"/>
+                                </a:cubicBezTo>
+                                <a:cubicBezTo>
+                                  <a:pt x="1534941" y="5325207"/>
+                                  <a:pt x="1534941" y="5337493"/>
+                                  <a:pt x="1534941" y="5342412"/>
+                                </a:cubicBezTo>
+                                <a:cubicBezTo>
+                                  <a:pt x="1534941" y="5347331"/>
+                                  <a:pt x="1534941" y="5344868"/>
+                                  <a:pt x="1534941" y="5349787"/>
+                                </a:cubicBezTo>
+                                <a:cubicBezTo>
+                                  <a:pt x="1534941" y="5354706"/>
+                                  <a:pt x="1534941" y="5366992"/>
+                                  <a:pt x="1541092" y="5373143"/>
+                                </a:cubicBezTo>
+                                <a:cubicBezTo>
+                                  <a:pt x="1547235" y="5379286"/>
+                                  <a:pt x="1559529" y="5379286"/>
+                                  <a:pt x="1591484" y="5379286"/>
+                                </a:cubicBezTo>
+                                <a:cubicBezTo>
+                                  <a:pt x="1623439" y="5379286"/>
+                                  <a:pt x="1675062" y="5379286"/>
+                                  <a:pt x="1700874" y="5379286"/>
                                 </a:cubicBezTo>
                                 <a:lnTo>
-                                  <a:pt x="1489177" y="4639357"/>
+                                  <a:pt x="1726685" y="5379286"/>
                                 </a:lnTo>
                               </a:path>
                             </a:pathLst>
                           </a:custGeom>
                           <a:noFill/>
-                          <a:ln w="12721">
+                          <a:ln w="14750">
                             <a:solidFill>
                               <a:srgbClr val="8B3344"/>
                             </a:solidFill>
@@ -3277,8 +3417,8 @@
                         <wps:cNvCnPr/>
                         <wps:spPr>
                           <a:xfrm>
-                            <a:off x="1642980" y="1247344"/>
-                            <a:ext cx="3913563" cy="3040368"/>
+                            <a:off x="1905018" y="1446282"/>
+                            <a:ext cx="4537736" cy="3525275"/>
                           </a:xfrm>
                           <a:custGeom>
                             <a:avLst/>
@@ -3287,111 +3427,111 @@
                             <a:cxnLst/>
                             <a:rect l="0" t="0" r="r" b="b"/>
                             <a:pathLst>
-                              <a:path w="3913563" h="3040368">
+                              <a:path w="4537736" h="3525275">
                                 <a:moveTo>
                                   <a:pt x="0" y="0"/>
                                 </a:moveTo>
                                 <a:lnTo>
-                                  <a:pt x="41107" y="0"/>
+                                  <a:pt x="47663" y="0"/>
                                 </a:lnTo>
                                 <a:cubicBezTo>
-                                  <a:pt x="82208" y="0"/>
-                                  <a:pt x="164409" y="0"/>
-                                  <a:pt x="255865" y="0"/>
-                                </a:cubicBezTo>
-                                <a:cubicBezTo>
-                                  <a:pt x="347320" y="0"/>
-                                  <a:pt x="448030" y="0"/>
-                                  <a:pt x="501381" y="2302"/>
-                                </a:cubicBezTo>
-                                <a:cubicBezTo>
-                                  <a:pt x="554732" y="4605"/>
-                                  <a:pt x="560730" y="9210"/>
-                                  <a:pt x="566028" y="14508"/>
-                                </a:cubicBezTo>
-                                <a:cubicBezTo>
-                                  <a:pt x="571326" y="19813"/>
-                                  <a:pt x="575931" y="25810"/>
-                                  <a:pt x="578233" y="418359"/>
-                                </a:cubicBezTo>
-                                <a:cubicBezTo>
-                                  <a:pt x="580536" y="810914"/>
-                                  <a:pt x="580536" y="1590021"/>
-                                  <a:pt x="582838" y="1982570"/>
-                                </a:cubicBezTo>
-                                <a:cubicBezTo>
-                                  <a:pt x="585141" y="2375125"/>
-                                  <a:pt x="589746" y="2381116"/>
-                                  <a:pt x="595044" y="2386421"/>
-                                </a:cubicBezTo>
-                                <a:cubicBezTo>
-                                  <a:pt x="600342" y="2391719"/>
-                                  <a:pt x="606340" y="2396324"/>
-                                  <a:pt x="848396" y="2398626"/>
-                                </a:cubicBezTo>
-                                <a:cubicBezTo>
-                                  <a:pt x="1090459" y="2400929"/>
-                                  <a:pt x="1568580" y="2400929"/>
-                                  <a:pt x="2009595" y="2400929"/>
-                                </a:cubicBezTo>
-                                <a:cubicBezTo>
-                                  <a:pt x="2450616" y="2400929"/>
-                                  <a:pt x="2854531" y="2400929"/>
-                                  <a:pt x="3059487" y="2403231"/>
-                                </a:cubicBezTo>
-                                <a:cubicBezTo>
-                                  <a:pt x="3264443" y="2405534"/>
-                                  <a:pt x="3270441" y="2410139"/>
-                                  <a:pt x="3275739" y="2415437"/>
-                                </a:cubicBezTo>
-                                <a:cubicBezTo>
-                                  <a:pt x="3281044" y="2420735"/>
-                                  <a:pt x="3285649" y="2426733"/>
-                                  <a:pt x="3287945" y="2524943"/>
-                                </a:cubicBezTo>
-                                <a:cubicBezTo>
-                                  <a:pt x="3290247" y="2623160"/>
-                                  <a:pt x="3290247" y="2813589"/>
-                                  <a:pt x="3292550" y="2911799"/>
-                                </a:cubicBezTo>
-                                <a:cubicBezTo>
-                                  <a:pt x="3294852" y="3010010"/>
-                                  <a:pt x="3299457" y="3016008"/>
-                                  <a:pt x="3304755" y="3021312"/>
-                                </a:cubicBezTo>
-                                <a:cubicBezTo>
-                                  <a:pt x="3310060" y="3026610"/>
-                                  <a:pt x="3316058" y="3031215"/>
-                                  <a:pt x="3369408" y="3033518"/>
-                                </a:cubicBezTo>
-                                <a:cubicBezTo>
-                                  <a:pt x="3422759" y="3035820"/>
-                                  <a:pt x="3523463" y="3035820"/>
-                                  <a:pt x="3610390" y="3035820"/>
-                                </a:cubicBezTo>
-                                <a:cubicBezTo>
-                                  <a:pt x="3697311" y="3035820"/>
-                                  <a:pt x="3770455" y="3035820"/>
-                                  <a:pt x="3807027" y="3036577"/>
-                                </a:cubicBezTo>
-                                <a:cubicBezTo>
-                                  <a:pt x="3843599" y="3037334"/>
-                                  <a:pt x="3843599" y="3038854"/>
-                                  <a:pt x="3855264" y="3039611"/>
-                                </a:cubicBezTo>
-                                <a:cubicBezTo>
-                                  <a:pt x="3866922" y="3040368"/>
-                                  <a:pt x="3890246" y="3040368"/>
-                                  <a:pt x="3901904" y="3040368"/>
+                                  <a:pt x="95319" y="0"/>
+                                  <a:pt x="190631" y="0"/>
+                                  <a:pt x="296672" y="0"/>
+                                </a:cubicBezTo>
+                                <a:cubicBezTo>
+                                  <a:pt x="402714" y="0"/>
+                                  <a:pt x="519486" y="0"/>
+                                  <a:pt x="581346" y="2670"/>
+                                </a:cubicBezTo>
+                                <a:cubicBezTo>
+                                  <a:pt x="643206" y="5339"/>
+                                  <a:pt x="650160" y="10679"/>
+                                  <a:pt x="656303" y="16822"/>
+                                </a:cubicBezTo>
+                                <a:cubicBezTo>
+                                  <a:pt x="662446" y="22972"/>
+                                  <a:pt x="667786" y="29927"/>
+                                  <a:pt x="670455" y="485083"/>
+                                </a:cubicBezTo>
+                                <a:cubicBezTo>
+                                  <a:pt x="673125" y="940247"/>
+                                  <a:pt x="673125" y="1843612"/>
+                                  <a:pt x="675795" y="2298769"/>
+                                </a:cubicBezTo>
+                                <a:cubicBezTo>
+                                  <a:pt x="678464" y="2753933"/>
+                                  <a:pt x="683804" y="2760880"/>
+                                  <a:pt x="689947" y="2767030"/>
+                                </a:cubicBezTo>
+                                <a:cubicBezTo>
+                                  <a:pt x="696090" y="2773173"/>
+                                  <a:pt x="703045" y="2778513"/>
+                                  <a:pt x="983706" y="2781182"/>
+                                </a:cubicBezTo>
+                                <a:cubicBezTo>
+                                  <a:pt x="1264376" y="2783852"/>
+                                  <a:pt x="1818752" y="2783852"/>
+                                  <a:pt x="2330104" y="2783852"/>
+                                </a:cubicBezTo>
+                                <a:cubicBezTo>
+                                  <a:pt x="2841464" y="2783852"/>
+                                  <a:pt x="3309799" y="2783852"/>
+                                  <a:pt x="3547443" y="2786522"/>
+                                </a:cubicBezTo>
+                                <a:cubicBezTo>
+                                  <a:pt x="3785088" y="2789191"/>
+                                  <a:pt x="3792043" y="2794531"/>
+                                  <a:pt x="3798186" y="2800674"/>
+                                </a:cubicBezTo>
+                                <a:cubicBezTo>
+                                  <a:pt x="3804336" y="2806817"/>
+                                  <a:pt x="3809676" y="2813771"/>
+                                  <a:pt x="3812338" y="2927645"/>
+                                </a:cubicBezTo>
+                                <a:cubicBezTo>
+                                  <a:pt x="3815008" y="3041527"/>
+                                  <a:pt x="3815008" y="3262327"/>
+                                  <a:pt x="3817677" y="3376201"/>
+                                </a:cubicBezTo>
+                                <a:cubicBezTo>
+                                  <a:pt x="3820347" y="3490075"/>
+                                  <a:pt x="3825686" y="3497030"/>
+                                  <a:pt x="3831830" y="3503180"/>
+                                </a:cubicBezTo>
+                                <a:cubicBezTo>
+                                  <a:pt x="3837980" y="3509323"/>
+                                  <a:pt x="3844935" y="3514663"/>
+                                  <a:pt x="3906794" y="3517332"/>
+                                </a:cubicBezTo>
+                                <a:cubicBezTo>
+                                  <a:pt x="3968654" y="3520002"/>
+                                  <a:pt x="4085419" y="3520002"/>
+                                  <a:pt x="4186210" y="3520002"/>
+                                </a:cubicBezTo>
+                                <a:cubicBezTo>
+                                  <a:pt x="4286993" y="3520002"/>
+                                  <a:pt x="4371803" y="3520002"/>
+                                  <a:pt x="4414208" y="3520880"/>
+                                </a:cubicBezTo>
+                                <a:cubicBezTo>
+                                  <a:pt x="4456613" y="3521757"/>
+                                  <a:pt x="4456613" y="3523520"/>
+                                  <a:pt x="4470138" y="3524397"/>
+                                </a:cubicBezTo>
+                                <a:cubicBezTo>
+                                  <a:pt x="4483656" y="3525275"/>
+                                  <a:pt x="4510700" y="3525275"/>
+                                  <a:pt x="4524218" y="3525275"/>
                                 </a:cubicBezTo>
                                 <a:lnTo>
-                                  <a:pt x="3913563" y="3040368"/>
+                                  <a:pt x="4537736" y="3525275"/>
                                 </a:lnTo>
                               </a:path>
                             </a:pathLst>
                           </a:custGeom>
                           <a:noFill/>
-                          <a:ln w="12721">
+                          <a:ln w="14750">
                             <a:solidFill>
                               <a:srgbClr val="8B3344"/>
                             </a:solidFill>
@@ -3406,8 +3546,8 @@
                         <wps:cNvCnPr/>
                         <wps:spPr>
                           <a:xfrm>
-                            <a:off x="1652203" y="3728337"/>
-                            <a:ext cx="3904340" cy="980971"/>
+                            <a:off x="1915711" y="4322967"/>
+                            <a:ext cx="4527042" cy="1137426"/>
                           </a:xfrm>
                           <a:custGeom>
                             <a:avLst/>
@@ -3416,111 +3556,111 @@
                             <a:cxnLst/>
                             <a:rect l="0" t="0" r="r" b="b"/>
                             <a:pathLst>
-                              <a:path w="3904340" h="980971">
+                              <a:path w="4527042" h="1137426">
                                 <a:moveTo>
                                   <a:pt x="0" y="0"/>
                                 </a:moveTo>
                                 <a:lnTo>
-                                  <a:pt x="39561" y="0"/>
+                                  <a:pt x="45871" y="0"/>
                                 </a:lnTo>
                                 <a:cubicBezTo>
-                                  <a:pt x="79129" y="0"/>
-                                  <a:pt x="158259" y="0"/>
-                                  <a:pt x="229628" y="0"/>
-                                </a:cubicBezTo>
-                                <a:cubicBezTo>
-                                  <a:pt x="300998" y="0"/>
-                                  <a:pt x="364601" y="0"/>
-                                  <a:pt x="399399" y="2302"/>
-                                </a:cubicBezTo>
-                                <a:cubicBezTo>
-                                  <a:pt x="434203" y="4605"/>
-                                  <a:pt x="440201" y="9210"/>
-                                  <a:pt x="445499" y="14514"/>
-                                </a:cubicBezTo>
-                                <a:cubicBezTo>
-                                  <a:pt x="450797" y="19813"/>
-                                  <a:pt x="455402" y="25810"/>
-                                  <a:pt x="457704" y="181703"/>
-                                </a:cubicBezTo>
-                                <a:cubicBezTo>
-                                  <a:pt x="460007" y="337595"/>
-                                  <a:pt x="460007" y="643382"/>
-                                  <a:pt x="462309" y="799275"/>
-                                </a:cubicBezTo>
-                                <a:cubicBezTo>
-                                  <a:pt x="464612" y="955161"/>
-                                  <a:pt x="469217" y="961159"/>
-                                  <a:pt x="474515" y="966463"/>
-                                </a:cubicBezTo>
-                                <a:cubicBezTo>
-                                  <a:pt x="479813" y="971762"/>
-                                  <a:pt x="485811" y="976367"/>
-                                  <a:pt x="746420" y="978669"/>
-                                </a:cubicBezTo>
-                                <a:cubicBezTo>
-                                  <a:pt x="1007030" y="980971"/>
-                                  <a:pt x="1522251" y="980971"/>
-                                  <a:pt x="1963272" y="980971"/>
-                                </a:cubicBezTo>
-                                <a:cubicBezTo>
-                                  <a:pt x="2404293" y="980971"/>
-                                  <a:pt x="2771102" y="980971"/>
-                                  <a:pt x="2959814" y="980971"/>
-                                </a:cubicBezTo>
-                                <a:cubicBezTo>
-                                  <a:pt x="3148519" y="980971"/>
-                                  <a:pt x="3159122" y="980971"/>
-                                  <a:pt x="3164420" y="975667"/>
-                                </a:cubicBezTo>
-                                <a:cubicBezTo>
-                                  <a:pt x="3169718" y="970369"/>
-                                  <a:pt x="3169718" y="959766"/>
-                                  <a:pt x="3169718" y="957648"/>
-                                </a:cubicBezTo>
-                                <a:cubicBezTo>
-                                  <a:pt x="3169718" y="955530"/>
-                                  <a:pt x="3169718" y="961890"/>
-                                  <a:pt x="3169718" y="959766"/>
-                                </a:cubicBezTo>
-                                <a:cubicBezTo>
-                                  <a:pt x="3169718" y="957648"/>
-                                  <a:pt x="3169718" y="947045"/>
-                                  <a:pt x="3175023" y="941747"/>
-                                </a:cubicBezTo>
-                                <a:cubicBezTo>
-                                  <a:pt x="3180321" y="936449"/>
-                                  <a:pt x="3190924" y="936449"/>
-                                  <a:pt x="3265124" y="936449"/>
-                                </a:cubicBezTo>
-                                <a:cubicBezTo>
-                                  <a:pt x="3339330" y="936449"/>
-                                  <a:pt x="3477140" y="936449"/>
-                                  <a:pt x="3582614" y="936449"/>
-                                </a:cubicBezTo>
-                                <a:cubicBezTo>
-                                  <a:pt x="3688088" y="936449"/>
-                                  <a:pt x="3761232" y="936449"/>
-                                  <a:pt x="3797804" y="934172"/>
-                                </a:cubicBezTo>
-                                <a:cubicBezTo>
-                                  <a:pt x="3834376" y="931895"/>
-                                  <a:pt x="3834376" y="927341"/>
-                                  <a:pt x="3846041" y="925064"/>
-                                </a:cubicBezTo>
-                                <a:cubicBezTo>
-                                  <a:pt x="3857700" y="922787"/>
-                                  <a:pt x="3881023" y="922787"/>
-                                  <a:pt x="3892682" y="922787"/>
+                                  <a:pt x="91750" y="0"/>
+                                  <a:pt x="183499" y="0"/>
+                                  <a:pt x="266251" y="0"/>
+                                </a:cubicBezTo>
+                                <a:cubicBezTo>
+                                  <a:pt x="349004" y="0"/>
+                                  <a:pt x="422752" y="0"/>
+                                  <a:pt x="463099" y="2670"/>
+                                </a:cubicBezTo>
+                                <a:cubicBezTo>
+                                  <a:pt x="503454" y="5339"/>
+                                  <a:pt x="510408" y="10679"/>
+                                  <a:pt x="516551" y="16829"/>
+                                </a:cubicBezTo>
+                                <a:cubicBezTo>
+                                  <a:pt x="522695" y="22972"/>
+                                  <a:pt x="528034" y="29927"/>
+                                  <a:pt x="530704" y="210683"/>
+                                </a:cubicBezTo>
+                                <a:cubicBezTo>
+                                  <a:pt x="533373" y="391438"/>
+                                  <a:pt x="533373" y="745995"/>
+                                  <a:pt x="536043" y="926751"/>
+                                </a:cubicBezTo>
+                                <a:cubicBezTo>
+                                  <a:pt x="538713" y="1107499"/>
+                                  <a:pt x="544052" y="1114454"/>
+                                  <a:pt x="550195" y="1120604"/>
+                                </a:cubicBezTo>
+                                <a:cubicBezTo>
+                                  <a:pt x="556338" y="1126748"/>
+                                  <a:pt x="563293" y="1132087"/>
+                                  <a:pt x="865467" y="1134757"/>
+                                </a:cubicBezTo>
+                                <a:cubicBezTo>
+                                  <a:pt x="1167641" y="1137426"/>
+                                  <a:pt x="1765034" y="1137426"/>
+                                  <a:pt x="2276394" y="1137426"/>
+                                </a:cubicBezTo>
+                                <a:cubicBezTo>
+                                  <a:pt x="2787753" y="1137426"/>
+                                  <a:pt x="3213064" y="1137426"/>
+                                  <a:pt x="3431873" y="1137426"/>
+                                </a:cubicBezTo>
+                                <a:cubicBezTo>
+                                  <a:pt x="3650676" y="1137426"/>
+                                  <a:pt x="3662969" y="1137426"/>
+                                  <a:pt x="3669113" y="1131276"/>
+                                </a:cubicBezTo>
+                                <a:cubicBezTo>
+                                  <a:pt x="3675256" y="1125132"/>
+                                  <a:pt x="3675256" y="1112839"/>
+                                  <a:pt x="3675256" y="1110383"/>
+                                </a:cubicBezTo>
+                                <a:cubicBezTo>
+                                  <a:pt x="3675256" y="1107927"/>
+                                  <a:pt x="3675256" y="1115302"/>
+                                  <a:pt x="3675256" y="1112839"/>
+                                </a:cubicBezTo>
+                                <a:cubicBezTo>
+                                  <a:pt x="3675256" y="1110383"/>
+                                  <a:pt x="3675256" y="1098089"/>
+                                  <a:pt x="3681406" y="1091946"/>
+                                </a:cubicBezTo>
+                                <a:cubicBezTo>
+                                  <a:pt x="3687549" y="1085803"/>
+                                  <a:pt x="3699843" y="1085803"/>
+                                  <a:pt x="3785877" y="1085803"/>
+                                </a:cubicBezTo>
+                                <a:cubicBezTo>
+                                  <a:pt x="3871919" y="1085803"/>
+                                  <a:pt x="4031708" y="1085803"/>
+                                  <a:pt x="4154004" y="1085803"/>
+                                </a:cubicBezTo>
+                                <a:cubicBezTo>
+                                  <a:pt x="4276300" y="1085803"/>
+                                  <a:pt x="4361110" y="1085803"/>
+                                  <a:pt x="4403515" y="1083163"/>
+                                </a:cubicBezTo>
+                                <a:cubicBezTo>
+                                  <a:pt x="4445920" y="1080522"/>
+                                  <a:pt x="4445920" y="1075242"/>
+                                  <a:pt x="4459445" y="1072602"/>
+                                </a:cubicBezTo>
+                                <a:cubicBezTo>
+                                  <a:pt x="4472963" y="1069962"/>
+                                  <a:pt x="4500006" y="1069962"/>
+                                  <a:pt x="4513524" y="1069962"/>
                                 </a:cubicBezTo>
                                 <a:lnTo>
-                                  <a:pt x="3904340" y="922787"/>
+                                  <a:pt x="4527042" y="1069962"/>
                                 </a:lnTo>
                               </a:path>
                             </a:pathLst>
                           </a:custGeom>
                           <a:noFill/>
-                          <a:ln w="12721">
+                          <a:ln w="14750">
                             <a:solidFill>
                               <a:srgbClr val="3D7A56"/>
                             </a:solidFill>
@@ -3535,8 +3675,8 @@
                         <wps:cNvCnPr/>
                         <wps:spPr>
                           <a:xfrm>
-                            <a:off x="1765570" y="2130124"/>
-                            <a:ext cx="3790973" cy="2248445"/>
+                            <a:off x="2047159" y="2469856"/>
+                            <a:ext cx="4395594" cy="2607049"/>
                           </a:xfrm>
                           <a:custGeom>
                             <a:avLst/>
@@ -3545,101 +3685,101 @@
                             <a:cxnLst/>
                             <a:rect l="0" t="0" r="r" b="b"/>
                             <a:pathLst>
-                              <a:path w="3790973" h="2248445">
+                              <a:path w="4395594" h="2607049">
                                 <a:moveTo>
                                   <a:pt x="0" y="0"/>
                                 </a:moveTo>
                                 <a:lnTo>
-                                  <a:pt x="20671" y="0"/>
+                                  <a:pt x="23968" y="0"/>
                                 </a:lnTo>
                                 <a:cubicBezTo>
-                                  <a:pt x="41342" y="0"/>
-                                  <a:pt x="82685" y="0"/>
-                                  <a:pt x="172258" y="0"/>
-                                </a:cubicBezTo>
-                                <a:cubicBezTo>
-                                  <a:pt x="261837" y="0"/>
-                                  <a:pt x="399641" y="0"/>
-                                  <a:pt x="471545" y="2302"/>
-                                </a:cubicBezTo>
-                                <a:cubicBezTo>
-                                  <a:pt x="543448" y="4605"/>
-                                  <a:pt x="549446" y="9203"/>
-                                  <a:pt x="554744" y="14508"/>
-                                </a:cubicBezTo>
-                                <a:cubicBezTo>
-                                  <a:pt x="560043" y="19806"/>
-                                  <a:pt x="564648" y="25804"/>
-                                  <a:pt x="566950" y="290834"/>
-                                </a:cubicBezTo>
-                                <a:cubicBezTo>
-                                  <a:pt x="569252" y="555870"/>
-                                  <a:pt x="569252" y="1079939"/>
-                                  <a:pt x="571555" y="1344975"/>
-                                </a:cubicBezTo>
-                                <a:cubicBezTo>
-                                  <a:pt x="573857" y="1610011"/>
-                                  <a:pt x="578462" y="1616003"/>
-                                  <a:pt x="583760" y="1621307"/>
-                                </a:cubicBezTo>
-                                <a:cubicBezTo>
-                                  <a:pt x="589059" y="1626605"/>
-                                  <a:pt x="595056" y="1631210"/>
-                                  <a:pt x="818566" y="1633513"/>
-                                </a:cubicBezTo>
-                                <a:cubicBezTo>
-                                  <a:pt x="1042069" y="1635815"/>
-                                  <a:pt x="1483090" y="1635815"/>
-                                  <a:pt x="1887005" y="1635815"/>
-                                </a:cubicBezTo>
-                                <a:cubicBezTo>
-                                  <a:pt x="2290926" y="1635815"/>
-                                  <a:pt x="2657735" y="1635815"/>
-                                  <a:pt x="2844144" y="1638118"/>
-                                </a:cubicBezTo>
-                                <a:cubicBezTo>
-                                  <a:pt x="3030547" y="1640420"/>
-                                  <a:pt x="3036545" y="1645025"/>
-                                  <a:pt x="3041843" y="1650323"/>
-                                </a:cubicBezTo>
-                                <a:cubicBezTo>
-                                  <a:pt x="3047148" y="1655621"/>
-                                  <a:pt x="3051753" y="1661619"/>
-                                  <a:pt x="3054049" y="1756122"/>
-                                </a:cubicBezTo>
-                                <a:cubicBezTo>
-                                  <a:pt x="3056351" y="1850624"/>
-                                  <a:pt x="3056351" y="2033631"/>
-                                  <a:pt x="3058654" y="2128133"/>
-                                </a:cubicBezTo>
-                                <a:cubicBezTo>
-                                  <a:pt x="3060956" y="2222635"/>
-                                  <a:pt x="3065561" y="2228633"/>
-                                  <a:pt x="3070859" y="2233937"/>
-                                </a:cubicBezTo>
-                                <a:cubicBezTo>
-                                  <a:pt x="3076164" y="2239236"/>
-                                  <a:pt x="3082162" y="2243840"/>
-                                  <a:pt x="3154059" y="2246143"/>
-                                </a:cubicBezTo>
-                                <a:cubicBezTo>
-                                  <a:pt x="3225963" y="2248445"/>
-                                  <a:pt x="3363773" y="2248445"/>
-                                  <a:pt x="3480906" y="2248445"/>
-                                </a:cubicBezTo>
-                                <a:cubicBezTo>
-                                  <a:pt x="3598044" y="2248445"/>
-                                  <a:pt x="3694512" y="2248445"/>
-                                  <a:pt x="3742743" y="2248445"/>
+                                  <a:pt x="47936" y="0"/>
+                                  <a:pt x="95872" y="0"/>
+                                  <a:pt x="199731" y="0"/>
+                                </a:cubicBezTo>
+                                <a:cubicBezTo>
+                                  <a:pt x="303597" y="0"/>
+                                  <a:pt x="463379" y="0"/>
+                                  <a:pt x="546751" y="2670"/>
+                                </a:cubicBezTo>
+                                <a:cubicBezTo>
+                                  <a:pt x="630123" y="5339"/>
+                                  <a:pt x="637077" y="10671"/>
+                                  <a:pt x="643220" y="16822"/>
+                                </a:cubicBezTo>
+                                <a:cubicBezTo>
+                                  <a:pt x="649364" y="22965"/>
+                                  <a:pt x="654703" y="29919"/>
+                                  <a:pt x="657373" y="337219"/>
+                                </a:cubicBezTo>
+                                <a:cubicBezTo>
+                                  <a:pt x="660042" y="644526"/>
+                                  <a:pt x="660042" y="1252178"/>
+                                  <a:pt x="662712" y="1559485"/>
+                                </a:cubicBezTo>
+                                <a:cubicBezTo>
+                                  <a:pt x="665382" y="1866791"/>
+                                  <a:pt x="670721" y="1873738"/>
+                                  <a:pt x="676864" y="1879889"/>
+                                </a:cubicBezTo>
+                                <a:cubicBezTo>
+                                  <a:pt x="683007" y="1886032"/>
+                                  <a:pt x="689962" y="1891372"/>
+                                  <a:pt x="949119" y="1894041"/>
+                                </a:cubicBezTo>
+                                <a:cubicBezTo>
+                                  <a:pt x="1208268" y="1896711"/>
+                                  <a:pt x="1719628" y="1896711"/>
+                                  <a:pt x="2187963" y="1896711"/>
+                                </a:cubicBezTo>
+                                <a:cubicBezTo>
+                                  <a:pt x="2656305" y="1896711"/>
+                                  <a:pt x="3081616" y="1896711"/>
+                                  <a:pt x="3297756" y="1899381"/>
+                                </a:cubicBezTo>
+                                <a:cubicBezTo>
+                                  <a:pt x="3513888" y="1902050"/>
+                                  <a:pt x="3520843" y="1907390"/>
+                                  <a:pt x="3526986" y="1913533"/>
+                                </a:cubicBezTo>
+                                <a:cubicBezTo>
+                                  <a:pt x="3533136" y="1919676"/>
+                                  <a:pt x="3538476" y="1926630"/>
+                                  <a:pt x="3541138" y="2036205"/>
+                                </a:cubicBezTo>
+                                <a:cubicBezTo>
+                                  <a:pt x="3543808" y="2145779"/>
+                                  <a:pt x="3543808" y="2357973"/>
+                                  <a:pt x="3546477" y="2467548"/>
+                                </a:cubicBezTo>
+                                <a:cubicBezTo>
+                                  <a:pt x="3549147" y="2577122"/>
+                                  <a:pt x="3554486" y="2584077"/>
+                                  <a:pt x="3560630" y="2590227"/>
+                                </a:cubicBezTo>
+                                <a:cubicBezTo>
+                                  <a:pt x="3566780" y="2596370"/>
+                                  <a:pt x="3573735" y="2601710"/>
+                                  <a:pt x="3657099" y="2604379"/>
+                                </a:cubicBezTo>
+                                <a:cubicBezTo>
+                                  <a:pt x="3740471" y="2607049"/>
+                                  <a:pt x="3900260" y="2607049"/>
+                                  <a:pt x="4036074" y="2607049"/>
+                                </a:cubicBezTo>
+                                <a:cubicBezTo>
+                                  <a:pt x="4171895" y="2607049"/>
+                                  <a:pt x="4283748" y="2607049"/>
+                                  <a:pt x="4339671" y="2607049"/>
                                 </a:cubicBezTo>
                                 <a:lnTo>
-                                  <a:pt x="3790973" y="2248445"/>
+                                  <a:pt x="4395594" y="2607049"/>
                                 </a:lnTo>
                               </a:path>
                             </a:pathLst>
                           </a:custGeom>
                           <a:noFill/>
-                          <a:ln w="12721">
+                          <a:ln w="14750">
                             <a:solidFill>
                               <a:srgbClr val="7D7AA8"/>
                             </a:solidFill>
@@ -3654,8 +3794,8 @@
                         <wps:cNvCnPr/>
                         <wps:spPr>
                           <a:xfrm>
-                            <a:off x="4284782" y="4487599"/>
-                            <a:ext cx="1923005" cy="768682"/>
+                            <a:off x="4968160" y="5203324"/>
+                            <a:ext cx="2229704" cy="891278"/>
                           </a:xfrm>
                           <a:custGeom>
                             <a:avLst/>
@@ -3664,96 +3804,96 @@
                             <a:cxnLst/>
                             <a:rect l="0" t="0" r="r" b="b"/>
                             <a:pathLst>
-                              <a:path w="1923005" h="768682">
+                              <a:path w="2229704" h="891278">
                                 <a:moveTo>
-                                  <a:pt x="0" y="768682"/>
+                                  <a:pt x="0" y="891278"/>
                                 </a:moveTo>
                                 <a:lnTo>
-                                  <a:pt x="20671" y="768682"/>
+                                  <a:pt x="23968" y="891278"/>
                                 </a:lnTo>
                                 <a:cubicBezTo>
-                                  <a:pt x="41342" y="768682"/>
-                                  <a:pt x="82685" y="768682"/>
-                                  <a:pt x="166909" y="768682"/>
-                                </a:cubicBezTo>
-                                <a:cubicBezTo>
-                                  <a:pt x="251133" y="768682"/>
-                                  <a:pt x="378238" y="768682"/>
-                                  <a:pt x="444787" y="766379"/>
-                                </a:cubicBezTo>
-                                <a:cubicBezTo>
-                                  <a:pt x="511335" y="764077"/>
-                                  <a:pt x="517333" y="759472"/>
-                                  <a:pt x="522631" y="754174"/>
-                                </a:cubicBezTo>
-                                <a:cubicBezTo>
-                                  <a:pt x="527936" y="748875"/>
-                                  <a:pt x="532540" y="742878"/>
-                                  <a:pt x="534837" y="680661"/>
-                                </a:cubicBezTo>
-                                <a:cubicBezTo>
-                                  <a:pt x="537139" y="618450"/>
-                                  <a:pt x="537139" y="500020"/>
-                                  <a:pt x="539441" y="437803"/>
-                                </a:cubicBezTo>
-                                <a:cubicBezTo>
-                                  <a:pt x="541744" y="375592"/>
-                                  <a:pt x="546349" y="369594"/>
-                                  <a:pt x="551647" y="364290"/>
-                                </a:cubicBezTo>
-                                <a:cubicBezTo>
-                                  <a:pt x="556952" y="358992"/>
-                                  <a:pt x="562949" y="354387"/>
-                                  <a:pt x="634847" y="352084"/>
-                                </a:cubicBezTo>
-                                <a:cubicBezTo>
-                                  <a:pt x="706751" y="349782"/>
-                                  <a:pt x="844561" y="349782"/>
-                                  <a:pt x="1053276" y="349782"/>
-                                </a:cubicBezTo>
-                                <a:cubicBezTo>
-                                  <a:pt x="1261991" y="349782"/>
-                                  <a:pt x="1541612" y="349782"/>
-                                  <a:pt x="1684428" y="347479"/>
-                                </a:cubicBezTo>
-                                <a:cubicBezTo>
-                                  <a:pt x="1827237" y="345183"/>
-                                  <a:pt x="1833235" y="340578"/>
-                                  <a:pt x="1838533" y="335274"/>
-                                </a:cubicBezTo>
-                                <a:cubicBezTo>
-                                  <a:pt x="1843831" y="329976"/>
-                                  <a:pt x="1848436" y="323978"/>
-                                  <a:pt x="1850738" y="273286"/>
-                                </a:cubicBezTo>
-                                <a:cubicBezTo>
-                                  <a:pt x="1853041" y="222587"/>
-                                  <a:pt x="1853041" y="127195"/>
-                                  <a:pt x="1855343" y="76496"/>
-                                </a:cubicBezTo>
-                                <a:cubicBezTo>
-                                  <a:pt x="1857646" y="25804"/>
-                                  <a:pt x="1862251" y="19806"/>
-                                  <a:pt x="1867549" y="14508"/>
-                                </a:cubicBezTo>
-                                <a:cubicBezTo>
-                                  <a:pt x="1872847" y="9203"/>
-                                  <a:pt x="1878845" y="4605"/>
-                                  <a:pt x="1888207" y="2302"/>
-                                </a:cubicBezTo>
-                                <a:cubicBezTo>
-                                  <a:pt x="1897563" y="0"/>
-                                  <a:pt x="1910284" y="0"/>
-                                  <a:pt x="1916644" y="0"/>
+                                  <a:pt x="47936" y="891278"/>
+                                  <a:pt x="95872" y="891278"/>
+                                  <a:pt x="193529" y="891278"/>
+                                </a:cubicBezTo>
+                                <a:cubicBezTo>
+                                  <a:pt x="291186" y="891278"/>
+                                  <a:pt x="438563" y="891278"/>
+                                  <a:pt x="515725" y="888609"/>
+                                </a:cubicBezTo>
+                                <a:cubicBezTo>
+                                  <a:pt x="592888" y="885939"/>
+                                  <a:pt x="599842" y="880600"/>
+                                  <a:pt x="605985" y="874457"/>
+                                </a:cubicBezTo>
+                                <a:cubicBezTo>
+                                  <a:pt x="612136" y="868313"/>
+                                  <a:pt x="617475" y="861359"/>
+                                  <a:pt x="620137" y="789219"/>
+                                </a:cubicBezTo>
+                                <a:cubicBezTo>
+                                  <a:pt x="622807" y="717086"/>
+                                  <a:pt x="622807" y="579768"/>
+                                  <a:pt x="625477" y="507628"/>
+                                </a:cubicBezTo>
+                                <a:cubicBezTo>
+                                  <a:pt x="628146" y="435495"/>
+                                  <a:pt x="633486" y="428541"/>
+                                  <a:pt x="639629" y="422390"/>
+                                </a:cubicBezTo>
+                                <a:cubicBezTo>
+                                  <a:pt x="645779" y="416247"/>
+                                  <a:pt x="652734" y="410908"/>
+                                  <a:pt x="736098" y="408238"/>
+                                </a:cubicBezTo>
+                                <a:cubicBezTo>
+                                  <a:pt x="819470" y="405568"/>
+                                  <a:pt x="979259" y="405568"/>
+                                  <a:pt x="1221263" y="405568"/>
+                                </a:cubicBezTo>
+                                <a:cubicBezTo>
+                                  <a:pt x="1463266" y="405568"/>
+                                  <a:pt x="1787483" y="405568"/>
+                                  <a:pt x="1953076" y="402899"/>
+                                </a:cubicBezTo>
+                                <a:cubicBezTo>
+                                  <a:pt x="2118662" y="400236"/>
+                                  <a:pt x="2125616" y="394897"/>
+                                  <a:pt x="2131760" y="388746"/>
+                                </a:cubicBezTo>
+                                <a:cubicBezTo>
+                                  <a:pt x="2137903" y="382603"/>
+                                  <a:pt x="2143242" y="375649"/>
+                                  <a:pt x="2145912" y="316872"/>
+                                </a:cubicBezTo>
+                                <a:cubicBezTo>
+                                  <a:pt x="2148582" y="258088"/>
+                                  <a:pt x="2148582" y="147481"/>
+                                  <a:pt x="2151251" y="88696"/>
+                                </a:cubicBezTo>
+                                <a:cubicBezTo>
+                                  <a:pt x="2153921" y="29919"/>
+                                  <a:pt x="2159260" y="22965"/>
+                                  <a:pt x="2165403" y="16822"/>
+                                </a:cubicBezTo>
+                                <a:cubicBezTo>
+                                  <a:pt x="2171547" y="10671"/>
+                                  <a:pt x="2178501" y="5339"/>
+                                  <a:pt x="2189357" y="2670"/>
+                                </a:cubicBezTo>
+                                <a:cubicBezTo>
+                                  <a:pt x="2200205" y="0"/>
+                                  <a:pt x="2214954" y="0"/>
+                                  <a:pt x="2222329" y="0"/>
                                 </a:cubicBezTo>
                                 <a:lnTo>
-                                  <a:pt x="1923005" y="0"/>
+                                  <a:pt x="2229704" y="0"/>
                                 </a:lnTo>
                               </a:path>
                             </a:pathLst>
                           </a:custGeom>
                           <a:noFill/>
-                          <a:ln w="12721">
+                          <a:ln w="14750">
                             <a:solidFill>
                               <a:srgbClr val="A07040"/>
                             </a:solidFill>
@@ -3768,8 +3908,8 @@
                         <wps:cNvCnPr/>
                         <wps:spPr>
                           <a:xfrm>
-                            <a:off x="1765570" y="4473975"/>
-                            <a:ext cx="1489177" cy="858630"/>
+                            <a:off x="2047159" y="5187527"/>
+                            <a:ext cx="1726685" cy="995572"/>
                           </a:xfrm>
                           <a:custGeom>
                             <a:avLst/>
@@ -3778,96 +3918,96 @@
                             <a:cxnLst/>
                             <a:rect l="0" t="0" r="r" b="b"/>
                             <a:pathLst>
-                              <a:path w="1489177" h="858630">
+                              <a:path w="1726685" h="995572">
                                 <a:moveTo>
                                   <a:pt x="0" y="0"/>
                                 </a:moveTo>
                                 <a:lnTo>
-                                  <a:pt x="20671" y="0"/>
+                                  <a:pt x="23968" y="0"/>
                                 </a:lnTo>
                                 <a:cubicBezTo>
-                                  <a:pt x="41342" y="0"/>
-                                  <a:pt x="82685" y="0"/>
-                                  <a:pt x="116605" y="0"/>
-                                </a:cubicBezTo>
-                                <a:cubicBezTo>
-                                  <a:pt x="150531" y="0"/>
-                                  <a:pt x="177028" y="0"/>
-                                  <a:pt x="193279" y="2302"/>
-                                </a:cubicBezTo>
-                                <a:cubicBezTo>
-                                  <a:pt x="209529" y="4599"/>
-                                  <a:pt x="215527" y="9203"/>
-                                  <a:pt x="220825" y="14508"/>
-                                </a:cubicBezTo>
-                                <a:cubicBezTo>
-                                  <a:pt x="226124" y="19806"/>
-                                  <a:pt x="230729" y="25804"/>
-                                  <a:pt x="233031" y="161305"/>
-                                </a:cubicBezTo>
-                                <a:cubicBezTo>
-                                  <a:pt x="235333" y="296806"/>
-                                  <a:pt x="235333" y="561817"/>
-                                  <a:pt x="237636" y="697318"/>
-                                </a:cubicBezTo>
-                                <a:cubicBezTo>
-                                  <a:pt x="239938" y="832826"/>
-                                  <a:pt x="244543" y="838824"/>
-                                  <a:pt x="249841" y="844122"/>
-                                </a:cubicBezTo>
-                                <a:cubicBezTo>
-                                  <a:pt x="255140" y="849420"/>
-                                  <a:pt x="261137" y="854025"/>
-                                  <a:pt x="403679" y="856327"/>
-                                </a:cubicBezTo>
-                                <a:cubicBezTo>
-                                  <a:pt x="546215" y="858630"/>
-                                  <a:pt x="825295" y="858630"/>
-                                  <a:pt x="996109" y="858630"/>
-                                </a:cubicBezTo>
-                                <a:cubicBezTo>
-                                  <a:pt x="1166923" y="858630"/>
-                                  <a:pt x="1229464" y="858630"/>
-                                  <a:pt x="1266037" y="858630"/>
-                                </a:cubicBezTo>
-                                <a:cubicBezTo>
-                                  <a:pt x="1302609" y="858630"/>
-                                  <a:pt x="1313211" y="858630"/>
-                                  <a:pt x="1318510" y="853332"/>
-                                </a:cubicBezTo>
-                                <a:cubicBezTo>
-                                  <a:pt x="1323808" y="848027"/>
-                                  <a:pt x="1323808" y="837431"/>
-                                  <a:pt x="1323808" y="833188"/>
-                                </a:cubicBezTo>
-                                <a:cubicBezTo>
-                                  <a:pt x="1323808" y="828946"/>
-                                  <a:pt x="1323808" y="831070"/>
-                                  <a:pt x="1323808" y="826828"/>
-                                </a:cubicBezTo>
-                                <a:cubicBezTo>
-                                  <a:pt x="1323808" y="822586"/>
-                                  <a:pt x="1323808" y="811989"/>
-                                  <a:pt x="1329112" y="806685"/>
-                                </a:cubicBezTo>
-                                <a:cubicBezTo>
-                                  <a:pt x="1334410" y="801387"/>
-                                  <a:pt x="1345013" y="801387"/>
-                                  <a:pt x="1372573" y="801387"/>
-                                </a:cubicBezTo>
-                                <a:cubicBezTo>
-                                  <a:pt x="1400132" y="801387"/>
-                                  <a:pt x="1444655" y="801387"/>
-                                  <a:pt x="1466916" y="801387"/>
+                                  <a:pt x="47936" y="0"/>
+                                  <a:pt x="95872" y="0"/>
+                                  <a:pt x="135202" y="0"/>
+                                </a:cubicBezTo>
+                                <a:cubicBezTo>
+                                  <a:pt x="174539" y="0"/>
+                                  <a:pt x="205262" y="0"/>
+                                  <a:pt x="224105" y="2670"/>
+                                </a:cubicBezTo>
+                                <a:cubicBezTo>
+                                  <a:pt x="242947" y="5332"/>
+                                  <a:pt x="249902" y="10671"/>
+                                  <a:pt x="256045" y="16822"/>
+                                </a:cubicBezTo>
+                                <a:cubicBezTo>
+                                  <a:pt x="262188" y="22965"/>
+                                  <a:pt x="267527" y="29919"/>
+                                  <a:pt x="270197" y="187032"/>
+                                </a:cubicBezTo>
+                                <a:cubicBezTo>
+                                  <a:pt x="272867" y="344144"/>
+                                  <a:pt x="272867" y="651421"/>
+                                  <a:pt x="275536" y="808533"/>
+                                </a:cubicBezTo>
+                                <a:cubicBezTo>
+                                  <a:pt x="278206" y="965653"/>
+                                  <a:pt x="283545" y="972607"/>
+                                  <a:pt x="289689" y="978751"/>
+                                </a:cubicBezTo>
+                                <a:cubicBezTo>
+                                  <a:pt x="295832" y="984894"/>
+                                  <a:pt x="302786" y="990233"/>
+                                  <a:pt x="468062" y="992903"/>
+                                </a:cubicBezTo>
+                                <a:cubicBezTo>
+                                  <a:pt x="633331" y="995572"/>
+                                  <a:pt x="956921" y="995572"/>
+                                  <a:pt x="1154978" y="995572"/>
+                                </a:cubicBezTo>
+                                <a:cubicBezTo>
+                                  <a:pt x="1353035" y="995572"/>
+                                  <a:pt x="1425551" y="995572"/>
+                                  <a:pt x="1467956" y="995572"/>
+                                </a:cubicBezTo>
+                                <a:cubicBezTo>
+                                  <a:pt x="1510361" y="995572"/>
+                                  <a:pt x="1522655" y="995572"/>
+                                  <a:pt x="1528798" y="989429"/>
+                                </a:cubicBezTo>
+                                <a:cubicBezTo>
+                                  <a:pt x="1534941" y="983279"/>
+                                  <a:pt x="1534941" y="970992"/>
+                                  <a:pt x="1534941" y="966073"/>
+                                </a:cubicBezTo>
+                                <a:cubicBezTo>
+                                  <a:pt x="1534941" y="961154"/>
+                                  <a:pt x="1534941" y="963618"/>
+                                  <a:pt x="1534941" y="958699"/>
+                                </a:cubicBezTo>
+                                <a:cubicBezTo>
+                                  <a:pt x="1534941" y="953780"/>
+                                  <a:pt x="1534941" y="941493"/>
+                                  <a:pt x="1541092" y="935343"/>
+                                </a:cubicBezTo>
+                                <a:cubicBezTo>
+                                  <a:pt x="1547235" y="929199"/>
+                                  <a:pt x="1559529" y="929199"/>
+                                  <a:pt x="1591484" y="929199"/>
+                                </a:cubicBezTo>
+                                <a:cubicBezTo>
+                                  <a:pt x="1623439" y="929199"/>
+                                  <a:pt x="1675062" y="929199"/>
+                                  <a:pt x="1700874" y="929199"/>
                                 </a:cubicBezTo>
                                 <a:lnTo>
-                                  <a:pt x="1489177" y="801387"/>
+                                  <a:pt x="1726685" y="929199"/>
                                 </a:lnTo>
                               </a:path>
                             </a:pathLst>
                           </a:custGeom>
                           <a:noFill/>
-                          <a:ln w="12721">
+                          <a:ln w="14750">
                             <a:solidFill>
                               <a:srgbClr val="3D7A56"/>
                             </a:solidFill>
@@ -3882,8 +4022,8 @@
                         <wps:cNvCnPr/>
                         <wps:spPr>
                           <a:xfrm>
-                            <a:off x="4284782" y="4939146"/>
-                            <a:ext cx="2613403" cy="317134"/>
+                            <a:off x="4968160" y="5726889"/>
+                            <a:ext cx="3030214" cy="367714"/>
                           </a:xfrm>
                           <a:custGeom>
                             <a:avLst/>
@@ -3892,66 +4032,66 @@
                             <a:cxnLst/>
                             <a:rect l="0" t="0" r="r" b="b"/>
                             <a:pathLst>
-                              <a:path w="2613403" h="317134">
+                              <a:path w="3030214" h="367714">
                                 <a:moveTo>
-                                  <a:pt x="0" y="317134"/>
+                                  <a:pt x="0" y="367714"/>
                                 </a:moveTo>
                                 <a:lnTo>
-                                  <a:pt x="20671" y="317134"/>
+                                  <a:pt x="23968" y="367714"/>
                                 </a:lnTo>
                                 <a:cubicBezTo>
-                                  <a:pt x="41342" y="317134"/>
-                                  <a:pt x="82685" y="317134"/>
-                                  <a:pt x="166909" y="317134"/>
-                                </a:cubicBezTo>
-                                <a:cubicBezTo>
-                                  <a:pt x="251133" y="317134"/>
-                                  <a:pt x="378238" y="317134"/>
-                                  <a:pt x="444787" y="314832"/>
-                                </a:cubicBezTo>
-                                <a:cubicBezTo>
-                                  <a:pt x="511335" y="312529"/>
-                                  <a:pt x="517333" y="307924"/>
-                                  <a:pt x="522631" y="302626"/>
-                                </a:cubicBezTo>
-                                <a:cubicBezTo>
-                                  <a:pt x="527936" y="297328"/>
-                                  <a:pt x="532540" y="291330"/>
-                                  <a:pt x="534837" y="246076"/>
-                                </a:cubicBezTo>
-                                <a:cubicBezTo>
-                                  <a:pt x="537139" y="200822"/>
-                                  <a:pt x="537139" y="116312"/>
-                                  <a:pt x="539441" y="71058"/>
-                                </a:cubicBezTo>
-                                <a:cubicBezTo>
-                                  <a:pt x="541744" y="25810"/>
-                                  <a:pt x="546349" y="19813"/>
-                                  <a:pt x="551647" y="14508"/>
-                                </a:cubicBezTo>
-                                <a:cubicBezTo>
-                                  <a:pt x="556952" y="9210"/>
-                                  <a:pt x="562949" y="4605"/>
-                                  <a:pt x="634847" y="2302"/>
-                                </a:cubicBezTo>
-                                <a:cubicBezTo>
-                                  <a:pt x="706751" y="0"/>
-                                  <a:pt x="844561" y="0"/>
-                                  <a:pt x="1185304" y="0"/>
-                                </a:cubicBezTo>
-                                <a:cubicBezTo>
-                                  <a:pt x="1526048" y="0"/>
-                                  <a:pt x="2069726" y="0"/>
-                                  <a:pt x="2341561" y="0"/>
+                                  <a:pt x="47936" y="367714"/>
+                                  <a:pt x="95872" y="367714"/>
+                                  <a:pt x="193529" y="367714"/>
+                                </a:cubicBezTo>
+                                <a:cubicBezTo>
+                                  <a:pt x="291186" y="367714"/>
+                                  <a:pt x="438563" y="367714"/>
+                                  <a:pt x="515725" y="365044"/>
+                                </a:cubicBezTo>
+                                <a:cubicBezTo>
+                                  <a:pt x="592888" y="362374"/>
+                                  <a:pt x="599842" y="357035"/>
+                                  <a:pt x="605985" y="350892"/>
+                                </a:cubicBezTo>
+                                <a:cubicBezTo>
+                                  <a:pt x="612136" y="344749"/>
+                                  <a:pt x="617475" y="337794"/>
+                                  <a:pt x="620137" y="285323"/>
+                                </a:cubicBezTo>
+                                <a:cubicBezTo>
+                                  <a:pt x="622807" y="232851"/>
+                                  <a:pt x="622807" y="134862"/>
+                                  <a:pt x="625477" y="82391"/>
+                                </a:cubicBezTo>
+                                <a:cubicBezTo>
+                                  <a:pt x="628146" y="29927"/>
+                                  <a:pt x="633486" y="22972"/>
+                                  <a:pt x="639629" y="16822"/>
+                                </a:cubicBezTo>
+                                <a:cubicBezTo>
+                                  <a:pt x="645779" y="10679"/>
+                                  <a:pt x="652734" y="5339"/>
+                                  <a:pt x="736098" y="2670"/>
+                                </a:cubicBezTo>
+                                <a:cubicBezTo>
+                                  <a:pt x="819470" y="0"/>
+                                  <a:pt x="979259" y="0"/>
+                                  <a:pt x="1374348" y="0"/>
+                                </a:cubicBezTo>
+                                <a:cubicBezTo>
+                                  <a:pt x="1769437" y="0"/>
+                                  <a:pt x="2399825" y="0"/>
+                                  <a:pt x="2715016" y="0"/>
                                 </a:cubicBezTo>
                                 <a:lnTo>
-                                  <a:pt x="2613403" y="0"/>
+                                  <a:pt x="3030214" y="0"/>
                                 </a:lnTo>
                               </a:path>
                             </a:pathLst>
                           </a:custGeom>
                           <a:noFill/>
-                          <a:ln w="12721">
+                          <a:ln w="14750">
                             <a:solidFill>
                               <a:srgbClr val="A07040"/>
                             </a:solidFill>
@@ -3966,8 +4106,8 @@
                         <wps:cNvCnPr/>
                         <wps:spPr>
                           <a:xfrm>
-                            <a:off x="50307" y="591482"/>
-                            <a:ext cx="7659918" cy="5090923"/>
+                            <a:off x="58330" y="685817"/>
+                            <a:ext cx="8881596" cy="5902873"/>
                           </a:xfrm>
                           <a:custGeom>
                             <a:avLst/>
@@ -3976,111 +4116,111 @@
                             <a:cxnLst/>
                             <a:rect l="0" t="0" r="r" b="b"/>
                             <a:pathLst>
-                              <a:path w="7659918" h="5090923">
+                              <a:path w="8881596" h="5902873">
                                 <a:moveTo>
-                                  <a:pt x="7424585" y="3331660"/>
+                                  <a:pt x="8608729" y="3863025"/>
                                 </a:moveTo>
                                 <a:lnTo>
-                                  <a:pt x="7445256" y="3331660"/>
+                                  <a:pt x="8632697" y="3863025"/>
                                 </a:lnTo>
                                 <a:cubicBezTo>
-                                  <a:pt x="7465927" y="3331660"/>
-                                  <a:pt x="7507269" y="3331660"/>
-                                  <a:pt x="7541189" y="3331660"/>
-                                </a:cubicBezTo>
-                                <a:cubicBezTo>
-                                  <a:pt x="7575115" y="3331660"/>
-                                  <a:pt x="7601613" y="3331660"/>
-                                  <a:pt x="7617863" y="3333962"/>
-                                </a:cubicBezTo>
-                                <a:cubicBezTo>
-                                  <a:pt x="7634114" y="3336265"/>
-                                  <a:pt x="7640112" y="3340863"/>
-                                  <a:pt x="7645410" y="3346168"/>
-                                </a:cubicBezTo>
-                                <a:cubicBezTo>
-                                  <a:pt x="7650708" y="3351466"/>
-                                  <a:pt x="7655313" y="3357464"/>
-                                  <a:pt x="7657616" y="3643069"/>
-                                </a:cubicBezTo>
-                                <a:cubicBezTo>
-                                  <a:pt x="7659918" y="3928681"/>
-                                  <a:pt x="7659918" y="4493901"/>
-                                  <a:pt x="7657616" y="4779513"/>
-                                </a:cubicBezTo>
-                                <a:cubicBezTo>
-                                  <a:pt x="7655313" y="5065119"/>
-                                  <a:pt x="7650708" y="5071117"/>
-                                  <a:pt x="7645410" y="5076415"/>
-                                </a:cubicBezTo>
-                                <a:cubicBezTo>
-                                  <a:pt x="7640112" y="5081720"/>
-                                  <a:pt x="7634114" y="5086318"/>
-                                  <a:pt x="7423548" y="5088621"/>
-                                </a:cubicBezTo>
-                                <a:cubicBezTo>
-                                  <a:pt x="7212988" y="5090923"/>
-                                  <a:pt x="6797854" y="5090923"/>
-                                  <a:pt x="6133069" y="5090923"/>
-                                </a:cubicBezTo>
-                                <a:cubicBezTo>
-                                  <a:pt x="5468277" y="5090923"/>
-                                  <a:pt x="4553822" y="5090923"/>
-                                  <a:pt x="3652584" y="5090923"/>
-                                </a:cubicBezTo>
-                                <a:cubicBezTo>
-                                  <a:pt x="2751347" y="5090923"/>
-                                  <a:pt x="1863325" y="5090923"/>
-                                  <a:pt x="1262061" y="5090923"/>
-                                </a:cubicBezTo>
-                                <a:cubicBezTo>
-                                  <a:pt x="660797" y="5090923"/>
-                                  <a:pt x="346303" y="5090923"/>
-                                  <a:pt x="186053" y="5088621"/>
-                                </a:cubicBezTo>
-                                <a:cubicBezTo>
-                                  <a:pt x="25804" y="5086318"/>
-                                  <a:pt x="19806" y="5081720"/>
-                                  <a:pt x="14508" y="5076415"/>
-                                </a:cubicBezTo>
-                                <a:cubicBezTo>
-                                  <a:pt x="9210" y="5071117"/>
-                                  <a:pt x="4605" y="5065119"/>
-                                  <a:pt x="2302" y="4224235"/>
-                                </a:cubicBezTo>
-                                <a:cubicBezTo>
-                                  <a:pt x="0" y="3383350"/>
-                                  <a:pt x="0" y="1707573"/>
-                                  <a:pt x="2302" y="866688"/>
-                                </a:cubicBezTo>
-                                <a:cubicBezTo>
-                                  <a:pt x="4605" y="25804"/>
-                                  <a:pt x="9210" y="19806"/>
-                                  <a:pt x="14508" y="14508"/>
-                                </a:cubicBezTo>
-                                <a:cubicBezTo>
-                                  <a:pt x="19806" y="9203"/>
-                                  <a:pt x="25804" y="4605"/>
-                                  <a:pt x="73946" y="2302"/>
-                                </a:cubicBezTo>
-                                <a:cubicBezTo>
-                                  <a:pt x="122087" y="0"/>
-                                  <a:pt x="212379" y="0"/>
-                                  <a:pt x="273954" y="0"/>
-                                </a:cubicBezTo>
-                                <a:cubicBezTo>
-                                  <a:pt x="335528" y="0"/>
-                                  <a:pt x="368386" y="0"/>
-                                  <a:pt x="384821" y="0"/>
+                                  <a:pt x="8656665" y="3863025"/>
+                                  <a:pt x="8704601" y="3863025"/>
+                                  <a:pt x="8743931" y="3863025"/>
+                                </a:cubicBezTo>
+                                <a:cubicBezTo>
+                                  <a:pt x="8783268" y="3863025"/>
+                                  <a:pt x="8813991" y="3863025"/>
+                                  <a:pt x="8832834" y="3865695"/>
+                                </a:cubicBezTo>
+                                <a:cubicBezTo>
+                                  <a:pt x="8851676" y="3868364"/>
+                                  <a:pt x="8858631" y="3873696"/>
+                                  <a:pt x="8864774" y="3879847"/>
+                                </a:cubicBezTo>
+                                <a:cubicBezTo>
+                                  <a:pt x="8870917" y="3885990"/>
+                                  <a:pt x="8876256" y="3892944"/>
+                                  <a:pt x="8878926" y="4224101"/>
+                                </a:cubicBezTo>
+                                <a:cubicBezTo>
+                                  <a:pt x="8881596" y="4555265"/>
+                                  <a:pt x="8881596" y="5210632"/>
+                                  <a:pt x="8878926" y="5541796"/>
+                                </a:cubicBezTo>
+                                <a:cubicBezTo>
+                                  <a:pt x="8876256" y="5872953"/>
+                                  <a:pt x="8870917" y="5879908"/>
+                                  <a:pt x="8864774" y="5886051"/>
+                                </a:cubicBezTo>
+                                <a:cubicBezTo>
+                                  <a:pt x="8858631" y="5892201"/>
+                                  <a:pt x="8851676" y="5897533"/>
+                                  <a:pt x="8607527" y="5900203"/>
+                                </a:cubicBezTo>
+                                <a:cubicBezTo>
+                                  <a:pt x="8363385" y="5902873"/>
+                                  <a:pt x="7882041" y="5902873"/>
+                                  <a:pt x="7111229" y="5902873"/>
+                                </a:cubicBezTo>
+                                <a:cubicBezTo>
+                                  <a:pt x="6340411" y="5902873"/>
+                                  <a:pt x="5280110" y="5902873"/>
+                                  <a:pt x="4235134" y="5902873"/>
+                                </a:cubicBezTo>
+                                <a:cubicBezTo>
+                                  <a:pt x="3190158" y="5902873"/>
+                                  <a:pt x="2160507" y="5902873"/>
+                                  <a:pt x="1463347" y="5902873"/>
+                                </a:cubicBezTo>
+                                <a:cubicBezTo>
+                                  <a:pt x="766187" y="5902873"/>
+                                  <a:pt x="401534" y="5902873"/>
+                                  <a:pt x="215727" y="5900203"/>
+                                </a:cubicBezTo>
+                                <a:cubicBezTo>
+                                  <a:pt x="29919" y="5897533"/>
+                                  <a:pt x="22965" y="5892201"/>
+                                  <a:pt x="16822" y="5886051"/>
+                                </a:cubicBezTo>
+                                <a:cubicBezTo>
+                                  <a:pt x="10679" y="5879908"/>
+                                  <a:pt x="5339" y="5872953"/>
+                                  <a:pt x="2670" y="4897956"/>
+                                </a:cubicBezTo>
+                                <a:cubicBezTo>
+                                  <a:pt x="0" y="3922960"/>
+                                  <a:pt x="0" y="1979913"/>
+                                  <a:pt x="2670" y="1004916"/>
+                                </a:cubicBezTo>
+                                <a:cubicBezTo>
+                                  <a:pt x="5339" y="29919"/>
+                                  <a:pt x="10679" y="22965"/>
+                                  <a:pt x="16822" y="16822"/>
+                                </a:cubicBezTo>
+                                <a:cubicBezTo>
+                                  <a:pt x="22965" y="10671"/>
+                                  <a:pt x="29919" y="5339"/>
+                                  <a:pt x="85739" y="2670"/>
+                                </a:cubicBezTo>
+                                <a:cubicBezTo>
+                                  <a:pt x="141559" y="0"/>
+                                  <a:pt x="246251" y="0"/>
+                                  <a:pt x="317646" y="0"/>
+                                </a:cubicBezTo>
+                                <a:cubicBezTo>
+                                  <a:pt x="389041" y="0"/>
+                                  <a:pt x="427140" y="0"/>
+                                  <a:pt x="446196" y="0"/>
                                 </a:cubicBezTo>
                                 <a:lnTo>
-                                  <a:pt x="401250" y="0"/>
+                                  <a:pt x="465245" y="0"/>
                                 </a:lnTo>
                               </a:path>
                             </a:pathLst>
                           </a:custGeom>
                           <a:noFill/>
-                          <a:ln w="12721">
+                          <a:ln w="14750">
                             <a:solidFill>
                               <a:srgbClr val="4D80A8"/>
                             </a:solidFill>
@@ -4095,8 +4235,8 @@
                         <wps:cNvCnPr/>
                         <wps:spPr>
                           <a:xfrm>
-                            <a:off x="2000903" y="3923142"/>
-                            <a:ext cx="5709322" cy="1759264"/>
+                            <a:off x="2320026" y="4548842"/>
+                            <a:ext cx="6619900" cy="2039848"/>
                           </a:xfrm>
                           <a:custGeom>
                             <a:avLst/>
@@ -4105,136 +4245,136 @@
                             <a:cxnLst/>
                             <a:rect l="0" t="0" r="r" b="b"/>
                             <a:pathLst>
-                              <a:path w="5709322" h="1759264">
+                              <a:path w="6619900" h="2039848">
                                 <a:moveTo>
-                                  <a:pt x="5473989" y="0"/>
+                                  <a:pt x="6347033" y="0"/>
                                 </a:moveTo>
                                 <a:lnTo>
-                                  <a:pt x="5494660" y="0"/>
+                                  <a:pt x="6371001" y="0"/>
                                 </a:lnTo>
                                 <a:cubicBezTo>
-                                  <a:pt x="5515331" y="0"/>
-                                  <a:pt x="5556673" y="0"/>
-                                  <a:pt x="5590593" y="0"/>
-                                </a:cubicBezTo>
-                                <a:cubicBezTo>
-                                  <a:pt x="5624519" y="0"/>
-                                  <a:pt x="5651017" y="0"/>
-                                  <a:pt x="5667267" y="2302"/>
-                                </a:cubicBezTo>
-                                <a:cubicBezTo>
-                                  <a:pt x="5683518" y="4605"/>
-                                  <a:pt x="5689516" y="9203"/>
-                                  <a:pt x="5694814" y="14508"/>
-                                </a:cubicBezTo>
-                                <a:cubicBezTo>
-                                  <a:pt x="5700112" y="19806"/>
-                                  <a:pt x="5704717" y="25804"/>
-                                  <a:pt x="5707020" y="311410"/>
-                                </a:cubicBezTo>
-                                <a:cubicBezTo>
-                                  <a:pt x="5709322" y="597022"/>
-                                  <a:pt x="5709322" y="1162242"/>
-                                  <a:pt x="5707020" y="1447854"/>
-                                </a:cubicBezTo>
-                                <a:cubicBezTo>
-                                  <a:pt x="5704717" y="1733460"/>
-                                  <a:pt x="5700112" y="1739457"/>
-                                  <a:pt x="5694814" y="1744756"/>
-                                </a:cubicBezTo>
-                                <a:cubicBezTo>
-                                  <a:pt x="5689516" y="1750060"/>
-                                  <a:pt x="5683518" y="1754659"/>
-                                  <a:pt x="5472952" y="1756961"/>
-                                </a:cubicBezTo>
-                                <a:cubicBezTo>
-                                  <a:pt x="5262392" y="1759264"/>
-                                  <a:pt x="4847258" y="1759264"/>
-                                  <a:pt x="4182473" y="1759264"/>
-                                </a:cubicBezTo>
-                                <a:cubicBezTo>
-                                  <a:pt x="3517681" y="1759264"/>
-                                  <a:pt x="2603226" y="1759264"/>
-                                  <a:pt x="1869838" y="1759264"/>
-                                </a:cubicBezTo>
-                                <a:cubicBezTo>
-                                  <a:pt x="1136450" y="1759264"/>
-                                  <a:pt x="584123" y="1759264"/>
-                                  <a:pt x="304967" y="1756961"/>
-                                </a:cubicBezTo>
-                                <a:cubicBezTo>
-                                  <a:pt x="25804" y="1754659"/>
-                                  <a:pt x="19806" y="1750060"/>
-                                  <a:pt x="14508" y="1744756"/>
-                                </a:cubicBezTo>
-                                <a:cubicBezTo>
-                                  <a:pt x="9210" y="1739457"/>
-                                  <a:pt x="4605" y="1733460"/>
-                                  <a:pt x="2302" y="1698662"/>
-                                </a:cubicBezTo>
-                                <a:cubicBezTo>
-                                  <a:pt x="0" y="1663864"/>
-                                  <a:pt x="0" y="1600267"/>
-                                  <a:pt x="2302" y="1565470"/>
-                                </a:cubicBezTo>
-                                <a:cubicBezTo>
-                                  <a:pt x="4605" y="1530672"/>
-                                  <a:pt x="9210" y="1524674"/>
-                                  <a:pt x="14508" y="1519376"/>
-                                </a:cubicBezTo>
-                                <a:cubicBezTo>
-                                  <a:pt x="19806" y="1514078"/>
-                                  <a:pt x="25804" y="1509473"/>
-                                  <a:pt x="168346" y="1507171"/>
-                                </a:cubicBezTo>
-                                <a:cubicBezTo>
-                                  <a:pt x="310882" y="1504868"/>
-                                  <a:pt x="589962" y="1504868"/>
-                                  <a:pt x="776677" y="1504868"/>
-                                </a:cubicBezTo>
-                                <a:cubicBezTo>
-                                  <a:pt x="963391" y="1504868"/>
-                                  <a:pt x="1057735" y="1504868"/>
-                                  <a:pt x="1107905" y="1502566"/>
-                                </a:cubicBezTo>
-                                <a:cubicBezTo>
-                                  <a:pt x="1158076" y="1500263"/>
-                                  <a:pt x="1164074" y="1495658"/>
-                                  <a:pt x="1169372" y="1490360"/>
-                                </a:cubicBezTo>
-                                <a:cubicBezTo>
-                                  <a:pt x="1174676" y="1485062"/>
-                                  <a:pt x="1179275" y="1479064"/>
-                                  <a:pt x="1181577" y="1467584"/>
-                                </a:cubicBezTo>
-                                <a:cubicBezTo>
-                                  <a:pt x="1183880" y="1456103"/>
-                                  <a:pt x="1183880" y="1439147"/>
-                                  <a:pt x="1186182" y="1427666"/>
-                                </a:cubicBezTo>
-                                <a:cubicBezTo>
-                                  <a:pt x="1188485" y="1416186"/>
-                                  <a:pt x="1193090" y="1410188"/>
-                                  <a:pt x="1198388" y="1404890"/>
-                                </a:cubicBezTo>
-                                <a:cubicBezTo>
-                                  <a:pt x="1203692" y="1399591"/>
-                                  <a:pt x="1209684" y="1394987"/>
-                                  <a:pt x="1219046" y="1392684"/>
-                                </a:cubicBezTo>
-                                <a:cubicBezTo>
-                                  <a:pt x="1228402" y="1390382"/>
-                                  <a:pt x="1241123" y="1390382"/>
-                                  <a:pt x="1247483" y="1390382"/>
+                                  <a:pt x="6394969" y="0"/>
+                                  <a:pt x="6442905" y="0"/>
+                                  <a:pt x="6482235" y="0"/>
+                                </a:cubicBezTo>
+                                <a:cubicBezTo>
+                                  <a:pt x="6521572" y="0"/>
+                                  <a:pt x="6552295" y="0"/>
+                                  <a:pt x="6571138" y="2670"/>
+                                </a:cubicBezTo>
+                                <a:cubicBezTo>
+                                  <a:pt x="6589980" y="5339"/>
+                                  <a:pt x="6596935" y="10671"/>
+                                  <a:pt x="6603078" y="16822"/>
+                                </a:cubicBezTo>
+                                <a:cubicBezTo>
+                                  <a:pt x="6609221" y="22965"/>
+                                  <a:pt x="6614561" y="29919"/>
+                                  <a:pt x="6617230" y="361076"/>
+                                </a:cubicBezTo>
+                                <a:cubicBezTo>
+                                  <a:pt x="6619900" y="692241"/>
+                                  <a:pt x="6619900" y="1347607"/>
+                                  <a:pt x="6617230" y="1678772"/>
+                                </a:cubicBezTo>
+                                <a:cubicBezTo>
+                                  <a:pt x="6614561" y="2009928"/>
+                                  <a:pt x="6609221" y="2016883"/>
+                                  <a:pt x="6603078" y="2023026"/>
+                                </a:cubicBezTo>
+                                <a:cubicBezTo>
+                                  <a:pt x="6596935" y="2029177"/>
+                                  <a:pt x="6589980" y="2034509"/>
+                                  <a:pt x="6345831" y="2037178"/>
+                                </a:cubicBezTo>
+                                <a:cubicBezTo>
+                                  <a:pt x="6101689" y="2039848"/>
+                                  <a:pt x="5620345" y="2039848"/>
+                                  <a:pt x="4849534" y="2039848"/>
+                                </a:cubicBezTo>
+                                <a:cubicBezTo>
+                                  <a:pt x="4078715" y="2039848"/>
+                                  <a:pt x="3018414" y="2039848"/>
+                                  <a:pt x="2168058" y="2039848"/>
+                                </a:cubicBezTo>
+                                <a:cubicBezTo>
+                                  <a:pt x="1317703" y="2039848"/>
+                                  <a:pt x="677285" y="2039848"/>
+                                  <a:pt x="353606" y="2037178"/>
+                                </a:cubicBezTo>
+                                <a:cubicBezTo>
+                                  <a:pt x="29919" y="2034509"/>
+                                  <a:pt x="22965" y="2029177"/>
+                                  <a:pt x="16822" y="2023026"/>
+                                </a:cubicBezTo>
+                                <a:cubicBezTo>
+                                  <a:pt x="10679" y="2016883"/>
+                                  <a:pt x="5339" y="2009928"/>
+                                  <a:pt x="2670" y="1969581"/>
+                                </a:cubicBezTo>
+                                <a:cubicBezTo>
+                                  <a:pt x="0" y="1929234"/>
+                                  <a:pt x="0" y="1855493"/>
+                                  <a:pt x="2670" y="1815146"/>
+                                </a:cubicBezTo>
+                                <a:cubicBezTo>
+                                  <a:pt x="5339" y="1774798"/>
+                                  <a:pt x="10679" y="1767844"/>
+                                  <a:pt x="16822" y="1761701"/>
+                                </a:cubicBezTo>
+                                <a:cubicBezTo>
+                                  <a:pt x="22965" y="1755558"/>
+                                  <a:pt x="29919" y="1750218"/>
+                                  <a:pt x="195196" y="1747549"/>
+                                </a:cubicBezTo>
+                                <a:cubicBezTo>
+                                  <a:pt x="360464" y="1744879"/>
+                                  <a:pt x="684055" y="1744879"/>
+                                  <a:pt x="900548" y="1744879"/>
+                                </a:cubicBezTo>
+                                <a:cubicBezTo>
+                                  <a:pt x="1117042" y="1744879"/>
+                                  <a:pt x="1226432" y="1744879"/>
+                                  <a:pt x="1284605" y="1742209"/>
+                                </a:cubicBezTo>
+                                <a:cubicBezTo>
+                                  <a:pt x="1342777" y="1739540"/>
+                                  <a:pt x="1349731" y="1734200"/>
+                                  <a:pt x="1355874" y="1728057"/>
+                                </a:cubicBezTo>
+                                <a:cubicBezTo>
+                                  <a:pt x="1362025" y="1721914"/>
+                                  <a:pt x="1367357" y="1714960"/>
+                                  <a:pt x="1370027" y="1701648"/>
+                                </a:cubicBezTo>
+                                <a:cubicBezTo>
+                                  <a:pt x="1372696" y="1688337"/>
+                                  <a:pt x="1372696" y="1668675"/>
+                                  <a:pt x="1375366" y="1655364"/>
+                                </a:cubicBezTo>
+                                <a:cubicBezTo>
+                                  <a:pt x="1378036" y="1642053"/>
+                                  <a:pt x="1383375" y="1635098"/>
+                                  <a:pt x="1389518" y="1628955"/>
+                                </a:cubicBezTo>
+                                <a:cubicBezTo>
+                                  <a:pt x="1395669" y="1622812"/>
+                                  <a:pt x="1402616" y="1617472"/>
+                                  <a:pt x="1413471" y="1614803"/>
+                                </a:cubicBezTo>
+                                <a:cubicBezTo>
+                                  <a:pt x="1424320" y="1612133"/>
+                                  <a:pt x="1439069" y="1612133"/>
+                                  <a:pt x="1446444" y="1612133"/>
                                 </a:cubicBezTo>
                                 <a:lnTo>
-                                  <a:pt x="1253844" y="1390382"/>
+                                  <a:pt x="1453819" y="1612133"/>
                                 </a:lnTo>
                               </a:path>
                             </a:pathLst>
                           </a:custGeom>
                           <a:noFill/>
-                          <a:ln w="12721">
+                          <a:ln w="14750">
                             <a:solidFill>
                               <a:srgbClr val="4D80A8"/>
                             </a:solidFill>
@@ -4249,8 +4389,8 @@
                         <wps:cNvCnPr/>
                         <wps:spPr>
                           <a:xfrm>
-                            <a:off x="50307" y="3923142"/>
-                            <a:ext cx="7659918" cy="1759264"/>
+                            <a:off x="58330" y="4548842"/>
+                            <a:ext cx="8881596" cy="2039848"/>
                           </a:xfrm>
                           <a:custGeom>
                             <a:avLst/>
@@ -4259,111 +4399,111 @@
                             <a:cxnLst/>
                             <a:rect l="0" t="0" r="r" b="b"/>
                             <a:pathLst>
-                              <a:path w="7659918" h="1759264">
+                              <a:path w="8881596" h="2039848">
                                 <a:moveTo>
-                                  <a:pt x="7424585" y="0"/>
+                                  <a:pt x="8608729" y="0"/>
                                 </a:moveTo>
                                 <a:lnTo>
-                                  <a:pt x="7445256" y="0"/>
+                                  <a:pt x="8632697" y="0"/>
                                 </a:lnTo>
                                 <a:cubicBezTo>
-                                  <a:pt x="7465927" y="0"/>
-                                  <a:pt x="7507269" y="0"/>
-                                  <a:pt x="7541189" y="0"/>
-                                </a:cubicBezTo>
-                                <a:cubicBezTo>
-                                  <a:pt x="7575115" y="0"/>
-                                  <a:pt x="7601613" y="0"/>
-                                  <a:pt x="7617863" y="2302"/>
-                                </a:cubicBezTo>
-                                <a:cubicBezTo>
-                                  <a:pt x="7634114" y="4605"/>
-                                  <a:pt x="7640112" y="9203"/>
-                                  <a:pt x="7645410" y="14508"/>
-                                </a:cubicBezTo>
-                                <a:cubicBezTo>
-                                  <a:pt x="7650708" y="19806"/>
-                                  <a:pt x="7655313" y="25804"/>
-                                  <a:pt x="7657616" y="311410"/>
-                                </a:cubicBezTo>
-                                <a:cubicBezTo>
-                                  <a:pt x="7659918" y="597022"/>
-                                  <a:pt x="7659918" y="1162242"/>
-                                  <a:pt x="7657616" y="1447854"/>
-                                </a:cubicBezTo>
-                                <a:cubicBezTo>
-                                  <a:pt x="7655313" y="1733460"/>
-                                  <a:pt x="7650708" y="1739457"/>
-                                  <a:pt x="7645410" y="1744756"/>
-                                </a:cubicBezTo>
-                                <a:cubicBezTo>
-                                  <a:pt x="7640112" y="1750060"/>
-                                  <a:pt x="7634114" y="1754659"/>
-                                  <a:pt x="7423548" y="1756961"/>
-                                </a:cubicBezTo>
-                                <a:cubicBezTo>
-                                  <a:pt x="7212988" y="1759264"/>
-                                  <a:pt x="6797854" y="1759264"/>
-                                  <a:pt x="6133069" y="1759264"/>
-                                </a:cubicBezTo>
-                                <a:cubicBezTo>
-                                  <a:pt x="5468277" y="1759264"/>
-                                  <a:pt x="4553822" y="1759264"/>
-                                  <a:pt x="3652584" y="1759264"/>
-                                </a:cubicBezTo>
-                                <a:cubicBezTo>
-                                  <a:pt x="2751347" y="1759264"/>
-                                  <a:pt x="1863325" y="1759264"/>
-                                  <a:pt x="1262061" y="1759264"/>
-                                </a:cubicBezTo>
-                                <a:cubicBezTo>
-                                  <a:pt x="660797" y="1759264"/>
-                                  <a:pt x="346303" y="1759264"/>
-                                  <a:pt x="186053" y="1756961"/>
-                                </a:cubicBezTo>
-                                <a:cubicBezTo>
-                                  <a:pt x="25804" y="1754659"/>
-                                  <a:pt x="19806" y="1750060"/>
-                                  <a:pt x="14508" y="1744756"/>
-                                </a:cubicBezTo>
-                                <a:cubicBezTo>
-                                  <a:pt x="9210" y="1739457"/>
-                                  <a:pt x="4605" y="1733460"/>
-                                  <a:pt x="2302" y="1534355"/>
-                                </a:cubicBezTo>
-                                <a:cubicBezTo>
-                                  <a:pt x="0" y="1335250"/>
-                                  <a:pt x="0" y="943045"/>
-                                  <a:pt x="2302" y="743940"/>
-                                </a:cubicBezTo>
-                                <a:cubicBezTo>
-                                  <a:pt x="4605" y="544835"/>
-                                  <a:pt x="9210" y="538837"/>
-                                  <a:pt x="14508" y="533539"/>
-                                </a:cubicBezTo>
-                                <a:cubicBezTo>
-                                  <a:pt x="19806" y="528234"/>
-                                  <a:pt x="25804" y="523630"/>
-                                  <a:pt x="42055" y="521333"/>
-                                </a:cubicBezTo>
-                                <a:cubicBezTo>
-                                  <a:pt x="58305" y="519031"/>
-                                  <a:pt x="84803" y="519031"/>
-                                  <a:pt x="135514" y="519031"/>
-                                </a:cubicBezTo>
-                                <a:cubicBezTo>
-                                  <a:pt x="186231" y="519031"/>
-                                  <a:pt x="261150" y="519031"/>
-                                  <a:pt x="298613" y="519031"/>
+                                  <a:pt x="8656665" y="0"/>
+                                  <a:pt x="8704601" y="0"/>
+                                  <a:pt x="8743931" y="0"/>
+                                </a:cubicBezTo>
+                                <a:cubicBezTo>
+                                  <a:pt x="8783268" y="0"/>
+                                  <a:pt x="8813991" y="0"/>
+                                  <a:pt x="8832834" y="2670"/>
+                                </a:cubicBezTo>
+                                <a:cubicBezTo>
+                                  <a:pt x="8851676" y="5339"/>
+                                  <a:pt x="8858631" y="10671"/>
+                                  <a:pt x="8864774" y="16822"/>
+                                </a:cubicBezTo>
+                                <a:cubicBezTo>
+                                  <a:pt x="8870917" y="22965"/>
+                                  <a:pt x="8876256" y="29919"/>
+                                  <a:pt x="8878926" y="361076"/>
+                                </a:cubicBezTo>
+                                <a:cubicBezTo>
+                                  <a:pt x="8881596" y="692241"/>
+                                  <a:pt x="8881596" y="1347607"/>
+                                  <a:pt x="8878926" y="1678772"/>
+                                </a:cubicBezTo>
+                                <a:cubicBezTo>
+                                  <a:pt x="8876256" y="2009928"/>
+                                  <a:pt x="8870917" y="2016883"/>
+                                  <a:pt x="8864774" y="2023026"/>
+                                </a:cubicBezTo>
+                                <a:cubicBezTo>
+                                  <a:pt x="8858631" y="2029177"/>
+                                  <a:pt x="8851676" y="2034509"/>
+                                  <a:pt x="8607527" y="2037178"/>
+                                </a:cubicBezTo>
+                                <a:cubicBezTo>
+                                  <a:pt x="8363385" y="2039848"/>
+                                  <a:pt x="7882041" y="2039848"/>
+                                  <a:pt x="7111229" y="2039848"/>
+                                </a:cubicBezTo>
+                                <a:cubicBezTo>
+                                  <a:pt x="6340411" y="2039848"/>
+                                  <a:pt x="5280110" y="2039848"/>
+                                  <a:pt x="4235134" y="2039848"/>
+                                </a:cubicBezTo>
+                                <a:cubicBezTo>
+                                  <a:pt x="3190158" y="2039848"/>
+                                  <a:pt x="2160507" y="2039848"/>
+                                  <a:pt x="1463347" y="2039848"/>
+                                </a:cubicBezTo>
+                                <a:cubicBezTo>
+                                  <a:pt x="766187" y="2039848"/>
+                                  <a:pt x="401534" y="2039848"/>
+                                  <a:pt x="215727" y="2037178"/>
+                                </a:cubicBezTo>
+                                <a:cubicBezTo>
+                                  <a:pt x="29919" y="2034509"/>
+                                  <a:pt x="22965" y="2029177"/>
+                                  <a:pt x="16822" y="2023026"/>
+                                </a:cubicBezTo>
+                                <a:cubicBezTo>
+                                  <a:pt x="10679" y="2016883"/>
+                                  <a:pt x="5339" y="2009928"/>
+                                  <a:pt x="2670" y="1779068"/>
+                                </a:cubicBezTo>
+                                <a:cubicBezTo>
+                                  <a:pt x="0" y="1548209"/>
+                                  <a:pt x="0" y="1093450"/>
+                                  <a:pt x="2670" y="862590"/>
+                                </a:cubicBezTo>
+                                <a:cubicBezTo>
+                                  <a:pt x="5339" y="631731"/>
+                                  <a:pt x="10679" y="624776"/>
+                                  <a:pt x="16822" y="618633"/>
+                                </a:cubicBezTo>
+                                <a:cubicBezTo>
+                                  <a:pt x="22965" y="612482"/>
+                                  <a:pt x="29919" y="607143"/>
+                                  <a:pt x="48762" y="604481"/>
+                                </a:cubicBezTo>
+                                <a:cubicBezTo>
+                                  <a:pt x="67605" y="601811"/>
+                                  <a:pt x="98328" y="601811"/>
+                                  <a:pt x="157127" y="601811"/>
+                                </a:cubicBezTo>
+                                <a:cubicBezTo>
+                                  <a:pt x="215933" y="601811"/>
+                                  <a:pt x="302801" y="601811"/>
+                                  <a:pt x="346238" y="601811"/>
                                 </a:cubicBezTo>
                                 <a:lnTo>
-                                  <a:pt x="336075" y="519031"/>
+                                  <a:pt x="389676" y="601811"/>
                                 </a:lnTo>
                               </a:path>
                             </a:pathLst>
                           </a:custGeom>
                           <a:noFill/>
-                          <a:ln w="12721">
+                          <a:ln w="14750">
                             <a:solidFill>
                               <a:srgbClr val="4D80A8"/>
                             </a:solidFill>
@@ -4378,8 +4518,8 @@
                         <wps:cNvCnPr/>
                         <wps:spPr>
                           <a:xfrm>
-                            <a:off x="50307" y="3021383"/>
-                            <a:ext cx="7659918" cy="2661023"/>
+                            <a:off x="58330" y="3503261"/>
+                            <a:ext cx="8881596" cy="3085429"/>
                           </a:xfrm>
                           <a:custGeom>
                             <a:avLst/>
@@ -4388,101 +4528,101 @@
                             <a:cxnLst/>
                             <a:rect l="0" t="0" r="r" b="b"/>
                             <a:pathLst>
-                              <a:path w="7659918" h="2661023">
+                              <a:path w="8881596" h="3085429">
                                 <a:moveTo>
-                                  <a:pt x="7424585" y="901759"/>
+                                  <a:pt x="8608729" y="1045581"/>
                                 </a:moveTo>
                                 <a:lnTo>
-                                  <a:pt x="7445256" y="901759"/>
+                                  <a:pt x="8632697" y="1045581"/>
                                 </a:lnTo>
                                 <a:cubicBezTo>
-                                  <a:pt x="7465927" y="901759"/>
-                                  <a:pt x="7507269" y="901759"/>
-                                  <a:pt x="7541189" y="901759"/>
-                                </a:cubicBezTo>
-                                <a:cubicBezTo>
-                                  <a:pt x="7575115" y="901759"/>
-                                  <a:pt x="7601613" y="901759"/>
-                                  <a:pt x="7617863" y="904062"/>
-                                </a:cubicBezTo>
-                                <a:cubicBezTo>
-                                  <a:pt x="7634114" y="906364"/>
-                                  <a:pt x="7640112" y="910963"/>
-                                  <a:pt x="7645410" y="916267"/>
-                                </a:cubicBezTo>
-                                <a:cubicBezTo>
-                                  <a:pt x="7650708" y="921566"/>
-                                  <a:pt x="7655313" y="927563"/>
-                                  <a:pt x="7657616" y="1213169"/>
-                                </a:cubicBezTo>
-                                <a:cubicBezTo>
-                                  <a:pt x="7659918" y="1498781"/>
-                                  <a:pt x="7659918" y="2064001"/>
-                                  <a:pt x="7657616" y="2349613"/>
-                                </a:cubicBezTo>
-                                <a:cubicBezTo>
-                                  <a:pt x="7655313" y="2635219"/>
-                                  <a:pt x="7650708" y="2641217"/>
-                                  <a:pt x="7645410" y="2646515"/>
-                                </a:cubicBezTo>
-                                <a:cubicBezTo>
-                                  <a:pt x="7640112" y="2651820"/>
-                                  <a:pt x="7634114" y="2656418"/>
-                                  <a:pt x="7423548" y="2658721"/>
-                                </a:cubicBezTo>
-                                <a:cubicBezTo>
-                                  <a:pt x="7212988" y="2661023"/>
-                                  <a:pt x="6797854" y="2661023"/>
-                                  <a:pt x="6133069" y="2661023"/>
-                                </a:cubicBezTo>
-                                <a:cubicBezTo>
-                                  <a:pt x="5468277" y="2661023"/>
-                                  <a:pt x="4553822" y="2661023"/>
-                                  <a:pt x="3652584" y="2661023"/>
-                                </a:cubicBezTo>
-                                <a:cubicBezTo>
-                                  <a:pt x="2751347" y="2661023"/>
-                                  <a:pt x="1863325" y="2661023"/>
-                                  <a:pt x="1262061" y="2661023"/>
-                                </a:cubicBezTo>
-                                <a:cubicBezTo>
-                                  <a:pt x="660797" y="2661023"/>
-                                  <a:pt x="346303" y="2661023"/>
-                                  <a:pt x="186053" y="2658721"/>
-                                </a:cubicBezTo>
-                                <a:cubicBezTo>
-                                  <a:pt x="25804" y="2656418"/>
-                                  <a:pt x="19806" y="2651820"/>
-                                  <a:pt x="14508" y="2646515"/>
-                                </a:cubicBezTo>
-                                <a:cubicBezTo>
-                                  <a:pt x="9210" y="2641217"/>
-                                  <a:pt x="4605" y="2635219"/>
-                                  <a:pt x="2302" y="2194020"/>
-                                </a:cubicBezTo>
-                                <a:cubicBezTo>
-                                  <a:pt x="0" y="1752814"/>
-                                  <a:pt x="0" y="876407"/>
-                                  <a:pt x="18553" y="438204"/>
-                                </a:cubicBezTo>
-                                <a:cubicBezTo>
-                                  <a:pt x="37100" y="0"/>
-                                  <a:pt x="74206" y="0"/>
-                                  <a:pt x="109188" y="0"/>
-                                </a:cubicBezTo>
-                                <a:cubicBezTo>
-                                  <a:pt x="144170" y="0"/>
-                                  <a:pt x="177028" y="0"/>
-                                  <a:pt x="193463" y="0"/>
+                                  <a:pt x="8656665" y="1045581"/>
+                                  <a:pt x="8704601" y="1045581"/>
+                                  <a:pt x="8743931" y="1045581"/>
+                                </a:cubicBezTo>
+                                <a:cubicBezTo>
+                                  <a:pt x="8783268" y="1045581"/>
+                                  <a:pt x="8813991" y="1045581"/>
+                                  <a:pt x="8832834" y="1048250"/>
+                                </a:cubicBezTo>
+                                <a:cubicBezTo>
+                                  <a:pt x="8851676" y="1050920"/>
+                                  <a:pt x="8858631" y="1056252"/>
+                                  <a:pt x="8864774" y="1062403"/>
+                                </a:cubicBezTo>
+                                <a:cubicBezTo>
+                                  <a:pt x="8870917" y="1068546"/>
+                                  <a:pt x="8876256" y="1075500"/>
+                                  <a:pt x="8878926" y="1406657"/>
+                                </a:cubicBezTo>
+                                <a:cubicBezTo>
+                                  <a:pt x="8881596" y="1737821"/>
+                                  <a:pt x="8881596" y="2393188"/>
+                                  <a:pt x="8878926" y="2724352"/>
+                                </a:cubicBezTo>
+                                <a:cubicBezTo>
+                                  <a:pt x="8876256" y="3055509"/>
+                                  <a:pt x="8870917" y="3062464"/>
+                                  <a:pt x="8864774" y="3068607"/>
+                                </a:cubicBezTo>
+                                <a:cubicBezTo>
+                                  <a:pt x="8858631" y="3074757"/>
+                                  <a:pt x="8851676" y="3080089"/>
+                                  <a:pt x="8607527" y="3082759"/>
+                                </a:cubicBezTo>
+                                <a:cubicBezTo>
+                                  <a:pt x="8363385" y="3085429"/>
+                                  <a:pt x="7882041" y="3085429"/>
+                                  <a:pt x="7111229" y="3085429"/>
+                                </a:cubicBezTo>
+                                <a:cubicBezTo>
+                                  <a:pt x="6340411" y="3085429"/>
+                                  <a:pt x="5280110" y="3085429"/>
+                                  <a:pt x="4235134" y="3085429"/>
+                                </a:cubicBezTo>
+                                <a:cubicBezTo>
+                                  <a:pt x="3190158" y="3085429"/>
+                                  <a:pt x="2160507" y="3085429"/>
+                                  <a:pt x="1463347" y="3085429"/>
+                                </a:cubicBezTo>
+                                <a:cubicBezTo>
+                                  <a:pt x="766187" y="3085429"/>
+                                  <a:pt x="401534" y="3085429"/>
+                                  <a:pt x="215727" y="3082759"/>
+                                </a:cubicBezTo>
+                                <a:cubicBezTo>
+                                  <a:pt x="29919" y="3080089"/>
+                                  <a:pt x="22965" y="3074757"/>
+                                  <a:pt x="16822" y="3068607"/>
+                                </a:cubicBezTo>
+                                <a:cubicBezTo>
+                                  <a:pt x="10679" y="3062464"/>
+                                  <a:pt x="5339" y="3055509"/>
+                                  <a:pt x="2670" y="2543943"/>
+                                </a:cubicBezTo>
+                                <a:cubicBezTo>
+                                  <a:pt x="0" y="2032370"/>
+                                  <a:pt x="0" y="1016185"/>
+                                  <a:pt x="21512" y="508092"/>
+                                </a:cubicBezTo>
+                                <a:cubicBezTo>
+                                  <a:pt x="43017" y="0"/>
+                                  <a:pt x="86041" y="0"/>
+                                  <a:pt x="126603" y="0"/>
+                                </a:cubicBezTo>
+                                <a:cubicBezTo>
+                                  <a:pt x="167164" y="0"/>
+                                  <a:pt x="205262" y="0"/>
+                                  <a:pt x="224319" y="0"/>
                                 </a:cubicBezTo>
                                 <a:lnTo>
-                                  <a:pt x="209892" y="0"/>
+                                  <a:pt x="243368" y="0"/>
                                 </a:lnTo>
                               </a:path>
                             </a:pathLst>
                           </a:custGeom>
                           <a:noFill/>
-                          <a:ln w="12721">
+                          <a:ln w="14750">
                             <a:solidFill>
                               <a:srgbClr val="4D80A8"/>
                             </a:solidFill>
@@ -4497,8 +4637,8 @@
                         <wps:cNvCnPr/>
                         <wps:spPr>
                           <a:xfrm>
-                            <a:off x="50307" y="2130124"/>
-                            <a:ext cx="7659918" cy="3552282"/>
+                            <a:off x="58330" y="2469856"/>
+                            <a:ext cx="8881596" cy="4118834"/>
                           </a:xfrm>
                           <a:custGeom>
                             <a:avLst/>
@@ -4507,111 +4647,111 @@
                             <a:cxnLst/>
                             <a:rect l="0" t="0" r="r" b="b"/>
                             <a:pathLst>
-                              <a:path w="7659918" h="3552282">
+                              <a:path w="8881596" h="4118834">
                                 <a:moveTo>
-                                  <a:pt x="7424585" y="1793018"/>
+                                  <a:pt x="8608729" y="2078986"/>
                                 </a:moveTo>
                                 <a:lnTo>
-                                  <a:pt x="7445256" y="1793018"/>
+                                  <a:pt x="8632697" y="2078986"/>
                                 </a:lnTo>
                                 <a:cubicBezTo>
-                                  <a:pt x="7465927" y="1793018"/>
-                                  <a:pt x="7507269" y="1793018"/>
-                                  <a:pt x="7541189" y="1793018"/>
-                                </a:cubicBezTo>
-                                <a:cubicBezTo>
-                                  <a:pt x="7575115" y="1793018"/>
-                                  <a:pt x="7601613" y="1793018"/>
-                                  <a:pt x="7617863" y="1795320"/>
-                                </a:cubicBezTo>
-                                <a:cubicBezTo>
-                                  <a:pt x="7634114" y="1797623"/>
-                                  <a:pt x="7640112" y="1802221"/>
-                                  <a:pt x="7645410" y="1807526"/>
-                                </a:cubicBezTo>
-                                <a:cubicBezTo>
-                                  <a:pt x="7650708" y="1812824"/>
-                                  <a:pt x="7655313" y="1818822"/>
-                                  <a:pt x="7657616" y="2104428"/>
-                                </a:cubicBezTo>
-                                <a:cubicBezTo>
-                                  <a:pt x="7659918" y="2390040"/>
-                                  <a:pt x="7659918" y="2955260"/>
-                                  <a:pt x="7657616" y="3240872"/>
-                                </a:cubicBezTo>
-                                <a:cubicBezTo>
-                                  <a:pt x="7655313" y="3526478"/>
-                                  <a:pt x="7650708" y="3532475"/>
-                                  <a:pt x="7645410" y="3537774"/>
-                                </a:cubicBezTo>
-                                <a:cubicBezTo>
-                                  <a:pt x="7640112" y="3543078"/>
-                                  <a:pt x="7634114" y="3547677"/>
-                                  <a:pt x="7423548" y="3549979"/>
-                                </a:cubicBezTo>
-                                <a:cubicBezTo>
-                                  <a:pt x="7212988" y="3552282"/>
-                                  <a:pt x="6797854" y="3552282"/>
-                                  <a:pt x="6133069" y="3552282"/>
-                                </a:cubicBezTo>
-                                <a:cubicBezTo>
-                                  <a:pt x="5468277" y="3552282"/>
-                                  <a:pt x="4553822" y="3552282"/>
-                                  <a:pt x="3652584" y="3552282"/>
-                                </a:cubicBezTo>
-                                <a:cubicBezTo>
-                                  <a:pt x="2751347" y="3552282"/>
-                                  <a:pt x="1863325" y="3552282"/>
-                                  <a:pt x="1262061" y="3552282"/>
-                                </a:cubicBezTo>
-                                <a:cubicBezTo>
-                                  <a:pt x="660797" y="3552282"/>
-                                  <a:pt x="346303" y="3552282"/>
-                                  <a:pt x="186053" y="3549979"/>
-                                </a:cubicBezTo>
-                                <a:cubicBezTo>
-                                  <a:pt x="25804" y="3547677"/>
-                                  <a:pt x="19806" y="3543078"/>
-                                  <a:pt x="14508" y="3537774"/>
-                                </a:cubicBezTo>
-                                <a:cubicBezTo>
-                                  <a:pt x="9210" y="3532475"/>
-                                  <a:pt x="4605" y="3526478"/>
-                                  <a:pt x="2302" y="2942030"/>
-                                </a:cubicBezTo>
-                                <a:cubicBezTo>
-                                  <a:pt x="0" y="2357589"/>
-                                  <a:pt x="0" y="1194692"/>
-                                  <a:pt x="2302" y="610251"/>
-                                </a:cubicBezTo>
-                                <a:cubicBezTo>
-                                  <a:pt x="4605" y="25804"/>
-                                  <a:pt x="9210" y="19806"/>
-                                  <a:pt x="14508" y="14508"/>
-                                </a:cubicBezTo>
-                                <a:cubicBezTo>
-                                  <a:pt x="19806" y="9203"/>
-                                  <a:pt x="25804" y="4605"/>
-                                  <a:pt x="115428" y="2302"/>
-                                </a:cubicBezTo>
-                                <a:cubicBezTo>
-                                  <a:pt x="205058" y="0"/>
-                                  <a:pt x="378308" y="0"/>
-                                  <a:pt x="481365" y="0"/>
-                                </a:cubicBezTo>
-                                <a:cubicBezTo>
-                                  <a:pt x="584422" y="0"/>
-                                  <a:pt x="617286" y="0"/>
-                                  <a:pt x="633715" y="0"/>
+                                  <a:pt x="8656665" y="2078986"/>
+                                  <a:pt x="8704601" y="2078986"/>
+                                  <a:pt x="8743931" y="2078986"/>
+                                </a:cubicBezTo>
+                                <a:cubicBezTo>
+                                  <a:pt x="8783268" y="2078986"/>
+                                  <a:pt x="8813991" y="2078986"/>
+                                  <a:pt x="8832834" y="2081655"/>
+                                </a:cubicBezTo>
+                                <a:cubicBezTo>
+                                  <a:pt x="8851676" y="2084325"/>
+                                  <a:pt x="8858631" y="2089657"/>
+                                  <a:pt x="8864774" y="2095808"/>
+                                </a:cubicBezTo>
+                                <a:cubicBezTo>
+                                  <a:pt x="8870917" y="2101951"/>
+                                  <a:pt x="8876256" y="2108905"/>
+                                  <a:pt x="8878926" y="2440062"/>
+                                </a:cubicBezTo>
+                                <a:cubicBezTo>
+                                  <a:pt x="8881596" y="2771226"/>
+                                  <a:pt x="8881596" y="3426593"/>
+                                  <a:pt x="8878926" y="3757757"/>
+                                </a:cubicBezTo>
+                                <a:cubicBezTo>
+                                  <a:pt x="8876256" y="4088914"/>
+                                  <a:pt x="8870917" y="4095869"/>
+                                  <a:pt x="8864774" y="4102012"/>
+                                </a:cubicBezTo>
+                                <a:cubicBezTo>
+                                  <a:pt x="8858631" y="4108162"/>
+                                  <a:pt x="8851676" y="4113494"/>
+                                  <a:pt x="8607527" y="4116164"/>
+                                </a:cubicBezTo>
+                                <a:cubicBezTo>
+                                  <a:pt x="8363385" y="4118834"/>
+                                  <a:pt x="7882041" y="4118834"/>
+                                  <a:pt x="7111229" y="4118834"/>
+                                </a:cubicBezTo>
+                                <a:cubicBezTo>
+                                  <a:pt x="6340411" y="4118834"/>
+                                  <a:pt x="5280110" y="4118834"/>
+                                  <a:pt x="4235134" y="4118834"/>
+                                </a:cubicBezTo>
+                                <a:cubicBezTo>
+                                  <a:pt x="3190158" y="4118834"/>
+                                  <a:pt x="2160507" y="4118834"/>
+                                  <a:pt x="1463347" y="4118834"/>
+                                </a:cubicBezTo>
+                                <a:cubicBezTo>
+                                  <a:pt x="766187" y="4118834"/>
+                                  <a:pt x="401534" y="4118834"/>
+                                  <a:pt x="215727" y="4116164"/>
+                                </a:cubicBezTo>
+                                <a:cubicBezTo>
+                                  <a:pt x="29919" y="4113494"/>
+                                  <a:pt x="22965" y="4108162"/>
+                                  <a:pt x="16822" y="4102012"/>
+                                </a:cubicBezTo>
+                                <a:cubicBezTo>
+                                  <a:pt x="10679" y="4095869"/>
+                                  <a:pt x="5339" y="4088914"/>
+                                  <a:pt x="2670" y="3411254"/>
+                                </a:cubicBezTo>
+                                <a:cubicBezTo>
+                                  <a:pt x="0" y="2733600"/>
+                                  <a:pt x="0" y="1385233"/>
+                                  <a:pt x="2670" y="707580"/>
+                                </a:cubicBezTo>
+                                <a:cubicBezTo>
+                                  <a:pt x="5339" y="29919"/>
+                                  <a:pt x="10679" y="22965"/>
+                                  <a:pt x="16822" y="16822"/>
+                                </a:cubicBezTo>
+                                <a:cubicBezTo>
+                                  <a:pt x="22965" y="10671"/>
+                                  <a:pt x="29919" y="5339"/>
+                                  <a:pt x="133837" y="2670"/>
+                                </a:cubicBezTo>
+                                <a:cubicBezTo>
+                                  <a:pt x="237763" y="0"/>
+                                  <a:pt x="438644" y="0"/>
+                                  <a:pt x="558138" y="0"/>
+                                </a:cubicBezTo>
+                                <a:cubicBezTo>
+                                  <a:pt x="677631" y="0"/>
+                                  <a:pt x="715737" y="0"/>
+                                  <a:pt x="734786" y="0"/>
                                 </a:cubicBezTo>
                                 <a:lnTo>
-                                  <a:pt x="650150" y="0"/>
+                                  <a:pt x="753842" y="0"/>
                                 </a:lnTo>
                               </a:path>
                             </a:pathLst>
                           </a:custGeom>
                           <a:noFill/>
-                          <a:ln w="12721">
+                          <a:ln w="14750">
                             <a:solidFill>
                               <a:srgbClr val="4D80A8"/>
                             </a:solidFill>
@@ -4634,7 +4774,7 @@
     <w:p>
       <w:pPr>
         <w:sectPr>
-          <w:pgMar w:header="708" w:bottom="1417" w:top="1417" w:right="1417" w:left="1417" w:footer="708" w:gutter="0"/>
+          <w:pgMar w:header="708" w:bottom="720" w:top="720" w:right="720" w:left="720" w:footer="708" w:gutter="0"/>
           <w:pgSz w:h="11909" w:w="16834" w:orient="landscape"/>
           <w:type w:val="continuous"/>
           <w:cols/>

--- a/dev/documents.docx
+++ b/dev/documents.docx
@@ -18,7 +18,7 @@
                 <wp:positionV relativeFrom="page">
                   <wp:posOffset>457200</wp:posOffset>
                 </wp:positionV>
-                <wp:extent cx="8998257" cy="6647688"/>
+                <wp:extent cx="8920395" cy="6647688"/>
                 <wp:effectExtent l="0" t="0" r="0" b="0"/>
                 <wp:wrapNone/>
                 <wp:docPr id="1" name="mermaid:diagram" descr="{}"/>
@@ -30,9 +30,9 @@
                       <wpg:grpSpPr>
                         <a:xfrm>
                           <a:off x="0" y="0"/>
-                          <a:ext cx="8998257" cy="6647688"/>
+                          <a:ext cx="8920395" cy="6647688"/>
                           <a:chOff x="0" y="0"/>
-                          <a:chExt cx="8998257" cy="6647688"/>
+                          <a:chExt cx="8920395" cy="6647688"/>
                         </a:xfrm>
                       </wpg:grpSpPr>
                       <wpg:grpSp>
@@ -40,10 +40,10 @@
                         <wpg:cNvGrpSpPr/>
                         <wpg:grpSpPr>
                           <a:xfrm>
-                            <a:off x="3149688" y="1405594"/>
-                            <a:ext cx="2256913" cy="2559047"/>
+                            <a:off x="3122434" y="1393431"/>
+                            <a:ext cx="2237384" cy="2536903"/>
                             <a:chOff x="0" y="0"/>
-                            <a:chExt cx="2256913" cy="2559047"/>
+                            <a:chExt cx="2237384" cy="2536903"/>
                           </a:xfrm>
                         </wpg:grpSpPr>
                         <wps:wsp>
@@ -54,13 +54,13 @@
                           <wps:spPr>
                             <a:xfrm>
                               <a:off x="0" y="0"/>
-                              <a:ext cx="2256913" cy="2559047"/>
+                              <a:ext cx="2237384" cy="2536903"/>
                             </a:xfrm>
                             <a:prstGeom prst="rect">
                               <a:avLst/>
                             </a:prstGeom>
                             <a:noFill/>
-                            <a:ln w="29499">
+                            <a:ln w="29244">
                               <a:solidFill>
                                 <a:srgbClr val="5E504E"/>
                               </a:solidFill>
@@ -75,9 +75,10 @@
                                 <w:r>
                                   <w:rPr>
                                     <w:rFonts w:ascii="Myriad Pro" w:hAnsi="Myriad Pro" w:cs="Myriad Pro"/>
+                                    <w:b/>
                                     <w:color w:val="5E504E"/>
-                                    <w:sz w:val="15"/>
-                                    <w:szCs w:val="15"/>
+                                    <w:sz w:val="24"/>
+                                    <w:szCs w:val="24"/>
                                   </w:rPr>
                                   <w:t xml:space="preserve">External</w:t>
                                 </w:r>
@@ -95,14 +96,14 @@
                           </wps:cNvSpPr>
                           <wps:spPr>
                             <a:xfrm>
-                              <a:off x="410645" y="221244"/>
-                              <a:ext cx="280301" cy="221243"/>
+                              <a:off x="407092" y="219329"/>
+                              <a:ext cx="277875" cy="219329"/>
                             </a:xfrm>
                             <a:prstGeom prst="roundRect">
                               <a:avLst/>
                             </a:prstGeom>
                             <a:noFill/>
-                            <a:ln w="14749">
+                            <a:ln w="14621">
                               <a:solidFill>
                                 <a:srgbClr val="5E504E"/>
                               </a:solidFill>
@@ -137,14 +138,14 @@
                           </wps:cNvSpPr>
                           <wps:spPr>
                             <a:xfrm>
-                              <a:off x="309741" y="1548703"/>
-                              <a:ext cx="583012" cy="221243"/>
+                              <a:off x="307061" y="1535302"/>
+                              <a:ext cx="577967" cy="219329"/>
                             </a:xfrm>
                             <a:prstGeom prst="roundRect">
                               <a:avLst/>
                             </a:prstGeom>
                             <a:noFill/>
-                            <a:ln w="14749">
+                            <a:ln w="14621">
                               <a:solidFill>
                                 <a:srgbClr val="5E504E"/>
                               </a:solidFill>
@@ -179,14 +180,14 @@
                           </wps:cNvSpPr>
                           <wps:spPr>
                             <a:xfrm>
-                              <a:off x="495205" y="1106217"/>
-                              <a:ext cx="397548" cy="221243"/>
+                              <a:off x="490920" y="1096644"/>
+                              <a:ext cx="394108" cy="219329"/>
                             </a:xfrm>
                             <a:prstGeom prst="roundRect">
                               <a:avLst/>
                             </a:prstGeom>
                             <a:noFill/>
-                            <a:ln w="14749">
+                            <a:ln w="14621">
                               <a:solidFill>
                                 <a:srgbClr val="5E504E"/>
                               </a:solidFill>
@@ -221,14 +222,14 @@
                           </wps:cNvSpPr>
                           <wps:spPr>
                             <a:xfrm>
-                              <a:off x="338376" y="663730"/>
-                              <a:ext cx="554377" cy="221243"/>
+                              <a:off x="335448" y="657987"/>
+                              <a:ext cx="549580" cy="219329"/>
                             </a:xfrm>
                             <a:prstGeom prst="roundRect">
                               <a:avLst/>
                             </a:prstGeom>
                             <a:noFill/>
-                            <a:ln w="14749">
+                            <a:ln w="14621">
                               <a:solidFill>
                                 <a:srgbClr val="5E504E"/>
                               </a:solidFill>
@@ -263,14 +264,14 @@
                           </wps:cNvSpPr>
                           <wps:spPr>
                             <a:xfrm>
-                              <a:off x="1224618" y="479353"/>
-                              <a:ext cx="943798" cy="737399"/>
+                              <a:off x="1214021" y="475205"/>
+                              <a:ext cx="935632" cy="731018"/>
                             </a:xfrm>
                             <a:prstGeom prst="flowChartMultidocument">
                               <a:avLst/>
                             </a:prstGeom>
                             <a:noFill/>
-                            <a:ln w="14749">
+                            <a:ln w="14621">
                               <a:solidFill>
                                 <a:srgbClr val="5E504E"/>
                               </a:solidFill>
@@ -319,14 +320,14 @@
                           </wps:cNvSpPr>
                           <wps:spPr>
                             <a:xfrm>
-                              <a:off x="338088" y="1991189"/>
-                              <a:ext cx="497970" cy="479360"/>
+                              <a:off x="335163" y="1973960"/>
+                              <a:ext cx="493661" cy="475212"/>
                             </a:xfrm>
                             <a:prstGeom prst="flowChartInternalStorage">
                               <a:avLst/>
                             </a:prstGeom>
                             <a:noFill/>
-                            <a:ln w="14749">
+                            <a:ln w="14621">
                               <a:solidFill>
                                 <a:srgbClr val="5E504E"/>
                               </a:solidFill>
@@ -375,14 +376,14 @@
                           </wps:cNvSpPr>
                           <wps:spPr>
                             <a:xfrm>
-                              <a:off x="1224618" y="2120248"/>
-                              <a:ext cx="529948" cy="221243"/>
+                              <a:off x="1214021" y="2101902"/>
+                              <a:ext cx="525363" cy="219329"/>
                             </a:xfrm>
                             <a:prstGeom prst="roundRect">
                               <a:avLst/>
                             </a:prstGeom>
                             <a:noFill/>
-                            <a:ln w="14749">
+                            <a:ln w="14621">
                               <a:solidFill>
                                 <a:srgbClr val="5E504E"/>
                               </a:solidFill>
@@ -415,8 +416,8 @@
                           <wps:cNvCnPr/>
                           <wps:spPr>
                             <a:xfrm>
-                              <a:off x="836056" y="2230870"/>
-                              <a:ext cx="359063" cy="7375"/>
+                              <a:off x="828823" y="2211567"/>
+                              <a:ext cx="355956" cy="7311"/>
                             </a:xfrm>
                             <a:custGeom>
                               <a:avLst/>
@@ -425,18 +426,18 @@
                               <a:cxnLst/>
                               <a:rect l="0" t="0" r="r" b="b"/>
                               <a:pathLst>
-                                <a:path w="359063" h="7375">
+                                <a:path w="355956" h="7311">
                                   <a:moveTo>
                                     <a:pt x="0" y="0"/>
                                   </a:moveTo>
                                   <a:lnTo>
-                                    <a:pt x="359063" y="0"/>
+                                    <a:pt x="355956" y="0"/>
                                   </a:lnTo>
                                 </a:path>
                               </a:pathLst>
                             </a:custGeom>
                             <a:noFill/>
-                            <a:ln w="14750">
+                            <a:ln w="14622">
                               <a:solidFill>
                                 <a:srgbClr val="7A6A67"/>
                               </a:solidFill>
@@ -451,8 +452,8 @@
                           <wps:cNvCnPr/>
                           <wps:spPr>
                             <a:xfrm>
-                              <a:off x="892754" y="774353"/>
-                              <a:ext cx="302366" cy="7375"/>
+                              <a:off x="885029" y="767652"/>
+                              <a:ext cx="299749" cy="7311"/>
                             </a:xfrm>
                             <a:custGeom>
                               <a:avLst/>
@@ -461,18 +462,18 @@
                               <a:cxnLst/>
                               <a:rect l="0" t="0" r="r" b="b"/>
                               <a:pathLst>
-                                <a:path w="302366" h="7375">
+                                <a:path w="299749" h="7311">
                                   <a:moveTo>
                                     <a:pt x="0" y="0"/>
                                   </a:moveTo>
                                   <a:lnTo>
-                                    <a:pt x="302366" y="0"/>
+                                    <a:pt x="299749" y="0"/>
                                   </a:lnTo>
                                 </a:path>
                               </a:pathLst>
                             </a:custGeom>
                             <a:noFill/>
-                            <a:ln w="14750">
+                            <a:ln w="14622">
                               <a:solidFill>
                                 <a:srgbClr val="7A6A67"/>
                               </a:solidFill>
@@ -487,8 +488,8 @@
                           <wps:cNvCnPr/>
                           <wps:spPr>
                             <a:xfrm>
-                              <a:off x="690943" y="331866"/>
-                              <a:ext cx="504176" cy="295006"/>
+                              <a:off x="684965" y="328995"/>
+                              <a:ext cx="499814" cy="292453"/>
                             </a:xfrm>
                             <a:custGeom>
                               <a:avLst/>
@@ -497,56 +498,56 @@
                               <a:cxnLst/>
                               <a:rect l="0" t="0" r="r" b="b"/>
                               <a:pathLst>
-                                <a:path w="504176" h="295006">
+                                <a:path w="499814" h="292453">
                                   <a:moveTo>
                                     <a:pt x="0" y="0"/>
                                   </a:moveTo>
                                   <a:lnTo>
-                                    <a:pt x="45930" y="0"/>
+                                    <a:pt x="45533" y="0"/>
                                   </a:lnTo>
                                   <a:cubicBezTo>
-                                    <a:pt x="91853" y="0"/>
-                                    <a:pt x="183706" y="0"/>
-                                    <a:pt x="233109" y="2670"/>
+                                    <a:pt x="91058" y="0"/>
+                                    <a:pt x="182116" y="0"/>
+                                    <a:pt x="231092" y="2647"/>
                                   </a:cubicBezTo>
                                   <a:cubicBezTo>
-                                    <a:pt x="282513" y="5339"/>
-                                    <a:pt x="289460" y="10679"/>
-                                    <a:pt x="295610" y="16822"/>
+                                    <a:pt x="280068" y="5293"/>
+                                    <a:pt x="286955" y="10586"/>
+                                    <a:pt x="293053" y="16676"/>
                                   </a:cubicBezTo>
                                   <a:cubicBezTo>
-                                    <a:pt x="301754" y="22965"/>
-                                    <a:pt x="307093" y="29919"/>
-                                    <a:pt x="309763" y="70274"/>
+                                    <a:pt x="299143" y="22766"/>
+                                    <a:pt x="304436" y="29661"/>
+                                    <a:pt x="307082" y="69666"/>
                                   </a:cubicBezTo>
                                   <a:cubicBezTo>
-                                    <a:pt x="312432" y="110629"/>
-                                    <a:pt x="312432" y="184377"/>
-                                    <a:pt x="315102" y="224732"/>
+                                    <a:pt x="309729" y="109672"/>
+                                    <a:pt x="309729" y="182781"/>
+                                    <a:pt x="312375" y="222787"/>
                                   </a:cubicBezTo>
                                   <a:cubicBezTo>
-                                    <a:pt x="317772" y="265086"/>
-                                    <a:pt x="323111" y="272041"/>
-                                    <a:pt x="329254" y="278184"/>
+                                    <a:pt x="315022" y="262792"/>
+                                    <a:pt x="320315" y="269687"/>
+                                    <a:pt x="326405" y="275777"/>
                                   </a:cubicBezTo>
                                   <a:cubicBezTo>
-                                    <a:pt x="335397" y="284327"/>
-                                    <a:pt x="342352" y="289666"/>
-                                    <a:pt x="371637" y="292336"/>
+                                    <a:pt x="332495" y="281867"/>
+                                    <a:pt x="339389" y="287160"/>
+                                    <a:pt x="368421" y="289806"/>
                                   </a:cubicBezTo>
                                   <a:cubicBezTo>
-                                    <a:pt x="400930" y="295006"/>
-                                    <a:pt x="452553" y="295006"/>
-                                    <a:pt x="478365" y="295006"/>
+                                    <a:pt x="397460" y="292453"/>
+                                    <a:pt x="448637" y="292453"/>
+                                    <a:pt x="474225" y="292453"/>
                                   </a:cubicBezTo>
                                   <a:lnTo>
-                                    <a:pt x="504176" y="295006"/>
+                                    <a:pt x="499814" y="292453"/>
                                   </a:lnTo>
                                 </a:path>
                               </a:pathLst>
                             </a:custGeom>
                             <a:noFill/>
-                            <a:ln w="14750">
+                            <a:ln w="14622">
                               <a:solidFill>
                                 <a:srgbClr val="7A6A67"/>
                               </a:solidFill>
@@ -561,8 +562,8 @@
                           <wps:cNvCnPr/>
                           <wps:spPr>
                             <a:xfrm>
-                              <a:off x="892754" y="1069314"/>
-                              <a:ext cx="302366" cy="590011"/>
+                              <a:off x="885029" y="1060061"/>
+                              <a:ext cx="299749" cy="584906"/>
                             </a:xfrm>
                             <a:custGeom>
                               <a:avLst/>
@@ -571,56 +572,56 @@
                               <a:cxnLst/>
                               <a:rect l="0" t="0" r="r" b="b"/>
                               <a:pathLst>
-                                <a:path w="302366" h="590011">
+                                <a:path w="299749" h="584906">
                                   <a:moveTo>
-                                    <a:pt x="0" y="590011"/>
+                                    <a:pt x="0" y="584906"/>
                                   </a:moveTo>
                                   <a:lnTo>
-                                    <a:pt x="30723" y="590011"/>
+                                    <a:pt x="30457" y="584906"/>
                                   </a:lnTo>
                                   <a:cubicBezTo>
-                                    <a:pt x="61454" y="590011"/>
-                                    <a:pt x="122908" y="590011"/>
-                                    <a:pt x="157120" y="587342"/>
+                                    <a:pt x="60922" y="584906"/>
+                                    <a:pt x="121844" y="584906"/>
+                                    <a:pt x="155760" y="582260"/>
                                   </a:cubicBezTo>
                                   <a:cubicBezTo>
-                                    <a:pt x="191324" y="584672"/>
-                                    <a:pt x="198271" y="579333"/>
-                                    <a:pt x="204421" y="573190"/>
+                                    <a:pt x="189668" y="579613"/>
+                                    <a:pt x="196555" y="574320"/>
+                                    <a:pt x="202653" y="568230"/>
                                   </a:cubicBezTo>
                                   <a:cubicBezTo>
-                                    <a:pt x="210565" y="567039"/>
-                                    <a:pt x="215904" y="560092"/>
-                                    <a:pt x="218574" y="470570"/>
+                                    <a:pt x="208743" y="562132"/>
+                                    <a:pt x="214036" y="555246"/>
+                                    <a:pt x="216682" y="466498"/>
                                   </a:cubicBezTo>
                                   <a:cubicBezTo>
-                                    <a:pt x="221243" y="381047"/>
-                                    <a:pt x="221243" y="208957"/>
-                                    <a:pt x="223913" y="119442"/>
+                                    <a:pt x="219329" y="377750"/>
+                                    <a:pt x="219329" y="207149"/>
+                                    <a:pt x="221975" y="118408"/>
                                   </a:cubicBezTo>
                                   <a:cubicBezTo>
-                                    <a:pt x="226583" y="29919"/>
-                                    <a:pt x="231922" y="22965"/>
-                                    <a:pt x="238065" y="16822"/>
+                                    <a:pt x="224622" y="29661"/>
+                                    <a:pt x="229915" y="22766"/>
+                                    <a:pt x="236005" y="16676"/>
                                   </a:cubicBezTo>
                                   <a:cubicBezTo>
-                                    <a:pt x="244208" y="10671"/>
-                                    <a:pt x="251163" y="5332"/>
-                                    <a:pt x="262011" y="2670"/>
+                                    <a:pt x="242095" y="10579"/>
+                                    <a:pt x="248989" y="5286"/>
+                                    <a:pt x="259744" y="2647"/>
                                   </a:cubicBezTo>
                                   <a:cubicBezTo>
-                                    <a:pt x="272867" y="0"/>
-                                    <a:pt x="287616" y="0"/>
-                                    <a:pt x="294991" y="0"/>
+                                    <a:pt x="270506" y="0"/>
+                                    <a:pt x="285127" y="0"/>
+                                    <a:pt x="292438" y="0"/>
                                   </a:cubicBezTo>
                                   <a:lnTo>
-                                    <a:pt x="302366" y="0"/>
+                                    <a:pt x="299749" y="0"/>
                                   </a:lnTo>
                                 </a:path>
                               </a:pathLst>
                             </a:custGeom>
                             <a:noFill/>
-                            <a:ln w="14750">
+                            <a:ln w="14622">
                               <a:solidFill>
                                 <a:srgbClr val="7A6A67"/>
                               </a:solidFill>
@@ -635,8 +636,8 @@
                           <wps:cNvCnPr/>
                           <wps:spPr>
                             <a:xfrm>
-                              <a:off x="892754" y="921833"/>
-                              <a:ext cx="302366" cy="295006"/>
+                              <a:off x="885029" y="913857"/>
+                              <a:ext cx="299749" cy="292453"/>
                             </a:xfrm>
                             <a:custGeom>
                               <a:avLst/>
@@ -645,56 +646,56 @@
                               <a:cxnLst/>
                               <a:rect l="0" t="0" r="r" b="b"/>
                               <a:pathLst>
-                                <a:path w="302366" h="295006">
+                                <a:path w="299749" h="292453">
                                   <a:moveTo>
-                                    <a:pt x="0" y="295006"/>
+                                    <a:pt x="0" y="292453"/>
                                   </a:moveTo>
                                   <a:lnTo>
-                                    <a:pt x="12286" y="295006"/>
+                                    <a:pt x="12180" y="292453"/>
                                   </a:lnTo>
                                   <a:cubicBezTo>
-                                    <a:pt x="24580" y="295006"/>
-                                    <a:pt x="49160" y="295006"/>
-                                    <a:pt x="64935" y="292336"/>
+                                    <a:pt x="24367" y="292453"/>
+                                    <a:pt x="48735" y="292453"/>
+                                    <a:pt x="64373" y="289806"/>
                                   </a:cubicBezTo>
                                   <a:cubicBezTo>
-                                    <a:pt x="80702" y="289666"/>
-                                    <a:pt x="87649" y="284327"/>
-                                    <a:pt x="93800" y="278184"/>
+                                    <a:pt x="80004" y="287160"/>
+                                    <a:pt x="86891" y="281867"/>
+                                    <a:pt x="92988" y="275777"/>
                                   </a:cubicBezTo>
                                   <a:cubicBezTo>
-                                    <a:pt x="99943" y="272033"/>
-                                    <a:pt x="105282" y="265086"/>
-                                    <a:pt x="107952" y="224732"/>
+                                    <a:pt x="99078" y="269679"/>
+                                    <a:pt x="104371" y="262792"/>
+                                    <a:pt x="107018" y="222787"/>
                                   </a:cubicBezTo>
                                   <a:cubicBezTo>
-                                    <a:pt x="110622" y="184377"/>
-                                    <a:pt x="110622" y="110622"/>
-                                    <a:pt x="113291" y="70274"/>
+                                    <a:pt x="109664" y="182781"/>
+                                    <a:pt x="109664" y="109664"/>
+                                    <a:pt x="112311" y="69666"/>
                                   </a:cubicBezTo>
                                   <a:cubicBezTo>
-                                    <a:pt x="115961" y="29919"/>
-                                    <a:pt x="121300" y="22965"/>
-                                    <a:pt x="127443" y="16822"/>
+                                    <a:pt x="114958" y="29661"/>
+                                    <a:pt x="120251" y="22766"/>
+                                    <a:pt x="126341" y="16676"/>
                                   </a:cubicBezTo>
                                   <a:cubicBezTo>
-                                    <a:pt x="133587" y="10671"/>
-                                    <a:pt x="140541" y="5339"/>
-                                    <a:pt x="169826" y="2670"/>
+                                    <a:pt x="132431" y="10579"/>
+                                    <a:pt x="139325" y="5293"/>
+                                    <a:pt x="168357" y="2647"/>
                                   </a:cubicBezTo>
                                   <a:cubicBezTo>
-                                    <a:pt x="199119" y="0"/>
-                                    <a:pt x="250742" y="0"/>
-                                    <a:pt x="276554" y="0"/>
+                                    <a:pt x="197396" y="0"/>
+                                    <a:pt x="248573" y="0"/>
+                                    <a:pt x="274161" y="0"/>
                                   </a:cubicBezTo>
                                   <a:lnTo>
-                                    <a:pt x="302366" y="0"/>
+                                    <a:pt x="299749" y="0"/>
                                   </a:lnTo>
                                 </a:path>
                               </a:pathLst>
                             </a:custGeom>
                             <a:noFill/>
-                            <a:ln w="14750">
+                            <a:ln w="14622">
                               <a:solidFill>
                                 <a:srgbClr val="7A6A67"/>
                               </a:solidFill>
@@ -710,10 +711,10 @@
                         <wpg:cNvGrpSpPr/>
                         <wpg:grpSpPr>
                           <a:xfrm>
-                            <a:off x="3382984" y="5596824"/>
-                            <a:ext cx="1673672" cy="862809"/>
+                            <a:off x="3353711" y="5605915"/>
+                            <a:ext cx="1659190" cy="855343"/>
                             <a:chOff x="0" y="0"/>
-                            <a:chExt cx="1673672" cy="862809"/>
+                            <a:chExt cx="1659190" cy="855343"/>
                           </a:xfrm>
                         </wpg:grpSpPr>
                         <wps:wsp>
@@ -724,13 +725,13 @@
                           <wps:spPr>
                             <a:xfrm>
                               <a:off x="0" y="0"/>
-                              <a:ext cx="1673672" cy="862809"/>
+                              <a:ext cx="1659190" cy="855343"/>
                             </a:xfrm>
                             <a:prstGeom prst="rect">
                               <a:avLst/>
                             </a:prstGeom>
                             <a:noFill/>
-                            <a:ln w="29499">
+                            <a:ln w="29244">
                               <a:solidFill>
                                 <a:srgbClr val="CC6600"/>
                               </a:solidFill>
@@ -745,9 +746,10 @@
                                 <w:r>
                                   <w:rPr>
                                     <w:rFonts w:ascii="Myriad Pro" w:hAnsi="Myriad Pro" w:cs="Myriad Pro"/>
+                                    <w:b/>
                                     <w:color w:val="CC6600"/>
-                                    <w:sz w:val="15"/>
-                                    <w:szCs w:val="15"/>
+                                    <w:sz w:val="24"/>
+                                    <w:szCs w:val="24"/>
                                   </w:rPr>
                                   <w:t xml:space="preserve">Audit</w:t>
                                 </w:r>
@@ -765,14 +767,14 @@
                           </wps:cNvSpPr>
                           <wps:spPr>
                             <a:xfrm>
-                              <a:off x="420363" y="387157"/>
-                              <a:ext cx="427335" cy="221243"/>
+                              <a:off x="416725" y="383806"/>
+                              <a:ext cx="423637" cy="219329"/>
                             </a:xfrm>
                             <a:prstGeom prst="roundRect">
                               <a:avLst/>
                             </a:prstGeom>
                             <a:noFill/>
-                            <a:ln w="14749">
+                            <a:ln w="14621">
                               <a:solidFill>
                                 <a:srgbClr val="CC6600"/>
                               </a:solidFill>
@@ -807,14 +809,14 @@
                           </wps:cNvSpPr>
                           <wps:spPr>
                             <a:xfrm>
-                              <a:off x="1068941" y="221224"/>
-                              <a:ext cx="516234" cy="553069"/>
+                              <a:off x="1059692" y="219310"/>
+                              <a:ext cx="511767" cy="548283"/>
                             </a:xfrm>
                             <a:prstGeom prst="flowChartDocument">
                               <a:avLst/>
                             </a:prstGeom>
                             <a:noFill/>
-                            <a:ln w="14749">
+                            <a:ln w="14621">
                               <a:solidFill>
                                 <a:srgbClr val="CC6600"/>
                               </a:solidFill>
@@ -861,8 +863,8 @@
                           <wps:cNvCnPr/>
                           <wps:spPr>
                             <a:xfrm>
-                              <a:off x="847699" y="497778"/>
-                              <a:ext cx="191744" cy="7375"/>
+                              <a:off x="840363" y="493473"/>
+                              <a:ext cx="190085" cy="7311"/>
                             </a:xfrm>
                             <a:custGeom>
                               <a:avLst/>
@@ -871,18 +873,18 @@
                               <a:cxnLst/>
                               <a:rect l="0" t="0" r="r" b="b"/>
                               <a:pathLst>
-                                <a:path w="191744" h="7375">
+                                <a:path w="190085" h="7311">
                                   <a:moveTo>
                                     <a:pt x="0" y="0"/>
                                   </a:moveTo>
                                   <a:lnTo>
-                                    <a:pt x="191744" y="0"/>
+                                    <a:pt x="190085" y="0"/>
                                   </a:lnTo>
                                 </a:path>
                               </a:pathLst>
                             </a:custGeom>
                             <a:noFill/>
-                            <a:ln w="14750">
+                            <a:ln w="14622">
                               <a:solidFill>
                                 <a:srgbClr val="A07040"/>
                               </a:solidFill>
@@ -898,10 +900,10 @@
                         <wpg:cNvGrpSpPr/>
                         <wpg:grpSpPr>
                           <a:xfrm>
-                            <a:off x="6162515" y="4041854"/>
-                            <a:ext cx="2593041" cy="1847283"/>
+                            <a:off x="6109191" y="4064400"/>
+                            <a:ext cx="2570604" cy="1831298"/>
                             <a:chOff x="0" y="0"/>
-                            <a:chExt cx="2593041" cy="1847283"/>
+                            <a:chExt cx="2570604" cy="1831298"/>
                           </a:xfrm>
                         </wpg:grpSpPr>
                         <wps:wsp>
@@ -912,13 +914,13 @@
                           <wps:spPr>
                             <a:xfrm>
                               <a:off x="0" y="0"/>
-                              <a:ext cx="2593041" cy="1847283"/>
+                              <a:ext cx="2570604" cy="1831298"/>
                             </a:xfrm>
                             <a:prstGeom prst="rect">
                               <a:avLst/>
                             </a:prstGeom>
                             <a:noFill/>
-                            <a:ln w="29499">
+                            <a:ln w="29244">
                               <a:solidFill>
                                 <a:srgbClr val="0066CC"/>
                               </a:solidFill>
@@ -933,9 +935,10 @@
                                 <w:r>
                                   <w:rPr>
                                     <w:rFonts w:ascii="Myriad Pro" w:hAnsi="Myriad Pro" w:cs="Myriad Pro"/>
+                                    <w:b/>
                                     <w:color w:val="0066CC"/>
-                                    <w:sz w:val="15"/>
-                                    <w:szCs w:val="15"/>
+                                    <w:sz w:val="24"/>
+                                    <w:szCs w:val="24"/>
                                   </w:rPr>
                                   <w:t xml:space="preserve">Governance</w:t>
                                 </w:r>
@@ -953,14 +956,14 @@
                           </wps:cNvSpPr>
                           <wps:spPr>
                             <a:xfrm>
-                              <a:off x="309741" y="718982"/>
-                              <a:ext cx="533865" cy="737399"/>
+                              <a:off x="307061" y="712760"/>
+                              <a:ext cx="529245" cy="731018"/>
                             </a:xfrm>
                             <a:prstGeom prst="flowChartMultidocument">
                               <a:avLst/>
                             </a:prstGeom>
                             <a:noFill/>
-                            <a:ln w="14749">
+                            <a:ln w="14621">
                               <a:solidFill>
                                 <a:srgbClr val="0066CC"/>
                               </a:solidFill>
@@ -1009,14 +1012,14 @@
                           </wps:cNvSpPr>
                           <wps:spPr>
                             <a:xfrm>
-                              <a:off x="1064849" y="1013973"/>
-                              <a:ext cx="579267" cy="221243"/>
+                              <a:off x="1055634" y="1005199"/>
+                              <a:ext cx="574255" cy="219329"/>
                             </a:xfrm>
                             <a:prstGeom prst="roundRect">
                               <a:avLst/>
                             </a:prstGeom>
                             <a:noFill/>
-                            <a:ln w="14749">
+                            <a:ln w="14621">
                               <a:solidFill>
                                 <a:srgbClr val="0066CC"/>
                               </a:solidFill>
@@ -1051,14 +1054,14 @@
                           </wps:cNvSpPr>
                           <wps:spPr>
                             <a:xfrm>
-                              <a:off x="1865359" y="1013973"/>
-                              <a:ext cx="337167" cy="221243"/>
+                              <a:off x="1849217" y="1005199"/>
+                              <a:ext cx="334250" cy="219329"/>
                             </a:xfrm>
                             <a:prstGeom prst="roundRect">
                               <a:avLst/>
                             </a:prstGeom>
                             <a:noFill/>
-                            <a:ln w="14749">
+                            <a:ln w="14621">
                               <a:solidFill>
                                 <a:srgbClr val="0066CC"/>
                               </a:solidFill>
@@ -1093,14 +1096,14 @@
                           </wps:cNvSpPr>
                           <wps:spPr>
                             <a:xfrm>
-                              <a:off x="1865359" y="1537543"/>
-                              <a:ext cx="311067" cy="221243"/>
+                              <a:off x="1849217" y="1524238"/>
+                              <a:ext cx="308376" cy="219329"/>
                             </a:xfrm>
                             <a:prstGeom prst="roundRect">
                               <a:avLst/>
                             </a:prstGeom>
                             <a:noFill/>
-                            <a:ln w="14749">
+                            <a:ln w="14621">
                               <a:solidFill>
                                 <a:srgbClr val="0066CC"/>
                               </a:solidFill>
@@ -1135,14 +1138,14 @@
                           </wps:cNvSpPr>
                           <wps:spPr>
                             <a:xfrm>
-                              <a:off x="1865358" y="221214"/>
-                              <a:ext cx="639186" cy="571486"/>
+                              <a:off x="1849218" y="219300"/>
+                              <a:ext cx="633655" cy="566541"/>
                             </a:xfrm>
                             <a:prstGeom prst="flowChartMultidocument">
                               <a:avLst/>
                             </a:prstGeom>
                             <a:noFill/>
-                            <a:ln w="14749">
+                            <a:ln w="14621">
                               <a:solidFill>
                                 <a:srgbClr val="0066CC"/>
                               </a:solidFill>
@@ -1175,8 +1178,8 @@
                           <wps:cNvCnPr/>
                           <wps:spPr>
                             <a:xfrm>
-                              <a:off x="1644115" y="602233"/>
-                              <a:ext cx="191744" cy="467052"/>
+                              <a:off x="1629888" y="597024"/>
+                              <a:ext cx="190085" cy="463003"/>
                             </a:xfrm>
                             <a:custGeom>
                               <a:avLst/>
@@ -1185,56 +1188,56 @@
                               <a:cxnLst/>
                               <a:rect l="0" t="0" r="r" b="b"/>
                               <a:pathLst>
-                                <a:path w="191744" h="467052">
+                                <a:path w="190085" h="463003">
                                   <a:moveTo>
-                                    <a:pt x="0" y="467052"/>
+                                    <a:pt x="0" y="463003"/>
                                   </a:moveTo>
                                   <a:lnTo>
-                                    <a:pt x="12294" y="467052"/>
+                                    <a:pt x="12187" y="463003"/>
                                   </a:lnTo>
                                   <a:cubicBezTo>
-                                    <a:pt x="24580" y="467052"/>
-                                    <a:pt x="49168" y="467052"/>
-                                    <a:pt x="64935" y="464382"/>
+                                    <a:pt x="24367" y="463003"/>
+                                    <a:pt x="48742" y="463003"/>
+                                    <a:pt x="64373" y="460357"/>
                                   </a:cubicBezTo>
                                   <a:cubicBezTo>
-                                    <a:pt x="80702" y="461713"/>
-                                    <a:pt x="87657" y="456373"/>
-                                    <a:pt x="93800" y="450230"/>
+                                    <a:pt x="80004" y="457717"/>
+                                    <a:pt x="86898" y="452424"/>
+                                    <a:pt x="92988" y="446327"/>
                                   </a:cubicBezTo>
                                   <a:cubicBezTo>
-                                    <a:pt x="99943" y="444079"/>
-                                    <a:pt x="105282" y="437132"/>
-                                    <a:pt x="107952" y="368104"/>
+                                    <a:pt x="99078" y="440237"/>
+                                    <a:pt x="104371" y="433343"/>
+                                    <a:pt x="107018" y="364912"/>
                                   </a:cubicBezTo>
                                   <a:cubicBezTo>
-                                    <a:pt x="110622" y="299077"/>
-                                    <a:pt x="110622" y="167975"/>
-                                    <a:pt x="113291" y="98947"/>
+                                    <a:pt x="109664" y="296489"/>
+                                    <a:pt x="109664" y="166522"/>
+                                    <a:pt x="112311" y="98091"/>
                                   </a:cubicBezTo>
                                   <a:cubicBezTo>
-                                    <a:pt x="115961" y="29919"/>
-                                    <a:pt x="121300" y="22965"/>
-                                    <a:pt x="127443" y="16822"/>
+                                    <a:pt x="114958" y="29661"/>
+                                    <a:pt x="120251" y="22766"/>
+                                    <a:pt x="126341" y="16676"/>
                                   </a:cubicBezTo>
                                   <a:cubicBezTo>
-                                    <a:pt x="133587" y="10679"/>
-                                    <a:pt x="140541" y="5339"/>
-                                    <a:pt x="151397" y="2670"/>
+                                    <a:pt x="132431" y="10579"/>
+                                    <a:pt x="139325" y="5293"/>
+                                    <a:pt x="150087" y="2647"/>
                                   </a:cubicBezTo>
                                   <a:cubicBezTo>
-                                    <a:pt x="162245" y="0"/>
-                                    <a:pt x="176995" y="0"/>
-                                    <a:pt x="184369" y="0"/>
+                                    <a:pt x="160841" y="0"/>
+                                    <a:pt x="175463" y="0"/>
+                                    <a:pt x="182774" y="0"/>
                                   </a:cubicBezTo>
                                   <a:lnTo>
-                                    <a:pt x="191744" y="0"/>
+                                    <a:pt x="190085" y="0"/>
                                   </a:lnTo>
                                 </a:path>
                               </a:pathLst>
                             </a:custGeom>
                             <a:noFill/>
-                            <a:ln w="14750">
+                            <a:ln w="14622">
                               <a:solidFill>
                                 <a:srgbClr val="4D80A8"/>
                               </a:solidFill>
@@ -1249,8 +1252,8 @@
                           <wps:cNvCnPr/>
                           <wps:spPr>
                             <a:xfrm>
-                              <a:off x="1644115" y="1124596"/>
-                              <a:ext cx="191744" cy="7375"/>
+                              <a:off x="1629888" y="1114860"/>
+                              <a:ext cx="190085" cy="7311"/>
                             </a:xfrm>
                             <a:custGeom>
                               <a:avLst/>
@@ -1259,18 +1262,18 @@
                               <a:cxnLst/>
                               <a:rect l="0" t="0" r="r" b="b"/>
                               <a:pathLst>
-                                <a:path w="191744" h="7375">
+                                <a:path w="190085" h="7311">
                                   <a:moveTo>
                                     <a:pt x="0" y="0"/>
                                   </a:moveTo>
                                   <a:lnTo>
-                                    <a:pt x="191744" y="0"/>
+                                    <a:pt x="190085" y="0"/>
                                   </a:lnTo>
                                 </a:path>
                               </a:pathLst>
                             </a:custGeom>
                             <a:noFill/>
-                            <a:ln w="14750">
+                            <a:ln w="14622">
                               <a:solidFill>
                                 <a:srgbClr val="4D80A8"/>
                               </a:solidFill>
@@ -1285,8 +1288,8 @@
                           <wps:cNvCnPr/>
                           <wps:spPr>
                             <a:xfrm>
-                              <a:off x="1644115" y="1179907"/>
-                              <a:ext cx="191744" cy="431380"/>
+                              <a:off x="1629888" y="1169692"/>
+                              <a:ext cx="190085" cy="427655"/>
                             </a:xfrm>
                             <a:custGeom>
                               <a:avLst/>
@@ -1295,56 +1298,56 @@
                               <a:cxnLst/>
                               <a:rect l="0" t="0" r="r" b="b"/>
                               <a:pathLst>
-                                <a:path w="191744" h="431380">
+                                <a:path w="190085" h="427655">
                                   <a:moveTo>
                                     <a:pt x="0" y="0"/>
                                   </a:moveTo>
                                   <a:lnTo>
-                                    <a:pt x="12294" y="0"/>
+                                    <a:pt x="12187" y="0"/>
                                   </a:lnTo>
                                   <a:cubicBezTo>
-                                    <a:pt x="24580" y="0"/>
-                                    <a:pt x="49168" y="0"/>
-                                    <a:pt x="64935" y="2670"/>
+                                    <a:pt x="24367" y="0"/>
+                                    <a:pt x="48742" y="0"/>
+                                    <a:pt x="64373" y="2647"/>
                                   </a:cubicBezTo>
                                   <a:cubicBezTo>
-                                    <a:pt x="80702" y="5339"/>
-                                    <a:pt x="87657" y="10671"/>
-                                    <a:pt x="93800" y="16822"/>
+                                    <a:pt x="80004" y="5293"/>
+                                    <a:pt x="86898" y="10586"/>
+                                    <a:pt x="92988" y="16676"/>
                                   </a:cubicBezTo>
                                   <a:cubicBezTo>
-                                    <a:pt x="99943" y="22965"/>
-                                    <a:pt x="105282" y="29919"/>
-                                    <a:pt x="107952" y="93003"/>
+                                    <a:pt x="99078" y="22774"/>
+                                    <a:pt x="104371" y="29668"/>
+                                    <a:pt x="107018" y="92199"/>
                                   </a:cubicBezTo>
                                   <a:cubicBezTo>
-                                    <a:pt x="110622" y="156087"/>
-                                    <a:pt x="110622" y="275300"/>
-                                    <a:pt x="113291" y="338377"/>
+                                    <a:pt x="109664" y="154736"/>
+                                    <a:pt x="109664" y="272918"/>
+                                    <a:pt x="112311" y="335456"/>
                                   </a:cubicBezTo>
                                   <a:cubicBezTo>
-                                    <a:pt x="115961" y="401461"/>
-                                    <a:pt x="121300" y="408415"/>
-                                    <a:pt x="127443" y="414558"/>
+                                    <a:pt x="114958" y="397994"/>
+                                    <a:pt x="120251" y="404888"/>
+                                    <a:pt x="126341" y="410978"/>
                                   </a:cubicBezTo>
                                   <a:cubicBezTo>
-                                    <a:pt x="133587" y="420709"/>
-                                    <a:pt x="140541" y="426048"/>
-                                    <a:pt x="151397" y="428710"/>
+                                    <a:pt x="132431" y="417068"/>
+                                    <a:pt x="139325" y="422361"/>
+                                    <a:pt x="150087" y="425008"/>
                                   </a:cubicBezTo>
                                   <a:cubicBezTo>
-                                    <a:pt x="162245" y="431380"/>
-                                    <a:pt x="176995" y="431380"/>
-                                    <a:pt x="184369" y="431380"/>
+                                    <a:pt x="160841" y="427655"/>
+                                    <a:pt x="175463" y="427655"/>
+                                    <a:pt x="182774" y="427655"/>
                                   </a:cubicBezTo>
                                   <a:lnTo>
-                                    <a:pt x="191744" y="431380"/>
+                                    <a:pt x="190085" y="427655"/>
                                   </a:lnTo>
                                 </a:path>
                               </a:pathLst>
                             </a:custGeom>
                             <a:noFill/>
-                            <a:ln w="14750">
+                            <a:ln w="14622">
                               <a:solidFill>
                                 <a:srgbClr val="4D80A8"/>
                               </a:solidFill>
@@ -1359,8 +1362,8 @@
                           <wps:cNvCnPr/>
                           <wps:spPr>
                             <a:xfrm>
-                              <a:off x="843605" y="1087722"/>
-                              <a:ext cx="191744" cy="7375"/>
+                              <a:off x="836305" y="1078305"/>
+                              <a:ext cx="190085" cy="7311"/>
                             </a:xfrm>
                             <a:custGeom>
                               <a:avLst/>
@@ -1369,18 +1372,18 @@
                               <a:cxnLst/>
                               <a:rect l="0" t="0" r="r" b="b"/>
                               <a:pathLst>
-                                <a:path w="191744" h="7375">
+                                <a:path w="190085" h="7311">
                                   <a:moveTo>
                                     <a:pt x="0" y="0"/>
                                   </a:moveTo>
                                   <a:lnTo>
-                                    <a:pt x="191744" y="0"/>
+                                    <a:pt x="190085" y="0"/>
                                   </a:lnTo>
                                 </a:path>
                               </a:pathLst>
                             </a:custGeom>
                             <a:noFill/>
-                            <a:ln w="14750">
+                            <a:ln w="14622">
                               <a:solidFill>
                                 <a:srgbClr val="4D80A8"/>
                               </a:solidFill>
@@ -1396,10 +1399,10 @@
                         <wpg:cNvGrpSpPr/>
                         <wpg:grpSpPr>
                           <a:xfrm>
-                            <a:off x="464577" y="58998"/>
-                            <a:ext cx="1671079" cy="1683184"/>
+                            <a:off x="460557" y="58488"/>
+                            <a:ext cx="1656620" cy="1668620"/>
                             <a:chOff x="0" y="0"/>
-                            <a:chExt cx="1671079" cy="1683184"/>
+                            <a:chExt cx="1656620" cy="1668620"/>
                           </a:xfrm>
                         </wpg:grpSpPr>
                         <wps:wsp>
@@ -1410,13 +1413,13 @@
                           <wps:spPr>
                             <a:xfrm>
                               <a:off x="0" y="0"/>
-                              <a:ext cx="1671079" cy="1683184"/>
+                              <a:ext cx="1656620" cy="1668620"/>
                             </a:xfrm>
                             <a:prstGeom prst="rect">
                               <a:avLst/>
                             </a:prstGeom>
                             <a:noFill/>
-                            <a:ln w="29499">
+                            <a:ln w="29244">
                               <a:solidFill>
                                 <a:srgbClr val="700017"/>
                               </a:solidFill>
@@ -1431,9 +1434,10 @@
                                 <w:r>
                                   <w:rPr>
                                     <w:rFonts w:ascii="Myriad Pro" w:hAnsi="Myriad Pro" w:cs="Myriad Pro"/>
+                                    <w:b/>
                                     <w:color w:val="700017"/>
-                                    <w:sz w:val="15"/>
-                                    <w:szCs w:val="15"/>
+                                    <w:sz w:val="24"/>
+                                    <w:szCs w:val="24"/>
                                   </w:rPr>
                                   <w:t xml:space="preserve">Operational</w:t>
                                 </w:r>
@@ -1451,14 +1455,14 @@
                           </wps:cNvSpPr>
                           <wps:spPr>
                             <a:xfrm>
-                              <a:off x="782074" y="221204"/>
-                              <a:ext cx="800509" cy="737399"/>
+                              <a:off x="775306" y="219290"/>
+                              <a:ext cx="793582" cy="731018"/>
                             </a:xfrm>
                             <a:prstGeom prst="flowChartMultidocument">
                               <a:avLst/>
                             </a:prstGeom>
                             <a:noFill/>
-                            <a:ln w="14749">
+                            <a:ln w="14621">
                               <a:solidFill>
                                 <a:srgbClr val="700017"/>
                               </a:solidFill>
@@ -1507,14 +1511,14 @@
                           </wps:cNvSpPr>
                           <wps:spPr>
                             <a:xfrm>
-                              <a:off x="924211" y="1179870"/>
-                              <a:ext cx="516234" cy="414802"/>
+                              <a:off x="916214" y="1169661"/>
+                              <a:ext cx="511767" cy="411212"/>
                             </a:xfrm>
                             <a:prstGeom prst="flowChartDocument">
                               <a:avLst/>
                             </a:prstGeom>
                             <a:noFill/>
-                            <a:ln w="14749">
+                            <a:ln w="14621">
                               <a:solidFill>
                                 <a:srgbClr val="700017"/>
                               </a:solidFill>
@@ -1549,14 +1553,14 @@
                           </wps:cNvSpPr>
                           <wps:spPr>
                             <a:xfrm>
-                              <a:off x="88498" y="516196"/>
-                              <a:ext cx="472333" cy="221243"/>
+                              <a:off x="87731" y="511729"/>
+                              <a:ext cx="468246" cy="219329"/>
                             </a:xfrm>
                             <a:prstGeom prst="roundRect">
                               <a:avLst/>
                             </a:prstGeom>
                             <a:noFill/>
-                            <a:ln w="14749">
+                            <a:ln w="14621">
                               <a:solidFill>
                                 <a:srgbClr val="700017"/>
                               </a:solidFill>
@@ -1589,8 +1593,8 @@
                           <wps:cNvCnPr/>
                           <wps:spPr>
                             <a:xfrm>
-                              <a:off x="560830" y="663693"/>
-                              <a:ext cx="333878" cy="723591"/>
+                              <a:off x="555977" y="657949"/>
+                              <a:ext cx="330989" cy="717330"/>
                             </a:xfrm>
                             <a:custGeom>
                               <a:avLst/>
@@ -1599,56 +1603,56 @@
                               <a:cxnLst/>
                               <a:rect l="0" t="0" r="r" b="b"/>
                               <a:pathLst>
-                                <a:path w="333878" h="723591">
+                                <a:path w="330989" h="717330">
                                   <a:moveTo>
                                     <a:pt x="0" y="0"/>
                                   </a:moveTo>
                                   <a:lnTo>
-                                    <a:pt x="12294" y="0"/>
+                                    <a:pt x="12187" y="0"/>
                                   </a:lnTo>
                                   <a:cubicBezTo>
-                                    <a:pt x="24580" y="0"/>
-                                    <a:pt x="49168" y="0"/>
-                                    <a:pt x="64935" y="2670"/>
+                                    <a:pt x="24367" y="0"/>
+                                    <a:pt x="48742" y="0"/>
+                                    <a:pt x="64373" y="2647"/>
                                   </a:cubicBezTo>
                                   <a:cubicBezTo>
-                                    <a:pt x="80702" y="5339"/>
-                                    <a:pt x="87657" y="10671"/>
-                                    <a:pt x="93800" y="16822"/>
+                                    <a:pt x="80004" y="5293"/>
+                                    <a:pt x="86898" y="10579"/>
+                                    <a:pt x="92988" y="16676"/>
                                   </a:cubicBezTo>
                                   <a:cubicBezTo>
-                                    <a:pt x="99943" y="22965"/>
-                                    <a:pt x="105282" y="29919"/>
-                                    <a:pt x="107952" y="141706"/>
+                                    <a:pt x="99078" y="22766"/>
+                                    <a:pt x="104371" y="29661"/>
+                                    <a:pt x="107018" y="140480"/>
                                   </a:cubicBezTo>
                                   <a:cubicBezTo>
-                                    <a:pt x="110622" y="253486"/>
-                                    <a:pt x="110622" y="470105"/>
-                                    <a:pt x="113291" y="581884"/>
+                                    <a:pt x="109664" y="251292"/>
+                                    <a:pt x="109664" y="466037"/>
+                                    <a:pt x="112311" y="576849"/>
                                   </a:cubicBezTo>
                                   <a:cubicBezTo>
-                                    <a:pt x="115961" y="693671"/>
-                                    <a:pt x="121300" y="700626"/>
-                                    <a:pt x="127443" y="706769"/>
+                                    <a:pt x="114958" y="687669"/>
+                                    <a:pt x="120251" y="694563"/>
+                                    <a:pt x="126341" y="700653"/>
                                   </a:cubicBezTo>
                                   <a:cubicBezTo>
-                                    <a:pt x="133587" y="712919"/>
-                                    <a:pt x="140541" y="718251"/>
-                                    <a:pt x="175085" y="720921"/>
+                                    <a:pt x="132431" y="706751"/>
+                                    <a:pt x="139325" y="712036"/>
+                                    <a:pt x="173570" y="714683"/>
                                   </a:cubicBezTo>
                                   <a:cubicBezTo>
-                                    <a:pt x="209628" y="723591"/>
-                                    <a:pt x="271753" y="723591"/>
-                                    <a:pt x="302816" y="723591"/>
+                                    <a:pt x="207814" y="717330"/>
+                                    <a:pt x="269402" y="717330"/>
+                                    <a:pt x="300195" y="717330"/>
                                   </a:cubicBezTo>
                                   <a:lnTo>
-                                    <a:pt x="333878" y="723591"/>
+                                    <a:pt x="330989" y="717330"/>
                                   </a:lnTo>
                                 </a:path>
                               </a:pathLst>
                             </a:custGeom>
                             <a:noFill/>
-                            <a:ln w="14750">
+                            <a:ln w="14622">
                               <a:solidFill>
                                 <a:srgbClr val="8B3344"/>
                               </a:solidFill>
@@ -1663,8 +1667,8 @@
                           <wps:cNvCnPr/>
                           <wps:spPr>
                             <a:xfrm>
-                              <a:off x="560830" y="589945"/>
-                              <a:ext cx="191744" cy="7375"/>
+                              <a:off x="555977" y="584840"/>
+                              <a:ext cx="190085" cy="7311"/>
                             </a:xfrm>
                             <a:custGeom>
                               <a:avLst/>
@@ -1673,18 +1677,18 @@
                               <a:cxnLst/>
                               <a:rect l="0" t="0" r="r" b="b"/>
                               <a:pathLst>
-                                <a:path w="191744" h="7375">
+                                <a:path w="190085" h="7311">
                                   <a:moveTo>
                                     <a:pt x="0" y="0"/>
                                   </a:moveTo>
                                   <a:lnTo>
-                                    <a:pt x="191744" y="0"/>
+                                    <a:pt x="190085" y="0"/>
                                   </a:lnTo>
                                 </a:path>
                               </a:pathLst>
                             </a:custGeom>
                             <a:noFill/>
-                            <a:ln w="14750">
+                            <a:ln w="14622">
                               <a:solidFill>
                                 <a:srgbClr val="8B3344"/>
                               </a:solidFill>
@@ -1700,10 +1704,10 @@
                         <wpg:cNvGrpSpPr/>
                         <wpg:grpSpPr>
                           <a:xfrm>
-                            <a:off x="753172" y="2000300"/>
-                            <a:ext cx="1382484" cy="806363"/>
+                            <a:off x="746655" y="1982991"/>
+                            <a:ext cx="1370522" cy="799386"/>
                             <a:chOff x="0" y="0"/>
-                            <a:chExt cx="1382484" cy="806363"/>
+                            <a:chExt cx="1370522" cy="799386"/>
                           </a:xfrm>
                         </wpg:grpSpPr>
                         <wps:wsp>
@@ -1714,13 +1718,13 @@
                           <wps:spPr>
                             <a:xfrm>
                               <a:off x="0" y="0"/>
-                              <a:ext cx="1382484" cy="806363"/>
+                              <a:ext cx="1370522" cy="799386"/>
                             </a:xfrm>
                             <a:prstGeom prst="rect">
                               <a:avLst/>
                             </a:prstGeom>
                             <a:noFill/>
-                            <a:ln w="29499">
+                            <a:ln w="29244">
                               <a:solidFill>
                                 <a:srgbClr val="9186BF"/>
                               </a:solidFill>
@@ -1735,9 +1739,10 @@
                                 <w:r>
                                   <w:rPr>
                                     <w:rFonts w:ascii="Myriad Pro" w:hAnsi="Myriad Pro" w:cs="Myriad Pro"/>
+                                    <w:b/>
                                     <w:color w:val="9186BF"/>
-                                    <w:sz w:val="15"/>
-                                    <w:szCs w:val="15"/>
+                                    <w:sz w:val="24"/>
+                                    <w:szCs w:val="24"/>
                                   </w:rPr>
                                   <w:t xml:space="preserve">Gatehouse</w:t>
                                 </w:r>
@@ -1755,14 +1760,14 @@
                           </wps:cNvSpPr>
                           <wps:spPr>
                             <a:xfrm>
-                              <a:off x="88498" y="303622"/>
-                              <a:ext cx="593153" cy="331865"/>
+                              <a:off x="87732" y="300995"/>
+                              <a:ext cx="588021" cy="328993"/>
                             </a:xfrm>
                             <a:prstGeom prst="roundRect">
                               <a:avLst/>
                             </a:prstGeom>
                             <a:noFill/>
-                            <a:ln w="14749">
+                            <a:ln w="14621">
                               <a:solidFill>
                                 <a:srgbClr val="9186BF"/>
                               </a:solidFill>
@@ -1811,14 +1816,14 @@
                           </wps:cNvSpPr>
                           <wps:spPr>
                             <a:xfrm>
-                              <a:off x="902893" y="276162"/>
-                              <a:ext cx="391094" cy="386784"/>
+                              <a:off x="895082" y="273773"/>
+                              <a:ext cx="387709" cy="383437"/>
                             </a:xfrm>
                             <a:prstGeom prst="can">
                               <a:avLst/>
                             </a:prstGeom>
                             <a:noFill/>
-                            <a:ln w="14749">
+                            <a:ln w="14621">
                               <a:solidFill>
                                 <a:srgbClr val="9186BF"/>
                               </a:solidFill>
@@ -1865,8 +1870,8 @@
                           <wps:cNvCnPr/>
                           <wps:spPr>
                             <a:xfrm>
-                              <a:off x="681653" y="469556"/>
-                              <a:ext cx="191744" cy="7375"/>
+                              <a:off x="675755" y="465493"/>
+                              <a:ext cx="190085" cy="7311"/>
                             </a:xfrm>
                             <a:custGeom>
                               <a:avLst/>
@@ -1875,18 +1880,18 @@
                               <a:cxnLst/>
                               <a:rect l="0" t="0" r="r" b="b"/>
                               <a:pathLst>
-                                <a:path w="191744" h="7375">
+                                <a:path w="190085" h="7311">
                                   <a:moveTo>
                                     <a:pt x="0" y="0"/>
                                   </a:moveTo>
                                   <a:lnTo>
-                                    <a:pt x="191744" y="0"/>
+                                    <a:pt x="190085" y="0"/>
                                   </a:lnTo>
                                 </a:path>
                               </a:pathLst>
                             </a:custGeom>
                             <a:noFill/>
-                            <a:ln w="14750">
+                            <a:ln w="14622">
                               <a:solidFill>
                                 <a:srgbClr val="7D7AA8"/>
                               </a:solidFill>
@@ -1902,10 +1907,10 @@
                         <wpg:cNvGrpSpPr/>
                         <wpg:grpSpPr>
                           <a:xfrm>
-                            <a:off x="242700" y="3064780"/>
-                            <a:ext cx="1892956" cy="2579941"/>
+                            <a:off x="240600" y="3038260"/>
+                            <a:ext cx="1876577" cy="2615137"/>
                             <a:chOff x="0" y="0"/>
-                            <a:chExt cx="1892956" cy="2579941"/>
+                            <a:chExt cx="1876577" cy="2615137"/>
                           </a:xfrm>
                         </wpg:grpSpPr>
                         <wps:wsp>
@@ -1916,13 +1921,13 @@
                           <wps:spPr>
                             <a:xfrm>
                               <a:off x="0" y="0"/>
-                              <a:ext cx="1892956" cy="2579941"/>
+                              <a:ext cx="1876577" cy="2615137"/>
                             </a:xfrm>
                             <a:prstGeom prst="rect">
                               <a:avLst/>
                             </a:prstGeom>
                             <a:noFill/>
-                            <a:ln w="29499">
+                            <a:ln w="29244">
                               <a:solidFill>
                                 <a:srgbClr val="5A8263"/>
                               </a:solidFill>
@@ -1937,9 +1942,10 @@
                                 <w:r>
                                   <w:rPr>
                                     <w:rFonts w:ascii="Myriad Pro" w:hAnsi="Myriad Pro" w:cs="Myriad Pro"/>
+                                    <w:b/>
                                     <w:color w:val="5A8263"/>
-                                    <w:sz w:val="15"/>
-                                    <w:szCs w:val="15"/>
+                                    <w:sz w:val="24"/>
+                                    <w:szCs w:val="24"/>
                                   </w:rPr>
                                   <w:t xml:space="preserve">Environmental</w:t>
                                 </w:r>
@@ -1957,14 +1963,14 @@
                           </wps:cNvSpPr>
                           <wps:spPr>
                             <a:xfrm>
-                              <a:off x="88498" y="327861"/>
-                              <a:ext cx="524417" cy="221243"/>
+                              <a:off x="87732" y="325024"/>
+                              <a:ext cx="519879" cy="219329"/>
                             </a:xfrm>
                             <a:prstGeom prst="roundRect">
                               <a:avLst/>
                             </a:prstGeom>
                             <a:noFill/>
-                            <a:ln w="14749">
+                            <a:ln w="14621">
                               <a:solidFill>
                                 <a:srgbClr val="5A8263"/>
                               </a:solidFill>
@@ -1999,14 +2005,14 @@
                           </wps:cNvSpPr>
                           <wps:spPr>
                             <a:xfrm>
-                              <a:off x="234802" y="1975250"/>
-                              <a:ext cx="304960" cy="221243"/>
+                              <a:off x="232771" y="2015678"/>
+                              <a:ext cx="302321" cy="219329"/>
                             </a:xfrm>
                             <a:prstGeom prst="roundRect">
                               <a:avLst/>
                             </a:prstGeom>
                             <a:noFill/>
-                            <a:ln w="14749">
+                            <a:ln w="14621">
                               <a:solidFill>
                                 <a:srgbClr val="5A8263"/>
                               </a:solidFill>
@@ -2041,14 +2047,14 @@
                           </wps:cNvSpPr>
                           <wps:spPr>
                             <a:xfrm>
-                              <a:off x="1076229" y="1056033"/>
-                              <a:ext cx="596781" cy="404317"/>
+                              <a:off x="1168871" y="1029513"/>
+                              <a:ext cx="387709" cy="493102"/>
                             </a:xfrm>
                             <a:prstGeom prst="can">
                               <a:avLst/>
                             </a:prstGeom>
                             <a:noFill/>
-                            <a:ln w="14749">
+                            <a:ln w="14621">
                               <a:solidFill>
                                 <a:srgbClr val="5A8263"/>
                               </a:solidFill>
@@ -2067,7 +2073,21 @@
                                     <w:sz w:val="15"/>
                                     <w:szCs w:val="15"/>
                                   </w:rPr>
-                                  <w:t xml:space="preserve">Weather station</w:t>
+                                  <w:t xml:space="preserve">Weather</w:t>
+                                </w:r>
+                              </w:p>
+                              <w:p>
+                                <w:pPr>
+                                  <w:jc w:val="center"/>
+                                </w:pPr>
+                                <w:r>
+                                  <w:rPr>
+                                    <w:rFonts w:ascii="Myriad Pro" w:hAnsi="Myriad Pro" w:cs="Myriad Pro"/>
+                                    <w:color w:val="5A8263"/>
+                                    <w:sz w:val="15"/>
+                                    <w:szCs w:val="15"/>
+                                  </w:rPr>
+                                  <w:t xml:space="preserve">station</w:t>
                                 </w:r>
                               </w:p>
                               <w:p>
@@ -2097,14 +2117,14 @@
                           </wps:cNvSpPr>
                           <wps:spPr>
                             <a:xfrm>
-                              <a:off x="1044377" y="290986"/>
-                              <a:ext cx="560886" cy="401608"/>
+                              <a:off x="1035341" y="288469"/>
+                              <a:ext cx="556033" cy="398133"/>
                             </a:xfrm>
                             <a:prstGeom prst="can">
                               <a:avLst/>
                             </a:prstGeom>
                             <a:noFill/>
-                            <a:ln w="14749">
+                            <a:ln w="14621">
                               <a:solidFill>
                                 <a:srgbClr val="5A8263"/>
                               </a:solidFill>
@@ -2153,14 +2173,14 @@
                           </wps:cNvSpPr>
                           <wps:spPr>
                             <a:xfrm>
-                              <a:off x="944779" y="1754006"/>
-                              <a:ext cx="859680" cy="737399"/>
+                              <a:off x="936605" y="1796349"/>
+                              <a:ext cx="852241" cy="731018"/>
                             </a:xfrm>
                             <a:prstGeom prst="flowChartMultidocument">
                               <a:avLst/>
                             </a:prstGeom>
                             <a:noFill/>
-                            <a:ln w="14749">
+                            <a:ln w="14621">
                               <a:solidFill>
                                 <a:srgbClr val="5A8263"/>
                               </a:solidFill>
@@ -2207,8 +2227,8 @@
                           <wps:cNvCnPr/>
                           <wps:spPr>
                             <a:xfrm>
-                              <a:off x="612917" y="475355"/>
-                              <a:ext cx="433814" cy="782832"/>
+                              <a:off x="607613" y="471242"/>
+                              <a:ext cx="532011" cy="804820"/>
                             </a:xfrm>
                             <a:custGeom>
                               <a:avLst/>
@@ -2217,56 +2237,56 @@
                               <a:cxnLst/>
                               <a:rect l="0" t="0" r="r" b="b"/>
                               <a:pathLst>
-                                <a:path w="433814" h="782832">
+                                <a:path w="532011" h="804820">
                                   <a:moveTo>
                                     <a:pt x="0" y="0"/>
                                   </a:moveTo>
                                   <a:lnTo>
-                                    <a:pt x="30723" y="0"/>
+                                    <a:pt x="30457" y="0"/>
                                   </a:lnTo>
                                   <a:cubicBezTo>
-                                    <a:pt x="61454" y="0"/>
-                                    <a:pt x="122908" y="0"/>
-                                    <a:pt x="157112" y="2670"/>
+                                    <a:pt x="60922" y="0"/>
+                                    <a:pt x="121844" y="0"/>
+                                    <a:pt x="155753" y="2647"/>
                                   </a:cubicBezTo>
                                   <a:cubicBezTo>
-                                    <a:pt x="191316" y="5339"/>
-                                    <a:pt x="198271" y="10679"/>
-                                    <a:pt x="204421" y="16822"/>
+                                    <a:pt x="189661" y="5293"/>
+                                    <a:pt x="196555" y="10586"/>
+                                    <a:pt x="202653" y="16676"/>
                                   </a:cubicBezTo>
                                   <a:cubicBezTo>
-                                    <a:pt x="210565" y="22965"/>
-                                    <a:pt x="215904" y="29919"/>
-                                    <a:pt x="218574" y="151581"/>
+                                    <a:pt x="208743" y="22766"/>
+                                    <a:pt x="214036" y="29661"/>
+                                    <a:pt x="216682" y="155058"/>
                                   </a:cubicBezTo>
                                   <a:cubicBezTo>
-                                    <a:pt x="221243" y="273235"/>
-                                    <a:pt x="221243" y="509597"/>
-                                    <a:pt x="223913" y="631259"/>
+                                    <a:pt x="219329" y="280456"/>
+                                    <a:pt x="219329" y="524364"/>
+                                    <a:pt x="221975" y="649762"/>
                                   </a:cubicBezTo>
                                   <a:cubicBezTo>
-                                    <a:pt x="226575" y="752913"/>
-                                    <a:pt x="231915" y="759867"/>
-                                    <a:pt x="238065" y="766010"/>
+                                    <a:pt x="224615" y="775159"/>
+                                    <a:pt x="229908" y="782053"/>
+                                    <a:pt x="236005" y="788143"/>
                                   </a:cubicBezTo>
                                   <a:cubicBezTo>
-                                    <a:pt x="244208" y="772161"/>
-                                    <a:pt x="251163" y="777500"/>
-                                    <a:pt x="283921" y="780170"/>
+                                    <a:pt x="242095" y="794241"/>
+                                    <a:pt x="248989" y="799527"/>
+                                    <a:pt x="298455" y="802173"/>
                                   </a:cubicBezTo>
                                   <a:cubicBezTo>
-                                    <a:pt x="316680" y="782832"/>
-                                    <a:pt x="375243" y="782832"/>
-                                    <a:pt x="404529" y="782832"/>
+                                    <a:pt x="347921" y="804820"/>
+                                    <a:pt x="439966" y="804820"/>
+                                    <a:pt x="485989" y="804820"/>
                                   </a:cubicBezTo>
                                   <a:lnTo>
-                                    <a:pt x="433814" y="782832"/>
+                                    <a:pt x="532011" y="804820"/>
                                   </a:lnTo>
                                 </a:path>
                               </a:pathLst>
                             </a:custGeom>
                             <a:noFill/>
-                            <a:ln w="14750">
+                            <a:ln w="14622">
                               <a:solidFill>
                                 <a:srgbClr val="3D7A56"/>
                               </a:solidFill>
@@ -2281,8 +2301,8 @@
                           <wps:cNvCnPr/>
                           <wps:spPr>
                             <a:xfrm>
-                              <a:off x="539759" y="581972"/>
-                              <a:ext cx="475120" cy="1467027"/>
+                              <a:off x="535089" y="576937"/>
+                              <a:ext cx="471009" cy="1511848"/>
                             </a:xfrm>
                             <a:custGeom>
                               <a:avLst/>
@@ -2291,56 +2311,56 @@
                               <a:cxnLst/>
                               <a:rect l="0" t="0" r="r" b="b"/>
                               <a:pathLst>
-                                <a:path w="475120" h="1467027">
+                                <a:path w="471009" h="1511848">
                                   <a:moveTo>
-                                    <a:pt x="0" y="1467027"/>
+                                    <a:pt x="0" y="1511848"/>
                                   </a:moveTo>
                                   <a:lnTo>
-                                    <a:pt x="24484" y="1467027"/>
+                                    <a:pt x="24272" y="1511848"/>
                                   </a:lnTo>
                                   <a:cubicBezTo>
-                                    <a:pt x="48969" y="1467027"/>
-                                    <a:pt x="97937" y="1467027"/>
-                                    <a:pt x="125895" y="1464357"/>
+                                    <a:pt x="48545" y="1511848"/>
+                                    <a:pt x="97090" y="1511848"/>
+                                    <a:pt x="124805" y="1509202"/>
                                   </a:cubicBezTo>
                                   <a:cubicBezTo>
-                                    <a:pt x="153853" y="1461688"/>
-                                    <a:pt x="160807" y="1456348"/>
-                                    <a:pt x="166958" y="1450205"/>
+                                    <a:pt x="152521" y="1506555"/>
+                                    <a:pt x="159415" y="1501269"/>
+                                    <a:pt x="165513" y="1495172"/>
                                   </a:cubicBezTo>
                                   <a:cubicBezTo>
-                                    <a:pt x="173101" y="1444055"/>
-                                    <a:pt x="178440" y="1437100"/>
-                                    <a:pt x="181110" y="1201417"/>
+                                    <a:pt x="171603" y="1489082"/>
+                                    <a:pt x="176896" y="1482188"/>
+                                    <a:pt x="179543" y="1238952"/>
                                   </a:cubicBezTo>
                                   <a:cubicBezTo>
-                                    <a:pt x="183779" y="965727"/>
-                                    <a:pt x="183779" y="501300"/>
-                                    <a:pt x="186449" y="265610"/>
+                                    <a:pt x="182189" y="995716"/>
+                                    <a:pt x="182189" y="516132"/>
+                                    <a:pt x="184836" y="272896"/>
                                   </a:cubicBezTo>
                                   <a:cubicBezTo>
-                                    <a:pt x="189111" y="29919"/>
-                                    <a:pt x="194451" y="22965"/>
-                                    <a:pt x="200601" y="16822"/>
+                                    <a:pt x="187475" y="29661"/>
+                                    <a:pt x="192768" y="22766"/>
+                                    <a:pt x="198865" y="16676"/>
                                   </a:cubicBezTo>
                                   <a:cubicBezTo>
-                                    <a:pt x="206744" y="10679"/>
-                                    <a:pt x="213699" y="5339"/>
-                                    <a:pt x="259585" y="2670"/>
+                                    <a:pt x="204955" y="10586"/>
+                                    <a:pt x="211850" y="5293"/>
+                                    <a:pt x="257338" y="2647"/>
                                   </a:cubicBezTo>
                                   <a:cubicBezTo>
-                                    <a:pt x="305471" y="0"/>
-                                    <a:pt x="390295" y="0"/>
-                                    <a:pt x="432708" y="0"/>
+                                    <a:pt x="302827" y="0"/>
+                                    <a:pt x="386918" y="0"/>
+                                    <a:pt x="428963" y="0"/>
                                   </a:cubicBezTo>
                                   <a:lnTo>
-                                    <a:pt x="475120" y="0"/>
+                                    <a:pt x="471009" y="0"/>
                                   </a:lnTo>
                                 </a:path>
                               </a:pathLst>
                             </a:custGeom>
                             <a:noFill/>
-                            <a:ln w="14750">
+                            <a:ln w="14622">
                               <a:solidFill>
                                 <a:srgbClr val="3D7A56"/>
                               </a:solidFill>
@@ -2355,8 +2375,8 @@
                           <wps:cNvCnPr/>
                           <wps:spPr>
                             <a:xfrm>
-                              <a:off x="612917" y="401607"/>
-                              <a:ext cx="401962" cy="7375"/>
+                              <a:off x="607613" y="398133"/>
+                              <a:ext cx="398484" cy="7311"/>
                             </a:xfrm>
                             <a:custGeom>
                               <a:avLst/>
@@ -2365,18 +2385,18 @@
                               <a:cxnLst/>
                               <a:rect l="0" t="0" r="r" b="b"/>
                               <a:pathLst>
-                                <a:path w="401962" h="7375">
+                                <a:path w="398484" h="7311">
                                   <a:moveTo>
                                     <a:pt x="0" y="0"/>
                                   </a:moveTo>
                                   <a:lnTo>
-                                    <a:pt x="401962" y="0"/>
+                                    <a:pt x="398484" y="0"/>
                                   </a:lnTo>
                                 </a:path>
                               </a:pathLst>
                             </a:custGeom>
                             <a:noFill/>
-                            <a:ln w="14750">
+                            <a:ln w="14622">
                               <a:solidFill>
                                 <a:srgbClr val="3D7A56"/>
                               </a:solidFill>
@@ -2391,8 +2411,8 @@
                           <wps:cNvCnPr/>
                           <wps:spPr>
                             <a:xfrm>
-                              <a:off x="539759" y="2122747"/>
-                              <a:ext cx="375524" cy="7375"/>
+                              <a:off x="535089" y="2161894"/>
+                              <a:ext cx="372274" cy="7311"/>
                             </a:xfrm>
                             <a:custGeom>
                               <a:avLst/>
@@ -2401,18 +2421,18 @@
                               <a:cxnLst/>
                               <a:rect l="0" t="0" r="r" b="b"/>
                               <a:pathLst>
-                                <a:path w="375524" h="7375">
+                                <a:path w="372274" h="7311">
                                   <a:moveTo>
                                     <a:pt x="0" y="0"/>
                                   </a:moveTo>
                                   <a:lnTo>
-                                    <a:pt x="375524" y="0"/>
+                                    <a:pt x="372274" y="0"/>
                                   </a:lnTo>
                                 </a:path>
                               </a:pathLst>
                             </a:custGeom>
                             <a:noFill/>
-                            <a:ln w="14750">
+                            <a:ln w="14622">
                               <a:solidFill>
                                 <a:srgbClr val="3D7A56"/>
                               </a:solidFill>
@@ -2428,8 +2448,8 @@
                         <wps:cNvCnPr/>
                         <wps:spPr>
                           <a:xfrm>
-                            <a:off x="1847959" y="3556574"/>
-                            <a:ext cx="1610319" cy="7375"/>
+                            <a:off x="1831970" y="3525798"/>
+                            <a:ext cx="1596385" cy="7311"/>
                           </a:xfrm>
                           <a:custGeom>
                             <a:avLst/>
@@ -2438,36 +2458,36 @@
                             <a:cxnLst/>
                             <a:rect l="0" t="0" r="r" b="b"/>
                             <a:pathLst>
-                              <a:path w="1610319" h="7375">
+                              <a:path w="1596385" h="7311">
                                 <a:moveTo>
                                   <a:pt x="0" y="0"/>
                                 </a:moveTo>
                                 <a:lnTo>
-                                  <a:pt x="57169" y="0"/>
+                                  <a:pt x="56675" y="0"/>
                                 </a:lnTo>
                                 <a:cubicBezTo>
-                                  <a:pt x="114339" y="0"/>
-                                  <a:pt x="228670" y="0"/>
-                                  <a:pt x="436410" y="0"/>
-                                </a:cubicBezTo>
-                                <a:cubicBezTo>
-                                  <a:pt x="644142" y="0"/>
-                                  <a:pt x="945284" y="0"/>
-                                  <a:pt x="1156497" y="0"/>
-                                </a:cubicBezTo>
-                                <a:cubicBezTo>
-                                  <a:pt x="1367718" y="0"/>
-                                  <a:pt x="1489019" y="0"/>
-                                  <a:pt x="1549669" y="0"/>
+                                  <a:pt x="113349" y="0"/>
+                                  <a:pt x="226691" y="0"/>
+                                  <a:pt x="432633" y="0"/>
+                                </a:cubicBezTo>
+                                <a:cubicBezTo>
+                                  <a:pt x="638569" y="0"/>
+                                  <a:pt x="937104" y="0"/>
+                                  <a:pt x="1146490" y="0"/>
+                                </a:cubicBezTo>
+                                <a:cubicBezTo>
+                                  <a:pt x="1355883" y="0"/>
+                                  <a:pt x="1476134" y="0"/>
+                                  <a:pt x="1536259" y="0"/>
                                 </a:cubicBezTo>
                                 <a:lnTo>
-                                  <a:pt x="1610319" y="0"/>
+                                  <a:pt x="1596385" y="0"/>
                                 </a:lnTo>
                               </a:path>
                             </a:pathLst>
                           </a:custGeom>
                           <a:noFill/>
-                          <a:ln w="14750">
+                          <a:ln w="14622">
                             <a:solidFill>
                               <a:srgbClr val="3D7A56"/>
                             </a:solidFill>
@@ -2482,8 +2502,8 @@
                         <wps:cNvCnPr/>
                         <wps:spPr>
                           <a:xfrm>
-                            <a:off x="1915711" y="3716355"/>
-                            <a:ext cx="1542567" cy="606612"/>
+                            <a:off x="1797177" y="3684198"/>
+                            <a:ext cx="1631178" cy="630124"/>
                           </a:xfrm>
                           <a:custGeom>
                             <a:avLst/>
@@ -2492,66 +2512,66 @@
                             <a:cxnLst/>
                             <a:rect l="0" t="0" r="r" b="b"/>
                             <a:pathLst>
-                              <a:path w="1542567" h="606612">
+                              <a:path w="1631178" h="630124">
                                 <a:moveTo>
-                                  <a:pt x="0" y="606612"/>
+                                  <a:pt x="0" y="630124"/>
                                 </a:moveTo>
                                 <a:lnTo>
-                                  <a:pt x="45871" y="606612"/>
+                                  <a:pt x="62472" y="630124"/>
                                 </a:lnTo>
                                 <a:cubicBezTo>
-                                  <a:pt x="91750" y="606612"/>
-                                  <a:pt x="183499" y="606612"/>
-                                  <a:pt x="266251" y="606612"/>
-                                </a:cubicBezTo>
-                                <a:cubicBezTo>
-                                  <a:pt x="349004" y="606612"/>
-                                  <a:pt x="422752" y="606612"/>
-                                  <a:pt x="463099" y="603950"/>
-                                </a:cubicBezTo>
-                                <a:cubicBezTo>
-                                  <a:pt x="503454" y="601280"/>
-                                  <a:pt x="510408" y="595941"/>
-                                  <a:pt x="516551" y="589790"/>
-                                </a:cubicBezTo>
-                                <a:cubicBezTo>
-                                  <a:pt x="522695" y="583647"/>
-                                  <a:pt x="528034" y="576693"/>
-                                  <a:pt x="530704" y="484405"/>
-                                </a:cubicBezTo>
-                                <a:cubicBezTo>
-                                  <a:pt x="533373" y="392117"/>
-                                  <a:pt x="533373" y="214495"/>
-                                  <a:pt x="536043" y="122207"/>
-                                </a:cubicBezTo>
-                                <a:cubicBezTo>
-                                  <a:pt x="538713" y="29919"/>
-                                  <a:pt x="544052" y="22972"/>
-                                  <a:pt x="550195" y="16822"/>
-                                </a:cubicBezTo>
-                                <a:cubicBezTo>
-                                  <a:pt x="556338" y="10679"/>
-                                  <a:pt x="563293" y="5339"/>
-                                  <a:pt x="668169" y="2670"/>
-                                </a:cubicBezTo>
-                                <a:cubicBezTo>
-                                  <a:pt x="773053" y="0"/>
-                                  <a:pt x="975860" y="0"/>
-                                  <a:pt x="1137913" y="0"/>
-                                </a:cubicBezTo>
-                                <a:cubicBezTo>
-                                  <a:pt x="1299966" y="0"/>
-                                  <a:pt x="1421267" y="0"/>
-                                  <a:pt x="1481917" y="0"/>
+                                  <a:pt x="124944" y="630124"/>
+                                  <a:pt x="249889" y="630124"/>
+                                  <a:pt x="348916" y="630124"/>
+                                </a:cubicBezTo>
+                                <a:cubicBezTo>
+                                  <a:pt x="447943" y="630124"/>
+                                  <a:pt x="521052" y="630124"/>
+                                  <a:pt x="561050" y="627478"/>
+                                </a:cubicBezTo>
+                                <a:cubicBezTo>
+                                  <a:pt x="601056" y="624831"/>
+                                  <a:pt x="607950" y="619545"/>
+                                  <a:pt x="614040" y="613448"/>
+                                </a:cubicBezTo>
+                                <a:cubicBezTo>
+                                  <a:pt x="620130" y="607358"/>
+                                  <a:pt x="625423" y="600464"/>
+                                  <a:pt x="628070" y="504186"/>
+                                </a:cubicBezTo>
+                                <a:cubicBezTo>
+                                  <a:pt x="630717" y="407900"/>
+                                  <a:pt x="630717" y="222231"/>
+                                  <a:pt x="633363" y="125946"/>
+                                </a:cubicBezTo>
+                                <a:cubicBezTo>
+                                  <a:pt x="636010" y="29661"/>
+                                  <a:pt x="641303" y="22774"/>
+                                  <a:pt x="647393" y="16676"/>
+                                </a:cubicBezTo>
+                                <a:cubicBezTo>
+                                  <a:pt x="653483" y="10586"/>
+                                  <a:pt x="660377" y="5293"/>
+                                  <a:pt x="764346" y="2647"/>
+                                </a:cubicBezTo>
+                                <a:cubicBezTo>
+                                  <a:pt x="868323" y="0"/>
+                                  <a:pt x="1069374" y="0"/>
+                                  <a:pt x="1230025" y="0"/>
+                                </a:cubicBezTo>
+                                <a:cubicBezTo>
+                                  <a:pt x="1390676" y="0"/>
+                                  <a:pt x="1510927" y="0"/>
+                                  <a:pt x="1571052" y="0"/>
                                 </a:cubicBezTo>
                                 <a:lnTo>
-                                  <a:pt x="1542567" y="0"/>
+                                  <a:pt x="1631178" y="0"/>
                                 </a:lnTo>
                               </a:path>
                             </a:pathLst>
                           </a:custGeom>
                           <a:noFill/>
-                          <a:ln w="14750">
+                          <a:ln w="14622">
                             <a:solidFill>
                               <a:srgbClr val="3D7A56"/>
                             </a:solidFill>
@@ -2566,8 +2586,8 @@
                         <wps:cNvCnPr/>
                         <wps:spPr>
                           <a:xfrm>
-                            <a:off x="1847959" y="1774334"/>
-                            <a:ext cx="1682872" cy="1782240"/>
+                            <a:off x="1831970" y="1758980"/>
+                            <a:ext cx="1668310" cy="1766818"/>
                           </a:xfrm>
                           <a:custGeom>
                             <a:avLst/>
@@ -2576,76 +2596,76 @@
                             <a:cxnLst/>
                             <a:rect l="0" t="0" r="r" b="b"/>
                             <a:pathLst>
-                              <a:path w="1682872" h="1782240">
+                              <a:path w="1668310" h="1766818">
                                 <a:moveTo>
-                                  <a:pt x="0" y="1782240"/>
+                                  <a:pt x="0" y="1766818"/>
                                 </a:moveTo>
                                 <a:lnTo>
-                                  <a:pt x="57169" y="1782240"/>
+                                  <a:pt x="56675" y="1766818"/>
                                 </a:lnTo>
                                 <a:cubicBezTo>
-                                  <a:pt x="114339" y="1782240"/>
-                                  <a:pt x="228670" y="1782240"/>
-                                  <a:pt x="408754" y="1782240"/>
-                                </a:cubicBezTo>
-                                <a:cubicBezTo>
-                                  <a:pt x="588831" y="1782240"/>
-                                  <a:pt x="834662" y="1782240"/>
-                                  <a:pt x="961051" y="1779570"/>
-                                </a:cubicBezTo>
-                                <a:cubicBezTo>
-                                  <a:pt x="1087440" y="1776900"/>
-                                  <a:pt x="1094394" y="1771561"/>
-                                  <a:pt x="1100538" y="1765410"/>
-                                </a:cubicBezTo>
-                                <a:cubicBezTo>
-                                  <a:pt x="1106681" y="1759267"/>
-                                  <a:pt x="1112020" y="1752313"/>
-                                  <a:pt x="1114690" y="1470235"/>
-                                </a:cubicBezTo>
-                                <a:cubicBezTo>
-                                  <a:pt x="1117359" y="1188157"/>
-                                  <a:pt x="1117359" y="630949"/>
-                                  <a:pt x="1120029" y="348871"/>
-                                </a:cubicBezTo>
-                                <a:cubicBezTo>
-                                  <a:pt x="1122699" y="66793"/>
-                                  <a:pt x="1128038" y="59839"/>
-                                  <a:pt x="1134181" y="53696"/>
-                                </a:cubicBezTo>
-                                <a:cubicBezTo>
-                                  <a:pt x="1140324" y="47553"/>
-                                  <a:pt x="1147279" y="42213"/>
-                                  <a:pt x="1166121" y="39544"/>
-                                </a:cubicBezTo>
-                                <a:cubicBezTo>
-                                  <a:pt x="1184964" y="36874"/>
-                                  <a:pt x="1215687" y="36874"/>
-                                  <a:pt x="1273461" y="36874"/>
-                                </a:cubicBezTo>
-                                <a:cubicBezTo>
-                                  <a:pt x="1331228" y="36874"/>
-                                  <a:pt x="1416038" y="36874"/>
-                                  <a:pt x="1458443" y="30731"/>
-                                </a:cubicBezTo>
-                                <a:cubicBezTo>
-                                  <a:pt x="1500848" y="24580"/>
-                                  <a:pt x="1500848" y="12294"/>
-                                  <a:pt x="1531188" y="6143"/>
-                                </a:cubicBezTo>
-                                <a:cubicBezTo>
-                                  <a:pt x="1561520" y="0"/>
-                                  <a:pt x="1622200" y="0"/>
-                                  <a:pt x="1652532" y="0"/>
+                                  <a:pt x="113349" y="1766818"/>
+                                  <a:pt x="226691" y="1766818"/>
+                                  <a:pt x="405217" y="1766818"/>
+                                </a:cubicBezTo>
+                                <a:cubicBezTo>
+                                  <a:pt x="583736" y="1766818"/>
+                                  <a:pt x="827440" y="1766818"/>
+                                  <a:pt x="952735" y="1764171"/>
+                                </a:cubicBezTo>
+                                <a:cubicBezTo>
+                                  <a:pt x="1078030" y="1761525"/>
+                                  <a:pt x="1084925" y="1756232"/>
+                                  <a:pt x="1091015" y="1750134"/>
+                                </a:cubicBezTo>
+                                <a:cubicBezTo>
+                                  <a:pt x="1097105" y="1744044"/>
+                                  <a:pt x="1102398" y="1737150"/>
+                                  <a:pt x="1105044" y="1457513"/>
+                                </a:cubicBezTo>
+                                <a:cubicBezTo>
+                                  <a:pt x="1107691" y="1177876"/>
+                                  <a:pt x="1107691" y="625489"/>
+                                  <a:pt x="1110337" y="345852"/>
+                                </a:cubicBezTo>
+                                <a:cubicBezTo>
+                                  <a:pt x="1112984" y="66215"/>
+                                  <a:pt x="1118277" y="59321"/>
+                                  <a:pt x="1124367" y="53231"/>
+                                </a:cubicBezTo>
+                                <a:cubicBezTo>
+                                  <a:pt x="1130457" y="47141"/>
+                                  <a:pt x="1137351" y="41848"/>
+                                  <a:pt x="1156031" y="39201"/>
+                                </a:cubicBezTo>
+                                <a:cubicBezTo>
+                                  <a:pt x="1174710" y="36555"/>
+                                  <a:pt x="1205168" y="36555"/>
+                                  <a:pt x="1262442" y="36555"/>
+                                </a:cubicBezTo>
+                                <a:cubicBezTo>
+                                  <a:pt x="1319709" y="36555"/>
+                                  <a:pt x="1403785" y="36555"/>
+                                  <a:pt x="1445823" y="30465"/>
+                                </a:cubicBezTo>
+                                <a:cubicBezTo>
+                                  <a:pt x="1487861" y="24367"/>
+                                  <a:pt x="1487861" y="12187"/>
+                                  <a:pt x="1517938" y="6090"/>
+                                </a:cubicBezTo>
+                                <a:cubicBezTo>
+                                  <a:pt x="1548008" y="0"/>
+                                  <a:pt x="1608163" y="0"/>
+                                  <a:pt x="1638233" y="0"/>
                                 </a:cubicBezTo>
                                 <a:lnTo>
-                                  <a:pt x="1682872" y="0"/>
+                                  <a:pt x="1668310" y="0"/>
                                 </a:lnTo>
                               </a:path>
                             </a:pathLst>
                           </a:custGeom>
                           <a:noFill/>
-                          <a:ln w="14750">
+                          <a:ln w="14622">
                             <a:solidFill>
                               <a:srgbClr val="3D7A56"/>
                             </a:solidFill>
@@ -2660,8 +2680,8 @@
                         <wps:cNvCnPr/>
                         <wps:spPr>
                           <a:xfrm>
-                            <a:off x="1847959" y="3064919"/>
-                            <a:ext cx="1581970" cy="491654"/>
+                            <a:off x="1831970" y="3038398"/>
+                            <a:ext cx="1568281" cy="487400"/>
                           </a:xfrm>
                           <a:custGeom>
                             <a:avLst/>
@@ -2670,66 +2690,66 @@
                             <a:cxnLst/>
                             <a:rect l="0" t="0" r="r" b="b"/>
                             <a:pathLst>
-                              <a:path w="1581970" h="491654">
+                              <a:path w="1568281" h="487400">
                                 <a:moveTo>
-                                  <a:pt x="0" y="491654"/>
+                                  <a:pt x="0" y="487400"/>
                                 </a:moveTo>
                                 <a:lnTo>
-                                  <a:pt x="57169" y="491654"/>
+                                  <a:pt x="56675" y="487400"/>
                                 </a:lnTo>
                                 <a:cubicBezTo>
-                                  <a:pt x="114339" y="491654"/>
-                                  <a:pt x="228670" y="491654"/>
-                                  <a:pt x="408754" y="491654"/>
-                                </a:cubicBezTo>
-                                <a:cubicBezTo>
-                                  <a:pt x="588831" y="491654"/>
-                                  <a:pt x="834662" y="491654"/>
-                                  <a:pt x="961051" y="488984"/>
-                                </a:cubicBezTo>
-                                <a:cubicBezTo>
-                                  <a:pt x="1087440" y="486315"/>
-                                  <a:pt x="1094394" y="480975"/>
-                                  <a:pt x="1100538" y="474825"/>
-                                </a:cubicBezTo>
-                                <a:cubicBezTo>
-                                  <a:pt x="1106681" y="468682"/>
-                                  <a:pt x="1112020" y="461727"/>
-                                  <a:pt x="1114690" y="388599"/>
-                                </a:cubicBezTo>
-                                <a:cubicBezTo>
-                                  <a:pt x="1117359" y="315478"/>
-                                  <a:pt x="1117359" y="176176"/>
-                                  <a:pt x="1120029" y="103048"/>
-                                </a:cubicBezTo>
-                                <a:cubicBezTo>
-                                  <a:pt x="1122699" y="29919"/>
-                                  <a:pt x="1128038" y="22965"/>
-                                  <a:pt x="1134181" y="16822"/>
-                                </a:cubicBezTo>
-                                <a:cubicBezTo>
-                                  <a:pt x="1140324" y="10679"/>
-                                  <a:pt x="1147279" y="5339"/>
-                                  <a:pt x="1166121" y="2670"/>
-                                </a:cubicBezTo>
-                                <a:cubicBezTo>
-                                  <a:pt x="1184964" y="0"/>
-                                  <a:pt x="1215687" y="0"/>
-                                  <a:pt x="1286979" y="0"/>
-                                </a:cubicBezTo>
-                                <a:cubicBezTo>
-                                  <a:pt x="1358271" y="0"/>
-                                  <a:pt x="1470117" y="0"/>
-                                  <a:pt x="1526047" y="0"/>
+                                  <a:pt x="113349" y="487400"/>
+                                  <a:pt x="226691" y="487400"/>
+                                  <a:pt x="405217" y="487400"/>
+                                </a:cubicBezTo>
+                                <a:cubicBezTo>
+                                  <a:pt x="583736" y="487400"/>
+                                  <a:pt x="827440" y="487400"/>
+                                  <a:pt x="952735" y="484753"/>
+                                </a:cubicBezTo>
+                                <a:cubicBezTo>
+                                  <a:pt x="1078030" y="482107"/>
+                                  <a:pt x="1084925" y="476814"/>
+                                  <a:pt x="1091015" y="470716"/>
+                                </a:cubicBezTo>
+                                <a:cubicBezTo>
+                                  <a:pt x="1097105" y="464626"/>
+                                  <a:pt x="1102398" y="457732"/>
+                                  <a:pt x="1105044" y="385236"/>
+                                </a:cubicBezTo>
+                                <a:cubicBezTo>
+                                  <a:pt x="1107691" y="312748"/>
+                                  <a:pt x="1107691" y="174652"/>
+                                  <a:pt x="1110337" y="102156"/>
+                                </a:cubicBezTo>
+                                <a:cubicBezTo>
+                                  <a:pt x="1112984" y="29661"/>
+                                  <a:pt x="1118277" y="22766"/>
+                                  <a:pt x="1124367" y="16676"/>
+                                </a:cubicBezTo>
+                                <a:cubicBezTo>
+                                  <a:pt x="1130457" y="10586"/>
+                                  <a:pt x="1137351" y="5293"/>
+                                  <a:pt x="1156031" y="2647"/>
+                                </a:cubicBezTo>
+                                <a:cubicBezTo>
+                                  <a:pt x="1174710" y="0"/>
+                                  <a:pt x="1205168" y="0"/>
+                                  <a:pt x="1275843" y="0"/>
+                                </a:cubicBezTo>
+                                <a:cubicBezTo>
+                                  <a:pt x="1346518" y="0"/>
+                                  <a:pt x="1457396" y="0"/>
+                                  <a:pt x="1512842" y="0"/>
                                 </a:cubicBezTo>
                                 <a:lnTo>
-                                  <a:pt x="1581970" y="0"/>
+                                  <a:pt x="1568281" y="0"/>
                                 </a:lnTo>
                               </a:path>
                             </a:pathLst>
                           </a:custGeom>
                           <a:noFill/>
-                          <a:ln w="14750">
+                          <a:ln w="14622">
                             <a:solidFill>
                               <a:srgbClr val="3D7A56"/>
                             </a:solidFill>
@@ -2744,8 +2764,8 @@
                         <wps:cNvCnPr/>
                         <wps:spPr>
                           <a:xfrm>
-                            <a:off x="2047159" y="1700586"/>
-                            <a:ext cx="1483672" cy="769270"/>
+                            <a:off x="2029446" y="1685871"/>
+                            <a:ext cx="1470834" cy="762614"/>
                           </a:xfrm>
                           <a:custGeom>
                             <a:avLst/>
@@ -2754,66 +2774,66 @@
                             <a:cxnLst/>
                             <a:rect l="0" t="0" r="r" b="b"/>
                             <a:pathLst>
-                              <a:path w="1483672" h="769270">
+                              <a:path w="1470834" h="762614">
                                 <a:moveTo>
-                                  <a:pt x="0" y="769270"/>
+                                  <a:pt x="0" y="762614"/>
                                 </a:moveTo>
                                 <a:lnTo>
-                                  <a:pt x="23968" y="769270"/>
+                                  <a:pt x="23761" y="762614"/>
                                 </a:lnTo>
                                 <a:cubicBezTo>
-                                  <a:pt x="47936" y="769270"/>
-                                  <a:pt x="95872" y="769270"/>
-                                  <a:pt x="199731" y="769270"/>
-                                </a:cubicBezTo>
-                                <a:cubicBezTo>
-                                  <a:pt x="303597" y="769270"/>
-                                  <a:pt x="463379" y="769270"/>
-                                  <a:pt x="546751" y="766600"/>
-                                </a:cubicBezTo>
-                                <a:cubicBezTo>
-                                  <a:pt x="630123" y="763931"/>
-                                  <a:pt x="637077" y="758591"/>
-                                  <a:pt x="643220" y="752448"/>
-                                </a:cubicBezTo>
-                                <a:cubicBezTo>
-                                  <a:pt x="649364" y="746298"/>
-                                  <a:pt x="654703" y="739351"/>
-                                  <a:pt x="657373" y="619953"/>
-                                </a:cubicBezTo>
-                                <a:cubicBezTo>
-                                  <a:pt x="660042" y="500555"/>
-                                  <a:pt x="660042" y="268715"/>
-                                  <a:pt x="662712" y="149317"/>
-                                </a:cubicBezTo>
-                                <a:cubicBezTo>
-                                  <a:pt x="665382" y="29919"/>
-                                  <a:pt x="670721" y="22965"/>
-                                  <a:pt x="676864" y="16822"/>
-                                </a:cubicBezTo>
-                                <a:cubicBezTo>
-                                  <a:pt x="683007" y="10679"/>
-                                  <a:pt x="689962" y="5339"/>
-                                  <a:pt x="751821" y="2670"/>
-                                </a:cubicBezTo>
-                                <a:cubicBezTo>
-                                  <a:pt x="813681" y="0"/>
-                                  <a:pt x="930453" y="0"/>
-                                  <a:pt x="1061577" y="0"/>
-                                </a:cubicBezTo>
-                                <a:cubicBezTo>
-                                  <a:pt x="1192700" y="0"/>
-                                  <a:pt x="1338190" y="0"/>
-                                  <a:pt x="1410927" y="0"/>
+                                  <a:pt x="47521" y="762614"/>
+                                  <a:pt x="95042" y="762614"/>
+                                  <a:pt x="198003" y="762614"/>
+                                </a:cubicBezTo>
+                                <a:cubicBezTo>
+                                  <a:pt x="300970" y="762614"/>
+                                  <a:pt x="459370" y="762614"/>
+                                  <a:pt x="542020" y="759967"/>
+                                </a:cubicBezTo>
+                                <a:cubicBezTo>
+                                  <a:pt x="624670" y="757320"/>
+                                  <a:pt x="631565" y="752027"/>
+                                  <a:pt x="637655" y="745937"/>
+                                </a:cubicBezTo>
+                                <a:cubicBezTo>
+                                  <a:pt x="643745" y="739840"/>
+                                  <a:pt x="649038" y="732953"/>
+                                  <a:pt x="651684" y="614589"/>
+                                </a:cubicBezTo>
+                                <a:cubicBezTo>
+                                  <a:pt x="654331" y="496224"/>
+                                  <a:pt x="654331" y="266389"/>
+                                  <a:pt x="656978" y="148025"/>
+                                </a:cubicBezTo>
+                                <a:cubicBezTo>
+                                  <a:pt x="659624" y="29661"/>
+                                  <a:pt x="664917" y="22766"/>
+                                  <a:pt x="671007" y="16676"/>
+                                </a:cubicBezTo>
+                                <a:cubicBezTo>
+                                  <a:pt x="677097" y="10586"/>
+                                  <a:pt x="683992" y="5293"/>
+                                  <a:pt x="745316" y="2647"/>
+                                </a:cubicBezTo>
+                                <a:cubicBezTo>
+                                  <a:pt x="806640" y="0"/>
+                                  <a:pt x="922402" y="0"/>
+                                  <a:pt x="1052391" y="0"/>
+                                </a:cubicBezTo>
+                                <a:cubicBezTo>
+                                  <a:pt x="1182380" y="0"/>
+                                  <a:pt x="1326610" y="0"/>
+                                  <a:pt x="1398718" y="0"/>
                                 </a:cubicBezTo>
                                 <a:lnTo>
-                                  <a:pt x="1483672" y="0"/>
+                                  <a:pt x="1470834" y="0"/>
                                 </a:lnTo>
                               </a:path>
                             </a:pathLst>
                           </a:custGeom>
                           <a:noFill/>
-                          <a:ln w="14750">
+                          <a:ln w="14622">
                             <a:solidFill>
                               <a:srgbClr val="7D7AA8"/>
                             </a:solidFill>
@@ -2828,8 +2848,8 @@
                         <wps:cNvCnPr/>
                         <wps:spPr>
                           <a:xfrm>
-                            <a:off x="5318101" y="2253687"/>
-                            <a:ext cx="2680273" cy="2199903"/>
+                            <a:off x="5272084" y="2234185"/>
+                            <a:ext cx="2657081" cy="2238389"/>
                           </a:xfrm>
                           <a:custGeom>
                             <a:avLst/>
@@ -2838,66 +2858,66 @@
                             <a:cxnLst/>
                             <a:rect l="0" t="0" r="r" b="b"/>
                             <a:pathLst>
-                              <a:path w="2680273" h="2199903">
+                              <a:path w="2657081" h="2238389">
                                 <a:moveTo>
                                   <a:pt x="0" y="0"/>
                                 </a:moveTo>
                                 <a:lnTo>
-                                  <a:pt x="23968" y="0"/>
+                                  <a:pt x="23761" y="0"/>
                                 </a:lnTo>
                                 <a:cubicBezTo>
-                                  <a:pt x="47936" y="0"/>
-                                  <a:pt x="95872" y="0"/>
-                                  <a:pt x="199738" y="0"/>
-                                </a:cubicBezTo>
-                                <a:cubicBezTo>
-                                  <a:pt x="303597" y="0"/>
-                                  <a:pt x="463387" y="0"/>
-                                  <a:pt x="546751" y="2670"/>
-                                </a:cubicBezTo>
-                                <a:cubicBezTo>
-                                  <a:pt x="630123" y="5339"/>
-                                  <a:pt x="637077" y="10671"/>
-                                  <a:pt x="643220" y="16822"/>
-                                </a:cubicBezTo>
-                                <a:cubicBezTo>
-                                  <a:pt x="649371" y="22965"/>
-                                  <a:pt x="654710" y="29919"/>
-                                  <a:pt x="657373" y="387758"/>
-                                </a:cubicBezTo>
-                                <a:cubicBezTo>
-                                  <a:pt x="660042" y="745590"/>
-                                  <a:pt x="660042" y="1454313"/>
-                                  <a:pt x="662712" y="1812152"/>
-                                </a:cubicBezTo>
-                                <a:cubicBezTo>
-                                  <a:pt x="665382" y="2169983"/>
-                                  <a:pt x="670721" y="2176938"/>
-                                  <a:pt x="676864" y="2183081"/>
-                                </a:cubicBezTo>
-                                <a:cubicBezTo>
-                                  <a:pt x="683015" y="2189231"/>
-                                  <a:pt x="689969" y="2194571"/>
-                                  <a:pt x="708804" y="2197233"/>
-                                </a:cubicBezTo>
-                                <a:cubicBezTo>
-                                  <a:pt x="727647" y="2199903"/>
-                                  <a:pt x="758378" y="2199903"/>
-                                  <a:pt x="1088937" y="2199903"/>
-                                </a:cubicBezTo>
-                                <a:cubicBezTo>
-                                  <a:pt x="1419497" y="2199903"/>
-                                  <a:pt x="2049885" y="2199903"/>
-                                  <a:pt x="2365075" y="2199903"/>
+                                  <a:pt x="47521" y="0"/>
+                                  <a:pt x="95042" y="0"/>
+                                  <a:pt x="198010" y="0"/>
+                                </a:cubicBezTo>
+                                <a:cubicBezTo>
+                                  <a:pt x="300970" y="0"/>
+                                  <a:pt x="459377" y="0"/>
+                                  <a:pt x="542020" y="2647"/>
+                                </a:cubicBezTo>
+                                <a:cubicBezTo>
+                                  <a:pt x="624670" y="5293"/>
+                                  <a:pt x="631565" y="10579"/>
+                                  <a:pt x="637655" y="16676"/>
+                                </a:cubicBezTo>
+                                <a:cubicBezTo>
+                                  <a:pt x="643752" y="22766"/>
+                                  <a:pt x="649045" y="29661"/>
+                                  <a:pt x="651684" y="393988"/>
+                                </a:cubicBezTo>
+                                <a:cubicBezTo>
+                                  <a:pt x="654331" y="758315"/>
+                                  <a:pt x="654331" y="1480075"/>
+                                  <a:pt x="656978" y="1844402"/>
+                                </a:cubicBezTo>
+                                <a:cubicBezTo>
+                                  <a:pt x="659624" y="2208729"/>
+                                  <a:pt x="664917" y="2215623"/>
+                                  <a:pt x="671007" y="2221713"/>
+                                </a:cubicBezTo>
+                                <a:cubicBezTo>
+                                  <a:pt x="677105" y="2227803"/>
+                                  <a:pt x="683999" y="2233096"/>
+                                  <a:pt x="702671" y="2235743"/>
+                                </a:cubicBezTo>
+                                <a:cubicBezTo>
+                                  <a:pt x="721351" y="2238389"/>
+                                  <a:pt x="751815" y="2238389"/>
+                                  <a:pt x="1079514" y="2238389"/>
+                                </a:cubicBezTo>
+                                <a:cubicBezTo>
+                                  <a:pt x="1407214" y="2238389"/>
+                                  <a:pt x="2032147" y="2238389"/>
+                                  <a:pt x="2344610" y="2238389"/>
                                 </a:cubicBezTo>
                                 <a:lnTo>
-                                  <a:pt x="2680273" y="2199903"/>
+                                  <a:pt x="2657081" y="2238389"/>
                                 </a:lnTo>
                               </a:path>
                             </a:pathLst>
                           </a:custGeom>
                           <a:noFill/>
-                          <a:ln w="14750">
+                          <a:ln w="14622">
                             <a:solidFill>
                               <a:srgbClr val="7A6A67"/>
                             </a:solidFill>
@@ -2912,8 +2932,8 @@
                         <wps:cNvCnPr/>
                         <wps:spPr>
                           <a:xfrm>
-                            <a:off x="2047159" y="5182247"/>
-                            <a:ext cx="4395594" cy="7375"/>
+                            <a:off x="2029446" y="5194927"/>
+                            <a:ext cx="4357559" cy="7311"/>
                           </a:xfrm>
                           <a:custGeom>
                             <a:avLst/>
@@ -2922,51 +2942,51 @@
                             <a:cxnLst/>
                             <a:rect l="0" t="0" r="r" b="b"/>
                             <a:pathLst>
-                              <a:path w="4395594" h="7375">
+                              <a:path w="4357559" h="7311">
                                 <a:moveTo>
-                                  <a:pt x="0" y="5280"/>
+                                  <a:pt x="0" y="5227"/>
                                 </a:moveTo>
                                 <a:lnTo>
-                                  <a:pt x="23968" y="5280"/>
+                                  <a:pt x="23761" y="5227"/>
                                 </a:lnTo>
                                 <a:cubicBezTo>
-                                  <a:pt x="47936" y="5280"/>
-                                  <a:pt x="95872" y="5280"/>
-                                  <a:pt x="467701" y="5280"/>
-                                </a:cubicBezTo>
-                                <a:cubicBezTo>
-                                  <a:pt x="839530" y="5280"/>
-                                  <a:pt x="1535258" y="5280"/>
-                                  <a:pt x="2187963" y="5280"/>
-                                </a:cubicBezTo>
-                                <a:cubicBezTo>
-                                  <a:pt x="2840675" y="5280"/>
-                                  <a:pt x="3450355" y="5280"/>
-                                  <a:pt x="3797603" y="5280"/>
-                                </a:cubicBezTo>
-                                <a:cubicBezTo>
-                                  <a:pt x="4144852" y="5280"/>
-                                  <a:pt x="4229662" y="5280"/>
-                                  <a:pt x="4272067" y="4395"/>
-                                </a:cubicBezTo>
-                                <a:cubicBezTo>
-                                  <a:pt x="4314472" y="3518"/>
-                                  <a:pt x="4314472" y="1755"/>
-                                  <a:pt x="4327997" y="878"/>
-                                </a:cubicBezTo>
-                                <a:cubicBezTo>
-                                  <a:pt x="4341515" y="0"/>
-                                  <a:pt x="4368558" y="0"/>
-                                  <a:pt x="4382076" y="0"/>
+                                  <a:pt x="47521" y="5227"/>
+                                  <a:pt x="95042" y="5227"/>
+                                  <a:pt x="463654" y="5227"/>
+                                </a:cubicBezTo>
+                                <a:cubicBezTo>
+                                  <a:pt x="832265" y="5227"/>
+                                  <a:pt x="1521974" y="5227"/>
+                                  <a:pt x="2169030" y="5227"/>
+                                </a:cubicBezTo>
+                                <a:cubicBezTo>
+                                  <a:pt x="2816094" y="5227"/>
+                                  <a:pt x="3420499" y="5227"/>
+                                  <a:pt x="3764743" y="5227"/>
+                                </a:cubicBezTo>
+                                <a:cubicBezTo>
+                                  <a:pt x="4108986" y="5227"/>
+                                  <a:pt x="4193062" y="5227"/>
+                                  <a:pt x="4235100" y="4357"/>
+                                </a:cubicBezTo>
+                                <a:cubicBezTo>
+                                  <a:pt x="4277138" y="3487"/>
+                                  <a:pt x="4277138" y="1740"/>
+                                  <a:pt x="4290547" y="870"/>
+                                </a:cubicBezTo>
+                                <a:cubicBezTo>
+                                  <a:pt x="4303948" y="0"/>
+                                  <a:pt x="4330757" y="0"/>
+                                  <a:pt x="4344158" y="0"/>
                                 </a:cubicBezTo>
                                 <a:lnTo>
-                                  <a:pt x="4395594" y="0"/>
+                                  <a:pt x="4357559" y="0"/>
                                 </a:lnTo>
                               </a:path>
                             </a:pathLst>
                           </a:custGeom>
                           <a:noFill/>
-                          <a:ln w="14750">
+                          <a:ln w="14622">
                             <a:solidFill>
                               <a:srgbClr val="3D7A56"/>
                             </a:solidFill>
@@ -2981,8 +3001,8 @@
                         <wps:cNvCnPr/>
                         <wps:spPr>
                           <a:xfrm>
-                            <a:off x="1847959" y="3556574"/>
-                            <a:ext cx="4594794" cy="1767387"/>
+                            <a:off x="1831970" y="3525798"/>
+                            <a:ext cx="4555035" cy="1809609"/>
                           </a:xfrm>
                           <a:custGeom>
                             <a:avLst/>
@@ -2991,91 +3011,91 @@
                             <a:cxnLst/>
                             <a:rect l="0" t="0" r="r" b="b"/>
                             <a:pathLst>
-                              <a:path w="4594794" h="1767387">
+                              <a:path w="4555035" h="1809609">
                                 <a:moveTo>
                                   <a:pt x="0" y="0"/>
                                 </a:moveTo>
                                 <a:lnTo>
-                                  <a:pt x="57169" y="0"/>
+                                  <a:pt x="56675" y="0"/>
                                 </a:lnTo>
                                 <a:cubicBezTo>
-                                  <a:pt x="114339" y="0"/>
-                                  <a:pt x="228670" y="0"/>
-                                  <a:pt x="408754" y="0"/>
-                                </a:cubicBezTo>
-                                <a:cubicBezTo>
-                                  <a:pt x="588831" y="0"/>
-                                  <a:pt x="834662" y="0"/>
-                                  <a:pt x="961051" y="2662"/>
-                                </a:cubicBezTo>
-                                <a:cubicBezTo>
-                                  <a:pt x="1087440" y="5332"/>
-                                  <a:pt x="1094394" y="10671"/>
-                                  <a:pt x="1100538" y="16822"/>
-                                </a:cubicBezTo>
-                                <a:cubicBezTo>
-                                  <a:pt x="1106681" y="22965"/>
-                                  <a:pt x="1112020" y="29919"/>
-                                  <a:pt x="1114690" y="315670"/>
-                                </a:cubicBezTo>
-                                <a:cubicBezTo>
-                                  <a:pt x="1117359" y="601420"/>
-                                  <a:pt x="1117359" y="1165967"/>
-                                  <a:pt x="1120029" y="1451717"/>
-                                </a:cubicBezTo>
-                                <a:cubicBezTo>
-                                  <a:pt x="1122699" y="1737460"/>
-                                  <a:pt x="1128038" y="1744414"/>
-                                  <a:pt x="1134181" y="1750565"/>
-                                </a:cubicBezTo>
-                                <a:cubicBezTo>
-                                  <a:pt x="1140324" y="1756708"/>
-                                  <a:pt x="1147279" y="1762047"/>
-                                  <a:pt x="1363411" y="1764717"/>
-                                </a:cubicBezTo>
-                                <a:cubicBezTo>
-                                  <a:pt x="1579551" y="1767387"/>
-                                  <a:pt x="2004869" y="1767387"/>
-                                  <a:pt x="2436330" y="1767387"/>
-                                </a:cubicBezTo>
-                                <a:cubicBezTo>
-                                  <a:pt x="2867792" y="1767387"/>
-                                  <a:pt x="3305403" y="1767387"/>
-                                  <a:pt x="3524206" y="1763080"/>
-                                </a:cubicBezTo>
-                                <a:cubicBezTo>
-                                  <a:pt x="3743008" y="1758780"/>
-                                  <a:pt x="3743008" y="1750174"/>
-                                  <a:pt x="3829049" y="1745875"/>
-                                </a:cubicBezTo>
-                                <a:cubicBezTo>
-                                  <a:pt x="3915091" y="1741575"/>
-                                  <a:pt x="4087166" y="1741575"/>
-                                  <a:pt x="4215613" y="1741575"/>
-                                </a:cubicBezTo>
-                                <a:cubicBezTo>
-                                  <a:pt x="4344052" y="1741575"/>
-                                  <a:pt x="4428862" y="1741575"/>
-                                  <a:pt x="4471267" y="1739813"/>
-                                </a:cubicBezTo>
-                                <a:cubicBezTo>
-                                  <a:pt x="4513672" y="1738050"/>
-                                  <a:pt x="4513672" y="1734532"/>
-                                  <a:pt x="4527197" y="1732777"/>
-                                </a:cubicBezTo>
-                                <a:cubicBezTo>
-                                  <a:pt x="4540715" y="1731014"/>
-                                  <a:pt x="4567758" y="1731014"/>
-                                  <a:pt x="4581276" y="1731014"/>
+                                  <a:pt x="113349" y="0"/>
+                                  <a:pt x="226691" y="0"/>
+                                  <a:pt x="405217" y="0"/>
+                                </a:cubicBezTo>
+                                <a:cubicBezTo>
+                                  <a:pt x="583736" y="0"/>
+                                  <a:pt x="827440" y="0"/>
+                                  <a:pt x="952735" y="2639"/>
+                                </a:cubicBezTo>
+                                <a:cubicBezTo>
+                                  <a:pt x="1078030" y="5286"/>
+                                  <a:pt x="1084925" y="10579"/>
+                                  <a:pt x="1091015" y="16676"/>
+                                </a:cubicBezTo>
+                                <a:cubicBezTo>
+                                  <a:pt x="1097105" y="22766"/>
+                                  <a:pt x="1102398" y="29661"/>
+                                  <a:pt x="1105044" y="322523"/>
+                                </a:cubicBezTo>
+                                <a:cubicBezTo>
+                                  <a:pt x="1107691" y="615385"/>
+                                  <a:pt x="1107691" y="1194223"/>
+                                  <a:pt x="1110337" y="1487086"/>
+                                </a:cubicBezTo>
+                                <a:cubicBezTo>
+                                  <a:pt x="1112984" y="1779948"/>
+                                  <a:pt x="1118277" y="1786843"/>
+                                  <a:pt x="1124367" y="1792933"/>
+                                </a:cubicBezTo>
+                                <a:cubicBezTo>
+                                  <a:pt x="1130457" y="1799030"/>
+                                  <a:pt x="1137351" y="1804316"/>
+                                  <a:pt x="1351614" y="1806962"/>
+                                </a:cubicBezTo>
+                                <a:cubicBezTo>
+                                  <a:pt x="1565883" y="1809609"/>
+                                  <a:pt x="1987521" y="1809609"/>
+                                  <a:pt x="2415249" y="1809609"/>
+                                </a:cubicBezTo>
+                                <a:cubicBezTo>
+                                  <a:pt x="2842977" y="1809609"/>
+                                  <a:pt x="3276802" y="1809609"/>
+                                  <a:pt x="3493711" y="1805347"/>
+                                </a:cubicBezTo>
+                                <a:cubicBezTo>
+                                  <a:pt x="3710619" y="1801084"/>
+                                  <a:pt x="3710619" y="1792552"/>
+                                  <a:pt x="3795916" y="1788290"/>
+                                </a:cubicBezTo>
+                                <a:cubicBezTo>
+                                  <a:pt x="3881213" y="1784021"/>
+                                  <a:pt x="4051800" y="1784021"/>
+                                  <a:pt x="4179135" y="1784021"/>
+                                </a:cubicBezTo>
+                                <a:cubicBezTo>
+                                  <a:pt x="4306463" y="1784021"/>
+                                  <a:pt x="4390539" y="1784021"/>
+                                  <a:pt x="4432577" y="1782281"/>
+                                </a:cubicBezTo>
+                                <a:cubicBezTo>
+                                  <a:pt x="4474615" y="1780533"/>
+                                  <a:pt x="4474615" y="1777046"/>
+                                  <a:pt x="4488023" y="1775299"/>
+                                </a:cubicBezTo>
+                                <a:cubicBezTo>
+                                  <a:pt x="4501424" y="1773559"/>
+                                  <a:pt x="4528233" y="1773559"/>
+                                  <a:pt x="4541634" y="1773559"/>
                                 </a:cubicBezTo>
                                 <a:lnTo>
-                                  <a:pt x="4594794" y="1731014"/>
+                                  <a:pt x="4555035" y="1773559"/>
                                 </a:lnTo>
                               </a:path>
                             </a:pathLst>
                           </a:custGeom>
                           <a:noFill/>
-                          <a:ln w="14750">
+                          <a:ln w="14622">
                             <a:solidFill>
                               <a:srgbClr val="3D7A56"/>
                             </a:solidFill>
@@ -3090,8 +3110,8 @@
                         <wps:cNvCnPr/>
                         <wps:spPr>
                           <a:xfrm>
-                            <a:off x="2047159" y="648943"/>
-                            <a:ext cx="4395594" cy="4217272"/>
+                            <a:off x="2029446" y="643328"/>
+                            <a:ext cx="4357559" cy="4238303"/>
                           </a:xfrm>
                           <a:custGeom>
                             <a:avLst/>
@@ -3100,111 +3120,111 @@
                             <a:cxnLst/>
                             <a:rect l="0" t="0" r="r" b="b"/>
                             <a:pathLst>
-                              <a:path w="4395594" h="4217272">
+                              <a:path w="4357559" h="4238303">
                                 <a:moveTo>
                                   <a:pt x="0" y="0"/>
                                 </a:moveTo>
                                 <a:lnTo>
-                                  <a:pt x="23968" y="0"/>
+                                  <a:pt x="23761" y="0"/>
                                 </a:lnTo>
                                 <a:cubicBezTo>
-                                  <a:pt x="47936" y="0"/>
-                                  <a:pt x="95872" y="0"/>
-                                  <a:pt x="221243" y="0"/>
-                                </a:cubicBezTo>
-                                <a:cubicBezTo>
-                                  <a:pt x="346614" y="0"/>
-                                  <a:pt x="549421" y="0"/>
-                                  <a:pt x="654297" y="2670"/>
-                                </a:cubicBezTo>
-                                <a:cubicBezTo>
-                                  <a:pt x="759181" y="5339"/>
-                                  <a:pt x="766136" y="10671"/>
-                                  <a:pt x="772279" y="16822"/>
-                                </a:cubicBezTo>
-                                <a:cubicBezTo>
-                                  <a:pt x="778422" y="22965"/>
-                                  <a:pt x="783762" y="29919"/>
-                                  <a:pt x="786431" y="595233"/>
-                                </a:cubicBezTo>
-                                <a:cubicBezTo>
-                                  <a:pt x="789101" y="1160539"/>
-                                  <a:pt x="789101" y="2284211"/>
-                                  <a:pt x="791771" y="2849524"/>
-                                </a:cubicBezTo>
-                                <a:cubicBezTo>
-                                  <a:pt x="794440" y="3414838"/>
-                                  <a:pt x="799780" y="3421785"/>
-                                  <a:pt x="805923" y="3427935"/>
-                                </a:cubicBezTo>
-                                <a:cubicBezTo>
-                                  <a:pt x="812066" y="3434078"/>
-                                  <a:pt x="819020" y="3439418"/>
-                                  <a:pt x="1056665" y="3442087"/>
-                                </a:cubicBezTo>
-                                <a:cubicBezTo>
-                                  <a:pt x="1294310" y="3444757"/>
-                                  <a:pt x="1762645" y="3444757"/>
-                                  <a:pt x="2252492" y="3444757"/>
-                                </a:cubicBezTo>
-                                <a:cubicBezTo>
-                                  <a:pt x="2742339" y="3444757"/>
-                                  <a:pt x="3253699" y="3444757"/>
-                                  <a:pt x="3512848" y="3447427"/>
-                                </a:cubicBezTo>
-                                <a:cubicBezTo>
-                                  <a:pt x="3772005" y="3450096"/>
-                                  <a:pt x="3778960" y="3455436"/>
-                                  <a:pt x="3785103" y="3461579"/>
-                                </a:cubicBezTo>
-                                <a:cubicBezTo>
-                                  <a:pt x="3791254" y="3467722"/>
-                                  <a:pt x="3796593" y="3474677"/>
-                                  <a:pt x="3799255" y="3592857"/>
-                                </a:cubicBezTo>
-                                <a:cubicBezTo>
-                                  <a:pt x="3801925" y="3711031"/>
-                                  <a:pt x="3801925" y="3940438"/>
-                                  <a:pt x="3804594" y="4058619"/>
-                                </a:cubicBezTo>
-                                <a:cubicBezTo>
-                                  <a:pt x="3807264" y="4176792"/>
-                                  <a:pt x="3812603" y="4183746"/>
-                                  <a:pt x="3818747" y="4189897"/>
-                                </a:cubicBezTo>
-                                <a:cubicBezTo>
-                                  <a:pt x="3824897" y="4196040"/>
-                                  <a:pt x="3831852" y="4201379"/>
-                                  <a:pt x="3872199" y="4204049"/>
-                                </a:cubicBezTo>
-                                <a:cubicBezTo>
-                                  <a:pt x="3912546" y="4206719"/>
-                                  <a:pt x="3986294" y="4206719"/>
-                                  <a:pt x="4065573" y="4206719"/>
-                                </a:cubicBezTo>
-                                <a:cubicBezTo>
-                                  <a:pt x="4144852" y="4206719"/>
-                                  <a:pt x="4229662" y="4206719"/>
-                                  <a:pt x="4272067" y="4208474"/>
-                                </a:cubicBezTo>
-                                <a:cubicBezTo>
-                                  <a:pt x="4314472" y="4210237"/>
-                                  <a:pt x="4314472" y="4213754"/>
-                                  <a:pt x="4327997" y="4215517"/>
-                                </a:cubicBezTo>
-                                <a:cubicBezTo>
-                                  <a:pt x="4341515" y="4217272"/>
-                                  <a:pt x="4368558" y="4217272"/>
-                                  <a:pt x="4382076" y="4217272"/>
+                                  <a:pt x="47521" y="0"/>
+                                  <a:pt x="95042" y="0"/>
+                                  <a:pt x="219329" y="0"/>
+                                </a:cubicBezTo>
+                                <a:cubicBezTo>
+                                  <a:pt x="343615" y="0"/>
+                                  <a:pt x="544667" y="0"/>
+                                  <a:pt x="648636" y="2647"/>
+                                </a:cubicBezTo>
+                                <a:cubicBezTo>
+                                  <a:pt x="752612" y="5293"/>
+                                  <a:pt x="759506" y="10579"/>
+                                  <a:pt x="765596" y="16676"/>
+                                </a:cubicBezTo>
+                                <a:cubicBezTo>
+                                  <a:pt x="771686" y="22766"/>
+                                  <a:pt x="776980" y="29661"/>
+                                  <a:pt x="779626" y="590082"/>
+                                </a:cubicBezTo>
+                                <a:cubicBezTo>
+                                  <a:pt x="782273" y="1150497"/>
+                                  <a:pt x="782273" y="2264446"/>
+                                  <a:pt x="784919" y="2824867"/>
+                                </a:cubicBezTo>
+                                <a:cubicBezTo>
+                                  <a:pt x="787566" y="3385289"/>
+                                  <a:pt x="792859" y="3392176"/>
+                                  <a:pt x="798949" y="3398273"/>
+                                </a:cubicBezTo>
+                                <a:cubicBezTo>
+                                  <a:pt x="805039" y="3404363"/>
+                                  <a:pt x="811933" y="3409656"/>
+                                  <a:pt x="1047522" y="3412303"/>
+                                </a:cubicBezTo>
+                                <a:cubicBezTo>
+                                  <a:pt x="1283110" y="3414950"/>
+                                  <a:pt x="1747393" y="3414950"/>
+                                  <a:pt x="2233001" y="3414950"/>
+                                </a:cubicBezTo>
+                                <a:cubicBezTo>
+                                  <a:pt x="2718610" y="3414950"/>
+                                  <a:pt x="3225545" y="3414950"/>
+                                  <a:pt x="3482452" y="3417596"/>
+                                </a:cubicBezTo>
+                                <a:cubicBezTo>
+                                  <a:pt x="3739366" y="3420243"/>
+                                  <a:pt x="3746260" y="3425536"/>
+                                  <a:pt x="3752350" y="3431626"/>
+                                </a:cubicBezTo>
+                                <a:cubicBezTo>
+                                  <a:pt x="3758448" y="3437716"/>
+                                  <a:pt x="3763741" y="3444610"/>
+                                  <a:pt x="3766380" y="3571353"/>
+                                </a:cubicBezTo>
+                                <a:cubicBezTo>
+                                  <a:pt x="3769027" y="3698096"/>
+                                  <a:pt x="3769027" y="3944687"/>
+                                  <a:pt x="3771673" y="4071430"/>
+                                </a:cubicBezTo>
+                                <a:cubicBezTo>
+                                  <a:pt x="3774320" y="4198173"/>
+                                  <a:pt x="3779613" y="4205067"/>
+                                  <a:pt x="3785703" y="4211157"/>
+                                </a:cubicBezTo>
+                                <a:cubicBezTo>
+                                  <a:pt x="3791800" y="4217254"/>
+                                  <a:pt x="3798695" y="4222540"/>
+                                  <a:pt x="3838693" y="4225187"/>
+                                </a:cubicBezTo>
+                                <a:cubicBezTo>
+                                  <a:pt x="3878691" y="4227833"/>
+                                  <a:pt x="3951801" y="4227833"/>
+                                  <a:pt x="4030394" y="4227833"/>
+                                </a:cubicBezTo>
+                                <a:cubicBezTo>
+                                  <a:pt x="4108986" y="4227833"/>
+                                  <a:pt x="4193062" y="4227833"/>
+                                  <a:pt x="4235100" y="4229581"/>
+                                </a:cubicBezTo>
+                                <a:cubicBezTo>
+                                  <a:pt x="4277138" y="4231328"/>
+                                  <a:pt x="4277138" y="4234815"/>
+                                  <a:pt x="4290547" y="4236555"/>
+                                </a:cubicBezTo>
+                                <a:cubicBezTo>
+                                  <a:pt x="4303948" y="4238303"/>
+                                  <a:pt x="4330757" y="4238303"/>
+                                  <a:pt x="4344158" y="4238303"/>
                                 </a:cubicBezTo>
                                 <a:lnTo>
-                                  <a:pt x="4395594" y="4217272"/>
+                                  <a:pt x="4357559" y="4238303"/>
                                 </a:lnTo>
                               </a:path>
                             </a:pathLst>
                           </a:custGeom>
                           <a:noFill/>
-                          <a:ln w="14750">
+                          <a:ln w="14622">
                             <a:solidFill>
                               <a:srgbClr val="8B3344"/>
                             </a:solidFill>
@@ -3219,8 +3239,8 @@
                         <wps:cNvCnPr/>
                         <wps:spPr>
                           <a:xfrm>
-                            <a:off x="1905018" y="1446282"/>
-                            <a:ext cx="1868827" cy="4626196"/>
+                            <a:off x="1888535" y="1433767"/>
+                            <a:ext cx="1852656" cy="4643688"/>
                           </a:xfrm>
                           <a:custGeom>
                             <a:avLst/>
@@ -3229,66 +3249,66 @@
                             <a:cxnLst/>
                             <a:rect l="0" t="0" r="r" b="b"/>
                             <a:pathLst>
-                              <a:path w="1868827" h="4626196">
+                              <a:path w="1852656" h="4643688">
                                 <a:moveTo>
                                   <a:pt x="0" y="0"/>
                                 </a:moveTo>
                                 <a:lnTo>
-                                  <a:pt x="47663" y="0"/>
+                                  <a:pt x="47251" y="0"/>
                                 </a:lnTo>
                                 <a:cubicBezTo>
-                                  <a:pt x="95319" y="0"/>
-                                  <a:pt x="190631" y="0"/>
-                                  <a:pt x="296672" y="0"/>
-                                </a:cubicBezTo>
-                                <a:cubicBezTo>
-                                  <a:pt x="402714" y="0"/>
-                                  <a:pt x="519486" y="0"/>
-                                  <a:pt x="581346" y="2670"/>
-                                </a:cubicBezTo>
-                                <a:cubicBezTo>
-                                  <a:pt x="643206" y="5339"/>
-                                  <a:pt x="650160" y="10679"/>
-                                  <a:pt x="656303" y="16822"/>
-                                </a:cubicBezTo>
-                                <a:cubicBezTo>
-                                  <a:pt x="662446" y="22972"/>
-                                  <a:pt x="667786" y="29927"/>
-                                  <a:pt x="670455" y="792139"/>
-                                </a:cubicBezTo>
-                                <a:cubicBezTo>
-                                  <a:pt x="673125" y="1554359"/>
-                                  <a:pt x="673125" y="3071837"/>
-                                  <a:pt x="675795" y="3834057"/>
-                                </a:cubicBezTo>
-                                <a:cubicBezTo>
-                                  <a:pt x="678464" y="4596277"/>
-                                  <a:pt x="683804" y="4603231"/>
-                                  <a:pt x="689947" y="4609374"/>
-                                </a:cubicBezTo>
-                                <a:cubicBezTo>
-                                  <a:pt x="696090" y="4615517"/>
-                                  <a:pt x="703045" y="4620857"/>
-                                  <a:pt x="825296" y="4623526"/>
-                                </a:cubicBezTo>
-                                <a:cubicBezTo>
-                                  <a:pt x="947548" y="4626196"/>
-                                  <a:pt x="1185104" y="4626196"/>
-                                  <a:pt x="1378242" y="4626196"/>
-                                </a:cubicBezTo>
-                                <a:cubicBezTo>
-                                  <a:pt x="1571380" y="4626196"/>
-                                  <a:pt x="1720107" y="4626196"/>
-                                  <a:pt x="1794467" y="4626196"/>
+                                  <a:pt x="94494" y="0"/>
+                                  <a:pt x="188981" y="0"/>
+                                  <a:pt x="294105" y="0"/>
+                                </a:cubicBezTo>
+                                <a:cubicBezTo>
+                                  <a:pt x="399230" y="0"/>
+                                  <a:pt x="514991" y="0"/>
+                                  <a:pt x="576316" y="2647"/>
+                                </a:cubicBezTo>
+                                <a:cubicBezTo>
+                                  <a:pt x="637640" y="5293"/>
+                                  <a:pt x="644534" y="10586"/>
+                                  <a:pt x="650624" y="16676"/>
+                                </a:cubicBezTo>
+                                <a:cubicBezTo>
+                                  <a:pt x="656714" y="22774"/>
+                                  <a:pt x="662007" y="29668"/>
+                                  <a:pt x="664654" y="794870"/>
+                                </a:cubicBezTo>
+                                <a:cubicBezTo>
+                                  <a:pt x="667301" y="1560079"/>
+                                  <a:pt x="667301" y="3083610"/>
+                                  <a:pt x="669947" y="3848819"/>
+                                </a:cubicBezTo>
+                                <a:cubicBezTo>
+                                  <a:pt x="672594" y="4614020"/>
+                                  <a:pt x="677887" y="4620914"/>
+                                  <a:pt x="683977" y="4627012"/>
+                                </a:cubicBezTo>
+                                <a:cubicBezTo>
+                                  <a:pt x="690067" y="4633102"/>
+                                  <a:pt x="696961" y="4638395"/>
+                                  <a:pt x="818155" y="4641042"/>
+                                </a:cubicBezTo>
+                                <a:cubicBezTo>
+                                  <a:pt x="939349" y="4643688"/>
+                                  <a:pt x="1174849" y="4643688"/>
+                                  <a:pt x="1366316" y="4643688"/>
+                                </a:cubicBezTo>
+                                <a:cubicBezTo>
+                                  <a:pt x="1557783" y="4643688"/>
+                                  <a:pt x="1705223" y="4643688"/>
+                                  <a:pt x="1778939" y="4643688"/>
                                 </a:cubicBezTo>
                                 <a:lnTo>
-                                  <a:pt x="1868827" y="4626196"/>
+                                  <a:pt x="1852656" y="4643688"/>
                                 </a:lnTo>
                               </a:path>
                             </a:pathLst>
                           </a:custGeom>
                           <a:noFill/>
-                          <a:ln w="14750">
+                          <a:ln w="14622">
                             <a:solidFill>
                               <a:srgbClr val="8B3344"/>
                             </a:solidFill>
@@ -3303,8 +3323,8 @@
                         <wps:cNvCnPr/>
                         <wps:spPr>
                           <a:xfrm>
-                            <a:off x="2047159" y="648943"/>
-                            <a:ext cx="1726685" cy="5379286"/>
+                            <a:off x="2029446" y="643328"/>
+                            <a:ext cx="1711744" cy="5390261"/>
                           </a:xfrm>
                           <a:custGeom>
                             <a:avLst/>
@@ -3313,96 +3333,96 @@
                             <a:cxnLst/>
                             <a:rect l="0" t="0" r="r" b="b"/>
                             <a:pathLst>
-                              <a:path w="1726685" h="5379286">
+                              <a:path w="1711744" h="5390261">
                                 <a:moveTo>
                                   <a:pt x="0" y="0"/>
                                 </a:moveTo>
                                 <a:lnTo>
-                                  <a:pt x="23968" y="0"/>
+                                  <a:pt x="23761" y="0"/>
                                 </a:lnTo>
                                 <a:cubicBezTo>
-                                  <a:pt x="47936" y="0"/>
-                                  <a:pt x="95872" y="0"/>
-                                  <a:pt x="221243" y="0"/>
-                                </a:cubicBezTo>
-                                <a:cubicBezTo>
-                                  <a:pt x="346614" y="0"/>
-                                  <a:pt x="549421" y="0"/>
-                                  <a:pt x="654297" y="2670"/>
-                                </a:cubicBezTo>
-                                <a:cubicBezTo>
-                                  <a:pt x="759181" y="5339"/>
-                                  <a:pt x="766136" y="10671"/>
-                                  <a:pt x="772279" y="16822"/>
-                                </a:cubicBezTo>
-                                <a:cubicBezTo>
-                                  <a:pt x="778422" y="22965"/>
-                                  <a:pt x="783762" y="29919"/>
-                                  <a:pt x="786431" y="906588"/>
-                                </a:cubicBezTo>
-                                <a:cubicBezTo>
-                                  <a:pt x="789101" y="1783257"/>
-                                  <a:pt x="789101" y="3529648"/>
-                                  <a:pt x="791771" y="4406324"/>
-                                </a:cubicBezTo>
-                                <a:cubicBezTo>
-                                  <a:pt x="794440" y="5282993"/>
-                                  <a:pt x="799780" y="5289948"/>
-                                  <a:pt x="805923" y="5296091"/>
-                                </a:cubicBezTo>
-                                <a:cubicBezTo>
-                                  <a:pt x="812066" y="5302234"/>
-                                  <a:pt x="819020" y="5307574"/>
-                                  <a:pt x="898255" y="5310243"/>
-                                </a:cubicBezTo>
-                                <a:cubicBezTo>
-                                  <a:pt x="977489" y="5312913"/>
-                                  <a:pt x="1128997" y="5312913"/>
-                                  <a:pt x="1241020" y="5312913"/>
-                                </a:cubicBezTo>
-                                <a:cubicBezTo>
-                                  <a:pt x="1353035" y="5312913"/>
-                                  <a:pt x="1425551" y="5312913"/>
-                                  <a:pt x="1467956" y="5312913"/>
-                                </a:cubicBezTo>
-                                <a:cubicBezTo>
-                                  <a:pt x="1510361" y="5312913"/>
-                                  <a:pt x="1522655" y="5312913"/>
-                                  <a:pt x="1528798" y="5319056"/>
-                                </a:cubicBezTo>
-                                <a:cubicBezTo>
-                                  <a:pt x="1534941" y="5325207"/>
-                                  <a:pt x="1534941" y="5337493"/>
-                                  <a:pt x="1534941" y="5342412"/>
-                                </a:cubicBezTo>
-                                <a:cubicBezTo>
-                                  <a:pt x="1534941" y="5347331"/>
-                                  <a:pt x="1534941" y="5344868"/>
-                                  <a:pt x="1534941" y="5349787"/>
-                                </a:cubicBezTo>
-                                <a:cubicBezTo>
-                                  <a:pt x="1534941" y="5354706"/>
-                                  <a:pt x="1534941" y="5366992"/>
-                                  <a:pt x="1541092" y="5373143"/>
-                                </a:cubicBezTo>
-                                <a:cubicBezTo>
-                                  <a:pt x="1547235" y="5379286"/>
-                                  <a:pt x="1559529" y="5379286"/>
-                                  <a:pt x="1591484" y="5379286"/>
-                                </a:cubicBezTo>
-                                <a:cubicBezTo>
-                                  <a:pt x="1623439" y="5379286"/>
-                                  <a:pt x="1675062" y="5379286"/>
-                                  <a:pt x="1700874" y="5379286"/>
+                                  <a:pt x="47521" y="0"/>
+                                  <a:pt x="95042" y="0"/>
+                                  <a:pt x="219329" y="0"/>
+                                </a:cubicBezTo>
+                                <a:cubicBezTo>
+                                  <a:pt x="343615" y="0"/>
+                                  <a:pt x="544667" y="0"/>
+                                  <a:pt x="648636" y="2647"/>
+                                </a:cubicBezTo>
+                                <a:cubicBezTo>
+                                  <a:pt x="752612" y="5293"/>
+                                  <a:pt x="759506" y="10579"/>
+                                  <a:pt x="765596" y="16676"/>
+                                </a:cubicBezTo>
+                                <a:cubicBezTo>
+                                  <a:pt x="771686" y="22766"/>
+                                  <a:pt x="776980" y="29661"/>
+                                  <a:pt x="779626" y="908328"/>
+                                </a:cubicBezTo>
+                                <a:cubicBezTo>
+                                  <a:pt x="782273" y="1787003"/>
+                                  <a:pt x="782273" y="3537452"/>
+                                  <a:pt x="784919" y="4416127"/>
+                                </a:cubicBezTo>
+                                <a:cubicBezTo>
+                                  <a:pt x="787566" y="5294795"/>
+                                  <a:pt x="792859" y="5301689"/>
+                                  <a:pt x="798949" y="5307787"/>
+                                </a:cubicBezTo>
+                                <a:cubicBezTo>
+                                  <a:pt x="805039" y="5313877"/>
+                                  <a:pt x="811933" y="5319170"/>
+                                  <a:pt x="890482" y="5321816"/>
+                                </a:cubicBezTo>
+                                <a:cubicBezTo>
+                                  <a:pt x="969031" y="5324463"/>
+                                  <a:pt x="1119228" y="5324463"/>
+                                  <a:pt x="1230281" y="5324463"/>
+                                </a:cubicBezTo>
+                                <a:cubicBezTo>
+                                  <a:pt x="1341327" y="5324463"/>
+                                  <a:pt x="1413216" y="5324463"/>
+                                  <a:pt x="1455254" y="5324463"/>
+                                </a:cubicBezTo>
+                                <a:cubicBezTo>
+                                  <a:pt x="1497292" y="5324463"/>
+                                  <a:pt x="1509479" y="5324463"/>
+                                  <a:pt x="1515569" y="5330553"/>
+                                </a:cubicBezTo>
+                                <a:cubicBezTo>
+                                  <a:pt x="1521659" y="5336643"/>
+                                  <a:pt x="1521659" y="5348830"/>
+                                  <a:pt x="1521659" y="5353707"/>
+                                </a:cubicBezTo>
+                                <a:cubicBezTo>
+                                  <a:pt x="1521659" y="5358576"/>
+                                  <a:pt x="1521659" y="5356141"/>
+                                  <a:pt x="1521659" y="5361018"/>
+                                </a:cubicBezTo>
+                                <a:cubicBezTo>
+                                  <a:pt x="1521659" y="5365887"/>
+                                  <a:pt x="1521659" y="5378074"/>
+                                  <a:pt x="1527757" y="5384164"/>
+                                </a:cubicBezTo>
+                                <a:cubicBezTo>
+                                  <a:pt x="1533847" y="5390261"/>
+                                  <a:pt x="1546034" y="5390261"/>
+                                  <a:pt x="1577713" y="5390261"/>
+                                </a:cubicBezTo>
+                                <a:cubicBezTo>
+                                  <a:pt x="1609391" y="5390261"/>
+                                  <a:pt x="1660568" y="5390261"/>
+                                  <a:pt x="1686156" y="5390261"/>
                                 </a:cubicBezTo>
                                 <a:lnTo>
-                                  <a:pt x="1726685" y="5379286"/>
+                                  <a:pt x="1711744" y="5390261"/>
                                 </a:lnTo>
                               </a:path>
                             </a:pathLst>
                           </a:custGeom>
                           <a:noFill/>
-                          <a:ln w="14750">
+                          <a:ln w="14622">
                             <a:solidFill>
                               <a:srgbClr val="8B3344"/>
                             </a:solidFill>
@@ -3417,8 +3437,8 @@
                         <wps:cNvCnPr/>
                         <wps:spPr>
                           <a:xfrm>
-                            <a:off x="1905018" y="1446282"/>
-                            <a:ext cx="4537736" cy="3525275"/>
+                            <a:off x="1888535" y="1433767"/>
+                            <a:ext cx="4498471" cy="3552293"/>
                           </a:xfrm>
                           <a:custGeom>
                             <a:avLst/>
@@ -3427,111 +3447,111 @@
                             <a:cxnLst/>
                             <a:rect l="0" t="0" r="r" b="b"/>
                             <a:pathLst>
-                              <a:path w="4537736" h="3525275">
+                              <a:path w="4498471" h="3552293">
                                 <a:moveTo>
                                   <a:pt x="0" y="0"/>
                                 </a:moveTo>
                                 <a:lnTo>
-                                  <a:pt x="47663" y="0"/>
+                                  <a:pt x="47251" y="0"/>
                                 </a:lnTo>
                                 <a:cubicBezTo>
-                                  <a:pt x="95319" y="0"/>
-                                  <a:pt x="190631" y="0"/>
-                                  <a:pt x="296672" y="0"/>
-                                </a:cubicBezTo>
-                                <a:cubicBezTo>
-                                  <a:pt x="402714" y="0"/>
-                                  <a:pt x="519486" y="0"/>
-                                  <a:pt x="581346" y="2670"/>
-                                </a:cubicBezTo>
-                                <a:cubicBezTo>
-                                  <a:pt x="643206" y="5339"/>
-                                  <a:pt x="650160" y="10679"/>
-                                  <a:pt x="656303" y="16822"/>
-                                </a:cubicBezTo>
-                                <a:cubicBezTo>
-                                  <a:pt x="662446" y="22972"/>
-                                  <a:pt x="667786" y="29927"/>
-                                  <a:pt x="670455" y="485083"/>
-                                </a:cubicBezTo>
-                                <a:cubicBezTo>
-                                  <a:pt x="673125" y="940247"/>
-                                  <a:pt x="673125" y="1843612"/>
-                                  <a:pt x="675795" y="2298769"/>
-                                </a:cubicBezTo>
-                                <a:cubicBezTo>
-                                  <a:pt x="678464" y="2753933"/>
-                                  <a:pt x="683804" y="2760880"/>
-                                  <a:pt x="689947" y="2767030"/>
-                                </a:cubicBezTo>
-                                <a:cubicBezTo>
-                                  <a:pt x="696090" y="2773173"/>
-                                  <a:pt x="703045" y="2778513"/>
-                                  <a:pt x="983706" y="2781182"/>
-                                </a:cubicBezTo>
-                                <a:cubicBezTo>
-                                  <a:pt x="1264376" y="2783852"/>
-                                  <a:pt x="1818752" y="2783852"/>
-                                  <a:pt x="2330104" y="2783852"/>
-                                </a:cubicBezTo>
-                                <a:cubicBezTo>
-                                  <a:pt x="2841464" y="2783852"/>
-                                  <a:pt x="3309799" y="2783852"/>
-                                  <a:pt x="3547443" y="2786522"/>
-                                </a:cubicBezTo>
-                                <a:cubicBezTo>
-                                  <a:pt x="3785088" y="2789191"/>
-                                  <a:pt x="3792043" y="2794531"/>
-                                  <a:pt x="3798186" y="2800674"/>
-                                </a:cubicBezTo>
-                                <a:cubicBezTo>
-                                  <a:pt x="3804336" y="2806817"/>
-                                  <a:pt x="3809676" y="2813771"/>
-                                  <a:pt x="3812338" y="2927645"/>
-                                </a:cubicBezTo>
-                                <a:cubicBezTo>
-                                  <a:pt x="3815008" y="3041527"/>
-                                  <a:pt x="3815008" y="3262327"/>
-                                  <a:pt x="3817677" y="3376201"/>
-                                </a:cubicBezTo>
-                                <a:cubicBezTo>
-                                  <a:pt x="3820347" y="3490075"/>
-                                  <a:pt x="3825686" y="3497030"/>
-                                  <a:pt x="3831830" y="3503180"/>
-                                </a:cubicBezTo>
-                                <a:cubicBezTo>
-                                  <a:pt x="3837980" y="3509323"/>
-                                  <a:pt x="3844935" y="3514663"/>
-                                  <a:pt x="3906794" y="3517332"/>
-                                </a:cubicBezTo>
-                                <a:cubicBezTo>
-                                  <a:pt x="3968654" y="3520002"/>
-                                  <a:pt x="4085419" y="3520002"/>
-                                  <a:pt x="4186210" y="3520002"/>
-                                </a:cubicBezTo>
-                                <a:cubicBezTo>
-                                  <a:pt x="4286993" y="3520002"/>
-                                  <a:pt x="4371803" y="3520002"/>
-                                  <a:pt x="4414208" y="3520880"/>
-                                </a:cubicBezTo>
-                                <a:cubicBezTo>
-                                  <a:pt x="4456613" y="3521757"/>
-                                  <a:pt x="4456613" y="3523520"/>
-                                  <a:pt x="4470138" y="3524397"/>
-                                </a:cubicBezTo>
-                                <a:cubicBezTo>
-                                  <a:pt x="4483656" y="3525275"/>
-                                  <a:pt x="4510700" y="3525275"/>
-                                  <a:pt x="4524218" y="3525275"/>
+                                  <a:pt x="94494" y="0"/>
+                                  <a:pt x="188981" y="0"/>
+                                  <a:pt x="294105" y="0"/>
+                                </a:cubicBezTo>
+                                <a:cubicBezTo>
+                                  <a:pt x="399230" y="0"/>
+                                  <a:pt x="514991" y="0"/>
+                                  <a:pt x="576316" y="2647"/>
+                                </a:cubicBezTo>
+                                <a:cubicBezTo>
+                                  <a:pt x="637640" y="5293"/>
+                                  <a:pt x="644534" y="10586"/>
+                                  <a:pt x="650624" y="16676"/>
+                                </a:cubicBezTo>
+                                <a:cubicBezTo>
+                                  <a:pt x="656714" y="22774"/>
+                                  <a:pt x="662007" y="29668"/>
+                                  <a:pt x="664654" y="480886"/>
+                                </a:cubicBezTo>
+                                <a:cubicBezTo>
+                                  <a:pt x="667301" y="932111"/>
+                                  <a:pt x="667301" y="1827660"/>
+                                  <a:pt x="669947" y="2278878"/>
+                                </a:cubicBezTo>
+                                <a:cubicBezTo>
+                                  <a:pt x="672594" y="2730103"/>
+                                  <a:pt x="677887" y="2736990"/>
+                                  <a:pt x="683977" y="2743087"/>
+                                </a:cubicBezTo>
+                                <a:cubicBezTo>
+                                  <a:pt x="690067" y="2749177"/>
+                                  <a:pt x="696961" y="2754470"/>
+                                  <a:pt x="975194" y="2757117"/>
+                                </a:cubicBezTo>
+                                <a:cubicBezTo>
+                                  <a:pt x="1253435" y="2759763"/>
+                                  <a:pt x="1803014" y="2759763"/>
+                                  <a:pt x="2309942" y="2759763"/>
+                                </a:cubicBezTo>
+                                <a:cubicBezTo>
+                                  <a:pt x="2816876" y="2759763"/>
+                                  <a:pt x="3281159" y="2759763"/>
+                                  <a:pt x="3516747" y="2762410"/>
+                                </a:cubicBezTo>
+                                <a:cubicBezTo>
+                                  <a:pt x="3752336" y="2765056"/>
+                                  <a:pt x="3759230" y="2770350"/>
+                                  <a:pt x="3765320" y="2776440"/>
+                                </a:cubicBezTo>
+                                <a:cubicBezTo>
+                                  <a:pt x="3771417" y="2782530"/>
+                                  <a:pt x="3776711" y="2789424"/>
+                                  <a:pt x="3779350" y="2911904"/>
+                                </a:cubicBezTo>
+                                <a:cubicBezTo>
+                                  <a:pt x="3781996" y="3034378"/>
+                                  <a:pt x="3781996" y="3272444"/>
+                                  <a:pt x="3784643" y="3394918"/>
+                                </a:cubicBezTo>
+                                <a:cubicBezTo>
+                                  <a:pt x="3787290" y="3517398"/>
+                                  <a:pt x="3792583" y="3524292"/>
+                                  <a:pt x="3798673" y="3530382"/>
+                                </a:cubicBezTo>
+                                <a:cubicBezTo>
+                                  <a:pt x="3804770" y="3536480"/>
+                                  <a:pt x="3811664" y="3541766"/>
+                                  <a:pt x="3872989" y="3544412"/>
+                                </a:cubicBezTo>
+                                <a:cubicBezTo>
+                                  <a:pt x="3934313" y="3547059"/>
+                                  <a:pt x="4050067" y="3547059"/>
+                                  <a:pt x="4149986" y="3547059"/>
+                                </a:cubicBezTo>
+                                <a:cubicBezTo>
+                                  <a:pt x="4249898" y="3547059"/>
+                                  <a:pt x="4333974" y="3547059"/>
+                                  <a:pt x="4376012" y="3547936"/>
+                                </a:cubicBezTo>
+                                <a:cubicBezTo>
+                                  <a:pt x="4418050" y="3548806"/>
+                                  <a:pt x="4418050" y="3550553"/>
+                                  <a:pt x="4431458" y="3551423"/>
+                                </a:cubicBezTo>
+                                <a:cubicBezTo>
+                                  <a:pt x="4444859" y="3552293"/>
+                                  <a:pt x="4471669" y="3552293"/>
+                                  <a:pt x="4485070" y="3552293"/>
                                 </a:cubicBezTo>
                                 <a:lnTo>
-                                  <a:pt x="4537736" y="3525275"/>
+                                  <a:pt x="4498471" y="3552293"/>
                                 </a:lnTo>
                               </a:path>
                             </a:pathLst>
                           </a:custGeom>
                           <a:noFill/>
-                          <a:ln w="14750">
+                          <a:ln w="14622">
                             <a:solidFill>
                               <a:srgbClr val="8B3344"/>
                             </a:solidFill>
@@ -3546,8 +3566,8 @@
                         <wps:cNvCnPr/>
                         <wps:spPr>
                           <a:xfrm>
-                            <a:off x="1915711" y="4322967"/>
-                            <a:ext cx="4527042" cy="1137426"/>
+                            <a:off x="1797177" y="4314322"/>
+                            <a:ext cx="4589828" cy="1156338"/>
                           </a:xfrm>
                           <a:custGeom>
                             <a:avLst/>
@@ -3556,111 +3576,111 @@
                             <a:cxnLst/>
                             <a:rect l="0" t="0" r="r" b="b"/>
                             <a:pathLst>
-                              <a:path w="4527042" h="1137426">
+                              <a:path w="4589828" h="1156338">
                                 <a:moveTo>
                                   <a:pt x="0" y="0"/>
                                 </a:moveTo>
                                 <a:lnTo>
-                                  <a:pt x="45871" y="0"/>
+                                  <a:pt x="62472" y="0"/>
                                 </a:lnTo>
                                 <a:cubicBezTo>
-                                  <a:pt x="91750" y="0"/>
-                                  <a:pt x="183499" y="0"/>
-                                  <a:pt x="266251" y="0"/>
-                                </a:cubicBezTo>
-                                <a:cubicBezTo>
-                                  <a:pt x="349004" y="0"/>
-                                  <a:pt x="422752" y="0"/>
-                                  <a:pt x="463099" y="2670"/>
-                                </a:cubicBezTo>
-                                <a:cubicBezTo>
-                                  <a:pt x="503454" y="5339"/>
-                                  <a:pt x="510408" y="10679"/>
-                                  <a:pt x="516551" y="16829"/>
-                                </a:cubicBezTo>
-                                <a:cubicBezTo>
-                                  <a:pt x="522695" y="22972"/>
-                                  <a:pt x="528034" y="29927"/>
-                                  <a:pt x="530704" y="210683"/>
-                                </a:cubicBezTo>
-                                <a:cubicBezTo>
-                                  <a:pt x="533373" y="391438"/>
-                                  <a:pt x="533373" y="745995"/>
-                                  <a:pt x="536043" y="926751"/>
-                                </a:cubicBezTo>
-                                <a:cubicBezTo>
-                                  <a:pt x="538713" y="1107499"/>
-                                  <a:pt x="544052" y="1114454"/>
-                                  <a:pt x="550195" y="1120604"/>
-                                </a:cubicBezTo>
-                                <a:cubicBezTo>
-                                  <a:pt x="556338" y="1126748"/>
-                                  <a:pt x="563293" y="1132087"/>
-                                  <a:pt x="865467" y="1134757"/>
-                                </a:cubicBezTo>
-                                <a:cubicBezTo>
-                                  <a:pt x="1167641" y="1137426"/>
-                                  <a:pt x="1765034" y="1137426"/>
-                                  <a:pt x="2276394" y="1137426"/>
-                                </a:cubicBezTo>
-                                <a:cubicBezTo>
-                                  <a:pt x="2787753" y="1137426"/>
-                                  <a:pt x="3213064" y="1137426"/>
-                                  <a:pt x="3431873" y="1137426"/>
-                                </a:cubicBezTo>
-                                <a:cubicBezTo>
-                                  <a:pt x="3650676" y="1137426"/>
-                                  <a:pt x="3662969" y="1137426"/>
-                                  <a:pt x="3669113" y="1131276"/>
-                                </a:cubicBezTo>
-                                <a:cubicBezTo>
-                                  <a:pt x="3675256" y="1125132"/>
-                                  <a:pt x="3675256" y="1112839"/>
-                                  <a:pt x="3675256" y="1110383"/>
-                                </a:cubicBezTo>
-                                <a:cubicBezTo>
-                                  <a:pt x="3675256" y="1107927"/>
-                                  <a:pt x="3675256" y="1115302"/>
-                                  <a:pt x="3675256" y="1112839"/>
-                                </a:cubicBezTo>
-                                <a:cubicBezTo>
-                                  <a:pt x="3675256" y="1110383"/>
-                                  <a:pt x="3675256" y="1098089"/>
-                                  <a:pt x="3681406" y="1091946"/>
-                                </a:cubicBezTo>
-                                <a:cubicBezTo>
-                                  <a:pt x="3687549" y="1085803"/>
-                                  <a:pt x="3699843" y="1085803"/>
-                                  <a:pt x="3785877" y="1085803"/>
-                                </a:cubicBezTo>
-                                <a:cubicBezTo>
-                                  <a:pt x="3871919" y="1085803"/>
-                                  <a:pt x="4031708" y="1085803"/>
-                                  <a:pt x="4154004" y="1085803"/>
-                                </a:cubicBezTo>
-                                <a:cubicBezTo>
-                                  <a:pt x="4276300" y="1085803"/>
-                                  <a:pt x="4361110" y="1085803"/>
-                                  <a:pt x="4403515" y="1083163"/>
-                                </a:cubicBezTo>
-                                <a:cubicBezTo>
-                                  <a:pt x="4445920" y="1080522"/>
-                                  <a:pt x="4445920" y="1075242"/>
-                                  <a:pt x="4459445" y="1072602"/>
-                                </a:cubicBezTo>
-                                <a:cubicBezTo>
-                                  <a:pt x="4472963" y="1069962"/>
-                                  <a:pt x="4500006" y="1069962"/>
-                                  <a:pt x="4513524" y="1069962"/>
+                                  <a:pt x="124944" y="0"/>
+                                  <a:pt x="249889" y="0"/>
+                                  <a:pt x="348916" y="0"/>
+                                </a:cubicBezTo>
+                                <a:cubicBezTo>
+                                  <a:pt x="447943" y="0"/>
+                                  <a:pt x="521052" y="0"/>
+                                  <a:pt x="561050" y="2647"/>
+                                </a:cubicBezTo>
+                                <a:cubicBezTo>
+                                  <a:pt x="601056" y="5293"/>
+                                  <a:pt x="607950" y="10586"/>
+                                  <a:pt x="614040" y="16676"/>
+                                </a:cubicBezTo>
+                                <a:cubicBezTo>
+                                  <a:pt x="620130" y="22774"/>
+                                  <a:pt x="625423" y="29661"/>
+                                  <a:pt x="628070" y="213648"/>
+                                </a:cubicBezTo>
+                                <a:cubicBezTo>
+                                  <a:pt x="630717" y="397636"/>
+                                  <a:pt x="630717" y="758710"/>
+                                  <a:pt x="633363" y="942697"/>
+                                </a:cubicBezTo>
+                                <a:cubicBezTo>
+                                  <a:pt x="636010" y="1126677"/>
+                                  <a:pt x="641303" y="1133572"/>
+                                  <a:pt x="647393" y="1139662"/>
+                                </a:cubicBezTo>
+                                <a:cubicBezTo>
+                                  <a:pt x="653483" y="1145759"/>
+                                  <a:pt x="660377" y="1151045"/>
+                                  <a:pt x="959936" y="1153691"/>
+                                </a:cubicBezTo>
+                                <a:cubicBezTo>
+                                  <a:pt x="1259496" y="1156338"/>
+                                  <a:pt x="1851720" y="1156338"/>
+                                  <a:pt x="2358655" y="1156338"/>
+                                </a:cubicBezTo>
+                                <a:cubicBezTo>
+                                  <a:pt x="2865589" y="1156338"/>
+                                  <a:pt x="3287220" y="1156338"/>
+                                  <a:pt x="3504136" y="1156338"/>
+                                </a:cubicBezTo>
+                                <a:cubicBezTo>
+                                  <a:pt x="3721045" y="1156338"/>
+                                  <a:pt x="3733232" y="1156338"/>
+                                  <a:pt x="3739322" y="1150248"/>
+                                </a:cubicBezTo>
+                                <a:cubicBezTo>
+                                  <a:pt x="3745412" y="1144158"/>
+                                  <a:pt x="3745412" y="1131971"/>
+                                  <a:pt x="3745412" y="1129536"/>
+                                </a:cubicBezTo>
+                                <a:cubicBezTo>
+                                  <a:pt x="3745412" y="1127094"/>
+                                  <a:pt x="3745412" y="1134405"/>
+                                  <a:pt x="3745412" y="1131971"/>
+                                </a:cubicBezTo>
+                                <a:cubicBezTo>
+                                  <a:pt x="3745412" y="1129536"/>
+                                  <a:pt x="3745412" y="1117349"/>
+                                  <a:pt x="3751510" y="1111259"/>
+                                </a:cubicBezTo>
+                                <a:cubicBezTo>
+                                  <a:pt x="3757600" y="1105161"/>
+                                  <a:pt x="3769787" y="1105161"/>
+                                  <a:pt x="3855077" y="1105161"/>
+                                </a:cubicBezTo>
+                                <a:cubicBezTo>
+                                  <a:pt x="3940374" y="1105161"/>
+                                  <a:pt x="4098780" y="1105161"/>
+                                  <a:pt x="4220018" y="1105161"/>
+                                </a:cubicBezTo>
+                                <a:cubicBezTo>
+                                  <a:pt x="4341256" y="1105161"/>
+                                  <a:pt x="4425332" y="1105161"/>
+                                  <a:pt x="4467370" y="1102544"/>
+                                </a:cubicBezTo>
+                                <a:cubicBezTo>
+                                  <a:pt x="4509408" y="1099934"/>
+                                  <a:pt x="4509408" y="1094699"/>
+                                  <a:pt x="4522816" y="1092082"/>
+                                </a:cubicBezTo>
+                                <a:cubicBezTo>
+                                  <a:pt x="4536217" y="1089465"/>
+                                  <a:pt x="4563026" y="1089465"/>
+                                  <a:pt x="4576427" y="1089465"/>
                                 </a:cubicBezTo>
                                 <a:lnTo>
-                                  <a:pt x="4527042" y="1069962"/>
+                                  <a:pt x="4589828" y="1089465"/>
                                 </a:lnTo>
                               </a:path>
                             </a:pathLst>
                           </a:custGeom>
                           <a:noFill/>
-                          <a:ln w="14750">
+                          <a:ln w="14622">
                             <a:solidFill>
                               <a:srgbClr val="3D7A56"/>
                             </a:solidFill>
@@ -3675,8 +3695,8 @@
                         <wps:cNvCnPr/>
                         <wps:spPr>
                           <a:xfrm>
-                            <a:off x="2047159" y="2469856"/>
-                            <a:ext cx="4395594" cy="2607049"/>
+                            <a:off x="2029446" y="2448484"/>
+                            <a:ext cx="4357559" cy="2642006"/>
                           </a:xfrm>
                           <a:custGeom>
                             <a:avLst/>
@@ -3685,101 +3705,101 @@
                             <a:cxnLst/>
                             <a:rect l="0" t="0" r="r" b="b"/>
                             <a:pathLst>
-                              <a:path w="4395594" h="2607049">
+                              <a:path w="4357559" h="2642006">
                                 <a:moveTo>
                                   <a:pt x="0" y="0"/>
                                 </a:moveTo>
                                 <a:lnTo>
-                                  <a:pt x="23968" y="0"/>
+                                  <a:pt x="23761" y="0"/>
                                 </a:lnTo>
                                 <a:cubicBezTo>
-                                  <a:pt x="47936" y="0"/>
-                                  <a:pt x="95872" y="0"/>
-                                  <a:pt x="199731" y="0"/>
-                                </a:cubicBezTo>
-                                <a:cubicBezTo>
-                                  <a:pt x="303597" y="0"/>
-                                  <a:pt x="463379" y="0"/>
-                                  <a:pt x="546751" y="2670"/>
-                                </a:cubicBezTo>
-                                <a:cubicBezTo>
-                                  <a:pt x="630123" y="5339"/>
-                                  <a:pt x="637077" y="10671"/>
-                                  <a:pt x="643220" y="16822"/>
-                                </a:cubicBezTo>
-                                <a:cubicBezTo>
-                                  <a:pt x="649364" y="22965"/>
-                                  <a:pt x="654703" y="29919"/>
-                                  <a:pt x="657373" y="337219"/>
-                                </a:cubicBezTo>
-                                <a:cubicBezTo>
-                                  <a:pt x="660042" y="644526"/>
-                                  <a:pt x="660042" y="1252178"/>
-                                  <a:pt x="662712" y="1559485"/>
-                                </a:cubicBezTo>
-                                <a:cubicBezTo>
-                                  <a:pt x="665382" y="1866791"/>
-                                  <a:pt x="670721" y="1873738"/>
-                                  <a:pt x="676864" y="1879889"/>
-                                </a:cubicBezTo>
-                                <a:cubicBezTo>
-                                  <a:pt x="683007" y="1886032"/>
-                                  <a:pt x="689962" y="1891372"/>
-                                  <a:pt x="949119" y="1894041"/>
-                                </a:cubicBezTo>
-                                <a:cubicBezTo>
-                                  <a:pt x="1208268" y="1896711"/>
-                                  <a:pt x="1719628" y="1896711"/>
-                                  <a:pt x="2187963" y="1896711"/>
-                                </a:cubicBezTo>
-                                <a:cubicBezTo>
-                                  <a:pt x="2656305" y="1896711"/>
-                                  <a:pt x="3081616" y="1896711"/>
-                                  <a:pt x="3297756" y="1899381"/>
-                                </a:cubicBezTo>
-                                <a:cubicBezTo>
-                                  <a:pt x="3513888" y="1902050"/>
-                                  <a:pt x="3520843" y="1907390"/>
-                                  <a:pt x="3526986" y="1913533"/>
-                                </a:cubicBezTo>
-                                <a:cubicBezTo>
-                                  <a:pt x="3533136" y="1919676"/>
-                                  <a:pt x="3538476" y="1926630"/>
-                                  <a:pt x="3541138" y="2036205"/>
-                                </a:cubicBezTo>
-                                <a:cubicBezTo>
-                                  <a:pt x="3543808" y="2145779"/>
-                                  <a:pt x="3543808" y="2357973"/>
-                                  <a:pt x="3546477" y="2467548"/>
-                                </a:cubicBezTo>
-                                <a:cubicBezTo>
-                                  <a:pt x="3549147" y="2577122"/>
-                                  <a:pt x="3554486" y="2584077"/>
-                                  <a:pt x="3560630" y="2590227"/>
-                                </a:cubicBezTo>
-                                <a:cubicBezTo>
-                                  <a:pt x="3566780" y="2596370"/>
-                                  <a:pt x="3573735" y="2601710"/>
-                                  <a:pt x="3657099" y="2604379"/>
-                                </a:cubicBezTo>
-                                <a:cubicBezTo>
-                                  <a:pt x="3740471" y="2607049"/>
-                                  <a:pt x="3900260" y="2607049"/>
-                                  <a:pt x="4036074" y="2607049"/>
-                                </a:cubicBezTo>
-                                <a:cubicBezTo>
-                                  <a:pt x="4171895" y="2607049"/>
-                                  <a:pt x="4283748" y="2607049"/>
-                                  <a:pt x="4339671" y="2607049"/>
+                                  <a:pt x="47521" y="0"/>
+                                  <a:pt x="95042" y="0"/>
+                                  <a:pt x="198003" y="0"/>
+                                </a:cubicBezTo>
+                                <a:cubicBezTo>
+                                  <a:pt x="300970" y="0"/>
+                                  <a:pt x="459370" y="0"/>
+                                  <a:pt x="542020" y="2647"/>
+                                </a:cubicBezTo>
+                                <a:cubicBezTo>
+                                  <a:pt x="624670" y="5293"/>
+                                  <a:pt x="631565" y="10579"/>
+                                  <a:pt x="637655" y="16676"/>
+                                </a:cubicBezTo>
+                                <a:cubicBezTo>
+                                  <a:pt x="643745" y="22766"/>
+                                  <a:pt x="649038" y="29661"/>
+                                  <a:pt x="651684" y="334301"/>
+                                </a:cubicBezTo>
+                                <a:cubicBezTo>
+                                  <a:pt x="654331" y="638949"/>
+                                  <a:pt x="654331" y="1241343"/>
+                                  <a:pt x="656978" y="1545990"/>
+                                </a:cubicBezTo>
+                                <a:cubicBezTo>
+                                  <a:pt x="659624" y="1850638"/>
+                                  <a:pt x="664917" y="1857525"/>
+                                  <a:pt x="671007" y="1863622"/>
+                                </a:cubicBezTo>
+                                <a:cubicBezTo>
+                                  <a:pt x="677097" y="1869712"/>
+                                  <a:pt x="683992" y="1875005"/>
+                                  <a:pt x="940906" y="1877652"/>
+                                </a:cubicBezTo>
+                                <a:cubicBezTo>
+                                  <a:pt x="1197813" y="1880299"/>
+                                  <a:pt x="1704748" y="1880299"/>
+                                  <a:pt x="2169030" y="1880299"/>
+                                </a:cubicBezTo>
+                                <a:cubicBezTo>
+                                  <a:pt x="2633320" y="1880299"/>
+                                  <a:pt x="3054951" y="1880299"/>
+                                  <a:pt x="3269220" y="1882945"/>
+                                </a:cubicBezTo>
+                                <a:cubicBezTo>
+                                  <a:pt x="3483483" y="1885592"/>
+                                  <a:pt x="3490377" y="1890885"/>
+                                  <a:pt x="3496467" y="1896975"/>
+                                </a:cubicBezTo>
+                                <a:cubicBezTo>
+                                  <a:pt x="3502564" y="1903065"/>
+                                  <a:pt x="3507857" y="1909959"/>
+                                  <a:pt x="3510497" y="2028170"/>
+                                </a:cubicBezTo>
+                                <a:cubicBezTo>
+                                  <a:pt x="3513143" y="2146388"/>
+                                  <a:pt x="3513143" y="2375916"/>
+                                  <a:pt x="3515790" y="2494134"/>
+                                </a:cubicBezTo>
+                                <a:cubicBezTo>
+                                  <a:pt x="3518436" y="2612345"/>
+                                  <a:pt x="3523729" y="2619239"/>
+                                  <a:pt x="3529819" y="2625329"/>
+                                </a:cubicBezTo>
+                                <a:cubicBezTo>
+                                  <a:pt x="3535917" y="2631427"/>
+                                  <a:pt x="3542811" y="2636712"/>
+                                  <a:pt x="3625454" y="2639359"/>
+                                </a:cubicBezTo>
+                                <a:cubicBezTo>
+                                  <a:pt x="3708105" y="2642006"/>
+                                  <a:pt x="3866511" y="2642006"/>
+                                  <a:pt x="4001150" y="2642006"/>
+                                </a:cubicBezTo>
+                                <a:cubicBezTo>
+                                  <a:pt x="4135796" y="2642006"/>
+                                  <a:pt x="4246681" y="2642006"/>
+                                  <a:pt x="4302120" y="2642006"/>
                                 </a:cubicBezTo>
                                 <a:lnTo>
-                                  <a:pt x="4395594" y="2607049"/>
+                                  <a:pt x="4357559" y="2642006"/>
                                 </a:lnTo>
                               </a:path>
                             </a:pathLst>
                           </a:custGeom>
                           <a:noFill/>
-                          <a:ln w="14750">
+                          <a:ln w="14622">
                             <a:solidFill>
                               <a:srgbClr val="7D7AA8"/>
                             </a:solidFill>
@@ -3794,8 +3814,8 @@
                         <wps:cNvCnPr/>
                         <wps:spPr>
                           <a:xfrm>
-                            <a:off x="4968160" y="5203324"/>
-                            <a:ext cx="2229704" cy="891278"/>
+                            <a:off x="4925172" y="5215814"/>
+                            <a:ext cx="2210410" cy="883573"/>
                           </a:xfrm>
                           <a:custGeom>
                             <a:avLst/>
@@ -3804,96 +3824,96 @@
                             <a:cxnLst/>
                             <a:rect l="0" t="0" r="r" b="b"/>
                             <a:pathLst>
-                              <a:path w="2229704" h="891278">
+                              <a:path w="2210410" h="883573">
                                 <a:moveTo>
-                                  <a:pt x="0" y="891278"/>
+                                  <a:pt x="0" y="883573"/>
                                 </a:moveTo>
                                 <a:lnTo>
-                                  <a:pt x="23968" y="891278"/>
+                                  <a:pt x="23761" y="883573"/>
                                 </a:lnTo>
                                 <a:cubicBezTo>
-                                  <a:pt x="47936" y="891278"/>
-                                  <a:pt x="95872" y="891278"/>
-                                  <a:pt x="193529" y="891278"/>
-                                </a:cubicBezTo>
-                                <a:cubicBezTo>
-                                  <a:pt x="291186" y="891278"/>
-                                  <a:pt x="438563" y="891278"/>
-                                  <a:pt x="515725" y="888609"/>
-                                </a:cubicBezTo>
-                                <a:cubicBezTo>
-                                  <a:pt x="592888" y="885939"/>
-                                  <a:pt x="599842" y="880600"/>
-                                  <a:pt x="605985" y="874457"/>
-                                </a:cubicBezTo>
-                                <a:cubicBezTo>
-                                  <a:pt x="612136" y="868313"/>
-                                  <a:pt x="617475" y="861359"/>
-                                  <a:pt x="620137" y="789219"/>
-                                </a:cubicBezTo>
-                                <a:cubicBezTo>
-                                  <a:pt x="622807" y="717086"/>
-                                  <a:pt x="622807" y="579768"/>
-                                  <a:pt x="625477" y="507628"/>
-                                </a:cubicBezTo>
-                                <a:cubicBezTo>
-                                  <a:pt x="628146" y="435495"/>
-                                  <a:pt x="633486" y="428541"/>
-                                  <a:pt x="639629" y="422390"/>
-                                </a:cubicBezTo>
-                                <a:cubicBezTo>
-                                  <a:pt x="645779" y="416247"/>
-                                  <a:pt x="652734" y="410908"/>
-                                  <a:pt x="736098" y="408238"/>
-                                </a:cubicBezTo>
-                                <a:cubicBezTo>
-                                  <a:pt x="819470" y="405568"/>
-                                  <a:pt x="979259" y="405568"/>
-                                  <a:pt x="1221263" y="405568"/>
-                                </a:cubicBezTo>
-                                <a:cubicBezTo>
-                                  <a:pt x="1463266" y="405568"/>
-                                  <a:pt x="1787483" y="405568"/>
-                                  <a:pt x="1953076" y="402899"/>
-                                </a:cubicBezTo>
-                                <a:cubicBezTo>
-                                  <a:pt x="2118662" y="400236"/>
-                                  <a:pt x="2125616" y="394897"/>
-                                  <a:pt x="2131760" y="388746"/>
-                                </a:cubicBezTo>
-                                <a:cubicBezTo>
-                                  <a:pt x="2137903" y="382603"/>
-                                  <a:pt x="2143242" y="375649"/>
-                                  <a:pt x="2145912" y="316872"/>
-                                </a:cubicBezTo>
-                                <a:cubicBezTo>
-                                  <a:pt x="2148582" y="258088"/>
-                                  <a:pt x="2148582" y="147481"/>
-                                  <a:pt x="2151251" y="88696"/>
-                                </a:cubicBezTo>
-                                <a:cubicBezTo>
-                                  <a:pt x="2153921" y="29919"/>
-                                  <a:pt x="2159260" y="22965"/>
-                                  <a:pt x="2165403" y="16822"/>
-                                </a:cubicBezTo>
-                                <a:cubicBezTo>
-                                  <a:pt x="2171547" y="10671"/>
-                                  <a:pt x="2178501" y="5339"/>
-                                  <a:pt x="2189357" y="2670"/>
-                                </a:cubicBezTo>
-                                <a:cubicBezTo>
-                                  <a:pt x="2200205" y="0"/>
-                                  <a:pt x="2214954" y="0"/>
-                                  <a:pt x="2222329" y="0"/>
+                                  <a:pt x="47521" y="883573"/>
+                                  <a:pt x="95042" y="883573"/>
+                                  <a:pt x="191854" y="883573"/>
+                                </a:cubicBezTo>
+                                <a:cubicBezTo>
+                                  <a:pt x="288666" y="883573"/>
+                                  <a:pt x="434768" y="883573"/>
+                                  <a:pt x="511263" y="880927"/>
+                                </a:cubicBezTo>
+                                <a:cubicBezTo>
+                                  <a:pt x="587757" y="878280"/>
+                                  <a:pt x="594652" y="872987"/>
+                                  <a:pt x="600742" y="866897"/>
+                                </a:cubicBezTo>
+                                <a:cubicBezTo>
+                                  <a:pt x="606839" y="860800"/>
+                                  <a:pt x="612132" y="853906"/>
+                                  <a:pt x="614771" y="782397"/>
+                                </a:cubicBezTo>
+                                <a:cubicBezTo>
+                                  <a:pt x="617418" y="710881"/>
+                                  <a:pt x="617418" y="574751"/>
+                                  <a:pt x="620064" y="503243"/>
+                                </a:cubicBezTo>
+                                <a:cubicBezTo>
+                                  <a:pt x="622711" y="431727"/>
+                                  <a:pt x="628004" y="424833"/>
+                                  <a:pt x="634094" y="418743"/>
+                                </a:cubicBezTo>
+                                <a:cubicBezTo>
+                                  <a:pt x="640192" y="412653"/>
+                                  <a:pt x="647086" y="407359"/>
+                                  <a:pt x="729729" y="404713"/>
+                                </a:cubicBezTo>
+                                <a:cubicBezTo>
+                                  <a:pt x="812379" y="402066"/>
+                                  <a:pt x="970786" y="402066"/>
+                                  <a:pt x="1210695" y="402066"/>
+                                </a:cubicBezTo>
+                                <a:cubicBezTo>
+                                  <a:pt x="1450604" y="402066"/>
+                                  <a:pt x="1772016" y="402066"/>
+                                  <a:pt x="1936176" y="399420"/>
+                                </a:cubicBezTo>
+                                <a:cubicBezTo>
+                                  <a:pt x="2100329" y="396773"/>
+                                  <a:pt x="2107224" y="391480"/>
+                                  <a:pt x="2113314" y="385390"/>
+                                </a:cubicBezTo>
+                                <a:cubicBezTo>
+                                  <a:pt x="2119404" y="379300"/>
+                                  <a:pt x="2124697" y="372406"/>
+                                  <a:pt x="2127343" y="314130"/>
+                                </a:cubicBezTo>
+                                <a:cubicBezTo>
+                                  <a:pt x="2129990" y="255862"/>
+                                  <a:pt x="2129990" y="146212"/>
+                                  <a:pt x="2132636" y="87936"/>
+                                </a:cubicBezTo>
+                                <a:cubicBezTo>
+                                  <a:pt x="2135283" y="29668"/>
+                                  <a:pt x="2140576" y="22774"/>
+                                  <a:pt x="2146666" y="16676"/>
+                                </a:cubicBezTo>
+                                <a:cubicBezTo>
+                                  <a:pt x="2152756" y="10586"/>
+                                  <a:pt x="2159650" y="5293"/>
+                                  <a:pt x="2170412" y="2647"/>
+                                </a:cubicBezTo>
+                                <a:cubicBezTo>
+                                  <a:pt x="2181167" y="0"/>
+                                  <a:pt x="2195788" y="0"/>
+                                  <a:pt x="2203099" y="0"/>
                                 </a:cubicBezTo>
                                 <a:lnTo>
-                                  <a:pt x="2229704" y="0"/>
+                                  <a:pt x="2210410" y="0"/>
                                 </a:lnTo>
                               </a:path>
                             </a:pathLst>
                           </a:custGeom>
                           <a:noFill/>
-                          <a:ln w="14750">
+                          <a:ln w="14622">
                             <a:solidFill>
                               <a:srgbClr val="A07040"/>
                             </a:solidFill>
@@ -3908,8 +3928,8 @@
                         <wps:cNvCnPr/>
                         <wps:spPr>
                           <a:xfrm>
-                            <a:off x="2047159" y="5187527"/>
-                            <a:ext cx="1726685" cy="995572"/>
+                            <a:off x="2029446" y="5200154"/>
+                            <a:ext cx="1711744" cy="986965"/>
                           </a:xfrm>
                           <a:custGeom>
                             <a:avLst/>
@@ -3918,96 +3938,96 @@
                             <a:cxnLst/>
                             <a:rect l="0" t="0" r="r" b="b"/>
                             <a:pathLst>
-                              <a:path w="1726685" h="995572">
+                              <a:path w="1711744" h="986965">
                                 <a:moveTo>
                                   <a:pt x="0" y="0"/>
                                 </a:moveTo>
                                 <a:lnTo>
-                                  <a:pt x="23968" y="0"/>
+                                  <a:pt x="23761" y="0"/>
                                 </a:lnTo>
                                 <a:cubicBezTo>
-                                  <a:pt x="47936" y="0"/>
-                                  <a:pt x="95872" y="0"/>
-                                  <a:pt x="135202" y="0"/>
-                                </a:cubicBezTo>
-                                <a:cubicBezTo>
-                                  <a:pt x="174539" y="0"/>
-                                  <a:pt x="205262" y="0"/>
-                                  <a:pt x="224105" y="2670"/>
-                                </a:cubicBezTo>
-                                <a:cubicBezTo>
-                                  <a:pt x="242947" y="5332"/>
-                                  <a:pt x="249902" y="10671"/>
-                                  <a:pt x="256045" y="16822"/>
-                                </a:cubicBezTo>
-                                <a:cubicBezTo>
-                                  <a:pt x="262188" y="22965"/>
-                                  <a:pt x="267527" y="29919"/>
-                                  <a:pt x="270197" y="187032"/>
-                                </a:cubicBezTo>
-                                <a:cubicBezTo>
-                                  <a:pt x="272867" y="344144"/>
-                                  <a:pt x="272867" y="651421"/>
-                                  <a:pt x="275536" y="808533"/>
-                                </a:cubicBezTo>
-                                <a:cubicBezTo>
-                                  <a:pt x="278206" y="965653"/>
-                                  <a:pt x="283545" y="972607"/>
-                                  <a:pt x="289689" y="978751"/>
-                                </a:cubicBezTo>
-                                <a:cubicBezTo>
-                                  <a:pt x="295832" y="984894"/>
-                                  <a:pt x="302786" y="990233"/>
-                                  <a:pt x="468062" y="992903"/>
-                                </a:cubicBezTo>
-                                <a:cubicBezTo>
-                                  <a:pt x="633331" y="995572"/>
-                                  <a:pt x="956921" y="995572"/>
-                                  <a:pt x="1154978" y="995572"/>
-                                </a:cubicBezTo>
-                                <a:cubicBezTo>
-                                  <a:pt x="1353035" y="995572"/>
-                                  <a:pt x="1425551" y="995572"/>
-                                  <a:pt x="1467956" y="995572"/>
-                                </a:cubicBezTo>
-                                <a:cubicBezTo>
-                                  <a:pt x="1510361" y="995572"/>
-                                  <a:pt x="1522655" y="995572"/>
-                                  <a:pt x="1528798" y="989429"/>
-                                </a:cubicBezTo>
-                                <a:cubicBezTo>
-                                  <a:pt x="1534941" y="983279"/>
-                                  <a:pt x="1534941" y="970992"/>
-                                  <a:pt x="1534941" y="966073"/>
-                                </a:cubicBezTo>
-                                <a:cubicBezTo>
-                                  <a:pt x="1534941" y="961154"/>
-                                  <a:pt x="1534941" y="963618"/>
-                                  <a:pt x="1534941" y="958699"/>
-                                </a:cubicBezTo>
-                                <a:cubicBezTo>
-                                  <a:pt x="1534941" y="953780"/>
-                                  <a:pt x="1534941" y="941493"/>
-                                  <a:pt x="1541092" y="935343"/>
-                                </a:cubicBezTo>
-                                <a:cubicBezTo>
-                                  <a:pt x="1547235" y="929199"/>
-                                  <a:pt x="1559529" y="929199"/>
-                                  <a:pt x="1591484" y="929199"/>
-                                </a:cubicBezTo>
-                                <a:cubicBezTo>
-                                  <a:pt x="1623439" y="929199"/>
-                                  <a:pt x="1675062" y="929199"/>
-                                  <a:pt x="1700874" y="929199"/>
+                                  <a:pt x="47521" y="0"/>
+                                  <a:pt x="95042" y="0"/>
+                                  <a:pt x="134032" y="0"/>
+                                </a:cubicBezTo>
+                                <a:cubicBezTo>
+                                  <a:pt x="173029" y="0"/>
+                                  <a:pt x="203486" y="0"/>
+                                  <a:pt x="222165" y="2647"/>
+                                </a:cubicBezTo>
+                                <a:cubicBezTo>
+                                  <a:pt x="240845" y="5293"/>
+                                  <a:pt x="247739" y="10586"/>
+                                  <a:pt x="253829" y="16676"/>
+                                </a:cubicBezTo>
+                                <a:cubicBezTo>
+                                  <a:pt x="259919" y="22774"/>
+                                  <a:pt x="265212" y="29668"/>
+                                  <a:pt x="267859" y="185421"/>
+                                </a:cubicBezTo>
+                                <a:cubicBezTo>
+                                  <a:pt x="270506" y="341173"/>
+                                  <a:pt x="270506" y="645792"/>
+                                  <a:pt x="273152" y="801544"/>
+                                </a:cubicBezTo>
+                                <a:cubicBezTo>
+                                  <a:pt x="275799" y="957297"/>
+                                  <a:pt x="281092" y="964191"/>
+                                  <a:pt x="287182" y="970289"/>
+                                </a:cubicBezTo>
+                                <a:cubicBezTo>
+                                  <a:pt x="293272" y="976379"/>
+                                  <a:pt x="300166" y="981672"/>
+                                  <a:pt x="464012" y="984318"/>
+                                </a:cubicBezTo>
+                                <a:cubicBezTo>
+                                  <a:pt x="627851" y="986965"/>
+                                  <a:pt x="948641" y="986965"/>
+                                  <a:pt x="1144984" y="986965"/>
+                                </a:cubicBezTo>
+                                <a:cubicBezTo>
+                                  <a:pt x="1341327" y="986965"/>
+                                  <a:pt x="1413216" y="986965"/>
+                                  <a:pt x="1455254" y="986965"/>
+                                </a:cubicBezTo>
+                                <a:cubicBezTo>
+                                  <a:pt x="1497292" y="986965"/>
+                                  <a:pt x="1509479" y="986965"/>
+                                  <a:pt x="1515569" y="980868"/>
+                                </a:cubicBezTo>
+                                <a:cubicBezTo>
+                                  <a:pt x="1521659" y="974778"/>
+                                  <a:pt x="1521659" y="962590"/>
+                                  <a:pt x="1521659" y="957721"/>
+                                </a:cubicBezTo>
+                                <a:cubicBezTo>
+                                  <a:pt x="1521659" y="952845"/>
+                                  <a:pt x="1521659" y="955279"/>
+                                  <a:pt x="1521659" y="950410"/>
+                                </a:cubicBezTo>
+                                <a:cubicBezTo>
+                                  <a:pt x="1521659" y="945534"/>
+                                  <a:pt x="1521659" y="933346"/>
+                                  <a:pt x="1527757" y="927256"/>
+                                </a:cubicBezTo>
+                                <a:cubicBezTo>
+                                  <a:pt x="1533847" y="921166"/>
+                                  <a:pt x="1546034" y="921166"/>
+                                  <a:pt x="1577713" y="921166"/>
+                                </a:cubicBezTo>
+                                <a:cubicBezTo>
+                                  <a:pt x="1609391" y="921166"/>
+                                  <a:pt x="1660568" y="921166"/>
+                                  <a:pt x="1686156" y="921166"/>
                                 </a:cubicBezTo>
                                 <a:lnTo>
-                                  <a:pt x="1726685" y="929199"/>
+                                  <a:pt x="1711744" y="921166"/>
                                 </a:lnTo>
                               </a:path>
                             </a:pathLst>
                           </a:custGeom>
                           <a:noFill/>
-                          <a:ln w="14750">
+                          <a:ln w="14622">
                             <a:solidFill>
                               <a:srgbClr val="3D7A56"/>
                             </a:solidFill>
@@ -4022,8 +4042,8 @@
                         <wps:cNvCnPr/>
                         <wps:spPr>
                           <a:xfrm>
-                            <a:off x="4968160" y="5726889"/>
-                            <a:ext cx="3030214" cy="367714"/>
+                            <a:off x="4925172" y="5734856"/>
+                            <a:ext cx="3003993" cy="364532"/>
                           </a:xfrm>
                           <a:custGeom>
                             <a:avLst/>
@@ -4032,66 +4052,66 @@
                             <a:cxnLst/>
                             <a:rect l="0" t="0" r="r" b="b"/>
                             <a:pathLst>
-                              <a:path w="3030214" h="367714">
+                              <a:path w="3003993" h="364532">
                                 <a:moveTo>
-                                  <a:pt x="0" y="367714"/>
+                                  <a:pt x="0" y="364532"/>
                                 </a:moveTo>
                                 <a:lnTo>
-                                  <a:pt x="23968" y="367714"/>
+                                  <a:pt x="23761" y="364532"/>
                                 </a:lnTo>
                                 <a:cubicBezTo>
-                                  <a:pt x="47936" y="367714"/>
-                                  <a:pt x="95872" y="367714"/>
-                                  <a:pt x="193529" y="367714"/>
-                                </a:cubicBezTo>
-                                <a:cubicBezTo>
-                                  <a:pt x="291186" y="367714"/>
-                                  <a:pt x="438563" y="367714"/>
-                                  <a:pt x="515725" y="365044"/>
-                                </a:cubicBezTo>
-                                <a:cubicBezTo>
-                                  <a:pt x="592888" y="362374"/>
-                                  <a:pt x="599842" y="357035"/>
-                                  <a:pt x="605985" y="350892"/>
-                                </a:cubicBezTo>
-                                <a:cubicBezTo>
-                                  <a:pt x="612136" y="344749"/>
-                                  <a:pt x="617475" y="337794"/>
-                                  <a:pt x="620137" y="285323"/>
-                                </a:cubicBezTo>
-                                <a:cubicBezTo>
-                                  <a:pt x="622807" y="232851"/>
-                                  <a:pt x="622807" y="134862"/>
-                                  <a:pt x="625477" y="82391"/>
-                                </a:cubicBezTo>
-                                <a:cubicBezTo>
-                                  <a:pt x="628146" y="29927"/>
-                                  <a:pt x="633486" y="22972"/>
-                                  <a:pt x="639629" y="16822"/>
-                                </a:cubicBezTo>
-                                <a:cubicBezTo>
-                                  <a:pt x="645779" y="10679"/>
-                                  <a:pt x="652734" y="5339"/>
-                                  <a:pt x="736098" y="2670"/>
-                                </a:cubicBezTo>
-                                <a:cubicBezTo>
-                                  <a:pt x="819470" y="0"/>
-                                  <a:pt x="979259" y="0"/>
-                                  <a:pt x="1374348" y="0"/>
-                                </a:cubicBezTo>
-                                <a:cubicBezTo>
-                                  <a:pt x="1769437" y="0"/>
-                                  <a:pt x="2399825" y="0"/>
-                                  <a:pt x="2715016" y="0"/>
+                                  <a:pt x="47521" y="364532"/>
+                                  <a:pt x="95042" y="364532"/>
+                                  <a:pt x="191854" y="364532"/>
+                                </a:cubicBezTo>
+                                <a:cubicBezTo>
+                                  <a:pt x="288666" y="364532"/>
+                                  <a:pt x="434768" y="364532"/>
+                                  <a:pt x="511263" y="361885"/>
+                                </a:cubicBezTo>
+                                <a:cubicBezTo>
+                                  <a:pt x="587757" y="359239"/>
+                                  <a:pt x="594652" y="353946"/>
+                                  <a:pt x="600742" y="347855"/>
+                                </a:cubicBezTo>
+                                <a:cubicBezTo>
+                                  <a:pt x="606839" y="341758"/>
+                                  <a:pt x="612132" y="334864"/>
+                                  <a:pt x="614771" y="282854"/>
+                                </a:cubicBezTo>
+                                <a:cubicBezTo>
+                                  <a:pt x="617418" y="230836"/>
+                                  <a:pt x="617418" y="133696"/>
+                                  <a:pt x="620064" y="81678"/>
+                                </a:cubicBezTo>
+                                <a:cubicBezTo>
+                                  <a:pt x="622711" y="29661"/>
+                                  <a:pt x="628004" y="22766"/>
+                                  <a:pt x="634094" y="16676"/>
+                                </a:cubicBezTo>
+                                <a:cubicBezTo>
+                                  <a:pt x="640192" y="10586"/>
+                                  <a:pt x="647086" y="5293"/>
+                                  <a:pt x="729729" y="2647"/>
+                                </a:cubicBezTo>
+                                <a:cubicBezTo>
+                                  <a:pt x="812379" y="0"/>
+                                  <a:pt x="970786" y="0"/>
+                                  <a:pt x="1362456" y="0"/>
+                                </a:cubicBezTo>
+                                <a:cubicBezTo>
+                                  <a:pt x="1754126" y="0"/>
+                                  <a:pt x="2379060" y="0"/>
+                                  <a:pt x="2691523" y="0"/>
                                 </a:cubicBezTo>
                                 <a:lnTo>
-                                  <a:pt x="3030214" y="0"/>
+                                  <a:pt x="3003993" y="0"/>
                                 </a:lnTo>
                               </a:path>
                             </a:pathLst>
                           </a:custGeom>
                           <a:noFill/>
-                          <a:ln w="14750">
+                          <a:ln w="14622">
                             <a:solidFill>
                               <a:srgbClr val="A07040"/>
                             </a:solidFill>
@@ -4106,8 +4126,8 @@
                         <wps:cNvCnPr/>
                         <wps:spPr>
                           <a:xfrm>
-                            <a:off x="58330" y="685817"/>
-                            <a:ext cx="8881596" cy="5902873"/>
+                            <a:off x="57827" y="679883"/>
+                            <a:ext cx="8804743" cy="5909318"/>
                           </a:xfrm>
                           <a:custGeom>
                             <a:avLst/>
@@ -4116,111 +4136,111 @@
                             <a:cxnLst/>
                             <a:rect l="0" t="0" r="r" b="b"/>
                             <a:pathLst>
-                              <a:path w="8881596" h="5902873">
+                              <a:path w="8804743" h="5909318">
                                 <a:moveTo>
-                                  <a:pt x="8608729" y="3863025"/>
+                                  <a:pt x="8534238" y="3887113"/>
                                 </a:moveTo>
                                 <a:lnTo>
-                                  <a:pt x="8632697" y="3863025"/>
+                                  <a:pt x="8557998" y="3887113"/>
                                 </a:lnTo>
                                 <a:cubicBezTo>
-                                  <a:pt x="8656665" y="3863025"/>
-                                  <a:pt x="8704601" y="3863025"/>
-                                  <a:pt x="8743931" y="3863025"/>
-                                </a:cubicBezTo>
-                                <a:cubicBezTo>
-                                  <a:pt x="8783268" y="3863025"/>
-                                  <a:pt x="8813991" y="3863025"/>
-                                  <a:pt x="8832834" y="3865695"/>
-                                </a:cubicBezTo>
-                                <a:cubicBezTo>
-                                  <a:pt x="8851676" y="3868364"/>
-                                  <a:pt x="8858631" y="3873696"/>
-                                  <a:pt x="8864774" y="3879847"/>
-                                </a:cubicBezTo>
-                                <a:cubicBezTo>
-                                  <a:pt x="8870917" y="3885990"/>
-                                  <a:pt x="8876256" y="3892944"/>
-                                  <a:pt x="8878926" y="4224101"/>
-                                </a:cubicBezTo>
-                                <a:cubicBezTo>
-                                  <a:pt x="8881596" y="4555265"/>
-                                  <a:pt x="8881596" y="5210632"/>
-                                  <a:pt x="8878926" y="5541796"/>
-                                </a:cubicBezTo>
-                                <a:cubicBezTo>
-                                  <a:pt x="8876256" y="5872953"/>
-                                  <a:pt x="8870917" y="5879908"/>
-                                  <a:pt x="8864774" y="5886051"/>
-                                </a:cubicBezTo>
-                                <a:cubicBezTo>
-                                  <a:pt x="8858631" y="5892201"/>
-                                  <a:pt x="8851676" y="5897533"/>
-                                  <a:pt x="8607527" y="5900203"/>
-                                </a:cubicBezTo>
-                                <a:cubicBezTo>
-                                  <a:pt x="8363385" y="5902873"/>
-                                  <a:pt x="7882041" y="5902873"/>
-                                  <a:pt x="7111229" y="5902873"/>
-                                </a:cubicBezTo>
-                                <a:cubicBezTo>
-                                  <a:pt x="6340411" y="5902873"/>
-                                  <a:pt x="5280110" y="5902873"/>
-                                  <a:pt x="4235134" y="5902873"/>
-                                </a:cubicBezTo>
-                                <a:cubicBezTo>
-                                  <a:pt x="3190158" y="5902873"/>
-                                  <a:pt x="2160507" y="5902873"/>
-                                  <a:pt x="1463347" y="5902873"/>
-                                </a:cubicBezTo>
-                                <a:cubicBezTo>
-                                  <a:pt x="766187" y="5902873"/>
-                                  <a:pt x="401534" y="5902873"/>
-                                  <a:pt x="215727" y="5900203"/>
-                                </a:cubicBezTo>
-                                <a:cubicBezTo>
-                                  <a:pt x="29919" y="5897533"/>
-                                  <a:pt x="22965" y="5892201"/>
-                                  <a:pt x="16822" y="5886051"/>
-                                </a:cubicBezTo>
-                                <a:cubicBezTo>
-                                  <a:pt x="10679" y="5879908"/>
-                                  <a:pt x="5339" y="5872953"/>
-                                  <a:pt x="2670" y="4897956"/>
-                                </a:cubicBezTo>
-                                <a:cubicBezTo>
-                                  <a:pt x="0" y="3922960"/>
-                                  <a:pt x="0" y="1979913"/>
-                                  <a:pt x="2670" y="1004916"/>
-                                </a:cubicBezTo>
-                                <a:cubicBezTo>
-                                  <a:pt x="5339" y="29919"/>
-                                  <a:pt x="10679" y="22965"/>
-                                  <a:pt x="16822" y="16822"/>
-                                </a:cubicBezTo>
-                                <a:cubicBezTo>
-                                  <a:pt x="22965" y="10671"/>
-                                  <a:pt x="29919" y="5339"/>
-                                  <a:pt x="85739" y="2670"/>
-                                </a:cubicBezTo>
-                                <a:cubicBezTo>
-                                  <a:pt x="141559" y="0"/>
-                                  <a:pt x="246251" y="0"/>
-                                  <a:pt x="317646" y="0"/>
-                                </a:cubicBezTo>
-                                <a:cubicBezTo>
-                                  <a:pt x="389041" y="0"/>
-                                  <a:pt x="427140" y="0"/>
-                                  <a:pt x="446196" y="0"/>
+                                  <a:pt x="8581759" y="3887113"/>
+                                  <a:pt x="8629280" y="3887113"/>
+                                  <a:pt x="8668269" y="3887113"/>
+                                </a:cubicBezTo>
+                                <a:cubicBezTo>
+                                  <a:pt x="8707266" y="3887113"/>
+                                  <a:pt x="8737724" y="3887113"/>
+                                  <a:pt x="8756403" y="3889760"/>
+                                </a:cubicBezTo>
+                                <a:cubicBezTo>
+                                  <a:pt x="8775083" y="3892407"/>
+                                  <a:pt x="8781977" y="3897700"/>
+                                  <a:pt x="8788067" y="3903790"/>
+                                </a:cubicBezTo>
+                                <a:cubicBezTo>
+                                  <a:pt x="8794157" y="3909887"/>
+                                  <a:pt x="8799450" y="3916781"/>
+                                  <a:pt x="8802097" y="4245073"/>
+                                </a:cubicBezTo>
+                                <a:cubicBezTo>
+                                  <a:pt x="8804743" y="4573371"/>
+                                  <a:pt x="8804743" y="5223067"/>
+                                  <a:pt x="8802097" y="5551358"/>
+                                </a:cubicBezTo>
+                                <a:cubicBezTo>
+                                  <a:pt x="8799450" y="5879657"/>
+                                  <a:pt x="8794157" y="5886551"/>
+                                  <a:pt x="8788067" y="5892641"/>
+                                </a:cubicBezTo>
+                                <a:cubicBezTo>
+                                  <a:pt x="8781977" y="5898731"/>
+                                  <a:pt x="8775083" y="5904025"/>
+                                  <a:pt x="8533046" y="5906671"/>
+                                </a:cubicBezTo>
+                                <a:cubicBezTo>
+                                  <a:pt x="8291017" y="5909318"/>
+                                  <a:pt x="7813838" y="5909318"/>
+                                  <a:pt x="7049696" y="5909318"/>
+                                </a:cubicBezTo>
+                                <a:cubicBezTo>
+                                  <a:pt x="6285547" y="5909318"/>
+                                  <a:pt x="5234421" y="5909318"/>
+                                  <a:pt x="4198487" y="5909318"/>
+                                </a:cubicBezTo>
+                                <a:cubicBezTo>
+                                  <a:pt x="3162553" y="5909318"/>
+                                  <a:pt x="2141812" y="5909318"/>
+                                  <a:pt x="1450685" y="5909318"/>
+                                </a:cubicBezTo>
+                                <a:cubicBezTo>
+                                  <a:pt x="759558" y="5909318"/>
+                                  <a:pt x="398060" y="5909318"/>
+                                  <a:pt x="213860" y="5906671"/>
+                                </a:cubicBezTo>
+                                <a:cubicBezTo>
+                                  <a:pt x="29661" y="5904025"/>
+                                  <a:pt x="22766" y="5898731"/>
+                                  <a:pt x="16676" y="5892641"/>
+                                </a:cubicBezTo>
+                                <a:cubicBezTo>
+                                  <a:pt x="10586" y="5886551"/>
+                                  <a:pt x="5293" y="5879657"/>
+                                  <a:pt x="2647" y="4903505"/>
+                                </a:cubicBezTo>
+                                <a:cubicBezTo>
+                                  <a:pt x="0" y="3927360"/>
+                                  <a:pt x="0" y="1981958"/>
+                                  <a:pt x="2647" y="1005805"/>
+                                </a:cubicBezTo>
+                                <a:cubicBezTo>
+                                  <a:pt x="5293" y="29661"/>
+                                  <a:pt x="10586" y="22766"/>
+                                  <a:pt x="16676" y="16676"/>
+                                </a:cubicBezTo>
+                                <a:cubicBezTo>
+                                  <a:pt x="22766" y="10579"/>
+                                  <a:pt x="29661" y="5293"/>
+                                  <a:pt x="84997" y="2647"/>
+                                </a:cubicBezTo>
+                                <a:cubicBezTo>
+                                  <a:pt x="140334" y="0"/>
+                                  <a:pt x="244120" y="0"/>
+                                  <a:pt x="314898" y="0"/>
+                                </a:cubicBezTo>
+                                <a:cubicBezTo>
+                                  <a:pt x="385675" y="0"/>
+                                  <a:pt x="423444" y="0"/>
+                                  <a:pt x="442335" y="0"/>
                                 </a:cubicBezTo>
                                 <a:lnTo>
-                                  <a:pt x="465245" y="0"/>
+                                  <a:pt x="461219" y="0"/>
                                 </a:lnTo>
                               </a:path>
                             </a:pathLst>
                           </a:custGeom>
                           <a:noFill/>
-                          <a:ln w="14750">
+                          <a:ln w="14622">
                             <a:solidFill>
                               <a:srgbClr val="4D80A8"/>
                             </a:solidFill>
@@ -4235,8 +4255,8 @@
                         <wps:cNvCnPr/>
                         <wps:spPr>
                           <a:xfrm>
-                            <a:off x="2320026" y="4548842"/>
-                            <a:ext cx="6619900" cy="2039848"/>
+                            <a:off x="2299952" y="4566996"/>
+                            <a:ext cx="6562618" cy="2022204"/>
                           </a:xfrm>
                           <a:custGeom>
                             <a:avLst/>
@@ -4245,136 +4265,136 @@
                             <a:cxnLst/>
                             <a:rect l="0" t="0" r="r" b="b"/>
                             <a:pathLst>
-                              <a:path w="6619900" h="2039848">
+                              <a:path w="6562618" h="2022204">
                                 <a:moveTo>
-                                  <a:pt x="6347033" y="0"/>
+                                  <a:pt x="6292112" y="0"/>
                                 </a:moveTo>
                                 <a:lnTo>
-                                  <a:pt x="6371001" y="0"/>
+                                  <a:pt x="6315873" y="0"/>
                                 </a:lnTo>
                                 <a:cubicBezTo>
-                                  <a:pt x="6394969" y="0"/>
-                                  <a:pt x="6442905" y="0"/>
-                                  <a:pt x="6482235" y="0"/>
-                                </a:cubicBezTo>
-                                <a:cubicBezTo>
-                                  <a:pt x="6521572" y="0"/>
-                                  <a:pt x="6552295" y="0"/>
-                                  <a:pt x="6571138" y="2670"/>
-                                </a:cubicBezTo>
-                                <a:cubicBezTo>
-                                  <a:pt x="6589980" y="5339"/>
-                                  <a:pt x="6596935" y="10671"/>
-                                  <a:pt x="6603078" y="16822"/>
-                                </a:cubicBezTo>
-                                <a:cubicBezTo>
-                                  <a:pt x="6609221" y="22965"/>
-                                  <a:pt x="6614561" y="29919"/>
-                                  <a:pt x="6617230" y="361076"/>
-                                </a:cubicBezTo>
-                                <a:cubicBezTo>
-                                  <a:pt x="6619900" y="692241"/>
-                                  <a:pt x="6619900" y="1347607"/>
-                                  <a:pt x="6617230" y="1678772"/>
-                                </a:cubicBezTo>
-                                <a:cubicBezTo>
-                                  <a:pt x="6614561" y="2009928"/>
-                                  <a:pt x="6609221" y="2016883"/>
-                                  <a:pt x="6603078" y="2023026"/>
-                                </a:cubicBezTo>
-                                <a:cubicBezTo>
-                                  <a:pt x="6596935" y="2029177"/>
-                                  <a:pt x="6589980" y="2034509"/>
-                                  <a:pt x="6345831" y="2037178"/>
-                                </a:cubicBezTo>
-                                <a:cubicBezTo>
-                                  <a:pt x="6101689" y="2039848"/>
-                                  <a:pt x="5620345" y="2039848"/>
-                                  <a:pt x="4849534" y="2039848"/>
-                                </a:cubicBezTo>
-                                <a:cubicBezTo>
-                                  <a:pt x="4078715" y="2039848"/>
-                                  <a:pt x="3018414" y="2039848"/>
-                                  <a:pt x="2168058" y="2039848"/>
-                                </a:cubicBezTo>
-                                <a:cubicBezTo>
-                                  <a:pt x="1317703" y="2039848"/>
-                                  <a:pt x="677285" y="2039848"/>
-                                  <a:pt x="353606" y="2037178"/>
-                                </a:cubicBezTo>
-                                <a:cubicBezTo>
-                                  <a:pt x="29919" y="2034509"/>
-                                  <a:pt x="22965" y="2029177"/>
-                                  <a:pt x="16822" y="2023026"/>
-                                </a:cubicBezTo>
-                                <a:cubicBezTo>
-                                  <a:pt x="10679" y="2016883"/>
-                                  <a:pt x="5339" y="2009928"/>
-                                  <a:pt x="2670" y="1969581"/>
-                                </a:cubicBezTo>
-                                <a:cubicBezTo>
-                                  <a:pt x="0" y="1929234"/>
-                                  <a:pt x="0" y="1855493"/>
-                                  <a:pt x="2670" y="1815146"/>
-                                </a:cubicBezTo>
-                                <a:cubicBezTo>
-                                  <a:pt x="5339" y="1774798"/>
-                                  <a:pt x="10679" y="1767844"/>
-                                  <a:pt x="16822" y="1761701"/>
-                                </a:cubicBezTo>
-                                <a:cubicBezTo>
-                                  <a:pt x="22965" y="1755558"/>
-                                  <a:pt x="29919" y="1750218"/>
-                                  <a:pt x="195196" y="1747549"/>
-                                </a:cubicBezTo>
-                                <a:cubicBezTo>
-                                  <a:pt x="360464" y="1744879"/>
-                                  <a:pt x="684055" y="1744879"/>
-                                  <a:pt x="900548" y="1744879"/>
-                                </a:cubicBezTo>
-                                <a:cubicBezTo>
-                                  <a:pt x="1117042" y="1744879"/>
-                                  <a:pt x="1226432" y="1744879"/>
-                                  <a:pt x="1284605" y="1742209"/>
-                                </a:cubicBezTo>
-                                <a:cubicBezTo>
-                                  <a:pt x="1342777" y="1739540"/>
-                                  <a:pt x="1349731" y="1734200"/>
-                                  <a:pt x="1355874" y="1728057"/>
-                                </a:cubicBezTo>
-                                <a:cubicBezTo>
-                                  <a:pt x="1362025" y="1721914"/>
-                                  <a:pt x="1367357" y="1714960"/>
-                                  <a:pt x="1370027" y="1701648"/>
-                                </a:cubicBezTo>
-                                <a:cubicBezTo>
-                                  <a:pt x="1372696" y="1688337"/>
-                                  <a:pt x="1372696" y="1668675"/>
-                                  <a:pt x="1375366" y="1655364"/>
-                                </a:cubicBezTo>
-                                <a:cubicBezTo>
-                                  <a:pt x="1378036" y="1642053"/>
-                                  <a:pt x="1383375" y="1635098"/>
-                                  <a:pt x="1389518" y="1628955"/>
-                                </a:cubicBezTo>
-                                <a:cubicBezTo>
-                                  <a:pt x="1395669" y="1622812"/>
-                                  <a:pt x="1402616" y="1617472"/>
-                                  <a:pt x="1413471" y="1614803"/>
-                                </a:cubicBezTo>
-                                <a:cubicBezTo>
-                                  <a:pt x="1424320" y="1612133"/>
-                                  <a:pt x="1439069" y="1612133"/>
-                                  <a:pt x="1446444" y="1612133"/>
+                                  <a:pt x="6339634" y="0"/>
+                                  <a:pt x="6387155" y="0"/>
+                                  <a:pt x="6426144" y="0"/>
+                                </a:cubicBezTo>
+                                <a:cubicBezTo>
+                                  <a:pt x="6465141" y="0"/>
+                                  <a:pt x="6495598" y="0"/>
+                                  <a:pt x="6514278" y="2647"/>
+                                </a:cubicBezTo>
+                                <a:cubicBezTo>
+                                  <a:pt x="6532957" y="5293"/>
+                                  <a:pt x="6539851" y="10586"/>
+                                  <a:pt x="6545942" y="16676"/>
+                                </a:cubicBezTo>
+                                <a:cubicBezTo>
+                                  <a:pt x="6552032" y="22774"/>
+                                  <a:pt x="6557325" y="29668"/>
+                                  <a:pt x="6559971" y="357959"/>
+                                </a:cubicBezTo>
+                                <a:cubicBezTo>
+                                  <a:pt x="6562618" y="686258"/>
+                                  <a:pt x="6562618" y="1335954"/>
+                                  <a:pt x="6559971" y="1664245"/>
+                                </a:cubicBezTo>
+                                <a:cubicBezTo>
+                                  <a:pt x="6557325" y="1992544"/>
+                                  <a:pt x="6552032" y="1999438"/>
+                                  <a:pt x="6545942" y="2005528"/>
+                                </a:cubicBezTo>
+                                <a:cubicBezTo>
+                                  <a:pt x="6539851" y="2011618"/>
+                                  <a:pt x="6532957" y="2016911"/>
+                                  <a:pt x="6290921" y="2019558"/>
+                                </a:cubicBezTo>
+                                <a:cubicBezTo>
+                                  <a:pt x="6048891" y="2022204"/>
+                                  <a:pt x="5571712" y="2022204"/>
+                                  <a:pt x="4807571" y="2022204"/>
+                                </a:cubicBezTo>
+                                <a:cubicBezTo>
+                                  <a:pt x="4043422" y="2022204"/>
+                                  <a:pt x="2992296" y="2022204"/>
+                                  <a:pt x="2149298" y="2022204"/>
+                                </a:cubicBezTo>
+                                <a:cubicBezTo>
+                                  <a:pt x="1306300" y="2022204"/>
+                                  <a:pt x="671424" y="2022204"/>
+                                  <a:pt x="350546" y="2019558"/>
+                                </a:cubicBezTo>
+                                <a:cubicBezTo>
+                                  <a:pt x="29661" y="2016911"/>
+                                  <a:pt x="22766" y="2011618"/>
+                                  <a:pt x="16676" y="2005528"/>
+                                </a:cubicBezTo>
+                                <a:cubicBezTo>
+                                  <a:pt x="10586" y="1999438"/>
+                                  <a:pt x="5293" y="1992544"/>
+                                  <a:pt x="2647" y="1952546"/>
+                                </a:cubicBezTo>
+                                <a:cubicBezTo>
+                                  <a:pt x="0" y="1912547"/>
+                                  <a:pt x="0" y="1839445"/>
+                                  <a:pt x="2647" y="1799447"/>
+                                </a:cubicBezTo>
+                                <a:cubicBezTo>
+                                  <a:pt x="5293" y="1759448"/>
+                                  <a:pt x="10586" y="1752554"/>
+                                  <a:pt x="16676" y="1746464"/>
+                                </a:cubicBezTo>
+                                <a:cubicBezTo>
+                                  <a:pt x="22766" y="1740367"/>
+                                  <a:pt x="29661" y="1735081"/>
+                                  <a:pt x="193507" y="1732434"/>
+                                </a:cubicBezTo>
+                                <a:cubicBezTo>
+                                  <a:pt x="357345" y="1729788"/>
+                                  <a:pt x="678135" y="1729788"/>
+                                  <a:pt x="892756" y="1729788"/>
+                                </a:cubicBezTo>
+                                <a:cubicBezTo>
+                                  <a:pt x="1107377" y="1729788"/>
+                                  <a:pt x="1215820" y="1729788"/>
+                                  <a:pt x="1273489" y="1727141"/>
+                                </a:cubicBezTo>
+                                <a:cubicBezTo>
+                                  <a:pt x="1331158" y="1724495"/>
+                                  <a:pt x="1338052" y="1719202"/>
+                                  <a:pt x="1344142" y="1713112"/>
+                                </a:cubicBezTo>
+                                <a:cubicBezTo>
+                                  <a:pt x="1350239" y="1707014"/>
+                                  <a:pt x="1355525" y="1700120"/>
+                                  <a:pt x="1358172" y="1686931"/>
+                                </a:cubicBezTo>
+                                <a:cubicBezTo>
+                                  <a:pt x="1360818" y="1673735"/>
+                                  <a:pt x="1360818" y="1654236"/>
+                                  <a:pt x="1363465" y="1641047"/>
+                                </a:cubicBezTo>
+                                <a:cubicBezTo>
+                                  <a:pt x="1366111" y="1627851"/>
+                                  <a:pt x="1371405" y="1620957"/>
+                                  <a:pt x="1377495" y="1614867"/>
+                                </a:cubicBezTo>
+                                <a:cubicBezTo>
+                                  <a:pt x="1383592" y="1608770"/>
+                                  <a:pt x="1390479" y="1603484"/>
+                                  <a:pt x="1401241" y="1600837"/>
+                                </a:cubicBezTo>
+                                <a:cubicBezTo>
+                                  <a:pt x="1411995" y="1598191"/>
+                                  <a:pt x="1426617" y="1598191"/>
+                                  <a:pt x="1433928" y="1598191"/>
                                 </a:cubicBezTo>
                                 <a:lnTo>
-                                  <a:pt x="1453819" y="1612133"/>
+                                  <a:pt x="1441239" y="1598191"/>
                                 </a:lnTo>
                               </a:path>
                             </a:pathLst>
                           </a:custGeom>
                           <a:noFill/>
-                          <a:ln w="14750">
+                          <a:ln w="14622">
                             <a:solidFill>
                               <a:srgbClr val="4D80A8"/>
                             </a:solidFill>
@@ -4389,8 +4409,8 @@
                         <wps:cNvCnPr/>
                         <wps:spPr>
                           <a:xfrm>
-                            <a:off x="58330" y="4548842"/>
-                            <a:ext cx="8881596" cy="2039848"/>
+                            <a:off x="57827" y="4566996"/>
+                            <a:ext cx="8804743" cy="2022204"/>
                           </a:xfrm>
                           <a:custGeom>
                             <a:avLst/>
@@ -4399,111 +4419,111 @@
                             <a:cxnLst/>
                             <a:rect l="0" t="0" r="r" b="b"/>
                             <a:pathLst>
-                              <a:path w="8881596" h="2039848">
+                              <a:path w="8804743" h="2022204">
                                 <a:moveTo>
-                                  <a:pt x="8608729" y="0"/>
+                                  <a:pt x="8534238" y="0"/>
                                 </a:moveTo>
                                 <a:lnTo>
-                                  <a:pt x="8632697" y="0"/>
+                                  <a:pt x="8557998" y="0"/>
                                 </a:lnTo>
                                 <a:cubicBezTo>
-                                  <a:pt x="8656665" y="0"/>
-                                  <a:pt x="8704601" y="0"/>
-                                  <a:pt x="8743931" y="0"/>
-                                </a:cubicBezTo>
-                                <a:cubicBezTo>
-                                  <a:pt x="8783268" y="0"/>
-                                  <a:pt x="8813991" y="0"/>
-                                  <a:pt x="8832834" y="2670"/>
-                                </a:cubicBezTo>
-                                <a:cubicBezTo>
-                                  <a:pt x="8851676" y="5339"/>
-                                  <a:pt x="8858631" y="10671"/>
-                                  <a:pt x="8864774" y="16822"/>
-                                </a:cubicBezTo>
-                                <a:cubicBezTo>
-                                  <a:pt x="8870917" y="22965"/>
-                                  <a:pt x="8876256" y="29919"/>
-                                  <a:pt x="8878926" y="361076"/>
-                                </a:cubicBezTo>
-                                <a:cubicBezTo>
-                                  <a:pt x="8881596" y="692241"/>
-                                  <a:pt x="8881596" y="1347607"/>
-                                  <a:pt x="8878926" y="1678772"/>
-                                </a:cubicBezTo>
-                                <a:cubicBezTo>
-                                  <a:pt x="8876256" y="2009928"/>
-                                  <a:pt x="8870917" y="2016883"/>
-                                  <a:pt x="8864774" y="2023026"/>
-                                </a:cubicBezTo>
-                                <a:cubicBezTo>
-                                  <a:pt x="8858631" y="2029177"/>
-                                  <a:pt x="8851676" y="2034509"/>
-                                  <a:pt x="8607527" y="2037178"/>
-                                </a:cubicBezTo>
-                                <a:cubicBezTo>
-                                  <a:pt x="8363385" y="2039848"/>
-                                  <a:pt x="7882041" y="2039848"/>
-                                  <a:pt x="7111229" y="2039848"/>
-                                </a:cubicBezTo>
-                                <a:cubicBezTo>
-                                  <a:pt x="6340411" y="2039848"/>
-                                  <a:pt x="5280110" y="2039848"/>
-                                  <a:pt x="4235134" y="2039848"/>
-                                </a:cubicBezTo>
-                                <a:cubicBezTo>
-                                  <a:pt x="3190158" y="2039848"/>
-                                  <a:pt x="2160507" y="2039848"/>
-                                  <a:pt x="1463347" y="2039848"/>
-                                </a:cubicBezTo>
-                                <a:cubicBezTo>
-                                  <a:pt x="766187" y="2039848"/>
-                                  <a:pt x="401534" y="2039848"/>
-                                  <a:pt x="215727" y="2037178"/>
-                                </a:cubicBezTo>
-                                <a:cubicBezTo>
-                                  <a:pt x="29919" y="2034509"/>
-                                  <a:pt x="22965" y="2029177"/>
-                                  <a:pt x="16822" y="2023026"/>
-                                </a:cubicBezTo>
-                                <a:cubicBezTo>
-                                  <a:pt x="10679" y="2016883"/>
-                                  <a:pt x="5339" y="2009928"/>
-                                  <a:pt x="2670" y="1779068"/>
-                                </a:cubicBezTo>
-                                <a:cubicBezTo>
-                                  <a:pt x="0" y="1548209"/>
-                                  <a:pt x="0" y="1093450"/>
-                                  <a:pt x="2670" y="862590"/>
-                                </a:cubicBezTo>
-                                <a:cubicBezTo>
-                                  <a:pt x="5339" y="631731"/>
-                                  <a:pt x="10679" y="624776"/>
-                                  <a:pt x="16822" y="618633"/>
-                                </a:cubicBezTo>
-                                <a:cubicBezTo>
-                                  <a:pt x="22965" y="612482"/>
-                                  <a:pt x="29919" y="607143"/>
-                                  <a:pt x="48762" y="604481"/>
-                                </a:cubicBezTo>
-                                <a:cubicBezTo>
-                                  <a:pt x="67605" y="601811"/>
-                                  <a:pt x="98328" y="601811"/>
-                                  <a:pt x="157127" y="601811"/>
-                                </a:cubicBezTo>
-                                <a:cubicBezTo>
-                                  <a:pt x="215933" y="601811"/>
-                                  <a:pt x="302801" y="601811"/>
-                                  <a:pt x="346238" y="601811"/>
+                                  <a:pt x="8581759" y="0"/>
+                                  <a:pt x="8629280" y="0"/>
+                                  <a:pt x="8668269" y="0"/>
+                                </a:cubicBezTo>
+                                <a:cubicBezTo>
+                                  <a:pt x="8707266" y="0"/>
+                                  <a:pt x="8737724" y="0"/>
+                                  <a:pt x="8756403" y="2647"/>
+                                </a:cubicBezTo>
+                                <a:cubicBezTo>
+                                  <a:pt x="8775083" y="5293"/>
+                                  <a:pt x="8781977" y="10586"/>
+                                  <a:pt x="8788067" y="16676"/>
+                                </a:cubicBezTo>
+                                <a:cubicBezTo>
+                                  <a:pt x="8794157" y="22774"/>
+                                  <a:pt x="8799450" y="29668"/>
+                                  <a:pt x="8802097" y="357959"/>
+                                </a:cubicBezTo>
+                                <a:cubicBezTo>
+                                  <a:pt x="8804743" y="686258"/>
+                                  <a:pt x="8804743" y="1335954"/>
+                                  <a:pt x="8802097" y="1664245"/>
+                                </a:cubicBezTo>
+                                <a:cubicBezTo>
+                                  <a:pt x="8799450" y="1992544"/>
+                                  <a:pt x="8794157" y="1999438"/>
+                                  <a:pt x="8788067" y="2005528"/>
+                                </a:cubicBezTo>
+                                <a:cubicBezTo>
+                                  <a:pt x="8781977" y="2011618"/>
+                                  <a:pt x="8775083" y="2016911"/>
+                                  <a:pt x="8533046" y="2019558"/>
+                                </a:cubicBezTo>
+                                <a:cubicBezTo>
+                                  <a:pt x="8291017" y="2022204"/>
+                                  <a:pt x="7813838" y="2022204"/>
+                                  <a:pt x="7049696" y="2022204"/>
+                                </a:cubicBezTo>
+                                <a:cubicBezTo>
+                                  <a:pt x="6285547" y="2022204"/>
+                                  <a:pt x="5234421" y="2022204"/>
+                                  <a:pt x="4198487" y="2022204"/>
+                                </a:cubicBezTo>
+                                <a:cubicBezTo>
+                                  <a:pt x="3162553" y="2022204"/>
+                                  <a:pt x="2141812" y="2022204"/>
+                                  <a:pt x="1450685" y="2022204"/>
+                                </a:cubicBezTo>
+                                <a:cubicBezTo>
+                                  <a:pt x="759558" y="2022204"/>
+                                  <a:pt x="398060" y="2022204"/>
+                                  <a:pt x="213860" y="2019558"/>
+                                </a:cubicBezTo>
+                                <a:cubicBezTo>
+                                  <a:pt x="29661" y="2016911"/>
+                                  <a:pt x="22766" y="2011618"/>
+                                  <a:pt x="16676" y="2005528"/>
+                                </a:cubicBezTo>
+                                <a:cubicBezTo>
+                                  <a:pt x="10586" y="1999438"/>
+                                  <a:pt x="5293" y="1992544"/>
+                                  <a:pt x="2647" y="1763681"/>
+                                </a:cubicBezTo>
+                                <a:cubicBezTo>
+                                  <a:pt x="0" y="1534819"/>
+                                  <a:pt x="0" y="1083989"/>
+                                  <a:pt x="2647" y="855126"/>
+                                </a:cubicBezTo>
+                                <a:cubicBezTo>
+                                  <a:pt x="5293" y="626271"/>
+                                  <a:pt x="10586" y="619377"/>
+                                  <a:pt x="16676" y="613280"/>
+                                </a:cubicBezTo>
+                                <a:cubicBezTo>
+                                  <a:pt x="22766" y="607190"/>
+                                  <a:pt x="29661" y="601897"/>
+                                  <a:pt x="48340" y="599250"/>
+                                </a:cubicBezTo>
+                                <a:cubicBezTo>
+                                  <a:pt x="67020" y="596604"/>
+                                  <a:pt x="97477" y="596604"/>
+                                  <a:pt x="155767" y="596604"/>
+                                </a:cubicBezTo>
+                                <a:cubicBezTo>
+                                  <a:pt x="214065" y="596604"/>
+                                  <a:pt x="300181" y="596604"/>
+                                  <a:pt x="343242" y="596604"/>
                                 </a:cubicBezTo>
                                 <a:lnTo>
-                                  <a:pt x="389676" y="601811"/>
+                                  <a:pt x="386304" y="596604"/>
                                 </a:lnTo>
                               </a:path>
                             </a:pathLst>
                           </a:custGeom>
                           <a:noFill/>
-                          <a:ln w="14750">
+                          <a:ln w="14622">
                             <a:solidFill>
                               <a:srgbClr val="4D80A8"/>
                             </a:solidFill>
@@ -4518,8 +4538,8 @@
                         <wps:cNvCnPr/>
                         <wps:spPr>
                           <a:xfrm>
-                            <a:off x="58330" y="3503261"/>
-                            <a:ext cx="8881596" cy="3085429"/>
+                            <a:off x="57827" y="3472947"/>
+                            <a:ext cx="8804743" cy="3116253"/>
                           </a:xfrm>
                           <a:custGeom>
                             <a:avLst/>
@@ -4528,101 +4548,101 @@
                             <a:cxnLst/>
                             <a:rect l="0" t="0" r="r" b="b"/>
                             <a:pathLst>
-                              <a:path w="8881596" h="3085429">
+                              <a:path w="8804743" h="3116253">
                                 <a:moveTo>
-                                  <a:pt x="8608729" y="1045581"/>
+                                  <a:pt x="8534238" y="1094049"/>
                                 </a:moveTo>
                                 <a:lnTo>
-                                  <a:pt x="8632697" y="1045581"/>
+                                  <a:pt x="8557998" y="1094049"/>
                                 </a:lnTo>
                                 <a:cubicBezTo>
-                                  <a:pt x="8656665" y="1045581"/>
-                                  <a:pt x="8704601" y="1045581"/>
-                                  <a:pt x="8743931" y="1045581"/>
-                                </a:cubicBezTo>
-                                <a:cubicBezTo>
-                                  <a:pt x="8783268" y="1045581"/>
-                                  <a:pt x="8813991" y="1045581"/>
-                                  <a:pt x="8832834" y="1048250"/>
-                                </a:cubicBezTo>
-                                <a:cubicBezTo>
-                                  <a:pt x="8851676" y="1050920"/>
-                                  <a:pt x="8858631" y="1056252"/>
-                                  <a:pt x="8864774" y="1062403"/>
-                                </a:cubicBezTo>
-                                <a:cubicBezTo>
-                                  <a:pt x="8870917" y="1068546"/>
-                                  <a:pt x="8876256" y="1075500"/>
-                                  <a:pt x="8878926" y="1406657"/>
-                                </a:cubicBezTo>
-                                <a:cubicBezTo>
-                                  <a:pt x="8881596" y="1737821"/>
-                                  <a:pt x="8881596" y="2393188"/>
-                                  <a:pt x="8878926" y="2724352"/>
-                                </a:cubicBezTo>
-                                <a:cubicBezTo>
-                                  <a:pt x="8876256" y="3055509"/>
-                                  <a:pt x="8870917" y="3062464"/>
-                                  <a:pt x="8864774" y="3068607"/>
-                                </a:cubicBezTo>
-                                <a:cubicBezTo>
-                                  <a:pt x="8858631" y="3074757"/>
-                                  <a:pt x="8851676" y="3080089"/>
-                                  <a:pt x="8607527" y="3082759"/>
-                                </a:cubicBezTo>
-                                <a:cubicBezTo>
-                                  <a:pt x="8363385" y="3085429"/>
-                                  <a:pt x="7882041" y="3085429"/>
-                                  <a:pt x="7111229" y="3085429"/>
-                                </a:cubicBezTo>
-                                <a:cubicBezTo>
-                                  <a:pt x="6340411" y="3085429"/>
-                                  <a:pt x="5280110" y="3085429"/>
-                                  <a:pt x="4235134" y="3085429"/>
-                                </a:cubicBezTo>
-                                <a:cubicBezTo>
-                                  <a:pt x="3190158" y="3085429"/>
-                                  <a:pt x="2160507" y="3085429"/>
-                                  <a:pt x="1463347" y="3085429"/>
-                                </a:cubicBezTo>
-                                <a:cubicBezTo>
-                                  <a:pt x="766187" y="3085429"/>
-                                  <a:pt x="401534" y="3085429"/>
-                                  <a:pt x="215727" y="3082759"/>
-                                </a:cubicBezTo>
-                                <a:cubicBezTo>
-                                  <a:pt x="29919" y="3080089"/>
-                                  <a:pt x="22965" y="3074757"/>
-                                  <a:pt x="16822" y="3068607"/>
-                                </a:cubicBezTo>
-                                <a:cubicBezTo>
-                                  <a:pt x="10679" y="3062464"/>
-                                  <a:pt x="5339" y="3055509"/>
-                                  <a:pt x="2670" y="2543943"/>
-                                </a:cubicBezTo>
-                                <a:cubicBezTo>
-                                  <a:pt x="0" y="2032370"/>
-                                  <a:pt x="0" y="1016185"/>
-                                  <a:pt x="21512" y="508092"/>
-                                </a:cubicBezTo>
-                                <a:cubicBezTo>
-                                  <a:pt x="43017" y="0"/>
-                                  <a:pt x="86041" y="0"/>
-                                  <a:pt x="126603" y="0"/>
-                                </a:cubicBezTo>
-                                <a:cubicBezTo>
-                                  <a:pt x="167164" y="0"/>
-                                  <a:pt x="205262" y="0"/>
-                                  <a:pt x="224319" y="0"/>
+                                  <a:pt x="8581759" y="1094049"/>
+                                  <a:pt x="8629280" y="1094049"/>
+                                  <a:pt x="8668269" y="1094049"/>
+                                </a:cubicBezTo>
+                                <a:cubicBezTo>
+                                  <a:pt x="8707266" y="1094049"/>
+                                  <a:pt x="8737724" y="1094049"/>
+                                  <a:pt x="8756403" y="1096695"/>
+                                </a:cubicBezTo>
+                                <a:cubicBezTo>
+                                  <a:pt x="8775083" y="1099342"/>
+                                  <a:pt x="8781977" y="1104635"/>
+                                  <a:pt x="8788067" y="1110725"/>
+                                </a:cubicBezTo>
+                                <a:cubicBezTo>
+                                  <a:pt x="8794157" y="1116822"/>
+                                  <a:pt x="8799450" y="1123717"/>
+                                  <a:pt x="8802097" y="1452008"/>
+                                </a:cubicBezTo>
+                                <a:cubicBezTo>
+                                  <a:pt x="8804743" y="1780307"/>
+                                  <a:pt x="8804743" y="2430002"/>
+                                  <a:pt x="8802097" y="2758294"/>
+                                </a:cubicBezTo>
+                                <a:cubicBezTo>
+                                  <a:pt x="8799450" y="3086592"/>
+                                  <a:pt x="8794157" y="3093487"/>
+                                  <a:pt x="8788067" y="3099577"/>
+                                </a:cubicBezTo>
+                                <a:cubicBezTo>
+                                  <a:pt x="8781977" y="3105667"/>
+                                  <a:pt x="8775083" y="3110960"/>
+                                  <a:pt x="8533046" y="3113606"/>
+                                </a:cubicBezTo>
+                                <a:cubicBezTo>
+                                  <a:pt x="8291017" y="3116253"/>
+                                  <a:pt x="7813838" y="3116253"/>
+                                  <a:pt x="7049696" y="3116253"/>
+                                </a:cubicBezTo>
+                                <a:cubicBezTo>
+                                  <a:pt x="6285547" y="3116253"/>
+                                  <a:pt x="5234421" y="3116253"/>
+                                  <a:pt x="4198487" y="3116253"/>
+                                </a:cubicBezTo>
+                                <a:cubicBezTo>
+                                  <a:pt x="3162553" y="3116253"/>
+                                  <a:pt x="2141812" y="3116253"/>
+                                  <a:pt x="1450685" y="3116253"/>
+                                </a:cubicBezTo>
+                                <a:cubicBezTo>
+                                  <a:pt x="759558" y="3116253"/>
+                                  <a:pt x="398060" y="3116253"/>
+                                  <a:pt x="213860" y="3113606"/>
+                                </a:cubicBezTo>
+                                <a:cubicBezTo>
+                                  <a:pt x="29661" y="3110960"/>
+                                  <a:pt x="22766" y="3105667"/>
+                                  <a:pt x="16676" y="3099577"/>
+                                </a:cubicBezTo>
+                                <a:cubicBezTo>
+                                  <a:pt x="10586" y="3093487"/>
+                                  <a:pt x="5293" y="3086592"/>
+                                  <a:pt x="2647" y="2569861"/>
+                                </a:cubicBezTo>
+                                <a:cubicBezTo>
+                                  <a:pt x="0" y="2053130"/>
+                                  <a:pt x="0" y="1026569"/>
+                                  <a:pt x="21326" y="513281"/>
+                                </a:cubicBezTo>
+                                <a:cubicBezTo>
+                                  <a:pt x="42645" y="0"/>
+                                  <a:pt x="85297" y="0"/>
+                                  <a:pt x="125507" y="0"/>
+                                </a:cubicBezTo>
+                                <a:cubicBezTo>
+                                  <a:pt x="165718" y="0"/>
+                                  <a:pt x="203486" y="0"/>
+                                  <a:pt x="222377" y="0"/>
                                 </a:cubicBezTo>
                                 <a:lnTo>
-                                  <a:pt x="243368" y="0"/>
+                                  <a:pt x="241262" y="0"/>
                                 </a:lnTo>
                               </a:path>
                             </a:pathLst>
                           </a:custGeom>
                           <a:noFill/>
-                          <a:ln w="14750">
+                          <a:ln w="14622">
                             <a:solidFill>
                               <a:srgbClr val="4D80A8"/>
                             </a:solidFill>
@@ -4637,8 +4657,8 @@
                         <wps:cNvCnPr/>
                         <wps:spPr>
                           <a:xfrm>
-                            <a:off x="58330" y="2469856"/>
-                            <a:ext cx="8881596" cy="4118834"/>
+                            <a:off x="57827" y="2448484"/>
+                            <a:ext cx="8804743" cy="4140716"/>
                           </a:xfrm>
                           <a:custGeom>
                             <a:avLst/>
@@ -4647,111 +4667,111 @@
                             <a:cxnLst/>
                             <a:rect l="0" t="0" r="r" b="b"/>
                             <a:pathLst>
-                              <a:path w="8881596" h="4118834">
+                              <a:path w="8804743" h="4140716">
                                 <a:moveTo>
-                                  <a:pt x="8608729" y="2078986"/>
+                                  <a:pt x="8534238" y="2118512"/>
                                 </a:moveTo>
                                 <a:lnTo>
-                                  <a:pt x="8632697" y="2078986"/>
+                                  <a:pt x="8557998" y="2118512"/>
                                 </a:lnTo>
                                 <a:cubicBezTo>
-                                  <a:pt x="8656665" y="2078986"/>
-                                  <a:pt x="8704601" y="2078986"/>
-                                  <a:pt x="8743931" y="2078986"/>
-                                </a:cubicBezTo>
-                                <a:cubicBezTo>
-                                  <a:pt x="8783268" y="2078986"/>
-                                  <a:pt x="8813991" y="2078986"/>
-                                  <a:pt x="8832834" y="2081655"/>
-                                </a:cubicBezTo>
-                                <a:cubicBezTo>
-                                  <a:pt x="8851676" y="2084325"/>
-                                  <a:pt x="8858631" y="2089657"/>
-                                  <a:pt x="8864774" y="2095808"/>
-                                </a:cubicBezTo>
-                                <a:cubicBezTo>
-                                  <a:pt x="8870917" y="2101951"/>
-                                  <a:pt x="8876256" y="2108905"/>
-                                  <a:pt x="8878926" y="2440062"/>
-                                </a:cubicBezTo>
-                                <a:cubicBezTo>
-                                  <a:pt x="8881596" y="2771226"/>
-                                  <a:pt x="8881596" y="3426593"/>
-                                  <a:pt x="8878926" y="3757757"/>
-                                </a:cubicBezTo>
-                                <a:cubicBezTo>
-                                  <a:pt x="8876256" y="4088914"/>
-                                  <a:pt x="8870917" y="4095869"/>
-                                  <a:pt x="8864774" y="4102012"/>
-                                </a:cubicBezTo>
-                                <a:cubicBezTo>
-                                  <a:pt x="8858631" y="4108162"/>
-                                  <a:pt x="8851676" y="4113494"/>
-                                  <a:pt x="8607527" y="4116164"/>
-                                </a:cubicBezTo>
-                                <a:cubicBezTo>
-                                  <a:pt x="8363385" y="4118834"/>
-                                  <a:pt x="7882041" y="4118834"/>
-                                  <a:pt x="7111229" y="4118834"/>
-                                </a:cubicBezTo>
-                                <a:cubicBezTo>
-                                  <a:pt x="6340411" y="4118834"/>
-                                  <a:pt x="5280110" y="4118834"/>
-                                  <a:pt x="4235134" y="4118834"/>
-                                </a:cubicBezTo>
-                                <a:cubicBezTo>
-                                  <a:pt x="3190158" y="4118834"/>
-                                  <a:pt x="2160507" y="4118834"/>
-                                  <a:pt x="1463347" y="4118834"/>
-                                </a:cubicBezTo>
-                                <a:cubicBezTo>
-                                  <a:pt x="766187" y="4118834"/>
-                                  <a:pt x="401534" y="4118834"/>
-                                  <a:pt x="215727" y="4116164"/>
-                                </a:cubicBezTo>
-                                <a:cubicBezTo>
-                                  <a:pt x="29919" y="4113494"/>
-                                  <a:pt x="22965" y="4108162"/>
-                                  <a:pt x="16822" y="4102012"/>
-                                </a:cubicBezTo>
-                                <a:cubicBezTo>
-                                  <a:pt x="10679" y="4095869"/>
-                                  <a:pt x="5339" y="4088914"/>
-                                  <a:pt x="2670" y="3411254"/>
-                                </a:cubicBezTo>
-                                <a:cubicBezTo>
-                                  <a:pt x="0" y="2733600"/>
-                                  <a:pt x="0" y="1385233"/>
-                                  <a:pt x="2670" y="707580"/>
-                                </a:cubicBezTo>
-                                <a:cubicBezTo>
-                                  <a:pt x="5339" y="29919"/>
-                                  <a:pt x="10679" y="22965"/>
-                                  <a:pt x="16822" y="16822"/>
-                                </a:cubicBezTo>
-                                <a:cubicBezTo>
-                                  <a:pt x="22965" y="10671"/>
-                                  <a:pt x="29919" y="5339"/>
-                                  <a:pt x="133837" y="2670"/>
-                                </a:cubicBezTo>
-                                <a:cubicBezTo>
-                                  <a:pt x="237763" y="0"/>
-                                  <a:pt x="438644" y="0"/>
-                                  <a:pt x="558138" y="0"/>
-                                </a:cubicBezTo>
-                                <a:cubicBezTo>
-                                  <a:pt x="677631" y="0"/>
-                                  <a:pt x="715737" y="0"/>
-                                  <a:pt x="734786" y="0"/>
+                                  <a:pt x="8581759" y="2118512"/>
+                                  <a:pt x="8629280" y="2118512"/>
+                                  <a:pt x="8668269" y="2118512"/>
+                                </a:cubicBezTo>
+                                <a:cubicBezTo>
+                                  <a:pt x="8707266" y="2118512"/>
+                                  <a:pt x="8737724" y="2118512"/>
+                                  <a:pt x="8756403" y="2121158"/>
+                                </a:cubicBezTo>
+                                <a:cubicBezTo>
+                                  <a:pt x="8775083" y="2123805"/>
+                                  <a:pt x="8781977" y="2129098"/>
+                                  <a:pt x="8788067" y="2135188"/>
+                                </a:cubicBezTo>
+                                <a:cubicBezTo>
+                                  <a:pt x="8794157" y="2141285"/>
+                                  <a:pt x="8799450" y="2148180"/>
+                                  <a:pt x="8802097" y="2476471"/>
+                                </a:cubicBezTo>
+                                <a:cubicBezTo>
+                                  <a:pt x="8804743" y="2804770"/>
+                                  <a:pt x="8804743" y="3454465"/>
+                                  <a:pt x="8802097" y="3782757"/>
+                                </a:cubicBezTo>
+                                <a:cubicBezTo>
+                                  <a:pt x="8799450" y="4111055"/>
+                                  <a:pt x="8794157" y="4117950"/>
+                                  <a:pt x="8788067" y="4124040"/>
+                                </a:cubicBezTo>
+                                <a:cubicBezTo>
+                                  <a:pt x="8781977" y="4130130"/>
+                                  <a:pt x="8775083" y="4135423"/>
+                                  <a:pt x="8533046" y="4138069"/>
+                                </a:cubicBezTo>
+                                <a:cubicBezTo>
+                                  <a:pt x="8291017" y="4140716"/>
+                                  <a:pt x="7813838" y="4140716"/>
+                                  <a:pt x="7049696" y="4140716"/>
+                                </a:cubicBezTo>
+                                <a:cubicBezTo>
+                                  <a:pt x="6285547" y="4140716"/>
+                                  <a:pt x="5234421" y="4140716"/>
+                                  <a:pt x="4198487" y="4140716"/>
+                                </a:cubicBezTo>
+                                <a:cubicBezTo>
+                                  <a:pt x="3162553" y="4140716"/>
+                                  <a:pt x="2141812" y="4140716"/>
+                                  <a:pt x="1450685" y="4140716"/>
+                                </a:cubicBezTo>
+                                <a:cubicBezTo>
+                                  <a:pt x="759558" y="4140716"/>
+                                  <a:pt x="398060" y="4140716"/>
+                                  <a:pt x="213860" y="4138069"/>
+                                </a:cubicBezTo>
+                                <a:cubicBezTo>
+                                  <a:pt x="29661" y="4135423"/>
+                                  <a:pt x="22766" y="4130130"/>
+                                  <a:pt x="16676" y="4124040"/>
+                                </a:cubicBezTo>
+                                <a:cubicBezTo>
+                                  <a:pt x="10586" y="4117950"/>
+                                  <a:pt x="5293" y="4111055"/>
+                                  <a:pt x="2647" y="3429674"/>
+                                </a:cubicBezTo>
+                                <a:cubicBezTo>
+                                  <a:pt x="0" y="2748292"/>
+                                  <a:pt x="0" y="1392424"/>
+                                  <a:pt x="2647" y="711042"/>
+                                </a:cubicBezTo>
+                                <a:cubicBezTo>
+                                  <a:pt x="5293" y="29661"/>
+                                  <a:pt x="10586" y="22766"/>
+                                  <a:pt x="16676" y="16676"/>
+                                </a:cubicBezTo>
+                                <a:cubicBezTo>
+                                  <a:pt x="22766" y="10579"/>
+                                  <a:pt x="29661" y="5293"/>
+                                  <a:pt x="132679" y="2647"/>
+                                </a:cubicBezTo>
+                                <a:cubicBezTo>
+                                  <a:pt x="235705" y="0"/>
+                                  <a:pt x="434849" y="0"/>
+                                  <a:pt x="553308" y="0"/>
+                                </a:cubicBezTo>
+                                <a:cubicBezTo>
+                                  <a:pt x="671768" y="0"/>
+                                  <a:pt x="709543" y="0"/>
+                                  <a:pt x="728428" y="0"/>
                                 </a:cubicBezTo>
                                 <a:lnTo>
-                                  <a:pt x="753842" y="0"/>
+                                  <a:pt x="747319" y="0"/>
                                 </a:lnTo>
                               </a:path>
                             </a:pathLst>
                           </a:custGeom>
                           <a:noFill/>
-                          <a:ln w="14750">
+                          <a:ln w="14622">
                             <a:solidFill>
                               <a:srgbClr val="4D80A8"/>
                             </a:solidFill>

--- a/dev/documents.docx
+++ b/dev/documents.docx
@@ -12,8 +12,8 @@
             <w:drawing>
               <wp:anchor distT="0" distB="0" distL="114300" distR="114300" simplePos="0" relativeHeight="251658240" behindDoc="0" locked="0" layoutInCell="1" allowOverlap="1">
                 <wp:simplePos x="0" y="0"/>
-                <wp:positionH relativeFrom="page">
-                  <wp:posOffset>457200</wp:posOffset>
+                <wp:positionH relativeFrom="column">
+                  <wp:align>center</wp:align>
                 </wp:positionH>
                 <wp:positionV relativeFrom="page">
                   <wp:posOffset>457200</wp:posOffset>

--- a/dev/documents.docx
+++ b/dev/documents.docx
@@ -18,7 +18,7 @@
                 <wp:positionV relativeFrom="page">
                   <wp:posOffset>457200</wp:posOffset>
                 </wp:positionV>
-                <wp:extent cx="8920395" cy="6647688"/>
+                <wp:extent cx="9378630" cy="6647688"/>
                 <wp:effectExtent l="0" t="0" r="0" b="0"/>
                 <wp:wrapNone/>
                 <wp:docPr id="1" name="mermaid:diagram" descr="{}"/>
@@ -30,9 +30,9 @@
                       <wpg:grpSpPr>
                         <a:xfrm>
                           <a:off x="0" y="0"/>
-                          <a:ext cx="8920395" cy="6647688"/>
+                          <a:ext cx="9378630" cy="6647688"/>
                           <a:chOff x="0" y="0"/>
-                          <a:chExt cx="8920395" cy="6647688"/>
+                          <a:chExt cx="9378630" cy="6647688"/>
                         </a:xfrm>
                       </wpg:grpSpPr>
                       <wpg:grpSp>
@@ -40,10 +40,10 @@
                         <wpg:cNvGrpSpPr/>
                         <wpg:grpSpPr>
                           <a:xfrm>
-                            <a:off x="3122434" y="1393431"/>
-                            <a:ext cx="2237384" cy="2536903"/>
+                            <a:off x="2945921" y="3050953"/>
+                            <a:ext cx="2098619" cy="2379562"/>
                             <a:chOff x="0" y="0"/>
-                            <a:chExt cx="2237384" cy="2536903"/>
+                            <a:chExt cx="2098619" cy="2379562"/>
                           </a:xfrm>
                         </wpg:grpSpPr>
                         <wps:wsp>
@@ -54,13 +54,13 @@
                           <wps:spPr>
                             <a:xfrm>
                               <a:off x="0" y="0"/>
-                              <a:ext cx="2237384" cy="2536903"/>
+                              <a:ext cx="2098619" cy="2379562"/>
                             </a:xfrm>
                             <a:prstGeom prst="rect">
                               <a:avLst/>
                             </a:prstGeom>
                             <a:noFill/>
-                            <a:ln w="29244">
+                            <a:ln w="27430">
                               <a:solidFill>
                                 <a:srgbClr val="5E504E"/>
                               </a:solidFill>
@@ -96,14 +96,14 @@
                           </wps:cNvSpPr>
                           <wps:spPr>
                             <a:xfrm>
-                              <a:off x="407092" y="219329"/>
-                              <a:ext cx="277875" cy="219329"/>
+                              <a:off x="381843" y="205726"/>
+                              <a:ext cx="260641" cy="205726"/>
                             </a:xfrm>
                             <a:prstGeom prst="roundRect">
                               <a:avLst/>
                             </a:prstGeom>
                             <a:noFill/>
-                            <a:ln w="14621">
+                            <a:ln w="13715">
                               <a:solidFill>
                                 <a:srgbClr val="5E504E"/>
                               </a:solidFill>
@@ -138,14 +138,14 @@
                           </wps:cNvSpPr>
                           <wps:spPr>
                             <a:xfrm>
-                              <a:off x="307061" y="1535302"/>
-                              <a:ext cx="577967" cy="219329"/>
+                              <a:off x="288017" y="1440081"/>
+                              <a:ext cx="542121" cy="205726"/>
                             </a:xfrm>
                             <a:prstGeom prst="roundRect">
                               <a:avLst/>
                             </a:prstGeom>
                             <a:noFill/>
-                            <a:ln w="14621">
+                            <a:ln w="13715">
                               <a:solidFill>
                                 <a:srgbClr val="5E504E"/>
                               </a:solidFill>
@@ -180,14 +180,14 @@
                           </wps:cNvSpPr>
                           <wps:spPr>
                             <a:xfrm>
-                              <a:off x="490920" y="1096644"/>
-                              <a:ext cx="394108" cy="219329"/>
+                              <a:off x="460473" y="1028629"/>
+                              <a:ext cx="369665" cy="205726"/>
                             </a:xfrm>
                             <a:prstGeom prst="roundRect">
                               <a:avLst/>
                             </a:prstGeom>
                             <a:noFill/>
-                            <a:ln w="14621">
+                            <a:ln w="13715">
                               <a:solidFill>
                                 <a:srgbClr val="5E504E"/>
                               </a:solidFill>
@@ -222,14 +222,14 @@
                           </wps:cNvSpPr>
                           <wps:spPr>
                             <a:xfrm>
-                              <a:off x="335448" y="657987"/>
-                              <a:ext cx="549580" cy="219329"/>
+                              <a:off x="314643" y="617177"/>
+                              <a:ext cx="515495" cy="205726"/>
                             </a:xfrm>
                             <a:prstGeom prst="roundRect">
                               <a:avLst/>
                             </a:prstGeom>
                             <a:noFill/>
-                            <a:ln w="14621">
+                            <a:ln w="13715">
                               <a:solidFill>
                                 <a:srgbClr val="5E504E"/>
                               </a:solidFill>
@@ -264,14 +264,14 @@
                           </wps:cNvSpPr>
                           <wps:spPr>
                             <a:xfrm>
-                              <a:off x="1214021" y="475205"/>
-                              <a:ext cx="935632" cy="731018"/>
+                              <a:off x="1138727" y="445732"/>
+                              <a:ext cx="877603" cy="685680"/>
                             </a:xfrm>
                             <a:prstGeom prst="flowChartMultidocument">
                               <a:avLst/>
                             </a:prstGeom>
                             <a:noFill/>
-                            <a:ln w="14621">
+                            <a:ln w="13715">
                               <a:solidFill>
                                 <a:srgbClr val="5E504E"/>
                               </a:solidFill>
@@ -320,14 +320,14 @@
                           </wps:cNvSpPr>
                           <wps:spPr>
                             <a:xfrm>
-                              <a:off x="335163" y="1973960"/>
-                              <a:ext cx="493661" cy="475212"/>
+                              <a:off x="314375" y="1851533"/>
+                              <a:ext cx="463044" cy="445739"/>
                             </a:xfrm>
                             <a:prstGeom prst="flowChartInternalStorage">
                               <a:avLst/>
                             </a:prstGeom>
                             <a:noFill/>
-                            <a:ln w="14621">
+                            <a:ln w="13715">
                               <a:solidFill>
                                 <a:srgbClr val="5E504E"/>
                               </a:solidFill>
@@ -376,14 +376,14 @@
                           </wps:cNvSpPr>
                           <wps:spPr>
                             <a:xfrm>
-                              <a:off x="1214021" y="2101902"/>
-                              <a:ext cx="525363" cy="219329"/>
+                              <a:off x="1138727" y="1971539"/>
+                              <a:ext cx="492779" cy="205726"/>
                             </a:xfrm>
                             <a:prstGeom prst="roundRect">
                               <a:avLst/>
                             </a:prstGeom>
                             <a:noFill/>
-                            <a:ln w="14621">
+                            <a:ln w="13715">
                               <a:solidFill>
                                 <a:srgbClr val="5E504E"/>
                               </a:solidFill>
@@ -416,8 +416,8 @@
                           <wps:cNvCnPr/>
                           <wps:spPr>
                             <a:xfrm>
-                              <a:off x="828823" y="2211567"/>
-                              <a:ext cx="355956" cy="7311"/>
+                              <a:off x="777418" y="2074405"/>
+                              <a:ext cx="333879" cy="6858"/>
                             </a:xfrm>
                             <a:custGeom>
                               <a:avLst/>
@@ -426,18 +426,18 @@
                               <a:cxnLst/>
                               <a:rect l="0" t="0" r="r" b="b"/>
                               <a:pathLst>
-                                <a:path w="355956" h="7311">
+                                <a:path w="333879" h="6858">
                                   <a:moveTo>
                                     <a:pt x="0" y="0"/>
                                   </a:moveTo>
                                   <a:lnTo>
-                                    <a:pt x="355956" y="0"/>
+                                    <a:pt x="333879" y="0"/>
                                   </a:lnTo>
                                 </a:path>
                               </a:pathLst>
                             </a:custGeom>
                             <a:noFill/>
-                            <a:ln w="14622">
+                            <a:ln w="13715">
                               <a:solidFill>
                                 <a:srgbClr val="7A6A67"/>
                               </a:solidFill>
@@ -452,8 +452,8 @@
                           <wps:cNvCnPr/>
                           <wps:spPr>
                             <a:xfrm>
-                              <a:off x="885029" y="767652"/>
-                              <a:ext cx="299749" cy="7311"/>
+                              <a:off x="830139" y="720043"/>
+                              <a:ext cx="281159" cy="6858"/>
                             </a:xfrm>
                             <a:custGeom>
                               <a:avLst/>
@@ -462,18 +462,18 @@
                               <a:cxnLst/>
                               <a:rect l="0" t="0" r="r" b="b"/>
                               <a:pathLst>
-                                <a:path w="299749" h="7311">
+                                <a:path w="281159" h="6858">
                                   <a:moveTo>
                                     <a:pt x="0" y="0"/>
                                   </a:moveTo>
                                   <a:lnTo>
-                                    <a:pt x="299749" y="0"/>
+                                    <a:pt x="281159" y="0"/>
                                   </a:lnTo>
                                 </a:path>
                               </a:pathLst>
                             </a:custGeom>
                             <a:noFill/>
-                            <a:ln w="14622">
+                            <a:ln w="13715">
                               <a:solidFill>
                                 <a:srgbClr val="7A6A67"/>
                               </a:solidFill>
@@ -488,8 +488,8 @@
                           <wps:cNvCnPr/>
                           <wps:spPr>
                             <a:xfrm>
-                              <a:off x="684965" y="328995"/>
-                              <a:ext cx="499814" cy="292453"/>
+                              <a:off x="642483" y="308591"/>
+                              <a:ext cx="468815" cy="274315"/>
                             </a:xfrm>
                             <a:custGeom>
                               <a:avLst/>
@@ -498,56 +498,56 @@
                               <a:cxnLst/>
                               <a:rect l="0" t="0" r="r" b="b"/>
                               <a:pathLst>
-                                <a:path w="499814" h="292453">
+                                <a:path w="468815" h="274315">
                                   <a:moveTo>
                                     <a:pt x="0" y="0"/>
                                   </a:moveTo>
                                   <a:lnTo>
-                                    <a:pt x="45533" y="0"/>
+                                    <a:pt x="42709" y="0"/>
                                   </a:lnTo>
                                   <a:cubicBezTo>
-                                    <a:pt x="91058" y="0"/>
-                                    <a:pt x="182116" y="0"/>
-                                    <a:pt x="231092" y="2647"/>
+                                    <a:pt x="85411" y="0"/>
+                                    <a:pt x="170821" y="0"/>
+                                    <a:pt x="216760" y="2482"/>
                                   </a:cubicBezTo>
                                   <a:cubicBezTo>
-                                    <a:pt x="280068" y="5293"/>
-                                    <a:pt x="286955" y="10586"/>
-                                    <a:pt x="293053" y="16676"/>
+                                    <a:pt x="262698" y="4965"/>
+                                    <a:pt x="269158" y="9923"/>
+                                    <a:pt x="274877" y="15642"/>
                                   </a:cubicBezTo>
                                   <a:cubicBezTo>
-                                    <a:pt x="299143" y="22766"/>
-                                    <a:pt x="304436" y="29661"/>
-                                    <a:pt x="307082" y="69666"/>
+                                    <a:pt x="280589" y="21354"/>
+                                    <a:pt x="285554" y="27821"/>
+                                    <a:pt x="288037" y="65345"/>
                                   </a:cubicBezTo>
                                   <a:cubicBezTo>
-                                    <a:pt x="309729" y="109672"/>
-                                    <a:pt x="309729" y="182781"/>
-                                    <a:pt x="312375" y="222787"/>
+                                    <a:pt x="290519" y="102863"/>
+                                    <a:pt x="290519" y="171445"/>
+                                    <a:pt x="293002" y="208969"/>
                                   </a:cubicBezTo>
                                   <a:cubicBezTo>
-                                    <a:pt x="315022" y="262792"/>
-                                    <a:pt x="320315" y="269687"/>
-                                    <a:pt x="326405" y="275777"/>
+                                    <a:pt x="295484" y="246494"/>
+                                    <a:pt x="300449" y="252954"/>
+                                    <a:pt x="306161" y="258673"/>
                                   </a:cubicBezTo>
                                   <a:cubicBezTo>
-                                    <a:pt x="332495" y="281867"/>
-                                    <a:pt x="339389" y="287160"/>
-                                    <a:pt x="368421" y="289806"/>
+                                    <a:pt x="311874" y="264385"/>
+                                    <a:pt x="318340" y="269350"/>
+                                    <a:pt x="345571" y="271832"/>
                                   </a:cubicBezTo>
                                   <a:cubicBezTo>
-                                    <a:pt x="397460" y="292453"/>
-                                    <a:pt x="448637" y="292453"/>
-                                    <a:pt x="474225" y="292453"/>
+                                    <a:pt x="372810" y="274315"/>
+                                    <a:pt x="420812" y="274315"/>
+                                    <a:pt x="444814" y="274315"/>
                                   </a:cubicBezTo>
                                   <a:lnTo>
-                                    <a:pt x="499814" y="292453"/>
+                                    <a:pt x="468815" y="274315"/>
                                   </a:lnTo>
                                 </a:path>
                               </a:pathLst>
                             </a:custGeom>
                             <a:noFill/>
-                            <a:ln w="14622">
+                            <a:ln w="13715">
                               <a:solidFill>
                                 <a:srgbClr val="7A6A67"/>
                               </a:solidFill>
@@ -562,8 +562,8 @@
                           <wps:cNvCnPr/>
                           <wps:spPr>
                             <a:xfrm>
-                              <a:off x="885029" y="1060061"/>
-                              <a:ext cx="299749" cy="584906"/>
+                              <a:off x="830139" y="994310"/>
+                              <a:ext cx="281159" cy="548637"/>
                             </a:xfrm>
                             <a:custGeom>
                               <a:avLst/>
@@ -572,56 +572,56 @@
                               <a:cxnLst/>
                               <a:rect l="0" t="0" r="r" b="b"/>
                               <a:pathLst>
-                                <a:path w="299749" h="584906">
+                                <a:path w="281159" h="548637">
                                   <a:moveTo>
-                                    <a:pt x="0" y="584906"/>
+                                    <a:pt x="0" y="548637"/>
                                   </a:moveTo>
                                   <a:lnTo>
-                                    <a:pt x="30457" y="584906"/>
+                                    <a:pt x="28568" y="548637"/>
                                   </a:lnTo>
                                   <a:cubicBezTo>
-                                    <a:pt x="60922" y="584906"/>
-                                    <a:pt x="121844" y="584906"/>
-                                    <a:pt x="155760" y="582260"/>
+                                    <a:pt x="57144" y="548637"/>
+                                    <a:pt x="114288" y="548637"/>
+                                    <a:pt x="146100" y="546154"/>
                                   </a:cubicBezTo>
                                   <a:cubicBezTo>
-                                    <a:pt x="189668" y="579613"/>
-                                    <a:pt x="196555" y="574320"/>
-                                    <a:pt x="202653" y="568230"/>
+                                    <a:pt x="177905" y="543672"/>
+                                    <a:pt x="184365" y="538707"/>
+                                    <a:pt x="190084" y="532995"/>
                                   </a:cubicBezTo>
                                   <a:cubicBezTo>
-                                    <a:pt x="208743" y="562132"/>
-                                    <a:pt x="214036" y="555246"/>
-                                    <a:pt x="216682" y="466498"/>
+                                    <a:pt x="195796" y="527275"/>
+                                    <a:pt x="200761" y="520816"/>
+                                    <a:pt x="203243" y="437572"/>
                                   </a:cubicBezTo>
                                   <a:cubicBezTo>
-                                    <a:pt x="219329" y="377750"/>
-                                    <a:pt x="219329" y="207149"/>
-                                    <a:pt x="221975" y="118408"/>
+                                    <a:pt x="205726" y="354328"/>
+                                    <a:pt x="205726" y="194308"/>
+                                    <a:pt x="208208" y="111065"/>
                                   </a:cubicBezTo>
                                   <a:cubicBezTo>
-                                    <a:pt x="224622" y="29661"/>
-                                    <a:pt x="229915" y="22766"/>
-                                    <a:pt x="236005" y="16676"/>
+                                    <a:pt x="210691" y="27828"/>
+                                    <a:pt x="215656" y="21361"/>
+                                    <a:pt x="221368" y="15642"/>
                                   </a:cubicBezTo>
                                   <a:cubicBezTo>
-                                    <a:pt x="242095" y="10579"/>
-                                    <a:pt x="248989" y="5286"/>
-                                    <a:pt x="259744" y="2647"/>
+                                    <a:pt x="227080" y="9930"/>
+                                    <a:pt x="233547" y="4965"/>
+                                    <a:pt x="243634" y="2482"/>
                                   </a:cubicBezTo>
                                   <a:cubicBezTo>
-                                    <a:pt x="270506" y="0"/>
-                                    <a:pt x="285127" y="0"/>
-                                    <a:pt x="292438" y="0"/>
+                                    <a:pt x="253729" y="0"/>
+                                    <a:pt x="267444" y="0"/>
+                                    <a:pt x="274301" y="0"/>
                                   </a:cubicBezTo>
                                   <a:lnTo>
-                                    <a:pt x="299749" y="0"/>
+                                    <a:pt x="281159" y="0"/>
                                   </a:lnTo>
                                 </a:path>
                               </a:pathLst>
                             </a:custGeom>
                             <a:noFill/>
-                            <a:ln w="14622">
+                            <a:ln w="13715">
                               <a:solidFill>
                                 <a:srgbClr val="7A6A67"/>
                               </a:solidFill>
@@ -636,8 +636,8 @@
                           <wps:cNvCnPr/>
                           <wps:spPr>
                             <a:xfrm>
-                              <a:off x="885029" y="913857"/>
-                              <a:ext cx="299749" cy="292453"/>
+                              <a:off x="830139" y="857180"/>
+                              <a:ext cx="281159" cy="274315"/>
                             </a:xfrm>
                             <a:custGeom>
                               <a:avLst/>
@@ -646,56 +646,56 @@
                               <a:cxnLst/>
                               <a:rect l="0" t="0" r="r" b="b"/>
                               <a:pathLst>
-                                <a:path w="299749" h="292453">
+                                <a:path w="281159" h="274315">
                                   <a:moveTo>
-                                    <a:pt x="0" y="292453"/>
+                                    <a:pt x="0" y="274315"/>
                                   </a:moveTo>
                                   <a:lnTo>
-                                    <a:pt x="12180" y="292453"/>
+                                    <a:pt x="11425" y="274315"/>
                                   </a:lnTo>
                                   <a:cubicBezTo>
-                                    <a:pt x="24367" y="292453"/>
-                                    <a:pt x="48735" y="292453"/>
-                                    <a:pt x="64373" y="289806"/>
+                                    <a:pt x="22856" y="274315"/>
+                                    <a:pt x="45712" y="274315"/>
+                                    <a:pt x="60381" y="271832"/>
                                   </a:cubicBezTo>
                                   <a:cubicBezTo>
-                                    <a:pt x="80004" y="287160"/>
-                                    <a:pt x="86891" y="281867"/>
-                                    <a:pt x="92988" y="275777"/>
+                                    <a:pt x="75042" y="269350"/>
+                                    <a:pt x="81502" y="264385"/>
+                                    <a:pt x="87221" y="258673"/>
                                   </a:cubicBezTo>
                                   <a:cubicBezTo>
-                                    <a:pt x="99078" y="269679"/>
-                                    <a:pt x="104371" y="262792"/>
-                                    <a:pt x="107018" y="222787"/>
+                                    <a:pt x="92933" y="252954"/>
+                                    <a:pt x="97898" y="246494"/>
+                                    <a:pt x="100380" y="208969"/>
                                   </a:cubicBezTo>
                                   <a:cubicBezTo>
-                                    <a:pt x="109664" y="182781"/>
-                                    <a:pt x="109664" y="109664"/>
-                                    <a:pt x="112311" y="69666"/>
+                                    <a:pt x="102863" y="171445"/>
+                                    <a:pt x="102863" y="102863"/>
+                                    <a:pt x="105345" y="65345"/>
                                   </a:cubicBezTo>
                                   <a:cubicBezTo>
-                                    <a:pt x="114958" y="29661"/>
-                                    <a:pt x="120251" y="22766"/>
-                                    <a:pt x="126341" y="16676"/>
+                                    <a:pt x="107828" y="27821"/>
+                                    <a:pt x="112793" y="21354"/>
+                                    <a:pt x="118505" y="15642"/>
                                   </a:cubicBezTo>
                                   <a:cubicBezTo>
-                                    <a:pt x="132431" y="10579"/>
-                                    <a:pt x="139325" y="5293"/>
-                                    <a:pt x="168357" y="2647"/>
+                                    <a:pt x="124217" y="9923"/>
+                                    <a:pt x="130684" y="4958"/>
+                                    <a:pt x="157915" y="2476"/>
                                   </a:cubicBezTo>
                                   <a:cubicBezTo>
-                                    <a:pt x="197396" y="0"/>
-                                    <a:pt x="248573" y="0"/>
-                                    <a:pt x="274161" y="0"/>
+                                    <a:pt x="185153" y="0"/>
+                                    <a:pt x="233156" y="0"/>
+                                    <a:pt x="257157" y="0"/>
                                   </a:cubicBezTo>
                                   <a:lnTo>
-                                    <a:pt x="299749" y="0"/>
+                                    <a:pt x="281159" y="0"/>
                                   </a:lnTo>
                                 </a:path>
                               </a:pathLst>
                             </a:custGeom>
                             <a:noFill/>
-                            <a:ln w="14622">
+                            <a:ln w="13715">
                               <a:solidFill>
                                 <a:srgbClr val="7A6A67"/>
                               </a:solidFill>
@@ -711,10 +711,10 @@
                         <wpg:cNvGrpSpPr/>
                         <wpg:grpSpPr>
                           <a:xfrm>
-                            <a:off x="3353711" y="5605915"/>
-                            <a:ext cx="1659190" cy="855343"/>
+                            <a:off x="3162855" y="5670529"/>
+                            <a:ext cx="1556285" cy="802294"/>
                             <a:chOff x="0" y="0"/>
-                            <a:chExt cx="1659190" cy="855343"/>
+                            <a:chExt cx="1556285" cy="802294"/>
                           </a:xfrm>
                         </wpg:grpSpPr>
                         <wps:wsp>
@@ -725,13 +725,13 @@
                           <wps:spPr>
                             <a:xfrm>
                               <a:off x="0" y="0"/>
-                              <a:ext cx="1659190" cy="855343"/>
+                              <a:ext cx="1556285" cy="802294"/>
                             </a:xfrm>
                             <a:prstGeom prst="rect">
                               <a:avLst/>
                             </a:prstGeom>
                             <a:noFill/>
-                            <a:ln w="29244">
+                            <a:ln w="27430">
                               <a:solidFill>
                                 <a:srgbClr val="CC6600"/>
                               </a:solidFill>
@@ -767,14 +767,14 @@
                           </wps:cNvSpPr>
                           <wps:spPr>
                             <a:xfrm>
-                              <a:off x="416725" y="383806"/>
-                              <a:ext cx="423637" cy="219329"/>
+                              <a:off x="390880" y="360002"/>
+                              <a:ext cx="397363" cy="205726"/>
                             </a:xfrm>
                             <a:prstGeom prst="roundRect">
                               <a:avLst/>
                             </a:prstGeom>
                             <a:noFill/>
-                            <a:ln w="14621">
+                            <a:ln w="13715">
                               <a:solidFill>
                                 <a:srgbClr val="CC6600"/>
                               </a:solidFill>
@@ -809,14 +809,14 @@
                           </wps:cNvSpPr>
                           <wps:spPr>
                             <a:xfrm>
-                              <a:off x="1059692" y="219310"/>
-                              <a:ext cx="511767" cy="548283"/>
+                              <a:off x="993968" y="205708"/>
+                              <a:ext cx="480027" cy="514278"/>
                             </a:xfrm>
                             <a:prstGeom prst="flowChartDocument">
                               <a:avLst/>
                             </a:prstGeom>
                             <a:noFill/>
-                            <a:ln w="14621">
+                            <a:ln w="13715">
                               <a:solidFill>
                                 <a:srgbClr val="CC6600"/>
                               </a:solidFill>
@@ -863,8 +863,8 @@
                           <wps:cNvCnPr/>
                           <wps:spPr>
                             <a:xfrm>
-                              <a:off x="840363" y="493473"/>
-                              <a:ext cx="190085" cy="7311"/>
+                              <a:off x="788243" y="462865"/>
+                              <a:ext cx="178296" cy="6858"/>
                             </a:xfrm>
                             <a:custGeom>
                               <a:avLst/>
@@ -873,18 +873,18 @@
                               <a:cxnLst/>
                               <a:rect l="0" t="0" r="r" b="b"/>
                               <a:pathLst>
-                                <a:path w="190085" h="7311">
+                                <a:path w="178296" h="6858">
                                   <a:moveTo>
                                     <a:pt x="0" y="0"/>
                                   </a:moveTo>
                                   <a:lnTo>
-                                    <a:pt x="190085" y="0"/>
+                                    <a:pt x="178296" y="0"/>
                                   </a:lnTo>
                                 </a:path>
                               </a:pathLst>
                             </a:custGeom>
                             <a:noFill/>
-                            <a:ln w="14622">
+                            <a:ln w="13715">
                               <a:solidFill>
                                 <a:srgbClr val="A07040"/>
                               </a:solidFill>
@@ -900,10 +900,10 @@
                         <wpg:cNvGrpSpPr/>
                         <wpg:grpSpPr>
                           <a:xfrm>
-                            <a:off x="6109191" y="4064400"/>
-                            <a:ext cx="2570604" cy="1831298"/>
+                            <a:off x="6227464" y="174867"/>
+                            <a:ext cx="2925487" cy="1642323"/>
                             <a:chOff x="0" y="0"/>
-                            <a:chExt cx="2570604" cy="1831298"/>
+                            <a:chExt cx="2925487" cy="1642323"/>
                           </a:xfrm>
                         </wpg:grpSpPr>
                         <wps:wsp>
@@ -914,13 +914,13 @@
                           <wps:spPr>
                             <a:xfrm>
                               <a:off x="0" y="0"/>
-                              <a:ext cx="2570604" cy="1831298"/>
+                              <a:ext cx="2925487" cy="1642323"/>
                             </a:xfrm>
                             <a:prstGeom prst="rect">
                               <a:avLst/>
                             </a:prstGeom>
                             <a:noFill/>
-                            <a:ln w="29244">
+                            <a:ln w="27430">
                               <a:solidFill>
                                 <a:srgbClr val="0066CC"/>
                               </a:solidFill>
@@ -956,14 +956,14 @@
                           </wps:cNvSpPr>
                           <wps:spPr>
                             <a:xfrm>
-                              <a:off x="307061" y="712760"/>
-                              <a:ext cx="529245" cy="731018"/>
+                              <a:off x="699468" y="308589"/>
+                              <a:ext cx="496421" cy="685680"/>
                             </a:xfrm>
                             <a:prstGeom prst="flowChartMultidocument">
                               <a:avLst/>
                             </a:prstGeom>
                             <a:noFill/>
-                            <a:ln w="14621">
+                            <a:ln w="13715">
                               <a:solidFill>
                                 <a:srgbClr val="0066CC"/>
                               </a:solidFill>
@@ -1012,14 +1012,14 @@
                           </wps:cNvSpPr>
                           <wps:spPr>
                             <a:xfrm>
-                              <a:off x="1055634" y="1005199"/>
-                              <a:ext cx="574255" cy="219329"/>
+                              <a:off x="1401615" y="582890"/>
+                              <a:ext cx="538639" cy="205726"/>
                             </a:xfrm>
                             <a:prstGeom prst="roundRect">
                               <a:avLst/>
                             </a:prstGeom>
                             <a:noFill/>
-                            <a:ln w="14621">
+                            <a:ln w="13715">
                               <a:solidFill>
                                 <a:srgbClr val="0066CC"/>
                               </a:solidFill>
@@ -1054,14 +1054,14 @@
                           </wps:cNvSpPr>
                           <wps:spPr>
                             <a:xfrm>
-                              <a:off x="1849217" y="1005199"/>
-                              <a:ext cx="334250" cy="219329"/>
+                              <a:off x="2248843" y="205726"/>
+                              <a:ext cx="313519" cy="205726"/>
                             </a:xfrm>
                             <a:prstGeom prst="roundRect">
                               <a:avLst/>
                             </a:prstGeom>
                             <a:noFill/>
-                            <a:ln w="14621">
+                            <a:ln w="13715">
                               <a:solidFill>
                                 <a:srgbClr val="0066CC"/>
                               </a:solidFill>
@@ -1096,14 +1096,14 @@
                           </wps:cNvSpPr>
                           <wps:spPr>
                             <a:xfrm>
-                              <a:off x="1849217" y="1524238"/>
-                              <a:ext cx="308376" cy="219329"/>
+                              <a:off x="2248842" y="617177"/>
+                              <a:ext cx="289250" cy="205726"/>
                             </a:xfrm>
                             <a:prstGeom prst="roundRect">
                               <a:avLst/>
                             </a:prstGeom>
                             <a:noFill/>
-                            <a:ln w="14621">
+                            <a:ln w="13715">
                               <a:solidFill>
                                 <a:srgbClr val="0066CC"/>
                               </a:solidFill>
@@ -1138,14 +1138,14 @@
                           </wps:cNvSpPr>
                           <wps:spPr>
                             <a:xfrm>
-                              <a:off x="1849218" y="219300"/>
-                              <a:ext cx="633655" cy="566541"/>
+                              <a:off x="2248843" y="1028602"/>
+                              <a:ext cx="594355" cy="531404"/>
                             </a:xfrm>
                             <a:prstGeom prst="flowChartMultidocument">
                               <a:avLst/>
                             </a:prstGeom>
                             <a:noFill/>
-                            <a:ln w="14621">
+                            <a:ln w="13715">
                               <a:solidFill>
                                 <a:srgbClr val="0066CC"/>
                               </a:solidFill>
@@ -1178,8 +1178,8 @@
                           <wps:cNvCnPr/>
                           <wps:spPr>
                             <a:xfrm>
-                              <a:off x="1629888" y="597024"/>
-                              <a:ext cx="190085" cy="463003"/>
+                              <a:off x="1940253" y="737184"/>
+                              <a:ext cx="281159" cy="468582"/>
                             </a:xfrm>
                             <a:custGeom>
                               <a:avLst/>
@@ -1188,56 +1188,56 @@
                               <a:cxnLst/>
                               <a:rect l="0" t="0" r="r" b="b"/>
                               <a:pathLst>
-                                <a:path w="190085" h="463003">
+                                <a:path w="281159" h="468582">
                                   <a:moveTo>
-                                    <a:pt x="0" y="463003"/>
+                                    <a:pt x="0" y="0"/>
                                   </a:moveTo>
                                   <a:lnTo>
-                                    <a:pt x="12187" y="463003"/>
+                                    <a:pt x="28575" y="0"/>
                                   </a:lnTo>
                                   <a:cubicBezTo>
-                                    <a:pt x="24367" y="463003"/>
-                                    <a:pt x="48742" y="463003"/>
-                                    <a:pt x="64373" y="460357"/>
+                                    <a:pt x="57144" y="0"/>
+                                    <a:pt x="114294" y="0"/>
+                                    <a:pt x="146100" y="2482"/>
                                   </a:cubicBezTo>
                                   <a:cubicBezTo>
-                                    <a:pt x="80004" y="457717"/>
-                                    <a:pt x="86898" y="452424"/>
-                                    <a:pt x="92988" y="446327"/>
+                                    <a:pt x="177905" y="4965"/>
+                                    <a:pt x="184372" y="9930"/>
+                                    <a:pt x="190084" y="15642"/>
                                   </a:cubicBezTo>
                                   <a:cubicBezTo>
-                                    <a:pt x="99078" y="440237"/>
-                                    <a:pt x="104371" y="433343"/>
-                                    <a:pt x="107018" y="364912"/>
+                                    <a:pt x="195796" y="21354"/>
+                                    <a:pt x="200761" y="27821"/>
+                                    <a:pt x="203243" y="97720"/>
                                   </a:cubicBezTo>
                                   <a:cubicBezTo>
-                                    <a:pt x="109664" y="296489"/>
-                                    <a:pt x="109664" y="166522"/>
-                                    <a:pt x="112311" y="98091"/>
+                                    <a:pt x="205726" y="167625"/>
+                                    <a:pt x="205726" y="300956"/>
+                                    <a:pt x="208208" y="370855"/>
                                   </a:cubicBezTo>
                                   <a:cubicBezTo>
-                                    <a:pt x="114958" y="29661"/>
-                                    <a:pt x="120251" y="22766"/>
-                                    <a:pt x="126341" y="16676"/>
+                                    <a:pt x="210691" y="440754"/>
+                                    <a:pt x="215656" y="447221"/>
+                                    <a:pt x="221368" y="452940"/>
                                   </a:cubicBezTo>
                                   <a:cubicBezTo>
-                                    <a:pt x="132431" y="10579"/>
-                                    <a:pt x="139325" y="5293"/>
-                                    <a:pt x="150087" y="2647"/>
+                                    <a:pt x="227080" y="458652"/>
+                                    <a:pt x="233547" y="463617"/>
+                                    <a:pt x="243641" y="466099"/>
                                   </a:cubicBezTo>
                                   <a:cubicBezTo>
-                                    <a:pt x="160841" y="0"/>
-                                    <a:pt x="175463" y="0"/>
-                                    <a:pt x="182774" y="0"/>
+                                    <a:pt x="253729" y="468582"/>
+                                    <a:pt x="267444" y="468582"/>
+                                    <a:pt x="274301" y="468582"/>
                                   </a:cubicBezTo>
                                   <a:lnTo>
-                                    <a:pt x="190085" y="0"/>
+                                    <a:pt x="281159" y="468582"/>
                                   </a:lnTo>
                                 </a:path>
                               </a:pathLst>
                             </a:custGeom>
                             <a:noFill/>
-                            <a:ln w="14622">
+                            <a:ln w="13715">
                               <a:solidFill>
                                 <a:srgbClr val="4D80A8"/>
                               </a:solidFill>
@@ -1252,8 +1252,8 @@
                           <wps:cNvCnPr/>
                           <wps:spPr>
                             <a:xfrm>
-                              <a:off x="1629888" y="1114860"/>
-                              <a:ext cx="190085" cy="7311"/>
+                              <a:off x="1940253" y="308589"/>
+                              <a:ext cx="281159" cy="325733"/>
                             </a:xfrm>
                             <a:custGeom>
                               <a:avLst/>
@@ -1262,18 +1262,56 @@
                               <a:cxnLst/>
                               <a:rect l="0" t="0" r="r" b="b"/>
                               <a:pathLst>
-                                <a:path w="190085" h="7311">
+                                <a:path w="281159" h="325733">
                                   <a:moveTo>
-                                    <a:pt x="0" y="0"/>
+                                    <a:pt x="0" y="325733"/>
                                   </a:moveTo>
                                   <a:lnTo>
-                                    <a:pt x="190085" y="0"/>
+                                    <a:pt x="11431" y="325733"/>
+                                  </a:lnTo>
+                                  <a:cubicBezTo>
+                                    <a:pt x="22856" y="325733"/>
+                                    <a:pt x="45719" y="325733"/>
+                                    <a:pt x="60381" y="323250"/>
+                                  </a:cubicBezTo>
+                                  <a:cubicBezTo>
+                                    <a:pt x="75042" y="320768"/>
+                                    <a:pt x="81509" y="315803"/>
+                                    <a:pt x="87221" y="310091"/>
+                                  </a:cubicBezTo>
+                                  <a:cubicBezTo>
+                                    <a:pt x="92933" y="304378"/>
+                                    <a:pt x="97898" y="297912"/>
+                                    <a:pt x="100380" y="251815"/>
+                                  </a:cubicBezTo>
+                                  <a:cubicBezTo>
+                                    <a:pt x="102863" y="205726"/>
+                                    <a:pt x="102863" y="120007"/>
+                                    <a:pt x="105345" y="73917"/>
+                                  </a:cubicBezTo>
+                                  <a:cubicBezTo>
+                                    <a:pt x="107828" y="27821"/>
+                                    <a:pt x="112793" y="21354"/>
+                                    <a:pt x="118505" y="15642"/>
+                                  </a:cubicBezTo>
+                                  <a:cubicBezTo>
+                                    <a:pt x="124217" y="9930"/>
+                                    <a:pt x="130684" y="4965"/>
+                                    <a:pt x="157922" y="2482"/>
+                                  </a:cubicBezTo>
+                                  <a:cubicBezTo>
+                                    <a:pt x="185153" y="0"/>
+                                    <a:pt x="233156" y="0"/>
+                                    <a:pt x="257157" y="0"/>
+                                  </a:cubicBezTo>
+                                  <a:lnTo>
+                                    <a:pt x="281159" y="0"/>
                                   </a:lnTo>
                                 </a:path>
                               </a:pathLst>
                             </a:custGeom>
                             <a:noFill/>
-                            <a:ln w="14622">
+                            <a:ln w="13715">
                               <a:solidFill>
                                 <a:srgbClr val="4D80A8"/>
                               </a:solidFill>
@@ -1288,8 +1326,8 @@
                           <wps:cNvCnPr/>
                           <wps:spPr>
                             <a:xfrm>
-                              <a:off x="1629888" y="1169692"/>
-                              <a:ext cx="190085" cy="427655"/>
+                              <a:off x="1940253" y="685753"/>
+                              <a:ext cx="281159" cy="6858"/>
                             </a:xfrm>
                             <a:custGeom>
                               <a:avLst/>
@@ -1298,56 +1336,18 @@
                               <a:cxnLst/>
                               <a:rect l="0" t="0" r="r" b="b"/>
                               <a:pathLst>
-                                <a:path w="190085" h="427655">
+                                <a:path w="281159" h="6858">
                                   <a:moveTo>
                                     <a:pt x="0" y="0"/>
                                   </a:moveTo>
                                   <a:lnTo>
-                                    <a:pt x="12187" y="0"/>
-                                  </a:lnTo>
-                                  <a:cubicBezTo>
-                                    <a:pt x="24367" y="0"/>
-                                    <a:pt x="48742" y="0"/>
-                                    <a:pt x="64373" y="2647"/>
-                                  </a:cubicBezTo>
-                                  <a:cubicBezTo>
-                                    <a:pt x="80004" y="5293"/>
-                                    <a:pt x="86898" y="10586"/>
-                                    <a:pt x="92988" y="16676"/>
-                                  </a:cubicBezTo>
-                                  <a:cubicBezTo>
-                                    <a:pt x="99078" y="22774"/>
-                                    <a:pt x="104371" y="29668"/>
-                                    <a:pt x="107018" y="92199"/>
-                                  </a:cubicBezTo>
-                                  <a:cubicBezTo>
-                                    <a:pt x="109664" y="154736"/>
-                                    <a:pt x="109664" y="272918"/>
-                                    <a:pt x="112311" y="335456"/>
-                                  </a:cubicBezTo>
-                                  <a:cubicBezTo>
-                                    <a:pt x="114958" y="397994"/>
-                                    <a:pt x="120251" y="404888"/>
-                                    <a:pt x="126341" y="410978"/>
-                                  </a:cubicBezTo>
-                                  <a:cubicBezTo>
-                                    <a:pt x="132431" y="417068"/>
-                                    <a:pt x="139325" y="422361"/>
-                                    <a:pt x="150087" y="425008"/>
-                                  </a:cubicBezTo>
-                                  <a:cubicBezTo>
-                                    <a:pt x="160841" y="427655"/>
-                                    <a:pt x="175463" y="427655"/>
-                                    <a:pt x="182774" y="427655"/>
-                                  </a:cubicBezTo>
-                                  <a:lnTo>
-                                    <a:pt x="190085" y="427655"/>
+                                    <a:pt x="281159" y="0"/>
                                   </a:lnTo>
                                 </a:path>
                               </a:pathLst>
                             </a:custGeom>
                             <a:noFill/>
-                            <a:ln w="14622">
+                            <a:ln w="13715">
                               <a:solidFill>
                                 <a:srgbClr val="4D80A8"/>
                               </a:solidFill>
@@ -1362,8 +1362,8 @@
                           <wps:cNvCnPr/>
                           <wps:spPr>
                             <a:xfrm>
-                              <a:off x="836305" y="1078305"/>
-                              <a:ext cx="190085" cy="7311"/>
+                              <a:off x="1195889" y="651465"/>
+                              <a:ext cx="178296" cy="6858"/>
                             </a:xfrm>
                             <a:custGeom>
                               <a:avLst/>
@@ -1372,18 +1372,18 @@
                               <a:cxnLst/>
                               <a:rect l="0" t="0" r="r" b="b"/>
                               <a:pathLst>
-                                <a:path w="190085" h="7311">
+                                <a:path w="178296" h="6858">
                                   <a:moveTo>
                                     <a:pt x="0" y="0"/>
                                   </a:moveTo>
                                   <a:lnTo>
-                                    <a:pt x="190085" y="0"/>
+                                    <a:pt x="178296" y="0"/>
                                   </a:lnTo>
                                 </a:path>
                               </a:pathLst>
                             </a:custGeom>
                             <a:noFill/>
-                            <a:ln w="14622">
+                            <a:ln w="13715">
                               <a:solidFill>
                                 <a:srgbClr val="4D80A8"/>
                               </a:solidFill>
@@ -1399,10 +1399,10 @@
                         <wpg:cNvGrpSpPr/>
                         <wpg:grpSpPr>
                           <a:xfrm>
-                            <a:off x="460557" y="58488"/>
-                            <a:ext cx="1656620" cy="1668620"/>
+                            <a:off x="329130" y="174867"/>
+                            <a:ext cx="1553874" cy="1565130"/>
                             <a:chOff x="0" y="0"/>
-                            <a:chExt cx="1656620" cy="1668620"/>
+                            <a:chExt cx="1553874" cy="1565130"/>
                           </a:xfrm>
                         </wpg:grpSpPr>
                         <wps:wsp>
@@ -1413,13 +1413,13 @@
                           <wps:spPr>
                             <a:xfrm>
                               <a:off x="0" y="0"/>
-                              <a:ext cx="1656620" cy="1668620"/>
+                              <a:ext cx="1553874" cy="1565130"/>
                             </a:xfrm>
                             <a:prstGeom prst="rect">
                               <a:avLst/>
                             </a:prstGeom>
                             <a:noFill/>
-                            <a:ln w="29244">
+                            <a:ln w="27430">
                               <a:solidFill>
                                 <a:srgbClr val="700017"/>
                               </a:solidFill>
@@ -1455,14 +1455,14 @@
                           </wps:cNvSpPr>
                           <wps:spPr>
                             <a:xfrm>
-                              <a:off x="775306" y="219290"/>
-                              <a:ext cx="793582" cy="731018"/>
+                              <a:off x="727222" y="205689"/>
+                              <a:ext cx="744363" cy="685680"/>
                             </a:xfrm>
                             <a:prstGeom prst="flowChartMultidocument">
                               <a:avLst/>
                             </a:prstGeom>
                             <a:noFill/>
-                            <a:ln w="14621">
+                            <a:ln w="13715">
                               <a:solidFill>
                                 <a:srgbClr val="700017"/>
                               </a:solidFill>
@@ -1511,14 +1511,14 @@
                           </wps:cNvSpPr>
                           <wps:spPr>
                             <a:xfrm>
-                              <a:off x="916214" y="1169661"/>
-                              <a:ext cx="511767" cy="411212"/>
+                              <a:off x="859390" y="1097118"/>
+                              <a:ext cx="480027" cy="385709"/>
                             </a:xfrm>
                             <a:prstGeom prst="flowChartDocument">
                               <a:avLst/>
                             </a:prstGeom>
                             <a:noFill/>
-                            <a:ln w="14621">
+                            <a:ln w="13715">
                               <a:solidFill>
                                 <a:srgbClr val="700017"/>
                               </a:solidFill>
@@ -1553,14 +1553,14 @@
                           </wps:cNvSpPr>
                           <wps:spPr>
                             <a:xfrm>
-                              <a:off x="87731" y="511729"/>
-                              <a:ext cx="468246" cy="219329"/>
+                              <a:off x="82291" y="479990"/>
+                              <a:ext cx="439205" cy="205726"/>
                             </a:xfrm>
                             <a:prstGeom prst="roundRect">
                               <a:avLst/>
                             </a:prstGeom>
                             <a:noFill/>
-                            <a:ln w="14621">
+                            <a:ln w="13715">
                               <a:solidFill>
                                 <a:srgbClr val="700017"/>
                               </a:solidFill>
@@ -1593,8 +1593,8 @@
                           <wps:cNvCnPr/>
                           <wps:spPr>
                             <a:xfrm>
-                              <a:off x="555977" y="657949"/>
-                              <a:ext cx="330989" cy="717330"/>
+                              <a:off x="521495" y="617143"/>
+                              <a:ext cx="310461" cy="672840"/>
                             </a:xfrm>
                             <a:custGeom>
                               <a:avLst/>
@@ -1603,56 +1603,56 @@
                               <a:cxnLst/>
                               <a:rect l="0" t="0" r="r" b="b"/>
                               <a:pathLst>
-                                <a:path w="330989" h="717330">
+                                <a:path w="310461" h="672840">
                                   <a:moveTo>
                                     <a:pt x="0" y="0"/>
                                   </a:moveTo>
                                   <a:lnTo>
-                                    <a:pt x="12187" y="0"/>
+                                    <a:pt x="11431" y="0"/>
                                   </a:lnTo>
                                   <a:cubicBezTo>
-                                    <a:pt x="24367" y="0"/>
-                                    <a:pt x="48742" y="0"/>
-                                    <a:pt x="64373" y="2647"/>
+                                    <a:pt x="22856" y="0"/>
+                                    <a:pt x="45719" y="0"/>
+                                    <a:pt x="60381" y="2482"/>
                                   </a:cubicBezTo>
                                   <a:cubicBezTo>
-                                    <a:pt x="80004" y="5293"/>
-                                    <a:pt x="86898" y="10579"/>
-                                    <a:pt x="92988" y="16676"/>
+                                    <a:pt x="75042" y="4965"/>
+                                    <a:pt x="81509" y="9923"/>
+                                    <a:pt x="87221" y="15642"/>
                                   </a:cubicBezTo>
                                   <a:cubicBezTo>
-                                    <a:pt x="99078" y="22766"/>
-                                    <a:pt x="104371" y="29661"/>
-                                    <a:pt x="107018" y="140480"/>
+                                    <a:pt x="92933" y="21354"/>
+                                    <a:pt x="97898" y="27821"/>
+                                    <a:pt x="100380" y="131767"/>
                                   </a:cubicBezTo>
                                   <a:cubicBezTo>
-                                    <a:pt x="109664" y="251292"/>
-                                    <a:pt x="109664" y="466037"/>
-                                    <a:pt x="112311" y="576849"/>
+                                    <a:pt x="102863" y="235707"/>
+                                    <a:pt x="102863" y="437133"/>
+                                    <a:pt x="105345" y="541073"/>
                                   </a:cubicBezTo>
                                   <a:cubicBezTo>
-                                    <a:pt x="114958" y="687669"/>
-                                    <a:pt x="120251" y="694563"/>
-                                    <a:pt x="126341" y="700653"/>
+                                    <a:pt x="107828" y="645019"/>
+                                    <a:pt x="112793" y="651486"/>
+                                    <a:pt x="118505" y="657198"/>
                                   </a:cubicBezTo>
                                   <a:cubicBezTo>
-                                    <a:pt x="132431" y="706751"/>
-                                    <a:pt x="139325" y="712036"/>
-                                    <a:pt x="173570" y="714683"/>
+                                    <a:pt x="124217" y="662917"/>
+                                    <a:pt x="130684" y="667875"/>
+                                    <a:pt x="162805" y="670358"/>
                                   </a:cubicBezTo>
                                   <a:cubicBezTo>
-                                    <a:pt x="207814" y="717330"/>
-                                    <a:pt x="269402" y="717330"/>
-                                    <a:pt x="300195" y="717330"/>
+                                    <a:pt x="194925" y="672840"/>
+                                    <a:pt x="252693" y="672840"/>
+                                    <a:pt x="281577" y="672840"/>
                                   </a:cubicBezTo>
                                   <a:lnTo>
-                                    <a:pt x="330989" y="717330"/>
+                                    <a:pt x="310461" y="672840"/>
                                   </a:lnTo>
                                 </a:path>
                               </a:pathLst>
                             </a:custGeom>
                             <a:noFill/>
-                            <a:ln w="14622">
+                            <a:ln w="13715">
                               <a:solidFill>
                                 <a:srgbClr val="8B3344"/>
                               </a:solidFill>
@@ -1667,8 +1667,8 @@
                           <wps:cNvCnPr/>
                           <wps:spPr>
                             <a:xfrm>
-                              <a:off x="555977" y="584840"/>
-                              <a:ext cx="190085" cy="7311"/>
+                              <a:off x="521495" y="548568"/>
+                              <a:ext cx="178296" cy="6858"/>
                             </a:xfrm>
                             <a:custGeom>
                               <a:avLst/>
@@ -1677,18 +1677,18 @@
                               <a:cxnLst/>
                               <a:rect l="0" t="0" r="r" b="b"/>
                               <a:pathLst>
-                                <a:path w="190085" h="7311">
+                                <a:path w="178296" h="6858">
                                   <a:moveTo>
                                     <a:pt x="0" y="0"/>
                                   </a:moveTo>
                                   <a:lnTo>
-                                    <a:pt x="190085" y="0"/>
+                                    <a:pt x="178296" y="0"/>
                                   </a:lnTo>
                                 </a:path>
                               </a:pathLst>
                             </a:custGeom>
                             <a:noFill/>
-                            <a:ln w="14622">
+                            <a:ln w="13715">
                               <a:solidFill>
                                 <a:srgbClr val="8B3344"/>
                               </a:solidFill>
@@ -1704,10 +1704,10 @@
                         <wpg:cNvGrpSpPr/>
                         <wpg:grpSpPr>
                           <a:xfrm>
-                            <a:off x="746655" y="1982991"/>
-                            <a:ext cx="1370522" cy="799386"/>
+                            <a:off x="597484" y="1980011"/>
+                            <a:ext cx="1285521" cy="749807"/>
                             <a:chOff x="0" y="0"/>
-                            <a:chExt cx="1370522" cy="799386"/>
+                            <a:chExt cx="1285521" cy="749807"/>
                           </a:xfrm>
                         </wpg:grpSpPr>
                         <wps:wsp>
@@ -1718,13 +1718,13 @@
                           <wps:spPr>
                             <a:xfrm>
                               <a:off x="0" y="0"/>
-                              <a:ext cx="1370522" cy="799386"/>
+                              <a:ext cx="1285521" cy="749807"/>
                             </a:xfrm>
                             <a:prstGeom prst="rect">
                               <a:avLst/>
                             </a:prstGeom>
                             <a:noFill/>
-                            <a:ln w="29244">
+                            <a:ln w="27430">
                               <a:solidFill>
                                 <a:srgbClr val="9186BF"/>
                               </a:solidFill>
@@ -1760,14 +1760,14 @@
                           </wps:cNvSpPr>
                           <wps:spPr>
                             <a:xfrm>
-                              <a:off x="87732" y="300995"/>
-                              <a:ext cx="588021" cy="328993"/>
+                              <a:off x="82291" y="282327"/>
+                              <a:ext cx="551551" cy="308589"/>
                             </a:xfrm>
                             <a:prstGeom prst="roundRect">
                               <a:avLst/>
                             </a:prstGeom>
                             <a:noFill/>
-                            <a:ln w="14621">
+                            <a:ln w="13715">
                               <a:solidFill>
                                 <a:srgbClr val="9186BF"/>
                               </a:solidFill>
@@ -1816,14 +1816,14 @@
                           </wps:cNvSpPr>
                           <wps:spPr>
                             <a:xfrm>
-                              <a:off x="895082" y="273773"/>
-                              <a:ext cx="387709" cy="383437"/>
+                              <a:off x="839568" y="256793"/>
+                              <a:ext cx="363663" cy="359656"/>
                             </a:xfrm>
                             <a:prstGeom prst="can">
                               <a:avLst/>
                             </a:prstGeom>
                             <a:noFill/>
-                            <a:ln w="14621">
+                            <a:ln w="13715">
                               <a:solidFill>
                                 <a:srgbClr val="9186BF"/>
                               </a:solidFill>
@@ -1870,8 +1870,8 @@
                           <wps:cNvCnPr/>
                           <wps:spPr>
                             <a:xfrm>
-                              <a:off x="675755" y="465493"/>
-                              <a:ext cx="190085" cy="7311"/>
+                              <a:off x="633844" y="436623"/>
+                              <a:ext cx="178296" cy="6858"/>
                             </a:xfrm>
                             <a:custGeom>
                               <a:avLst/>
@@ -1880,18 +1880,18 @@
                               <a:cxnLst/>
                               <a:rect l="0" t="0" r="r" b="b"/>
                               <a:pathLst>
-                                <a:path w="190085" h="7311">
+                                <a:path w="178296" h="6858">
                                   <a:moveTo>
                                     <a:pt x="0" y="0"/>
                                   </a:moveTo>
                                   <a:lnTo>
-                                    <a:pt x="190085" y="0"/>
+                                    <a:pt x="178296" y="0"/>
                                   </a:lnTo>
                                 </a:path>
                               </a:pathLst>
                             </a:custGeom>
                             <a:noFill/>
-                            <a:ln w="14622">
+                            <a:ln w="13715">
                               <a:solidFill>
                                 <a:srgbClr val="7D7AA8"/>
                               </a:solidFill>
@@ -1907,10 +1907,10 @@
                         <wpg:cNvGrpSpPr/>
                         <wpg:grpSpPr>
                           <a:xfrm>
-                            <a:off x="240600" y="3038260"/>
-                            <a:ext cx="1876577" cy="2615137"/>
+                            <a:off x="225678" y="3776957"/>
+                            <a:ext cx="1657327" cy="2687581"/>
                             <a:chOff x="0" y="0"/>
-                            <a:chExt cx="1876577" cy="2615137"/>
+                            <a:chExt cx="1657327" cy="2687581"/>
                           </a:xfrm>
                         </wpg:grpSpPr>
                         <wps:wsp>
@@ -1921,13 +1921,13 @@
                           <wps:spPr>
                             <a:xfrm>
                               <a:off x="0" y="0"/>
-                              <a:ext cx="1876577" cy="2615137"/>
+                              <a:ext cx="1657327" cy="2687581"/>
                             </a:xfrm>
                             <a:prstGeom prst="rect">
                               <a:avLst/>
                             </a:prstGeom>
                             <a:noFill/>
-                            <a:ln w="29244">
+                            <a:ln w="27430">
                               <a:solidFill>
                                 <a:srgbClr val="5A8263"/>
                               </a:solidFill>
@@ -1947,7 +1947,7 @@
                                     <w:sz w:val="24"/>
                                     <w:szCs w:val="24"/>
                                   </w:rPr>
-                                  <w:t xml:space="preserve">Environmental</w:t>
+                                  <w:t xml:space="preserve">Monitoring</w:t>
                                 </w:r>
                               </w:p>
                             </w:txbxContent>
@@ -1963,14 +1963,14 @@
                           </wps:cNvSpPr>
                           <wps:spPr>
                             <a:xfrm>
-                              <a:off x="87732" y="325024"/>
-                              <a:ext cx="519879" cy="219329"/>
+                              <a:off x="82290" y="1222760"/>
+                              <a:ext cx="487636" cy="205726"/>
                             </a:xfrm>
                             <a:prstGeom prst="roundRect">
                               <a:avLst/>
                             </a:prstGeom>
                             <a:noFill/>
-                            <a:ln w="14621">
+                            <a:ln w="13715">
                               <a:solidFill>
                                 <a:srgbClr val="5A8263"/>
                               </a:solidFill>
@@ -2005,14 +2005,14 @@
                           </wps:cNvSpPr>
                           <wps:spPr>
                             <a:xfrm>
-                              <a:off x="232771" y="2015678"/>
-                              <a:ext cx="302321" cy="219329"/>
+                              <a:off x="218334" y="2125300"/>
+                              <a:ext cx="283571" cy="205726"/>
                             </a:xfrm>
                             <a:prstGeom prst="roundRect">
                               <a:avLst/>
                             </a:prstGeom>
                             <a:noFill/>
-                            <a:ln w="14621">
+                            <a:ln w="13715">
                               <a:solidFill>
                                 <a:srgbClr val="5A8263"/>
                               </a:solidFill>
@@ -2047,14 +2047,14 @@
                           </wps:cNvSpPr>
                           <wps:spPr>
                             <a:xfrm>
-                              <a:off x="1168871" y="1029513"/>
-                              <a:ext cx="387709" cy="493102"/>
+                              <a:off x="1122012" y="617178"/>
+                              <a:ext cx="453025" cy="308589"/>
                             </a:xfrm>
-                            <a:prstGeom prst="can">
+                            <a:prstGeom prst="flowChartPredefinedProcess">
                               <a:avLst/>
                             </a:prstGeom>
                             <a:noFill/>
-                            <a:ln w="14621">
+                            <a:ln w="13715">
                               <a:solidFill>
                                 <a:srgbClr val="5A8263"/>
                               </a:solidFill>
@@ -2090,20 +2090,6 @@
                                   <w:t xml:space="preserve">station</w:t>
                                 </w:r>
                               </w:p>
-                              <w:p>
-                                <w:pPr>
-                                  <w:jc w:val="center"/>
-                                </w:pPr>
-                                <w:r>
-                                  <w:rPr>
-                                    <w:rFonts w:ascii="Myriad Pro" w:hAnsi="Myriad Pro" w:cs="Myriad Pro"/>
-                                    <w:color w:val="5A8263"/>
-                                    <w:sz w:val="15"/>
-                                    <w:szCs w:val="15"/>
-                                  </w:rPr>
-                                  <w:t xml:space="preserve">database</w:t>
-                                </w:r>
-                              </w:p>
                             </w:txbxContent>
                           </wps:txbx>
                           <wps:bodyPr anchor="ctr" lIns="0" rIns="0" tIns="0" bIns="0">
@@ -2117,14 +2103,14 @@
                           </wps:cNvSpPr>
                           <wps:spPr>
                             <a:xfrm>
-                              <a:off x="1035341" y="288469"/>
-                              <a:ext cx="556033" cy="398133"/>
+                              <a:off x="899820" y="1188467"/>
+                              <a:ext cx="426881" cy="468445"/>
                             </a:xfrm>
                             <a:prstGeom prst="can">
                               <a:avLst/>
                             </a:prstGeom>
                             <a:noFill/>
-                            <a:ln w="14621">
+                            <a:ln w="13715">
                               <a:solidFill>
                                 <a:srgbClr val="5A8263"/>
                               </a:solidFill>
@@ -2143,7 +2129,21 @@
                                     <w:sz w:val="15"/>
                                     <w:szCs w:val="15"/>
                                   </w:rPr>
-                                  <w:t xml:space="preserve">Environmental</w:t>
+                                  <w:t xml:space="preserve">Enviro</w:t>
+                                </w:r>
+                              </w:p>
+                              <w:p>
+                                <w:pPr>
+                                  <w:jc w:val="center"/>
+                                </w:pPr>
+                                <w:r>
+                                  <w:rPr>
+                                    <w:rFonts w:ascii="Myriad Pro" w:hAnsi="Myriad Pro" w:cs="Myriad Pro"/>
+                                    <w:color w:val="5A8263"/>
+                                    <w:sz w:val="15"/>
+                                    <w:szCs w:val="15"/>
+                                  </w:rPr>
+                                  <w:t xml:space="preserve">monitoring</w:t>
                                 </w:r>
                               </w:p>
                               <w:p>
@@ -2173,14 +2173,14 @@
                           </wps:cNvSpPr>
                           <wps:spPr>
                             <a:xfrm>
-                              <a:off x="936605" y="1796349"/>
-                              <a:ext cx="852241" cy="731018"/>
+                              <a:off x="775652" y="1919574"/>
+                              <a:ext cx="799384" cy="685680"/>
                             </a:xfrm>
                             <a:prstGeom prst="flowChartMultidocument">
                               <a:avLst/>
                             </a:prstGeom>
                             <a:noFill/>
-                            <a:ln w="14621">
+                            <a:ln w="13715">
                               <a:solidFill>
                                 <a:srgbClr val="5A8263"/>
                               </a:solidFill>
@@ -2223,12 +2223,54 @@
                           </wps:bodyPr>
                         </wps:wsp>
                         <wps:wsp>
-                          <wps:cNvPr id="51" name="mermaid:edge:Contractors-WeatherDB"/>
+                          <wps:cNvPr id="51" name="mermaid:node:Scada"/>
+                          <wps:cNvSpPr>
+                            <a:spLocks noChangeArrowheads="1"/>
+                          </wps:cNvSpPr>
+                          <wps:spPr>
+                            <a:xfrm>
+                              <a:off x="1159942" y="205726"/>
+                              <a:ext cx="415095" cy="205726"/>
+                            </a:xfrm>
+                            <a:prstGeom prst="flowChartPredefinedProcess">
+                              <a:avLst/>
+                            </a:prstGeom>
+                            <a:noFill/>
+                            <a:ln w="13715">
+                              <a:solidFill>
+                                <a:srgbClr val="5A8263"/>
+                              </a:solidFill>
+                            </a:ln>
+                          </wps:spPr>
+                          <wps:txbx>
+                            <w:txbxContent>
+                              <w:p>
+                                <w:pPr>
+                                  <w:jc w:val="center"/>
+                                </w:pPr>
+                                <w:r>
+                                  <w:rPr>
+                                    <w:rFonts w:ascii="Myriad Pro" w:hAnsi="Myriad Pro" w:cs="Myriad Pro"/>
+                                    <w:color w:val="5A8263"/>
+                                    <w:sz w:val="15"/>
+                                    <w:szCs w:val="15"/>
+                                  </w:rPr>
+                                  <w:t xml:space="preserve">SCADA</w:t>
+                                </w:r>
+                              </w:p>
+                            </w:txbxContent>
+                          </wps:txbx>
+                          <wps:bodyPr anchor="ctr" lIns="0" rIns="0" tIns="0" bIns="0">
+                            <a:normAutofit/>
+                          </wps:bodyPr>
+                        </wps:wsp>
+                        <wps:wsp>
+                          <wps:cNvPr id="52" name="mermaid:edge:EnvSiteStaff-EnvDB"/>
                           <wps:cNvCnPr/>
                           <wps:spPr>
                             <a:xfrm>
-                              <a:off x="607613" y="471242"/>
-                              <a:ext cx="532011" cy="804820"/>
+                              <a:off x="501902" y="1519757"/>
+                              <a:ext cx="370485" cy="674116"/>
                             </a:xfrm>
                             <a:custGeom>
                               <a:avLst/>
@@ -2237,130 +2279,56 @@
                               <a:cxnLst/>
                               <a:rect l="0" t="0" r="r" b="b"/>
                               <a:pathLst>
-                                <a:path w="532011" h="804820">
+                                <a:path w="370485" h="674116">
                                   <a:moveTo>
-                                    <a:pt x="0" y="0"/>
+                                    <a:pt x="0" y="674116"/>
                                   </a:moveTo>
                                   <a:lnTo>
-                                    <a:pt x="30457" y="0"/>
+                                    <a:pt x="22767" y="674116"/>
                                   </a:lnTo>
                                   <a:cubicBezTo>
-                                    <a:pt x="60922" y="0"/>
-                                    <a:pt x="121844" y="0"/>
-                                    <a:pt x="155753" y="2647"/>
+                                    <a:pt x="45534" y="674116"/>
+                                    <a:pt x="91068" y="674116"/>
+                                    <a:pt x="117065" y="671640"/>
                                   </a:cubicBezTo>
                                   <a:cubicBezTo>
-                                    <a:pt x="189661" y="5293"/>
-                                    <a:pt x="196555" y="10586"/>
-                                    <a:pt x="202653" y="16676"/>
+                                    <a:pt x="143062" y="669158"/>
+                                    <a:pt x="149528" y="664193"/>
+                                    <a:pt x="155248" y="658474"/>
                                   </a:cubicBezTo>
                                   <a:cubicBezTo>
-                                    <a:pt x="208743" y="22766"/>
-                                    <a:pt x="214036" y="29661"/>
-                                    <a:pt x="216682" y="155058"/>
+                                    <a:pt x="160960" y="652761"/>
+                                    <a:pt x="165925" y="646295"/>
+                                    <a:pt x="168407" y="542142"/>
                                   </a:cubicBezTo>
                                   <a:cubicBezTo>
-                                    <a:pt x="219329" y="280456"/>
-                                    <a:pt x="219329" y="524364"/>
-                                    <a:pt x="221975" y="649762"/>
+                                    <a:pt x="170890" y="437983"/>
+                                    <a:pt x="170890" y="236132"/>
+                                    <a:pt x="173372" y="131980"/>
                                   </a:cubicBezTo>
                                   <a:cubicBezTo>
-                                    <a:pt x="224615" y="775159"/>
-                                    <a:pt x="229908" y="782053"/>
-                                    <a:pt x="236005" y="788143"/>
+                                    <a:pt x="175848" y="27821"/>
+                                    <a:pt x="180812" y="21354"/>
+                                    <a:pt x="186532" y="15642"/>
                                   </a:cubicBezTo>
                                   <a:cubicBezTo>
-                                    <a:pt x="242095" y="794241"/>
-                                    <a:pt x="248989" y="799527"/>
-                                    <a:pt x="298455" y="802173"/>
+                                    <a:pt x="192244" y="9923"/>
+                                    <a:pt x="198711" y="4958"/>
+                                    <a:pt x="229494" y="2482"/>
                                   </a:cubicBezTo>
                                   <a:cubicBezTo>
-                                    <a:pt x="347921" y="804820"/>
-                                    <a:pt x="439966" y="804820"/>
-                                    <a:pt x="485989" y="804820"/>
+                                    <a:pt x="260277" y="0"/>
+                                    <a:pt x="315385" y="0"/>
+                                    <a:pt x="342938" y="0"/>
                                   </a:cubicBezTo>
                                   <a:lnTo>
-                                    <a:pt x="532011" y="804820"/>
+                                    <a:pt x="370485" y="0"/>
                                   </a:lnTo>
                                 </a:path>
                               </a:pathLst>
                             </a:custGeom>
                             <a:noFill/>
-                            <a:ln w="14622">
-                              <a:solidFill>
-                                <a:srgbClr val="3D7A56"/>
-                              </a:solidFill>
-                              <a:headEnd type="none"/>
-                              <a:tailEnd type="arrow" w="sm" len="sm"/>
-                            </a:ln>
-                          </wps:spPr>
-                          <wps:bodyPr/>
-                        </wps:wsp>
-                        <wps:wsp>
-                          <wps:cNvPr id="52" name="mermaid:edge:EnvSiteStaff-EnvDB"/>
-                          <wps:cNvCnPr/>
-                          <wps:spPr>
-                            <a:xfrm>
-                              <a:off x="535089" y="576937"/>
-                              <a:ext cx="471009" cy="1511848"/>
-                            </a:xfrm>
-                            <a:custGeom>
-                              <a:avLst/>
-                              <a:gdLst/>
-                              <a:ahLst/>
-                              <a:cxnLst/>
-                              <a:rect l="0" t="0" r="r" b="b"/>
-                              <a:pathLst>
-                                <a:path w="471009" h="1511848">
-                                  <a:moveTo>
-                                    <a:pt x="0" y="1511848"/>
-                                  </a:moveTo>
-                                  <a:lnTo>
-                                    <a:pt x="24272" y="1511848"/>
-                                  </a:lnTo>
-                                  <a:cubicBezTo>
-                                    <a:pt x="48545" y="1511848"/>
-                                    <a:pt x="97090" y="1511848"/>
-                                    <a:pt x="124805" y="1509202"/>
-                                  </a:cubicBezTo>
-                                  <a:cubicBezTo>
-                                    <a:pt x="152521" y="1506555"/>
-                                    <a:pt x="159415" y="1501269"/>
-                                    <a:pt x="165513" y="1495172"/>
-                                  </a:cubicBezTo>
-                                  <a:cubicBezTo>
-                                    <a:pt x="171603" y="1489082"/>
-                                    <a:pt x="176896" y="1482188"/>
-                                    <a:pt x="179543" y="1238952"/>
-                                  </a:cubicBezTo>
-                                  <a:cubicBezTo>
-                                    <a:pt x="182189" y="995716"/>
-                                    <a:pt x="182189" y="516132"/>
-                                    <a:pt x="184836" y="272896"/>
-                                  </a:cubicBezTo>
-                                  <a:cubicBezTo>
-                                    <a:pt x="187475" y="29661"/>
-                                    <a:pt x="192768" y="22766"/>
-                                    <a:pt x="198865" y="16676"/>
-                                  </a:cubicBezTo>
-                                  <a:cubicBezTo>
-                                    <a:pt x="204955" y="10586"/>
-                                    <a:pt x="211850" y="5293"/>
-                                    <a:pt x="257338" y="2647"/>
-                                  </a:cubicBezTo>
-                                  <a:cubicBezTo>
-                                    <a:pt x="302827" y="0"/>
-                                    <a:pt x="386918" y="0"/>
-                                    <a:pt x="428963" y="0"/>
-                                  </a:cubicBezTo>
-                                  <a:lnTo>
-                                    <a:pt x="471009" y="0"/>
-                                  </a:lnTo>
-                                </a:path>
-                              </a:pathLst>
-                            </a:custGeom>
-                            <a:noFill/>
-                            <a:ln w="14622">
+                            <a:ln w="13715">
                               <a:solidFill>
                                 <a:srgbClr val="3D7A56"/>
                               </a:solidFill>
@@ -2375,8 +2343,8 @@
                           <wps:cNvCnPr/>
                           <wps:spPr>
                             <a:xfrm>
-                              <a:off x="607613" y="398133"/>
-                              <a:ext cx="398484" cy="7311"/>
+                              <a:off x="569929" y="1325620"/>
+                              <a:ext cx="302458" cy="6858"/>
                             </a:xfrm>
                             <a:custGeom>
                               <a:avLst/>
@@ -2385,18 +2353,18 @@
                               <a:cxnLst/>
                               <a:rect l="0" t="0" r="r" b="b"/>
                               <a:pathLst>
-                                <a:path w="398484" h="7311">
+                                <a:path w="302458" h="6858">
                                   <a:moveTo>
                                     <a:pt x="0" y="0"/>
                                   </a:moveTo>
                                   <a:lnTo>
-                                    <a:pt x="398484" y="0"/>
+                                    <a:pt x="302458" y="0"/>
                                   </a:lnTo>
                                 </a:path>
                               </a:pathLst>
                             </a:custGeom>
                             <a:noFill/>
-                            <a:ln w="14622">
+                            <a:ln w="13715">
                               <a:solidFill>
                                 <a:srgbClr val="3D7A56"/>
                               </a:solidFill>
@@ -2411,8 +2379,8 @@
                           <wps:cNvCnPr/>
                           <wps:spPr>
                             <a:xfrm>
-                              <a:off x="535089" y="2161894"/>
-                              <a:ext cx="372274" cy="7311"/>
+                              <a:off x="501902" y="2262448"/>
+                              <a:ext cx="246322" cy="6858"/>
                             </a:xfrm>
                             <a:custGeom>
                               <a:avLst/>
@@ -2421,18 +2389,18 @@
                               <a:cxnLst/>
                               <a:rect l="0" t="0" r="r" b="b"/>
                               <a:pathLst>
-                                <a:path w="372274" h="7311">
+                                <a:path w="246322" h="6858">
                                   <a:moveTo>
                                     <a:pt x="0" y="0"/>
                                   </a:moveTo>
                                   <a:lnTo>
-                                    <a:pt x="372274" y="0"/>
+                                    <a:pt x="246322" y="0"/>
                                   </a:lnTo>
                                 </a:path>
                               </a:pathLst>
                             </a:custGeom>
                             <a:noFill/>
-                            <a:ln w="14622">
+                            <a:ln w="13715">
                               <a:solidFill>
                                 <a:srgbClr val="3D7A56"/>
                               </a:solidFill>
@@ -2448,8 +2416,8 @@
                         <wps:cNvCnPr/>
                         <wps:spPr>
                           <a:xfrm>
-                            <a:off x="1831970" y="3525798"/>
-                            <a:ext cx="1596385" cy="7311"/>
+                            <a:off x="1552376" y="5199645"/>
+                            <a:ext cx="1680492" cy="6858"/>
                           </a:xfrm>
                           <a:custGeom>
                             <a:avLst/>
@@ -2458,36 +2426,36 @@
                             <a:cxnLst/>
                             <a:rect l="0" t="0" r="r" b="b"/>
                             <a:pathLst>
-                              <a:path w="1596385" h="7311">
+                              <a:path w="1680492" h="6858">
                                 <a:moveTo>
                                   <a:pt x="0" y="0"/>
                                 </a:moveTo>
                                 <a:lnTo>
-                                  <a:pt x="56675" y="0"/>
+                                  <a:pt x="63679" y="0"/>
                                 </a:lnTo>
                                 <a:cubicBezTo>
-                                  <a:pt x="113349" y="0"/>
-                                  <a:pt x="226691" y="0"/>
-                                  <a:pt x="432633" y="0"/>
-                                </a:cubicBezTo>
-                                <a:cubicBezTo>
-                                  <a:pt x="638569" y="0"/>
-                                  <a:pt x="937104" y="0"/>
-                                  <a:pt x="1146490" y="0"/>
-                                </a:cubicBezTo>
-                                <a:cubicBezTo>
-                                  <a:pt x="1355883" y="0"/>
-                                  <a:pt x="1476134" y="0"/>
-                                  <a:pt x="1536259" y="0"/>
+                                  <a:pt x="127358" y="0"/>
+                                  <a:pt x="254709" y="0"/>
+                                  <a:pt x="478395" y="0"/>
+                                </a:cubicBezTo>
+                                <a:cubicBezTo>
+                                  <a:pt x="702081" y="0"/>
+                                  <a:pt x="1022094" y="0"/>
+                                  <a:pt x="1238504" y="0"/>
+                                </a:cubicBezTo>
+                                <a:cubicBezTo>
+                                  <a:pt x="1454907" y="0"/>
+                                  <a:pt x="1567700" y="0"/>
+                                  <a:pt x="1624096" y="0"/>
                                 </a:cubicBezTo>
                                 <a:lnTo>
-                                  <a:pt x="1596385" y="0"/>
+                                  <a:pt x="1680492" y="0"/>
                                 </a:lnTo>
                               </a:path>
                             </a:pathLst>
                           </a:custGeom>
                           <a:noFill/>
-                          <a:ln w="14622">
+                          <a:ln w="13715">
                             <a:solidFill>
                               <a:srgbClr val="3D7A56"/>
                             </a:solidFill>
@@ -2502,8 +2470,8 @@
                         <wps:cNvCnPr/>
                         <wps:spPr>
                           <a:xfrm>
-                            <a:off x="1797177" y="3684198"/>
-                            <a:ext cx="1631178" cy="630124"/>
+                            <a:off x="1800715" y="4548427"/>
+                            <a:ext cx="1432154" cy="502636"/>
                           </a:xfrm>
                           <a:custGeom>
                             <a:avLst/>
@@ -2512,66 +2480,66 @@
                             <a:cxnLst/>
                             <a:rect l="0" t="0" r="r" b="b"/>
                             <a:pathLst>
-                              <a:path w="1631178" h="630124">
+                              <a:path w="1432154" h="502636">
                                 <a:moveTo>
-                                  <a:pt x="0" y="630124"/>
+                                  <a:pt x="0" y="0"/>
                                 </a:moveTo>
                                 <a:lnTo>
-                                  <a:pt x="62472" y="630124"/>
+                                  <a:pt x="22287" y="0"/>
                                 </a:lnTo>
                                 <a:cubicBezTo>
-                                  <a:pt x="124944" y="630124"/>
-                                  <a:pt x="249889" y="630124"/>
-                                  <a:pt x="348916" y="630124"/>
-                                </a:cubicBezTo>
-                                <a:cubicBezTo>
-                                  <a:pt x="447943" y="630124"/>
-                                  <a:pt x="521052" y="630124"/>
-                                  <a:pt x="561050" y="627478"/>
-                                </a:cubicBezTo>
-                                <a:cubicBezTo>
-                                  <a:pt x="601056" y="624831"/>
-                                  <a:pt x="607950" y="619545"/>
-                                  <a:pt x="614040" y="613448"/>
-                                </a:cubicBezTo>
-                                <a:cubicBezTo>
-                                  <a:pt x="620130" y="607358"/>
-                                  <a:pt x="625423" y="600464"/>
-                                  <a:pt x="628070" y="504186"/>
-                                </a:cubicBezTo>
-                                <a:cubicBezTo>
-                                  <a:pt x="630717" y="407900"/>
-                                  <a:pt x="630717" y="222231"/>
-                                  <a:pt x="633363" y="125946"/>
-                                </a:cubicBezTo>
-                                <a:cubicBezTo>
-                                  <a:pt x="636010" y="29661"/>
-                                  <a:pt x="641303" y="22774"/>
-                                  <a:pt x="647393" y="16676"/>
-                                </a:cubicBezTo>
-                                <a:cubicBezTo>
-                                  <a:pt x="653483" y="10586"/>
-                                  <a:pt x="660377" y="5293"/>
-                                  <a:pt x="764346" y="2647"/>
-                                </a:cubicBezTo>
-                                <a:cubicBezTo>
-                                  <a:pt x="868323" y="0"/>
-                                  <a:pt x="1069374" y="0"/>
-                                  <a:pt x="1230025" y="0"/>
-                                </a:cubicBezTo>
-                                <a:cubicBezTo>
-                                  <a:pt x="1390676" y="0"/>
-                                  <a:pt x="1510927" y="0"/>
-                                  <a:pt x="1571052" y="0"/>
+                                  <a:pt x="44574" y="0"/>
+                                  <a:pt x="89148" y="0"/>
+                                  <a:pt x="205726" y="0"/>
+                                </a:cubicBezTo>
+                                <a:cubicBezTo>
+                                  <a:pt x="322304" y="0"/>
+                                  <a:pt x="510886" y="0"/>
+                                  <a:pt x="608407" y="2482"/>
+                                </a:cubicBezTo>
+                                <a:cubicBezTo>
+                                  <a:pt x="705935" y="4965"/>
+                                  <a:pt x="712401" y="9930"/>
+                                  <a:pt x="718113" y="15642"/>
+                                </a:cubicBezTo>
+                                <a:cubicBezTo>
+                                  <a:pt x="723826" y="21361"/>
+                                  <a:pt x="728791" y="27821"/>
+                                  <a:pt x="731273" y="103398"/>
+                                </a:cubicBezTo>
+                                <a:cubicBezTo>
+                                  <a:pt x="733756" y="178975"/>
+                                  <a:pt x="733756" y="323662"/>
+                                  <a:pt x="736238" y="399238"/>
+                                </a:cubicBezTo>
+                                <a:cubicBezTo>
+                                  <a:pt x="738720" y="474815"/>
+                                  <a:pt x="743685" y="481282"/>
+                                  <a:pt x="749398" y="486994"/>
+                                </a:cubicBezTo>
+                                <a:cubicBezTo>
+                                  <a:pt x="755110" y="492713"/>
+                                  <a:pt x="761577" y="497678"/>
+                                  <a:pt x="819097" y="500154"/>
+                                </a:cubicBezTo>
+                                <a:cubicBezTo>
+                                  <a:pt x="876618" y="502636"/>
+                                  <a:pt x="985201" y="502636"/>
+                                  <a:pt x="1095881" y="502636"/>
+                                </a:cubicBezTo>
+                                <a:cubicBezTo>
+                                  <a:pt x="1206568" y="502636"/>
+                                  <a:pt x="1319361" y="502636"/>
+                                  <a:pt x="1375757" y="502636"/>
                                 </a:cubicBezTo>
                                 <a:lnTo>
-                                  <a:pt x="1631178" y="0"/>
+                                  <a:pt x="1432154" y="502636"/>
                                 </a:lnTo>
                               </a:path>
                             </a:pathLst>
                           </a:custGeom>
                           <a:noFill/>
-                          <a:ln w="14622">
+                          <a:ln w="13715">
                             <a:solidFill>
                               <a:srgbClr val="3D7A56"/>
                             </a:solidFill>
@@ -2586,8 +2554,8 @@
                         <wps:cNvCnPr/>
                         <wps:spPr>
                           <a:xfrm>
-                            <a:off x="1831970" y="1758980"/>
-                            <a:ext cx="1668310" cy="1766818"/>
+                            <a:off x="1552376" y="3393832"/>
+                            <a:ext cx="1747957" cy="1805813"/>
                           </a:xfrm>
                           <a:custGeom>
                             <a:avLst/>
@@ -2596,76 +2564,76 @@
                             <a:cxnLst/>
                             <a:rect l="0" t="0" r="r" b="b"/>
                             <a:pathLst>
-                              <a:path w="1668310" h="1766818">
+                              <a:path w="1747957" h="1805813">
                                 <a:moveTo>
-                                  <a:pt x="0" y="1766818"/>
+                                  <a:pt x="0" y="1805813"/>
                                 </a:moveTo>
                                 <a:lnTo>
-                                  <a:pt x="56675" y="1766818"/>
+                                  <a:pt x="63679" y="1805813"/>
                                 </a:lnTo>
                                 <a:cubicBezTo>
-                                  <a:pt x="113349" y="1766818"/>
-                                  <a:pt x="226691" y="1766818"/>
-                                  <a:pt x="405217" y="1766818"/>
-                                </a:cubicBezTo>
-                                <a:cubicBezTo>
-                                  <a:pt x="583736" y="1766818"/>
-                                  <a:pt x="827440" y="1766818"/>
-                                  <a:pt x="952735" y="1764171"/>
-                                </a:cubicBezTo>
-                                <a:cubicBezTo>
-                                  <a:pt x="1078030" y="1761525"/>
-                                  <a:pt x="1084925" y="1756232"/>
-                                  <a:pt x="1091015" y="1750134"/>
-                                </a:cubicBezTo>
-                                <a:cubicBezTo>
-                                  <a:pt x="1097105" y="1744044"/>
-                                  <a:pt x="1102398" y="1737150"/>
-                                  <a:pt x="1105044" y="1457513"/>
-                                </a:cubicBezTo>
-                                <a:cubicBezTo>
-                                  <a:pt x="1107691" y="1177876"/>
-                                  <a:pt x="1107691" y="625489"/>
-                                  <a:pt x="1110337" y="345852"/>
-                                </a:cubicBezTo>
-                                <a:cubicBezTo>
-                                  <a:pt x="1112984" y="66215"/>
-                                  <a:pt x="1118277" y="59321"/>
-                                  <a:pt x="1124367" y="53231"/>
-                                </a:cubicBezTo>
-                                <a:cubicBezTo>
-                                  <a:pt x="1130457" y="47141"/>
-                                  <a:pt x="1137351" y="41848"/>
-                                  <a:pt x="1156031" y="39201"/>
-                                </a:cubicBezTo>
-                                <a:cubicBezTo>
-                                  <a:pt x="1174710" y="36555"/>
-                                  <a:pt x="1205168" y="36555"/>
-                                  <a:pt x="1262442" y="36555"/>
-                                </a:cubicBezTo>
-                                <a:cubicBezTo>
-                                  <a:pt x="1319709" y="36555"/>
-                                  <a:pt x="1403785" y="36555"/>
-                                  <a:pt x="1445823" y="30465"/>
-                                </a:cubicBezTo>
-                                <a:cubicBezTo>
-                                  <a:pt x="1487861" y="24367"/>
-                                  <a:pt x="1487861" y="12187"/>
-                                  <a:pt x="1517938" y="6090"/>
-                                </a:cubicBezTo>
-                                <a:cubicBezTo>
-                                  <a:pt x="1548008" y="0"/>
-                                  <a:pt x="1608163" y="0"/>
-                                  <a:pt x="1638233" y="0"/>
+                                  <a:pt x="127358" y="1805813"/>
+                                  <a:pt x="254709" y="1805813"/>
+                                  <a:pt x="432676" y="1805813"/>
+                                </a:cubicBezTo>
+                                <a:cubicBezTo>
+                                  <a:pt x="610642" y="1805813"/>
+                                  <a:pt x="839231" y="1805813"/>
+                                  <a:pt x="956755" y="1803331"/>
+                                </a:cubicBezTo>
+                                <a:cubicBezTo>
+                                  <a:pt x="1074280" y="1800849"/>
+                                  <a:pt x="1080746" y="1795884"/>
+                                  <a:pt x="1086459" y="1790171"/>
+                                </a:cubicBezTo>
+                                <a:cubicBezTo>
+                                  <a:pt x="1092171" y="1784459"/>
+                                  <a:pt x="1097136" y="1777992"/>
+                                  <a:pt x="1099618" y="1490936"/>
+                                </a:cubicBezTo>
+                                <a:cubicBezTo>
+                                  <a:pt x="1102101" y="1203873"/>
+                                  <a:pt x="1102101" y="636221"/>
+                                  <a:pt x="1104583" y="349165"/>
+                                </a:cubicBezTo>
+                                <a:cubicBezTo>
+                                  <a:pt x="1107066" y="62109"/>
+                                  <a:pt x="1112030" y="55642"/>
+                                  <a:pt x="1117743" y="49930"/>
+                                </a:cubicBezTo>
+                                <a:cubicBezTo>
+                                  <a:pt x="1123455" y="44210"/>
+                                  <a:pt x="1129922" y="39252"/>
+                                  <a:pt x="1167439" y="36770"/>
+                                </a:cubicBezTo>
+                                <a:cubicBezTo>
+                                  <a:pt x="1204964" y="34288"/>
+                                  <a:pt x="1273539" y="34288"/>
+                                  <a:pt x="1347257" y="34288"/>
+                                </a:cubicBezTo>
+                                <a:cubicBezTo>
+                                  <a:pt x="1420976" y="34288"/>
+                                  <a:pt x="1499837" y="34288"/>
+                                  <a:pt x="1539268" y="28568"/>
+                                </a:cubicBezTo>
+                                <a:cubicBezTo>
+                                  <a:pt x="1578699" y="22856"/>
+                                  <a:pt x="1578699" y="11425"/>
+                                  <a:pt x="1606911" y="5712"/>
+                                </a:cubicBezTo>
+                                <a:cubicBezTo>
+                                  <a:pt x="1635116" y="0"/>
+                                  <a:pt x="1691540" y="0"/>
+                                  <a:pt x="1719745" y="0"/>
                                 </a:cubicBezTo>
                                 <a:lnTo>
-                                  <a:pt x="1668310" y="0"/>
+                                  <a:pt x="1747957" y="0"/>
                                 </a:lnTo>
                               </a:path>
                             </a:pathLst>
                           </a:custGeom>
                           <a:noFill/>
-                          <a:ln w="14622">
+                          <a:ln w="13715">
                             <a:solidFill>
                               <a:srgbClr val="3D7A56"/>
                             </a:solidFill>
@@ -2680,8 +2648,8 @@
                         <wps:cNvCnPr/>
                         <wps:spPr>
                           <a:xfrm>
-                            <a:off x="1831970" y="3038398"/>
-                            <a:ext cx="1568281" cy="487400"/>
+                            <a:off x="1552376" y="4593899"/>
+                            <a:ext cx="1654132" cy="605746"/>
                           </a:xfrm>
                           <a:custGeom>
                             <a:avLst/>
@@ -2690,66 +2658,66 @@
                             <a:cxnLst/>
                             <a:rect l="0" t="0" r="r" b="b"/>
                             <a:pathLst>
-                              <a:path w="1568281" h="487400">
+                              <a:path w="1654132" h="605746">
                                 <a:moveTo>
-                                  <a:pt x="0" y="487400"/>
+                                  <a:pt x="0" y="605746"/>
                                 </a:moveTo>
                                 <a:lnTo>
-                                  <a:pt x="56675" y="487400"/>
+                                  <a:pt x="63679" y="605746"/>
                                 </a:lnTo>
                                 <a:cubicBezTo>
-                                  <a:pt x="113349" y="487400"/>
-                                  <a:pt x="226691" y="487400"/>
-                                  <a:pt x="405217" y="487400"/>
-                                </a:cubicBezTo>
-                                <a:cubicBezTo>
-                                  <a:pt x="583736" y="487400"/>
-                                  <a:pt x="827440" y="487400"/>
-                                  <a:pt x="952735" y="484753"/>
-                                </a:cubicBezTo>
-                                <a:cubicBezTo>
-                                  <a:pt x="1078030" y="482107"/>
-                                  <a:pt x="1084925" y="476814"/>
-                                  <a:pt x="1091015" y="470716"/>
-                                </a:cubicBezTo>
-                                <a:cubicBezTo>
-                                  <a:pt x="1097105" y="464626"/>
-                                  <a:pt x="1102398" y="457732"/>
-                                  <a:pt x="1105044" y="385236"/>
-                                </a:cubicBezTo>
-                                <a:cubicBezTo>
-                                  <a:pt x="1107691" y="312748"/>
-                                  <a:pt x="1107691" y="174652"/>
-                                  <a:pt x="1110337" y="102156"/>
-                                </a:cubicBezTo>
-                                <a:cubicBezTo>
-                                  <a:pt x="1112984" y="29661"/>
-                                  <a:pt x="1118277" y="22766"/>
-                                  <a:pt x="1124367" y="16676"/>
-                                </a:cubicBezTo>
-                                <a:cubicBezTo>
-                                  <a:pt x="1130457" y="10586"/>
-                                  <a:pt x="1137351" y="5293"/>
-                                  <a:pt x="1156031" y="2647"/>
-                                </a:cubicBezTo>
-                                <a:cubicBezTo>
-                                  <a:pt x="1174710" y="0"/>
-                                  <a:pt x="1205168" y="0"/>
-                                  <a:pt x="1275843" y="0"/>
-                                </a:cubicBezTo>
-                                <a:cubicBezTo>
-                                  <a:pt x="1346518" y="0"/>
-                                  <a:pt x="1457396" y="0"/>
-                                  <a:pt x="1512842" y="0"/>
+                                  <a:pt x="127358" y="605746"/>
+                                  <a:pt x="254709" y="605746"/>
+                                  <a:pt x="432676" y="605746"/>
+                                </a:cubicBezTo>
+                                <a:cubicBezTo>
+                                  <a:pt x="610642" y="605746"/>
+                                  <a:pt x="839231" y="605746"/>
+                                  <a:pt x="956755" y="603264"/>
+                                </a:cubicBezTo>
+                                <a:cubicBezTo>
+                                  <a:pt x="1074280" y="600781"/>
+                                  <a:pt x="1080746" y="595816"/>
+                                  <a:pt x="1086459" y="590104"/>
+                                </a:cubicBezTo>
+                                <a:cubicBezTo>
+                                  <a:pt x="1092171" y="584392"/>
+                                  <a:pt x="1097136" y="577925"/>
+                                  <a:pt x="1099618" y="485163"/>
+                                </a:cubicBezTo>
+                                <a:cubicBezTo>
+                                  <a:pt x="1102101" y="392401"/>
+                                  <a:pt x="1102101" y="213345"/>
+                                  <a:pt x="1104583" y="120583"/>
+                                </a:cubicBezTo>
+                                <a:cubicBezTo>
+                                  <a:pt x="1107066" y="27821"/>
+                                  <a:pt x="1112030" y="21354"/>
+                                  <a:pt x="1117743" y="15642"/>
+                                </a:cubicBezTo>
+                                <a:cubicBezTo>
+                                  <a:pt x="1123455" y="9923"/>
+                                  <a:pt x="1129922" y="4965"/>
+                                  <a:pt x="1167439" y="2482"/>
+                                </a:cubicBezTo>
+                                <a:cubicBezTo>
+                                  <a:pt x="1204964" y="0"/>
+                                  <a:pt x="1273539" y="0"/>
+                                  <a:pt x="1359827" y="0"/>
+                                </a:cubicBezTo>
+                                <a:cubicBezTo>
+                                  <a:pt x="1446122" y="0"/>
+                                  <a:pt x="1550124" y="0"/>
+                                  <a:pt x="1602131" y="0"/>
                                 </a:cubicBezTo>
                                 <a:lnTo>
-                                  <a:pt x="1568281" y="0"/>
+                                  <a:pt x="1654132" y="0"/>
                                 </a:lnTo>
                               </a:path>
                             </a:pathLst>
                           </a:custGeom>
                           <a:noFill/>
-                          <a:ln w="14622">
+                          <a:ln w="13715">
                             <a:solidFill>
                               <a:srgbClr val="3D7A56"/>
                             </a:solidFill>
@@ -2764,8 +2732,8 @@
                         <wps:cNvCnPr/>
                         <wps:spPr>
                           <a:xfrm>
-                            <a:off x="2029446" y="1685871"/>
-                            <a:ext cx="1470834" cy="762614"/>
+                            <a:off x="1800715" y="2416634"/>
+                            <a:ext cx="1499618" cy="908622"/>
                           </a:xfrm>
                           <a:custGeom>
                             <a:avLst/>
@@ -2774,66 +2742,66 @@
                             <a:cxnLst/>
                             <a:rect l="0" t="0" r="r" b="b"/>
                             <a:pathLst>
-                              <a:path w="1470834" h="762614">
+                              <a:path w="1499618" h="908622">
                                 <a:moveTo>
-                                  <a:pt x="0" y="762614"/>
+                                  <a:pt x="0" y="0"/>
                                 </a:moveTo>
                                 <a:lnTo>
-                                  <a:pt x="23761" y="762614"/>
+                                  <a:pt x="22287" y="0"/>
                                 </a:lnTo>
                                 <a:cubicBezTo>
-                                  <a:pt x="47521" y="762614"/>
-                                  <a:pt x="95042" y="762614"/>
-                                  <a:pt x="198003" y="762614"/>
-                                </a:cubicBezTo>
-                                <a:cubicBezTo>
-                                  <a:pt x="300970" y="762614"/>
-                                  <a:pt x="459370" y="762614"/>
-                                  <a:pt x="542020" y="759967"/>
-                                </a:cubicBezTo>
-                                <a:cubicBezTo>
-                                  <a:pt x="624670" y="757320"/>
-                                  <a:pt x="631565" y="752027"/>
-                                  <a:pt x="637655" y="745937"/>
-                                </a:cubicBezTo>
-                                <a:cubicBezTo>
-                                  <a:pt x="643745" y="739840"/>
-                                  <a:pt x="649038" y="732953"/>
-                                  <a:pt x="651684" y="614589"/>
-                                </a:cubicBezTo>
-                                <a:cubicBezTo>
-                                  <a:pt x="654331" y="496224"/>
-                                  <a:pt x="654331" y="266389"/>
-                                  <a:pt x="656978" y="148025"/>
-                                </a:cubicBezTo>
-                                <a:cubicBezTo>
-                                  <a:pt x="659624" y="29661"/>
-                                  <a:pt x="664917" y="22766"/>
-                                  <a:pt x="671007" y="16676"/>
-                                </a:cubicBezTo>
-                                <a:cubicBezTo>
-                                  <a:pt x="677097" y="10586"/>
-                                  <a:pt x="683992" y="5293"/>
-                                  <a:pt x="745316" y="2647"/>
-                                </a:cubicBezTo>
-                                <a:cubicBezTo>
-                                  <a:pt x="806640" y="0"/>
-                                  <a:pt x="922402" y="0"/>
-                                  <a:pt x="1052391" y="0"/>
-                                </a:cubicBezTo>
-                                <a:cubicBezTo>
-                                  <a:pt x="1182380" y="0"/>
-                                  <a:pt x="1326610" y="0"/>
-                                  <a:pt x="1398718" y="0"/>
+                                  <a:pt x="44574" y="0"/>
+                                  <a:pt x="89148" y="0"/>
+                                  <a:pt x="245726" y="0"/>
+                                </a:cubicBezTo>
+                                <a:cubicBezTo>
+                                  <a:pt x="402311" y="0"/>
+                                  <a:pt x="670893" y="0"/>
+                                  <a:pt x="808420" y="2482"/>
+                                </a:cubicBezTo>
+                                <a:cubicBezTo>
+                                  <a:pt x="945948" y="4965"/>
+                                  <a:pt x="952415" y="9923"/>
+                                  <a:pt x="958127" y="15642"/>
+                                </a:cubicBezTo>
+                                <a:cubicBezTo>
+                                  <a:pt x="963839" y="21354"/>
+                                  <a:pt x="968804" y="27821"/>
+                                  <a:pt x="971287" y="171061"/>
+                                </a:cubicBezTo>
+                                <a:cubicBezTo>
+                                  <a:pt x="973769" y="314301"/>
+                                  <a:pt x="973769" y="594315"/>
+                                  <a:pt x="976251" y="737555"/>
+                                </a:cubicBezTo>
+                                <a:cubicBezTo>
+                                  <a:pt x="978734" y="880801"/>
+                                  <a:pt x="983699" y="887261"/>
+                                  <a:pt x="989411" y="892980"/>
+                                </a:cubicBezTo>
+                                <a:cubicBezTo>
+                                  <a:pt x="995123" y="898693"/>
+                                  <a:pt x="1001590" y="903658"/>
+                                  <a:pt x="1019111" y="906140"/>
+                                </a:cubicBezTo>
+                                <a:cubicBezTo>
+                                  <a:pt x="1036632" y="908622"/>
+                                  <a:pt x="1065200" y="908622"/>
+                                  <a:pt x="1147127" y="908622"/>
+                                </a:cubicBezTo>
+                                <a:cubicBezTo>
+                                  <a:pt x="1229054" y="908622"/>
+                                  <a:pt x="1364340" y="908622"/>
+                                  <a:pt x="1431975" y="908622"/>
                                 </a:cubicBezTo>
                                 <a:lnTo>
-                                  <a:pt x="1470834" y="0"/>
+                                  <a:pt x="1499618" y="908622"/>
                                 </a:lnTo>
                               </a:path>
                             </a:pathLst>
                           </a:custGeom>
                           <a:noFill/>
-                          <a:ln w="14622">
+                          <a:ln w="13715">
                             <a:solidFill>
                               <a:srgbClr val="7D7AA8"/>
                             </a:solidFill>
@@ -2848,8 +2816,8 @@
                         <wps:cNvCnPr/>
                         <wps:spPr>
                           <a:xfrm>
-                            <a:off x="5272084" y="2234185"/>
-                            <a:ext cx="2657081" cy="2238389"/>
+                            <a:off x="4962248" y="1557763"/>
+                            <a:ext cx="3486628" cy="2281801"/>
                           </a:xfrm>
                           <a:custGeom>
                             <a:avLst/>
@@ -2858,66 +2826,66 @@
                             <a:cxnLst/>
                             <a:rect l="0" t="0" r="r" b="b"/>
                             <a:pathLst>
-                              <a:path w="2657081" h="2238389">
+                              <a:path w="3486628" h="2281801">
                                 <a:moveTo>
-                                  <a:pt x="0" y="0"/>
+                                  <a:pt x="0" y="2281801"/>
                                 </a:moveTo>
                                 <a:lnTo>
-                                  <a:pt x="23761" y="0"/>
+                                  <a:pt x="22287" y="2281801"/>
                                 </a:lnTo>
                                 <a:cubicBezTo>
-                                  <a:pt x="47521" y="0"/>
-                                  <a:pt x="95042" y="0"/>
-                                  <a:pt x="198010" y="0"/>
-                                </a:cubicBezTo>
-                                <a:cubicBezTo>
-                                  <a:pt x="300970" y="0"/>
-                                  <a:pt x="459377" y="0"/>
-                                  <a:pt x="542020" y="2647"/>
-                                </a:cubicBezTo>
-                                <a:cubicBezTo>
-                                  <a:pt x="624670" y="5293"/>
-                                  <a:pt x="631565" y="10579"/>
-                                  <a:pt x="637655" y="16676"/>
-                                </a:cubicBezTo>
-                                <a:cubicBezTo>
-                                  <a:pt x="643752" y="22766"/>
-                                  <a:pt x="649045" y="29661"/>
-                                  <a:pt x="651684" y="393988"/>
-                                </a:cubicBezTo>
-                                <a:cubicBezTo>
-                                  <a:pt x="654331" y="758315"/>
-                                  <a:pt x="654331" y="1480075"/>
-                                  <a:pt x="656978" y="1844402"/>
-                                </a:cubicBezTo>
-                                <a:cubicBezTo>
-                                  <a:pt x="659624" y="2208729"/>
-                                  <a:pt x="664917" y="2215623"/>
-                                  <a:pt x="671007" y="2221713"/>
-                                </a:cubicBezTo>
-                                <a:cubicBezTo>
-                                  <a:pt x="677105" y="2227803"/>
-                                  <a:pt x="683999" y="2233096"/>
-                                  <a:pt x="702671" y="2235743"/>
-                                </a:cubicBezTo>
-                                <a:cubicBezTo>
-                                  <a:pt x="721351" y="2238389"/>
-                                  <a:pt x="751815" y="2238389"/>
-                                  <a:pt x="1079514" y="2238389"/>
-                                </a:cubicBezTo>
-                                <a:cubicBezTo>
-                                  <a:pt x="1407214" y="2238389"/>
-                                  <a:pt x="2032147" y="2238389"/>
-                                  <a:pt x="2344610" y="2238389"/>
+                                  <a:pt x="44574" y="2281801"/>
+                                  <a:pt x="89148" y="2281801"/>
+                                  <a:pt x="265729" y="2281801"/>
+                                </a:cubicBezTo>
+                                <a:cubicBezTo>
+                                  <a:pt x="442311" y="2281801"/>
+                                  <a:pt x="750899" y="2281801"/>
+                                  <a:pt x="908430" y="2279319"/>
+                                </a:cubicBezTo>
+                                <a:cubicBezTo>
+                                  <a:pt x="1065955" y="2276837"/>
+                                  <a:pt x="1072421" y="2271872"/>
+                                  <a:pt x="1078134" y="2266159"/>
+                                </a:cubicBezTo>
+                                <a:cubicBezTo>
+                                  <a:pt x="1083853" y="2260440"/>
+                                  <a:pt x="1088818" y="2253974"/>
+                                  <a:pt x="1091293" y="1881870"/>
+                                </a:cubicBezTo>
+                                <a:cubicBezTo>
+                                  <a:pt x="1093776" y="1509774"/>
+                                  <a:pt x="1093776" y="772027"/>
+                                  <a:pt x="1096258" y="399924"/>
+                                </a:cubicBezTo>
+                                <a:cubicBezTo>
+                                  <a:pt x="1098741" y="27828"/>
+                                  <a:pt x="1103705" y="21361"/>
+                                  <a:pt x="1109418" y="15642"/>
+                                </a:cubicBezTo>
+                                <a:cubicBezTo>
+                                  <a:pt x="1115137" y="9930"/>
+                                  <a:pt x="1121604" y="4965"/>
+                                  <a:pt x="1139118" y="2482"/>
+                                </a:cubicBezTo>
+                                <a:cubicBezTo>
+                                  <a:pt x="1156639" y="0"/>
+                                  <a:pt x="1185214" y="0"/>
+                                  <a:pt x="1578308" y="0"/>
+                                </a:cubicBezTo>
+                                <a:cubicBezTo>
+                                  <a:pt x="1971402" y="0"/>
+                                  <a:pt x="2729015" y="0"/>
+                                  <a:pt x="3107818" y="0"/>
                                 </a:cubicBezTo>
                                 <a:lnTo>
-                                  <a:pt x="2657081" y="2238389"/>
+                                  <a:pt x="3486628" y="0"/>
                                 </a:lnTo>
                               </a:path>
                             </a:pathLst>
                           </a:custGeom>
                           <a:noFill/>
-                          <a:ln w="14622">
+                          <a:ln w="13715">
                             <a:solidFill>
                               <a:srgbClr val="7A6A67"/>
                             </a:solidFill>
@@ -2928,12 +2896,12 @@
                         <wps:bodyPr/>
                       </wps:wsp>
                       <wps:wsp>
-                        <wps:cNvPr id="61" name="mermaid:edge:EnvChecklist-AutoReports"/>
+                        <wps:cNvPr id="61" name="mermaid:edge:EnvDB-AutoReports"/>
                         <wps:cNvCnPr/>
                         <wps:spPr>
                           <a:xfrm>
-                            <a:off x="2029446" y="5194927"/>
-                            <a:ext cx="4357559" cy="7311"/>
+                            <a:off x="1552376" y="1083462"/>
+                            <a:ext cx="5347123" cy="4116183"/>
                           </a:xfrm>
                           <a:custGeom>
                             <a:avLst/>
@@ -2942,51 +2910,131 @@
                             <a:cxnLst/>
                             <a:rect l="0" t="0" r="r" b="b"/>
                             <a:pathLst>
-                              <a:path w="4357559" h="7311">
+                              <a:path w="5347123" h="4116183">
                                 <a:moveTo>
-                                  <a:pt x="0" y="5227"/>
+                                  <a:pt x="0" y="4116183"/>
                                 </a:moveTo>
                                 <a:lnTo>
-                                  <a:pt x="23761" y="5227"/>
+                                  <a:pt x="63679" y="4116183"/>
                                 </a:lnTo>
                                 <a:cubicBezTo>
-                                  <a:pt x="47521" y="5227"/>
-                                  <a:pt x="95042" y="5227"/>
-                                  <a:pt x="463654" y="5227"/>
-                                </a:cubicBezTo>
-                                <a:cubicBezTo>
-                                  <a:pt x="832265" y="5227"/>
-                                  <a:pt x="1521974" y="5227"/>
-                                  <a:pt x="2169030" y="5227"/>
-                                </a:cubicBezTo>
-                                <a:cubicBezTo>
-                                  <a:pt x="2816094" y="5227"/>
-                                  <a:pt x="3420499" y="5227"/>
-                                  <a:pt x="3764743" y="5227"/>
-                                </a:cubicBezTo>
-                                <a:cubicBezTo>
-                                  <a:pt x="4108986" y="5227"/>
-                                  <a:pt x="4193062" y="5227"/>
-                                  <a:pt x="4235100" y="4357"/>
-                                </a:cubicBezTo>
-                                <a:cubicBezTo>
-                                  <a:pt x="4277138" y="3487"/>
-                                  <a:pt x="4277138" y="1740"/>
-                                  <a:pt x="4290547" y="870"/>
-                                </a:cubicBezTo>
-                                <a:cubicBezTo>
-                                  <a:pt x="4303948" y="0"/>
-                                  <a:pt x="4330757" y="0"/>
-                                  <a:pt x="4344158" y="0"/>
+                                  <a:pt x="127358" y="4116183"/>
+                                  <a:pt x="254709" y="4116183"/>
+                                  <a:pt x="432676" y="4116183"/>
+                                </a:cubicBezTo>
+                                <a:cubicBezTo>
+                                  <a:pt x="610642" y="4116183"/>
+                                  <a:pt x="839231" y="4116183"/>
+                                  <a:pt x="956755" y="4113701"/>
+                                </a:cubicBezTo>
+                                <a:cubicBezTo>
+                                  <a:pt x="1074280" y="4111218"/>
+                                  <a:pt x="1080746" y="4106254"/>
+                                  <a:pt x="1086459" y="4100541"/>
+                                </a:cubicBezTo>
+                                <a:cubicBezTo>
+                                  <a:pt x="1092171" y="4094829"/>
+                                  <a:pt x="1097136" y="4088362"/>
+                                  <a:pt x="1099618" y="3717301"/>
+                                </a:cubicBezTo>
+                                <a:cubicBezTo>
+                                  <a:pt x="1102101" y="3346234"/>
+                                  <a:pt x="1102101" y="2610572"/>
+                                  <a:pt x="1104583" y="2239511"/>
+                                </a:cubicBezTo>
+                                <a:cubicBezTo>
+                                  <a:pt x="1107066" y="1868450"/>
+                                  <a:pt x="1112030" y="1861983"/>
+                                  <a:pt x="1117743" y="1856271"/>
+                                </a:cubicBezTo>
+                                <a:cubicBezTo>
+                                  <a:pt x="1123455" y="1850552"/>
+                                  <a:pt x="1129922" y="1845594"/>
+                                  <a:pt x="1350899" y="1843112"/>
+                                </a:cubicBezTo>
+                                <a:cubicBezTo>
+                                  <a:pt x="1571876" y="1840629"/>
+                                  <a:pt x="2007363" y="1840629"/>
+                                  <a:pt x="2522857" y="1840629"/>
+                                </a:cubicBezTo>
+                                <a:cubicBezTo>
+                                  <a:pt x="3038351" y="1840629"/>
+                                  <a:pt x="3633852" y="1840629"/>
+                                  <a:pt x="3934829" y="1838147"/>
+                                </a:cubicBezTo>
+                                <a:cubicBezTo>
+                                  <a:pt x="4235813" y="1835664"/>
+                                  <a:pt x="4242280" y="1830699"/>
+                                  <a:pt x="4247992" y="1824987"/>
+                                </a:cubicBezTo>
+                                <a:cubicBezTo>
+                                  <a:pt x="4253711" y="1819268"/>
+                                  <a:pt x="4258676" y="1812808"/>
+                                  <a:pt x="4261151" y="1531382"/>
+                                </a:cubicBezTo>
+                                <a:cubicBezTo>
+                                  <a:pt x="4263634" y="1249963"/>
+                                  <a:pt x="4263634" y="693584"/>
+                                  <a:pt x="4266116" y="412165"/>
+                                </a:cubicBezTo>
+                                <a:cubicBezTo>
+                                  <a:pt x="4268599" y="130739"/>
+                                  <a:pt x="4273564" y="124272"/>
+                                  <a:pt x="4279276" y="118560"/>
+                                </a:cubicBezTo>
+                                <a:cubicBezTo>
+                                  <a:pt x="4284995" y="112847"/>
+                                  <a:pt x="4291462" y="107883"/>
+                                  <a:pt x="4348983" y="105400"/>
+                                </a:cubicBezTo>
+                                <a:cubicBezTo>
+                                  <a:pt x="4406504" y="102918"/>
+                                  <a:pt x="4515079" y="102918"/>
+                                  <a:pt x="4671657" y="102918"/>
+                                </a:cubicBezTo>
+                                <a:cubicBezTo>
+                                  <a:pt x="4828242" y="102918"/>
+                                  <a:pt x="5032822" y="102918"/>
+                                  <a:pt x="5138346" y="100435"/>
+                                </a:cubicBezTo>
+                                <a:cubicBezTo>
+                                  <a:pt x="5243870" y="97953"/>
+                                  <a:pt x="5250336" y="92988"/>
+                                  <a:pt x="5256048" y="87276"/>
+                                </a:cubicBezTo>
+                                <a:cubicBezTo>
+                                  <a:pt x="5261768" y="81563"/>
+                                  <a:pt x="5266733" y="75097"/>
+                                  <a:pt x="5269208" y="66141"/>
+                                </a:cubicBezTo>
+                                <a:cubicBezTo>
+                                  <a:pt x="5271691" y="57185"/>
+                                  <a:pt x="5271691" y="45733"/>
+                                  <a:pt x="5274173" y="36777"/>
+                                </a:cubicBezTo>
+                                <a:cubicBezTo>
+                                  <a:pt x="5276655" y="27821"/>
+                                  <a:pt x="5281620" y="21354"/>
+                                  <a:pt x="5287333" y="15642"/>
+                                </a:cubicBezTo>
+                                <a:cubicBezTo>
+                                  <a:pt x="5293052" y="9930"/>
+                                  <a:pt x="5299518" y="4965"/>
+                                  <a:pt x="5309606" y="2482"/>
+                                </a:cubicBezTo>
+                                <a:cubicBezTo>
+                                  <a:pt x="5319693" y="0"/>
+                                  <a:pt x="5333408" y="0"/>
+                                  <a:pt x="5340266" y="0"/>
                                 </a:cubicBezTo>
                                 <a:lnTo>
-                                  <a:pt x="4357559" y="0"/>
+                                  <a:pt x="5347123" y="0"/>
                                 </a:lnTo>
                               </a:path>
                             </a:pathLst>
                           </a:custGeom>
                           <a:noFill/>
-                          <a:ln w="14622">
+                          <a:ln w="13715">
                             <a:solidFill>
                               <a:srgbClr val="3D7A56"/>
                             </a:solidFill>
@@ -2997,12 +3045,12 @@
                         <wps:bodyPr/>
                       </wps:wsp>
                       <wps:wsp>
-                        <wps:cNvPr id="62" name="mermaid:edge:EnvDB-AutoReports"/>
+                        <wps:cNvPr id="62" name="mermaid:edge:Scada-AutoReports"/>
                         <wps:cNvCnPr/>
                         <wps:spPr>
                           <a:xfrm>
-                            <a:off x="1831970" y="3525798"/>
-                            <a:ext cx="4555035" cy="1809609"/>
+                            <a:off x="1800715" y="826332"/>
+                            <a:ext cx="5098785" cy="3259212"/>
                           </a:xfrm>
                           <a:custGeom>
                             <a:avLst/>
@@ -3011,91 +3059,131 @@
                             <a:cxnLst/>
                             <a:rect l="0" t="0" r="r" b="b"/>
                             <a:pathLst>
-                              <a:path w="4555035" h="1809609">
+                              <a:path w="5098785" h="3259212">
                                 <a:moveTo>
-                                  <a:pt x="0" y="0"/>
+                                  <a:pt x="0" y="3259212"/>
                                 </a:moveTo>
                                 <a:lnTo>
-                                  <a:pt x="56675" y="0"/>
+                                  <a:pt x="22287" y="3259212"/>
                                 </a:lnTo>
                                 <a:cubicBezTo>
-                                  <a:pt x="113349" y="0"/>
-                                  <a:pt x="226691" y="0"/>
-                                  <a:pt x="405217" y="0"/>
-                                </a:cubicBezTo>
-                                <a:cubicBezTo>
-                                  <a:pt x="583736" y="0"/>
-                                  <a:pt x="827440" y="0"/>
-                                  <a:pt x="952735" y="2639"/>
-                                </a:cubicBezTo>
-                                <a:cubicBezTo>
-                                  <a:pt x="1078030" y="5286"/>
-                                  <a:pt x="1084925" y="10579"/>
-                                  <a:pt x="1091015" y="16676"/>
-                                </a:cubicBezTo>
-                                <a:cubicBezTo>
-                                  <a:pt x="1097105" y="22766"/>
-                                  <a:pt x="1102398" y="29661"/>
-                                  <a:pt x="1105044" y="322523"/>
-                                </a:cubicBezTo>
-                                <a:cubicBezTo>
-                                  <a:pt x="1107691" y="615385"/>
-                                  <a:pt x="1107691" y="1194223"/>
-                                  <a:pt x="1110337" y="1487086"/>
-                                </a:cubicBezTo>
-                                <a:cubicBezTo>
-                                  <a:pt x="1112984" y="1779948"/>
-                                  <a:pt x="1118277" y="1786843"/>
-                                  <a:pt x="1124367" y="1792933"/>
-                                </a:cubicBezTo>
-                                <a:cubicBezTo>
-                                  <a:pt x="1130457" y="1799030"/>
-                                  <a:pt x="1137351" y="1804316"/>
-                                  <a:pt x="1351614" y="1806962"/>
-                                </a:cubicBezTo>
-                                <a:cubicBezTo>
-                                  <a:pt x="1565883" y="1809609"/>
-                                  <a:pt x="1987521" y="1809609"/>
-                                  <a:pt x="2415249" y="1809609"/>
-                                </a:cubicBezTo>
-                                <a:cubicBezTo>
-                                  <a:pt x="2842977" y="1809609"/>
-                                  <a:pt x="3276802" y="1809609"/>
-                                  <a:pt x="3493711" y="1805347"/>
-                                </a:cubicBezTo>
-                                <a:cubicBezTo>
-                                  <a:pt x="3710619" y="1801084"/>
-                                  <a:pt x="3710619" y="1792552"/>
-                                  <a:pt x="3795916" y="1788290"/>
-                                </a:cubicBezTo>
-                                <a:cubicBezTo>
-                                  <a:pt x="3881213" y="1784021"/>
-                                  <a:pt x="4051800" y="1784021"/>
-                                  <a:pt x="4179135" y="1784021"/>
-                                </a:cubicBezTo>
-                                <a:cubicBezTo>
-                                  <a:pt x="4306463" y="1784021"/>
-                                  <a:pt x="4390539" y="1784021"/>
-                                  <a:pt x="4432577" y="1782281"/>
-                                </a:cubicBezTo>
-                                <a:cubicBezTo>
-                                  <a:pt x="4474615" y="1780533"/>
-                                  <a:pt x="4474615" y="1777046"/>
-                                  <a:pt x="4488023" y="1775299"/>
-                                </a:cubicBezTo>
-                                <a:cubicBezTo>
-                                  <a:pt x="4501424" y="1773559"/>
-                                  <a:pt x="4528233" y="1773559"/>
-                                  <a:pt x="4541634" y="1773559"/>
+                                  <a:pt x="44574" y="3259212"/>
+                                  <a:pt x="89148" y="3259212"/>
+                                  <a:pt x="125719" y="3259212"/>
+                                </a:cubicBezTo>
+                                <a:cubicBezTo>
+                                  <a:pt x="162297" y="3259212"/>
+                                  <a:pt x="190866" y="3259212"/>
+                                  <a:pt x="208387" y="3256729"/>
+                                </a:cubicBezTo>
+                                <a:cubicBezTo>
+                                  <a:pt x="225908" y="3254247"/>
+                                  <a:pt x="232374" y="3249289"/>
+                                  <a:pt x="238087" y="3243570"/>
+                                </a:cubicBezTo>
+                                <a:cubicBezTo>
+                                  <a:pt x="243799" y="3237857"/>
+                                  <a:pt x="248764" y="3231391"/>
+                                  <a:pt x="251246" y="2982579"/>
+                                </a:cubicBezTo>
+                                <a:cubicBezTo>
+                                  <a:pt x="253729" y="2733767"/>
+                                  <a:pt x="253729" y="2242611"/>
+                                  <a:pt x="256211" y="1993799"/>
+                                </a:cubicBezTo>
+                                <a:cubicBezTo>
+                                  <a:pt x="258693" y="1744987"/>
+                                  <a:pt x="263658" y="1738521"/>
+                                  <a:pt x="269371" y="1732808"/>
+                                </a:cubicBezTo>
+                                <a:cubicBezTo>
+                                  <a:pt x="275083" y="1727089"/>
+                                  <a:pt x="281550" y="1722131"/>
+                                  <a:pt x="602530" y="1719649"/>
+                                </a:cubicBezTo>
+                                <a:cubicBezTo>
+                                  <a:pt x="923517" y="1717166"/>
+                                  <a:pt x="1559018" y="1717166"/>
+                                  <a:pt x="2114512" y="1717166"/>
+                                </a:cubicBezTo>
+                                <a:cubicBezTo>
+                                  <a:pt x="2670006" y="1717166"/>
+                                  <a:pt x="3145500" y="1717166"/>
+                                  <a:pt x="3386474" y="1714684"/>
+                                </a:cubicBezTo>
+                                <a:cubicBezTo>
+                                  <a:pt x="3627454" y="1712201"/>
+                                  <a:pt x="3633921" y="1707237"/>
+                                  <a:pt x="3639633" y="1701524"/>
+                                </a:cubicBezTo>
+                                <a:cubicBezTo>
+                                  <a:pt x="3645352" y="1695805"/>
+                                  <a:pt x="3650317" y="1689345"/>
+                                  <a:pt x="3652793" y="1419920"/>
+                                </a:cubicBezTo>
+                                <a:cubicBezTo>
+                                  <a:pt x="3655275" y="1150501"/>
+                                  <a:pt x="3655275" y="618124"/>
+                                  <a:pt x="3657758" y="348705"/>
+                                </a:cubicBezTo>
+                                <a:cubicBezTo>
+                                  <a:pt x="3660240" y="79280"/>
+                                  <a:pt x="3665205" y="72813"/>
+                                  <a:pt x="3670917" y="67101"/>
+                                </a:cubicBezTo>
+                                <a:cubicBezTo>
+                                  <a:pt x="3676636" y="61389"/>
+                                  <a:pt x="3683103" y="56424"/>
+                                  <a:pt x="3800627" y="53941"/>
+                                </a:cubicBezTo>
+                                <a:cubicBezTo>
+                                  <a:pt x="3918152" y="51459"/>
+                                  <a:pt x="4146734" y="51459"/>
+                                  <a:pt x="4311883" y="51459"/>
+                                </a:cubicBezTo>
+                                <a:cubicBezTo>
+                                  <a:pt x="4477040" y="51459"/>
+                                  <a:pt x="4578758" y="51459"/>
+                                  <a:pt x="4635332" y="51459"/>
+                                </a:cubicBezTo>
+                                <a:cubicBezTo>
+                                  <a:pt x="4691907" y="51459"/>
+                                  <a:pt x="4703339" y="51459"/>
+                                  <a:pt x="4709051" y="45747"/>
+                                </a:cubicBezTo>
+                                <a:cubicBezTo>
+                                  <a:pt x="4714763" y="40027"/>
+                                  <a:pt x="4714763" y="28603"/>
+                                  <a:pt x="4714763" y="25736"/>
+                                </a:cubicBezTo>
+                                <a:cubicBezTo>
+                                  <a:pt x="4714763" y="22877"/>
+                                  <a:pt x="4714763" y="28582"/>
+                                  <a:pt x="4714763" y="25723"/>
+                                </a:cubicBezTo>
+                                <a:cubicBezTo>
+                                  <a:pt x="4714763" y="22856"/>
+                                  <a:pt x="4714763" y="11431"/>
+                                  <a:pt x="4720482" y="5712"/>
+                                </a:cubicBezTo>
+                                <a:cubicBezTo>
+                                  <a:pt x="4726195" y="0"/>
+                                  <a:pt x="4737626" y="0"/>
+                                  <a:pt x="4801628" y="0"/>
+                                </a:cubicBezTo>
+                                <a:cubicBezTo>
+                                  <a:pt x="4865629" y="0"/>
+                                  <a:pt x="4982207" y="0"/>
+                                  <a:pt x="5040496" y="0"/>
                                 </a:cubicBezTo>
                                 <a:lnTo>
-                                  <a:pt x="4555035" y="1773559"/>
+                                  <a:pt x="5098785" y="0"/>
                                 </a:lnTo>
                               </a:path>
                             </a:pathLst>
                           </a:custGeom>
                           <a:noFill/>
-                          <a:ln w="14622">
+                          <a:ln w="13715">
                             <a:solidFill>
                               <a:srgbClr val="3D7A56"/>
                             </a:solidFill>
@@ -3106,12 +3194,12 @@
                         <wps:bodyPr/>
                       </wps:wsp>
                       <wps:wsp>
-                        <wps:cNvPr id="63" name="mermaid:edge:OpsChecklist-AutoReports"/>
+                        <wps:cNvPr id="63" name="mermaid:edge:EnvChecklist-AutoReports"/>
                         <wps:cNvCnPr/>
                         <wps:spPr>
                           <a:xfrm>
-                            <a:off x="2029446" y="643328"/>
-                            <a:ext cx="4357559" cy="4238303"/>
+                            <a:off x="1800715" y="997750"/>
+                            <a:ext cx="5098785" cy="5041655"/>
                           </a:xfrm>
                           <a:custGeom>
                             <a:avLst/>
@@ -3120,111 +3208,220 @@
                             <a:cxnLst/>
                             <a:rect l="0" t="0" r="r" b="b"/>
                             <a:pathLst>
-                              <a:path w="4357559" h="4238303">
+                              <a:path w="5098785" h="5041655">
                                 <a:moveTo>
-                                  <a:pt x="0" y="0"/>
+                                  <a:pt x="0" y="5041655"/>
                                 </a:moveTo>
                                 <a:lnTo>
-                                  <a:pt x="23761" y="0"/>
+                                  <a:pt x="22287" y="5041655"/>
                                 </a:lnTo>
                                 <a:cubicBezTo>
-                                  <a:pt x="47521" y="0"/>
-                                  <a:pt x="95042" y="0"/>
-                                  <a:pt x="219329" y="0"/>
-                                </a:cubicBezTo>
-                                <a:cubicBezTo>
-                                  <a:pt x="343615" y="0"/>
-                                  <a:pt x="544667" y="0"/>
-                                  <a:pt x="648636" y="2647"/>
-                                </a:cubicBezTo>
-                                <a:cubicBezTo>
-                                  <a:pt x="752612" y="5293"/>
-                                  <a:pt x="759506" y="10579"/>
-                                  <a:pt x="765596" y="16676"/>
-                                </a:cubicBezTo>
-                                <a:cubicBezTo>
-                                  <a:pt x="771686" y="22766"/>
-                                  <a:pt x="776980" y="29661"/>
-                                  <a:pt x="779626" y="590082"/>
-                                </a:cubicBezTo>
-                                <a:cubicBezTo>
-                                  <a:pt x="782273" y="1150497"/>
-                                  <a:pt x="782273" y="2264446"/>
-                                  <a:pt x="784919" y="2824867"/>
-                                </a:cubicBezTo>
-                                <a:cubicBezTo>
-                                  <a:pt x="787566" y="3385289"/>
-                                  <a:pt x="792859" y="3392176"/>
-                                  <a:pt x="798949" y="3398273"/>
-                                </a:cubicBezTo>
-                                <a:cubicBezTo>
-                                  <a:pt x="805039" y="3404363"/>
-                                  <a:pt x="811933" y="3409656"/>
-                                  <a:pt x="1047522" y="3412303"/>
-                                </a:cubicBezTo>
-                                <a:cubicBezTo>
-                                  <a:pt x="1283110" y="3414950"/>
-                                  <a:pt x="1747393" y="3414950"/>
-                                  <a:pt x="2233001" y="3414950"/>
-                                </a:cubicBezTo>
-                                <a:cubicBezTo>
-                                  <a:pt x="2718610" y="3414950"/>
-                                  <a:pt x="3225545" y="3414950"/>
-                                  <a:pt x="3482452" y="3417596"/>
-                                </a:cubicBezTo>
-                                <a:cubicBezTo>
-                                  <a:pt x="3739366" y="3420243"/>
-                                  <a:pt x="3746260" y="3425536"/>
-                                  <a:pt x="3752350" y="3431626"/>
-                                </a:cubicBezTo>
-                                <a:cubicBezTo>
-                                  <a:pt x="3758448" y="3437716"/>
-                                  <a:pt x="3763741" y="3444610"/>
-                                  <a:pt x="3766380" y="3571353"/>
-                                </a:cubicBezTo>
-                                <a:cubicBezTo>
-                                  <a:pt x="3769027" y="3698096"/>
-                                  <a:pt x="3769027" y="3944687"/>
-                                  <a:pt x="3771673" y="4071430"/>
-                                </a:cubicBezTo>
-                                <a:cubicBezTo>
-                                  <a:pt x="3774320" y="4198173"/>
-                                  <a:pt x="3779613" y="4205067"/>
-                                  <a:pt x="3785703" y="4211157"/>
-                                </a:cubicBezTo>
-                                <a:cubicBezTo>
-                                  <a:pt x="3791800" y="4217254"/>
-                                  <a:pt x="3798695" y="4222540"/>
-                                  <a:pt x="3838693" y="4225187"/>
-                                </a:cubicBezTo>
-                                <a:cubicBezTo>
-                                  <a:pt x="3878691" y="4227833"/>
-                                  <a:pt x="3951801" y="4227833"/>
-                                  <a:pt x="4030394" y="4227833"/>
-                                </a:cubicBezTo>
-                                <a:cubicBezTo>
-                                  <a:pt x="4108986" y="4227833"/>
-                                  <a:pt x="4193062" y="4227833"/>
-                                  <a:pt x="4235100" y="4229581"/>
-                                </a:cubicBezTo>
-                                <a:cubicBezTo>
-                                  <a:pt x="4277138" y="4231328"/>
-                                  <a:pt x="4277138" y="4234815"/>
-                                  <a:pt x="4290547" y="4236555"/>
-                                </a:cubicBezTo>
-                                <a:cubicBezTo>
-                                  <a:pt x="4303948" y="4238303"/>
-                                  <a:pt x="4330757" y="4238303"/>
-                                  <a:pt x="4344158" y="4238303"/>
+                                  <a:pt x="44574" y="5041655"/>
+                                  <a:pt x="89148" y="5041655"/>
+                                  <a:pt x="145722" y="5041655"/>
+                                </a:cubicBezTo>
+                                <a:cubicBezTo>
+                                  <a:pt x="202297" y="5041655"/>
+                                  <a:pt x="270872" y="5041655"/>
+                                  <a:pt x="308390" y="5039179"/>
+                                </a:cubicBezTo>
+                                <a:cubicBezTo>
+                                  <a:pt x="345914" y="5036697"/>
+                                  <a:pt x="352381" y="5031732"/>
+                                  <a:pt x="358093" y="5026013"/>
+                                </a:cubicBezTo>
+                                <a:cubicBezTo>
+                                  <a:pt x="363806" y="5020300"/>
+                                  <a:pt x="368770" y="5013834"/>
+                                  <a:pt x="371253" y="4481669"/>
+                                </a:cubicBezTo>
+                                <a:cubicBezTo>
+                                  <a:pt x="373735" y="3949504"/>
+                                  <a:pt x="373735" y="2891634"/>
+                                  <a:pt x="376218" y="2359463"/>
+                                </a:cubicBezTo>
+                                <a:cubicBezTo>
+                                  <a:pt x="378700" y="1827298"/>
+                                  <a:pt x="383665" y="1820831"/>
+                                  <a:pt x="389377" y="1815119"/>
+                                </a:cubicBezTo>
+                                <a:cubicBezTo>
+                                  <a:pt x="395090" y="1809400"/>
+                                  <a:pt x="401556" y="1804442"/>
+                                  <a:pt x="702540" y="1801960"/>
+                                </a:cubicBezTo>
+                                <a:cubicBezTo>
+                                  <a:pt x="1003517" y="1799477"/>
+                                  <a:pt x="1599018" y="1799477"/>
+                                  <a:pt x="2174515" y="1799477"/>
+                                </a:cubicBezTo>
+                                <a:cubicBezTo>
+                                  <a:pt x="2750013" y="1799477"/>
+                                  <a:pt x="3305507" y="1799477"/>
+                                  <a:pt x="3586487" y="1796995"/>
+                                </a:cubicBezTo>
+                                <a:cubicBezTo>
+                                  <a:pt x="3867468" y="1794512"/>
+                                  <a:pt x="3873934" y="1789547"/>
+                                  <a:pt x="3879647" y="1783835"/>
+                                </a:cubicBezTo>
+                                <a:cubicBezTo>
+                                  <a:pt x="3885366" y="1778116"/>
+                                  <a:pt x="3890331" y="1771656"/>
+                                  <a:pt x="3892806" y="1494228"/>
+                                </a:cubicBezTo>
+                                <a:cubicBezTo>
+                                  <a:pt x="3895289" y="1216807"/>
+                                  <a:pt x="3895289" y="668431"/>
+                                  <a:pt x="3897771" y="391009"/>
+                                </a:cubicBezTo>
+                                <a:cubicBezTo>
+                                  <a:pt x="3900253" y="113588"/>
+                                  <a:pt x="3905218" y="107121"/>
+                                  <a:pt x="3910931" y="101409"/>
+                                </a:cubicBezTo>
+                                <a:cubicBezTo>
+                                  <a:pt x="3916650" y="95697"/>
+                                  <a:pt x="3923116" y="90732"/>
+                                  <a:pt x="4000634" y="88250"/>
+                                </a:cubicBezTo>
+                                <a:cubicBezTo>
+                                  <a:pt x="4078158" y="85767"/>
+                                  <a:pt x="4226740" y="85767"/>
+                                  <a:pt x="4386178" y="85767"/>
+                                </a:cubicBezTo>
+                                <a:cubicBezTo>
+                                  <a:pt x="4545615" y="85767"/>
+                                  <a:pt x="4715908" y="85767"/>
+                                  <a:pt x="4804288" y="83285"/>
+                                </a:cubicBezTo>
+                                <a:cubicBezTo>
+                                  <a:pt x="4892668" y="80802"/>
+                                  <a:pt x="4899135" y="75837"/>
+                                  <a:pt x="4904847" y="70125"/>
+                                </a:cubicBezTo>
+                                <a:cubicBezTo>
+                                  <a:pt x="4910566" y="64413"/>
+                                  <a:pt x="4915531" y="57946"/>
+                                  <a:pt x="4918007" y="51850"/>
+                                </a:cubicBezTo>
+                                <a:cubicBezTo>
+                                  <a:pt x="4920489" y="45747"/>
+                                  <a:pt x="4920489" y="40021"/>
+                                  <a:pt x="4922971" y="33924"/>
+                                </a:cubicBezTo>
+                                <a:cubicBezTo>
+                                  <a:pt x="4925454" y="27828"/>
+                                  <a:pt x="4930419" y="21361"/>
+                                  <a:pt x="4936131" y="15642"/>
+                                </a:cubicBezTo>
+                                <a:cubicBezTo>
+                                  <a:pt x="4941850" y="9930"/>
+                                  <a:pt x="4948317" y="4965"/>
+                                  <a:pt x="4975548" y="2482"/>
+                                </a:cubicBezTo>
+                                <a:cubicBezTo>
+                                  <a:pt x="5002779" y="0"/>
+                                  <a:pt x="5050782" y="0"/>
+                                  <a:pt x="5074783" y="0"/>
                                 </a:cubicBezTo>
                                 <a:lnTo>
-                                  <a:pt x="4357559" y="4238303"/>
+                                  <a:pt x="5098785" y="0"/>
                                 </a:lnTo>
                               </a:path>
                             </a:pathLst>
                           </a:custGeom>
                           <a:noFill/>
-                          <a:ln w="14622">
+                          <a:ln w="13715">
+                            <a:solidFill>
+                              <a:srgbClr val="3D7A56"/>
+                            </a:solidFill>
+                            <a:headEnd type="none"/>
+                            <a:tailEnd type="arrow" w="sm" len="sm"/>
+                          </a:ln>
+                        </wps:spPr>
+                        <wps:bodyPr/>
+                      </wps:wsp>
+                      <wps:wsp>
+                        <wps:cNvPr id="64" name="mermaid:edge:OpsChecklist-AutoReports"/>
+                        <wps:cNvCnPr/>
+                        <wps:spPr>
+                          <a:xfrm>
+                            <a:off x="1800715" y="569202"/>
+                            <a:ext cx="5098785" cy="154233"/>
+                          </a:xfrm>
+                          <a:custGeom>
+                            <a:avLst/>
+                            <a:gdLst/>
+                            <a:ahLst/>
+                            <a:cxnLst/>
+                            <a:rect l="0" t="0" r="r" b="b"/>
+                            <a:pathLst>
+                              <a:path w="5098785" h="154233">
+                                <a:moveTo>
+                                  <a:pt x="0" y="154233"/>
+                                </a:moveTo>
+                                <a:lnTo>
+                                  <a:pt x="22287" y="154233"/>
+                                </a:lnTo>
+                                <a:cubicBezTo>
+                                  <a:pt x="44574" y="154233"/>
+                                  <a:pt x="89148" y="154233"/>
+                                  <a:pt x="185722" y="154233"/>
+                                </a:cubicBezTo>
+                                <a:cubicBezTo>
+                                  <a:pt x="282304" y="154233"/>
+                                  <a:pt x="430879" y="154233"/>
+                                  <a:pt x="508403" y="151750"/>
+                                </a:cubicBezTo>
+                                <a:cubicBezTo>
+                                  <a:pt x="585928" y="149268"/>
+                                  <a:pt x="592394" y="144303"/>
+                                  <a:pt x="598107" y="138591"/>
+                                </a:cubicBezTo>
+                                <a:cubicBezTo>
+                                  <a:pt x="603819" y="132871"/>
+                                  <a:pt x="608784" y="126405"/>
+                                  <a:pt x="611266" y="108898"/>
+                                </a:cubicBezTo>
+                                <a:cubicBezTo>
+                                  <a:pt x="613749" y="91390"/>
+                                  <a:pt x="613749" y="62842"/>
+                                  <a:pt x="616231" y="45328"/>
+                                </a:cubicBezTo>
+                                <a:cubicBezTo>
+                                  <a:pt x="618714" y="27821"/>
+                                  <a:pt x="623678" y="21354"/>
+                                  <a:pt x="629391" y="15642"/>
+                                </a:cubicBezTo>
+                                <a:cubicBezTo>
+                                  <a:pt x="635103" y="9930"/>
+                                  <a:pt x="641570" y="4965"/>
+                                  <a:pt x="902547" y="2482"/>
+                                </a:cubicBezTo>
+                                <a:cubicBezTo>
+                                  <a:pt x="1163531" y="0"/>
+                                  <a:pt x="1679025" y="0"/>
+                                  <a:pt x="2300234" y="0"/>
+                                </a:cubicBezTo>
+                                <a:cubicBezTo>
+                                  <a:pt x="2921451" y="0"/>
+                                  <a:pt x="3648383" y="0"/>
+                                  <a:pt x="4132429" y="0"/>
+                                </a:cubicBezTo>
+                                <a:cubicBezTo>
+                                  <a:pt x="4616474" y="0"/>
+                                  <a:pt x="4857633" y="0"/>
+                                  <a:pt x="4978209" y="0"/>
+                                </a:cubicBezTo>
+                                <a:lnTo>
+                                  <a:pt x="5098785" y="0"/>
+                                </a:lnTo>
+                              </a:path>
+                            </a:pathLst>
+                          </a:custGeom>
+                          <a:noFill/>
+                          <a:ln w="13715">
                             <a:solidFill>
                               <a:srgbClr val="8B3344"/>
                             </a:solidFill>
@@ -3235,12 +3432,12 @@
                         <wps:bodyPr/>
                       </wps:wsp>
                       <wps:wsp>
-                        <wps:cNvPr id="64" name="mermaid:edge:DailyLog-Auditors"/>
+                        <wps:cNvPr id="65" name="mermaid:edge:DailyLog-Auditors"/>
                         <wps:cNvCnPr/>
                         <wps:spPr>
                           <a:xfrm>
-                            <a:off x="1888535" y="1433767"/>
-                            <a:ext cx="1852656" cy="4643688"/>
+                            <a:off x="1668543" y="1464850"/>
+                            <a:ext cx="1857759" cy="4750834"/>
                           </a:xfrm>
                           <a:custGeom>
                             <a:avLst/>
@@ -3249,66 +3446,96 @@
                             <a:cxnLst/>
                             <a:rect l="0" t="0" r="r" b="b"/>
                             <a:pathLst>
-                              <a:path w="1852656" h="4643688">
+                              <a:path w="1857759" h="4750834">
                                 <a:moveTo>
                                   <a:pt x="0" y="0"/>
                                 </a:moveTo>
                                 <a:lnTo>
-                                  <a:pt x="47251" y="0"/>
+                                  <a:pt x="44320" y="0"/>
                                 </a:lnTo>
                                 <a:cubicBezTo>
-                                  <a:pt x="94494" y="0"/>
-                                  <a:pt x="188981" y="0"/>
-                                  <a:pt x="294105" y="0"/>
-                                </a:cubicBezTo>
-                                <a:cubicBezTo>
-                                  <a:pt x="399230" y="0"/>
-                                  <a:pt x="514991" y="0"/>
-                                  <a:pt x="576316" y="2647"/>
-                                </a:cubicBezTo>
-                                <a:cubicBezTo>
-                                  <a:pt x="637640" y="5293"/>
-                                  <a:pt x="644534" y="10586"/>
-                                  <a:pt x="650624" y="16676"/>
-                                </a:cubicBezTo>
-                                <a:cubicBezTo>
-                                  <a:pt x="656714" y="22774"/>
-                                  <a:pt x="662007" y="29668"/>
-                                  <a:pt x="664654" y="794870"/>
-                                </a:cubicBezTo>
-                                <a:cubicBezTo>
-                                  <a:pt x="667301" y="1560079"/>
-                                  <a:pt x="667301" y="3083610"/>
-                                  <a:pt x="669947" y="3848819"/>
-                                </a:cubicBezTo>
-                                <a:cubicBezTo>
-                                  <a:pt x="672594" y="4614020"/>
-                                  <a:pt x="677887" y="4620914"/>
-                                  <a:pt x="683977" y="4627012"/>
-                                </a:cubicBezTo>
-                                <a:cubicBezTo>
-                                  <a:pt x="690067" y="4633102"/>
-                                  <a:pt x="696961" y="4638395"/>
-                                  <a:pt x="818155" y="4641042"/>
-                                </a:cubicBezTo>
-                                <a:cubicBezTo>
-                                  <a:pt x="939349" y="4643688"/>
-                                  <a:pt x="1174849" y="4643688"/>
-                                  <a:pt x="1366316" y="4643688"/>
-                                </a:cubicBezTo>
-                                <a:cubicBezTo>
-                                  <a:pt x="1557783" y="4643688"/>
-                                  <a:pt x="1705223" y="4643688"/>
-                                  <a:pt x="1778939" y="4643688"/>
+                                  <a:pt x="88634" y="0"/>
+                                  <a:pt x="177260" y="0"/>
+                                  <a:pt x="275865" y="0"/>
+                                </a:cubicBezTo>
+                                <a:cubicBezTo>
+                                  <a:pt x="374469" y="0"/>
+                                  <a:pt x="483051" y="0"/>
+                                  <a:pt x="540572" y="2482"/>
+                                </a:cubicBezTo>
+                                <a:cubicBezTo>
+                                  <a:pt x="598093" y="4965"/>
+                                  <a:pt x="604560" y="9930"/>
+                                  <a:pt x="610272" y="15642"/>
+                                </a:cubicBezTo>
+                                <a:cubicBezTo>
+                                  <a:pt x="615984" y="21361"/>
+                                  <a:pt x="620949" y="27828"/>
+                                  <a:pt x="623432" y="811431"/>
+                                </a:cubicBezTo>
+                                <a:cubicBezTo>
+                                  <a:pt x="625914" y="1595040"/>
+                                  <a:pt x="625914" y="3155793"/>
+                                  <a:pt x="628396" y="3939403"/>
+                                </a:cubicBezTo>
+                                <a:cubicBezTo>
+                                  <a:pt x="630879" y="4723013"/>
+                                  <a:pt x="635844" y="4729479"/>
+                                  <a:pt x="641556" y="4735192"/>
+                                </a:cubicBezTo>
+                                <a:cubicBezTo>
+                                  <a:pt x="647268" y="4740904"/>
+                                  <a:pt x="653735" y="4745869"/>
+                                  <a:pt x="787416" y="4748351"/>
+                                </a:cubicBezTo>
+                                <a:cubicBezTo>
+                                  <a:pt x="921096" y="4750834"/>
+                                  <a:pt x="1181984" y="4750834"/>
+                                  <a:pt x="1346153" y="4750834"/>
+                                </a:cubicBezTo>
+                                <a:cubicBezTo>
+                                  <a:pt x="1510316" y="4750834"/>
+                                  <a:pt x="1577746" y="4750834"/>
+                                  <a:pt x="1617177" y="4750834"/>
+                                </a:cubicBezTo>
+                                <a:cubicBezTo>
+                                  <a:pt x="1656607" y="4750834"/>
+                                  <a:pt x="1668039" y="4750834"/>
+                                  <a:pt x="1673751" y="4745121"/>
+                                </a:cubicBezTo>
+                                <a:cubicBezTo>
+                                  <a:pt x="1679464" y="4739402"/>
+                                  <a:pt x="1679464" y="4727978"/>
+                                  <a:pt x="1679464" y="4723404"/>
+                                </a:cubicBezTo>
+                                <a:cubicBezTo>
+                                  <a:pt x="1679464" y="4718830"/>
+                                  <a:pt x="1679464" y="4721120"/>
+                                  <a:pt x="1679464" y="4716546"/>
+                                </a:cubicBezTo>
+                                <a:cubicBezTo>
+                                  <a:pt x="1679464" y="4711972"/>
+                                  <a:pt x="1679464" y="4700548"/>
+                                  <a:pt x="1685183" y="4694828"/>
+                                </a:cubicBezTo>
+                                <a:cubicBezTo>
+                                  <a:pt x="1690895" y="4689116"/>
+                                  <a:pt x="1702327" y="4689116"/>
+                                  <a:pt x="1732040" y="4689116"/>
+                                </a:cubicBezTo>
+                                <a:cubicBezTo>
+                                  <a:pt x="1761754" y="4689116"/>
+                                  <a:pt x="1809757" y="4689116"/>
+                                  <a:pt x="1833758" y="4689116"/>
                                 </a:cubicBezTo>
                                 <a:lnTo>
-                                  <a:pt x="1852656" y="4643688"/>
+                                  <a:pt x="1857759" y="4689116"/>
                                 </a:lnTo>
                               </a:path>
                             </a:pathLst>
                           </a:custGeom>
                           <a:noFill/>
-                          <a:ln w="14622">
+                          <a:ln w="13715">
                             <a:solidFill>
                               <a:srgbClr val="8B3344"/>
                             </a:solidFill>
@@ -3319,12 +3546,12 @@
                         <wps:bodyPr/>
                       </wps:wsp>
                       <wps:wsp>
-                        <wps:cNvPr id="65" name="mermaid:edge:OpsChecklist-Auditors"/>
+                        <wps:cNvPr id="66" name="mermaid:edge:OpsChecklist-Auditors"/>
                         <wps:cNvCnPr/>
                         <wps:spPr>
                           <a:xfrm>
-                            <a:off x="2029446" y="643328"/>
-                            <a:ext cx="1711744" cy="5390261"/>
+                            <a:off x="1800715" y="723435"/>
+                            <a:ext cx="1725587" cy="5389386"/>
                           </a:xfrm>
                           <a:custGeom>
                             <a:avLst/>
@@ -3333,96 +3560,66 @@
                             <a:cxnLst/>
                             <a:rect l="0" t="0" r="r" b="b"/>
                             <a:pathLst>
-                              <a:path w="1711744" h="5390261">
+                              <a:path w="1725587" h="5389386">
                                 <a:moveTo>
                                   <a:pt x="0" y="0"/>
                                 </a:moveTo>
                                 <a:lnTo>
-                                  <a:pt x="23761" y="0"/>
+                                  <a:pt x="22287" y="0"/>
                                 </a:lnTo>
                                 <a:cubicBezTo>
-                                  <a:pt x="47521" y="0"/>
-                                  <a:pt x="95042" y="0"/>
-                                  <a:pt x="219329" y="0"/>
-                                </a:cubicBezTo>
-                                <a:cubicBezTo>
-                                  <a:pt x="343615" y="0"/>
-                                  <a:pt x="544667" y="0"/>
-                                  <a:pt x="648636" y="2647"/>
-                                </a:cubicBezTo>
-                                <a:cubicBezTo>
-                                  <a:pt x="752612" y="5293"/>
-                                  <a:pt x="759506" y="10579"/>
-                                  <a:pt x="765596" y="16676"/>
-                                </a:cubicBezTo>
-                                <a:cubicBezTo>
-                                  <a:pt x="771686" y="22766"/>
-                                  <a:pt x="776980" y="29661"/>
-                                  <a:pt x="779626" y="908328"/>
-                                </a:cubicBezTo>
-                                <a:cubicBezTo>
-                                  <a:pt x="782273" y="1787003"/>
-                                  <a:pt x="782273" y="3537452"/>
-                                  <a:pt x="784919" y="4416127"/>
-                                </a:cubicBezTo>
-                                <a:cubicBezTo>
-                                  <a:pt x="787566" y="5294795"/>
-                                  <a:pt x="792859" y="5301689"/>
-                                  <a:pt x="798949" y="5307787"/>
-                                </a:cubicBezTo>
-                                <a:cubicBezTo>
-                                  <a:pt x="805039" y="5313877"/>
-                                  <a:pt x="811933" y="5319170"/>
-                                  <a:pt x="890482" y="5321816"/>
-                                </a:cubicBezTo>
-                                <a:cubicBezTo>
-                                  <a:pt x="969031" y="5324463"/>
-                                  <a:pt x="1119228" y="5324463"/>
-                                  <a:pt x="1230281" y="5324463"/>
-                                </a:cubicBezTo>
-                                <a:cubicBezTo>
-                                  <a:pt x="1341327" y="5324463"/>
-                                  <a:pt x="1413216" y="5324463"/>
-                                  <a:pt x="1455254" y="5324463"/>
-                                </a:cubicBezTo>
-                                <a:cubicBezTo>
-                                  <a:pt x="1497292" y="5324463"/>
-                                  <a:pt x="1509479" y="5324463"/>
-                                  <a:pt x="1515569" y="5330553"/>
-                                </a:cubicBezTo>
-                                <a:cubicBezTo>
-                                  <a:pt x="1521659" y="5336643"/>
-                                  <a:pt x="1521659" y="5348830"/>
-                                  <a:pt x="1521659" y="5353707"/>
-                                </a:cubicBezTo>
-                                <a:cubicBezTo>
-                                  <a:pt x="1521659" y="5358576"/>
-                                  <a:pt x="1521659" y="5356141"/>
-                                  <a:pt x="1521659" y="5361018"/>
-                                </a:cubicBezTo>
-                                <a:cubicBezTo>
-                                  <a:pt x="1521659" y="5365887"/>
-                                  <a:pt x="1521659" y="5378074"/>
-                                  <a:pt x="1527757" y="5384164"/>
-                                </a:cubicBezTo>
-                                <a:cubicBezTo>
-                                  <a:pt x="1533847" y="5390261"/>
-                                  <a:pt x="1546034" y="5390261"/>
-                                  <a:pt x="1577713" y="5390261"/>
-                                </a:cubicBezTo>
-                                <a:cubicBezTo>
-                                  <a:pt x="1609391" y="5390261"/>
-                                  <a:pt x="1660568" y="5390261"/>
-                                  <a:pt x="1686156" y="5390261"/>
+                                  <a:pt x="44574" y="0"/>
+                                  <a:pt x="89148" y="0"/>
+                                  <a:pt x="185722" y="0"/>
+                                </a:cubicBezTo>
+                                <a:cubicBezTo>
+                                  <a:pt x="282304" y="0"/>
+                                  <a:pt x="430879" y="0"/>
+                                  <a:pt x="508403" y="2482"/>
+                                </a:cubicBezTo>
+                                <a:cubicBezTo>
+                                  <a:pt x="585928" y="4965"/>
+                                  <a:pt x="592394" y="9923"/>
+                                  <a:pt x="598107" y="15642"/>
+                                </a:cubicBezTo>
+                                <a:cubicBezTo>
+                                  <a:pt x="603819" y="21354"/>
+                                  <a:pt x="608784" y="27821"/>
+                                  <a:pt x="611266" y="917853"/>
+                                </a:cubicBezTo>
+                                <a:cubicBezTo>
+                                  <a:pt x="613749" y="1807891"/>
+                                  <a:pt x="613749" y="3581495"/>
+                                  <a:pt x="616231" y="4471527"/>
+                                </a:cubicBezTo>
+                                <a:cubicBezTo>
+                                  <a:pt x="618714" y="5361565"/>
+                                  <a:pt x="623678" y="5368032"/>
+                                  <a:pt x="629391" y="5373744"/>
+                                </a:cubicBezTo>
+                                <a:cubicBezTo>
+                                  <a:pt x="635103" y="5379457"/>
+                                  <a:pt x="641570" y="5384421"/>
+                                  <a:pt x="755247" y="5386904"/>
+                                </a:cubicBezTo>
+                                <a:cubicBezTo>
+                                  <a:pt x="868924" y="5389386"/>
+                                  <a:pt x="1089819" y="5389386"/>
+                                  <a:pt x="1269411" y="5389386"/>
+                                </a:cubicBezTo>
+                                <a:cubicBezTo>
+                                  <a:pt x="1449003" y="5389386"/>
+                                  <a:pt x="1587298" y="5389386"/>
+                                  <a:pt x="1656443" y="5389386"/>
                                 </a:cubicBezTo>
                                 <a:lnTo>
-                                  <a:pt x="1711744" y="5390261"/>
+                                  <a:pt x="1725587" y="5389386"/>
                                 </a:lnTo>
                               </a:path>
                             </a:pathLst>
                           </a:custGeom>
                           <a:noFill/>
-                          <a:ln w="14622">
+                          <a:ln w="13715">
                             <a:solidFill>
                               <a:srgbClr val="8B3344"/>
                             </a:solidFill>
@@ -3433,12 +3630,12 @@
                         <wps:bodyPr/>
                       </wps:wsp>
                       <wps:wsp>
-                        <wps:cNvPr id="66" name="mermaid:edge:DailyLog-AutoReports"/>
+                        <wps:cNvPr id="67" name="mermaid:edge:DailyLog-AutoReports"/>
                         <wps:cNvCnPr/>
                         <wps:spPr>
                           <a:xfrm>
-                            <a:off x="1888535" y="1433767"/>
-                            <a:ext cx="4498471" cy="3552293"/>
+                            <a:off x="1668543" y="654915"/>
+                            <a:ext cx="5230957" cy="809936"/>
                           </a:xfrm>
                           <a:custGeom>
                             <a:avLst/>
@@ -3447,111 +3644,81 @@
                             <a:cxnLst/>
                             <a:rect l="0" t="0" r="r" b="b"/>
                             <a:pathLst>
-                              <a:path w="4498471" h="3552293">
+                              <a:path w="5230957" h="809936">
                                 <a:moveTo>
-                                  <a:pt x="0" y="0"/>
+                                  <a:pt x="0" y="809936"/>
                                 </a:moveTo>
                                 <a:lnTo>
-                                  <a:pt x="47251" y="0"/>
+                                  <a:pt x="44320" y="809936"/>
                                 </a:lnTo>
                                 <a:cubicBezTo>
-                                  <a:pt x="94494" y="0"/>
-                                  <a:pt x="188981" y="0"/>
-                                  <a:pt x="294105" y="0"/>
-                                </a:cubicBezTo>
-                                <a:cubicBezTo>
-                                  <a:pt x="399230" y="0"/>
-                                  <a:pt x="514991" y="0"/>
-                                  <a:pt x="576316" y="2647"/>
-                                </a:cubicBezTo>
-                                <a:cubicBezTo>
-                                  <a:pt x="637640" y="5293"/>
-                                  <a:pt x="644534" y="10586"/>
-                                  <a:pt x="650624" y="16676"/>
-                                </a:cubicBezTo>
-                                <a:cubicBezTo>
-                                  <a:pt x="656714" y="22774"/>
-                                  <a:pt x="662007" y="29668"/>
-                                  <a:pt x="664654" y="480886"/>
-                                </a:cubicBezTo>
-                                <a:cubicBezTo>
-                                  <a:pt x="667301" y="932111"/>
-                                  <a:pt x="667301" y="1827660"/>
-                                  <a:pt x="669947" y="2278878"/>
-                                </a:cubicBezTo>
-                                <a:cubicBezTo>
-                                  <a:pt x="672594" y="2730103"/>
-                                  <a:pt x="677887" y="2736990"/>
-                                  <a:pt x="683977" y="2743087"/>
-                                </a:cubicBezTo>
-                                <a:cubicBezTo>
-                                  <a:pt x="690067" y="2749177"/>
-                                  <a:pt x="696961" y="2754470"/>
-                                  <a:pt x="975194" y="2757117"/>
-                                </a:cubicBezTo>
-                                <a:cubicBezTo>
-                                  <a:pt x="1253435" y="2759763"/>
-                                  <a:pt x="1803014" y="2759763"/>
-                                  <a:pt x="2309942" y="2759763"/>
-                                </a:cubicBezTo>
-                                <a:cubicBezTo>
-                                  <a:pt x="2816876" y="2759763"/>
-                                  <a:pt x="3281159" y="2759763"/>
-                                  <a:pt x="3516747" y="2762410"/>
-                                </a:cubicBezTo>
-                                <a:cubicBezTo>
-                                  <a:pt x="3752336" y="2765056"/>
-                                  <a:pt x="3759230" y="2770350"/>
-                                  <a:pt x="3765320" y="2776440"/>
-                                </a:cubicBezTo>
-                                <a:cubicBezTo>
-                                  <a:pt x="3771417" y="2782530"/>
-                                  <a:pt x="3776711" y="2789424"/>
-                                  <a:pt x="3779350" y="2911904"/>
-                                </a:cubicBezTo>
-                                <a:cubicBezTo>
-                                  <a:pt x="3781996" y="3034378"/>
-                                  <a:pt x="3781996" y="3272444"/>
-                                  <a:pt x="3784643" y="3394918"/>
-                                </a:cubicBezTo>
-                                <a:cubicBezTo>
-                                  <a:pt x="3787290" y="3517398"/>
-                                  <a:pt x="3792583" y="3524292"/>
-                                  <a:pt x="3798673" y="3530382"/>
-                                </a:cubicBezTo>
-                                <a:cubicBezTo>
-                                  <a:pt x="3804770" y="3536480"/>
-                                  <a:pt x="3811664" y="3541766"/>
-                                  <a:pt x="3872989" y="3544412"/>
-                                </a:cubicBezTo>
-                                <a:cubicBezTo>
-                                  <a:pt x="3934313" y="3547059"/>
-                                  <a:pt x="4050067" y="3547059"/>
-                                  <a:pt x="4149986" y="3547059"/>
-                                </a:cubicBezTo>
-                                <a:cubicBezTo>
-                                  <a:pt x="4249898" y="3547059"/>
-                                  <a:pt x="4333974" y="3547059"/>
-                                  <a:pt x="4376012" y="3547936"/>
-                                </a:cubicBezTo>
-                                <a:cubicBezTo>
-                                  <a:pt x="4418050" y="3548806"/>
-                                  <a:pt x="4418050" y="3550553"/>
-                                  <a:pt x="4431458" y="3551423"/>
-                                </a:cubicBezTo>
-                                <a:cubicBezTo>
-                                  <a:pt x="4444859" y="3552293"/>
-                                  <a:pt x="4471669" y="3552293"/>
-                                  <a:pt x="4485070" y="3552293"/>
+                                  <a:pt x="88634" y="809936"/>
+                                  <a:pt x="177260" y="809936"/>
+                                  <a:pt x="565047" y="809936"/>
+                                </a:cubicBezTo>
+                                <a:cubicBezTo>
+                                  <a:pt x="952826" y="809936"/>
+                                  <a:pt x="1639758" y="809936"/>
+                                  <a:pt x="2180968" y="809936"/>
+                                </a:cubicBezTo>
+                                <a:cubicBezTo>
+                                  <a:pt x="2722178" y="809936"/>
+                                  <a:pt x="3117659" y="809936"/>
+                                  <a:pt x="3318639" y="807453"/>
+                                </a:cubicBezTo>
+                                <a:cubicBezTo>
+                                  <a:pt x="3519613" y="804971"/>
+                                  <a:pt x="3526079" y="800013"/>
+                                  <a:pt x="3531792" y="794294"/>
+                                </a:cubicBezTo>
+                                <a:cubicBezTo>
+                                  <a:pt x="3537511" y="788581"/>
+                                  <a:pt x="3542476" y="782115"/>
+                                  <a:pt x="3544951" y="658179"/>
+                                </a:cubicBezTo>
+                                <a:cubicBezTo>
+                                  <a:pt x="3547434" y="534249"/>
+                                  <a:pt x="3547434" y="292844"/>
+                                  <a:pt x="3549916" y="168908"/>
+                                </a:cubicBezTo>
+                                <a:cubicBezTo>
+                                  <a:pt x="3552398" y="44972"/>
+                                  <a:pt x="3557363" y="38505"/>
+                                  <a:pt x="3563076" y="32793"/>
+                                </a:cubicBezTo>
+                                <a:cubicBezTo>
+                                  <a:pt x="3568795" y="27080"/>
+                                  <a:pt x="3575261" y="22116"/>
+                                  <a:pt x="3732786" y="19633"/>
+                                </a:cubicBezTo>
+                                <a:cubicBezTo>
+                                  <a:pt x="3890310" y="17151"/>
+                                  <a:pt x="4198899" y="17151"/>
+                                  <a:pt x="4392624" y="17151"/>
+                                </a:cubicBezTo>
+                                <a:cubicBezTo>
+                                  <a:pt x="4586349" y="17151"/>
+                                  <a:pt x="4665211" y="17151"/>
+                                  <a:pt x="4704642" y="14291"/>
+                                </a:cubicBezTo>
+                                <a:cubicBezTo>
+                                  <a:pt x="4744072" y="11431"/>
+                                  <a:pt x="4744072" y="5712"/>
+                                  <a:pt x="4825224" y="2860"/>
+                                </a:cubicBezTo>
+                                <a:cubicBezTo>
+                                  <a:pt x="4906369" y="0"/>
+                                  <a:pt x="5068667" y="0"/>
+                                  <a:pt x="5149812" y="0"/>
                                 </a:cubicBezTo>
                                 <a:lnTo>
-                                  <a:pt x="4498471" y="3552293"/>
+                                  <a:pt x="5230957" y="0"/>
                                 </a:lnTo>
                               </a:path>
                             </a:pathLst>
                           </a:custGeom>
                           <a:noFill/>
-                          <a:ln w="14622">
+                          <a:ln w="13715">
                             <a:solidFill>
                               <a:srgbClr val="8B3344"/>
                             </a:solidFill>
@@ -3562,12 +3729,12 @@
                         <wps:bodyPr/>
                       </wps:wsp>
                       <wps:wsp>
-                        <wps:cNvPr id="67" name="mermaid:edge:WeatherDB-AutoReports"/>
+                        <wps:cNvPr id="68" name="mermaid:edge:WeatherDB-AutoReports"/>
                         <wps:cNvCnPr/>
                         <wps:spPr>
                           <a:xfrm>
-                            <a:off x="1797177" y="4314322"/>
-                            <a:ext cx="4589828" cy="1156338"/>
+                            <a:off x="1800715" y="912045"/>
+                            <a:ext cx="5098785" cy="3636383"/>
                           </a:xfrm>
                           <a:custGeom>
                             <a:avLst/>
@@ -3576,111 +3743,131 @@
                             <a:cxnLst/>
                             <a:rect l="0" t="0" r="r" b="b"/>
                             <a:pathLst>
-                              <a:path w="4589828" h="1156338">
+                              <a:path w="5098785" h="3636383">
                                 <a:moveTo>
-                                  <a:pt x="0" y="0"/>
+                                  <a:pt x="0" y="3636383"/>
                                 </a:moveTo>
                                 <a:lnTo>
-                                  <a:pt x="62472" y="0"/>
+                                  <a:pt x="22287" y="3636383"/>
                                 </a:lnTo>
                                 <a:cubicBezTo>
-                                  <a:pt x="124944" y="0"/>
-                                  <a:pt x="249889" y="0"/>
-                                  <a:pt x="348916" y="0"/>
-                                </a:cubicBezTo>
-                                <a:cubicBezTo>
-                                  <a:pt x="447943" y="0"/>
-                                  <a:pt x="521052" y="0"/>
-                                  <a:pt x="561050" y="2647"/>
-                                </a:cubicBezTo>
-                                <a:cubicBezTo>
-                                  <a:pt x="601056" y="5293"/>
-                                  <a:pt x="607950" y="10586"/>
-                                  <a:pt x="614040" y="16676"/>
-                                </a:cubicBezTo>
-                                <a:cubicBezTo>
-                                  <a:pt x="620130" y="22774"/>
-                                  <a:pt x="625423" y="29661"/>
-                                  <a:pt x="628070" y="213648"/>
-                                </a:cubicBezTo>
-                                <a:cubicBezTo>
-                                  <a:pt x="630717" y="397636"/>
-                                  <a:pt x="630717" y="758710"/>
-                                  <a:pt x="633363" y="942697"/>
-                                </a:cubicBezTo>
-                                <a:cubicBezTo>
-                                  <a:pt x="636010" y="1126677"/>
-                                  <a:pt x="641303" y="1133572"/>
-                                  <a:pt x="647393" y="1139662"/>
-                                </a:cubicBezTo>
-                                <a:cubicBezTo>
-                                  <a:pt x="653483" y="1145759"/>
-                                  <a:pt x="660377" y="1151045"/>
-                                  <a:pt x="959936" y="1153691"/>
-                                </a:cubicBezTo>
-                                <a:cubicBezTo>
-                                  <a:pt x="1259496" y="1156338"/>
-                                  <a:pt x="1851720" y="1156338"/>
-                                  <a:pt x="2358655" y="1156338"/>
-                                </a:cubicBezTo>
-                                <a:cubicBezTo>
-                                  <a:pt x="2865589" y="1156338"/>
-                                  <a:pt x="3287220" y="1156338"/>
-                                  <a:pt x="3504136" y="1156338"/>
-                                </a:cubicBezTo>
-                                <a:cubicBezTo>
-                                  <a:pt x="3721045" y="1156338"/>
-                                  <a:pt x="3733232" y="1156338"/>
-                                  <a:pt x="3739322" y="1150248"/>
-                                </a:cubicBezTo>
-                                <a:cubicBezTo>
-                                  <a:pt x="3745412" y="1144158"/>
-                                  <a:pt x="3745412" y="1131971"/>
-                                  <a:pt x="3745412" y="1129536"/>
-                                </a:cubicBezTo>
-                                <a:cubicBezTo>
-                                  <a:pt x="3745412" y="1127094"/>
-                                  <a:pt x="3745412" y="1134405"/>
-                                  <a:pt x="3745412" y="1131971"/>
-                                </a:cubicBezTo>
-                                <a:cubicBezTo>
-                                  <a:pt x="3745412" y="1129536"/>
-                                  <a:pt x="3745412" y="1117349"/>
-                                  <a:pt x="3751510" y="1111259"/>
-                                </a:cubicBezTo>
-                                <a:cubicBezTo>
-                                  <a:pt x="3757600" y="1105161"/>
-                                  <a:pt x="3769787" y="1105161"/>
-                                  <a:pt x="3855077" y="1105161"/>
-                                </a:cubicBezTo>
-                                <a:cubicBezTo>
-                                  <a:pt x="3940374" y="1105161"/>
-                                  <a:pt x="4098780" y="1105161"/>
-                                  <a:pt x="4220018" y="1105161"/>
-                                </a:cubicBezTo>
-                                <a:cubicBezTo>
-                                  <a:pt x="4341256" y="1105161"/>
-                                  <a:pt x="4425332" y="1105161"/>
-                                  <a:pt x="4467370" y="1102544"/>
-                                </a:cubicBezTo>
-                                <a:cubicBezTo>
-                                  <a:pt x="4509408" y="1099934"/>
-                                  <a:pt x="4509408" y="1094699"/>
-                                  <a:pt x="4522816" y="1092082"/>
-                                </a:cubicBezTo>
-                                <a:cubicBezTo>
-                                  <a:pt x="4536217" y="1089465"/>
-                                  <a:pt x="4563026" y="1089465"/>
-                                  <a:pt x="4576427" y="1089465"/>
+                                  <a:pt x="44574" y="3636383"/>
+                                  <a:pt x="89148" y="3636383"/>
+                                  <a:pt x="205726" y="3636383"/>
+                                </a:cubicBezTo>
+                                <a:cubicBezTo>
+                                  <a:pt x="322304" y="3636383"/>
+                                  <a:pt x="510886" y="3636383"/>
+                                  <a:pt x="608407" y="3633900"/>
+                                </a:cubicBezTo>
+                                <a:cubicBezTo>
+                                  <a:pt x="705935" y="3631418"/>
+                                  <a:pt x="712401" y="3626460"/>
+                                  <a:pt x="718113" y="3620741"/>
+                                </a:cubicBezTo>
+                                <a:cubicBezTo>
+                                  <a:pt x="723826" y="3615028"/>
+                                  <a:pt x="728791" y="3608562"/>
+                                  <a:pt x="731273" y="3303745"/>
+                                </a:cubicBezTo>
+                                <a:cubicBezTo>
+                                  <a:pt x="733756" y="2998934"/>
+                                  <a:pt x="733756" y="2395767"/>
+                                  <a:pt x="736238" y="2090956"/>
+                                </a:cubicBezTo>
+                                <a:cubicBezTo>
+                                  <a:pt x="738720" y="1786139"/>
+                                  <a:pt x="743685" y="1779673"/>
+                                  <a:pt x="749398" y="1773960"/>
+                                </a:cubicBezTo>
+                                <a:cubicBezTo>
+                                  <a:pt x="755110" y="1768241"/>
+                                  <a:pt x="761577" y="1763283"/>
+                                  <a:pt x="1002557" y="1760801"/>
+                                </a:cubicBezTo>
+                                <a:cubicBezTo>
+                                  <a:pt x="1243530" y="1758318"/>
+                                  <a:pt x="1719025" y="1758318"/>
+                                  <a:pt x="2214515" y="1758318"/>
+                                </a:cubicBezTo>
+                                <a:cubicBezTo>
+                                  <a:pt x="2710013" y="1758318"/>
+                                  <a:pt x="3225500" y="1758318"/>
+                                  <a:pt x="3486484" y="1755836"/>
+                                </a:cubicBezTo>
+                                <a:cubicBezTo>
+                                  <a:pt x="3747461" y="1753353"/>
+                                  <a:pt x="3753928" y="1748389"/>
+                                  <a:pt x="3759640" y="1742676"/>
+                                </a:cubicBezTo>
+                                <a:cubicBezTo>
+                                  <a:pt x="3765359" y="1736957"/>
+                                  <a:pt x="3770324" y="1730497"/>
+                                  <a:pt x="3772799" y="1457074"/>
+                                </a:cubicBezTo>
+                                <a:cubicBezTo>
+                                  <a:pt x="3775282" y="1183651"/>
+                                  <a:pt x="3775282" y="643277"/>
+                                  <a:pt x="3777764" y="369854"/>
+                                </a:cubicBezTo>
+                                <a:cubicBezTo>
+                                  <a:pt x="3780247" y="96431"/>
+                                  <a:pt x="3785212" y="89964"/>
+                                  <a:pt x="3790924" y="84252"/>
+                                </a:cubicBezTo>
+                                <a:cubicBezTo>
+                                  <a:pt x="3796643" y="78539"/>
+                                  <a:pt x="3803110" y="73574"/>
+                                  <a:pt x="3900631" y="71092"/>
+                                </a:cubicBezTo>
+                                <a:cubicBezTo>
+                                  <a:pt x="3998152" y="68610"/>
+                                  <a:pt x="4186734" y="68610"/>
+                                  <a:pt x="4349031" y="68610"/>
+                                </a:cubicBezTo>
+                                <a:cubicBezTo>
+                                  <a:pt x="4511328" y="68610"/>
+                                  <a:pt x="4647333" y="68610"/>
+                                  <a:pt x="4718569" y="66127"/>
+                                </a:cubicBezTo>
+                                <a:cubicBezTo>
+                                  <a:pt x="4789805" y="63645"/>
+                                  <a:pt x="4796272" y="58680"/>
+                                  <a:pt x="4801984" y="52968"/>
+                                </a:cubicBezTo>
+                                <a:cubicBezTo>
+                                  <a:pt x="4807703" y="47255"/>
+                                  <a:pt x="4812668" y="40789"/>
+                                  <a:pt x="4815144" y="37552"/>
+                                </a:cubicBezTo>
+                                <a:cubicBezTo>
+                                  <a:pt x="4817626" y="34308"/>
+                                  <a:pt x="4817626" y="34294"/>
+                                  <a:pt x="4820109" y="31058"/>
+                                </a:cubicBezTo>
+                                <a:cubicBezTo>
+                                  <a:pt x="4822591" y="27821"/>
+                                  <a:pt x="4827556" y="21354"/>
+                                  <a:pt x="4833268" y="15642"/>
+                                </a:cubicBezTo>
+                                <a:cubicBezTo>
+                                  <a:pt x="4838987" y="9923"/>
+                                  <a:pt x="4845454" y="4965"/>
+                                  <a:pt x="4889829" y="2482"/>
+                                </a:cubicBezTo>
+                                <a:cubicBezTo>
+                                  <a:pt x="4934204" y="0"/>
+                                  <a:pt x="5016494" y="0"/>
+                                  <a:pt x="5057640" y="0"/>
                                 </a:cubicBezTo>
                                 <a:lnTo>
-                                  <a:pt x="4589828" y="1089465"/>
+                                  <a:pt x="5098785" y="0"/>
                                 </a:lnTo>
                               </a:path>
                             </a:pathLst>
                           </a:custGeom>
                           <a:noFill/>
-                          <a:ln w="14622">
+                          <a:ln w="13715">
                             <a:solidFill>
                               <a:srgbClr val="3D7A56"/>
                             </a:solidFill>
@@ -3691,12 +3878,12 @@
                         <wps:bodyPr/>
                       </wps:wsp>
                       <wps:wsp>
-                        <wps:cNvPr id="68" name="mermaid:edge:TipsiteDB-AutoReports"/>
+                        <wps:cNvPr id="69" name="mermaid:edge:TipsiteDB-AutoReports"/>
                         <wps:cNvCnPr/>
                         <wps:spPr>
                           <a:xfrm>
-                            <a:off x="2029446" y="2448484"/>
-                            <a:ext cx="4357559" cy="2642006"/>
+                            <a:off x="1800715" y="740620"/>
+                            <a:ext cx="5098785" cy="1676014"/>
                           </a:xfrm>
                           <a:custGeom>
                             <a:avLst/>
@@ -3705,101 +3892,101 @@
                             <a:cxnLst/>
                             <a:rect l="0" t="0" r="r" b="b"/>
                             <a:pathLst>
-                              <a:path w="4357559" h="2642006">
+                              <a:path w="5098785" h="1676014">
                                 <a:moveTo>
-                                  <a:pt x="0" y="0"/>
+                                  <a:pt x="0" y="1676014"/>
                                 </a:moveTo>
                                 <a:lnTo>
-                                  <a:pt x="23761" y="0"/>
+                                  <a:pt x="22287" y="1676014"/>
                                 </a:lnTo>
                                 <a:cubicBezTo>
-                                  <a:pt x="47521" y="0"/>
-                                  <a:pt x="95042" y="0"/>
-                                  <a:pt x="198003" y="0"/>
-                                </a:cubicBezTo>
-                                <a:cubicBezTo>
-                                  <a:pt x="300970" y="0"/>
-                                  <a:pt x="459370" y="0"/>
-                                  <a:pt x="542020" y="2647"/>
-                                </a:cubicBezTo>
-                                <a:cubicBezTo>
-                                  <a:pt x="624670" y="5293"/>
-                                  <a:pt x="631565" y="10579"/>
-                                  <a:pt x="637655" y="16676"/>
-                                </a:cubicBezTo>
-                                <a:cubicBezTo>
-                                  <a:pt x="643745" y="22766"/>
-                                  <a:pt x="649038" y="29661"/>
-                                  <a:pt x="651684" y="334301"/>
-                                </a:cubicBezTo>
-                                <a:cubicBezTo>
-                                  <a:pt x="654331" y="638949"/>
-                                  <a:pt x="654331" y="1241343"/>
-                                  <a:pt x="656978" y="1545990"/>
-                                </a:cubicBezTo>
-                                <a:cubicBezTo>
-                                  <a:pt x="659624" y="1850638"/>
-                                  <a:pt x="664917" y="1857525"/>
-                                  <a:pt x="671007" y="1863622"/>
-                                </a:cubicBezTo>
-                                <a:cubicBezTo>
-                                  <a:pt x="677097" y="1869712"/>
-                                  <a:pt x="683992" y="1875005"/>
-                                  <a:pt x="940906" y="1877652"/>
-                                </a:cubicBezTo>
-                                <a:cubicBezTo>
-                                  <a:pt x="1197813" y="1880299"/>
-                                  <a:pt x="1704748" y="1880299"/>
-                                  <a:pt x="2169030" y="1880299"/>
-                                </a:cubicBezTo>
-                                <a:cubicBezTo>
-                                  <a:pt x="2633320" y="1880299"/>
-                                  <a:pt x="3054951" y="1880299"/>
-                                  <a:pt x="3269220" y="1882945"/>
-                                </a:cubicBezTo>
-                                <a:cubicBezTo>
-                                  <a:pt x="3483483" y="1885592"/>
-                                  <a:pt x="3490377" y="1890885"/>
-                                  <a:pt x="3496467" y="1896975"/>
-                                </a:cubicBezTo>
-                                <a:cubicBezTo>
-                                  <a:pt x="3502564" y="1903065"/>
-                                  <a:pt x="3507857" y="1909959"/>
-                                  <a:pt x="3510497" y="2028170"/>
-                                </a:cubicBezTo>
-                                <a:cubicBezTo>
-                                  <a:pt x="3513143" y="2146388"/>
-                                  <a:pt x="3513143" y="2375916"/>
-                                  <a:pt x="3515790" y="2494134"/>
-                                </a:cubicBezTo>
-                                <a:cubicBezTo>
-                                  <a:pt x="3518436" y="2612345"/>
-                                  <a:pt x="3523729" y="2619239"/>
-                                  <a:pt x="3529819" y="2625329"/>
-                                </a:cubicBezTo>
-                                <a:cubicBezTo>
-                                  <a:pt x="3535917" y="2631427"/>
-                                  <a:pt x="3542811" y="2636712"/>
-                                  <a:pt x="3625454" y="2639359"/>
-                                </a:cubicBezTo>
-                                <a:cubicBezTo>
-                                  <a:pt x="3708105" y="2642006"/>
-                                  <a:pt x="3866511" y="2642006"/>
-                                  <a:pt x="4001150" y="2642006"/>
-                                </a:cubicBezTo>
-                                <a:cubicBezTo>
-                                  <a:pt x="4135796" y="2642006"/>
-                                  <a:pt x="4246681" y="2642006"/>
-                                  <a:pt x="4302120" y="2642006"/>
+                                  <a:pt x="44574" y="1676014"/>
+                                  <a:pt x="89148" y="1676014"/>
+                                  <a:pt x="454901" y="1676014"/>
+                                </a:cubicBezTo>
+                                <a:cubicBezTo>
+                                  <a:pt x="820654" y="1676014"/>
+                                  <a:pt x="1507586" y="1676014"/>
+                                  <a:pt x="2068793" y="1676014"/>
+                                </a:cubicBezTo>
+                                <a:cubicBezTo>
+                                  <a:pt x="2630006" y="1676014"/>
+                                  <a:pt x="3065493" y="1676014"/>
+                                  <a:pt x="3286470" y="1673532"/>
+                                </a:cubicBezTo>
+                                <a:cubicBezTo>
+                                  <a:pt x="3507447" y="1671049"/>
+                                  <a:pt x="3513914" y="1666084"/>
+                                  <a:pt x="3519626" y="1660372"/>
+                                </a:cubicBezTo>
+                                <a:cubicBezTo>
+                                  <a:pt x="3525346" y="1654653"/>
+                                  <a:pt x="3530310" y="1648193"/>
+                                  <a:pt x="3532786" y="1382766"/>
+                                </a:cubicBezTo>
+                                <a:cubicBezTo>
+                                  <a:pt x="3535268" y="1117345"/>
+                                  <a:pt x="3535268" y="592970"/>
+                                  <a:pt x="3537751" y="327550"/>
+                                </a:cubicBezTo>
+                                <a:cubicBezTo>
+                                  <a:pt x="3540233" y="62129"/>
+                                  <a:pt x="3545198" y="55663"/>
+                                  <a:pt x="3550910" y="49950"/>
+                                </a:cubicBezTo>
+                                <a:cubicBezTo>
+                                  <a:pt x="3556630" y="44238"/>
+                                  <a:pt x="3563096" y="39273"/>
+                                  <a:pt x="3700617" y="36791"/>
+                                </a:cubicBezTo>
+                                <a:cubicBezTo>
+                                  <a:pt x="3838145" y="34308"/>
+                                  <a:pt x="4106734" y="34308"/>
+                                  <a:pt x="4274743" y="34308"/>
+                                </a:cubicBezTo>
+                                <a:cubicBezTo>
+                                  <a:pt x="4442753" y="34308"/>
+                                  <a:pt x="4510183" y="34308"/>
+                                  <a:pt x="4549613" y="34308"/>
+                                </a:cubicBezTo>
+                                <a:cubicBezTo>
+                                  <a:pt x="4589044" y="34308"/>
+                                  <a:pt x="4600476" y="34308"/>
+                                  <a:pt x="4606188" y="28596"/>
+                                </a:cubicBezTo>
+                                <a:cubicBezTo>
+                                  <a:pt x="4611900" y="22877"/>
+                                  <a:pt x="4611900" y="11452"/>
+                                  <a:pt x="4611900" y="11445"/>
+                                </a:cubicBezTo>
+                                <a:cubicBezTo>
+                                  <a:pt x="4611900" y="11445"/>
+                                  <a:pt x="4611900" y="22870"/>
+                                  <a:pt x="4611900" y="22863"/>
+                                </a:cubicBezTo>
+                                <a:cubicBezTo>
+                                  <a:pt x="4611900" y="22863"/>
+                                  <a:pt x="4611900" y="11431"/>
+                                  <a:pt x="4617619" y="5719"/>
+                                </a:cubicBezTo>
+                                <a:cubicBezTo>
+                                  <a:pt x="4623332" y="0"/>
+                                  <a:pt x="4634763" y="0"/>
+                                  <a:pt x="4715908" y="0"/>
+                                </a:cubicBezTo>
+                                <a:cubicBezTo>
+                                  <a:pt x="4797054" y="0"/>
+                                  <a:pt x="4947919" y="0"/>
+                                  <a:pt x="5023352" y="0"/>
                                 </a:cubicBezTo>
                                 <a:lnTo>
-                                  <a:pt x="4357559" y="2642006"/>
+                                  <a:pt x="5098785" y="0"/>
                                 </a:lnTo>
                               </a:path>
                             </a:pathLst>
                           </a:custGeom>
                           <a:noFill/>
-                          <a:ln w="14622">
+                          <a:ln w="13715">
                             <a:solidFill>
                               <a:srgbClr val="7D7AA8"/>
                             </a:solidFill>
@@ -3810,12 +3997,12 @@
                         <wps:bodyPr/>
                       </wps:wsp>
                       <wps:wsp>
-                        <wps:cNvPr id="69" name="mermaid:edge:AuditReport-Management"/>
+                        <wps:cNvPr id="70" name="mermaid:edge:AuditReport-Management"/>
                         <wps:cNvCnPr/>
                         <wps:spPr>
                           <a:xfrm>
-                            <a:off x="4925172" y="5215814"/>
-                            <a:ext cx="2210410" cy="883573"/>
+                            <a:off x="4636851" y="894908"/>
+                            <a:ext cx="2964797" cy="5238486"/>
                           </a:xfrm>
                           <a:custGeom>
                             <a:avLst/>
@@ -3824,96 +4011,96 @@
                             <a:cxnLst/>
                             <a:rect l="0" t="0" r="r" b="b"/>
                             <a:pathLst>
-                              <a:path w="2210410" h="883573">
+                              <a:path w="2964797" h="5238486">
                                 <a:moveTo>
-                                  <a:pt x="0" y="883573"/>
+                                  <a:pt x="0" y="5238486"/>
                                 </a:moveTo>
                                 <a:lnTo>
-                                  <a:pt x="23761" y="883573"/>
+                                  <a:pt x="22287" y="5238486"/>
                                 </a:lnTo>
                                 <a:cubicBezTo>
-                                  <a:pt x="47521" y="883573"/>
-                                  <a:pt x="95042" y="883573"/>
-                                  <a:pt x="191854" y="883573"/>
-                                </a:cubicBezTo>
-                                <a:cubicBezTo>
-                                  <a:pt x="288666" y="883573"/>
-                                  <a:pt x="434768" y="883573"/>
-                                  <a:pt x="511263" y="880927"/>
-                                </a:cubicBezTo>
-                                <a:cubicBezTo>
-                                  <a:pt x="587757" y="878280"/>
-                                  <a:pt x="594652" y="872987"/>
-                                  <a:pt x="600742" y="866897"/>
-                                </a:cubicBezTo>
-                                <a:cubicBezTo>
-                                  <a:pt x="606839" y="860800"/>
-                                  <a:pt x="612132" y="853906"/>
-                                  <a:pt x="614771" y="782397"/>
-                                </a:cubicBezTo>
-                                <a:cubicBezTo>
-                                  <a:pt x="617418" y="710881"/>
-                                  <a:pt x="617418" y="574751"/>
-                                  <a:pt x="620064" y="503243"/>
-                                </a:cubicBezTo>
-                                <a:cubicBezTo>
-                                  <a:pt x="622711" y="431727"/>
-                                  <a:pt x="628004" y="424833"/>
-                                  <a:pt x="634094" y="418743"/>
-                                </a:cubicBezTo>
-                                <a:cubicBezTo>
-                                  <a:pt x="640192" y="412653"/>
-                                  <a:pt x="647086" y="407359"/>
-                                  <a:pt x="729729" y="404713"/>
-                                </a:cubicBezTo>
-                                <a:cubicBezTo>
-                                  <a:pt x="812379" y="402066"/>
-                                  <a:pt x="970786" y="402066"/>
-                                  <a:pt x="1210695" y="402066"/>
-                                </a:cubicBezTo>
-                                <a:cubicBezTo>
-                                  <a:pt x="1450604" y="402066"/>
-                                  <a:pt x="1772016" y="402066"/>
-                                  <a:pt x="1936176" y="399420"/>
-                                </a:cubicBezTo>
-                                <a:cubicBezTo>
-                                  <a:pt x="2100329" y="396773"/>
-                                  <a:pt x="2107224" y="391480"/>
-                                  <a:pt x="2113314" y="385390"/>
-                                </a:cubicBezTo>
-                                <a:cubicBezTo>
-                                  <a:pt x="2119404" y="379300"/>
-                                  <a:pt x="2124697" y="372406"/>
-                                  <a:pt x="2127343" y="314130"/>
-                                </a:cubicBezTo>
-                                <a:cubicBezTo>
-                                  <a:pt x="2129990" y="255862"/>
-                                  <a:pt x="2129990" y="146212"/>
-                                  <a:pt x="2132636" y="87936"/>
-                                </a:cubicBezTo>
-                                <a:cubicBezTo>
-                                  <a:pt x="2135283" y="29668"/>
-                                  <a:pt x="2140576" y="22774"/>
-                                  <a:pt x="2146666" y="16676"/>
-                                </a:cubicBezTo>
-                                <a:cubicBezTo>
-                                  <a:pt x="2152756" y="10586"/>
-                                  <a:pt x="2159650" y="5293"/>
-                                  <a:pt x="2170412" y="2647"/>
-                                </a:cubicBezTo>
-                                <a:cubicBezTo>
-                                  <a:pt x="2181167" y="0"/>
-                                  <a:pt x="2195788" y="0"/>
-                                  <a:pt x="2203099" y="0"/>
+                                  <a:pt x="44574" y="5238486"/>
+                                  <a:pt x="89148" y="5238486"/>
+                                  <a:pt x="299962" y="5238486"/>
+                                </a:cubicBezTo>
+                                <a:cubicBezTo>
+                                  <a:pt x="510776" y="5238486"/>
+                                  <a:pt x="887830" y="5238486"/>
+                                  <a:pt x="1079588" y="5236004"/>
+                                </a:cubicBezTo>
+                                <a:cubicBezTo>
+                                  <a:pt x="1271345" y="5233522"/>
+                                  <a:pt x="1277811" y="5228557"/>
+                                  <a:pt x="1283524" y="5222844"/>
+                                </a:cubicBezTo>
+                                <a:cubicBezTo>
+                                  <a:pt x="1289243" y="5217132"/>
+                                  <a:pt x="1294208" y="5210665"/>
+                                  <a:pt x="1296683" y="4411503"/>
+                                </a:cubicBezTo>
+                                <a:cubicBezTo>
+                                  <a:pt x="1299166" y="3612340"/>
+                                  <a:pt x="1299166" y="2020482"/>
+                                  <a:pt x="1301648" y="1221319"/>
+                                </a:cubicBezTo>
+                                <a:cubicBezTo>
+                                  <a:pt x="1304130" y="422156"/>
+                                  <a:pt x="1309095" y="415690"/>
+                                  <a:pt x="1314808" y="409977"/>
+                                </a:cubicBezTo>
+                                <a:cubicBezTo>
+                                  <a:pt x="1320527" y="404265"/>
+                                  <a:pt x="1326993" y="399300"/>
+                                  <a:pt x="1364511" y="396818"/>
+                                </a:cubicBezTo>
+                                <a:cubicBezTo>
+                                  <a:pt x="1402028" y="394335"/>
+                                  <a:pt x="1470604" y="394335"/>
+                                  <a:pt x="1724209" y="394335"/>
+                                </a:cubicBezTo>
+                                <a:cubicBezTo>
+                                  <a:pt x="1977814" y="394335"/>
+                                  <a:pt x="2416442" y="394335"/>
+                                  <a:pt x="2638996" y="391853"/>
+                                </a:cubicBezTo>
+                                <a:cubicBezTo>
+                                  <a:pt x="2861544" y="389370"/>
+                                  <a:pt x="2868010" y="384406"/>
+                                  <a:pt x="2873723" y="378693"/>
+                                </a:cubicBezTo>
+                                <a:cubicBezTo>
+                                  <a:pt x="2879435" y="372981"/>
+                                  <a:pt x="2884400" y="366514"/>
+                                  <a:pt x="2886882" y="308987"/>
+                                </a:cubicBezTo>
+                                <a:cubicBezTo>
+                                  <a:pt x="2889365" y="251459"/>
+                                  <a:pt x="2889365" y="142877"/>
+                                  <a:pt x="2891847" y="85349"/>
+                                </a:cubicBezTo>
+                                <a:cubicBezTo>
+                                  <a:pt x="2894329" y="27821"/>
+                                  <a:pt x="2899294" y="21354"/>
+                                  <a:pt x="2905007" y="15642"/>
+                                </a:cubicBezTo>
+                                <a:cubicBezTo>
+                                  <a:pt x="2910719" y="9930"/>
+                                  <a:pt x="2917186" y="4965"/>
+                                  <a:pt x="2927280" y="2482"/>
+                                </a:cubicBezTo>
+                                <a:cubicBezTo>
+                                  <a:pt x="2937367" y="0"/>
+                                  <a:pt x="2951082" y="0"/>
+                                  <a:pt x="2957940" y="0"/>
                                 </a:cubicBezTo>
                                 <a:lnTo>
-                                  <a:pt x="2210410" y="0"/>
+                                  <a:pt x="2964797" y="0"/>
                                 </a:lnTo>
                               </a:path>
                             </a:pathLst>
                           </a:custGeom>
                           <a:noFill/>
-                          <a:ln w="14622">
+                          <a:ln w="13715">
                             <a:solidFill>
                               <a:srgbClr val="A07040"/>
                             </a:solidFill>
@@ -3924,12 +4111,12 @@
                         <wps:bodyPr/>
                       </wps:wsp>
                       <wps:wsp>
-                        <wps:cNvPr id="70" name="mermaid:edge:EnvChecklist-Auditors"/>
+                        <wps:cNvPr id="71" name="mermaid:edge:EnvChecklist-Auditors"/>
                         <wps:cNvCnPr/>
                         <wps:spPr>
                           <a:xfrm>
-                            <a:off x="2029446" y="5200154"/>
-                            <a:ext cx="1711744" cy="986965"/>
+                            <a:off x="1800715" y="6039405"/>
+                            <a:ext cx="1725587" cy="279143"/>
                           </a:xfrm>
                           <a:custGeom>
                             <a:avLst/>
@@ -3938,96 +4125,96 @@
                             <a:cxnLst/>
                             <a:rect l="0" t="0" r="r" b="b"/>
                             <a:pathLst>
-                              <a:path w="1711744" h="986965">
+                              <a:path w="1725587" h="279143">
                                 <a:moveTo>
                                   <a:pt x="0" y="0"/>
                                 </a:moveTo>
                                 <a:lnTo>
-                                  <a:pt x="23761" y="0"/>
+                                  <a:pt x="22287" y="0"/>
                                 </a:lnTo>
                                 <a:cubicBezTo>
-                                  <a:pt x="47521" y="0"/>
-                                  <a:pt x="95042" y="0"/>
-                                  <a:pt x="134032" y="0"/>
-                                </a:cubicBezTo>
-                                <a:cubicBezTo>
-                                  <a:pt x="173029" y="0"/>
-                                  <a:pt x="203486" y="0"/>
-                                  <a:pt x="222165" y="2647"/>
-                                </a:cubicBezTo>
-                                <a:cubicBezTo>
-                                  <a:pt x="240845" y="5293"/>
-                                  <a:pt x="247739" y="10586"/>
-                                  <a:pt x="253829" y="16676"/>
-                                </a:cubicBezTo>
-                                <a:cubicBezTo>
-                                  <a:pt x="259919" y="22774"/>
-                                  <a:pt x="265212" y="29668"/>
-                                  <a:pt x="267859" y="185421"/>
-                                </a:cubicBezTo>
-                                <a:cubicBezTo>
-                                  <a:pt x="270506" y="341173"/>
-                                  <a:pt x="270506" y="645792"/>
-                                  <a:pt x="273152" y="801544"/>
-                                </a:cubicBezTo>
-                                <a:cubicBezTo>
-                                  <a:pt x="275799" y="957297"/>
-                                  <a:pt x="281092" y="964191"/>
-                                  <a:pt x="287182" y="970289"/>
-                                </a:cubicBezTo>
-                                <a:cubicBezTo>
-                                  <a:pt x="293272" y="976379"/>
-                                  <a:pt x="300166" y="981672"/>
-                                  <a:pt x="464012" y="984318"/>
-                                </a:cubicBezTo>
-                                <a:cubicBezTo>
-                                  <a:pt x="627851" y="986965"/>
-                                  <a:pt x="948641" y="986965"/>
-                                  <a:pt x="1144984" y="986965"/>
-                                </a:cubicBezTo>
-                                <a:cubicBezTo>
-                                  <a:pt x="1341327" y="986965"/>
-                                  <a:pt x="1413216" y="986965"/>
-                                  <a:pt x="1455254" y="986965"/>
-                                </a:cubicBezTo>
-                                <a:cubicBezTo>
-                                  <a:pt x="1497292" y="986965"/>
-                                  <a:pt x="1509479" y="986965"/>
-                                  <a:pt x="1515569" y="980868"/>
-                                </a:cubicBezTo>
-                                <a:cubicBezTo>
-                                  <a:pt x="1521659" y="974778"/>
-                                  <a:pt x="1521659" y="962590"/>
-                                  <a:pt x="1521659" y="957721"/>
-                                </a:cubicBezTo>
-                                <a:cubicBezTo>
-                                  <a:pt x="1521659" y="952845"/>
-                                  <a:pt x="1521659" y="955279"/>
-                                  <a:pt x="1521659" y="950410"/>
-                                </a:cubicBezTo>
-                                <a:cubicBezTo>
-                                  <a:pt x="1521659" y="945534"/>
-                                  <a:pt x="1521659" y="933346"/>
-                                  <a:pt x="1527757" y="927256"/>
-                                </a:cubicBezTo>
-                                <a:cubicBezTo>
-                                  <a:pt x="1533847" y="921166"/>
-                                  <a:pt x="1546034" y="921166"/>
-                                  <a:pt x="1577713" y="921166"/>
-                                </a:cubicBezTo>
-                                <a:cubicBezTo>
-                                  <a:pt x="1609391" y="921166"/>
-                                  <a:pt x="1660568" y="921166"/>
-                                  <a:pt x="1686156" y="921166"/>
+                                  <a:pt x="44574" y="0"/>
+                                  <a:pt x="89148" y="0"/>
+                                  <a:pt x="145722" y="0"/>
+                                </a:cubicBezTo>
+                                <a:cubicBezTo>
+                                  <a:pt x="202297" y="0"/>
+                                  <a:pt x="270872" y="0"/>
+                                  <a:pt x="308390" y="2482"/>
+                                </a:cubicBezTo>
+                                <a:cubicBezTo>
+                                  <a:pt x="345914" y="4965"/>
+                                  <a:pt x="352381" y="9930"/>
+                                  <a:pt x="358093" y="15649"/>
+                                </a:cubicBezTo>
+                                <a:cubicBezTo>
+                                  <a:pt x="363806" y="21361"/>
+                                  <a:pt x="368770" y="27828"/>
+                                  <a:pt x="371253" y="66155"/>
+                                </a:cubicBezTo>
+                                <a:cubicBezTo>
+                                  <a:pt x="373735" y="104481"/>
+                                  <a:pt x="373735" y="174668"/>
+                                  <a:pt x="376218" y="212995"/>
+                                </a:cubicBezTo>
+                                <a:cubicBezTo>
+                                  <a:pt x="378700" y="251322"/>
+                                  <a:pt x="383665" y="257788"/>
+                                  <a:pt x="389377" y="263501"/>
+                                </a:cubicBezTo>
+                                <a:cubicBezTo>
+                                  <a:pt x="395090" y="269213"/>
+                                  <a:pt x="401556" y="274178"/>
+                                  <a:pt x="555240" y="276660"/>
+                                </a:cubicBezTo>
+                                <a:cubicBezTo>
+                                  <a:pt x="708918" y="279143"/>
+                                  <a:pt x="1009812" y="279143"/>
+                                  <a:pt x="1211122" y="279143"/>
+                                </a:cubicBezTo>
+                                <a:cubicBezTo>
+                                  <a:pt x="1412431" y="279143"/>
+                                  <a:pt x="1514149" y="279143"/>
+                                  <a:pt x="1568241" y="276660"/>
+                                </a:cubicBezTo>
+                                <a:cubicBezTo>
+                                  <a:pt x="1622333" y="274178"/>
+                                  <a:pt x="1628800" y="269213"/>
+                                  <a:pt x="1634512" y="263501"/>
+                                </a:cubicBezTo>
+                                <a:cubicBezTo>
+                                  <a:pt x="1640232" y="257788"/>
+                                  <a:pt x="1645190" y="251322"/>
+                                  <a:pt x="1647672" y="238944"/>
+                                </a:cubicBezTo>
+                                <a:cubicBezTo>
+                                  <a:pt x="1650154" y="226566"/>
+                                  <a:pt x="1650154" y="208284"/>
+                                  <a:pt x="1652637" y="195906"/>
+                                </a:cubicBezTo>
+                                <a:cubicBezTo>
+                                  <a:pt x="1655119" y="183528"/>
+                                  <a:pt x="1660084" y="177061"/>
+                                  <a:pt x="1665796" y="171349"/>
+                                </a:cubicBezTo>
+                                <a:cubicBezTo>
+                                  <a:pt x="1671516" y="165637"/>
+                                  <a:pt x="1677975" y="160672"/>
+                                  <a:pt x="1688070" y="158189"/>
+                                </a:cubicBezTo>
+                                <a:cubicBezTo>
+                                  <a:pt x="1698157" y="155707"/>
+                                  <a:pt x="1711872" y="155707"/>
+                                  <a:pt x="1718730" y="155707"/>
                                 </a:cubicBezTo>
                                 <a:lnTo>
-                                  <a:pt x="1711744" y="921166"/>
+                                  <a:pt x="1725587" y="155707"/>
                                 </a:lnTo>
                               </a:path>
                             </a:pathLst>
                           </a:custGeom>
                           <a:noFill/>
-                          <a:ln w="14622">
+                          <a:ln w="13715">
                             <a:solidFill>
                               <a:srgbClr val="3D7A56"/>
                             </a:solidFill>
@@ -4038,12 +4225,12 @@
                         <wps:bodyPr/>
                       </wps:wsp>
                       <wps:wsp>
-                        <wps:cNvPr id="71" name="mermaid:edge:AuditReport-ARIC"/>
+                        <wps:cNvPr id="72" name="mermaid:edge:AuditReport-ARIC"/>
                         <wps:cNvCnPr/>
                         <wps:spPr>
                           <a:xfrm>
-                            <a:off x="4925172" y="5734856"/>
-                            <a:ext cx="3003993" cy="364532"/>
+                            <a:off x="4636851" y="929195"/>
+                            <a:ext cx="3812024" cy="5204199"/>
                           </a:xfrm>
                           <a:custGeom>
                             <a:avLst/>
@@ -4052,197 +4239,98 @@
                             <a:cxnLst/>
                             <a:rect l="0" t="0" r="r" b="b"/>
                             <a:pathLst>
-                              <a:path w="3003993" h="364532">
+                              <a:path w="3812024" h="5204199">
                                 <a:moveTo>
-                                  <a:pt x="0" y="364532"/>
+                                  <a:pt x="0" y="5204199"/>
                                 </a:moveTo>
                                 <a:lnTo>
-                                  <a:pt x="23761" y="364532"/>
+                                  <a:pt x="22287" y="5204199"/>
                                 </a:lnTo>
                                 <a:cubicBezTo>
-                                  <a:pt x="47521" y="364532"/>
-                                  <a:pt x="95042" y="364532"/>
-                                  <a:pt x="191854" y="364532"/>
-                                </a:cubicBezTo>
-                                <a:cubicBezTo>
-                                  <a:pt x="288666" y="364532"/>
-                                  <a:pt x="434768" y="364532"/>
-                                  <a:pt x="511263" y="361885"/>
-                                </a:cubicBezTo>
-                                <a:cubicBezTo>
-                                  <a:pt x="587757" y="359239"/>
-                                  <a:pt x="594652" y="353946"/>
-                                  <a:pt x="600742" y="347855"/>
-                                </a:cubicBezTo>
-                                <a:cubicBezTo>
-                                  <a:pt x="606839" y="341758"/>
-                                  <a:pt x="612132" y="334864"/>
-                                  <a:pt x="614771" y="282854"/>
-                                </a:cubicBezTo>
-                                <a:cubicBezTo>
-                                  <a:pt x="617418" y="230836"/>
-                                  <a:pt x="617418" y="133696"/>
-                                  <a:pt x="620064" y="81678"/>
-                                </a:cubicBezTo>
-                                <a:cubicBezTo>
-                                  <a:pt x="622711" y="29661"/>
-                                  <a:pt x="628004" y="22766"/>
-                                  <a:pt x="634094" y="16676"/>
-                                </a:cubicBezTo>
-                                <a:cubicBezTo>
-                                  <a:pt x="640192" y="10586"/>
-                                  <a:pt x="647086" y="5293"/>
-                                  <a:pt x="729729" y="2647"/>
-                                </a:cubicBezTo>
-                                <a:cubicBezTo>
-                                  <a:pt x="812379" y="0"/>
-                                  <a:pt x="970786" y="0"/>
-                                  <a:pt x="1362456" y="0"/>
-                                </a:cubicBezTo>
-                                <a:cubicBezTo>
-                                  <a:pt x="1754126" y="0"/>
-                                  <a:pt x="2379060" y="0"/>
-                                  <a:pt x="2691523" y="0"/>
+                                  <a:pt x="44574" y="5204199"/>
+                                  <a:pt x="89148" y="5204199"/>
+                                  <a:pt x="299962" y="5204199"/>
+                                </a:cubicBezTo>
+                                <a:cubicBezTo>
+                                  <a:pt x="510776" y="5204199"/>
+                                  <a:pt x="887830" y="5204199"/>
+                                  <a:pt x="1079588" y="5201716"/>
+                                </a:cubicBezTo>
+                                <a:cubicBezTo>
+                                  <a:pt x="1271345" y="5199234"/>
+                                  <a:pt x="1277811" y="5194269"/>
+                                  <a:pt x="1283524" y="5188557"/>
+                                </a:cubicBezTo>
+                                <a:cubicBezTo>
+                                  <a:pt x="1289243" y="5182844"/>
+                                  <a:pt x="1294208" y="5176378"/>
+                                  <a:pt x="1296683" y="4395504"/>
+                                </a:cubicBezTo>
+                                <a:cubicBezTo>
+                                  <a:pt x="1299166" y="3614624"/>
+                                  <a:pt x="1299166" y="2059343"/>
+                                  <a:pt x="1301648" y="1278463"/>
+                                </a:cubicBezTo>
+                                <a:cubicBezTo>
+                                  <a:pt x="1304130" y="497589"/>
+                                  <a:pt x="1309095" y="491122"/>
+                                  <a:pt x="1314808" y="485410"/>
+                                </a:cubicBezTo>
+                                <a:cubicBezTo>
+                                  <a:pt x="1320527" y="479698"/>
+                                  <a:pt x="1326993" y="474733"/>
+                                  <a:pt x="1364511" y="472251"/>
+                                </a:cubicBezTo>
+                                <a:cubicBezTo>
+                                  <a:pt x="1402028" y="469768"/>
+                                  <a:pt x="1470604" y="469768"/>
+                                  <a:pt x="1848268" y="469768"/>
+                                </a:cubicBezTo>
+                                <a:cubicBezTo>
+                                  <a:pt x="2225933" y="469768"/>
+                                  <a:pt x="2912687" y="469768"/>
+                                  <a:pt x="3259301" y="467286"/>
+                                </a:cubicBezTo>
+                                <a:cubicBezTo>
+                                  <a:pt x="3605908" y="464803"/>
+                                  <a:pt x="3612374" y="459838"/>
+                                  <a:pt x="3618087" y="454126"/>
+                                </a:cubicBezTo>
+                                <a:cubicBezTo>
+                                  <a:pt x="3623799" y="448414"/>
+                                  <a:pt x="3628764" y="441947"/>
+                                  <a:pt x="3631246" y="371849"/>
+                                </a:cubicBezTo>
+                                <a:cubicBezTo>
+                                  <a:pt x="3633729" y="301752"/>
+                                  <a:pt x="3633729" y="168016"/>
+                                  <a:pt x="3636211" y="97919"/>
+                                </a:cubicBezTo>
+                                <a:cubicBezTo>
+                                  <a:pt x="3638694" y="27821"/>
+                                  <a:pt x="3643658" y="21354"/>
+                                  <a:pt x="3649371" y="15642"/>
+                                </a:cubicBezTo>
+                                <a:cubicBezTo>
+                                  <a:pt x="3655083" y="9930"/>
+                                  <a:pt x="3661550" y="4965"/>
+                                  <a:pt x="3688788" y="2482"/>
+                                </a:cubicBezTo>
+                                <a:cubicBezTo>
+                                  <a:pt x="3716019" y="0"/>
+                                  <a:pt x="3764022" y="0"/>
+                                  <a:pt x="3788023" y="0"/>
                                 </a:cubicBezTo>
                                 <a:lnTo>
-                                  <a:pt x="3003993" y="0"/>
+                                  <a:pt x="3812024" y="0"/>
                                 </a:lnTo>
                               </a:path>
                             </a:pathLst>
                           </a:custGeom>
                           <a:noFill/>
-                          <a:ln w="14622">
+                          <a:ln w="13715">
                             <a:solidFill>
                               <a:srgbClr val="A07040"/>
-                            </a:solidFill>
-                            <a:headEnd type="none"/>
-                            <a:tailEnd type="arrow" w="sm" len="sm"/>
-                          </a:ln>
-                        </wps:spPr>
-                        <wps:bodyPr/>
-                      </wps:wsp>
-                      <wps:wsp>
-                        <wps:cNvPr id="72" name="mermaid:edge:SOPs-OpsSiteStaff"/>
-                        <wps:cNvCnPr/>
-                        <wps:spPr>
-                          <a:xfrm>
-                            <a:off x="57827" y="679883"/>
-                            <a:ext cx="8804743" cy="5909318"/>
-                          </a:xfrm>
-                          <a:custGeom>
-                            <a:avLst/>
-                            <a:gdLst/>
-                            <a:ahLst/>
-                            <a:cxnLst/>
-                            <a:rect l="0" t="0" r="r" b="b"/>
-                            <a:pathLst>
-                              <a:path w="8804743" h="5909318">
-                                <a:moveTo>
-                                  <a:pt x="8534238" y="3887113"/>
-                                </a:moveTo>
-                                <a:lnTo>
-                                  <a:pt x="8557998" y="3887113"/>
-                                </a:lnTo>
-                                <a:cubicBezTo>
-                                  <a:pt x="8581759" y="3887113"/>
-                                  <a:pt x="8629280" y="3887113"/>
-                                  <a:pt x="8668269" y="3887113"/>
-                                </a:cubicBezTo>
-                                <a:cubicBezTo>
-                                  <a:pt x="8707266" y="3887113"/>
-                                  <a:pt x="8737724" y="3887113"/>
-                                  <a:pt x="8756403" y="3889760"/>
-                                </a:cubicBezTo>
-                                <a:cubicBezTo>
-                                  <a:pt x="8775083" y="3892407"/>
-                                  <a:pt x="8781977" y="3897700"/>
-                                  <a:pt x="8788067" y="3903790"/>
-                                </a:cubicBezTo>
-                                <a:cubicBezTo>
-                                  <a:pt x="8794157" y="3909887"/>
-                                  <a:pt x="8799450" y="3916781"/>
-                                  <a:pt x="8802097" y="4245073"/>
-                                </a:cubicBezTo>
-                                <a:cubicBezTo>
-                                  <a:pt x="8804743" y="4573371"/>
-                                  <a:pt x="8804743" y="5223067"/>
-                                  <a:pt x="8802097" y="5551358"/>
-                                </a:cubicBezTo>
-                                <a:cubicBezTo>
-                                  <a:pt x="8799450" y="5879657"/>
-                                  <a:pt x="8794157" y="5886551"/>
-                                  <a:pt x="8788067" y="5892641"/>
-                                </a:cubicBezTo>
-                                <a:cubicBezTo>
-                                  <a:pt x="8781977" y="5898731"/>
-                                  <a:pt x="8775083" y="5904025"/>
-                                  <a:pt x="8533046" y="5906671"/>
-                                </a:cubicBezTo>
-                                <a:cubicBezTo>
-                                  <a:pt x="8291017" y="5909318"/>
-                                  <a:pt x="7813838" y="5909318"/>
-                                  <a:pt x="7049696" y="5909318"/>
-                                </a:cubicBezTo>
-                                <a:cubicBezTo>
-                                  <a:pt x="6285547" y="5909318"/>
-                                  <a:pt x="5234421" y="5909318"/>
-                                  <a:pt x="4198487" y="5909318"/>
-                                </a:cubicBezTo>
-                                <a:cubicBezTo>
-                                  <a:pt x="3162553" y="5909318"/>
-                                  <a:pt x="2141812" y="5909318"/>
-                                  <a:pt x="1450685" y="5909318"/>
-                                </a:cubicBezTo>
-                                <a:cubicBezTo>
-                                  <a:pt x="759558" y="5909318"/>
-                                  <a:pt x="398060" y="5909318"/>
-                                  <a:pt x="213860" y="5906671"/>
-                                </a:cubicBezTo>
-                                <a:cubicBezTo>
-                                  <a:pt x="29661" y="5904025"/>
-                                  <a:pt x="22766" y="5898731"/>
-                                  <a:pt x="16676" y="5892641"/>
-                                </a:cubicBezTo>
-                                <a:cubicBezTo>
-                                  <a:pt x="10586" y="5886551"/>
-                                  <a:pt x="5293" y="5879657"/>
-                                  <a:pt x="2647" y="4903505"/>
-                                </a:cubicBezTo>
-                                <a:cubicBezTo>
-                                  <a:pt x="0" y="3927360"/>
-                                  <a:pt x="0" y="1981958"/>
-                                  <a:pt x="2647" y="1005805"/>
-                                </a:cubicBezTo>
-                                <a:cubicBezTo>
-                                  <a:pt x="5293" y="29661"/>
-                                  <a:pt x="10586" y="22766"/>
-                                  <a:pt x="16676" y="16676"/>
-                                </a:cubicBezTo>
-                                <a:cubicBezTo>
-                                  <a:pt x="22766" y="10579"/>
-                                  <a:pt x="29661" y="5293"/>
-                                  <a:pt x="84997" y="2647"/>
-                                </a:cubicBezTo>
-                                <a:cubicBezTo>
-                                  <a:pt x="140334" y="0"/>
-                                  <a:pt x="244120" y="0"/>
-                                  <a:pt x="314898" y="0"/>
-                                </a:cubicBezTo>
-                                <a:cubicBezTo>
-                                  <a:pt x="385675" y="0"/>
-                                  <a:pt x="423444" y="0"/>
-                                  <a:pt x="442335" y="0"/>
-                                </a:cubicBezTo>
-                                <a:lnTo>
-                                  <a:pt x="461219" y="0"/>
-                                </a:lnTo>
-                              </a:path>
-                            </a:pathLst>
-                          </a:custGeom>
-                          <a:noFill/>
-                          <a:ln w="14622">
-                            <a:solidFill>
-                              <a:srgbClr val="4D80A8"/>
                             </a:solidFill>
                             <a:headEnd type="none"/>
                             <a:tailEnd type="arrow" w="sm" len="sm"/>
@@ -4255,8 +4343,8 @@
                         <wps:cNvCnPr/>
                         <wps:spPr>
                           <a:xfrm>
-                            <a:off x="2299952" y="4566996"/>
-                            <a:ext cx="6562618" cy="2022204"/>
+                            <a:off x="2534470" y="1469198"/>
+                            <a:ext cx="6789920" cy="5123630"/>
                           </a:xfrm>
                           <a:custGeom>
                             <a:avLst/>
@@ -4265,136 +4353,136 @@
                             <a:cxnLst/>
                             <a:rect l="0" t="0" r="r" b="b"/>
                             <a:pathLst>
-                              <a:path w="6562618" h="2022204">
+                              <a:path w="6789920" h="5123630">
                                 <a:moveTo>
-                                  <a:pt x="6292112" y="0"/>
+                                  <a:pt x="6536191" y="0"/>
                                 </a:moveTo>
                                 <a:lnTo>
-                                  <a:pt x="6315873" y="0"/>
+                                  <a:pt x="6558478" y="0"/>
                                 </a:lnTo>
                                 <a:cubicBezTo>
-                                  <a:pt x="6339634" y="0"/>
-                                  <a:pt x="6387155" y="0"/>
-                                  <a:pt x="6426144" y="0"/>
-                                </a:cubicBezTo>
-                                <a:cubicBezTo>
-                                  <a:pt x="6465141" y="0"/>
-                                  <a:pt x="6495598" y="0"/>
-                                  <a:pt x="6514278" y="2647"/>
-                                </a:cubicBezTo>
-                                <a:cubicBezTo>
-                                  <a:pt x="6532957" y="5293"/>
-                                  <a:pt x="6539851" y="10586"/>
-                                  <a:pt x="6545942" y="16676"/>
-                                </a:cubicBezTo>
-                                <a:cubicBezTo>
-                                  <a:pt x="6552032" y="22774"/>
-                                  <a:pt x="6557325" y="29668"/>
-                                  <a:pt x="6559971" y="357959"/>
-                                </a:cubicBezTo>
-                                <a:cubicBezTo>
-                                  <a:pt x="6562618" y="686258"/>
-                                  <a:pt x="6562618" y="1335954"/>
-                                  <a:pt x="6559971" y="1664245"/>
-                                </a:cubicBezTo>
-                                <a:cubicBezTo>
-                                  <a:pt x="6557325" y="1992544"/>
-                                  <a:pt x="6552032" y="1999438"/>
-                                  <a:pt x="6545942" y="2005528"/>
-                                </a:cubicBezTo>
-                                <a:cubicBezTo>
-                                  <a:pt x="6539851" y="2011618"/>
-                                  <a:pt x="6532957" y="2016911"/>
-                                  <a:pt x="6290921" y="2019558"/>
-                                </a:cubicBezTo>
-                                <a:cubicBezTo>
-                                  <a:pt x="6048891" y="2022204"/>
-                                  <a:pt x="5571712" y="2022204"/>
-                                  <a:pt x="4807571" y="2022204"/>
-                                </a:cubicBezTo>
-                                <a:cubicBezTo>
-                                  <a:pt x="4043422" y="2022204"/>
-                                  <a:pt x="2992296" y="2022204"/>
-                                  <a:pt x="2149298" y="2022204"/>
-                                </a:cubicBezTo>
-                                <a:cubicBezTo>
-                                  <a:pt x="1306300" y="2022204"/>
-                                  <a:pt x="671424" y="2022204"/>
-                                  <a:pt x="350546" y="2019558"/>
-                                </a:cubicBezTo>
-                                <a:cubicBezTo>
-                                  <a:pt x="29661" y="2016911"/>
-                                  <a:pt x="22766" y="2011618"/>
-                                  <a:pt x="16676" y="2005528"/>
-                                </a:cubicBezTo>
-                                <a:cubicBezTo>
-                                  <a:pt x="10586" y="1999438"/>
-                                  <a:pt x="5293" y="1992544"/>
-                                  <a:pt x="2647" y="1952546"/>
-                                </a:cubicBezTo>
-                                <a:cubicBezTo>
-                                  <a:pt x="0" y="1912547"/>
-                                  <a:pt x="0" y="1839445"/>
-                                  <a:pt x="2647" y="1799447"/>
-                                </a:cubicBezTo>
-                                <a:cubicBezTo>
-                                  <a:pt x="5293" y="1759448"/>
-                                  <a:pt x="10586" y="1752554"/>
-                                  <a:pt x="16676" y="1746464"/>
-                                </a:cubicBezTo>
-                                <a:cubicBezTo>
-                                  <a:pt x="22766" y="1740367"/>
-                                  <a:pt x="29661" y="1735081"/>
-                                  <a:pt x="193507" y="1732434"/>
-                                </a:cubicBezTo>
-                                <a:cubicBezTo>
-                                  <a:pt x="357345" y="1729788"/>
-                                  <a:pt x="678135" y="1729788"/>
-                                  <a:pt x="892756" y="1729788"/>
-                                </a:cubicBezTo>
-                                <a:cubicBezTo>
-                                  <a:pt x="1107377" y="1729788"/>
-                                  <a:pt x="1215820" y="1729788"/>
-                                  <a:pt x="1273489" y="1727141"/>
-                                </a:cubicBezTo>
-                                <a:cubicBezTo>
-                                  <a:pt x="1331158" y="1724495"/>
-                                  <a:pt x="1338052" y="1719202"/>
-                                  <a:pt x="1344142" y="1713112"/>
-                                </a:cubicBezTo>
-                                <a:cubicBezTo>
-                                  <a:pt x="1350239" y="1707014"/>
-                                  <a:pt x="1355525" y="1700120"/>
-                                  <a:pt x="1358172" y="1686931"/>
-                                </a:cubicBezTo>
-                                <a:cubicBezTo>
-                                  <a:pt x="1360818" y="1673735"/>
-                                  <a:pt x="1360818" y="1654236"/>
-                                  <a:pt x="1363465" y="1641047"/>
-                                </a:cubicBezTo>
-                                <a:cubicBezTo>
-                                  <a:pt x="1366111" y="1627851"/>
-                                  <a:pt x="1371405" y="1620957"/>
-                                  <a:pt x="1377495" y="1614867"/>
-                                </a:cubicBezTo>
-                                <a:cubicBezTo>
-                                  <a:pt x="1383592" y="1608770"/>
-                                  <a:pt x="1390479" y="1603484"/>
-                                  <a:pt x="1401241" y="1600837"/>
-                                </a:cubicBezTo>
-                                <a:cubicBezTo>
-                                  <a:pt x="1411995" y="1598191"/>
-                                  <a:pt x="1426617" y="1598191"/>
-                                  <a:pt x="1433928" y="1598191"/>
+                                  <a:pt x="6580765" y="0"/>
+                                  <a:pt x="6625339" y="0"/>
+                                  <a:pt x="6661910" y="0"/>
+                                </a:cubicBezTo>
+                                <a:cubicBezTo>
+                                  <a:pt x="6698488" y="0"/>
+                                  <a:pt x="6727057" y="0"/>
+                                  <a:pt x="6744578" y="2482"/>
+                                </a:cubicBezTo>
+                                <a:cubicBezTo>
+                                  <a:pt x="6762099" y="4965"/>
+                                  <a:pt x="6768565" y="9930"/>
+                                  <a:pt x="6774278" y="15642"/>
+                                </a:cubicBezTo>
+                                <a:cubicBezTo>
+                                  <a:pt x="6779990" y="21354"/>
+                                  <a:pt x="6784955" y="27821"/>
+                                  <a:pt x="6787437" y="873567"/>
+                                </a:cubicBezTo>
+                                <a:cubicBezTo>
+                                  <a:pt x="6789920" y="1719306"/>
+                                  <a:pt x="6789920" y="3404324"/>
+                                  <a:pt x="6787437" y="4250070"/>
+                                </a:cubicBezTo>
+                                <a:cubicBezTo>
+                                  <a:pt x="6784955" y="5095809"/>
+                                  <a:pt x="6779990" y="5102275"/>
+                                  <a:pt x="6774278" y="5107988"/>
+                                </a:cubicBezTo>
+                                <a:cubicBezTo>
+                                  <a:pt x="6768565" y="5113707"/>
+                                  <a:pt x="6762099" y="5118672"/>
+                                  <a:pt x="6492214" y="5121147"/>
+                                </a:cubicBezTo>
+                                <a:cubicBezTo>
+                                  <a:pt x="6222336" y="5123630"/>
+                                  <a:pt x="5689033" y="5123630"/>
+                                  <a:pt x="4806558" y="5123630"/>
+                                </a:cubicBezTo>
+                                <a:cubicBezTo>
+                                  <a:pt x="3924077" y="5123630"/>
+                                  <a:pt x="2692416" y="5123630"/>
+                                  <a:pt x="1838846" y="5123630"/>
+                                </a:cubicBezTo>
+                                <a:cubicBezTo>
+                                  <a:pt x="985269" y="5123630"/>
+                                  <a:pt x="509775" y="5123630"/>
+                                  <a:pt x="268801" y="5121147"/>
+                                </a:cubicBezTo>
+                                <a:cubicBezTo>
+                                  <a:pt x="27821" y="5118672"/>
+                                  <a:pt x="21354" y="5113707"/>
+                                  <a:pt x="15642" y="5107988"/>
+                                </a:cubicBezTo>
+                                <a:cubicBezTo>
+                                  <a:pt x="9930" y="5102275"/>
+                                  <a:pt x="4965" y="5095809"/>
+                                  <a:pt x="2482" y="5006860"/>
+                                </a:cubicBezTo>
+                                <a:cubicBezTo>
+                                  <a:pt x="0" y="4917911"/>
+                                  <a:pt x="0" y="4746479"/>
+                                  <a:pt x="2482" y="4657530"/>
+                                </a:cubicBezTo>
+                                <a:cubicBezTo>
+                                  <a:pt x="4965" y="4568581"/>
+                                  <a:pt x="9930" y="4562115"/>
+                                  <a:pt x="15642" y="4556402"/>
+                                </a:cubicBezTo>
+                                <a:cubicBezTo>
+                                  <a:pt x="21354" y="4550690"/>
+                                  <a:pt x="27821" y="4545725"/>
+                                  <a:pt x="121502" y="4543243"/>
+                                </a:cubicBezTo>
+                                <a:cubicBezTo>
+                                  <a:pt x="215176" y="4540760"/>
+                                  <a:pt x="396063" y="4540760"/>
+                                  <a:pt x="520226" y="4540760"/>
+                                </a:cubicBezTo>
+                                <a:cubicBezTo>
+                                  <a:pt x="644388" y="4540760"/>
+                                  <a:pt x="711818" y="4540760"/>
+                                  <a:pt x="751249" y="4540760"/>
+                                </a:cubicBezTo>
+                                <a:cubicBezTo>
+                                  <a:pt x="790680" y="4540760"/>
+                                  <a:pt x="802111" y="4540760"/>
+                                  <a:pt x="807824" y="4546473"/>
+                                </a:cubicBezTo>
+                                <a:cubicBezTo>
+                                  <a:pt x="813536" y="4552192"/>
+                                  <a:pt x="813536" y="4563616"/>
+                                  <a:pt x="813536" y="4568190"/>
+                                </a:cubicBezTo>
+                                <a:cubicBezTo>
+                                  <a:pt x="813536" y="4572764"/>
+                                  <a:pt x="813536" y="4570474"/>
+                                  <a:pt x="813536" y="4575048"/>
+                                </a:cubicBezTo>
+                                <a:cubicBezTo>
+                                  <a:pt x="813536" y="4579622"/>
+                                  <a:pt x="813536" y="4591047"/>
+                                  <a:pt x="819255" y="4596766"/>
+                                </a:cubicBezTo>
+                                <a:cubicBezTo>
+                                  <a:pt x="824967" y="4602478"/>
+                                  <a:pt x="836399" y="4602478"/>
+                                  <a:pt x="866113" y="4602478"/>
+                                </a:cubicBezTo>
+                                <a:cubicBezTo>
+                                  <a:pt x="895826" y="4602478"/>
+                                  <a:pt x="943829" y="4602478"/>
+                                  <a:pt x="967830" y="4602478"/>
                                 </a:cubicBezTo>
                                 <a:lnTo>
-                                  <a:pt x="1441239" y="1598191"/>
+                                  <a:pt x="991832" y="4602478"/>
                                 </a:lnTo>
                               </a:path>
                             </a:pathLst>
                           </a:custGeom>
                           <a:noFill/>
-                          <a:ln w="14622">
+                          <a:ln w="13715">
                             <a:solidFill>
                               <a:srgbClr val="4D80A8"/>
                             </a:solidFill>
@@ -4405,12 +4493,12 @@
                         <wps:bodyPr/>
                       </wps:wsp>
                       <wps:wsp>
-                        <wps:cNvPr id="74" name="mermaid:edge:SOPs-EnvSiteStaff"/>
+                        <wps:cNvPr id="74" name="mermaid:edge:SOPs-OpsSiteStaff"/>
                         <wps:cNvCnPr/>
                         <wps:spPr>
                           <a:xfrm>
-                            <a:off x="57827" y="4566996"/>
-                            <a:ext cx="8804743" cy="2022204"/>
+                            <a:off x="54239" y="54860"/>
+                            <a:ext cx="9270151" cy="1414338"/>
                           </a:xfrm>
                           <a:custGeom>
                             <a:avLst/>
@@ -4419,111 +4507,111 @@
                             <a:cxnLst/>
                             <a:rect l="0" t="0" r="r" b="b"/>
                             <a:pathLst>
-                              <a:path w="8804743" h="2022204">
+                              <a:path w="9270151" h="1414338">
                                 <a:moveTo>
-                                  <a:pt x="8534238" y="0"/>
+                                  <a:pt x="9016422" y="1414338"/>
                                 </a:moveTo>
                                 <a:lnTo>
-                                  <a:pt x="8557998" y="0"/>
+                                  <a:pt x="9038709" y="1414338"/>
                                 </a:lnTo>
                                 <a:cubicBezTo>
-                                  <a:pt x="8581759" y="0"/>
-                                  <a:pt x="8629280" y="0"/>
-                                  <a:pt x="8668269" y="0"/>
-                                </a:cubicBezTo>
-                                <a:cubicBezTo>
-                                  <a:pt x="8707266" y="0"/>
-                                  <a:pt x="8737724" y="0"/>
-                                  <a:pt x="8756403" y="2647"/>
-                                </a:cubicBezTo>
-                                <a:cubicBezTo>
-                                  <a:pt x="8775083" y="5293"/>
-                                  <a:pt x="8781977" y="10586"/>
-                                  <a:pt x="8788067" y="16676"/>
-                                </a:cubicBezTo>
-                                <a:cubicBezTo>
-                                  <a:pt x="8794157" y="22774"/>
-                                  <a:pt x="8799450" y="29668"/>
-                                  <a:pt x="8802097" y="357959"/>
-                                </a:cubicBezTo>
-                                <a:cubicBezTo>
-                                  <a:pt x="8804743" y="686258"/>
-                                  <a:pt x="8804743" y="1335954"/>
-                                  <a:pt x="8802097" y="1664245"/>
-                                </a:cubicBezTo>
-                                <a:cubicBezTo>
-                                  <a:pt x="8799450" y="1992544"/>
-                                  <a:pt x="8794157" y="1999438"/>
-                                  <a:pt x="8788067" y="2005528"/>
-                                </a:cubicBezTo>
-                                <a:cubicBezTo>
-                                  <a:pt x="8781977" y="2011618"/>
-                                  <a:pt x="8775083" y="2016911"/>
-                                  <a:pt x="8533046" y="2019558"/>
-                                </a:cubicBezTo>
-                                <a:cubicBezTo>
-                                  <a:pt x="8291017" y="2022204"/>
-                                  <a:pt x="7813838" y="2022204"/>
-                                  <a:pt x="7049696" y="2022204"/>
-                                </a:cubicBezTo>
-                                <a:cubicBezTo>
-                                  <a:pt x="6285547" y="2022204"/>
-                                  <a:pt x="5234421" y="2022204"/>
-                                  <a:pt x="4198487" y="2022204"/>
-                                </a:cubicBezTo>
-                                <a:cubicBezTo>
-                                  <a:pt x="3162553" y="2022204"/>
-                                  <a:pt x="2141812" y="2022204"/>
-                                  <a:pt x="1450685" y="2022204"/>
-                                </a:cubicBezTo>
-                                <a:cubicBezTo>
-                                  <a:pt x="759558" y="2022204"/>
-                                  <a:pt x="398060" y="2022204"/>
-                                  <a:pt x="213860" y="2019558"/>
-                                </a:cubicBezTo>
-                                <a:cubicBezTo>
-                                  <a:pt x="29661" y="2016911"/>
-                                  <a:pt x="22766" y="2011618"/>
-                                  <a:pt x="16676" y="2005528"/>
-                                </a:cubicBezTo>
-                                <a:cubicBezTo>
-                                  <a:pt x="10586" y="1999438"/>
-                                  <a:pt x="5293" y="1992544"/>
-                                  <a:pt x="2647" y="1763681"/>
-                                </a:cubicBezTo>
-                                <a:cubicBezTo>
-                                  <a:pt x="0" y="1534819"/>
-                                  <a:pt x="0" y="1083989"/>
-                                  <a:pt x="2647" y="855126"/>
-                                </a:cubicBezTo>
-                                <a:cubicBezTo>
-                                  <a:pt x="5293" y="626271"/>
-                                  <a:pt x="10586" y="619377"/>
-                                  <a:pt x="16676" y="613280"/>
-                                </a:cubicBezTo>
-                                <a:cubicBezTo>
-                                  <a:pt x="22766" y="607190"/>
-                                  <a:pt x="29661" y="601897"/>
-                                  <a:pt x="48340" y="599250"/>
-                                </a:cubicBezTo>
-                                <a:cubicBezTo>
-                                  <a:pt x="67020" y="596604"/>
-                                  <a:pt x="97477" y="596604"/>
-                                  <a:pt x="155767" y="596604"/>
-                                </a:cubicBezTo>
-                                <a:cubicBezTo>
-                                  <a:pt x="214065" y="596604"/>
-                                  <a:pt x="300181" y="596604"/>
-                                  <a:pt x="343242" y="596604"/>
+                                  <a:pt x="9060996" y="1414338"/>
+                                  <a:pt x="9105570" y="1414338"/>
+                                  <a:pt x="9142141" y="1414338"/>
+                                </a:cubicBezTo>
+                                <a:cubicBezTo>
+                                  <a:pt x="9178719" y="1414338"/>
+                                  <a:pt x="9207288" y="1414338"/>
+                                  <a:pt x="9224809" y="1411855"/>
+                                </a:cubicBezTo>
+                                <a:cubicBezTo>
+                                  <a:pt x="9242330" y="1409373"/>
+                                  <a:pt x="9248796" y="1404408"/>
+                                  <a:pt x="9254509" y="1398696"/>
+                                </a:cubicBezTo>
+                                <a:cubicBezTo>
+                                  <a:pt x="9260221" y="1392983"/>
+                                  <a:pt x="9265186" y="1386517"/>
+                                  <a:pt x="9267668" y="1158991"/>
+                                </a:cubicBezTo>
+                                <a:cubicBezTo>
+                                  <a:pt x="9270151" y="931465"/>
+                                  <a:pt x="9270151" y="482873"/>
+                                  <a:pt x="9267668" y="255347"/>
+                                </a:cubicBezTo>
+                                <a:cubicBezTo>
+                                  <a:pt x="9265186" y="27821"/>
+                                  <a:pt x="9260221" y="21354"/>
+                                  <a:pt x="9254509" y="15642"/>
+                                </a:cubicBezTo>
+                                <a:cubicBezTo>
+                                  <a:pt x="9248796" y="9930"/>
+                                  <a:pt x="9242330" y="4965"/>
+                                  <a:pt x="8972445" y="2482"/>
+                                </a:cubicBezTo>
+                                <a:cubicBezTo>
+                                  <a:pt x="8702567" y="0"/>
+                                  <a:pt x="8169264" y="0"/>
+                                  <a:pt x="7286789" y="0"/>
+                                </a:cubicBezTo>
+                                <a:cubicBezTo>
+                                  <a:pt x="6404307" y="0"/>
+                                  <a:pt x="5172647" y="0"/>
+                                  <a:pt x="4066672" y="0"/>
+                                </a:cubicBezTo>
+                                <a:cubicBezTo>
+                                  <a:pt x="2960697" y="0"/>
+                                  <a:pt x="1980399" y="0"/>
+                                  <a:pt x="1329284" y="0"/>
+                                </a:cubicBezTo>
+                                <a:cubicBezTo>
+                                  <a:pt x="678162" y="0"/>
+                                  <a:pt x="356228" y="0"/>
+                                  <a:pt x="192025" y="2482"/>
+                                </a:cubicBezTo>
+                                <a:cubicBezTo>
+                                  <a:pt x="27821" y="4965"/>
+                                  <a:pt x="21354" y="9930"/>
+                                  <a:pt x="15642" y="15642"/>
+                                </a:cubicBezTo>
+                                <a:cubicBezTo>
+                                  <a:pt x="9930" y="21354"/>
+                                  <a:pt x="4965" y="27821"/>
+                                  <a:pt x="2482" y="136767"/>
+                                </a:cubicBezTo>
+                                <a:cubicBezTo>
+                                  <a:pt x="0" y="245719"/>
+                                  <a:pt x="0" y="457143"/>
+                                  <a:pt x="2482" y="566089"/>
+                                </a:cubicBezTo>
+                                <a:cubicBezTo>
+                                  <a:pt x="4965" y="675035"/>
+                                  <a:pt x="9930" y="681501"/>
+                                  <a:pt x="15642" y="687220"/>
+                                </a:cubicBezTo>
+                                <a:cubicBezTo>
+                                  <a:pt x="21354" y="692933"/>
+                                  <a:pt x="27821" y="697898"/>
+                                  <a:pt x="62582" y="700380"/>
+                                </a:cubicBezTo>
+                                <a:cubicBezTo>
+                                  <a:pt x="97343" y="702862"/>
+                                  <a:pt x="160404" y="702862"/>
+                                  <a:pt x="209648" y="702862"/>
+                                </a:cubicBezTo>
+                                <a:cubicBezTo>
+                                  <a:pt x="258892" y="702862"/>
+                                  <a:pt x="294318" y="702862"/>
+                                  <a:pt x="312038" y="702862"/>
                                 </a:cubicBezTo>
                                 <a:lnTo>
-                                  <a:pt x="386304" y="596604"/>
+                                  <a:pt x="329751" y="702862"/>
                                 </a:lnTo>
                               </a:path>
                             </a:pathLst>
                           </a:custGeom>
                           <a:noFill/>
-                          <a:ln w="14622">
+                          <a:ln w="13715">
                             <a:solidFill>
                               <a:srgbClr val="4D80A8"/>
                             </a:solidFill>
@@ -4534,12 +4622,12 @@
                         <wps:bodyPr/>
                       </wps:wsp>
                       <wps:wsp>
-                        <wps:cNvPr id="75" name="mermaid:edge:SOPs-Contractors"/>
+                        <wps:cNvPr id="75" name="mermaid:edge:SOPs-EnvSiteStaff"/>
                         <wps:cNvCnPr/>
                         <wps:spPr>
                           <a:xfrm>
-                            <a:off x="57827" y="3472947"/>
-                            <a:ext cx="8804743" cy="3116253"/>
+                            <a:off x="54239" y="1469198"/>
+                            <a:ext cx="9270151" cy="5123630"/>
                           </a:xfrm>
                           <a:custGeom>
                             <a:avLst/>
@@ -4548,101 +4636,111 @@
                             <a:cxnLst/>
                             <a:rect l="0" t="0" r="r" b="b"/>
                             <a:pathLst>
-                              <a:path w="8804743" h="3116253">
+                              <a:path w="9270151" h="5123630">
                                 <a:moveTo>
-                                  <a:pt x="8534238" y="1094049"/>
+                                  <a:pt x="9016422" y="0"/>
                                 </a:moveTo>
                                 <a:lnTo>
-                                  <a:pt x="8557998" y="1094049"/>
+                                  <a:pt x="9038709" y="0"/>
                                 </a:lnTo>
                                 <a:cubicBezTo>
-                                  <a:pt x="8581759" y="1094049"/>
-                                  <a:pt x="8629280" y="1094049"/>
-                                  <a:pt x="8668269" y="1094049"/>
-                                </a:cubicBezTo>
-                                <a:cubicBezTo>
-                                  <a:pt x="8707266" y="1094049"/>
-                                  <a:pt x="8737724" y="1094049"/>
-                                  <a:pt x="8756403" y="1096695"/>
-                                </a:cubicBezTo>
-                                <a:cubicBezTo>
-                                  <a:pt x="8775083" y="1099342"/>
-                                  <a:pt x="8781977" y="1104635"/>
-                                  <a:pt x="8788067" y="1110725"/>
-                                </a:cubicBezTo>
-                                <a:cubicBezTo>
-                                  <a:pt x="8794157" y="1116822"/>
-                                  <a:pt x="8799450" y="1123717"/>
-                                  <a:pt x="8802097" y="1452008"/>
-                                </a:cubicBezTo>
-                                <a:cubicBezTo>
-                                  <a:pt x="8804743" y="1780307"/>
-                                  <a:pt x="8804743" y="2430002"/>
-                                  <a:pt x="8802097" y="2758294"/>
-                                </a:cubicBezTo>
-                                <a:cubicBezTo>
-                                  <a:pt x="8799450" y="3086592"/>
-                                  <a:pt x="8794157" y="3093487"/>
-                                  <a:pt x="8788067" y="3099577"/>
-                                </a:cubicBezTo>
-                                <a:cubicBezTo>
-                                  <a:pt x="8781977" y="3105667"/>
-                                  <a:pt x="8775083" y="3110960"/>
-                                  <a:pt x="8533046" y="3113606"/>
-                                </a:cubicBezTo>
-                                <a:cubicBezTo>
-                                  <a:pt x="8291017" y="3116253"/>
-                                  <a:pt x="7813838" y="3116253"/>
-                                  <a:pt x="7049696" y="3116253"/>
-                                </a:cubicBezTo>
-                                <a:cubicBezTo>
-                                  <a:pt x="6285547" y="3116253"/>
-                                  <a:pt x="5234421" y="3116253"/>
-                                  <a:pt x="4198487" y="3116253"/>
-                                </a:cubicBezTo>
-                                <a:cubicBezTo>
-                                  <a:pt x="3162553" y="3116253"/>
-                                  <a:pt x="2141812" y="3116253"/>
-                                  <a:pt x="1450685" y="3116253"/>
-                                </a:cubicBezTo>
-                                <a:cubicBezTo>
-                                  <a:pt x="759558" y="3116253"/>
-                                  <a:pt x="398060" y="3116253"/>
-                                  <a:pt x="213860" y="3113606"/>
-                                </a:cubicBezTo>
-                                <a:cubicBezTo>
-                                  <a:pt x="29661" y="3110960"/>
-                                  <a:pt x="22766" y="3105667"/>
-                                  <a:pt x="16676" y="3099577"/>
-                                </a:cubicBezTo>
-                                <a:cubicBezTo>
-                                  <a:pt x="10586" y="3093487"/>
-                                  <a:pt x="5293" y="3086592"/>
-                                  <a:pt x="2647" y="2569861"/>
-                                </a:cubicBezTo>
-                                <a:cubicBezTo>
-                                  <a:pt x="0" y="2053130"/>
-                                  <a:pt x="0" y="1026569"/>
-                                  <a:pt x="21326" y="513281"/>
-                                </a:cubicBezTo>
-                                <a:cubicBezTo>
-                                  <a:pt x="42645" y="0"/>
-                                  <a:pt x="85297" y="0"/>
-                                  <a:pt x="125507" y="0"/>
-                                </a:cubicBezTo>
-                                <a:cubicBezTo>
-                                  <a:pt x="165718" y="0"/>
-                                  <a:pt x="203486" y="0"/>
-                                  <a:pt x="222377" y="0"/>
+                                  <a:pt x="9060996" y="0"/>
+                                  <a:pt x="9105570" y="0"/>
+                                  <a:pt x="9142141" y="0"/>
+                                </a:cubicBezTo>
+                                <a:cubicBezTo>
+                                  <a:pt x="9178719" y="0"/>
+                                  <a:pt x="9207288" y="0"/>
+                                  <a:pt x="9224809" y="2482"/>
+                                </a:cubicBezTo>
+                                <a:cubicBezTo>
+                                  <a:pt x="9242330" y="4965"/>
+                                  <a:pt x="9248796" y="9930"/>
+                                  <a:pt x="9254509" y="15642"/>
+                                </a:cubicBezTo>
+                                <a:cubicBezTo>
+                                  <a:pt x="9260221" y="21354"/>
+                                  <a:pt x="9265186" y="27821"/>
+                                  <a:pt x="9267668" y="873567"/>
+                                </a:cubicBezTo>
+                                <a:cubicBezTo>
+                                  <a:pt x="9270151" y="1719306"/>
+                                  <a:pt x="9270151" y="3404324"/>
+                                  <a:pt x="9267668" y="4250070"/>
+                                </a:cubicBezTo>
+                                <a:cubicBezTo>
+                                  <a:pt x="9265186" y="5095809"/>
+                                  <a:pt x="9260221" y="5102275"/>
+                                  <a:pt x="9254509" y="5107988"/>
+                                </a:cubicBezTo>
+                                <a:cubicBezTo>
+                                  <a:pt x="9248796" y="5113707"/>
+                                  <a:pt x="9242330" y="5118672"/>
+                                  <a:pt x="8972445" y="5121147"/>
+                                </a:cubicBezTo>
+                                <a:cubicBezTo>
+                                  <a:pt x="8702567" y="5123630"/>
+                                  <a:pt x="8169264" y="5123630"/>
+                                  <a:pt x="7286789" y="5123630"/>
+                                </a:cubicBezTo>
+                                <a:cubicBezTo>
+                                  <a:pt x="6404307" y="5123630"/>
+                                  <a:pt x="5172647" y="5123630"/>
+                                  <a:pt x="4066672" y="5123630"/>
+                                </a:cubicBezTo>
+                                <a:cubicBezTo>
+                                  <a:pt x="2960697" y="5123630"/>
+                                  <a:pt x="1980399" y="5123630"/>
+                                  <a:pt x="1329284" y="5123630"/>
+                                </a:cubicBezTo>
+                                <a:cubicBezTo>
+                                  <a:pt x="678162" y="5123630"/>
+                                  <a:pt x="356228" y="5123630"/>
+                                  <a:pt x="192025" y="5121147"/>
+                                </a:cubicBezTo>
+                                <a:cubicBezTo>
+                                  <a:pt x="27821" y="5118672"/>
+                                  <a:pt x="21354" y="5113707"/>
+                                  <a:pt x="15642" y="5107988"/>
+                                </a:cubicBezTo>
+                                <a:cubicBezTo>
+                                  <a:pt x="9930" y="5102275"/>
+                                  <a:pt x="4965" y="5095809"/>
+                                  <a:pt x="2482" y="5006057"/>
+                                </a:cubicBezTo>
+                                <a:cubicBezTo>
+                                  <a:pt x="0" y="4916299"/>
+                                  <a:pt x="0" y="4743256"/>
+                                  <a:pt x="2482" y="4653498"/>
+                                </a:cubicBezTo>
+                                <a:cubicBezTo>
+                                  <a:pt x="4965" y="4563747"/>
+                                  <a:pt x="9930" y="4557280"/>
+                                  <a:pt x="15642" y="4551568"/>
+                                </a:cubicBezTo>
+                                <a:cubicBezTo>
+                                  <a:pt x="21354" y="4545849"/>
+                                  <a:pt x="27821" y="4540884"/>
+                                  <a:pt x="45342" y="4538401"/>
+                                </a:cubicBezTo>
+                                <a:cubicBezTo>
+                                  <a:pt x="62863" y="4535919"/>
+                                  <a:pt x="91431" y="4535919"/>
+                                  <a:pt x="146106" y="4535919"/>
+                                </a:cubicBezTo>
+                                <a:cubicBezTo>
+                                  <a:pt x="200788" y="4535919"/>
+                                  <a:pt x="281563" y="4535919"/>
+                                  <a:pt x="321954" y="4535919"/>
                                 </a:cubicBezTo>
                                 <a:lnTo>
-                                  <a:pt x="241262" y="0"/>
+                                  <a:pt x="362345" y="4535919"/>
                                 </a:lnTo>
                               </a:path>
                             </a:pathLst>
                           </a:custGeom>
                           <a:noFill/>
-                          <a:ln w="14622">
+                          <a:ln w="13715">
                             <a:solidFill>
                               <a:srgbClr val="4D80A8"/>
                             </a:solidFill>
@@ -4653,12 +4751,12 @@
                         <wps:bodyPr/>
                       </wps:wsp>
                       <wps:wsp>
-                        <wps:cNvPr id="76" name="mermaid:edge:SOPs-GateSiteStaff"/>
+                        <wps:cNvPr id="76" name="mermaid:edge:SOPs-Contractors"/>
                         <wps:cNvCnPr/>
                         <wps:spPr>
                           <a:xfrm>
-                            <a:off x="57827" y="2448484"/>
-                            <a:ext cx="8804743" cy="4140716"/>
+                            <a:off x="54239" y="1469198"/>
+                            <a:ext cx="9270151" cy="5123630"/>
                           </a:xfrm>
                           <a:custGeom>
                             <a:avLst/>
@@ -4667,111 +4765,240 @@
                             <a:cxnLst/>
                             <a:rect l="0" t="0" r="r" b="b"/>
                             <a:pathLst>
-                              <a:path w="8804743" h="4140716">
+                              <a:path w="9270151" h="5123630">
                                 <a:moveTo>
-                                  <a:pt x="8534238" y="2118512"/>
+                                  <a:pt x="9016422" y="0"/>
                                 </a:moveTo>
                                 <a:lnTo>
-                                  <a:pt x="8557998" y="2118512"/>
+                                  <a:pt x="9038709" y="0"/>
                                 </a:lnTo>
                                 <a:cubicBezTo>
-                                  <a:pt x="8581759" y="2118512"/>
-                                  <a:pt x="8629280" y="2118512"/>
-                                  <a:pt x="8668269" y="2118512"/>
-                                </a:cubicBezTo>
-                                <a:cubicBezTo>
-                                  <a:pt x="8707266" y="2118512"/>
-                                  <a:pt x="8737724" y="2118512"/>
-                                  <a:pt x="8756403" y="2121158"/>
-                                </a:cubicBezTo>
-                                <a:cubicBezTo>
-                                  <a:pt x="8775083" y="2123805"/>
-                                  <a:pt x="8781977" y="2129098"/>
-                                  <a:pt x="8788067" y="2135188"/>
-                                </a:cubicBezTo>
-                                <a:cubicBezTo>
-                                  <a:pt x="8794157" y="2141285"/>
-                                  <a:pt x="8799450" y="2148180"/>
-                                  <a:pt x="8802097" y="2476471"/>
-                                </a:cubicBezTo>
-                                <a:cubicBezTo>
-                                  <a:pt x="8804743" y="2804770"/>
-                                  <a:pt x="8804743" y="3454465"/>
-                                  <a:pt x="8802097" y="3782757"/>
-                                </a:cubicBezTo>
-                                <a:cubicBezTo>
-                                  <a:pt x="8799450" y="4111055"/>
-                                  <a:pt x="8794157" y="4117950"/>
-                                  <a:pt x="8788067" y="4124040"/>
-                                </a:cubicBezTo>
-                                <a:cubicBezTo>
-                                  <a:pt x="8781977" y="4130130"/>
-                                  <a:pt x="8775083" y="4135423"/>
-                                  <a:pt x="8533046" y="4138069"/>
-                                </a:cubicBezTo>
-                                <a:cubicBezTo>
-                                  <a:pt x="8291017" y="4140716"/>
-                                  <a:pt x="7813838" y="4140716"/>
-                                  <a:pt x="7049696" y="4140716"/>
-                                </a:cubicBezTo>
-                                <a:cubicBezTo>
-                                  <a:pt x="6285547" y="4140716"/>
-                                  <a:pt x="5234421" y="4140716"/>
-                                  <a:pt x="4198487" y="4140716"/>
-                                </a:cubicBezTo>
-                                <a:cubicBezTo>
-                                  <a:pt x="3162553" y="4140716"/>
-                                  <a:pt x="2141812" y="4140716"/>
-                                  <a:pt x="1450685" y="4140716"/>
-                                </a:cubicBezTo>
-                                <a:cubicBezTo>
-                                  <a:pt x="759558" y="4140716"/>
-                                  <a:pt x="398060" y="4140716"/>
-                                  <a:pt x="213860" y="4138069"/>
-                                </a:cubicBezTo>
-                                <a:cubicBezTo>
-                                  <a:pt x="29661" y="4135423"/>
-                                  <a:pt x="22766" y="4130130"/>
-                                  <a:pt x="16676" y="4124040"/>
-                                </a:cubicBezTo>
-                                <a:cubicBezTo>
-                                  <a:pt x="10586" y="4117950"/>
-                                  <a:pt x="5293" y="4111055"/>
-                                  <a:pt x="2647" y="3429674"/>
-                                </a:cubicBezTo>
-                                <a:cubicBezTo>
-                                  <a:pt x="0" y="2748292"/>
-                                  <a:pt x="0" y="1392424"/>
-                                  <a:pt x="2647" y="711042"/>
-                                </a:cubicBezTo>
-                                <a:cubicBezTo>
-                                  <a:pt x="5293" y="29661"/>
-                                  <a:pt x="10586" y="22766"/>
-                                  <a:pt x="16676" y="16676"/>
-                                </a:cubicBezTo>
-                                <a:cubicBezTo>
-                                  <a:pt x="22766" y="10579"/>
-                                  <a:pt x="29661" y="5293"/>
-                                  <a:pt x="132679" y="2647"/>
-                                </a:cubicBezTo>
-                                <a:cubicBezTo>
-                                  <a:pt x="235705" y="0"/>
-                                  <a:pt x="434849" y="0"/>
-                                  <a:pt x="553308" y="0"/>
-                                </a:cubicBezTo>
-                                <a:cubicBezTo>
-                                  <a:pt x="671768" y="0"/>
-                                  <a:pt x="709543" y="0"/>
-                                  <a:pt x="728428" y="0"/>
+                                  <a:pt x="9060996" y="0"/>
+                                  <a:pt x="9105570" y="0"/>
+                                  <a:pt x="9142141" y="0"/>
+                                </a:cubicBezTo>
+                                <a:cubicBezTo>
+                                  <a:pt x="9178719" y="0"/>
+                                  <a:pt x="9207288" y="0"/>
+                                  <a:pt x="9224809" y="2482"/>
+                                </a:cubicBezTo>
+                                <a:cubicBezTo>
+                                  <a:pt x="9242330" y="4965"/>
+                                  <a:pt x="9248796" y="9930"/>
+                                  <a:pt x="9254509" y="15642"/>
+                                </a:cubicBezTo>
+                                <a:cubicBezTo>
+                                  <a:pt x="9260221" y="21354"/>
+                                  <a:pt x="9265186" y="27821"/>
+                                  <a:pt x="9267668" y="873567"/>
+                                </a:cubicBezTo>
+                                <a:cubicBezTo>
+                                  <a:pt x="9270151" y="1719306"/>
+                                  <a:pt x="9270151" y="3404324"/>
+                                  <a:pt x="9267668" y="4250070"/>
+                                </a:cubicBezTo>
+                                <a:cubicBezTo>
+                                  <a:pt x="9265186" y="5095809"/>
+                                  <a:pt x="9260221" y="5102275"/>
+                                  <a:pt x="9254509" y="5107988"/>
+                                </a:cubicBezTo>
+                                <a:cubicBezTo>
+                                  <a:pt x="9248796" y="5113707"/>
+                                  <a:pt x="9242330" y="5118672"/>
+                                  <a:pt x="8972445" y="5121147"/>
+                                </a:cubicBezTo>
+                                <a:cubicBezTo>
+                                  <a:pt x="8702567" y="5123630"/>
+                                  <a:pt x="8169264" y="5123630"/>
+                                  <a:pt x="7286789" y="5123630"/>
+                                </a:cubicBezTo>
+                                <a:cubicBezTo>
+                                  <a:pt x="6404307" y="5123630"/>
+                                  <a:pt x="5172647" y="5123630"/>
+                                  <a:pt x="4066672" y="5123630"/>
+                                </a:cubicBezTo>
+                                <a:cubicBezTo>
+                                  <a:pt x="2960697" y="5123630"/>
+                                  <a:pt x="1980399" y="5123630"/>
+                                  <a:pt x="1329284" y="5123630"/>
+                                </a:cubicBezTo>
+                                <a:cubicBezTo>
+                                  <a:pt x="678162" y="5123630"/>
+                                  <a:pt x="356228" y="5123630"/>
+                                  <a:pt x="192025" y="5121147"/>
+                                </a:cubicBezTo>
+                                <a:cubicBezTo>
+                                  <a:pt x="27821" y="5118672"/>
+                                  <a:pt x="21354" y="5113707"/>
+                                  <a:pt x="15642" y="5107988"/>
+                                </a:cubicBezTo>
+                                <a:cubicBezTo>
+                                  <a:pt x="9930" y="5102275"/>
+                                  <a:pt x="4965" y="5095809"/>
+                                  <a:pt x="2482" y="4855631"/>
+                                </a:cubicBezTo>
+                                <a:cubicBezTo>
+                                  <a:pt x="0" y="4615452"/>
+                                  <a:pt x="0" y="4141563"/>
+                                  <a:pt x="2482" y="3901385"/>
+                                </a:cubicBezTo>
+                                <a:cubicBezTo>
+                                  <a:pt x="4965" y="3661207"/>
+                                  <a:pt x="9930" y="3654740"/>
+                                  <a:pt x="15642" y="3649021"/>
+                                </a:cubicBezTo>
+                                <a:cubicBezTo>
+                                  <a:pt x="21354" y="3643309"/>
+                                  <a:pt x="27821" y="3638344"/>
+                                  <a:pt x="45342" y="3635861"/>
+                                </a:cubicBezTo>
+                                <a:cubicBezTo>
+                                  <a:pt x="62863" y="3633379"/>
+                                  <a:pt x="91431" y="3633379"/>
+                                  <a:pt x="123436" y="3633379"/>
+                                </a:cubicBezTo>
+                                <a:cubicBezTo>
+                                  <a:pt x="155440" y="3633379"/>
+                                  <a:pt x="190866" y="3633379"/>
+                                  <a:pt x="208585" y="3633379"/>
                                 </a:cubicBezTo>
                                 <a:lnTo>
-                                  <a:pt x="747319" y="0"/>
+                                  <a:pt x="226298" y="3633379"/>
                                 </a:lnTo>
                               </a:path>
                             </a:pathLst>
                           </a:custGeom>
                           <a:noFill/>
-                          <a:ln w="14622">
+                          <a:ln w="13715">
+                            <a:solidFill>
+                              <a:srgbClr val="4D80A8"/>
+                            </a:solidFill>
+                            <a:headEnd type="none"/>
+                            <a:tailEnd type="arrow" w="sm" len="sm"/>
+                          </a:ln>
+                        </wps:spPr>
+                        <wps:bodyPr/>
+                      </wps:wsp>
+                      <wps:wsp>
+                        <wps:cNvPr id="77" name="mermaid:edge:SOPs-GateSiteStaff"/>
+                        <wps:cNvCnPr/>
+                        <wps:spPr>
+                          <a:xfrm>
+                            <a:off x="54239" y="1469198"/>
+                            <a:ext cx="9270151" cy="5123630"/>
+                          </a:xfrm>
+                          <a:custGeom>
+                            <a:avLst/>
+                            <a:gdLst/>
+                            <a:ahLst/>
+                            <a:cxnLst/>
+                            <a:rect l="0" t="0" r="r" b="b"/>
+                            <a:pathLst>
+                              <a:path w="9270151" h="5123630">
+                                <a:moveTo>
+                                  <a:pt x="9016422" y="0"/>
+                                </a:moveTo>
+                                <a:lnTo>
+                                  <a:pt x="9038709" y="0"/>
+                                </a:lnTo>
+                                <a:cubicBezTo>
+                                  <a:pt x="9060996" y="0"/>
+                                  <a:pt x="9105570" y="0"/>
+                                  <a:pt x="9142141" y="0"/>
+                                </a:cubicBezTo>
+                                <a:cubicBezTo>
+                                  <a:pt x="9178719" y="0"/>
+                                  <a:pt x="9207288" y="0"/>
+                                  <a:pt x="9224809" y="2482"/>
+                                </a:cubicBezTo>
+                                <a:cubicBezTo>
+                                  <a:pt x="9242330" y="4965"/>
+                                  <a:pt x="9248796" y="9930"/>
+                                  <a:pt x="9254509" y="15642"/>
+                                </a:cubicBezTo>
+                                <a:cubicBezTo>
+                                  <a:pt x="9260221" y="21354"/>
+                                  <a:pt x="9265186" y="27821"/>
+                                  <a:pt x="9267668" y="873567"/>
+                                </a:cubicBezTo>
+                                <a:cubicBezTo>
+                                  <a:pt x="9270151" y="1719306"/>
+                                  <a:pt x="9270151" y="3404324"/>
+                                  <a:pt x="9267668" y="4250070"/>
+                                </a:cubicBezTo>
+                                <a:cubicBezTo>
+                                  <a:pt x="9265186" y="5095809"/>
+                                  <a:pt x="9260221" y="5102275"/>
+                                  <a:pt x="9254509" y="5107988"/>
+                                </a:cubicBezTo>
+                                <a:cubicBezTo>
+                                  <a:pt x="9248796" y="5113707"/>
+                                  <a:pt x="9242330" y="5118672"/>
+                                  <a:pt x="8972445" y="5121147"/>
+                                </a:cubicBezTo>
+                                <a:cubicBezTo>
+                                  <a:pt x="8702567" y="5123630"/>
+                                  <a:pt x="8169264" y="5123630"/>
+                                  <a:pt x="7286789" y="5123630"/>
+                                </a:cubicBezTo>
+                                <a:cubicBezTo>
+                                  <a:pt x="6404307" y="5123630"/>
+                                  <a:pt x="5172647" y="5123630"/>
+                                  <a:pt x="4066672" y="5123630"/>
+                                </a:cubicBezTo>
+                                <a:cubicBezTo>
+                                  <a:pt x="2960697" y="5123630"/>
+                                  <a:pt x="1980399" y="5123630"/>
+                                  <a:pt x="1329284" y="5123630"/>
+                                </a:cubicBezTo>
+                                <a:cubicBezTo>
+                                  <a:pt x="678162" y="5123630"/>
+                                  <a:pt x="356228" y="5123630"/>
+                                  <a:pt x="192025" y="5121147"/>
+                                </a:cubicBezTo>
+                                <a:cubicBezTo>
+                                  <a:pt x="27821" y="5118672"/>
+                                  <a:pt x="21354" y="5113707"/>
+                                  <a:pt x="15642" y="5107988"/>
+                                </a:cubicBezTo>
+                                <a:cubicBezTo>
+                                  <a:pt x="9930" y="5102275"/>
+                                  <a:pt x="4965" y="5095809"/>
+                                  <a:pt x="2482" y="4407971"/>
+                                </a:cubicBezTo>
+                                <a:cubicBezTo>
+                                  <a:pt x="0" y="3720134"/>
+                                  <a:pt x="0" y="2350932"/>
+                                  <a:pt x="2482" y="1663095"/>
+                                </a:cubicBezTo>
+                                <a:cubicBezTo>
+                                  <a:pt x="4965" y="975257"/>
+                                  <a:pt x="9930" y="968790"/>
+                                  <a:pt x="15642" y="963078"/>
+                                </a:cubicBezTo>
+                                <a:cubicBezTo>
+                                  <a:pt x="21354" y="957359"/>
+                                  <a:pt x="27821" y="952401"/>
+                                  <a:pt x="107307" y="949919"/>
+                                </a:cubicBezTo>
+                                <a:cubicBezTo>
+                                  <a:pt x="186799" y="947436"/>
+                                  <a:pt x="339304" y="947436"/>
+                                  <a:pt x="433272" y="947436"/>
+                                </a:cubicBezTo>
+                                <a:cubicBezTo>
+                                  <a:pt x="527241" y="947436"/>
+                                  <a:pt x="562674" y="947436"/>
+                                  <a:pt x="580387" y="947436"/>
+                                </a:cubicBezTo>
+                                <a:lnTo>
+                                  <a:pt x="598107" y="947436"/>
+                                </a:lnTo>
+                              </a:path>
+                            </a:pathLst>
+                          </a:custGeom>
+                          <a:noFill/>
+                          <a:ln w="13715">
                             <a:solidFill>
                               <a:srgbClr val="4D80A8"/>
                             </a:solidFill>

--- a/dev/documents.docx
+++ b/dev/documents.docx
@@ -77,8 +77,8 @@
                                     <w:rFonts w:ascii="Myriad Pro" w:hAnsi="Myriad Pro" w:cs="Myriad Pro"/>
                                     <w:b/>
                                     <w:color w:val="5E504E"/>
-                                    <w:sz w:val="24"/>
-                                    <w:szCs w:val="24"/>
+                                    <w:sz w:val="17"/>
+                                    <w:szCs w:val="17"/>
                                   </w:rPr>
                                   <w:t xml:space="preserve">External</w:t>
                                 </w:r>
@@ -119,8 +119,8 @@
                                   <w:rPr>
                                     <w:rFonts w:ascii="Myriad Pro" w:hAnsi="Myriad Pro" w:cs="Myriad Pro"/>
                                     <w:color w:val="5E504E"/>
-                                    <w:sz w:val="15"/>
-                                    <w:szCs w:val="15"/>
+                                    <w:sz w:val="14"/>
+                                    <w:szCs w:val="14"/>
                                   </w:rPr>
                                   <w:t xml:space="preserve">EPA</w:t>
                                 </w:r>
@@ -161,8 +161,8 @@
                                   <w:rPr>
                                     <w:rFonts w:ascii="Myriad Pro" w:hAnsi="Myriad Pro" w:cs="Myriad Pro"/>
                                     <w:color w:val="5E504E"/>
-                                    <w:sz w:val="15"/>
-                                    <w:szCs w:val="15"/>
+                                    <w:sz w:val="14"/>
+                                    <w:szCs w:val="14"/>
                                   </w:rPr>
                                   <w:t xml:space="preserve">Sydney Water</w:t>
                                 </w:r>
@@ -203,8 +203,8 @@
                                   <w:rPr>
                                     <w:rFonts w:ascii="Myriad Pro" w:hAnsi="Myriad Pro" w:cs="Myriad Pro"/>
                                     <w:color w:val="5E504E"/>
-                                    <w:sz w:val="15"/>
-                                    <w:szCs w:val="15"/>
+                                    <w:sz w:val="14"/>
+                                    <w:szCs w:val="14"/>
                                   </w:rPr>
                                   <w:t xml:space="preserve">Council</w:t>
                                 </w:r>
@@ -245,8 +245,8 @@
                                   <w:rPr>
                                     <w:rFonts w:ascii="Myriad Pro" w:hAnsi="Myriad Pro" w:cs="Myriad Pro"/>
                                     <w:color w:val="5E504E"/>
-                                    <w:sz w:val="15"/>
-                                    <w:szCs w:val="15"/>
+                                    <w:sz w:val="14"/>
+                                    <w:szCs w:val="14"/>
                                   </w:rPr>
                                   <w:t xml:space="preserve">Government</w:t>
                                 </w:r>
@@ -287,8 +287,8 @@
                                   <w:rPr>
                                     <w:rFonts w:ascii="Myriad Pro" w:hAnsi="Myriad Pro" w:cs="Myriad Pro"/>
                                     <w:color w:val="5E504E"/>
-                                    <w:sz w:val="15"/>
-                                    <w:szCs w:val="15"/>
+                                    <w:sz w:val="14"/>
+                                    <w:szCs w:val="14"/>
                                   </w:rPr>
                                   <w:t xml:space="preserve">Regulations, licenses,</w:t>
                                 </w:r>
@@ -301,8 +301,8 @@
                                   <w:rPr>
                                     <w:rFonts w:ascii="Myriad Pro" w:hAnsi="Myriad Pro" w:cs="Myriad Pro"/>
                                     <w:color w:val="5E504E"/>
-                                    <w:sz w:val="15"/>
-                                    <w:szCs w:val="15"/>
+                                    <w:sz w:val="14"/>
+                                    <w:szCs w:val="14"/>
                                   </w:rPr>
                                   <w:t xml:space="preserve">consents, standards</w:t>
                                 </w:r>
@@ -343,8 +343,8 @@
                                   <w:rPr>
                                     <w:rFonts w:ascii="Myriad Pro" w:hAnsi="Myriad Pro" w:cs="Myriad Pro"/>
                                     <w:color w:val="5E504E"/>
-                                    <w:sz w:val="15"/>
-                                    <w:szCs w:val="15"/>
+                                    <w:sz w:val="14"/>
+                                    <w:szCs w:val="14"/>
                                   </w:rPr>
                                   <w:t xml:space="preserve">Public</w:t>
                                 </w:r>
@@ -357,8 +357,8 @@
                                   <w:rPr>
                                     <w:rFonts w:ascii="Myriad Pro" w:hAnsi="Myriad Pro" w:cs="Myriad Pro"/>
                                     <w:color w:val="5E504E"/>
-                                    <w:sz w:val="15"/>
-                                    <w:szCs w:val="15"/>
+                                    <w:sz w:val="14"/>
+                                    <w:szCs w:val="14"/>
                                   </w:rPr>
                                   <w:t xml:space="preserve">website</w:t>
                                 </w:r>
@@ -399,8 +399,8 @@
                                   <w:rPr>
                                     <w:rFonts w:ascii="Myriad Pro" w:hAnsi="Myriad Pro" w:cs="Myriad Pro"/>
                                     <w:color w:val="5E504E"/>
-                                    <w:sz w:val="15"/>
-                                    <w:szCs w:val="15"/>
+                                    <w:sz w:val="14"/>
+                                    <w:szCs w:val="14"/>
                                   </w:rPr>
                                   <w:t xml:space="preserve">Community</w:t>
                                 </w:r>
@@ -748,8 +748,8 @@
                                     <w:rFonts w:ascii="Myriad Pro" w:hAnsi="Myriad Pro" w:cs="Myriad Pro"/>
                                     <w:b/>
                                     <w:color w:val="CC6600"/>
-                                    <w:sz w:val="24"/>
-                                    <w:szCs w:val="24"/>
+                                    <w:sz w:val="17"/>
+                                    <w:szCs w:val="17"/>
                                   </w:rPr>
                                   <w:t xml:space="preserve">Audit</w:t>
                                 </w:r>
@@ -790,8 +790,8 @@
                                   <w:rPr>
                                     <w:rFonts w:ascii="Myriad Pro" w:hAnsi="Myriad Pro" w:cs="Myriad Pro"/>
                                     <w:color w:val="CC6600"/>
-                                    <w:sz w:val="15"/>
-                                    <w:szCs w:val="15"/>
+                                    <w:sz w:val="14"/>
+                                    <w:szCs w:val="14"/>
                                   </w:rPr>
                                   <w:t xml:space="preserve">Auditors</w:t>
                                 </w:r>
@@ -832,8 +832,8 @@
                                   <w:rPr>
                                     <w:rFonts w:ascii="Myriad Pro" w:hAnsi="Myriad Pro" w:cs="Myriad Pro"/>
                                     <w:color w:val="CC6600"/>
-                                    <w:sz w:val="15"/>
-                                    <w:szCs w:val="15"/>
+                                    <w:sz w:val="14"/>
+                                    <w:szCs w:val="14"/>
                                   </w:rPr>
                                   <w:t xml:space="preserve">Audit</w:t>
                                 </w:r>
@@ -846,8 +846,8 @@
                                   <w:rPr>
                                     <w:rFonts w:ascii="Myriad Pro" w:hAnsi="Myriad Pro" w:cs="Myriad Pro"/>
                                     <w:color w:val="CC6600"/>
-                                    <w:sz w:val="15"/>
-                                    <w:szCs w:val="15"/>
+                                    <w:sz w:val="14"/>
+                                    <w:szCs w:val="14"/>
                                   </w:rPr>
                                   <w:t xml:space="preserve">Report</w:t>
                                 </w:r>
@@ -937,8 +937,8 @@
                                     <w:rFonts w:ascii="Myriad Pro" w:hAnsi="Myriad Pro" w:cs="Myriad Pro"/>
                                     <w:b/>
                                     <w:color w:val="0066CC"/>
-                                    <w:sz w:val="24"/>
-                                    <w:szCs w:val="24"/>
+                                    <w:sz w:val="17"/>
+                                    <w:szCs w:val="17"/>
                                   </w:rPr>
                                   <w:t xml:space="preserve">Governance</w:t>
                                 </w:r>
@@ -979,8 +979,8 @@
                                   <w:rPr>
                                     <w:rFonts w:ascii="Myriad Pro" w:hAnsi="Myriad Pro" w:cs="Myriad Pro"/>
                                     <w:color w:val="0066CC"/>
-                                    <w:sz w:val="15"/>
-                                    <w:szCs w:val="15"/>
+                                    <w:sz w:val="14"/>
+                                    <w:szCs w:val="14"/>
                                   </w:rPr>
                                   <w:t xml:space="preserve">KPI</w:t>
                                 </w:r>
@@ -993,8 +993,8 @@
                                   <w:rPr>
                                     <w:rFonts w:ascii="Myriad Pro" w:hAnsi="Myriad Pro" w:cs="Myriad Pro"/>
                                     <w:color w:val="0066CC"/>
-                                    <w:sz w:val="15"/>
-                                    <w:szCs w:val="15"/>
+                                    <w:sz w:val="14"/>
+                                    <w:szCs w:val="14"/>
                                   </w:rPr>
                                   <w:t xml:space="preserve">Reports</w:t>
                                 </w:r>
@@ -1035,8 +1035,8 @@
                                   <w:rPr>
                                     <w:rFonts w:ascii="Myriad Pro" w:hAnsi="Myriad Pro" w:cs="Myriad Pro"/>
                                     <w:color w:val="0066CC"/>
-                                    <w:sz w:val="15"/>
-                                    <w:szCs w:val="15"/>
+                                    <w:sz w:val="14"/>
+                                    <w:szCs w:val="14"/>
                                   </w:rPr>
                                   <w:t xml:space="preserve">Management</w:t>
                                 </w:r>
@@ -1077,8 +1077,8 @@
                                   <w:rPr>
                                     <w:rFonts w:ascii="Myriad Pro" w:hAnsi="Myriad Pro" w:cs="Myriad Pro"/>
                                     <w:color w:val="0066CC"/>
-                                    <w:sz w:val="15"/>
-                                    <w:szCs w:val="15"/>
+                                    <w:sz w:val="14"/>
+                                    <w:szCs w:val="14"/>
                                   </w:rPr>
                                   <w:t xml:space="preserve">GRSG</w:t>
                                 </w:r>
@@ -1119,8 +1119,8 @@
                                   <w:rPr>
                                     <w:rFonts w:ascii="Myriad Pro" w:hAnsi="Myriad Pro" w:cs="Myriad Pro"/>
                                     <w:color w:val="0066CC"/>
-                                    <w:sz w:val="15"/>
-                                    <w:szCs w:val="15"/>
+                                    <w:sz w:val="14"/>
+                                    <w:szCs w:val="14"/>
                                   </w:rPr>
                                   <w:t xml:space="preserve">ARIC</w:t>
                                 </w:r>
@@ -1161,8 +1161,8 @@
                                   <w:rPr>
                                     <w:rFonts w:ascii="Myriad Pro" w:hAnsi="Myriad Pro" w:cs="Myriad Pro"/>
                                     <w:color w:val="0066CC"/>
-                                    <w:sz w:val="15"/>
-                                    <w:szCs w:val="15"/>
+                                    <w:sz w:val="14"/>
+                                    <w:szCs w:val="14"/>
                                   </w:rPr>
                                   <w:t xml:space="preserve">LEMP, SOPs</w:t>
                                 </w:r>
@@ -1436,8 +1436,8 @@
                                     <w:rFonts w:ascii="Myriad Pro" w:hAnsi="Myriad Pro" w:cs="Myriad Pro"/>
                                     <w:b/>
                                     <w:color w:val="700017"/>
-                                    <w:sz w:val="24"/>
-                                    <w:szCs w:val="24"/>
+                                    <w:sz w:val="17"/>
+                                    <w:szCs w:val="17"/>
                                   </w:rPr>
                                   <w:t xml:space="preserve">Operational</w:t>
                                 </w:r>
@@ -1478,8 +1478,8 @@
                                   <w:rPr>
                                     <w:rFonts w:ascii="Myriad Pro" w:hAnsi="Myriad Pro" w:cs="Myriad Pro"/>
                                     <w:color w:val="700017"/>
-                                    <w:sz w:val="15"/>
-                                    <w:szCs w:val="15"/>
+                                    <w:sz w:val="14"/>
+                                    <w:szCs w:val="14"/>
                                   </w:rPr>
                                   <w:t xml:space="preserve">Weekly/Monthly</w:t>
                                 </w:r>
@@ -1492,8 +1492,8 @@
                                   <w:rPr>
                                     <w:rFonts w:ascii="Myriad Pro" w:hAnsi="Myriad Pro" w:cs="Myriad Pro"/>
                                     <w:color w:val="700017"/>
-                                    <w:sz w:val="15"/>
-                                    <w:szCs w:val="15"/>
+                                    <w:sz w:val="14"/>
+                                    <w:szCs w:val="14"/>
                                   </w:rPr>
                                   <w:t xml:space="preserve">checklists</w:t>
                                 </w:r>
@@ -1534,8 +1534,8 @@
                                   <w:rPr>
                                     <w:rFonts w:ascii="Myriad Pro" w:hAnsi="Myriad Pro" w:cs="Myriad Pro"/>
                                     <w:color w:val="700017"/>
-                                    <w:sz w:val="15"/>
-                                    <w:szCs w:val="15"/>
+                                    <w:sz w:val="14"/>
+                                    <w:szCs w:val="14"/>
                                   </w:rPr>
                                   <w:t xml:space="preserve">Daily Log</w:t>
                                 </w:r>
@@ -1576,8 +1576,8 @@
                                   <w:rPr>
                                     <w:rFonts w:ascii="Myriad Pro" w:hAnsi="Myriad Pro" w:cs="Myriad Pro"/>
                                     <w:color w:val="700017"/>
-                                    <w:sz w:val="15"/>
-                                    <w:szCs w:val="15"/>
+                                    <w:sz w:val="14"/>
+                                    <w:szCs w:val="14"/>
                                   </w:rPr>
                                   <w:t xml:space="preserve">Operators</w:t>
                                 </w:r>
@@ -1741,8 +1741,8 @@
                                     <w:rFonts w:ascii="Myriad Pro" w:hAnsi="Myriad Pro" w:cs="Myriad Pro"/>
                                     <w:b/>
                                     <w:color w:val="9186BF"/>
-                                    <w:sz w:val="24"/>
-                                    <w:szCs w:val="24"/>
+                                    <w:sz w:val="17"/>
+                                    <w:szCs w:val="17"/>
                                   </w:rPr>
                                   <w:t xml:space="preserve">Gatehouse</w:t>
                                 </w:r>
@@ -1783,8 +1783,8 @@
                                   <w:rPr>
                                     <w:rFonts w:ascii="Myriad Pro" w:hAnsi="Myriad Pro" w:cs="Myriad Pro"/>
                                     <w:color w:val="9186BF"/>
-                                    <w:sz w:val="15"/>
-                                    <w:szCs w:val="15"/>
+                                    <w:sz w:val="14"/>
+                                    <w:szCs w:val="14"/>
                                   </w:rPr>
                                   <w:t xml:space="preserve">Weighbridge</w:t>
                                 </w:r>
@@ -1797,8 +1797,8 @@
                                   <w:rPr>
                                     <w:rFonts w:ascii="Myriad Pro" w:hAnsi="Myriad Pro" w:cs="Myriad Pro"/>
                                     <w:color w:val="9186BF"/>
-                                    <w:sz w:val="15"/>
-                                    <w:szCs w:val="15"/>
+                                    <w:sz w:val="14"/>
+                                    <w:szCs w:val="14"/>
                                   </w:rPr>
                                   <w:t xml:space="preserve">operators</w:t>
                                 </w:r>
@@ -1839,8 +1839,8 @@
                                   <w:rPr>
                                     <w:rFonts w:ascii="Myriad Pro" w:hAnsi="Myriad Pro" w:cs="Myriad Pro"/>
                                     <w:color w:val="9186BF"/>
-                                    <w:sz w:val="15"/>
-                                    <w:szCs w:val="15"/>
+                                    <w:sz w:val="14"/>
+                                    <w:szCs w:val="14"/>
                                   </w:rPr>
                                   <w:t xml:space="preserve">Tipsite</w:t>
                                 </w:r>
@@ -1853,8 +1853,8 @@
                                   <w:rPr>
                                     <w:rFonts w:ascii="Myriad Pro" w:hAnsi="Myriad Pro" w:cs="Myriad Pro"/>
                                     <w:color w:val="9186BF"/>
-                                    <w:sz w:val="15"/>
-                                    <w:szCs w:val="15"/>
+                                    <w:sz w:val="14"/>
+                                    <w:szCs w:val="14"/>
                                   </w:rPr>
                                   <w:t xml:space="preserve">database</w:t>
                                 </w:r>
@@ -1944,8 +1944,8 @@
                                     <w:rFonts w:ascii="Myriad Pro" w:hAnsi="Myriad Pro" w:cs="Myriad Pro"/>
                                     <w:b/>
                                     <w:color w:val="5A8263"/>
-                                    <w:sz w:val="24"/>
-                                    <w:szCs w:val="24"/>
+                                    <w:sz w:val="17"/>
+                                    <w:szCs w:val="17"/>
                                   </w:rPr>
                                   <w:t xml:space="preserve">Monitoring</w:t>
                                 </w:r>
@@ -1986,8 +1986,8 @@
                                   <w:rPr>
                                     <w:rFonts w:ascii="Myriad Pro" w:hAnsi="Myriad Pro" w:cs="Myriad Pro"/>
                                     <w:color w:val="5A8263"/>
-                                    <w:sz w:val="15"/>
-                                    <w:szCs w:val="15"/>
+                                    <w:sz w:val="14"/>
+                                    <w:szCs w:val="14"/>
                                   </w:rPr>
                                   <w:t xml:space="preserve">Contractors</w:t>
                                 </w:r>
@@ -2028,8 +2028,8 @@
                                   <w:rPr>
                                     <w:rFonts w:ascii="Myriad Pro" w:hAnsi="Myriad Pro" w:cs="Myriad Pro"/>
                                     <w:color w:val="5A8263"/>
-                                    <w:sz w:val="15"/>
-                                    <w:szCs w:val="15"/>
+                                    <w:sz w:val="14"/>
+                                    <w:szCs w:val="14"/>
                                   </w:rPr>
                                   <w:t xml:space="preserve">Staff</w:t>
                                 </w:r>
@@ -2070,8 +2070,8 @@
                                   <w:rPr>
                                     <w:rFonts w:ascii="Myriad Pro" w:hAnsi="Myriad Pro" w:cs="Myriad Pro"/>
                                     <w:color w:val="5A8263"/>
-                                    <w:sz w:val="15"/>
-                                    <w:szCs w:val="15"/>
+                                    <w:sz w:val="14"/>
+                                    <w:szCs w:val="14"/>
                                   </w:rPr>
                                   <w:t xml:space="preserve">Weather</w:t>
                                 </w:r>
@@ -2084,8 +2084,8 @@
                                   <w:rPr>
                                     <w:rFonts w:ascii="Myriad Pro" w:hAnsi="Myriad Pro" w:cs="Myriad Pro"/>
                                     <w:color w:val="5A8263"/>
-                                    <w:sz w:val="15"/>
-                                    <w:szCs w:val="15"/>
+                                    <w:sz w:val="14"/>
+                                    <w:szCs w:val="14"/>
                                   </w:rPr>
                                   <w:t xml:space="preserve">station</w:t>
                                 </w:r>
@@ -2126,8 +2126,8 @@
                                   <w:rPr>
                                     <w:rFonts w:ascii="Myriad Pro" w:hAnsi="Myriad Pro" w:cs="Myriad Pro"/>
                                     <w:color w:val="5A8263"/>
-                                    <w:sz w:val="15"/>
-                                    <w:szCs w:val="15"/>
+                                    <w:sz w:val="14"/>
+                                    <w:szCs w:val="14"/>
                                   </w:rPr>
                                   <w:t xml:space="preserve">Enviro</w:t>
                                 </w:r>
@@ -2140,8 +2140,8 @@
                                   <w:rPr>
                                     <w:rFonts w:ascii="Myriad Pro" w:hAnsi="Myriad Pro" w:cs="Myriad Pro"/>
                                     <w:color w:val="5A8263"/>
-                                    <w:sz w:val="15"/>
-                                    <w:szCs w:val="15"/>
+                                    <w:sz w:val="14"/>
+                                    <w:szCs w:val="14"/>
                                   </w:rPr>
                                   <w:t xml:space="preserve">monitoring</w:t>
                                 </w:r>
@@ -2154,8 +2154,8 @@
                                   <w:rPr>
                                     <w:rFonts w:ascii="Myriad Pro" w:hAnsi="Myriad Pro" w:cs="Myriad Pro"/>
                                     <w:color w:val="5A8263"/>
-                                    <w:sz w:val="15"/>
-                                    <w:szCs w:val="15"/>
+                                    <w:sz w:val="14"/>
+                                    <w:szCs w:val="14"/>
                                   </w:rPr>
                                   <w:t xml:space="preserve">database</w:t>
                                 </w:r>
@@ -2196,8 +2196,8 @@
                                   <w:rPr>
                                     <w:rFonts w:ascii="Myriad Pro" w:hAnsi="Myriad Pro" w:cs="Myriad Pro"/>
                                     <w:color w:val="5A8263"/>
-                                    <w:sz w:val="15"/>
-                                    <w:szCs w:val="15"/>
+                                    <w:sz w:val="14"/>
+                                    <w:szCs w:val="14"/>
                                   </w:rPr>
                                   <w:t xml:space="preserve">Monthly/quarterly</w:t>
                                 </w:r>
@@ -2210,8 +2210,8 @@
                                   <w:rPr>
                                     <w:rFonts w:ascii="Myriad Pro" w:hAnsi="Myriad Pro" w:cs="Myriad Pro"/>
                                     <w:color w:val="5A8263"/>
-                                    <w:sz w:val="15"/>
-                                    <w:szCs w:val="15"/>
+                                    <w:sz w:val="14"/>
+                                    <w:szCs w:val="14"/>
                                   </w:rPr>
                                   <w:t xml:space="preserve">checklists</w:t>
                                 </w:r>
@@ -2252,8 +2252,8 @@
                                   <w:rPr>
                                     <w:rFonts w:ascii="Myriad Pro" w:hAnsi="Myriad Pro" w:cs="Myriad Pro"/>
                                     <w:color w:val="5A8263"/>
-                                    <w:sz w:val="15"/>
-                                    <w:szCs w:val="15"/>
+                                    <w:sz w:val="14"/>
+                                    <w:szCs w:val="14"/>
                                   </w:rPr>
                                   <w:t xml:space="preserve">SCADA</w:t>
                                 </w:r>
